--- a/Document/SDLC/요구사항모델(RM).docx
+++ b/Document/SDLC/요구사항모델(RM).docx
@@ -240,6 +240,7 @@
           <w:szCs w:val="26"/>
         </w:rPr>
       </w:pPr>
+      <w:proofErr w:type="gramStart"/>
       <w:r>
         <w:rPr>
           <w:rFonts w:ascii="맑은 고딕" w:eastAsia="맑은 고딕" w:hAnsi="맑은 고딕" w:cs="맑은 고딕"/>
@@ -247,7 +248,17 @@
           <w:sz w:val="26"/>
           <w:szCs w:val="26"/>
         </w:rPr>
-        <w:t xml:space="preserve">[ 시스템명: </w:t>
+        <w:t>[ 시스템명</w:t>
+      </w:r>
+      <w:proofErr w:type="gramEnd"/>
+      <w:r>
+        <w:rPr>
+          <w:rFonts w:ascii="맑은 고딕" w:eastAsia="맑은 고딕" w:hAnsi="맑은 고딕" w:cs="맑은 고딕"/>
+          <w:b/>
+          <w:sz w:val="26"/>
+          <w:szCs w:val="26"/>
+        </w:rPr>
+        <w:t xml:space="preserve">: </w:t>
       </w:r>
       <w:proofErr w:type="spellStart"/>
       <w:r>
@@ -269,7 +280,18 @@
           <w:sz w:val="26"/>
           <w:szCs w:val="26"/>
         </w:rPr>
-        <w:t xml:space="preserve"> 시</w:t>
+        <w:t xml:space="preserve"> </w:t>
+      </w:r>
+      <w:proofErr w:type="gramStart"/>
+      <w:r>
+        <w:rPr>
+          <w:rFonts w:ascii="맑은 고딕" w:eastAsia="맑은 고딕" w:hAnsi="맑은 고딕" w:cs="맑은 고딕" w:hint="eastAsia"/>
+          <w:b/>
+          <w:color w:val="0000FF"/>
+          <w:sz w:val="26"/>
+          <w:szCs w:val="26"/>
+        </w:rPr>
+        <w:t>시</w:t>
       </w:r>
       <w:r>
         <w:rPr>
@@ -290,6 +312,7 @@
         </w:rPr>
         <w:t>]</w:t>
       </w:r>
+      <w:proofErr w:type="gramEnd"/>
     </w:p>
     <w:p>
       <w:pPr>
@@ -4161,7 +4184,25 @@
           <w:sz w:val="28"/>
           <w:szCs w:val="28"/>
         </w:rPr>
-        <w:t>………………………………………...4</w:t>
+        <w:t>…………………………………</w:t>
+      </w:r>
+      <w:proofErr w:type="gramStart"/>
+      <w:r>
+        <w:rPr>
+          <w:rFonts w:ascii="맑은 고딕" w:eastAsia="맑은 고딕" w:hAnsi="맑은 고딕" w:cs="맑은 고딕"/>
+          <w:sz w:val="28"/>
+          <w:szCs w:val="28"/>
+        </w:rPr>
+        <w:t>……...</w:t>
+      </w:r>
+      <w:proofErr w:type="gramEnd"/>
+      <w:r>
+        <w:rPr>
+          <w:rFonts w:ascii="맑은 고딕" w:eastAsia="맑은 고딕" w:hAnsi="맑은 고딕" w:cs="맑은 고딕"/>
+          <w:sz w:val="28"/>
+          <w:szCs w:val="28"/>
+        </w:rPr>
+        <w:t>4</w:t>
       </w:r>
     </w:p>
     <w:p>
@@ -4233,8 +4274,18 @@
           <w:sz w:val="28"/>
           <w:szCs w:val="28"/>
         </w:rPr>
-        <w:t>…………………………………………………...</w:t>
+        <w:t>……………………………………………</w:t>
       </w:r>
+      <w:proofErr w:type="gramStart"/>
+      <w:r>
+        <w:rPr>
+          <w:rFonts w:ascii="맑은 고딕" w:eastAsia="맑은 고딕" w:hAnsi="맑은 고딕" w:cs="맑은 고딕"/>
+          <w:sz w:val="28"/>
+          <w:szCs w:val="28"/>
+        </w:rPr>
+        <w:t>……...</w:t>
+      </w:r>
+      <w:proofErr w:type="gramEnd"/>
       <w:r>
         <w:rPr>
           <w:rFonts w:ascii="맑은 고딕" w:eastAsia="맑은 고딕" w:hAnsi="맑은 고딕" w:cs="맑은 고딕" w:hint="eastAsia"/>
@@ -4568,7 +4619,7 @@
         <w:tc>
           <w:tcPr>
             <w:tcW w:w="1696" w:type="dxa"/>
-            <w:shd w:val="clear" w:color="auto" w:fill="C1E4F5" w:themeFill="accent1" w:themeFillTint="33"/>
+            <w:shd w:val="clear" w:color="auto" w:fill="DAE9F7" w:themeFill="text2" w:themeFillTint="1A"/>
             <w:vAlign w:val="center"/>
           </w:tcPr>
           <w:p>
@@ -4596,7 +4647,7 @@
         <w:tc>
           <w:tcPr>
             <w:tcW w:w="1560" w:type="dxa"/>
-            <w:shd w:val="clear" w:color="auto" w:fill="C1E4F5" w:themeFill="accent1" w:themeFillTint="33"/>
+            <w:shd w:val="clear" w:color="auto" w:fill="DAE9F7" w:themeFill="text2" w:themeFillTint="1A"/>
             <w:vAlign w:val="center"/>
           </w:tcPr>
           <w:p>
@@ -4624,7 +4675,7 @@
         <w:tc>
           <w:tcPr>
             <w:tcW w:w="1417" w:type="dxa"/>
-            <w:shd w:val="clear" w:color="auto" w:fill="C1E4F5" w:themeFill="accent1" w:themeFillTint="33"/>
+            <w:shd w:val="clear" w:color="auto" w:fill="DAE9F7" w:themeFill="text2" w:themeFillTint="1A"/>
             <w:vAlign w:val="center"/>
           </w:tcPr>
           <w:p>
@@ -4652,7 +4703,7 @@
         <w:tc>
           <w:tcPr>
             <w:tcW w:w="4202" w:type="dxa"/>
-            <w:shd w:val="clear" w:color="auto" w:fill="C1E4F5" w:themeFill="accent1" w:themeFillTint="33"/>
+            <w:shd w:val="clear" w:color="auto" w:fill="DAE9F7" w:themeFill="text2" w:themeFillTint="1A"/>
             <w:vAlign w:val="center"/>
           </w:tcPr>
           <w:p>
@@ -4672,7 +4723,7 @@
         <w:tc>
           <w:tcPr>
             <w:tcW w:w="2009" w:type="dxa"/>
-            <w:shd w:val="clear" w:color="auto" w:fill="C1E4F5" w:themeFill="accent1" w:themeFillTint="33"/>
+            <w:shd w:val="clear" w:color="auto" w:fill="DAE9F7" w:themeFill="text2" w:themeFillTint="1A"/>
             <w:vAlign w:val="center"/>
           </w:tcPr>
           <w:p>
@@ -4892,7 +4943,37 @@
               <w:rPr>
                 <w:rFonts w:ascii="맑은 고딕" w:eastAsia="맑은 고딕" w:hAnsi="맑은 고딕" w:cs="맑은 고딕" w:hint="eastAsia"/>
               </w:rPr>
-              <w:t>하여 현재 접속중인 경우, 대화하기 버튼을 눌러 대화를 시작한다.</w:t>
+              <w:t>하여</w:t>
+            </w:r>
+            <w:r>
+              <w:rPr>
+                <w:rFonts w:ascii="맑은 고딕" w:eastAsia="맑은 고딕" w:hAnsi="맑은 고딕" w:cs="맑은 고딕" w:hint="eastAsia"/>
+              </w:rPr>
+              <w:t xml:space="preserve"> 사용자를 조회하고,</w:t>
+            </w:r>
+            <w:r>
+              <w:rPr>
+                <w:rFonts w:ascii="맑은 고딕" w:eastAsia="맑은 고딕" w:hAnsi="맑은 고딕" w:cs="맑은 고딕" w:hint="eastAsia"/>
+              </w:rPr>
+              <w:t xml:space="preserve"> 현재 접속</w:t>
+            </w:r>
+            <w:r>
+              <w:rPr>
+                <w:rFonts w:ascii="맑은 고딕" w:eastAsia="맑은 고딕" w:hAnsi="맑은 고딕" w:cs="맑은 고딕" w:hint="eastAsia"/>
+              </w:rPr>
+              <w:t xml:space="preserve"> </w:t>
+            </w:r>
+            <w:r>
+              <w:rPr>
+                <w:rFonts w:ascii="맑은 고딕" w:eastAsia="맑은 고딕" w:hAnsi="맑은 고딕" w:cs="맑은 고딕" w:hint="eastAsia"/>
+              </w:rPr>
+              <w:t xml:space="preserve">중인 경우, </w:t>
+            </w:r>
+            <w:r>
+              <w:rPr>
+                <w:rFonts w:ascii="맑은 고딕" w:eastAsia="맑은 고딕" w:hAnsi="맑은 고딕" w:cs="맑은 고딕" w:hint="eastAsia"/>
+              </w:rPr>
+              <w:t>선택하여 생성할 대화방 인원에 추가할 수 있다.</w:t>
             </w:r>
           </w:p>
         </w:tc>
@@ -5011,6 +5092,62 @@
                 <w:rFonts w:ascii="맑은 고딕" w:eastAsia="맑은 고딕" w:hAnsi="맑은 고딕" w:cs="맑은 고딕"/>
               </w:rPr>
             </w:pPr>
+            <w:r>
+              <w:rPr>
+                <w:rFonts w:ascii="맑은 고딕" w:eastAsia="맑은 고딕" w:hAnsi="맑은 고딕" w:cs="맑은 고딕"/>
+              </w:rPr>
+              <w:t>I</w:t>
+            </w:r>
+            <w:r>
+              <w:rPr>
+                <w:rFonts w:ascii="맑은 고딕" w:eastAsia="맑은 고딕" w:hAnsi="맑은 고딕" w:cs="맑은 고딕" w:hint="eastAsia"/>
+              </w:rPr>
+              <w:t>nclude -&gt; UC-04</w:t>
+            </w:r>
+          </w:p>
+          <w:p>
+            <w:pPr>
+              <w:rPr>
+                <w:rFonts w:ascii="맑은 고딕" w:eastAsia="맑은 고딕" w:hAnsi="맑은 고딕" w:cs="맑은 고딕"/>
+              </w:rPr>
+            </w:pPr>
+            <w:r>
+              <w:rPr>
+                <w:rFonts w:ascii="맑은 고딕" w:eastAsia="맑은 고딕" w:hAnsi="맑은 고딕" w:cs="맑은 고딕"/>
+              </w:rPr>
+              <w:t>E</w:t>
+            </w:r>
+            <w:r>
+              <w:rPr>
+                <w:rFonts w:ascii="맑은 고딕" w:eastAsia="맑은 고딕" w:hAnsi="맑은 고딕" w:cs="맑은 고딕" w:hint="eastAsia"/>
+              </w:rPr>
+              <w:t>xtend &lt;- UC-0</w:t>
+            </w:r>
+            <w:r>
+              <w:rPr>
+                <w:rFonts w:ascii="맑은 고딕" w:eastAsia="맑은 고딕" w:hAnsi="맑은 고딕" w:cs="맑은 고딕" w:hint="eastAsia"/>
+              </w:rPr>
+              <w:t>5</w:t>
+            </w:r>
+          </w:p>
+          <w:p>
+            <w:pPr>
+              <w:rPr>
+                <w:rFonts w:ascii="맑은 고딕" w:eastAsia="맑은 고딕" w:hAnsi="맑은 고딕" w:cs="맑은 고딕"/>
+              </w:rPr>
+            </w:pPr>
+            <w:r>
+              <w:rPr>
+                <w:rFonts w:ascii="맑은 고딕" w:eastAsia="맑은 고딕" w:hAnsi="맑은 고딕" w:cs="맑은 고딕"/>
+              </w:rPr>
+              <w:t>E</w:t>
+            </w:r>
+            <w:r>
+              <w:rPr>
+                <w:rFonts w:ascii="맑은 고딕" w:eastAsia="맑은 고딕" w:hAnsi="맑은 고딕" w:cs="맑은 고딕" w:hint="eastAsia"/>
+              </w:rPr>
+              <w:t>xtend &lt;- UC-07</w:t>
+            </w:r>
           </w:p>
         </w:tc>
       </w:tr>
@@ -5093,8 +5230,9 @@
             <w:r>
               <w:rPr>
                 <w:rFonts w:ascii="맑은 고딕" w:eastAsia="맑은 고딕" w:hAnsi="맑은 고딕" w:cs="맑은 고딕" w:hint="eastAsia"/>
-              </w:rPr>
-              <w:t>그룹 대화방 생성 과정에 따라 다수의 사용자와 그룹 채팅을 한다.</w:t>
+                <w:lang w:val="en-US"/>
+              </w:rPr>
+              <w:t>사용자를 조회 후 선택하여, 대화방을 생성한다.</w:t>
             </w:r>
           </w:p>
         </w:tc>
@@ -5109,6 +5247,32 @@
                 <w:rFonts w:ascii="맑은 고딕" w:eastAsia="맑은 고딕" w:hAnsi="맑은 고딕" w:cs="맑은 고딕"/>
               </w:rPr>
             </w:pPr>
+            <w:r>
+              <w:rPr>
+                <w:rFonts w:ascii="맑은 고딕" w:eastAsia="맑은 고딕" w:hAnsi="맑은 고딕" w:cs="맑은 고딕"/>
+              </w:rPr>
+              <w:t>I</w:t>
+            </w:r>
+            <w:r>
+              <w:rPr>
+                <w:rFonts w:ascii="맑은 고딕" w:eastAsia="맑은 고딕" w:hAnsi="맑은 고딕" w:cs="맑은 고딕" w:hint="eastAsia"/>
+              </w:rPr>
+              <w:t xml:space="preserve">nclude </w:t>
+            </w:r>
+            <w:proofErr w:type="gramStart"/>
+            <w:r>
+              <w:rPr>
+                <w:rFonts w:ascii="맑은 고딕" w:eastAsia="맑은 고딕" w:hAnsi="맑은 고딕" w:cs="맑은 고딕" w:hint="eastAsia"/>
+              </w:rPr>
+              <w:t>&lt;-</w:t>
+            </w:r>
+            <w:proofErr w:type="gramEnd"/>
+            <w:r>
+              <w:rPr>
+                <w:rFonts w:ascii="맑은 고딕" w:eastAsia="맑은 고딕" w:hAnsi="맑은 고딕" w:cs="맑은 고딕" w:hint="eastAsia"/>
+              </w:rPr>
+              <w:t xml:space="preserve"> UC-03</w:t>
+            </w:r>
           </w:p>
         </w:tc>
       </w:tr>
@@ -5187,6 +5351,12 @@
                 <w:rFonts w:ascii="맑은 고딕" w:eastAsia="맑은 고딕" w:hAnsi="맑은 고딕" w:cs="맑은 고딕"/>
               </w:rPr>
             </w:pPr>
+            <w:r>
+              <w:rPr>
+                <w:rFonts w:ascii="맑은 고딕" w:eastAsia="맑은 고딕" w:hAnsi="맑은 고딕" w:cs="맑은 고딕" w:hint="eastAsia"/>
+              </w:rPr>
+              <w:t>현재 대화중인 대화방에 다른 사용자를 초대한다.</w:t>
+            </w:r>
           </w:p>
         </w:tc>
         <w:tc>
@@ -5200,6 +5370,18 @@
                 <w:rFonts w:ascii="맑은 고딕" w:eastAsia="맑은 고딕" w:hAnsi="맑은 고딕" w:cs="맑은 고딕"/>
               </w:rPr>
             </w:pPr>
+            <w:r>
+              <w:rPr>
+                <w:rFonts w:ascii="맑은 고딕" w:eastAsia="맑은 고딕" w:hAnsi="맑은 고딕" w:cs="맑은 고딕"/>
+              </w:rPr>
+              <w:t>E</w:t>
+            </w:r>
+            <w:r>
+              <w:rPr>
+                <w:rFonts w:ascii="맑은 고딕" w:eastAsia="맑은 고딕" w:hAnsi="맑은 고딕" w:cs="맑은 고딕" w:hint="eastAsia"/>
+              </w:rPr>
+              <w:t>xtend -&gt; UC-03</w:t>
+            </w:r>
           </w:p>
         </w:tc>
       </w:tr>
@@ -5390,6 +5572,18 @@
                 <w:rFonts w:ascii="맑은 고딕" w:eastAsia="맑은 고딕" w:hAnsi="맑은 고딕" w:cs="맑은 고딕"/>
               </w:rPr>
             </w:pPr>
+            <w:r>
+              <w:rPr>
+                <w:rFonts w:ascii="맑은 고딕" w:eastAsia="맑은 고딕" w:hAnsi="맑은 고딕" w:cs="맑은 고딕"/>
+              </w:rPr>
+              <w:t>E</w:t>
+            </w:r>
+            <w:r>
+              <w:rPr>
+                <w:rFonts w:ascii="맑은 고딕" w:eastAsia="맑은 고딕" w:hAnsi="맑은 고딕" w:cs="맑은 고딕" w:hint="eastAsia"/>
+              </w:rPr>
+              <w:t>xtend -&gt; UC-03</w:t>
+            </w:r>
           </w:p>
         </w:tc>
       </w:tr>
@@ -5750,7 +5944,6 @@
           <w:rFonts w:ascii="맑은 고딕" w:eastAsia="맑은 고딕" w:hAnsi="맑은 고딕" w:cs="맑은 고딕"/>
           <w:b/>
         </w:rPr>
-        <w:lastRenderedPageBreak/>
         <w:t>유스케이스</w:t>
       </w:r>
       <w:proofErr w:type="spellEnd"/>
@@ -5947,58 +6140,25 @@
             <w:pPr>
               <w:spacing w:line="276" w:lineRule="auto"/>
               <w:jc w:val="both"/>
-            </w:pPr>
-            <w:r>
-              <w:rPr>
-                <w:rFonts w:hint="eastAsia"/>
+              <w:rPr>
+                <w:rFonts w:asciiTheme="minorHAnsi" w:eastAsiaTheme="minorHAnsi" w:hAnsiTheme="minorHAnsi"/>
+              </w:rPr>
+            </w:pPr>
+            <w:r>
+              <w:rPr>
+                <w:rFonts w:asciiTheme="minorHAnsi" w:eastAsiaTheme="minorHAnsi" w:hAnsiTheme="minorHAnsi" w:hint="eastAsia"/>
               </w:rPr>
               <w:t>학번</w:t>
             </w:r>
             <w:r>
-              <w:t xml:space="preserve">, </w:t>
-            </w:r>
-            <w:r>
-              <w:t>이름</w:t>
-            </w:r>
-            <w:r>
-              <w:t xml:space="preserve">, </w:t>
-            </w:r>
-            <w:r>
-              <w:t>학교명을</w:t>
-            </w:r>
-            <w:r>
-              <w:t xml:space="preserve"> </w:t>
-            </w:r>
-            <w:r>
-              <w:t>입력하여</w:t>
-            </w:r>
-            <w:r>
-              <w:t xml:space="preserve"> </w:t>
-            </w:r>
-            <w:r>
-              <w:t>회원가입</w:t>
-            </w:r>
-            <w:r>
-              <w:t xml:space="preserve"> </w:t>
-            </w:r>
-            <w:r>
-              <w:t>및</w:t>
-            </w:r>
-            <w:r>
-              <w:t xml:space="preserve"> </w:t>
-            </w:r>
-            <w:r>
-              <w:t>로그인을</w:t>
-            </w:r>
-            <w:r>
-              <w:t xml:space="preserve"> </w:t>
-            </w:r>
-            <w:r>
-              <w:t>한다</w:t>
-            </w:r>
-            <w:r>
-              <w:rPr>
-                <w:rFonts w:hint="eastAsia"/>
+              <w:rPr>
+                <w:rFonts w:asciiTheme="minorHAnsi" w:eastAsiaTheme="minorHAnsi" w:hAnsiTheme="minorHAnsi"/>
+              </w:rPr>
+              <w:t>, 이름, 학교명을 입력하여 회원가입 및 로그인을 한다</w:t>
+            </w:r>
+            <w:r>
+              <w:rPr>
+                <w:rFonts w:asciiTheme="minorHAnsi" w:eastAsiaTheme="minorHAnsi" w:hAnsiTheme="minorHAnsi" w:hint="eastAsia"/>
               </w:rPr>
               <w:t>.</w:t>
             </w:r>
@@ -6053,8 +6213,14 @@
             <w:pPr>
               <w:spacing w:line="276" w:lineRule="auto"/>
               <w:jc w:val="both"/>
-            </w:pPr>
-            <w:r>
+              <w:rPr>
+                <w:rFonts w:asciiTheme="minorHAnsi" w:eastAsiaTheme="minorHAnsi" w:hAnsiTheme="minorHAnsi"/>
+              </w:rPr>
+            </w:pPr>
+            <w:r>
+              <w:rPr>
+                <w:rFonts w:asciiTheme="minorHAnsi" w:eastAsiaTheme="minorHAnsi" w:hAnsiTheme="minorHAnsi"/>
+              </w:rPr>
               <w:t>사용자</w:t>
             </w:r>
           </w:p>
@@ -6106,192 +6272,36 @@
             <w:pPr>
               <w:spacing w:line="276" w:lineRule="auto"/>
               <w:jc w:val="both"/>
-            </w:pPr>
-            <w:r>
-              <w:rPr>
-                <w:rFonts w:hint="eastAsia"/>
-              </w:rPr>
-              <w:t>회원가입</w:t>
-            </w:r>
-            <w:r>
-              <w:rPr>
-                <w:rFonts w:hint="eastAsia"/>
-              </w:rPr>
-              <w:t xml:space="preserve">: </w:t>
-            </w:r>
-            <w:r>
-              <w:rPr>
-                <w:rFonts w:hint="eastAsia"/>
-              </w:rPr>
-              <w:t>시스템의</w:t>
-            </w:r>
-            <w:r>
-              <w:rPr>
-                <w:rFonts w:hint="eastAsia"/>
-              </w:rPr>
-              <w:t xml:space="preserve"> </w:t>
-            </w:r>
-            <w:r>
-              <w:rPr>
-                <w:rFonts w:hint="eastAsia"/>
-              </w:rPr>
-              <w:t>가입한</w:t>
-            </w:r>
-            <w:r>
-              <w:rPr>
-                <w:rFonts w:hint="eastAsia"/>
-              </w:rPr>
-              <w:t xml:space="preserve"> </w:t>
-            </w:r>
-            <w:r>
-              <w:rPr>
-                <w:rFonts w:hint="eastAsia"/>
-              </w:rPr>
-              <w:t>적이</w:t>
-            </w:r>
-            <w:r>
-              <w:rPr>
-                <w:rFonts w:hint="eastAsia"/>
-              </w:rPr>
-              <w:t xml:space="preserve"> </w:t>
-            </w:r>
-            <w:r>
-              <w:rPr>
-                <w:rFonts w:hint="eastAsia"/>
-              </w:rPr>
-              <w:t>없어야</w:t>
-            </w:r>
-            <w:r>
-              <w:rPr>
-                <w:rFonts w:hint="eastAsia"/>
-              </w:rPr>
-              <w:t xml:space="preserve"> </w:t>
-            </w:r>
-            <w:r>
-              <w:rPr>
-                <w:rFonts w:hint="eastAsia"/>
-              </w:rPr>
-              <w:t>한다</w:t>
-            </w:r>
-            <w:r>
-              <w:rPr>
-                <w:rFonts w:hint="eastAsia"/>
-              </w:rPr>
-              <w:t>.</w:t>
+              <w:rPr>
+                <w:rFonts w:asciiTheme="minorHAnsi" w:eastAsiaTheme="minorHAnsi" w:hAnsiTheme="minorHAnsi"/>
+              </w:rPr>
+            </w:pPr>
+            <w:r>
+              <w:rPr>
+                <w:rFonts w:asciiTheme="minorHAnsi" w:eastAsiaTheme="minorHAnsi" w:hAnsiTheme="minorHAnsi" w:hint="eastAsia"/>
+              </w:rPr>
+              <w:t xml:space="preserve">회원가입: </w:t>
+            </w:r>
+            <w:r>
+              <w:rPr>
+                <w:rFonts w:asciiTheme="minorHAnsi" w:eastAsiaTheme="minorHAnsi" w:hAnsiTheme="minorHAnsi" w:hint="eastAsia"/>
+              </w:rPr>
+              <w:t>시스템의 가입한 적이 없어야 한다.</w:t>
             </w:r>
           </w:p>
           <w:p>
             <w:pPr>
               <w:spacing w:line="276" w:lineRule="auto"/>
               <w:jc w:val="both"/>
-            </w:pPr>
-            <w:r>
-              <w:rPr>
-                <w:rFonts w:hint="eastAsia"/>
-              </w:rPr>
-              <w:t>로그인</w:t>
-            </w:r>
-            <w:r>
-              <w:rPr>
-                <w:rFonts w:hint="eastAsia"/>
-              </w:rPr>
-              <w:t xml:space="preserve">: </w:t>
-            </w:r>
-            <w:r>
-              <w:rPr>
-                <w:rFonts w:hint="eastAsia"/>
-              </w:rPr>
-              <w:t>학번과</w:t>
-            </w:r>
-            <w:r>
-              <w:rPr>
-                <w:rFonts w:hint="eastAsia"/>
-              </w:rPr>
-              <w:t xml:space="preserve"> </w:t>
-            </w:r>
-            <w:r>
-              <w:rPr>
-                <w:rFonts w:hint="eastAsia"/>
-              </w:rPr>
-              <w:t>이름</w:t>
-            </w:r>
-            <w:r>
-              <w:rPr>
-                <w:rFonts w:hint="eastAsia"/>
-              </w:rPr>
-              <w:t xml:space="preserve">, </w:t>
-            </w:r>
-            <w:r>
-              <w:rPr>
-                <w:rFonts w:hint="eastAsia"/>
-              </w:rPr>
-              <w:t>학교명을</w:t>
-            </w:r>
-            <w:r>
-              <w:rPr>
-                <w:rFonts w:hint="eastAsia"/>
-              </w:rPr>
-              <w:t xml:space="preserve"> </w:t>
-            </w:r>
-            <w:r>
-              <w:rPr>
-                <w:rFonts w:hint="eastAsia"/>
-              </w:rPr>
-              <w:t>입력하여</w:t>
-            </w:r>
-            <w:r>
-              <w:rPr>
-                <w:rFonts w:hint="eastAsia"/>
-              </w:rPr>
-              <w:t xml:space="preserve"> </w:t>
-            </w:r>
-            <w:r>
-              <w:rPr>
-                <w:rFonts w:hint="eastAsia"/>
-              </w:rPr>
-              <w:t>가입을</w:t>
-            </w:r>
-            <w:r>
-              <w:rPr>
-                <w:rFonts w:hint="eastAsia"/>
-              </w:rPr>
-              <w:t xml:space="preserve"> </w:t>
-            </w:r>
-            <w:r>
-              <w:rPr>
-                <w:rFonts w:hint="eastAsia"/>
-              </w:rPr>
-              <w:t>완료한</w:t>
-            </w:r>
-            <w:r>
-              <w:rPr>
-                <w:rFonts w:hint="eastAsia"/>
-              </w:rPr>
-              <w:t xml:space="preserve"> </w:t>
-            </w:r>
-            <w:r>
-              <w:rPr>
-                <w:rFonts w:hint="eastAsia"/>
-              </w:rPr>
-              <w:t>상태여야</w:t>
-            </w:r>
-            <w:r>
-              <w:rPr>
-                <w:rFonts w:hint="eastAsia"/>
-              </w:rPr>
-              <w:t xml:space="preserve"> </w:t>
-            </w:r>
-            <w:r>
-              <w:rPr>
-                <w:rFonts w:hint="eastAsia"/>
-              </w:rPr>
-              <w:t>한다</w:t>
-            </w:r>
-            <w:r>
-              <w:rPr>
-                <w:rFonts w:hint="eastAsia"/>
-              </w:rPr>
-              <w:t>.</w:t>
+              <w:rPr>
+                <w:rFonts w:asciiTheme="minorHAnsi" w:eastAsiaTheme="minorHAnsi" w:hAnsiTheme="minorHAnsi"/>
+              </w:rPr>
+            </w:pPr>
+            <w:r>
+              <w:rPr>
+                <w:rFonts w:asciiTheme="minorHAnsi" w:eastAsiaTheme="minorHAnsi" w:hAnsiTheme="minorHAnsi" w:hint="eastAsia"/>
+              </w:rPr>
+              <w:t>로그인: 학번과 이름, 학교명을 입력하여 가입을 완료한 상태여야 한다.</w:t>
             </w:r>
           </w:p>
         </w:tc>
@@ -6342,177 +6352,90 @@
             <w:pPr>
               <w:spacing w:line="276" w:lineRule="auto"/>
               <w:jc w:val="both"/>
-            </w:pPr>
-            <w:r>
-              <w:rPr>
-                <w:rFonts w:hint="eastAsia"/>
+              <w:rPr>
+                <w:rFonts w:asciiTheme="minorHAnsi" w:eastAsiaTheme="minorHAnsi" w:hAnsiTheme="minorHAnsi"/>
+              </w:rPr>
+            </w:pPr>
+            <w:r>
+              <w:rPr>
+                <w:rFonts w:asciiTheme="minorHAnsi" w:eastAsiaTheme="minorHAnsi" w:hAnsiTheme="minorHAnsi" w:hint="eastAsia"/>
               </w:rPr>
               <w:t>성공</w:t>
             </w:r>
             <w:r>
+              <w:rPr>
+                <w:rFonts w:asciiTheme="minorHAnsi" w:eastAsiaTheme="minorHAnsi" w:hAnsiTheme="minorHAnsi"/>
+              </w:rPr>
               <w:t>:</w:t>
             </w:r>
             <w:r>
               <w:rPr>
-                <w:rFonts w:hint="eastAsia"/>
-              </w:rPr>
-              <w:t xml:space="preserve"> </w:t>
-            </w:r>
-            <w:r>
-              <w:rPr>
-                <w:rFonts w:hint="eastAsia"/>
-              </w:rPr>
-              <w:t>회원가입</w:t>
-            </w:r>
-            <w:r>
-              <w:rPr>
-                <w:rFonts w:hint="eastAsia"/>
-              </w:rPr>
-              <w:t xml:space="preserve"> </w:t>
-            </w:r>
-            <w:r>
-              <w:rPr>
-                <w:rFonts w:hint="eastAsia"/>
-              </w:rPr>
-              <w:t>한</w:t>
-            </w:r>
-            <w:r>
-              <w:rPr>
-                <w:rFonts w:hint="eastAsia"/>
-              </w:rPr>
-              <w:t xml:space="preserve"> id</w:t>
-            </w:r>
-            <w:r>
-              <w:rPr>
-                <w:rFonts w:hint="eastAsia"/>
-              </w:rPr>
-              <w:t>와</w:t>
-            </w:r>
-            <w:r>
-              <w:rPr>
-                <w:rFonts w:hint="eastAsia"/>
-              </w:rPr>
-              <w:t xml:space="preserve"> pw</w:t>
-            </w:r>
-            <w:r>
-              <w:rPr>
-                <w:rFonts w:hint="eastAsia"/>
-              </w:rPr>
-              <w:t>로</w:t>
-            </w:r>
-            <w:r>
-              <w:rPr>
-                <w:rFonts w:hint="eastAsia"/>
-              </w:rPr>
-              <w:t xml:space="preserve"> </w:t>
-            </w:r>
-            <w:r>
-              <w:rPr>
-                <w:rFonts w:hint="eastAsia"/>
-              </w:rPr>
-              <w:t>로그인</w:t>
-            </w:r>
-            <w:r>
-              <w:rPr>
-                <w:rFonts w:hint="eastAsia"/>
-              </w:rPr>
-              <w:t xml:space="preserve"> </w:t>
-            </w:r>
-            <w:r>
-              <w:rPr>
-                <w:rFonts w:hint="eastAsia"/>
-              </w:rPr>
-              <w:t>진행</w:t>
+                <w:rFonts w:asciiTheme="minorHAnsi" w:eastAsiaTheme="minorHAnsi" w:hAnsiTheme="minorHAnsi" w:hint="eastAsia"/>
+              </w:rPr>
+              <w:t xml:space="preserve"> 회원가입 </w:t>
+            </w:r>
+            <w:r>
+              <w:rPr>
+                <w:rFonts w:asciiTheme="minorHAnsi" w:eastAsiaTheme="minorHAnsi" w:hAnsiTheme="minorHAnsi" w:hint="eastAsia"/>
+              </w:rPr>
+              <w:t>한 id와 pw로</w:t>
+            </w:r>
+            <w:r>
+              <w:rPr>
+                <w:rFonts w:asciiTheme="minorHAnsi" w:eastAsiaTheme="minorHAnsi" w:hAnsiTheme="minorHAnsi" w:hint="eastAsia"/>
+              </w:rPr>
+              <w:t xml:space="preserve"> 로그인</w:t>
+            </w:r>
+            <w:r>
+              <w:rPr>
+                <w:rFonts w:asciiTheme="minorHAnsi" w:eastAsiaTheme="minorHAnsi" w:hAnsiTheme="minorHAnsi" w:hint="eastAsia"/>
+              </w:rPr>
+              <w:t xml:space="preserve"> 진행</w:t>
             </w:r>
           </w:p>
           <w:p>
             <w:pPr>
               <w:spacing w:line="276" w:lineRule="auto"/>
               <w:jc w:val="both"/>
-            </w:pPr>
-            <w:r>
-              <w:rPr>
-                <w:rFonts w:hint="eastAsia"/>
+              <w:rPr>
+                <w:rFonts w:asciiTheme="minorHAnsi" w:eastAsiaTheme="minorHAnsi" w:hAnsiTheme="minorHAnsi"/>
+              </w:rPr>
+            </w:pPr>
+            <w:r>
+              <w:rPr>
+                <w:rFonts w:asciiTheme="minorHAnsi" w:eastAsiaTheme="minorHAnsi" w:hAnsiTheme="minorHAnsi" w:hint="eastAsia"/>
               </w:rPr>
               <w:t>실패</w:t>
             </w:r>
             <w:r>
+              <w:rPr>
+                <w:rFonts w:asciiTheme="minorHAnsi" w:eastAsiaTheme="minorHAnsi" w:hAnsiTheme="minorHAnsi"/>
+              </w:rPr>
               <w:t>:</w:t>
             </w:r>
             <w:r>
-              <w:t xml:space="preserve"> </w:t>
-            </w:r>
-            <w:r>
-              <w:rPr>
-                <w:rFonts w:hint="eastAsia"/>
+              <w:rPr>
+                <w:rFonts w:asciiTheme="minorHAnsi" w:eastAsiaTheme="minorHAnsi" w:hAnsiTheme="minorHAnsi"/>
+              </w:rPr>
+              <w:t xml:space="preserve"> </w:t>
+            </w:r>
+            <w:r>
+              <w:rPr>
+                <w:rFonts w:asciiTheme="minorHAnsi" w:eastAsiaTheme="minorHAnsi" w:hAnsiTheme="minorHAnsi" w:hint="eastAsia"/>
               </w:rPr>
               <w:t>id</w:t>
             </w:r>
             <w:r>
               <w:rPr>
-                <w:rFonts w:hint="eastAsia"/>
-              </w:rPr>
-              <w:t>(</w:t>
-            </w:r>
-            <w:r>
-              <w:rPr>
-                <w:rFonts w:hint="eastAsia"/>
-              </w:rPr>
-              <w:t>학번</w:t>
-            </w:r>
-            <w:r>
-              <w:rPr>
-                <w:rFonts w:hint="eastAsia"/>
-              </w:rPr>
-              <w:t>)</w:t>
-            </w:r>
-            <w:r>
-              <w:rPr>
-                <w:rFonts w:hint="eastAsia"/>
-              </w:rPr>
-              <w:t xml:space="preserve"> </w:t>
-            </w:r>
-            <w:r>
-              <w:rPr>
-                <w:rFonts w:hint="eastAsia"/>
-              </w:rPr>
-              <w:t>혹은</w:t>
-            </w:r>
-            <w:r>
-              <w:rPr>
-                <w:rFonts w:hint="eastAsia"/>
-              </w:rPr>
-              <w:t xml:space="preserve"> pw </w:t>
-            </w:r>
-            <w:r>
-              <w:rPr>
-                <w:rFonts w:hint="eastAsia"/>
-              </w:rPr>
-              <w:t>오류로</w:t>
-            </w:r>
-            <w:r>
-              <w:rPr>
-                <w:rFonts w:hint="eastAsia"/>
-              </w:rPr>
-              <w:t xml:space="preserve"> </w:t>
-            </w:r>
-            <w:r>
-              <w:rPr>
-                <w:rFonts w:hint="eastAsia"/>
-              </w:rPr>
-              <w:t>로그인</w:t>
-            </w:r>
-            <w:r>
-              <w:rPr>
-                <w:rFonts w:hint="eastAsia"/>
-              </w:rPr>
-              <w:t xml:space="preserve"> </w:t>
-            </w:r>
-            <w:r>
-              <w:rPr>
-                <w:rFonts w:hint="eastAsia"/>
-              </w:rPr>
-              <w:t>실패</w:t>
+                <w:rFonts w:asciiTheme="minorHAnsi" w:eastAsiaTheme="minorHAnsi" w:hAnsiTheme="minorHAnsi" w:hint="eastAsia"/>
+              </w:rPr>
+              <w:t>(학번)</w:t>
+            </w:r>
+            <w:r>
+              <w:rPr>
+                <w:rFonts w:asciiTheme="minorHAnsi" w:eastAsiaTheme="minorHAnsi" w:hAnsiTheme="minorHAnsi" w:hint="eastAsia"/>
+              </w:rPr>
+              <w:t xml:space="preserve"> 혹은 pw 오류로 로그인 실패</w:t>
             </w:r>
           </w:p>
         </w:tc>
@@ -6568,42 +6491,15 @@
               </w:numPr>
               <w:spacing w:line="276" w:lineRule="auto"/>
               <w:jc w:val="both"/>
-            </w:pPr>
-            <w:r>
-              <w:rPr>
-                <w:rFonts w:hint="eastAsia"/>
-              </w:rPr>
-              <w:t>사용자가</w:t>
-            </w:r>
-            <w:r>
-              <w:rPr>
-                <w:rFonts w:hint="eastAsia"/>
-              </w:rPr>
-              <w:t xml:space="preserve"> </w:t>
-            </w:r>
-            <w:r>
-              <w:rPr>
-                <w:rFonts w:hint="eastAsia"/>
-              </w:rPr>
-              <w:t>사이트에</w:t>
-            </w:r>
-            <w:r>
-              <w:rPr>
-                <w:rFonts w:hint="eastAsia"/>
-              </w:rPr>
-              <w:t xml:space="preserve"> </w:t>
-            </w:r>
-            <w:r>
-              <w:rPr>
-                <w:rFonts w:hint="eastAsia"/>
-              </w:rPr>
-              <w:t>접속한다</w:t>
-            </w:r>
-            <w:r>
-              <w:rPr>
-                <w:rFonts w:hint="eastAsia"/>
-              </w:rPr>
-              <w:t>.</w:t>
+              <w:rPr>
+                <w:rFonts w:asciiTheme="minorHAnsi" w:eastAsiaTheme="minorHAnsi" w:hAnsiTheme="minorHAnsi"/>
+              </w:rPr>
+            </w:pPr>
+            <w:r>
+              <w:rPr>
+                <w:rFonts w:asciiTheme="minorHAnsi" w:eastAsiaTheme="minorHAnsi" w:hAnsiTheme="minorHAnsi" w:hint="eastAsia"/>
+              </w:rPr>
+              <w:t>사용자가 사이트에 접속한다.</w:t>
             </w:r>
           </w:p>
           <w:p>
@@ -6614,42 +6510,15 @@
               </w:numPr>
               <w:spacing w:line="276" w:lineRule="auto"/>
               <w:jc w:val="both"/>
-            </w:pPr>
-            <w:r>
-              <w:rPr>
-                <w:rFonts w:hint="eastAsia"/>
-              </w:rPr>
-              <w:t>시작하기</w:t>
-            </w:r>
-            <w:r>
-              <w:rPr>
-                <w:rFonts w:hint="eastAsia"/>
-              </w:rPr>
-              <w:t xml:space="preserve"> </w:t>
-            </w:r>
-            <w:r>
-              <w:rPr>
-                <w:rFonts w:hint="eastAsia"/>
-              </w:rPr>
-              <w:t>버튼을</w:t>
-            </w:r>
-            <w:r>
-              <w:rPr>
-                <w:rFonts w:hint="eastAsia"/>
-              </w:rPr>
-              <w:t xml:space="preserve"> </w:t>
-            </w:r>
-            <w:r>
-              <w:rPr>
-                <w:rFonts w:hint="eastAsia"/>
-              </w:rPr>
-              <w:t>누른다</w:t>
-            </w:r>
-            <w:r>
-              <w:rPr>
-                <w:rFonts w:hint="eastAsia"/>
-              </w:rPr>
-              <w:t>.</w:t>
+              <w:rPr>
+                <w:rFonts w:asciiTheme="minorHAnsi" w:eastAsiaTheme="minorHAnsi" w:hAnsiTheme="minorHAnsi"/>
+              </w:rPr>
+            </w:pPr>
+            <w:r>
+              <w:rPr>
+                <w:rFonts w:asciiTheme="minorHAnsi" w:eastAsiaTheme="minorHAnsi" w:hAnsiTheme="minorHAnsi" w:hint="eastAsia"/>
+              </w:rPr>
+              <w:t>시작하기 버튼을 누른다.</w:t>
             </w:r>
           </w:p>
           <w:p>
@@ -6660,186 +6529,15 @@
               </w:numPr>
               <w:spacing w:line="276" w:lineRule="auto"/>
               <w:jc w:val="both"/>
-            </w:pPr>
-            <w:r>
-              <w:rPr>
-                <w:rFonts w:hint="eastAsia"/>
-              </w:rPr>
-              <w:t>기</w:t>
-            </w:r>
-            <w:r>
-              <w:rPr>
-                <w:rFonts w:hint="eastAsia"/>
-              </w:rPr>
-              <w:t xml:space="preserve"> </w:t>
-            </w:r>
-            <w:r>
-              <w:rPr>
-                <w:rFonts w:hint="eastAsia"/>
-              </w:rPr>
-              <w:t>가입한</w:t>
-            </w:r>
-            <w:r>
-              <w:rPr>
-                <w:rFonts w:hint="eastAsia"/>
-              </w:rPr>
-              <w:t xml:space="preserve"> </w:t>
-            </w:r>
-            <w:r>
-              <w:rPr>
-                <w:rFonts w:hint="eastAsia"/>
-              </w:rPr>
-              <w:t>회원은</w:t>
-            </w:r>
-            <w:r>
-              <w:rPr>
-                <w:rFonts w:hint="eastAsia"/>
-              </w:rPr>
-              <w:t xml:space="preserve"> </w:t>
-            </w:r>
-            <w:r>
-              <w:rPr>
-                <w:rFonts w:hint="eastAsia"/>
-              </w:rPr>
-              <w:t>학번과</w:t>
-            </w:r>
-            <w:r>
-              <w:rPr>
-                <w:rFonts w:hint="eastAsia"/>
-              </w:rPr>
-              <w:t xml:space="preserve"> </w:t>
-            </w:r>
-            <w:r>
-              <w:rPr>
-                <w:rFonts w:hint="eastAsia"/>
-              </w:rPr>
-              <w:t>이름을</w:t>
-            </w:r>
-            <w:r>
-              <w:rPr>
-                <w:rFonts w:hint="eastAsia"/>
-              </w:rPr>
-              <w:t xml:space="preserve"> </w:t>
-            </w:r>
-            <w:r>
-              <w:rPr>
-                <w:rFonts w:hint="eastAsia"/>
-              </w:rPr>
-              <w:t>입력하여</w:t>
-            </w:r>
-            <w:r>
-              <w:rPr>
-                <w:rFonts w:hint="eastAsia"/>
-              </w:rPr>
-              <w:t xml:space="preserve"> </w:t>
-            </w:r>
-            <w:r>
-              <w:rPr>
-                <w:rFonts w:hint="eastAsia"/>
-              </w:rPr>
-              <w:t>로그인하고</w:t>
-            </w:r>
-            <w:r>
-              <w:rPr>
-                <w:rFonts w:hint="eastAsia"/>
-              </w:rPr>
-              <w:t xml:space="preserve">, </w:t>
-            </w:r>
-            <w:r>
-              <w:rPr>
-                <w:rFonts w:hint="eastAsia"/>
-              </w:rPr>
-              <w:t>미</w:t>
-            </w:r>
-            <w:r>
-              <w:rPr>
-                <w:rFonts w:hint="eastAsia"/>
-              </w:rPr>
-              <w:t xml:space="preserve"> </w:t>
-            </w:r>
-            <w:r>
-              <w:rPr>
-                <w:rFonts w:hint="eastAsia"/>
-              </w:rPr>
-              <w:t>가입</w:t>
-            </w:r>
-            <w:r>
-              <w:rPr>
-                <w:rFonts w:hint="eastAsia"/>
-              </w:rPr>
-              <w:t xml:space="preserve"> </w:t>
-            </w:r>
-            <w:r>
-              <w:rPr>
-                <w:rFonts w:hint="eastAsia"/>
-              </w:rPr>
-              <w:t>회원은</w:t>
-            </w:r>
-            <w:r>
-              <w:rPr>
-                <w:rFonts w:hint="eastAsia"/>
-              </w:rPr>
-              <w:t xml:space="preserve"> </w:t>
-            </w:r>
-            <w:r>
-              <w:rPr>
-                <w:rFonts w:hint="eastAsia"/>
-              </w:rPr>
-              <w:t>학번과</w:t>
-            </w:r>
-            <w:r>
-              <w:rPr>
-                <w:rFonts w:hint="eastAsia"/>
-              </w:rPr>
-              <w:t xml:space="preserve"> </w:t>
-            </w:r>
-            <w:r>
-              <w:rPr>
-                <w:rFonts w:hint="eastAsia"/>
-              </w:rPr>
-              <w:t>이름</w:t>
-            </w:r>
-            <w:r>
-              <w:rPr>
-                <w:rFonts w:hint="eastAsia"/>
-              </w:rPr>
-              <w:t xml:space="preserve">, </w:t>
-            </w:r>
-            <w:r>
-              <w:rPr>
-                <w:rFonts w:hint="eastAsia"/>
-              </w:rPr>
-              <w:t>학교명을</w:t>
-            </w:r>
-            <w:r>
-              <w:rPr>
-                <w:rFonts w:hint="eastAsia"/>
-              </w:rPr>
-              <w:t xml:space="preserve"> </w:t>
-            </w:r>
-            <w:r>
-              <w:rPr>
-                <w:rFonts w:hint="eastAsia"/>
-              </w:rPr>
-              <w:t>입력하여</w:t>
-            </w:r>
-            <w:r>
-              <w:rPr>
-                <w:rFonts w:hint="eastAsia"/>
-              </w:rPr>
-              <w:t xml:space="preserve"> </w:t>
-            </w:r>
-            <w:r>
-              <w:rPr>
-                <w:rFonts w:hint="eastAsia"/>
-              </w:rPr>
-              <w:t>가입한다</w:t>
-            </w:r>
-            <w:r>
-              <w:rPr>
-                <w:rFonts w:hint="eastAsia"/>
-              </w:rPr>
-              <w:t>.</w:t>
+              <w:rPr>
+                <w:rFonts w:asciiTheme="minorHAnsi" w:eastAsiaTheme="minorHAnsi" w:hAnsiTheme="minorHAnsi"/>
+              </w:rPr>
+            </w:pPr>
+            <w:r>
+              <w:rPr>
+                <w:rFonts w:asciiTheme="minorHAnsi" w:eastAsiaTheme="minorHAnsi" w:hAnsiTheme="minorHAnsi" w:hint="eastAsia"/>
+              </w:rPr>
+              <w:t>기 가입한 회원은 학번과 이름을 입력하여 로그인하고, 미 가입 회원은 학번과 이름, 학교명을 입력하여 가입한다.</w:t>
             </w:r>
           </w:p>
           <w:p>
@@ -6850,66 +6548,15 @@
               </w:numPr>
               <w:spacing w:line="276" w:lineRule="auto"/>
               <w:jc w:val="both"/>
-            </w:pPr>
-            <w:r>
-              <w:rPr>
-                <w:rFonts w:hint="eastAsia"/>
-              </w:rPr>
-              <w:t>로그인</w:t>
-            </w:r>
-            <w:r>
-              <w:rPr>
-                <w:rFonts w:hint="eastAsia"/>
-              </w:rPr>
-              <w:t xml:space="preserve"> </w:t>
-            </w:r>
-            <w:r>
-              <w:rPr>
-                <w:rFonts w:hint="eastAsia"/>
-              </w:rPr>
-              <w:t>후</w:t>
-            </w:r>
-            <w:r>
-              <w:rPr>
-                <w:rFonts w:hint="eastAsia"/>
-              </w:rPr>
-              <w:t xml:space="preserve"> </w:t>
-            </w:r>
-            <w:r>
-              <w:rPr>
-                <w:rFonts w:hint="eastAsia"/>
-              </w:rPr>
-              <w:t>첫</w:t>
-            </w:r>
-            <w:r>
-              <w:rPr>
-                <w:rFonts w:hint="eastAsia"/>
-              </w:rPr>
-              <w:t xml:space="preserve"> </w:t>
-            </w:r>
-            <w:r>
-              <w:rPr>
-                <w:rFonts w:hint="eastAsia"/>
-              </w:rPr>
-              <w:t>페이지로</w:t>
-            </w:r>
-            <w:r>
-              <w:rPr>
-                <w:rFonts w:hint="eastAsia"/>
-              </w:rPr>
-              <w:t xml:space="preserve"> </w:t>
-            </w:r>
-            <w:r>
-              <w:rPr>
-                <w:rFonts w:hint="eastAsia"/>
-              </w:rPr>
-              <w:t>이동한다</w:t>
-            </w:r>
-            <w:r>
-              <w:rPr>
-                <w:rFonts w:hint="eastAsia"/>
-              </w:rPr>
-              <w:t>.</w:t>
+              <w:rPr>
+                <w:rFonts w:asciiTheme="minorHAnsi" w:eastAsiaTheme="minorHAnsi" w:hAnsiTheme="minorHAnsi"/>
+              </w:rPr>
+            </w:pPr>
+            <w:r>
+              <w:rPr>
+                <w:rFonts w:asciiTheme="minorHAnsi" w:eastAsiaTheme="minorHAnsi" w:hAnsiTheme="minorHAnsi" w:hint="eastAsia"/>
+              </w:rPr>
+              <w:t>로그인 후 첫 페이지로 이동한다.</w:t>
             </w:r>
           </w:p>
         </w:tc>
@@ -6960,215 +6607,62 @@
             <w:pPr>
               <w:spacing w:line="276" w:lineRule="auto"/>
               <w:jc w:val="both"/>
-            </w:pPr>
-            <w:r>
-              <w:rPr>
-                <w:rFonts w:hint="eastAsia"/>
+              <w:rPr>
+                <w:rFonts w:asciiTheme="minorHAnsi" w:eastAsiaTheme="minorHAnsi" w:hAnsiTheme="minorHAnsi"/>
+              </w:rPr>
+            </w:pPr>
+            <w:r>
+              <w:rPr>
+                <w:rFonts w:asciiTheme="minorHAnsi" w:eastAsiaTheme="minorHAnsi" w:hAnsiTheme="minorHAnsi" w:hint="eastAsia"/>
               </w:rPr>
               <w:t>가입</w:t>
             </w:r>
             <w:r>
               <w:rPr>
-                <w:rFonts w:hint="eastAsia"/>
-              </w:rPr>
-              <w:t xml:space="preserve"> </w:t>
-            </w:r>
-            <w:r>
-              <w:rPr>
-                <w:rFonts w:hint="eastAsia"/>
-              </w:rPr>
-              <w:t>실패</w:t>
-            </w:r>
-            <w:r>
+                <w:rFonts w:asciiTheme="minorHAnsi" w:eastAsiaTheme="minorHAnsi" w:hAnsiTheme="minorHAnsi" w:hint="eastAsia"/>
+              </w:rPr>
+              <w:t xml:space="preserve"> 실패</w:t>
+            </w:r>
+            <w:r>
+              <w:rPr>
+                <w:rFonts w:asciiTheme="minorHAnsi" w:eastAsiaTheme="minorHAnsi" w:hAnsiTheme="minorHAnsi"/>
+              </w:rPr>
               <w:t xml:space="preserve">: </w:t>
             </w:r>
             <w:r>
               <w:rPr>
-                <w:rFonts w:hint="eastAsia"/>
-              </w:rPr>
-              <w:t>가입한</w:t>
-            </w:r>
-            <w:r>
-              <w:rPr>
-                <w:rFonts w:hint="eastAsia"/>
-              </w:rPr>
-              <w:t xml:space="preserve"> id(</w:t>
-            </w:r>
-            <w:r>
-              <w:rPr>
-                <w:rFonts w:hint="eastAsia"/>
-              </w:rPr>
-              <w:t>학번</w:t>
-            </w:r>
-            <w:r>
-              <w:rPr>
-                <w:rFonts w:hint="eastAsia"/>
-              </w:rPr>
-              <w:t>)</w:t>
-            </w:r>
-            <w:r>
-              <w:rPr>
-                <w:rFonts w:hint="eastAsia"/>
-              </w:rPr>
-              <w:t>이</w:t>
-            </w:r>
-            <w:r>
-              <w:rPr>
-                <w:rFonts w:hint="eastAsia"/>
-              </w:rPr>
-              <w:t xml:space="preserve"> </w:t>
-            </w:r>
-            <w:r>
-              <w:rPr>
-                <w:rFonts w:hint="eastAsia"/>
-              </w:rPr>
-              <w:t>존재할</w:t>
-            </w:r>
-            <w:r>
-              <w:rPr>
-                <w:rFonts w:hint="eastAsia"/>
-              </w:rPr>
-              <w:t xml:space="preserve"> </w:t>
-            </w:r>
-            <w:r>
-              <w:rPr>
-                <w:rFonts w:hint="eastAsia"/>
-              </w:rPr>
-              <w:t>경우</w:t>
-            </w:r>
-            <w:r>
-              <w:rPr>
-                <w:rFonts w:hint="eastAsia"/>
-              </w:rPr>
-              <w:t xml:space="preserve">, </w:t>
-            </w:r>
-            <w:r>
+                <w:rFonts w:asciiTheme="minorHAnsi" w:eastAsiaTheme="minorHAnsi" w:hAnsiTheme="minorHAnsi" w:hint="eastAsia"/>
+              </w:rPr>
+              <w:t xml:space="preserve">가입한 id(학번)이 존재할 경우, </w:t>
+            </w:r>
+            <w:r>
+              <w:rPr>
+                <w:rFonts w:asciiTheme="minorHAnsi" w:eastAsiaTheme="minorHAnsi" w:hAnsiTheme="minorHAnsi"/>
+              </w:rPr>
               <w:t>“</w:t>
             </w:r>
             <w:r>
               <w:rPr>
-                <w:rFonts w:hint="eastAsia"/>
-              </w:rPr>
-              <w:t>회원</w:t>
-            </w:r>
-            <w:r>
-              <w:rPr>
-                <w:rFonts w:hint="eastAsia"/>
-              </w:rPr>
-              <w:t xml:space="preserve"> </w:t>
-            </w:r>
-            <w:r>
-              <w:rPr>
-                <w:rFonts w:hint="eastAsia"/>
-              </w:rPr>
-              <w:t>탈퇴</w:t>
-            </w:r>
-            <w:r>
-              <w:rPr>
-                <w:rFonts w:hint="eastAsia"/>
-              </w:rPr>
-              <w:t xml:space="preserve"> </w:t>
-            </w:r>
-            <w:r>
-              <w:rPr>
-                <w:rFonts w:hint="eastAsia"/>
-              </w:rPr>
-              <w:t>요청</w:t>
-            </w:r>
-            <w:r>
+                <w:rFonts w:asciiTheme="minorHAnsi" w:eastAsiaTheme="minorHAnsi" w:hAnsiTheme="minorHAnsi" w:hint="eastAsia"/>
+              </w:rPr>
+              <w:t>회원 탈퇴 요청</w:t>
+            </w:r>
+            <w:r>
+              <w:rPr>
+                <w:rFonts w:asciiTheme="minorHAnsi" w:eastAsiaTheme="minorHAnsi" w:hAnsiTheme="minorHAnsi"/>
+              </w:rPr>
               <w:t>”</w:t>
             </w:r>
             <w:r>
               <w:rPr>
-                <w:rFonts w:hint="eastAsia"/>
-              </w:rPr>
-              <w:t xml:space="preserve"> </w:t>
-            </w:r>
-            <w:r>
-              <w:rPr>
-                <w:rFonts w:hint="eastAsia"/>
-              </w:rPr>
-              <w:t>버튼을</w:t>
-            </w:r>
-            <w:r>
-              <w:rPr>
-                <w:rFonts w:hint="eastAsia"/>
-              </w:rPr>
-              <w:t xml:space="preserve"> </w:t>
-            </w:r>
-            <w:r>
-              <w:rPr>
-                <w:rFonts w:hint="eastAsia"/>
-              </w:rPr>
-              <w:t>눌러</w:t>
-            </w:r>
-            <w:r>
-              <w:rPr>
-                <w:rFonts w:hint="eastAsia"/>
-              </w:rPr>
-              <w:t xml:space="preserve"> </w:t>
-            </w:r>
-            <w:r>
-              <w:rPr>
-                <w:rFonts w:hint="eastAsia"/>
-              </w:rPr>
-              <w:t>관리자에게</w:t>
-            </w:r>
-            <w:r>
-              <w:rPr>
-                <w:rFonts w:hint="eastAsia"/>
-              </w:rPr>
-              <w:t xml:space="preserve"> </w:t>
-            </w:r>
-            <w:r>
-              <w:rPr>
-                <w:rFonts w:hint="eastAsia"/>
-              </w:rPr>
-              <w:t>해당</w:t>
-            </w:r>
-            <w:r>
-              <w:rPr>
-                <w:rFonts w:hint="eastAsia"/>
-              </w:rPr>
-              <w:t xml:space="preserve"> id</w:t>
-            </w:r>
-            <w:r>
-              <w:rPr>
-                <w:rFonts w:hint="eastAsia"/>
-              </w:rPr>
-              <w:t>회원</w:t>
-            </w:r>
-            <w:r>
-              <w:rPr>
-                <w:rFonts w:hint="eastAsia"/>
-              </w:rPr>
-              <w:t xml:space="preserve"> </w:t>
-            </w:r>
-            <w:r>
-              <w:rPr>
-                <w:rFonts w:hint="eastAsia"/>
-              </w:rPr>
-              <w:t>탈퇴를</w:t>
-            </w:r>
-            <w:r>
-              <w:rPr>
-                <w:rFonts w:hint="eastAsia"/>
-              </w:rPr>
-              <w:t xml:space="preserve"> </w:t>
-            </w:r>
-            <w:r>
-              <w:rPr>
-                <w:rFonts w:hint="eastAsia"/>
-              </w:rPr>
-              <w:t>요청한다</w:t>
-            </w:r>
-            <w:r>
-              <w:rPr>
-                <w:rFonts w:hint="eastAsia"/>
-              </w:rPr>
-              <w:t>.</w:t>
-            </w:r>
-            <w:r>
+                <w:rFonts w:asciiTheme="minorHAnsi" w:eastAsiaTheme="minorHAnsi" w:hAnsiTheme="minorHAnsi" w:hint="eastAsia"/>
+              </w:rPr>
+              <w:t xml:space="preserve"> 버튼을 눌러 관리자에게 해당 id회원 탈퇴를 요청한다.</w:t>
+            </w:r>
+            <w:r>
+              <w:rPr>
+                <w:rFonts w:asciiTheme="minorHAnsi" w:eastAsiaTheme="minorHAnsi" w:hAnsiTheme="minorHAnsi"/>
+              </w:rPr>
               <w:t>”</w:t>
             </w:r>
           </w:p>
@@ -7393,80 +6887,44 @@
             <w:pPr>
               <w:spacing w:line="276" w:lineRule="auto"/>
               <w:jc w:val="both"/>
-            </w:pPr>
-            <w:r>
-              <w:rPr>
-                <w:rFonts w:hint="eastAsia"/>
+              <w:rPr>
+                <w:rFonts w:asciiTheme="minorHAnsi" w:eastAsiaTheme="minorHAnsi" w:hAnsiTheme="minorHAnsi"/>
+              </w:rPr>
+            </w:pPr>
+            <w:r>
+              <w:rPr>
+                <w:rFonts w:asciiTheme="minorHAnsi" w:eastAsiaTheme="minorHAnsi" w:hAnsiTheme="minorHAnsi" w:hint="eastAsia"/>
               </w:rPr>
               <w:t>학번</w:t>
             </w:r>
             <w:r>
-              <w:t xml:space="preserve"> </w:t>
-            </w:r>
-            <w:r>
-              <w:t>및</w:t>
-            </w:r>
-            <w:r>
-              <w:t xml:space="preserve"> </w:t>
-            </w:r>
-            <w:r>
-              <w:t>이름을</w:t>
-            </w:r>
-            <w:r>
-              <w:t xml:space="preserve"> </w:t>
-            </w:r>
-            <w:r>
-              <w:t>검색하여</w:t>
-            </w:r>
-            <w:r>
-              <w:t xml:space="preserve"> </w:t>
-            </w:r>
-            <w:r>
-              <w:t>현재</w:t>
-            </w:r>
-            <w:r>
-              <w:t xml:space="preserve"> </w:t>
-            </w:r>
-            <w:r>
-              <w:t>접속중인</w:t>
-            </w:r>
-            <w:r>
-              <w:t xml:space="preserve"> </w:t>
-            </w:r>
-            <w:r>
-              <w:t>경우</w:t>
-            </w:r>
-            <w:r>
-              <w:t xml:space="preserve">, </w:t>
-            </w:r>
-            <w:r>
-              <w:t>대화하기</w:t>
-            </w:r>
-            <w:r>
-              <w:t xml:space="preserve"> </w:t>
-            </w:r>
-            <w:r>
-              <w:t>버튼을</w:t>
-            </w:r>
-            <w:r>
-              <w:t xml:space="preserve"> </w:t>
-            </w:r>
-            <w:r>
-              <w:t>눌러</w:t>
-            </w:r>
-            <w:r>
-              <w:t xml:space="preserve"> </w:t>
-            </w:r>
-            <w:r>
-              <w:t>대화를</w:t>
-            </w:r>
-            <w:r>
-              <w:t xml:space="preserve"> </w:t>
-            </w:r>
-            <w:r>
-              <w:t>시작한다</w:t>
-            </w:r>
-            <w:r>
+              <w:rPr>
+                <w:rFonts w:asciiTheme="minorHAnsi" w:eastAsiaTheme="minorHAnsi" w:hAnsiTheme="minorHAnsi"/>
+              </w:rPr>
+              <w:t xml:space="preserve"> 및 이름을 검색하여 현재 접속중인 경우, </w:t>
+            </w:r>
+            <w:r>
+              <w:rPr>
+                <w:rFonts w:asciiTheme="minorHAnsi" w:eastAsiaTheme="minorHAnsi" w:hAnsiTheme="minorHAnsi" w:hint="eastAsia"/>
+              </w:rPr>
+              <w:t>사용자를 선택하여</w:t>
+            </w:r>
+            <w:r>
+              <w:rPr>
+                <w:rFonts w:asciiTheme="minorHAnsi" w:eastAsiaTheme="minorHAnsi" w:hAnsiTheme="minorHAnsi"/>
+              </w:rPr>
+              <w:t xml:space="preserve"> 대화를 시작</w:t>
+            </w:r>
+            <w:r>
+              <w:rPr>
+                <w:rFonts w:asciiTheme="minorHAnsi" w:eastAsiaTheme="minorHAnsi" w:hAnsiTheme="minorHAnsi" w:hint="eastAsia"/>
+              </w:rPr>
+              <w:t>할 수 있다</w:t>
+            </w:r>
+            <w:r>
+              <w:rPr>
+                <w:rFonts w:asciiTheme="minorHAnsi" w:eastAsiaTheme="minorHAnsi" w:hAnsiTheme="minorHAnsi"/>
+              </w:rPr>
               <w:t>.</w:t>
             </w:r>
           </w:p>
@@ -7520,8 +6978,14 @@
             <w:pPr>
               <w:spacing w:line="276" w:lineRule="auto"/>
               <w:jc w:val="both"/>
-            </w:pPr>
-            <w:r>
+              <w:rPr>
+                <w:rFonts w:asciiTheme="minorHAnsi" w:eastAsiaTheme="minorHAnsi" w:hAnsiTheme="minorHAnsi"/>
+              </w:rPr>
+            </w:pPr>
+            <w:r>
+              <w:rPr>
+                <w:rFonts w:asciiTheme="minorHAnsi" w:eastAsiaTheme="minorHAnsi" w:hAnsiTheme="minorHAnsi"/>
+              </w:rPr>
               <w:t>사용자</w:t>
             </w:r>
           </w:p>
@@ -7573,102 +7037,15 @@
             <w:pPr>
               <w:spacing w:line="276" w:lineRule="auto"/>
               <w:jc w:val="both"/>
-            </w:pPr>
-            <w:r>
-              <w:rPr>
-                <w:rFonts w:hint="eastAsia"/>
-              </w:rPr>
-              <w:t>시스템의</w:t>
-            </w:r>
-            <w:r>
-              <w:rPr>
-                <w:rFonts w:hint="eastAsia"/>
-              </w:rPr>
-              <w:t xml:space="preserve"> </w:t>
-            </w:r>
-            <w:r>
-              <w:rPr>
-                <w:rFonts w:hint="eastAsia"/>
-              </w:rPr>
-              <w:t>가입한</w:t>
-            </w:r>
-            <w:r>
-              <w:rPr>
-                <w:rFonts w:hint="eastAsia"/>
-              </w:rPr>
-              <w:t xml:space="preserve"> </w:t>
-            </w:r>
-            <w:r>
-              <w:rPr>
-                <w:rFonts w:hint="eastAsia"/>
-              </w:rPr>
-              <w:t>사용자가</w:t>
-            </w:r>
-            <w:r>
-              <w:rPr>
-                <w:rFonts w:hint="eastAsia"/>
-              </w:rPr>
-              <w:t xml:space="preserve"> </w:t>
-            </w:r>
-            <w:r>
-              <w:rPr>
-                <w:rFonts w:hint="eastAsia"/>
-              </w:rPr>
-              <w:t>현재</w:t>
-            </w:r>
-            <w:r>
-              <w:rPr>
-                <w:rFonts w:hint="eastAsia"/>
-              </w:rPr>
-              <w:t xml:space="preserve"> </w:t>
-            </w:r>
-            <w:r>
-              <w:rPr>
-                <w:rFonts w:hint="eastAsia"/>
-              </w:rPr>
-              <w:t>접속</w:t>
-            </w:r>
-            <w:r>
-              <w:rPr>
-                <w:rFonts w:hint="eastAsia"/>
-              </w:rPr>
-              <w:t xml:space="preserve"> </w:t>
-            </w:r>
-            <w:r>
-              <w:rPr>
-                <w:rFonts w:hint="eastAsia"/>
-              </w:rPr>
-              <w:t>중</w:t>
-            </w:r>
-            <w:r>
-              <w:rPr>
-                <w:rFonts w:hint="eastAsia"/>
-              </w:rPr>
-              <w:t xml:space="preserve"> </w:t>
-            </w:r>
-            <w:r>
-              <w:rPr>
-                <w:rFonts w:hint="eastAsia"/>
-              </w:rPr>
-              <w:t>이어야</w:t>
-            </w:r>
-            <w:r>
-              <w:rPr>
-                <w:rFonts w:hint="eastAsia"/>
-              </w:rPr>
-              <w:t xml:space="preserve"> </w:t>
-            </w:r>
-            <w:r>
-              <w:rPr>
-                <w:rFonts w:hint="eastAsia"/>
-              </w:rPr>
-              <w:t>한다</w:t>
-            </w:r>
-            <w:r>
-              <w:rPr>
-                <w:rFonts w:hint="eastAsia"/>
-              </w:rPr>
-              <w:t>.</w:t>
+              <w:rPr>
+                <w:rFonts w:asciiTheme="minorHAnsi" w:eastAsiaTheme="minorHAnsi" w:hAnsiTheme="minorHAnsi"/>
+              </w:rPr>
+            </w:pPr>
+            <w:r>
+              <w:rPr>
+                <w:rFonts w:asciiTheme="minorHAnsi" w:eastAsiaTheme="minorHAnsi" w:hAnsiTheme="minorHAnsi" w:hint="eastAsia"/>
+              </w:rPr>
+              <w:t>시스템의 가입한 사용자가 현재 접속 중 이어야 한다.</w:t>
             </w:r>
           </w:p>
         </w:tc>
@@ -7694,6 +7071,7 @@
               <w:rPr>
                 <w:b/>
               </w:rPr>
+              <w:lastRenderedPageBreak/>
               <w:t>종료</w:t>
             </w:r>
             <w:r>
@@ -7719,90 +7097,48 @@
             <w:pPr>
               <w:spacing w:line="276" w:lineRule="auto"/>
               <w:jc w:val="both"/>
-            </w:pPr>
-            <w:r>
-              <w:rPr>
-                <w:rFonts w:hint="eastAsia"/>
+              <w:rPr>
+                <w:rFonts w:asciiTheme="minorHAnsi" w:eastAsiaTheme="minorHAnsi" w:hAnsiTheme="minorHAnsi"/>
+              </w:rPr>
+            </w:pPr>
+            <w:r>
+              <w:rPr>
+                <w:rFonts w:asciiTheme="minorHAnsi" w:eastAsiaTheme="minorHAnsi" w:hAnsiTheme="minorHAnsi" w:hint="eastAsia"/>
               </w:rPr>
               <w:t>성공</w:t>
             </w:r>
             <w:r>
+              <w:rPr>
+                <w:rFonts w:asciiTheme="minorHAnsi" w:eastAsiaTheme="minorHAnsi" w:hAnsiTheme="minorHAnsi"/>
+              </w:rPr>
               <w:t>:</w:t>
             </w:r>
             <w:r>
-              <w:t xml:space="preserve"> </w:t>
-            </w:r>
-            <w:r>
-              <w:rPr>
-                <w:rFonts w:hint="eastAsia"/>
-              </w:rPr>
-              <w:t>대화하기</w:t>
-            </w:r>
-            <w:r>
-              <w:rPr>
-                <w:rFonts w:hint="eastAsia"/>
-              </w:rPr>
-              <w:t xml:space="preserve"> </w:t>
-            </w:r>
-            <w:r>
-              <w:rPr>
-                <w:rFonts w:hint="eastAsia"/>
-              </w:rPr>
-              <w:t>버튼을</w:t>
-            </w:r>
-            <w:r>
-              <w:rPr>
-                <w:rFonts w:hint="eastAsia"/>
-              </w:rPr>
-              <w:t xml:space="preserve"> </w:t>
-            </w:r>
-            <w:r>
-              <w:rPr>
-                <w:rFonts w:hint="eastAsia"/>
-              </w:rPr>
-              <w:t>눌러</w:t>
-            </w:r>
-            <w:r>
-              <w:rPr>
-                <w:rFonts w:hint="eastAsia"/>
-              </w:rPr>
-              <w:t xml:space="preserve"> </w:t>
-            </w:r>
-            <w:r>
-              <w:rPr>
-                <w:rFonts w:hint="eastAsia"/>
-              </w:rPr>
-              <w:t>사용자와</w:t>
-            </w:r>
-            <w:r>
-              <w:rPr>
-                <w:rFonts w:hint="eastAsia"/>
-              </w:rPr>
-              <w:t xml:space="preserve"> </w:t>
-            </w:r>
-            <w:r>
-              <w:rPr>
-                <w:rFonts w:hint="eastAsia"/>
-              </w:rPr>
-              <w:t>대화</w:t>
-            </w:r>
-            <w:r>
-              <w:rPr>
-                <w:rFonts w:hint="eastAsia"/>
-              </w:rPr>
-              <w:t xml:space="preserve"> </w:t>
-            </w:r>
-            <w:r>
-              <w:rPr>
-                <w:rFonts w:hint="eastAsia"/>
-              </w:rPr>
-              <w:t>시작</w:t>
-            </w:r>
-            <w:r>
-              <w:rPr>
-                <w:rFonts w:hint="eastAsia"/>
-              </w:rPr>
-              <w:t>.</w:t>
+              <w:rPr>
+                <w:rFonts w:asciiTheme="minorHAnsi" w:eastAsiaTheme="minorHAnsi" w:hAnsiTheme="minorHAnsi"/>
+              </w:rPr>
+              <w:t xml:space="preserve"> </w:t>
+            </w:r>
+            <w:r>
+              <w:rPr>
+                <w:rFonts w:asciiTheme="minorHAnsi" w:eastAsiaTheme="minorHAnsi" w:hAnsiTheme="minorHAnsi" w:hint="eastAsia"/>
+              </w:rPr>
+              <w:t>입력한 학번과 이름의 사용자가 현재 접속 중</w:t>
+            </w:r>
+          </w:p>
+          <w:p>
+            <w:pPr>
+              <w:spacing w:line="276" w:lineRule="auto"/>
+              <w:jc w:val="both"/>
+              <w:rPr>
+                <w:rFonts w:asciiTheme="minorHAnsi" w:eastAsiaTheme="minorHAnsi" w:hAnsiTheme="minorHAnsi"/>
+              </w:rPr>
+            </w:pPr>
+            <w:r>
+              <w:rPr>
+                <w:rFonts w:asciiTheme="minorHAnsi" w:eastAsiaTheme="minorHAnsi" w:hAnsiTheme="minorHAnsi" w:hint="eastAsia"/>
+              </w:rPr>
+              <w:t>실패: 입력한 학번과 이름의 사용자가 미 접속 혹은 미 가입</w:t>
             </w:r>
           </w:p>
         </w:tc>
@@ -7829,7 +7165,6 @@
               <w:rPr>
                 <w:b/>
               </w:rPr>
-              <w:lastRenderedPageBreak/>
               <w:t>기본</w:t>
             </w:r>
             <w:r>
@@ -7858,50 +7193,20 @@
                 <w:numId w:val="3"/>
               </w:numPr>
               <w:spacing w:line="276" w:lineRule="auto"/>
-            </w:pPr>
-            <w:r>
-              <w:rPr>
-                <w:rFonts w:hint="eastAsia"/>
-              </w:rPr>
-              <w:t>친구</w:t>
-            </w:r>
-            <w:r>
-              <w:rPr>
-                <w:rFonts w:hint="eastAsia"/>
-              </w:rPr>
-              <w:t xml:space="preserve"> </w:t>
-            </w:r>
-            <w:r>
-              <w:rPr>
-                <w:rFonts w:hint="eastAsia"/>
-              </w:rPr>
-              <w:t>검색</w:t>
-            </w:r>
-            <w:r>
-              <w:rPr>
-                <w:rFonts w:hint="eastAsia"/>
-              </w:rPr>
-              <w:t xml:space="preserve"> </w:t>
-            </w:r>
-            <w:r>
-              <w:rPr>
-                <w:rFonts w:hint="eastAsia"/>
-              </w:rPr>
-              <w:t>버튼을</w:t>
-            </w:r>
-            <w:r>
-              <w:rPr>
-                <w:rFonts w:hint="eastAsia"/>
-              </w:rPr>
-              <w:t xml:space="preserve"> </w:t>
-            </w:r>
-            <w:r>
-              <w:rPr>
-                <w:rFonts w:hint="eastAsia"/>
-              </w:rPr>
-              <w:t>선택한다</w:t>
-            </w:r>
-            <w:r>
+              <w:rPr>
+                <w:rFonts w:asciiTheme="minorHAnsi" w:eastAsiaTheme="minorHAnsi" w:hAnsiTheme="minorHAnsi"/>
+              </w:rPr>
+            </w:pPr>
+            <w:r>
+              <w:rPr>
+                <w:rFonts w:asciiTheme="minorHAnsi" w:eastAsiaTheme="minorHAnsi" w:hAnsiTheme="minorHAnsi" w:hint="eastAsia"/>
+              </w:rPr>
+              <w:t>친구 검색 버튼을 선택한다</w:t>
+            </w:r>
+            <w:r>
+              <w:rPr>
+                <w:rFonts w:asciiTheme="minorHAnsi" w:eastAsiaTheme="minorHAnsi" w:hAnsiTheme="minorHAnsi"/>
+              </w:rPr>
               <w:t>.</w:t>
             </w:r>
           </w:p>
@@ -7912,78 +7217,15 @@
                 <w:numId w:val="3"/>
               </w:numPr>
               <w:spacing w:line="276" w:lineRule="auto"/>
-            </w:pPr>
-            <w:r>
-              <w:rPr>
-                <w:rFonts w:hint="eastAsia"/>
-              </w:rPr>
-              <w:t>검색을</w:t>
-            </w:r>
-            <w:r>
-              <w:rPr>
-                <w:rFonts w:hint="eastAsia"/>
-              </w:rPr>
-              <w:t xml:space="preserve"> </w:t>
-            </w:r>
-            <w:r>
-              <w:rPr>
-                <w:rFonts w:hint="eastAsia"/>
-              </w:rPr>
-              <w:t>원하는</w:t>
-            </w:r>
-            <w:r>
-              <w:rPr>
-                <w:rFonts w:hint="eastAsia"/>
-              </w:rPr>
-              <w:t xml:space="preserve"> </w:t>
-            </w:r>
-            <w:r>
-              <w:rPr>
-                <w:rFonts w:hint="eastAsia"/>
-              </w:rPr>
-              <w:t>사용자의</w:t>
-            </w:r>
-            <w:r>
-              <w:rPr>
-                <w:rFonts w:hint="eastAsia"/>
-              </w:rPr>
-              <w:t xml:space="preserve"> </w:t>
-            </w:r>
-            <w:r>
-              <w:rPr>
-                <w:rFonts w:hint="eastAsia"/>
-              </w:rPr>
-              <w:t>학번과</w:t>
-            </w:r>
-            <w:r>
-              <w:rPr>
-                <w:rFonts w:hint="eastAsia"/>
-              </w:rPr>
-              <w:t xml:space="preserve"> </w:t>
-            </w:r>
-            <w:r>
-              <w:rPr>
-                <w:rFonts w:hint="eastAsia"/>
-              </w:rPr>
-              <w:t>이름을</w:t>
-            </w:r>
-            <w:r>
-              <w:rPr>
-                <w:rFonts w:hint="eastAsia"/>
-              </w:rPr>
-              <w:t xml:space="preserve"> </w:t>
-            </w:r>
-            <w:r>
-              <w:rPr>
-                <w:rFonts w:hint="eastAsia"/>
-              </w:rPr>
-              <w:t>검색한다</w:t>
-            </w:r>
-            <w:r>
-              <w:rPr>
-                <w:rFonts w:hint="eastAsia"/>
-              </w:rPr>
-              <w:t>.</w:t>
+              <w:rPr>
+                <w:rFonts w:asciiTheme="minorHAnsi" w:eastAsiaTheme="minorHAnsi" w:hAnsiTheme="minorHAnsi"/>
+              </w:rPr>
+            </w:pPr>
+            <w:r>
+              <w:rPr>
+                <w:rFonts w:asciiTheme="minorHAnsi" w:eastAsiaTheme="minorHAnsi" w:hAnsiTheme="minorHAnsi" w:hint="eastAsia"/>
+              </w:rPr>
+              <w:t>검색을 원하는 사용자의 학번과 이름을 검색한다.</w:t>
             </w:r>
           </w:p>
           <w:p>
@@ -7993,90 +7235,15 @@
                 <w:numId w:val="3"/>
               </w:numPr>
               <w:spacing w:line="276" w:lineRule="auto"/>
-            </w:pPr>
-            <w:r>
-              <w:rPr>
-                <w:rFonts w:hint="eastAsia"/>
-              </w:rPr>
-              <w:t>해당</w:t>
-            </w:r>
-            <w:r>
-              <w:rPr>
-                <w:rFonts w:hint="eastAsia"/>
-              </w:rPr>
-              <w:t xml:space="preserve"> </w:t>
-            </w:r>
-            <w:r>
-              <w:rPr>
-                <w:rFonts w:hint="eastAsia"/>
-              </w:rPr>
-              <w:t>학번</w:t>
-            </w:r>
-            <w:r>
-              <w:rPr>
-                <w:rFonts w:hint="eastAsia"/>
-              </w:rPr>
-              <w:t xml:space="preserve">, </w:t>
-            </w:r>
-            <w:r>
-              <w:rPr>
-                <w:rFonts w:hint="eastAsia"/>
-              </w:rPr>
-              <w:t>이름을</w:t>
-            </w:r>
-            <w:r>
-              <w:rPr>
-                <w:rFonts w:hint="eastAsia"/>
-              </w:rPr>
-              <w:t xml:space="preserve"> </w:t>
-            </w:r>
-            <w:r>
-              <w:rPr>
-                <w:rFonts w:hint="eastAsia"/>
-              </w:rPr>
-              <w:t>가진</w:t>
-            </w:r>
-            <w:r>
-              <w:rPr>
-                <w:rFonts w:hint="eastAsia"/>
-              </w:rPr>
-              <w:t xml:space="preserve"> </w:t>
-            </w:r>
-            <w:r>
-              <w:rPr>
-                <w:rFonts w:hint="eastAsia"/>
-              </w:rPr>
-              <w:t>사용자의</w:t>
-            </w:r>
-            <w:r>
-              <w:rPr>
-                <w:rFonts w:hint="eastAsia"/>
-              </w:rPr>
-              <w:t xml:space="preserve"> </w:t>
-            </w:r>
-            <w:r>
-              <w:rPr>
-                <w:rFonts w:hint="eastAsia"/>
-              </w:rPr>
-              <w:t>정보를</w:t>
-            </w:r>
-            <w:r>
-              <w:rPr>
-                <w:rFonts w:hint="eastAsia"/>
-              </w:rPr>
-              <w:t xml:space="preserve"> </w:t>
-            </w:r>
-            <w:r>
-              <w:rPr>
-                <w:rFonts w:hint="eastAsia"/>
-              </w:rPr>
-              <w:t>표시한다</w:t>
-            </w:r>
-            <w:r>
-              <w:rPr>
-                <w:rFonts w:hint="eastAsia"/>
-              </w:rPr>
-              <w:t>.</w:t>
+              <w:rPr>
+                <w:rFonts w:asciiTheme="minorHAnsi" w:eastAsiaTheme="minorHAnsi" w:hAnsiTheme="minorHAnsi"/>
+              </w:rPr>
+            </w:pPr>
+            <w:r>
+              <w:rPr>
+                <w:rFonts w:asciiTheme="minorHAnsi" w:eastAsiaTheme="minorHAnsi" w:hAnsiTheme="minorHAnsi" w:hint="eastAsia"/>
+              </w:rPr>
+              <w:t>해당 학번, 이름을 가진 사용자의 정보를 표시한다.</w:t>
             </w:r>
           </w:p>
           <w:p>
@@ -8086,70 +7253,19 @@
                 <w:numId w:val="3"/>
               </w:numPr>
               <w:spacing w:line="276" w:lineRule="auto"/>
-            </w:pPr>
-            <w:r>
-              <w:t>“</w:t>
-            </w:r>
-            <w:r>
-              <w:rPr>
-                <w:rFonts w:hint="eastAsia"/>
-              </w:rPr>
-              <w:t>대화하기</w:t>
-            </w:r>
-            <w:r>
-              <w:t>”</w:t>
-            </w:r>
-            <w:r>
-              <w:rPr>
-                <w:rFonts w:hint="eastAsia"/>
-              </w:rPr>
-              <w:t xml:space="preserve"> </w:t>
-            </w:r>
-            <w:r>
-              <w:rPr>
-                <w:rFonts w:hint="eastAsia"/>
-              </w:rPr>
-              <w:t>버튼을</w:t>
-            </w:r>
-            <w:r>
-              <w:rPr>
-                <w:rFonts w:hint="eastAsia"/>
-              </w:rPr>
-              <w:t xml:space="preserve"> </w:t>
-            </w:r>
-            <w:r>
-              <w:rPr>
-                <w:rFonts w:hint="eastAsia"/>
-              </w:rPr>
-              <w:t>눌러</w:t>
-            </w:r>
-            <w:r>
-              <w:rPr>
-                <w:rFonts w:hint="eastAsia"/>
-              </w:rPr>
-              <w:t xml:space="preserve"> </w:t>
-            </w:r>
-            <w:r>
-              <w:rPr>
-                <w:rFonts w:hint="eastAsia"/>
-              </w:rPr>
-              <w:t>대화를</w:t>
-            </w:r>
-            <w:r>
-              <w:rPr>
-                <w:rFonts w:hint="eastAsia"/>
-              </w:rPr>
-              <w:t xml:space="preserve"> </w:t>
-            </w:r>
-            <w:r>
-              <w:rPr>
-                <w:rFonts w:hint="eastAsia"/>
-              </w:rPr>
-              <w:t>시작한다</w:t>
-            </w:r>
-            <w:r>
-              <w:rPr>
-                <w:rFonts w:hint="eastAsia"/>
+              <w:rPr>
+                <w:rFonts w:asciiTheme="minorHAnsi" w:eastAsiaTheme="minorHAnsi" w:hAnsiTheme="minorHAnsi"/>
+              </w:rPr>
+            </w:pPr>
+            <w:r>
+              <w:rPr>
+                <w:rFonts w:asciiTheme="minorHAnsi" w:eastAsiaTheme="minorHAnsi" w:hAnsiTheme="minorHAnsi" w:hint="eastAsia"/>
+              </w:rPr>
+              <w:t>현재 접속 중인 경우 사용자를 선택하여 대화방 인원에 추가한다.</w:t>
+            </w:r>
+            <w:r>
+              <w:rPr>
+                <w:rFonts w:asciiTheme="minorHAnsi" w:eastAsiaTheme="minorHAnsi" w:hAnsiTheme="minorHAnsi" w:hint="eastAsia"/>
               </w:rPr>
               <w:t>.</w:t>
             </w:r>
@@ -8201,328 +7317,129 @@
           <w:p>
             <w:pPr>
               <w:spacing w:line="276" w:lineRule="auto"/>
-            </w:pPr>
-            <w:r>
+              <w:rPr>
+                <w:rFonts w:asciiTheme="minorHAnsi" w:eastAsiaTheme="minorHAnsi" w:hAnsiTheme="minorHAnsi"/>
+              </w:rPr>
+            </w:pPr>
+            <w:r>
+              <w:rPr>
+                <w:rFonts w:asciiTheme="minorHAnsi" w:eastAsiaTheme="minorHAnsi" w:hAnsiTheme="minorHAnsi"/>
+              </w:rPr>
               <w:t xml:space="preserve">1. </w:t>
             </w:r>
             <w:r>
               <w:rPr>
-                <w:rFonts w:hint="eastAsia"/>
-              </w:rPr>
-              <w:t>사용자</w:t>
-            </w:r>
-            <w:r>
-              <w:rPr>
-                <w:rFonts w:hint="eastAsia"/>
-              </w:rPr>
-              <w:t xml:space="preserve"> </w:t>
-            </w:r>
-            <w:r>
-              <w:rPr>
-                <w:rFonts w:hint="eastAsia"/>
-              </w:rPr>
-              <w:t>부재</w:t>
-            </w:r>
-            <w:r>
+                <w:rFonts w:asciiTheme="minorHAnsi" w:eastAsiaTheme="minorHAnsi" w:hAnsiTheme="minorHAnsi" w:hint="eastAsia"/>
+              </w:rPr>
+              <w:t>사용자 부재</w:t>
+            </w:r>
+            <w:r>
+              <w:rPr>
+                <w:rFonts w:asciiTheme="minorHAnsi" w:eastAsiaTheme="minorHAnsi" w:hAnsiTheme="minorHAnsi"/>
+              </w:rPr>
               <w:t xml:space="preserve">: </w:t>
             </w:r>
             <w:r>
               <w:rPr>
-                <w:rFonts w:hint="eastAsia"/>
-              </w:rPr>
-              <w:t>가입하지</w:t>
-            </w:r>
-            <w:r>
-              <w:rPr>
-                <w:rFonts w:hint="eastAsia"/>
-              </w:rPr>
-              <w:t xml:space="preserve"> </w:t>
-            </w:r>
-            <w:r>
-              <w:rPr>
-                <w:rFonts w:hint="eastAsia"/>
-              </w:rPr>
-              <w:t>않은</w:t>
-            </w:r>
-            <w:r>
-              <w:rPr>
-                <w:rFonts w:hint="eastAsia"/>
-              </w:rPr>
-              <w:t xml:space="preserve"> </w:t>
-            </w:r>
-            <w:r>
-              <w:rPr>
-                <w:rFonts w:hint="eastAsia"/>
-              </w:rPr>
-              <w:t>사용자를</w:t>
-            </w:r>
-            <w:r>
-              <w:rPr>
-                <w:rFonts w:hint="eastAsia"/>
-              </w:rPr>
-              <w:t xml:space="preserve"> </w:t>
-            </w:r>
-            <w:r>
-              <w:rPr>
-                <w:rFonts w:hint="eastAsia"/>
-              </w:rPr>
-              <w:t>검색하였을</w:t>
-            </w:r>
-            <w:r>
-              <w:rPr>
-                <w:rFonts w:hint="eastAsia"/>
-              </w:rPr>
-              <w:t xml:space="preserve"> </w:t>
-            </w:r>
-            <w:r>
-              <w:rPr>
-                <w:rFonts w:hint="eastAsia"/>
-              </w:rPr>
-              <w:t>경우</w:t>
-            </w:r>
-            <w:r>
-              <w:rPr>
-                <w:rFonts w:hint="eastAsia"/>
-              </w:rPr>
-              <w:t xml:space="preserve">, </w:t>
-            </w:r>
-            <w:r>
+                <w:rFonts w:asciiTheme="minorHAnsi" w:eastAsiaTheme="minorHAnsi" w:hAnsiTheme="minorHAnsi" w:hint="eastAsia"/>
+              </w:rPr>
+              <w:t xml:space="preserve">가입하지 않은 사용자를 검색하였을 경우, </w:t>
+            </w:r>
+            <w:r>
+              <w:rPr>
+                <w:rFonts w:asciiTheme="minorHAnsi" w:eastAsiaTheme="minorHAnsi" w:hAnsiTheme="minorHAnsi"/>
+              </w:rPr>
               <w:t>“</w:t>
             </w:r>
             <w:r>
               <w:rPr>
-                <w:rFonts w:hint="eastAsia"/>
-              </w:rPr>
-              <w:t>해당</w:t>
-            </w:r>
-            <w:r>
-              <w:rPr>
-                <w:rFonts w:hint="eastAsia"/>
-              </w:rPr>
-              <w:t xml:space="preserve"> </w:t>
-            </w:r>
-            <w:r>
-              <w:rPr>
-                <w:rFonts w:hint="eastAsia"/>
-              </w:rPr>
-              <w:t>사용자가</w:t>
-            </w:r>
-            <w:r>
-              <w:rPr>
-                <w:rFonts w:hint="eastAsia"/>
-              </w:rPr>
-              <w:t xml:space="preserve"> </w:t>
-            </w:r>
-            <w:r>
-              <w:rPr>
-                <w:rFonts w:hint="eastAsia"/>
-              </w:rPr>
-              <w:t>없습니다</w:t>
-            </w:r>
-            <w:r>
+                <w:rFonts w:asciiTheme="minorHAnsi" w:eastAsiaTheme="minorHAnsi" w:hAnsiTheme="minorHAnsi" w:hint="eastAsia"/>
+              </w:rPr>
+              <w:t>해당 사용자가 없습니다</w:t>
+            </w:r>
+            <w:r>
+              <w:rPr>
+                <w:rFonts w:asciiTheme="minorHAnsi" w:eastAsiaTheme="minorHAnsi" w:hAnsiTheme="minorHAnsi"/>
+              </w:rPr>
               <w:t>”</w:t>
             </w:r>
             <w:r>
               <w:rPr>
-                <w:rFonts w:hint="eastAsia"/>
-              </w:rPr>
-              <w:t xml:space="preserve"> </w:t>
-            </w:r>
-            <w:r>
-              <w:rPr>
-                <w:rFonts w:hint="eastAsia"/>
-              </w:rPr>
-              <w:t>메시지</w:t>
-            </w:r>
-            <w:r>
-              <w:rPr>
-                <w:rFonts w:hint="eastAsia"/>
-              </w:rPr>
-              <w:t xml:space="preserve"> </w:t>
-            </w:r>
-            <w:r>
-              <w:rPr>
-                <w:rFonts w:hint="eastAsia"/>
-              </w:rPr>
-              <w:t>출력</w:t>
-            </w:r>
-            <w:r>
-              <w:rPr>
-                <w:rFonts w:hint="eastAsia"/>
-              </w:rPr>
-              <w:t xml:space="preserve"> </w:t>
-            </w:r>
-          </w:p>
-          <w:p>
-            <w:r>
+                <w:rFonts w:asciiTheme="minorHAnsi" w:eastAsiaTheme="minorHAnsi" w:hAnsiTheme="minorHAnsi" w:hint="eastAsia"/>
+              </w:rPr>
+              <w:t xml:space="preserve"> 메시지 출력 </w:t>
+            </w:r>
+          </w:p>
+          <w:p>
+            <w:pPr>
+              <w:rPr>
+                <w:rFonts w:asciiTheme="minorHAnsi" w:eastAsiaTheme="minorHAnsi" w:hAnsiTheme="minorHAnsi"/>
+              </w:rPr>
+            </w:pPr>
+            <w:r>
+              <w:rPr>
+                <w:rFonts w:asciiTheme="minorHAnsi" w:eastAsiaTheme="minorHAnsi" w:hAnsiTheme="minorHAnsi"/>
+              </w:rPr>
               <w:t xml:space="preserve">2. </w:t>
             </w:r>
             <w:r>
               <w:rPr>
-                <w:rFonts w:hint="eastAsia"/>
-              </w:rPr>
-              <w:t>사용자</w:t>
-            </w:r>
-            <w:r>
-              <w:rPr>
-                <w:rFonts w:hint="eastAsia"/>
-              </w:rPr>
-              <w:t xml:space="preserve"> </w:t>
-            </w:r>
-            <w:r>
-              <w:rPr>
-                <w:rFonts w:hint="eastAsia"/>
-              </w:rPr>
-              <w:t>오프라인</w:t>
-            </w:r>
-            <w:r>
+                <w:rFonts w:asciiTheme="minorHAnsi" w:eastAsiaTheme="minorHAnsi" w:hAnsiTheme="minorHAnsi" w:hint="eastAsia"/>
+              </w:rPr>
+              <w:t>사용자 오프라인</w:t>
+            </w:r>
+            <w:r>
+              <w:rPr>
+                <w:rFonts w:asciiTheme="minorHAnsi" w:eastAsiaTheme="minorHAnsi" w:hAnsiTheme="minorHAnsi"/>
+              </w:rPr>
               <w:t xml:space="preserve">: </w:t>
             </w:r>
             <w:r>
               <w:rPr>
-                <w:rFonts w:hint="eastAsia"/>
-              </w:rPr>
-              <w:t>사용자가</w:t>
-            </w:r>
-            <w:r>
-              <w:rPr>
-                <w:rFonts w:hint="eastAsia"/>
-              </w:rPr>
-              <w:t xml:space="preserve"> </w:t>
-            </w:r>
-            <w:r>
-              <w:rPr>
-                <w:rFonts w:hint="eastAsia"/>
-              </w:rPr>
-              <w:t>현재</w:t>
-            </w:r>
-            <w:r>
-              <w:rPr>
-                <w:rFonts w:hint="eastAsia"/>
-              </w:rPr>
-              <w:t xml:space="preserve"> </w:t>
-            </w:r>
-            <w:r>
-              <w:rPr>
-                <w:rFonts w:hint="eastAsia"/>
-              </w:rPr>
-              <w:t>접속</w:t>
-            </w:r>
-            <w:r>
-              <w:rPr>
-                <w:rFonts w:hint="eastAsia"/>
-              </w:rPr>
-              <w:t xml:space="preserve"> </w:t>
-            </w:r>
-            <w:r>
-              <w:rPr>
-                <w:rFonts w:hint="eastAsia"/>
-              </w:rPr>
-              <w:t>중이</w:t>
-            </w:r>
-            <w:r>
-              <w:rPr>
-                <w:rFonts w:hint="eastAsia"/>
-              </w:rPr>
-              <w:t xml:space="preserve"> </w:t>
-            </w:r>
-            <w:r>
-              <w:rPr>
-                <w:rFonts w:hint="eastAsia"/>
-              </w:rPr>
-              <w:t>아닐</w:t>
-            </w:r>
-            <w:r>
-              <w:rPr>
-                <w:rFonts w:hint="eastAsia"/>
-              </w:rPr>
-              <w:t xml:space="preserve"> </w:t>
-            </w:r>
-            <w:r>
-              <w:rPr>
-                <w:rFonts w:hint="eastAsia"/>
-              </w:rPr>
-              <w:t>경우</w:t>
-            </w:r>
-            <w:r>
-              <w:rPr>
-                <w:rFonts w:hint="eastAsia"/>
-              </w:rPr>
-              <w:t xml:space="preserve">, </w:t>
-            </w:r>
-            <w:r>
-              <w:rPr>
-                <w:rFonts w:hint="eastAsia"/>
-              </w:rPr>
-              <w:t>대화하기</w:t>
-            </w:r>
-            <w:r>
-              <w:rPr>
-                <w:rFonts w:hint="eastAsia"/>
-              </w:rPr>
-              <w:t xml:space="preserve"> </w:t>
-            </w:r>
-            <w:r>
-              <w:rPr>
-                <w:rFonts w:hint="eastAsia"/>
-              </w:rPr>
-              <w:t>버튼을</w:t>
-            </w:r>
-            <w:r>
-              <w:rPr>
-                <w:rFonts w:hint="eastAsia"/>
-              </w:rPr>
-              <w:t xml:space="preserve"> </w:t>
-            </w:r>
-            <w:r>
-              <w:rPr>
-                <w:rFonts w:hint="eastAsia"/>
-              </w:rPr>
-              <w:t>클릭할</w:t>
-            </w:r>
-            <w:r>
-              <w:rPr>
-                <w:rFonts w:hint="eastAsia"/>
-              </w:rPr>
-              <w:t xml:space="preserve"> </w:t>
-            </w:r>
-            <w:r>
-              <w:rPr>
-                <w:rFonts w:hint="eastAsia"/>
-              </w:rPr>
-              <w:t>수</w:t>
-            </w:r>
-            <w:r>
-              <w:rPr>
-                <w:rFonts w:hint="eastAsia"/>
-              </w:rPr>
-              <w:t xml:space="preserve"> </w:t>
-            </w:r>
-            <w:r>
-              <w:rPr>
-                <w:rFonts w:hint="eastAsia"/>
-              </w:rPr>
-              <w:t>없게</w:t>
-            </w:r>
-            <w:r>
-              <w:rPr>
-                <w:rFonts w:hint="eastAsia"/>
-              </w:rPr>
-              <w:t xml:space="preserve"> </w:t>
-            </w:r>
-            <w:r>
-              <w:rPr>
-                <w:rFonts w:hint="eastAsia"/>
-              </w:rPr>
-              <w:t>한다</w:t>
-            </w:r>
-            <w:r>
-              <w:rPr>
-                <w:rFonts w:hint="eastAsia"/>
-              </w:rPr>
-              <w:t>.</w:t>
-            </w:r>
-            <w:r>
+                <w:rFonts w:asciiTheme="minorHAnsi" w:eastAsiaTheme="minorHAnsi" w:hAnsiTheme="minorHAnsi" w:hint="eastAsia"/>
+              </w:rPr>
+              <w:t>사용자가 현재 접속</w:t>
+            </w:r>
+            <w:r>
+              <w:rPr>
+                <w:rFonts w:asciiTheme="minorHAnsi" w:eastAsiaTheme="minorHAnsi" w:hAnsiTheme="minorHAnsi" w:hint="eastAsia"/>
+              </w:rPr>
+              <w:t xml:space="preserve"> </w:t>
+            </w:r>
+            <w:r>
+              <w:rPr>
+                <w:rFonts w:asciiTheme="minorHAnsi" w:eastAsiaTheme="minorHAnsi" w:hAnsiTheme="minorHAnsi" w:hint="eastAsia"/>
+              </w:rPr>
+              <w:t xml:space="preserve">중이 아닐 경우, </w:t>
+            </w:r>
+            <w:r>
+              <w:rPr>
+                <w:rFonts w:asciiTheme="minorHAnsi" w:eastAsiaTheme="minorHAnsi" w:hAnsiTheme="minorHAnsi" w:hint="eastAsia"/>
+              </w:rPr>
+              <w:t>대화방에 추가</w:t>
+            </w:r>
+            <w:r>
+              <w:rPr>
+                <w:rFonts w:asciiTheme="minorHAnsi" w:eastAsiaTheme="minorHAnsi" w:hAnsiTheme="minorHAnsi" w:hint="eastAsia"/>
+              </w:rPr>
+              <w:t>할 수 없게</w:t>
+            </w:r>
+            <w:r>
+              <w:rPr>
+                <w:rFonts w:asciiTheme="minorHAnsi" w:eastAsiaTheme="minorHAnsi" w:hAnsiTheme="minorHAnsi" w:hint="eastAsia"/>
+              </w:rPr>
+              <w:t xml:space="preserve"> </w:t>
+            </w:r>
+            <w:r>
+              <w:rPr>
+                <w:rFonts w:asciiTheme="minorHAnsi" w:eastAsiaTheme="minorHAnsi" w:hAnsiTheme="minorHAnsi" w:hint="eastAsia"/>
+              </w:rPr>
+              <w:t>한다.</w:t>
+            </w:r>
+            <w:r>
+              <w:rPr>
+                <w:rFonts w:asciiTheme="minorHAnsi" w:eastAsiaTheme="minorHAnsi" w:hAnsiTheme="minorHAnsi"/>
+              </w:rPr>
               <w:t>.</w:t>
             </w:r>
           </w:p>
@@ -8586,7 +7503,16 @@
           <w:sz w:val="24"/>
           <w:szCs w:val="24"/>
         </w:rPr>
-        <w:t>1:1</w:t>
+        <w:t>플래시</w:t>
+      </w:r>
+      <w:r>
+        <w:rPr>
+          <w:rFonts w:hint="eastAsia"/>
+          <w:b/>
+          <w:sz w:val="24"/>
+          <w:szCs w:val="24"/>
+        </w:rPr>
+        <w:t xml:space="preserve"> </w:t>
       </w:r>
       <w:r>
         <w:rPr>
@@ -8714,69 +7640,33 @@
           <w:p>
             <w:pPr>
               <w:spacing w:line="276" w:lineRule="auto"/>
-            </w:pPr>
-            <w:r>
-              <w:rPr>
-                <w:rFonts w:hint="eastAsia"/>
+              <w:rPr>
+                <w:rFonts w:asciiTheme="minorHAnsi" w:eastAsiaTheme="minorHAnsi" w:hAnsiTheme="minorHAnsi"/>
+              </w:rPr>
+            </w:pPr>
+            <w:r>
+              <w:rPr>
+                <w:rFonts w:asciiTheme="minorHAnsi" w:eastAsiaTheme="minorHAnsi" w:hAnsiTheme="minorHAnsi" w:hint="eastAsia"/>
               </w:rPr>
               <w:t>현재</w:t>
             </w:r>
             <w:r>
-              <w:t xml:space="preserve"> </w:t>
-            </w:r>
-            <w:r>
-              <w:t>접속</w:t>
-            </w:r>
-            <w:r>
-              <w:t xml:space="preserve"> </w:t>
-            </w:r>
-            <w:r>
-              <w:t>중인</w:t>
-            </w:r>
-            <w:r>
-              <w:t xml:space="preserve"> </w:t>
-            </w:r>
-            <w:r>
-              <w:t>사용자</w:t>
-            </w:r>
-            <w:r>
-              <w:t xml:space="preserve"> </w:t>
-            </w:r>
-            <w:r>
-              <w:t>중</w:t>
-            </w:r>
-            <w:r>
-              <w:t xml:space="preserve"> </w:t>
-            </w:r>
-            <w:r>
-              <w:t>한</w:t>
-            </w:r>
-            <w:r>
-              <w:t xml:space="preserve"> </w:t>
-            </w:r>
-            <w:r>
-              <w:t>명을</w:t>
-            </w:r>
-            <w:r>
-              <w:t xml:space="preserve"> </w:t>
-            </w:r>
-            <w:r>
-              <w:t>선택해</w:t>
-            </w:r>
-            <w:r>
-              <w:t xml:space="preserve"> 1:1 </w:t>
-            </w:r>
-            <w:r>
-              <w:t>채팅을</w:t>
-            </w:r>
-            <w:r>
-              <w:t xml:space="preserve"> </w:t>
-            </w:r>
-            <w:r>
-              <w:t>한다</w:t>
-            </w:r>
-            <w:r>
-              <w:t>.</w:t>
+              <w:rPr>
+                <w:rFonts w:asciiTheme="minorHAnsi" w:eastAsiaTheme="minorHAnsi" w:hAnsiTheme="minorHAnsi"/>
+              </w:rPr>
+              <w:t xml:space="preserve"> 접속 중인 사용자</w:t>
+            </w:r>
+            <w:r>
+              <w:rPr>
+                <w:rFonts w:asciiTheme="minorHAnsi" w:eastAsiaTheme="minorHAnsi" w:hAnsiTheme="minorHAnsi" w:hint="eastAsia"/>
+              </w:rPr>
+              <w:t>를</w:t>
+            </w:r>
+            <w:r>
+              <w:rPr>
+                <w:rFonts w:asciiTheme="minorHAnsi" w:eastAsiaTheme="minorHAnsi" w:hAnsiTheme="minorHAnsi"/>
+              </w:rPr>
+              <w:t xml:space="preserve"> 선택해 채팅을 한다.</w:t>
             </w:r>
           </w:p>
         </w:tc>
@@ -8829,8 +7719,14 @@
             <w:pPr>
               <w:spacing w:line="276" w:lineRule="auto"/>
               <w:jc w:val="both"/>
-            </w:pPr>
-            <w:r>
+              <w:rPr>
+                <w:rFonts w:asciiTheme="minorHAnsi" w:eastAsiaTheme="minorHAnsi" w:hAnsiTheme="minorHAnsi"/>
+              </w:rPr>
+            </w:pPr>
+            <w:r>
+              <w:rPr>
+                <w:rFonts w:asciiTheme="minorHAnsi" w:eastAsiaTheme="minorHAnsi" w:hAnsiTheme="minorHAnsi"/>
+              </w:rPr>
               <w:t>사용자</w:t>
             </w:r>
           </w:p>
@@ -8882,90 +7778,15 @@
             <w:pPr>
               <w:spacing w:line="276" w:lineRule="auto"/>
               <w:jc w:val="both"/>
-            </w:pPr>
-            <w:r>
-              <w:rPr>
-                <w:rFonts w:hint="eastAsia"/>
-              </w:rPr>
-              <w:t>두</w:t>
-            </w:r>
-            <w:r>
-              <w:rPr>
-                <w:rFonts w:hint="eastAsia"/>
-              </w:rPr>
-              <w:t xml:space="preserve"> </w:t>
-            </w:r>
-            <w:r>
-              <w:rPr>
-                <w:rFonts w:hint="eastAsia"/>
-              </w:rPr>
-              <w:t>사용자</w:t>
-            </w:r>
-            <w:r>
-              <w:rPr>
-                <w:rFonts w:hint="eastAsia"/>
-              </w:rPr>
-              <w:t xml:space="preserve"> </w:t>
-            </w:r>
-            <w:r>
-              <w:rPr>
-                <w:rFonts w:hint="eastAsia"/>
-              </w:rPr>
-              <w:t>모두</w:t>
-            </w:r>
-            <w:r>
-              <w:rPr>
-                <w:rFonts w:hint="eastAsia"/>
-              </w:rPr>
-              <w:t xml:space="preserve"> </w:t>
-            </w:r>
-            <w:r>
-              <w:rPr>
-                <w:rFonts w:hint="eastAsia"/>
-              </w:rPr>
-              <w:t>접속</w:t>
-            </w:r>
-            <w:r>
-              <w:rPr>
-                <w:rFonts w:hint="eastAsia"/>
-              </w:rPr>
-              <w:t xml:space="preserve"> </w:t>
-            </w:r>
-            <w:r>
-              <w:rPr>
-                <w:rFonts w:hint="eastAsia"/>
-              </w:rPr>
-              <w:t>중</w:t>
-            </w:r>
-            <w:r>
-              <w:rPr>
-                <w:rFonts w:hint="eastAsia"/>
-              </w:rPr>
-              <w:t xml:space="preserve"> </w:t>
-            </w:r>
-            <w:r>
-              <w:rPr>
-                <w:rFonts w:hint="eastAsia"/>
-              </w:rPr>
-              <w:t>이어야</w:t>
-            </w:r>
-            <w:r>
-              <w:rPr>
-                <w:rFonts w:hint="eastAsia"/>
-              </w:rPr>
-              <w:t xml:space="preserve"> </w:t>
-            </w:r>
-            <w:r>
-              <w:rPr>
-                <w:rFonts w:hint="eastAsia"/>
-              </w:rPr>
-              <w:t>한다</w:t>
-            </w:r>
-            <w:r>
-              <w:rPr>
-                <w:rFonts w:hint="eastAsia"/>
-              </w:rPr>
-              <w:t>.</w:t>
+              <w:rPr>
+                <w:rFonts w:asciiTheme="minorHAnsi" w:eastAsiaTheme="minorHAnsi" w:hAnsiTheme="minorHAnsi"/>
+              </w:rPr>
+            </w:pPr>
+            <w:r>
+              <w:rPr>
+                <w:rFonts w:asciiTheme="minorHAnsi" w:eastAsiaTheme="minorHAnsi" w:hAnsiTheme="minorHAnsi" w:hint="eastAsia"/>
+              </w:rPr>
+              <w:t>두 사용자 모두 접속 중 이어야 한다.</w:t>
             </w:r>
           </w:p>
         </w:tc>
@@ -9016,153 +7837,48 @@
             <w:pPr>
               <w:spacing w:line="276" w:lineRule="auto"/>
               <w:jc w:val="both"/>
-            </w:pPr>
-            <w:r>
-              <w:rPr>
-                <w:rFonts w:hint="eastAsia"/>
+              <w:rPr>
+                <w:rFonts w:asciiTheme="minorHAnsi" w:eastAsiaTheme="minorHAnsi" w:hAnsiTheme="minorHAnsi"/>
+              </w:rPr>
+            </w:pPr>
+            <w:r>
+              <w:rPr>
+                <w:rFonts w:asciiTheme="minorHAnsi" w:eastAsiaTheme="minorHAnsi" w:hAnsiTheme="minorHAnsi" w:hint="eastAsia"/>
               </w:rPr>
               <w:t>성공</w:t>
             </w:r>
             <w:r>
+              <w:rPr>
+                <w:rFonts w:asciiTheme="minorHAnsi" w:eastAsiaTheme="minorHAnsi" w:hAnsiTheme="minorHAnsi"/>
+              </w:rPr>
               <w:t>:</w:t>
             </w:r>
             <w:r>
               <w:rPr>
-                <w:rFonts w:hint="eastAsia"/>
-              </w:rPr>
-              <w:t xml:space="preserve"> </w:t>
-            </w:r>
-            <w:r>
-              <w:rPr>
-                <w:rFonts w:hint="eastAsia"/>
-              </w:rPr>
-              <w:t>대화방이</w:t>
-            </w:r>
-            <w:r>
-              <w:rPr>
-                <w:rFonts w:hint="eastAsia"/>
-              </w:rPr>
-              <w:t xml:space="preserve"> </w:t>
-            </w:r>
-            <w:r>
-              <w:rPr>
-                <w:rFonts w:hint="eastAsia"/>
-              </w:rPr>
-              <w:t>생성되어</w:t>
-            </w:r>
-            <w:r>
-              <w:rPr>
-                <w:rFonts w:hint="eastAsia"/>
-              </w:rPr>
-              <w:t xml:space="preserve"> </w:t>
-            </w:r>
-            <w:r>
-              <w:rPr>
-                <w:rFonts w:hint="eastAsia"/>
-              </w:rPr>
-              <w:t>대화를</w:t>
-            </w:r>
-            <w:r>
-              <w:rPr>
-                <w:rFonts w:hint="eastAsia"/>
-              </w:rPr>
-              <w:t xml:space="preserve"> </w:t>
-            </w:r>
-            <w:r>
-              <w:rPr>
-                <w:rFonts w:hint="eastAsia"/>
-              </w:rPr>
-              <w:t>진행한다</w:t>
-            </w:r>
-            <w:r>
-              <w:rPr>
-                <w:rFonts w:hint="eastAsia"/>
-              </w:rPr>
-              <w:t>.</w:t>
+                <w:rFonts w:asciiTheme="minorHAnsi" w:eastAsiaTheme="minorHAnsi" w:hAnsiTheme="minorHAnsi" w:hint="eastAsia"/>
+              </w:rPr>
+              <w:t xml:space="preserve"> </w:t>
+            </w:r>
+            <w:r>
+              <w:rPr>
+                <w:rFonts w:asciiTheme="minorHAnsi" w:eastAsiaTheme="minorHAnsi" w:hAnsiTheme="minorHAnsi" w:hint="eastAsia"/>
+              </w:rPr>
+              <w:t>대화방이 생성되어 대화를 진행한다.</w:t>
             </w:r>
           </w:p>
           <w:p>
             <w:pPr>
               <w:spacing w:line="276" w:lineRule="auto"/>
               <w:jc w:val="both"/>
-            </w:pPr>
-            <w:r>
-              <w:rPr>
-                <w:rFonts w:hint="eastAsia"/>
-              </w:rPr>
-              <w:t>실패</w:t>
-            </w:r>
-            <w:r>
-              <w:rPr>
-                <w:rFonts w:hint="eastAsia"/>
-              </w:rPr>
-              <w:t xml:space="preserve">: </w:t>
-            </w:r>
-            <w:r>
-              <w:rPr>
-                <w:rFonts w:hint="eastAsia"/>
-              </w:rPr>
-              <w:t>미</w:t>
-            </w:r>
-            <w:r>
-              <w:rPr>
-                <w:rFonts w:hint="eastAsia"/>
-              </w:rPr>
-              <w:t xml:space="preserve"> </w:t>
-            </w:r>
-            <w:r>
-              <w:rPr>
-                <w:rFonts w:hint="eastAsia"/>
-              </w:rPr>
-              <w:t>접속</w:t>
-            </w:r>
-            <w:r>
-              <w:rPr>
-                <w:rFonts w:hint="eastAsia"/>
-              </w:rPr>
-              <w:t xml:space="preserve"> </w:t>
-            </w:r>
-            <w:r>
-              <w:rPr>
-                <w:rFonts w:hint="eastAsia"/>
-              </w:rPr>
-              <w:t>사용자로</w:t>
-            </w:r>
-            <w:r>
-              <w:rPr>
-                <w:rFonts w:hint="eastAsia"/>
-              </w:rPr>
-              <w:t xml:space="preserve"> </w:t>
-            </w:r>
-            <w:r>
-              <w:rPr>
-                <w:rFonts w:hint="eastAsia"/>
-              </w:rPr>
-              <w:t>인해</w:t>
-            </w:r>
-            <w:r>
-              <w:rPr>
-                <w:rFonts w:hint="eastAsia"/>
-              </w:rPr>
-              <w:t xml:space="preserve"> </w:t>
-            </w:r>
-            <w:r>
-              <w:rPr>
-                <w:rFonts w:hint="eastAsia"/>
-              </w:rPr>
-              <w:t>대화</w:t>
-            </w:r>
-            <w:r>
-              <w:rPr>
-                <w:rFonts w:hint="eastAsia"/>
-              </w:rPr>
-              <w:t xml:space="preserve"> </w:t>
-            </w:r>
-            <w:r>
-              <w:rPr>
-                <w:rFonts w:hint="eastAsia"/>
-              </w:rPr>
-              <w:t>실패</w:t>
+              <w:rPr>
+                <w:rFonts w:asciiTheme="minorHAnsi" w:eastAsiaTheme="minorHAnsi" w:hAnsiTheme="minorHAnsi"/>
+              </w:rPr>
+            </w:pPr>
+            <w:r>
+              <w:rPr>
+                <w:rFonts w:asciiTheme="minorHAnsi" w:eastAsiaTheme="minorHAnsi" w:hAnsiTheme="minorHAnsi" w:hint="eastAsia"/>
+              </w:rPr>
+              <w:t>실패: 미 접속 사용자로 인해 대화 실패</w:t>
             </w:r>
           </w:p>
         </w:tc>
@@ -9217,90 +7933,21 @@
                 <w:numId w:val="4"/>
               </w:numPr>
               <w:spacing w:line="276" w:lineRule="auto"/>
-            </w:pPr>
-            <w:r>
-              <w:rPr>
-                <w:rFonts w:hint="eastAsia"/>
+              <w:rPr>
+                <w:rFonts w:asciiTheme="minorHAnsi" w:eastAsiaTheme="minorHAnsi" w:hAnsiTheme="minorHAnsi"/>
+              </w:rPr>
+            </w:pPr>
+            <w:r>
+              <w:rPr>
+                <w:rFonts w:asciiTheme="minorHAnsi" w:eastAsiaTheme="minorHAnsi" w:hAnsiTheme="minorHAnsi" w:hint="eastAsia"/>
               </w:rPr>
               <w:t>친구</w:t>
             </w:r>
             <w:r>
               <w:rPr>
-                <w:rFonts w:hint="eastAsia"/>
-              </w:rPr>
-              <w:t xml:space="preserve"> </w:t>
-            </w:r>
-            <w:r>
-              <w:rPr>
-                <w:rFonts w:hint="eastAsia"/>
-              </w:rPr>
-              <w:t>검색을</w:t>
-            </w:r>
-            <w:r>
-              <w:rPr>
-                <w:rFonts w:hint="eastAsia"/>
-              </w:rPr>
-              <w:t xml:space="preserve"> </w:t>
-            </w:r>
-            <w:r>
-              <w:rPr>
-                <w:rFonts w:hint="eastAsia"/>
-              </w:rPr>
-              <w:t>하여</w:t>
-            </w:r>
-            <w:r>
-              <w:rPr>
-                <w:rFonts w:hint="eastAsia"/>
-              </w:rPr>
-              <w:t xml:space="preserve"> </w:t>
-            </w:r>
-            <w:r>
-              <w:rPr>
-                <w:rFonts w:hint="eastAsia"/>
-              </w:rPr>
-              <w:t>접속</w:t>
-            </w:r>
-            <w:r>
-              <w:rPr>
-                <w:rFonts w:hint="eastAsia"/>
-              </w:rPr>
-              <w:t xml:space="preserve"> </w:t>
-            </w:r>
-            <w:r>
-              <w:rPr>
-                <w:rFonts w:hint="eastAsia"/>
-              </w:rPr>
-              <w:t>중인</w:t>
-            </w:r>
-            <w:r>
-              <w:rPr>
-                <w:rFonts w:hint="eastAsia"/>
-              </w:rPr>
-              <w:t xml:space="preserve"> </w:t>
-            </w:r>
-            <w:r>
-              <w:rPr>
-                <w:rFonts w:hint="eastAsia"/>
-              </w:rPr>
-              <w:t>사용자를</w:t>
-            </w:r>
-            <w:r>
-              <w:rPr>
-                <w:rFonts w:hint="eastAsia"/>
-              </w:rPr>
-              <w:t xml:space="preserve"> </w:t>
-            </w:r>
-            <w:r>
-              <w:rPr>
-                <w:rFonts w:hint="eastAsia"/>
-              </w:rPr>
-              <w:t>조회한다</w:t>
-            </w:r>
-            <w:r>
-              <w:rPr>
-                <w:rFonts w:hint="eastAsia"/>
-              </w:rPr>
-              <w:t>.</w:t>
+                <w:rFonts w:asciiTheme="minorHAnsi" w:eastAsiaTheme="minorHAnsi" w:hAnsiTheme="minorHAnsi" w:hint="eastAsia"/>
+              </w:rPr>
+              <w:t xml:space="preserve"> 검색을 하여 접속 중인 사용자를 조회한다.</w:t>
             </w:r>
           </w:p>
           <w:p>
@@ -9310,66 +7957,15 @@
                 <w:numId w:val="4"/>
               </w:numPr>
               <w:spacing w:line="276" w:lineRule="auto"/>
-            </w:pPr>
-            <w:r>
-              <w:rPr>
-                <w:rFonts w:hint="eastAsia"/>
-              </w:rPr>
-              <w:t>대화하기</w:t>
-            </w:r>
-            <w:r>
-              <w:rPr>
-                <w:rFonts w:hint="eastAsia"/>
-              </w:rPr>
-              <w:t xml:space="preserve"> </w:t>
-            </w:r>
-            <w:r>
-              <w:rPr>
-                <w:rFonts w:hint="eastAsia"/>
-              </w:rPr>
-              <w:t>버튼을</w:t>
-            </w:r>
-            <w:r>
-              <w:rPr>
-                <w:rFonts w:hint="eastAsia"/>
-              </w:rPr>
-              <w:t xml:space="preserve"> </w:t>
-            </w:r>
-            <w:r>
-              <w:rPr>
-                <w:rFonts w:hint="eastAsia"/>
-              </w:rPr>
-              <w:t>눌러</w:t>
-            </w:r>
-            <w:r>
-              <w:rPr>
-                <w:rFonts w:hint="eastAsia"/>
-              </w:rPr>
-              <w:t xml:space="preserve"> </w:t>
-            </w:r>
-            <w:r>
-              <w:rPr>
-                <w:rFonts w:hint="eastAsia"/>
-              </w:rPr>
-              <w:t>대화방에</w:t>
-            </w:r>
-            <w:r>
-              <w:rPr>
-                <w:rFonts w:hint="eastAsia"/>
-              </w:rPr>
-              <w:t xml:space="preserve"> </w:t>
-            </w:r>
-            <w:r>
-              <w:rPr>
-                <w:rFonts w:hint="eastAsia"/>
-              </w:rPr>
-              <w:t>입장한다</w:t>
-            </w:r>
-            <w:r>
-              <w:rPr>
-                <w:rFonts w:hint="eastAsia"/>
-              </w:rPr>
-              <w:t>.</w:t>
+              <w:rPr>
+                <w:rFonts w:asciiTheme="minorHAnsi" w:eastAsiaTheme="minorHAnsi" w:hAnsiTheme="minorHAnsi"/>
+              </w:rPr>
+            </w:pPr>
+            <w:r>
+              <w:rPr>
+                <w:rFonts w:asciiTheme="minorHAnsi" w:eastAsiaTheme="minorHAnsi" w:hAnsiTheme="minorHAnsi" w:hint="eastAsia"/>
+              </w:rPr>
+              <w:t>대화를 원하는 사용자들을 선택한다.</w:t>
             </w:r>
           </w:p>
           <w:p>
@@ -9379,102 +7975,15 @@
                 <w:numId w:val="4"/>
               </w:numPr>
               <w:spacing w:line="276" w:lineRule="auto"/>
-            </w:pPr>
-            <w:r>
-              <w:rPr>
-                <w:rFonts w:hint="eastAsia"/>
-              </w:rPr>
-              <w:t>입력창에</w:t>
-            </w:r>
-            <w:r>
-              <w:rPr>
-                <w:rFonts w:hint="eastAsia"/>
-              </w:rPr>
-              <w:t xml:space="preserve"> </w:t>
-            </w:r>
-            <w:r>
-              <w:rPr>
-                <w:rFonts w:hint="eastAsia"/>
-              </w:rPr>
-              <w:t>텍스트를</w:t>
-            </w:r>
-            <w:r>
-              <w:rPr>
-                <w:rFonts w:hint="eastAsia"/>
-              </w:rPr>
-              <w:t xml:space="preserve"> </w:t>
-            </w:r>
-            <w:r>
-              <w:rPr>
-                <w:rFonts w:hint="eastAsia"/>
-              </w:rPr>
-              <w:t>입력하고</w:t>
-            </w:r>
-            <w:r>
-              <w:rPr>
-                <w:rFonts w:hint="eastAsia"/>
-              </w:rPr>
-              <w:t xml:space="preserve"> </w:t>
-            </w:r>
-            <w:r>
-              <w:rPr>
-                <w:rFonts w:hint="eastAsia"/>
-              </w:rPr>
-              <w:t>전송</w:t>
-            </w:r>
-            <w:r>
-              <w:rPr>
-                <w:rFonts w:hint="eastAsia"/>
-              </w:rPr>
-              <w:t xml:space="preserve"> </w:t>
-            </w:r>
-            <w:r>
-              <w:rPr>
-                <w:rFonts w:hint="eastAsia"/>
-              </w:rPr>
-              <w:t>버튼을</w:t>
-            </w:r>
-            <w:r>
-              <w:rPr>
-                <w:rFonts w:hint="eastAsia"/>
-              </w:rPr>
-              <w:t xml:space="preserve"> </w:t>
-            </w:r>
-            <w:r>
-              <w:rPr>
-                <w:rFonts w:hint="eastAsia"/>
-              </w:rPr>
-              <w:t>눌러</w:t>
-            </w:r>
-            <w:r>
-              <w:rPr>
-                <w:rFonts w:hint="eastAsia"/>
-              </w:rPr>
-              <w:t xml:space="preserve"> </w:t>
-            </w:r>
-            <w:r>
-              <w:rPr>
-                <w:rFonts w:hint="eastAsia"/>
-              </w:rPr>
-              <w:t>텍스트를</w:t>
-            </w:r>
-            <w:r>
-              <w:rPr>
-                <w:rFonts w:hint="eastAsia"/>
-              </w:rPr>
-              <w:t xml:space="preserve"> </w:t>
-            </w:r>
-            <w:r>
-              <w:rPr>
-                <w:rFonts w:hint="eastAsia"/>
-              </w:rPr>
-              <w:t>전달한다</w:t>
-            </w:r>
-            <w:r>
-              <w:rPr>
-                <w:rFonts w:hint="eastAsia"/>
-              </w:rPr>
-              <w:t>.</w:t>
+              <w:rPr>
+                <w:rFonts w:asciiTheme="minorHAnsi" w:eastAsiaTheme="minorHAnsi" w:hAnsiTheme="minorHAnsi"/>
+              </w:rPr>
+            </w:pPr>
+            <w:r>
+              <w:rPr>
+                <w:rFonts w:asciiTheme="minorHAnsi" w:eastAsiaTheme="minorHAnsi" w:hAnsiTheme="minorHAnsi" w:hint="eastAsia"/>
+              </w:rPr>
+              <w:t>사용자들을 선택 후, 대화하기 버튼을 눌러 대화방에 생성되어 입장한다.</w:t>
             </w:r>
           </w:p>
           <w:p>
@@ -9484,102 +7993,45 @@
                 <w:numId w:val="4"/>
               </w:numPr>
               <w:spacing w:line="276" w:lineRule="auto"/>
-            </w:pPr>
-            <w:r>
-              <w:rPr>
-                <w:rFonts w:hint="eastAsia"/>
-              </w:rPr>
-              <w:t>사용자의</w:t>
-            </w:r>
-            <w:r>
-              <w:rPr>
-                <w:rFonts w:hint="eastAsia"/>
-              </w:rPr>
-              <w:t xml:space="preserve"> </w:t>
-            </w:r>
-            <w:r>
-              <w:rPr>
-                <w:rFonts w:hint="eastAsia"/>
-              </w:rPr>
-              <w:t>화면에</w:t>
-            </w:r>
-            <w:r>
-              <w:rPr>
-                <w:rFonts w:hint="eastAsia"/>
-              </w:rPr>
-              <w:t xml:space="preserve"> </w:t>
-            </w:r>
-            <w:r>
-              <w:rPr>
-                <w:rFonts w:hint="eastAsia"/>
-              </w:rPr>
-              <w:t>다른</w:t>
-            </w:r>
-            <w:r>
-              <w:rPr>
-                <w:rFonts w:hint="eastAsia"/>
-              </w:rPr>
-              <w:t xml:space="preserve"> </w:t>
-            </w:r>
-            <w:r>
-              <w:rPr>
-                <w:rFonts w:hint="eastAsia"/>
-              </w:rPr>
-              <w:t>사용자가</w:t>
-            </w:r>
-            <w:r>
-              <w:rPr>
-                <w:rFonts w:hint="eastAsia"/>
-              </w:rPr>
-              <w:t xml:space="preserve"> </w:t>
-            </w:r>
-            <w:r>
-              <w:rPr>
-                <w:rFonts w:hint="eastAsia"/>
-              </w:rPr>
-              <w:t>전달한</w:t>
-            </w:r>
-            <w:r>
-              <w:rPr>
-                <w:rFonts w:hint="eastAsia"/>
-              </w:rPr>
-              <w:t xml:space="preserve"> </w:t>
-            </w:r>
-            <w:r>
-              <w:rPr>
-                <w:rFonts w:hint="eastAsia"/>
-              </w:rPr>
-              <w:t>텍스트가</w:t>
-            </w:r>
-            <w:r>
-              <w:rPr>
-                <w:rFonts w:hint="eastAsia"/>
-              </w:rPr>
-              <w:t xml:space="preserve"> </w:t>
-            </w:r>
-            <w:r>
-              <w:rPr>
-                <w:rFonts w:hint="eastAsia"/>
-              </w:rPr>
-              <w:t>화면에</w:t>
-            </w:r>
-            <w:r>
-              <w:rPr>
-                <w:rFonts w:hint="eastAsia"/>
-              </w:rPr>
-              <w:t xml:space="preserve"> </w:t>
-            </w:r>
-            <w:r>
-              <w:rPr>
-                <w:rFonts w:hint="eastAsia"/>
-              </w:rPr>
-              <w:t>표시된다</w:t>
-            </w:r>
-            <w:r>
-              <w:rPr>
-                <w:rFonts w:hint="eastAsia"/>
-              </w:rPr>
-              <w:t>.</w:t>
+              <w:rPr>
+                <w:rFonts w:asciiTheme="minorHAnsi" w:eastAsiaTheme="minorHAnsi" w:hAnsiTheme="minorHAnsi"/>
+              </w:rPr>
+            </w:pPr>
+            <w:r>
+              <w:rPr>
+                <w:rFonts w:asciiTheme="minorHAnsi" w:eastAsiaTheme="minorHAnsi" w:hAnsiTheme="minorHAnsi" w:hint="eastAsia"/>
+              </w:rPr>
+              <w:t xml:space="preserve">입력창에 텍스트를 입력하고 </w:t>
+            </w:r>
+            <w:r>
+              <w:rPr>
+                <w:rFonts w:asciiTheme="minorHAnsi" w:eastAsiaTheme="minorHAnsi" w:hAnsiTheme="minorHAnsi" w:hint="eastAsia"/>
+              </w:rPr>
+              <w:t>전송</w:t>
+            </w:r>
+            <w:r>
+              <w:rPr>
+                <w:rFonts w:asciiTheme="minorHAnsi" w:eastAsiaTheme="minorHAnsi" w:hAnsiTheme="minorHAnsi" w:hint="eastAsia"/>
+              </w:rPr>
+              <w:t xml:space="preserve"> 버튼을 눌러 텍스트를 전달한다.</w:t>
+            </w:r>
+          </w:p>
+          <w:p>
+            <w:pPr>
+              <w:numPr>
+                <w:ilvl w:val="0"/>
+                <w:numId w:val="4"/>
+              </w:numPr>
+              <w:spacing w:line="276" w:lineRule="auto"/>
+              <w:rPr>
+                <w:rFonts w:asciiTheme="minorHAnsi" w:eastAsiaTheme="minorHAnsi" w:hAnsiTheme="minorHAnsi"/>
+              </w:rPr>
+            </w:pPr>
+            <w:r>
+              <w:rPr>
+                <w:rFonts w:asciiTheme="minorHAnsi" w:eastAsiaTheme="minorHAnsi" w:hAnsiTheme="minorHAnsi" w:hint="eastAsia"/>
+              </w:rPr>
+              <w:t>사용자의 화면에 다른 사용자가 전달한 텍스트가 화면에 표시된다.</w:t>
             </w:r>
           </w:p>
         </w:tc>
@@ -9629,302 +8081,92 @@
           <w:p>
             <w:pPr>
               <w:spacing w:line="276" w:lineRule="auto"/>
-            </w:pPr>
-            <w:r>
+              <w:rPr>
+                <w:rFonts w:asciiTheme="minorHAnsi" w:eastAsiaTheme="minorHAnsi" w:hAnsiTheme="minorHAnsi"/>
+              </w:rPr>
+            </w:pPr>
+            <w:r>
+              <w:rPr>
+                <w:rFonts w:asciiTheme="minorHAnsi" w:eastAsiaTheme="minorHAnsi" w:hAnsiTheme="minorHAnsi"/>
+              </w:rPr>
               <w:t xml:space="preserve">1. </w:t>
             </w:r>
             <w:r>
               <w:rPr>
-                <w:rFonts w:hint="eastAsia"/>
-              </w:rPr>
-              <w:t>파일</w:t>
-            </w:r>
-            <w:r>
-              <w:rPr>
-                <w:rFonts w:hint="eastAsia"/>
-              </w:rPr>
-              <w:t xml:space="preserve"> </w:t>
-            </w:r>
-            <w:r>
-              <w:rPr>
-                <w:rFonts w:hint="eastAsia"/>
-              </w:rPr>
-              <w:t>전송</w:t>
-            </w:r>
-            <w:r>
+                <w:rFonts w:asciiTheme="minorHAnsi" w:eastAsiaTheme="minorHAnsi" w:hAnsiTheme="minorHAnsi" w:hint="eastAsia"/>
+              </w:rPr>
+              <w:t>파일 전송</w:t>
+            </w:r>
+            <w:r>
+              <w:rPr>
+                <w:rFonts w:asciiTheme="minorHAnsi" w:eastAsiaTheme="minorHAnsi" w:hAnsiTheme="minorHAnsi"/>
+              </w:rPr>
               <w:t>:</w:t>
             </w:r>
             <w:r>
               <w:rPr>
-                <w:rFonts w:hint="eastAsia"/>
-              </w:rPr>
-              <w:t xml:space="preserve"> </w:t>
-            </w:r>
-            <w:r>
-              <w:rPr>
-                <w:rFonts w:hint="eastAsia"/>
-              </w:rPr>
-              <w:t>입력</w:t>
-            </w:r>
-            <w:r>
-              <w:rPr>
-                <w:rFonts w:hint="eastAsia"/>
-              </w:rPr>
-              <w:t xml:space="preserve"> </w:t>
-            </w:r>
-            <w:r>
-              <w:rPr>
-                <w:rFonts w:hint="eastAsia"/>
-              </w:rPr>
-              <w:t>창에</w:t>
-            </w:r>
-            <w:r>
-              <w:rPr>
-                <w:rFonts w:hint="eastAsia"/>
-              </w:rPr>
-              <w:t xml:space="preserve"> </w:t>
-            </w:r>
-            <w:r>
-              <w:rPr>
-                <w:rFonts w:hint="eastAsia"/>
-              </w:rPr>
-              <w:t>플러스</w:t>
-            </w:r>
-            <w:r>
-              <w:rPr>
-                <w:rFonts w:hint="eastAsia"/>
-              </w:rPr>
-              <w:t xml:space="preserve"> </w:t>
-            </w:r>
-            <w:r>
-              <w:rPr>
-                <w:rFonts w:hint="eastAsia"/>
-              </w:rPr>
-              <w:t>버튼을</w:t>
-            </w:r>
-            <w:r>
-              <w:rPr>
-                <w:rFonts w:hint="eastAsia"/>
-              </w:rPr>
-              <w:t xml:space="preserve"> </w:t>
-            </w:r>
-            <w:r>
-              <w:rPr>
-                <w:rFonts w:hint="eastAsia"/>
-              </w:rPr>
-              <w:t>누르거나</w:t>
-            </w:r>
-            <w:r>
-              <w:rPr>
-                <w:rFonts w:hint="eastAsia"/>
-              </w:rPr>
-              <w:t xml:space="preserve"> </w:t>
-            </w:r>
-            <w:r>
-              <w:rPr>
-                <w:rFonts w:hint="eastAsia"/>
-              </w:rPr>
-              <w:t>파일을</w:t>
-            </w:r>
-            <w:r>
-              <w:rPr>
-                <w:rFonts w:hint="eastAsia"/>
-              </w:rPr>
-              <w:t xml:space="preserve"> </w:t>
-            </w:r>
-            <w:r>
-              <w:rPr>
-                <w:rFonts w:hint="eastAsia"/>
-              </w:rPr>
-              <w:t>입력창에</w:t>
-            </w:r>
-            <w:r>
-              <w:rPr>
-                <w:rFonts w:hint="eastAsia"/>
-              </w:rPr>
-              <w:t xml:space="preserve"> Drag</w:t>
-            </w:r>
-            <w:r>
-              <w:rPr>
-                <w:rFonts w:hint="eastAsia"/>
-              </w:rPr>
-              <w:t xml:space="preserve"> </w:t>
-            </w:r>
-            <w:r>
-              <w:rPr>
-                <w:rFonts w:hint="eastAsia"/>
+                <w:rFonts w:asciiTheme="minorHAnsi" w:eastAsiaTheme="minorHAnsi" w:hAnsiTheme="minorHAnsi" w:hint="eastAsia"/>
+              </w:rPr>
+              <w:t xml:space="preserve"> 입력 창에 플러스 버튼을 누르거나 파일을 입력창에 Drag</w:t>
+            </w:r>
+            <w:r>
+              <w:rPr>
+                <w:rFonts w:asciiTheme="minorHAnsi" w:eastAsiaTheme="minorHAnsi" w:hAnsiTheme="minorHAnsi" w:hint="eastAsia"/>
+              </w:rPr>
+              <w:t xml:space="preserve"> </w:t>
+            </w:r>
+            <w:r>
+              <w:rPr>
+                <w:rFonts w:asciiTheme="minorHAnsi" w:eastAsiaTheme="minorHAnsi" w:hAnsiTheme="minorHAnsi" w:hint="eastAsia"/>
               </w:rPr>
               <w:t>&amp;</w:t>
             </w:r>
             <w:r>
               <w:rPr>
-                <w:rFonts w:hint="eastAsia"/>
-              </w:rPr>
-              <w:t xml:space="preserve"> </w:t>
-            </w:r>
-            <w:r>
-              <w:rPr>
-                <w:rFonts w:hint="eastAsia"/>
-              </w:rPr>
-              <w:t xml:space="preserve">Drop </w:t>
-            </w:r>
-            <w:r>
-              <w:rPr>
-                <w:rFonts w:hint="eastAsia"/>
+                <w:rFonts w:asciiTheme="minorHAnsi" w:eastAsiaTheme="minorHAnsi" w:hAnsiTheme="minorHAnsi" w:hint="eastAsia"/>
+              </w:rPr>
+              <w:t xml:space="preserve"> </w:t>
+            </w:r>
+            <w:r>
+              <w:rPr>
+                <w:rFonts w:asciiTheme="minorHAnsi" w:eastAsiaTheme="minorHAnsi" w:hAnsiTheme="minorHAnsi" w:hint="eastAsia"/>
+              </w:rPr>
+              <w:t xml:space="preserve">Drop 하여 파일을 </w:t>
+            </w:r>
+            <w:r>
+              <w:rPr>
+                <w:rFonts w:asciiTheme="minorHAnsi" w:eastAsiaTheme="minorHAnsi" w:hAnsiTheme="minorHAnsi" w:hint="eastAsia"/>
+              </w:rPr>
+              <w:t>첨부</w:t>
+            </w:r>
+            <w:r>
+              <w:rPr>
+                <w:rFonts w:asciiTheme="minorHAnsi" w:eastAsiaTheme="minorHAnsi" w:hAnsiTheme="minorHAnsi"/>
               </w:rPr>
               <w:t>하여</w:t>
             </w:r>
             <w:r>
               <w:rPr>
-                <w:rFonts w:hint="eastAsia"/>
-              </w:rPr>
-              <w:t xml:space="preserve"> </w:t>
-            </w:r>
-            <w:r>
-              <w:rPr>
-                <w:rFonts w:hint="eastAsia"/>
-              </w:rPr>
-              <w:t>파일을</w:t>
-            </w:r>
-            <w:r>
-              <w:rPr>
-                <w:rFonts w:hint="eastAsia"/>
-              </w:rPr>
-              <w:t xml:space="preserve"> </w:t>
-            </w:r>
-            <w:r>
-              <w:rPr>
-                <w:rFonts w:hint="eastAsia"/>
-              </w:rPr>
-              <w:t>첨부</w:t>
-            </w:r>
-            <w:r>
-              <w:t>하여</w:t>
-            </w:r>
-            <w:r>
-              <w:rPr>
-                <w:rFonts w:hint="eastAsia"/>
-              </w:rPr>
-              <w:t xml:space="preserve"> </w:t>
-            </w:r>
-            <w:r>
-              <w:rPr>
-                <w:rFonts w:hint="eastAsia"/>
-              </w:rPr>
-              <w:t>전송하고</w:t>
-            </w:r>
-            <w:r>
-              <w:rPr>
-                <w:rFonts w:hint="eastAsia"/>
-              </w:rPr>
-              <w:t xml:space="preserve">, </w:t>
-            </w:r>
-            <w:r>
-              <w:rPr>
-                <w:rFonts w:hint="eastAsia"/>
-              </w:rPr>
-              <w:t>다른</w:t>
-            </w:r>
-            <w:r>
-              <w:rPr>
-                <w:rFonts w:hint="eastAsia"/>
-              </w:rPr>
-              <w:t xml:space="preserve"> </w:t>
-            </w:r>
-            <w:r>
-              <w:rPr>
-                <w:rFonts w:hint="eastAsia"/>
-              </w:rPr>
-              <w:t>사용자는</w:t>
-            </w:r>
-            <w:r>
-              <w:rPr>
-                <w:rFonts w:hint="eastAsia"/>
-              </w:rPr>
-              <w:t xml:space="preserve"> </w:t>
-            </w:r>
-            <w:r>
-              <w:rPr>
-                <w:rFonts w:hint="eastAsia"/>
-              </w:rPr>
-              <w:t>파일을</w:t>
-            </w:r>
-            <w:r>
-              <w:rPr>
-                <w:rFonts w:hint="eastAsia"/>
-              </w:rPr>
-              <w:t xml:space="preserve"> </w:t>
-            </w:r>
-            <w:r>
-              <w:rPr>
-                <w:rFonts w:hint="eastAsia"/>
-              </w:rPr>
-              <w:t>눌러</w:t>
-            </w:r>
-            <w:r>
-              <w:rPr>
-                <w:rFonts w:hint="eastAsia"/>
-              </w:rPr>
-              <w:t xml:space="preserve"> </w:t>
-            </w:r>
-            <w:r>
-              <w:rPr>
-                <w:rFonts w:hint="eastAsia"/>
-              </w:rPr>
-              <w:t>파일을</w:t>
-            </w:r>
-            <w:r>
-              <w:rPr>
-                <w:rFonts w:hint="eastAsia"/>
-              </w:rPr>
-              <w:t xml:space="preserve"> </w:t>
-            </w:r>
-            <w:r>
-              <w:rPr>
-                <w:rFonts w:hint="eastAsia"/>
-              </w:rPr>
-              <w:t>다운로드한다</w:t>
-            </w:r>
-            <w:r>
-              <w:rPr>
-                <w:rFonts w:hint="eastAsia"/>
-              </w:rPr>
-              <w:t>.</w:t>
+                <w:rFonts w:asciiTheme="minorHAnsi" w:eastAsiaTheme="minorHAnsi" w:hAnsiTheme="minorHAnsi" w:hint="eastAsia"/>
+              </w:rPr>
+              <w:t xml:space="preserve"> 전송하고, 다른 사용자는 파일을 눌러 파일을 다운로드한다.</w:t>
+            </w:r>
+            <w:r>
+              <w:rPr>
+                <w:rFonts w:asciiTheme="minorHAnsi" w:eastAsiaTheme="minorHAnsi" w:hAnsiTheme="minorHAnsi"/>
+              </w:rPr>
+              <w:br/>
+            </w:r>
+            <w:r>
+              <w:rPr>
+                <w:rFonts w:asciiTheme="minorHAnsi" w:eastAsiaTheme="minorHAnsi" w:hAnsiTheme="minorHAnsi" w:hint="eastAsia"/>
+              </w:rPr>
+              <w:t>2. 사용자 초대: 화면에 초대하기 버튼을 눌러 현재 대화방에 현재 접속중인 다른 사용자를 조회 후 초대한다.</w:t>
             </w:r>
           </w:p>
         </w:tc>
       </w:tr>
     </w:tbl>
-    <w:p>
-      <w:pPr>
-        <w:spacing w:line="276" w:lineRule="auto"/>
-      </w:pPr>
-    </w:p>
-    <w:p>
-      <w:pPr>
-        <w:spacing w:line="276" w:lineRule="auto"/>
-      </w:pPr>
-    </w:p>
-    <w:p>
-      <w:pPr>
-        <w:spacing w:line="276" w:lineRule="auto"/>
-      </w:pPr>
-    </w:p>
-    <w:p>
-      <w:pPr>
-        <w:spacing w:line="276" w:lineRule="auto"/>
-      </w:pPr>
-    </w:p>
-    <w:p>
-      <w:pPr>
-        <w:spacing w:line="276" w:lineRule="auto"/>
-      </w:pPr>
-    </w:p>
-    <w:p>
-      <w:pPr>
-        <w:spacing w:line="276" w:lineRule="auto"/>
-      </w:pPr>
-    </w:p>
     <w:p>
       <w:pPr>
         <w:spacing w:line="276" w:lineRule="auto"/>
@@ -9978,7 +8220,7 @@
           <w:sz w:val="24"/>
           <w:szCs w:val="24"/>
         </w:rPr>
-        <w:t>그룹</w:t>
+        <w:t>대화방</w:t>
       </w:r>
       <w:r>
         <w:rPr>
@@ -9996,19 +8238,8 @@
           <w:sz w:val="24"/>
           <w:szCs w:val="24"/>
         </w:rPr>
-        <w:t>채팅</w:t>
+        <w:t>생성</w:t>
       </w:r>
-    </w:p>
-    <w:p>
-      <w:pPr>
-        <w:widowControl/>
-        <w:spacing w:line="276" w:lineRule="auto"/>
-        <w:rPr>
-          <w:b/>
-          <w:sz w:val="24"/>
-          <w:szCs w:val="24"/>
-        </w:rPr>
-      </w:pPr>
     </w:p>
     <w:tbl>
       <w:tblPr>
@@ -10031,7 +8262,7 @@
       </w:tblGrid>
       <w:tr>
         <w:trPr>
-          <w:trHeight w:val="469"/>
+          <w:trHeight w:val="402"/>
         </w:trPr>
         <w:tc>
           <w:tcPr>
@@ -10084,7 +8315,7 @@
       </w:tr>
       <w:tr>
         <w:trPr>
-          <w:trHeight w:val="580"/>
+          <w:trHeight w:val="420"/>
         </w:trPr>
         <w:tc>
           <w:tcPr>
@@ -10115,76 +8346,29 @@
           <w:p>
             <w:pPr>
               <w:spacing w:line="276" w:lineRule="auto"/>
-            </w:pPr>
-            <w:r>
-              <w:rPr>
-                <w:rFonts w:hint="eastAsia"/>
-              </w:rPr>
-              <w:t>그룹</w:t>
-            </w:r>
-            <w:r>
-              <w:t xml:space="preserve"> </w:t>
-            </w:r>
-            <w:r>
-              <w:t>대화방</w:t>
-            </w:r>
-            <w:r>
-              <w:t xml:space="preserve"> </w:t>
-            </w:r>
-            <w:r>
-              <w:t>생성</w:t>
-            </w:r>
-            <w:r>
-              <w:t xml:space="preserve"> </w:t>
-            </w:r>
-            <w:r>
-              <w:t>과정에</w:t>
-            </w:r>
-            <w:r>
-              <w:t xml:space="preserve"> </w:t>
-            </w:r>
-            <w:r>
-              <w:t>따라</w:t>
-            </w:r>
-            <w:r>
-              <w:t xml:space="preserve"> </w:t>
-            </w:r>
-            <w:r>
-              <w:t>다수의</w:t>
-            </w:r>
-            <w:r>
-              <w:t xml:space="preserve"> </w:t>
-            </w:r>
-            <w:r>
-              <w:t>사용자와</w:t>
-            </w:r>
-            <w:r>
-              <w:t xml:space="preserve"> </w:t>
-            </w:r>
-            <w:r>
-              <w:t>그룹</w:t>
-            </w:r>
-            <w:r>
-              <w:t xml:space="preserve"> </w:t>
-            </w:r>
-            <w:r>
-              <w:t>채팅을</w:t>
-            </w:r>
-            <w:r>
-              <w:t xml:space="preserve"> </w:t>
-            </w:r>
-            <w:r>
-              <w:t>한다</w:t>
-            </w:r>
-            <w:r>
-              <w:t>.</w:t>
+              <w:rPr>
+                <w:rFonts w:asciiTheme="minorHAnsi" w:eastAsiaTheme="minorHAnsi" w:hAnsiTheme="minorHAnsi"/>
+                <w:lang w:val="en-US"/>
+              </w:rPr>
+            </w:pPr>
+            <w:r>
+              <w:rPr>
+                <w:rFonts w:asciiTheme="minorHAnsi" w:eastAsiaTheme="minorHAnsi" w:hAnsiTheme="minorHAnsi" w:hint="eastAsia"/>
+              </w:rPr>
+              <w:t xml:space="preserve">사용자를 검색 후 선택하여, </w:t>
+            </w:r>
+            <w:r>
+              <w:rPr>
+                <w:rFonts w:asciiTheme="minorHAnsi" w:eastAsiaTheme="minorHAnsi" w:hAnsiTheme="minorHAnsi"/>
+              </w:rPr>
+              <w:t>고유한 식별 번호를 가진 대화방을 생성해 참여할 사용자의 학번을 해당 방에 매핑해 논리적인 대화 공간을 구축한다.</w:t>
             </w:r>
           </w:p>
         </w:tc>
       </w:tr>
       <w:tr>
         <w:trPr>
-          <w:trHeight w:val="579"/>
+          <w:trHeight w:val="413"/>
         </w:trPr>
         <w:tc>
           <w:tcPr>
@@ -10230,10 +8414,13 @@
             <w:pPr>
               <w:spacing w:line="276" w:lineRule="auto"/>
               <w:jc w:val="both"/>
-            </w:pPr>
-            <w:r>
-              <w:rPr>
-                <w:rFonts w:hint="eastAsia"/>
+              <w:rPr>
+                <w:rFonts w:asciiTheme="minorHAnsi" w:eastAsiaTheme="minorHAnsi" w:hAnsiTheme="minorHAnsi"/>
+              </w:rPr>
+            </w:pPr>
+            <w:r>
+              <w:rPr>
+                <w:rFonts w:asciiTheme="minorHAnsi" w:eastAsiaTheme="minorHAnsi" w:hAnsiTheme="minorHAnsi"/>
               </w:rPr>
               <w:t>사용자</w:t>
             </w:r>
@@ -10242,7 +8429,7 @@
       </w:tr>
       <w:tr>
         <w:trPr>
-          <w:trHeight w:val="585"/>
+          <w:trHeight w:val="518"/>
         </w:trPr>
         <w:tc>
           <w:tcPr>
@@ -10286,109 +8473,29 @@
             <w:pPr>
               <w:spacing w:line="276" w:lineRule="auto"/>
               <w:jc w:val="both"/>
-            </w:pPr>
-            <w:r>
-              <w:rPr>
-                <w:rFonts w:hint="eastAsia"/>
+              <w:rPr>
+                <w:rFonts w:asciiTheme="minorHAnsi" w:eastAsiaTheme="minorHAnsi" w:hAnsiTheme="minorHAnsi"/>
+                <w:lang w:val="en-US"/>
+              </w:rPr>
+            </w:pPr>
+            <w:r>
+              <w:rPr>
+                <w:rFonts w:asciiTheme="minorHAnsi" w:eastAsiaTheme="minorHAnsi" w:hAnsiTheme="minorHAnsi" w:hint="eastAsia"/>
               </w:rPr>
               <w:t>시스템의</w:t>
             </w:r>
             <w:r>
               <w:rPr>
-                <w:rFonts w:hint="eastAsia"/>
-              </w:rPr>
-              <w:t xml:space="preserve"> </w:t>
-            </w:r>
-            <w:r>
-              <w:rPr>
-                <w:rFonts w:hint="eastAsia"/>
-              </w:rPr>
-              <w:t>가입한</w:t>
-            </w:r>
-            <w:r>
-              <w:rPr>
-                <w:rFonts w:hint="eastAsia"/>
-              </w:rPr>
-              <w:t xml:space="preserve"> </w:t>
-            </w:r>
-            <w:r>
-              <w:rPr>
-                <w:rFonts w:hint="eastAsia"/>
-              </w:rPr>
-              <w:t>사용자들</w:t>
-            </w:r>
-            <w:r>
-              <w:rPr>
-                <w:rFonts w:hint="eastAsia"/>
-              </w:rPr>
-              <w:t xml:space="preserve"> </w:t>
-            </w:r>
-            <w:r>
-              <w:rPr>
-                <w:rFonts w:hint="eastAsia"/>
-              </w:rPr>
-              <w:t>모두</w:t>
-            </w:r>
-            <w:r>
-              <w:rPr>
-                <w:rFonts w:hint="eastAsia"/>
-              </w:rPr>
-              <w:t xml:space="preserve"> </w:t>
-            </w:r>
-            <w:r>
-              <w:rPr>
-                <w:rFonts w:hint="eastAsia"/>
-              </w:rPr>
-              <w:t>현재</w:t>
-            </w:r>
-            <w:r>
-              <w:rPr>
-                <w:rFonts w:hint="eastAsia"/>
-              </w:rPr>
-              <w:t xml:space="preserve"> </w:t>
-            </w:r>
-            <w:r>
-              <w:rPr>
-                <w:rFonts w:hint="eastAsia"/>
-              </w:rPr>
-              <w:t>접속</w:t>
-            </w:r>
-            <w:r>
-              <w:rPr>
-                <w:rFonts w:hint="eastAsia"/>
-              </w:rPr>
-              <w:t xml:space="preserve"> </w:t>
-            </w:r>
-            <w:r>
-              <w:rPr>
-                <w:rFonts w:hint="eastAsia"/>
-              </w:rPr>
-              <w:t>중이어야</w:t>
-            </w:r>
-            <w:r>
-              <w:rPr>
-                <w:rFonts w:hint="eastAsia"/>
-              </w:rPr>
-              <w:t xml:space="preserve"> </w:t>
-            </w:r>
-            <w:r>
-              <w:rPr>
-                <w:rFonts w:hint="eastAsia"/>
-              </w:rPr>
-              <w:t>한다</w:t>
-            </w:r>
-            <w:r>
-              <w:rPr>
-                <w:rFonts w:hint="eastAsia"/>
-              </w:rPr>
-              <w:t>.</w:t>
+                <w:rFonts w:asciiTheme="minorHAnsi" w:eastAsiaTheme="minorHAnsi" w:hAnsiTheme="minorHAnsi"/>
+              </w:rPr>
+              <w:t xml:space="preserve"> 가입한 사용자들 모두 현재 접속 중이어야 한다.</w:t>
             </w:r>
           </w:p>
         </w:tc>
       </w:tr>
       <w:tr>
         <w:trPr>
-          <w:trHeight w:val="576"/>
+          <w:trHeight w:val="525"/>
         </w:trPr>
         <w:tc>
           <w:tcPr>
@@ -10432,165 +8539,43 @@
             <w:pPr>
               <w:spacing w:line="276" w:lineRule="auto"/>
               <w:jc w:val="both"/>
-            </w:pPr>
-            <w:r>
-              <w:rPr>
-                <w:rFonts w:hint="eastAsia"/>
+              <w:rPr>
+                <w:rFonts w:asciiTheme="minorHAnsi" w:eastAsiaTheme="minorHAnsi" w:hAnsiTheme="minorHAnsi"/>
+              </w:rPr>
+            </w:pPr>
+            <w:r>
+              <w:rPr>
+                <w:rFonts w:asciiTheme="minorHAnsi" w:eastAsiaTheme="minorHAnsi" w:hAnsiTheme="minorHAnsi" w:hint="eastAsia"/>
               </w:rPr>
               <w:t>성공</w:t>
             </w:r>
             <w:r>
-              <w:t>:</w:t>
-            </w:r>
-            <w:r>
-              <w:t xml:space="preserve"> </w:t>
-            </w:r>
-            <w:r>
-              <w:rPr>
-                <w:rFonts w:hint="eastAsia"/>
-              </w:rPr>
-              <w:t>선택한</w:t>
-            </w:r>
-            <w:r>
-              <w:rPr>
-                <w:rFonts w:hint="eastAsia"/>
-              </w:rPr>
-              <w:t xml:space="preserve"> </w:t>
-            </w:r>
-            <w:r>
-              <w:rPr>
-                <w:rFonts w:hint="eastAsia"/>
-              </w:rPr>
-              <w:t>사용자들과</w:t>
-            </w:r>
-            <w:r>
-              <w:rPr>
-                <w:rFonts w:hint="eastAsia"/>
-              </w:rPr>
-              <w:t xml:space="preserve"> </w:t>
-            </w:r>
-            <w:r>
-              <w:rPr>
-                <w:rFonts w:hint="eastAsia"/>
-              </w:rPr>
-              <w:t>그룹</w:t>
-            </w:r>
-            <w:r>
-              <w:rPr>
-                <w:rFonts w:hint="eastAsia"/>
-              </w:rPr>
-              <w:t xml:space="preserve"> </w:t>
-            </w:r>
-            <w:r>
-              <w:rPr>
-                <w:rFonts w:hint="eastAsia"/>
-              </w:rPr>
-              <w:t>대화방에서</w:t>
-            </w:r>
-            <w:r>
-              <w:rPr>
-                <w:rFonts w:hint="eastAsia"/>
-              </w:rPr>
-              <w:t xml:space="preserve"> </w:t>
-            </w:r>
-            <w:r>
-              <w:rPr>
-                <w:rFonts w:hint="eastAsia"/>
-              </w:rPr>
-              <w:t>대화</w:t>
-            </w:r>
-            <w:r>
-              <w:t>.</w:t>
+              <w:rPr>
+                <w:rFonts w:asciiTheme="minorHAnsi" w:eastAsiaTheme="minorHAnsi" w:hAnsiTheme="minorHAnsi"/>
+              </w:rPr>
+              <w:t>: 선택한 사용자들이 대화할 수 있는 대화방 생성</w:t>
             </w:r>
           </w:p>
           <w:p>
             <w:pPr>
               <w:spacing w:line="276" w:lineRule="auto"/>
               <w:jc w:val="both"/>
-            </w:pPr>
-            <w:r>
-              <w:rPr>
-                <w:rFonts w:hint="eastAsia"/>
+              <w:rPr>
+                <w:rFonts w:asciiTheme="minorHAnsi" w:eastAsiaTheme="minorHAnsi" w:hAnsiTheme="minorHAnsi"/>
+                <w:lang w:val="en-US"/>
+              </w:rPr>
+            </w:pPr>
+            <w:r>
+              <w:rPr>
+                <w:rFonts w:asciiTheme="minorHAnsi" w:eastAsiaTheme="minorHAnsi" w:hAnsiTheme="minorHAnsi" w:hint="eastAsia"/>
               </w:rPr>
               <w:t>실패</w:t>
             </w:r>
             <w:r>
               <w:rPr>
-                <w:rFonts w:hint="eastAsia"/>
-              </w:rPr>
-              <w:t xml:space="preserve">: </w:t>
-            </w:r>
-            <w:r>
-              <w:rPr>
-                <w:rFonts w:hint="eastAsia"/>
-              </w:rPr>
-              <w:t>미</w:t>
-            </w:r>
-            <w:r>
-              <w:rPr>
-                <w:rFonts w:hint="eastAsia"/>
-              </w:rPr>
-              <w:t xml:space="preserve"> </w:t>
-            </w:r>
-            <w:r>
-              <w:rPr>
-                <w:rFonts w:hint="eastAsia"/>
-              </w:rPr>
-              <w:t>접속</w:t>
-            </w:r>
-            <w:r>
-              <w:rPr>
-                <w:rFonts w:hint="eastAsia"/>
-              </w:rPr>
-              <w:t xml:space="preserve"> </w:t>
-            </w:r>
-            <w:r>
-              <w:rPr>
-                <w:rFonts w:hint="eastAsia"/>
-              </w:rPr>
-              <w:t>사용자로</w:t>
-            </w:r>
-            <w:r>
-              <w:rPr>
-                <w:rFonts w:hint="eastAsia"/>
-              </w:rPr>
-              <w:t xml:space="preserve"> </w:t>
-            </w:r>
-            <w:r>
-              <w:rPr>
-                <w:rFonts w:hint="eastAsia"/>
-              </w:rPr>
-              <w:t>인해</w:t>
-            </w:r>
-            <w:r>
-              <w:rPr>
-                <w:rFonts w:hint="eastAsia"/>
-              </w:rPr>
-              <w:t xml:space="preserve"> </w:t>
-            </w:r>
-            <w:r>
-              <w:rPr>
-                <w:rFonts w:hint="eastAsia"/>
-              </w:rPr>
-              <w:t>대화</w:t>
-            </w:r>
-            <w:r>
-              <w:rPr>
-                <w:rFonts w:hint="eastAsia"/>
-              </w:rPr>
-              <w:t xml:space="preserve"> </w:t>
-            </w:r>
-            <w:r>
-              <w:rPr>
-                <w:rFonts w:hint="eastAsia"/>
-              </w:rPr>
-              <w:t>실패</w:t>
-            </w:r>
-            <w:r>
-              <w:rPr>
-                <w:rFonts w:hint="eastAsia"/>
-              </w:rPr>
-              <w:t>.</w:t>
+                <w:rFonts w:asciiTheme="minorHAnsi" w:eastAsiaTheme="minorHAnsi" w:hAnsiTheme="minorHAnsi"/>
+              </w:rPr>
+              <w:t>: 미 접속 사용자 선택으로 인해 대화방 생성 실패.</w:t>
             </w:r>
           </w:p>
         </w:tc>
@@ -10598,7 +8583,7 @@
       <w:tr>
         <w:trPr>
           <w:cantSplit/>
-          <w:trHeight w:val="1505"/>
+          <w:trHeight w:val="1948"/>
         </w:trPr>
         <w:tc>
           <w:tcPr>
@@ -10642,145 +8627,79 @@
             <w:pPr>
               <w:numPr>
                 <w:ilvl w:val="0"/>
-                <w:numId w:val="5"/>
+                <w:numId w:val="6"/>
               </w:numPr>
               <w:spacing w:line="276" w:lineRule="auto"/>
-            </w:pPr>
-            <w:r>
-              <w:rPr>
-                <w:rFonts w:hint="eastAsia"/>
-              </w:rPr>
-              <w:t>사용자들을</w:t>
-            </w:r>
-            <w:r>
-              <w:rPr>
-                <w:rFonts w:hint="eastAsia"/>
-              </w:rPr>
-              <w:t xml:space="preserve"> </w:t>
-            </w:r>
-            <w:r>
-              <w:rPr>
-                <w:rFonts w:hint="eastAsia"/>
-              </w:rPr>
-              <w:t>검색</w:t>
-            </w:r>
-            <w:r>
-              <w:rPr>
-                <w:rFonts w:hint="eastAsia"/>
-              </w:rPr>
-              <w:t xml:space="preserve"> </w:t>
-            </w:r>
-            <w:r>
-              <w:rPr>
-                <w:rFonts w:hint="eastAsia"/>
-              </w:rPr>
-              <w:t>후</w:t>
-            </w:r>
-            <w:r>
-              <w:rPr>
-                <w:rFonts w:hint="eastAsia"/>
-              </w:rPr>
-              <w:t xml:space="preserve"> </w:t>
-            </w:r>
-            <w:r>
-              <w:rPr>
-                <w:rFonts w:hint="eastAsia"/>
-              </w:rPr>
-              <w:t>선택하여</w:t>
-            </w:r>
-            <w:r>
-              <w:rPr>
-                <w:rFonts w:hint="eastAsia"/>
-              </w:rPr>
-              <w:t xml:space="preserve"> </w:t>
-            </w:r>
-            <w:r>
-              <w:rPr>
-                <w:rFonts w:hint="eastAsia"/>
-              </w:rPr>
-              <w:t>대화방을</w:t>
-            </w:r>
-            <w:r>
-              <w:rPr>
-                <w:rFonts w:hint="eastAsia"/>
-              </w:rPr>
-              <w:t xml:space="preserve"> </w:t>
-            </w:r>
-            <w:r>
-              <w:rPr>
-                <w:rFonts w:hint="eastAsia"/>
-              </w:rPr>
-              <w:t>생성한다</w:t>
-            </w:r>
-            <w:r>
-              <w:rPr>
-                <w:rFonts w:hint="eastAsia"/>
-              </w:rPr>
-              <w:t>.</w:t>
+              <w:rPr>
+                <w:rFonts w:asciiTheme="minorHAnsi" w:eastAsiaTheme="minorHAnsi" w:hAnsiTheme="minorHAnsi"/>
+              </w:rPr>
+            </w:pPr>
+            <w:r>
+              <w:rPr>
+                <w:rFonts w:asciiTheme="minorHAnsi" w:eastAsiaTheme="minorHAnsi" w:hAnsiTheme="minorHAnsi" w:hint="eastAsia"/>
+              </w:rPr>
+              <w:t>친구</w:t>
+            </w:r>
+            <w:r>
+              <w:rPr>
+                <w:rFonts w:asciiTheme="minorHAnsi" w:eastAsiaTheme="minorHAnsi" w:hAnsiTheme="minorHAnsi"/>
+              </w:rPr>
+              <w:t xml:space="preserve"> 검색 버튼으로 사용자를 조회한다.</w:t>
             </w:r>
           </w:p>
           <w:p>
             <w:pPr>
               <w:numPr>
                 <w:ilvl w:val="0"/>
-                <w:numId w:val="5"/>
+                <w:numId w:val="6"/>
               </w:numPr>
               <w:spacing w:line="276" w:lineRule="auto"/>
-            </w:pPr>
-            <w:r>
-              <w:rPr>
-                <w:rFonts w:hint="eastAsia"/>
-              </w:rPr>
-              <w:t>생성한</w:t>
-            </w:r>
-            <w:r>
-              <w:rPr>
-                <w:rFonts w:hint="eastAsia"/>
-              </w:rPr>
-              <w:t xml:space="preserve"> </w:t>
-            </w:r>
-            <w:r>
-              <w:rPr>
-                <w:rFonts w:hint="eastAsia"/>
-              </w:rPr>
-              <w:t>대화방에서</w:t>
-            </w:r>
-            <w:r>
-              <w:rPr>
-                <w:rFonts w:hint="eastAsia"/>
-              </w:rPr>
-              <w:t xml:space="preserve"> </w:t>
-            </w:r>
-            <w:r>
-              <w:rPr>
-                <w:rFonts w:hint="eastAsia"/>
-              </w:rPr>
-              <w:t>사용자들과</w:t>
-            </w:r>
-            <w:r>
-              <w:rPr>
-                <w:rFonts w:hint="eastAsia"/>
-              </w:rPr>
-              <w:t xml:space="preserve"> </w:t>
-            </w:r>
-            <w:r>
-              <w:rPr>
-                <w:rFonts w:hint="eastAsia"/>
-              </w:rPr>
-              <w:t>대화한다</w:t>
-            </w:r>
-            <w:r>
-              <w:rPr>
-                <w:rFonts w:hint="eastAsia"/>
-              </w:rPr>
-              <w:t>.</w:t>
+              <w:rPr>
+                <w:rFonts w:asciiTheme="minorHAnsi" w:eastAsiaTheme="minorHAnsi" w:hAnsiTheme="minorHAnsi"/>
+              </w:rPr>
+            </w:pPr>
+            <w:r>
+              <w:rPr>
+                <w:rFonts w:asciiTheme="minorHAnsi" w:eastAsiaTheme="minorHAnsi" w:hAnsiTheme="minorHAnsi" w:hint="eastAsia"/>
+              </w:rPr>
+              <w:t>대화하고</w:t>
+            </w:r>
+            <w:r>
+              <w:rPr>
+                <w:rFonts w:asciiTheme="minorHAnsi" w:eastAsiaTheme="minorHAnsi" w:hAnsiTheme="minorHAnsi"/>
+              </w:rPr>
+              <w:t xml:space="preserve"> 싶은 사용자를 선택한다.</w:t>
+            </w:r>
+          </w:p>
+          <w:p>
+            <w:pPr>
+              <w:numPr>
+                <w:ilvl w:val="0"/>
+                <w:numId w:val="6"/>
+              </w:numPr>
+              <w:spacing w:line="276" w:lineRule="auto"/>
+              <w:rPr>
+                <w:rFonts w:asciiTheme="minorHAnsi" w:eastAsiaTheme="minorHAnsi" w:hAnsiTheme="minorHAnsi"/>
+              </w:rPr>
+            </w:pPr>
+            <w:r>
+              <w:rPr>
+                <w:rFonts w:asciiTheme="minorHAnsi" w:eastAsiaTheme="minorHAnsi" w:hAnsiTheme="minorHAnsi" w:hint="eastAsia"/>
+              </w:rPr>
+              <w:t>대화하기</w:t>
+            </w:r>
+            <w:r>
+              <w:rPr>
+                <w:rFonts w:asciiTheme="minorHAnsi" w:eastAsiaTheme="minorHAnsi" w:hAnsiTheme="minorHAnsi"/>
+              </w:rPr>
+              <w:t xml:space="preserve"> 버튼을 눌러 선택한 사용자들과 대화할 수 있는 대화방을 생성한다.</w:t>
             </w:r>
           </w:p>
         </w:tc>
       </w:tr>
       <w:tr>
         <w:trPr>
-          <w:trHeight w:val="902"/>
+          <w:trHeight w:val="809"/>
         </w:trPr>
         <w:tc>
           <w:tcPr>
@@ -10823,102 +8742,630 @@
           <w:p>
             <w:pPr>
               <w:spacing w:line="276" w:lineRule="auto"/>
-            </w:pPr>
-            <w:r>
-              <w:t xml:space="preserve">1. </w:t>
-            </w:r>
-            <w:r>
-              <w:rPr>
-                <w:rFonts w:hint="eastAsia"/>
+              <w:rPr>
+                <w:rFonts w:asciiTheme="minorHAnsi" w:eastAsiaTheme="minorHAnsi" w:hAnsiTheme="minorHAnsi"/>
+              </w:rPr>
+            </w:pPr>
+            <w:r>
+              <w:rPr>
+                <w:rFonts w:asciiTheme="minorHAnsi" w:eastAsiaTheme="minorHAnsi" w:hAnsiTheme="minorHAnsi" w:hint="eastAsia"/>
+              </w:rPr>
+              <w:t>없음</w:t>
+            </w:r>
+          </w:p>
+        </w:tc>
+      </w:tr>
+    </w:tbl>
+    <w:p>
+      <w:pPr>
+        <w:widowControl/>
+        <w:spacing w:line="276" w:lineRule="auto"/>
+        <w:rPr>
+          <w:b/>
+          <w:sz w:val="24"/>
+          <w:szCs w:val="24"/>
+        </w:rPr>
+      </w:pPr>
+    </w:p>
+    <w:p>
+      <w:pPr>
+        <w:widowControl/>
+        <w:spacing w:line="276" w:lineRule="auto"/>
+        <w:rPr>
+          <w:b/>
+          <w:sz w:val="24"/>
+          <w:szCs w:val="24"/>
+        </w:rPr>
+      </w:pPr>
+      <w:r>
+        <w:rPr>
+          <w:b/>
+          <w:sz w:val="24"/>
+          <w:szCs w:val="24"/>
+        </w:rPr>
+        <w:t>UC-0</w:t>
+      </w:r>
+      <w:r>
+        <w:rPr>
+          <w:rFonts w:hint="eastAsia"/>
+          <w:b/>
+          <w:sz w:val="24"/>
+          <w:szCs w:val="24"/>
+        </w:rPr>
+        <w:t>5</w:t>
+      </w:r>
+      <w:r>
+        <w:rPr>
+          <w:b/>
+          <w:sz w:val="24"/>
+          <w:szCs w:val="24"/>
+        </w:rPr>
+        <w:t xml:space="preserve"> </w:t>
+      </w:r>
+      <w:r>
+        <w:rPr>
+          <w:rFonts w:hint="eastAsia"/>
+          <w:b/>
+          <w:sz w:val="24"/>
+          <w:szCs w:val="24"/>
+        </w:rPr>
+        <w:t>대화방</w:t>
+      </w:r>
+      <w:r>
+        <w:rPr>
+          <w:rFonts w:hint="eastAsia"/>
+          <w:b/>
+          <w:sz w:val="24"/>
+          <w:szCs w:val="24"/>
+        </w:rPr>
+        <w:t xml:space="preserve"> </w:t>
+      </w:r>
+      <w:r>
+        <w:rPr>
+          <w:rFonts w:hint="eastAsia"/>
+          <w:b/>
+          <w:sz w:val="24"/>
+          <w:szCs w:val="24"/>
+        </w:rPr>
+        <w:t>초대</w:t>
+      </w:r>
+    </w:p>
+    <w:tbl>
+      <w:tblPr>
+        <w:tblW w:w="8522" w:type="dxa"/>
+        <w:tblInd w:w="-115" w:type="dxa"/>
+        <w:tblBorders>
+          <w:top w:val="single" w:sz="4" w:space="0" w:color="999999"/>
+          <w:left w:val="single" w:sz="4" w:space="0" w:color="999999"/>
+          <w:bottom w:val="single" w:sz="4" w:space="0" w:color="999999"/>
+          <w:right w:val="single" w:sz="4" w:space="0" w:color="999999"/>
+          <w:insideH w:val="single" w:sz="4" w:space="0" w:color="999999"/>
+          <w:insideV w:val="single" w:sz="4" w:space="0" w:color="999999"/>
+        </w:tblBorders>
+        <w:tblLayout w:type="fixed"/>
+        <w:tblLook w:val="0400" w:firstRow="0" w:lastRow="0" w:firstColumn="0" w:lastColumn="0" w:noHBand="0" w:noVBand="1"/>
+      </w:tblPr>
+      <w:tblGrid>
+        <w:gridCol w:w="1242"/>
+        <w:gridCol w:w="7280"/>
+      </w:tblGrid>
+      <w:tr>
+        <w:trPr>
+          <w:trHeight w:val="402"/>
+        </w:trPr>
+        <w:tc>
+          <w:tcPr>
+            <w:tcW w:w="1242" w:type="dxa"/>
+            <w:tcBorders>
+              <w:bottom w:val="single" w:sz="12" w:space="0" w:color="666666"/>
+            </w:tcBorders>
+            <w:vAlign w:val="center"/>
+          </w:tcPr>
+          <w:p>
+            <w:pPr>
+              <w:spacing w:line="276" w:lineRule="auto"/>
+              <w:jc w:val="center"/>
+              <w:rPr>
+                <w:b/>
+              </w:rPr>
+            </w:pPr>
+            <w:r>
+              <w:rPr>
+                <w:b/>
+              </w:rPr>
+              <w:t>항목</w:t>
+            </w:r>
+          </w:p>
+        </w:tc>
+        <w:tc>
+          <w:tcPr>
+            <w:tcW w:w="7280" w:type="dxa"/>
+            <w:tcBorders>
+              <w:bottom w:val="single" w:sz="12" w:space="0" w:color="666666"/>
+            </w:tcBorders>
+            <w:vAlign w:val="center"/>
+          </w:tcPr>
+          <w:p>
+            <w:pPr>
+              <w:spacing w:line="276" w:lineRule="auto"/>
+              <w:jc w:val="center"/>
+              <w:rPr>
+                <w:b/>
+              </w:rPr>
+            </w:pPr>
+            <w:r>
+              <w:rPr>
+                <w:b/>
+              </w:rPr>
+              <w:t>내용</w:t>
+            </w:r>
+          </w:p>
+        </w:tc>
+      </w:tr>
+      <w:tr>
+        <w:trPr>
+          <w:trHeight w:val="420"/>
+        </w:trPr>
+        <w:tc>
+          <w:tcPr>
+            <w:tcW w:w="1242" w:type="dxa"/>
+            <w:vAlign w:val="center"/>
+          </w:tcPr>
+          <w:p>
+            <w:pPr>
+              <w:spacing w:line="276" w:lineRule="auto"/>
+              <w:jc w:val="center"/>
+              <w:rPr>
+                <w:b/>
+              </w:rPr>
+            </w:pPr>
+            <w:r>
+              <w:rPr>
+                <w:b/>
+              </w:rPr>
+              <w:t>설명</w:t>
+            </w:r>
+          </w:p>
+        </w:tc>
+        <w:tc>
+          <w:tcPr>
+            <w:tcW w:w="7280" w:type="dxa"/>
+            <w:vAlign w:val="center"/>
+          </w:tcPr>
+          <w:p>
+            <w:pPr>
+              <w:spacing w:line="276" w:lineRule="auto"/>
+              <w:rPr>
+                <w:rFonts w:asciiTheme="minorHAnsi" w:eastAsiaTheme="minorHAnsi" w:hAnsiTheme="minorHAnsi"/>
+                <w:lang w:val="en-US"/>
+              </w:rPr>
+            </w:pPr>
+            <w:r>
+              <w:rPr>
+                <w:rFonts w:asciiTheme="minorHAnsi" w:eastAsiaTheme="minorHAnsi" w:hAnsiTheme="minorHAnsi" w:hint="eastAsia"/>
+              </w:rPr>
+              <w:t>사용자가</w:t>
+            </w:r>
+            <w:r>
+              <w:rPr>
+                <w:rFonts w:asciiTheme="minorHAnsi" w:eastAsiaTheme="minorHAnsi" w:hAnsiTheme="minorHAnsi"/>
+              </w:rPr>
+              <w:t xml:space="preserve"> 현재 참여 중인 대화방에 다른 사용자를 초대한다.</w:t>
+            </w:r>
+          </w:p>
+        </w:tc>
+      </w:tr>
+      <w:tr>
+        <w:trPr>
+          <w:trHeight w:val="413"/>
+        </w:trPr>
+        <w:tc>
+          <w:tcPr>
+            <w:tcW w:w="1242" w:type="dxa"/>
+            <w:vAlign w:val="center"/>
+          </w:tcPr>
+          <w:p>
+            <w:pPr>
+              <w:spacing w:line="276" w:lineRule="auto"/>
+              <w:jc w:val="center"/>
+              <w:rPr>
+                <w:b/>
+              </w:rPr>
+            </w:pPr>
+            <w:r>
+              <w:rPr>
+                <w:b/>
+              </w:rPr>
+              <w:t>주요</w:t>
+            </w:r>
+            <w:r>
+              <w:rPr>
+                <w:b/>
+              </w:rPr>
+              <w:t xml:space="preserve"> </w:t>
+            </w:r>
+            <w:proofErr w:type="spellStart"/>
+            <w:r>
+              <w:rPr>
+                <w:b/>
+              </w:rPr>
+              <w:t>액터</w:t>
+            </w:r>
+            <w:proofErr w:type="spellEnd"/>
+          </w:p>
+        </w:tc>
+        <w:tc>
+          <w:tcPr>
+            <w:tcW w:w="7280" w:type="dxa"/>
+            <w:vAlign w:val="center"/>
+          </w:tcPr>
+          <w:p>
+            <w:pPr>
+              <w:spacing w:line="276" w:lineRule="auto"/>
+              <w:jc w:val="both"/>
+              <w:rPr>
+                <w:rFonts w:asciiTheme="minorHAnsi" w:eastAsiaTheme="minorHAnsi" w:hAnsiTheme="minorHAnsi"/>
+              </w:rPr>
+            </w:pPr>
+            <w:r>
+              <w:rPr>
+                <w:rFonts w:asciiTheme="minorHAnsi" w:eastAsiaTheme="minorHAnsi" w:hAnsiTheme="minorHAnsi"/>
+              </w:rPr>
+              <w:t>사용자</w:t>
+            </w:r>
+          </w:p>
+        </w:tc>
+      </w:tr>
+      <w:tr>
+        <w:trPr>
+          <w:trHeight w:val="518"/>
+        </w:trPr>
+        <w:tc>
+          <w:tcPr>
+            <w:tcW w:w="1242" w:type="dxa"/>
+            <w:vAlign w:val="center"/>
+          </w:tcPr>
+          <w:p>
+            <w:pPr>
+              <w:spacing w:line="276" w:lineRule="auto"/>
+              <w:jc w:val="center"/>
+              <w:rPr>
+                <w:b/>
+              </w:rPr>
+            </w:pPr>
+            <w:r>
+              <w:rPr>
+                <w:b/>
+              </w:rPr>
+              <w:t>전제</w:t>
+            </w:r>
+            <w:r>
+              <w:rPr>
+                <w:b/>
+              </w:rPr>
+              <w:t xml:space="preserve"> </w:t>
+            </w:r>
+            <w:r>
+              <w:rPr>
+                <w:b/>
+              </w:rPr>
+              <w:t>조건</w:t>
+            </w:r>
+          </w:p>
+        </w:tc>
+        <w:tc>
+          <w:tcPr>
+            <w:tcW w:w="7280" w:type="dxa"/>
+            <w:vAlign w:val="center"/>
+          </w:tcPr>
+          <w:p>
+            <w:pPr>
+              <w:spacing w:line="276" w:lineRule="auto"/>
+              <w:jc w:val="both"/>
+              <w:rPr>
+                <w:rFonts w:asciiTheme="minorHAnsi" w:eastAsiaTheme="minorHAnsi" w:hAnsiTheme="minorHAnsi"/>
+                <w:lang w:val="en-US"/>
+              </w:rPr>
+            </w:pPr>
+            <w:r>
+              <w:rPr>
+                <w:rFonts w:asciiTheme="minorHAnsi" w:eastAsiaTheme="minorHAnsi" w:hAnsiTheme="minorHAnsi" w:hint="eastAsia"/>
+              </w:rPr>
+              <w:t>대화방이</w:t>
+            </w:r>
+            <w:r>
+              <w:rPr>
+                <w:rFonts w:asciiTheme="minorHAnsi" w:eastAsiaTheme="minorHAnsi" w:hAnsiTheme="minorHAnsi"/>
+              </w:rPr>
+              <w:t xml:space="preserve"> 생성되어 있고, 접속 중인 사용자이어야 한다.</w:t>
+            </w:r>
+          </w:p>
+        </w:tc>
+      </w:tr>
+      <w:tr>
+        <w:trPr>
+          <w:trHeight w:val="525"/>
+        </w:trPr>
+        <w:tc>
+          <w:tcPr>
+            <w:tcW w:w="1242" w:type="dxa"/>
+            <w:vAlign w:val="center"/>
+          </w:tcPr>
+          <w:p>
+            <w:pPr>
+              <w:spacing w:line="276" w:lineRule="auto"/>
+              <w:jc w:val="center"/>
+              <w:rPr>
+                <w:b/>
+              </w:rPr>
+            </w:pPr>
+            <w:r>
+              <w:rPr>
+                <w:b/>
+              </w:rPr>
+              <w:t>종료</w:t>
+            </w:r>
+            <w:r>
+              <w:rPr>
+                <w:b/>
+              </w:rPr>
+              <w:t xml:space="preserve"> </w:t>
+            </w:r>
+            <w:r>
+              <w:rPr>
+                <w:b/>
+              </w:rPr>
+              <w:t>조건</w:t>
+            </w:r>
+          </w:p>
+        </w:tc>
+        <w:tc>
+          <w:tcPr>
+            <w:tcW w:w="7280" w:type="dxa"/>
+            <w:vAlign w:val="center"/>
+          </w:tcPr>
+          <w:p>
+            <w:pPr>
+              <w:spacing w:line="276" w:lineRule="auto"/>
+              <w:jc w:val="both"/>
+              <w:rPr>
+                <w:rFonts w:asciiTheme="minorHAnsi" w:eastAsiaTheme="minorHAnsi" w:hAnsiTheme="minorHAnsi"/>
+              </w:rPr>
+            </w:pPr>
+            <w:r>
+              <w:rPr>
+                <w:rFonts w:asciiTheme="minorHAnsi" w:eastAsiaTheme="minorHAnsi" w:hAnsiTheme="minorHAnsi" w:hint="eastAsia"/>
+              </w:rPr>
+              <w:t>성공</w:t>
+            </w:r>
+            <w:r>
+              <w:rPr>
+                <w:rFonts w:asciiTheme="minorHAnsi" w:eastAsiaTheme="minorHAnsi" w:hAnsiTheme="minorHAnsi"/>
+              </w:rPr>
+              <w:t>: 현재 대화방에 접속 중인 사용자 초대</w:t>
+            </w:r>
+          </w:p>
+          <w:p>
+            <w:pPr>
+              <w:spacing w:line="276" w:lineRule="auto"/>
+              <w:jc w:val="both"/>
+              <w:rPr>
+                <w:rFonts w:asciiTheme="minorHAnsi" w:eastAsiaTheme="minorHAnsi" w:hAnsiTheme="minorHAnsi"/>
+                <w:lang w:val="en-US"/>
+              </w:rPr>
+            </w:pPr>
+            <w:r>
+              <w:rPr>
+                <w:rFonts w:asciiTheme="minorHAnsi" w:eastAsiaTheme="minorHAnsi" w:hAnsiTheme="minorHAnsi" w:hint="eastAsia"/>
+              </w:rPr>
+              <w:t>실패</w:t>
+            </w:r>
+            <w:r>
+              <w:rPr>
+                <w:rFonts w:asciiTheme="minorHAnsi" w:eastAsiaTheme="minorHAnsi" w:hAnsiTheme="minorHAnsi"/>
+              </w:rPr>
+              <w:t>: 사용자 미 접속으로 인해 초대 실패.</w:t>
+            </w:r>
+          </w:p>
+        </w:tc>
+      </w:tr>
+      <w:tr>
+        <w:trPr>
+          <w:cantSplit/>
+          <w:trHeight w:val="1948"/>
+        </w:trPr>
+        <w:tc>
+          <w:tcPr>
+            <w:tcW w:w="1242" w:type="dxa"/>
+            <w:vAlign w:val="center"/>
+          </w:tcPr>
+          <w:p>
+            <w:pPr>
+              <w:spacing w:line="276" w:lineRule="auto"/>
+              <w:jc w:val="center"/>
+              <w:rPr>
+                <w:b/>
+              </w:rPr>
+            </w:pPr>
+            <w:r>
+              <w:rPr>
+                <w:b/>
+              </w:rPr>
+              <w:t>기본</w:t>
+            </w:r>
+            <w:r>
+              <w:rPr>
+                <w:b/>
+              </w:rPr>
+              <w:t xml:space="preserve"> </w:t>
+            </w:r>
+            <w:r>
+              <w:rPr>
+                <w:b/>
+              </w:rPr>
+              <w:t>흐름</w:t>
+            </w:r>
+          </w:p>
+        </w:tc>
+        <w:tc>
+          <w:tcPr>
+            <w:tcW w:w="7280" w:type="dxa"/>
+            <w:vAlign w:val="center"/>
+          </w:tcPr>
+          <w:p>
+            <w:pPr>
+              <w:numPr>
+                <w:ilvl w:val="0"/>
+                <w:numId w:val="7"/>
+              </w:numPr>
+              <w:spacing w:line="276" w:lineRule="auto"/>
+              <w:rPr>
+                <w:rFonts w:asciiTheme="minorHAnsi" w:eastAsiaTheme="minorHAnsi" w:hAnsiTheme="minorHAnsi"/>
+              </w:rPr>
+            </w:pPr>
+            <w:r>
+              <w:rPr>
+                <w:rFonts w:asciiTheme="minorHAnsi" w:eastAsiaTheme="minorHAnsi" w:hAnsiTheme="minorHAnsi" w:hint="eastAsia"/>
               </w:rPr>
               <w:t>대화</w:t>
             </w:r>
             <w:r>
               <w:rPr>
-                <w:rFonts w:hint="eastAsia"/>
-              </w:rPr>
-              <w:t xml:space="preserve"> </w:t>
-            </w:r>
-            <w:r>
-              <w:rPr>
-                <w:rFonts w:hint="eastAsia"/>
-              </w:rPr>
-              <w:t>종료</w:t>
-            </w:r>
-            <w:r>
-              <w:t xml:space="preserve">: </w:t>
-            </w:r>
-            <w:r>
-              <w:rPr>
-                <w:rFonts w:hint="eastAsia"/>
-              </w:rPr>
-              <w:t>사용자</w:t>
-            </w:r>
-            <w:r>
-              <w:rPr>
-                <w:rFonts w:hint="eastAsia"/>
-              </w:rPr>
-              <w:t xml:space="preserve"> </w:t>
-            </w:r>
-            <w:r>
-              <w:rPr>
-                <w:rFonts w:hint="eastAsia"/>
-              </w:rPr>
-              <w:t>모두</w:t>
-            </w:r>
-            <w:r>
-              <w:rPr>
-                <w:rFonts w:hint="eastAsia"/>
-              </w:rPr>
-              <w:t xml:space="preserve"> </w:t>
-            </w:r>
-            <w:r>
-              <w:rPr>
-                <w:rFonts w:hint="eastAsia"/>
-              </w:rPr>
-              <w:t>대화를</w:t>
-            </w:r>
-            <w:r>
-              <w:rPr>
-                <w:rFonts w:hint="eastAsia"/>
-              </w:rPr>
-              <w:t xml:space="preserve"> </w:t>
-            </w:r>
-            <w:r>
-              <w:rPr>
-                <w:rFonts w:hint="eastAsia"/>
-              </w:rPr>
-              <w:t>종료하여</w:t>
-            </w:r>
-            <w:r>
-              <w:rPr>
-                <w:rFonts w:hint="eastAsia"/>
-              </w:rPr>
-              <w:t xml:space="preserve"> </w:t>
-            </w:r>
-            <w:r>
-              <w:rPr>
-                <w:rFonts w:hint="eastAsia"/>
-              </w:rPr>
-              <w:t>대화방이</w:t>
-            </w:r>
-            <w:r>
-              <w:rPr>
-                <w:rFonts w:hint="eastAsia"/>
-              </w:rPr>
-              <w:t xml:space="preserve"> </w:t>
-            </w:r>
-            <w:r>
-              <w:rPr>
-                <w:rFonts w:hint="eastAsia"/>
-              </w:rPr>
-              <w:t>없어진다</w:t>
-            </w:r>
-            <w:r>
-              <w:rPr>
-                <w:rFonts w:hint="eastAsia"/>
-              </w:rPr>
-              <w:t>.</w:t>
+                <w:rFonts w:asciiTheme="minorHAnsi" w:eastAsiaTheme="minorHAnsi" w:hAnsiTheme="minorHAnsi"/>
+              </w:rPr>
+              <w:t xml:space="preserve"> 화면의 “초대하기”버튼을 선택한다.</w:t>
+            </w:r>
+          </w:p>
+          <w:p>
+            <w:pPr>
+              <w:numPr>
+                <w:ilvl w:val="0"/>
+                <w:numId w:val="7"/>
+              </w:numPr>
+              <w:spacing w:line="276" w:lineRule="auto"/>
+              <w:rPr>
+                <w:rFonts w:asciiTheme="minorHAnsi" w:eastAsiaTheme="minorHAnsi" w:hAnsiTheme="minorHAnsi"/>
+              </w:rPr>
+            </w:pPr>
+            <w:r>
+              <w:rPr>
+                <w:rFonts w:asciiTheme="minorHAnsi" w:eastAsiaTheme="minorHAnsi" w:hAnsiTheme="minorHAnsi" w:hint="eastAsia"/>
+              </w:rPr>
+              <w:t>사용자의</w:t>
+            </w:r>
+            <w:r>
+              <w:rPr>
+                <w:rFonts w:asciiTheme="minorHAnsi" w:eastAsiaTheme="minorHAnsi" w:hAnsiTheme="minorHAnsi"/>
+              </w:rPr>
+              <w:t xml:space="preserve"> 학번, 이름을 검색하는 화면을 표시한다.</w:t>
+            </w:r>
+          </w:p>
+          <w:p>
+            <w:pPr>
+              <w:numPr>
+                <w:ilvl w:val="0"/>
+                <w:numId w:val="7"/>
+              </w:numPr>
+              <w:spacing w:line="276" w:lineRule="auto"/>
+              <w:rPr>
+                <w:rFonts w:asciiTheme="minorHAnsi" w:eastAsiaTheme="minorHAnsi" w:hAnsiTheme="minorHAnsi"/>
+              </w:rPr>
+            </w:pPr>
+            <w:r>
+              <w:rPr>
+                <w:rFonts w:asciiTheme="minorHAnsi" w:eastAsiaTheme="minorHAnsi" w:hAnsiTheme="minorHAnsi" w:hint="eastAsia"/>
+              </w:rPr>
+              <w:t>학번</w:t>
+            </w:r>
+            <w:r>
+              <w:rPr>
+                <w:rFonts w:asciiTheme="minorHAnsi" w:eastAsiaTheme="minorHAnsi" w:hAnsiTheme="minorHAnsi"/>
+              </w:rPr>
+              <w:t xml:space="preserve"> 및 이름을 입력하여 사용자 검색.</w:t>
+            </w:r>
+          </w:p>
+          <w:p>
+            <w:pPr>
+              <w:numPr>
+                <w:ilvl w:val="0"/>
+                <w:numId w:val="7"/>
+              </w:numPr>
+              <w:spacing w:line="276" w:lineRule="auto"/>
+              <w:rPr>
+                <w:rFonts w:asciiTheme="minorHAnsi" w:eastAsiaTheme="minorHAnsi" w:hAnsiTheme="minorHAnsi"/>
+              </w:rPr>
+            </w:pPr>
+            <w:r>
+              <w:rPr>
+                <w:rFonts w:asciiTheme="minorHAnsi" w:eastAsiaTheme="minorHAnsi" w:hAnsiTheme="minorHAnsi" w:hint="eastAsia"/>
+              </w:rPr>
+              <w:t>“초대하기”</w:t>
+            </w:r>
+            <w:r>
+              <w:rPr>
+                <w:rFonts w:asciiTheme="minorHAnsi" w:eastAsiaTheme="minorHAnsi" w:hAnsiTheme="minorHAnsi"/>
+              </w:rPr>
+              <w:t xml:space="preserve"> 버튼을 눌러 검색한 사용자를 대화방에 초대한다.</w:t>
+            </w:r>
+          </w:p>
+        </w:tc>
+      </w:tr>
+      <w:tr>
+        <w:trPr>
+          <w:trHeight w:val="1418"/>
+        </w:trPr>
+        <w:tc>
+          <w:tcPr>
+            <w:tcW w:w="1242" w:type="dxa"/>
+            <w:vAlign w:val="center"/>
+          </w:tcPr>
+          <w:p>
+            <w:pPr>
+              <w:spacing w:line="276" w:lineRule="auto"/>
+              <w:jc w:val="center"/>
+              <w:rPr>
+                <w:b/>
+              </w:rPr>
+            </w:pPr>
+            <w:r>
+              <w:rPr>
+                <w:b/>
+              </w:rPr>
+              <w:lastRenderedPageBreak/>
+              <w:t>예외</w:t>
+            </w:r>
+            <w:r>
+              <w:rPr>
+                <w:b/>
+              </w:rPr>
+              <w:t xml:space="preserve"> </w:t>
+            </w:r>
+            <w:r>
+              <w:rPr>
+                <w:b/>
+              </w:rPr>
+              <w:t>흐름</w:t>
+            </w:r>
+          </w:p>
+        </w:tc>
+        <w:tc>
+          <w:tcPr>
+            <w:tcW w:w="7280" w:type="dxa"/>
+            <w:vAlign w:val="center"/>
+          </w:tcPr>
+          <w:p>
+            <w:pPr>
+              <w:spacing w:line="276" w:lineRule="auto"/>
+              <w:rPr>
+                <w:rFonts w:asciiTheme="minorHAnsi" w:eastAsiaTheme="minorHAnsi" w:hAnsiTheme="minorHAnsi"/>
+                <w:lang w:val="en-US"/>
+              </w:rPr>
+            </w:pPr>
+            <w:r>
+              <w:rPr>
+                <w:rFonts w:asciiTheme="minorHAnsi" w:eastAsiaTheme="minorHAnsi" w:hAnsiTheme="minorHAnsi"/>
+              </w:rPr>
+              <w:t>사용자 초대 실패: 미 가입한 사용자일 경우 “해당 사용자가 없습니다” 메시지 출력</w:t>
             </w:r>
           </w:p>
         </w:tc>
@@ -10964,7 +9411,7 @@
           <w:sz w:val="24"/>
           <w:szCs w:val="24"/>
         </w:rPr>
-        <w:t>5</w:t>
+        <w:t>6</w:t>
       </w:r>
       <w:r>
         <w:rPr>
@@ -11902,13 +10349,47 @@
           <w:szCs w:val="24"/>
         </w:rPr>
       </w:pPr>
-      <w:r>
+    </w:p>
+    <w:p>
+      <w:pPr>
+        <w:spacing w:line="276" w:lineRule="auto"/>
         <w:rPr>
           <w:b/>
           <w:sz w:val="24"/>
           <w:szCs w:val="24"/>
         </w:rPr>
-        <w:lastRenderedPageBreak/>
+      </w:pPr>
+      <w:r>
+        <w:pict w14:anchorId="5C07DC07">
+          <v:rect id="_x0000_i1030" style="width:0;height:1.5pt" o:hralign="center" o:hrstd="t" o:hr="t" fillcolor="#a0a0a0" stroked="f"/>
+        </w:pict>
+      </w:r>
+    </w:p>
+    <w:p>
+      <w:pPr>
+        <w:spacing w:line="276" w:lineRule="auto"/>
+        <w:rPr>
+          <w:b/>
+          <w:sz w:val="24"/>
+          <w:szCs w:val="24"/>
+        </w:rPr>
+      </w:pPr>
+    </w:p>
+    <w:p>
+      <w:pPr>
+        <w:spacing w:line="276" w:lineRule="auto"/>
+        <w:rPr>
+          <w:b/>
+          <w:sz w:val="24"/>
+          <w:szCs w:val="24"/>
+        </w:rPr>
+      </w:pPr>
+      <w:r>
+        <w:rPr>
+          <w:b/>
+          <w:sz w:val="24"/>
+          <w:szCs w:val="24"/>
+        </w:rPr>
         <w:t>UC-0</w:t>
       </w:r>
       <w:r>
@@ -11918,7 +10399,7 @@
           <w:sz w:val="24"/>
           <w:szCs w:val="24"/>
         </w:rPr>
-        <w:t>6</w:t>
+        <w:t>7</w:t>
       </w:r>
       <w:r>
         <w:rPr>
@@ -12567,6 +11048,7 @@
               <w:rPr>
                 <w:rFonts w:hint="eastAsia"/>
               </w:rPr>
+              <w:lastRenderedPageBreak/>
               <w:t>출력</w:t>
             </w:r>
           </w:p>
@@ -12594,6 +11076,7 @@
               <w:rPr>
                 <w:b/>
               </w:rPr>
+              <w:lastRenderedPageBreak/>
               <w:t>기본</w:t>
             </w:r>
             <w:r>
@@ -13074,15 +11557,6 @@
               <w:t>지원</w:t>
             </w:r>
             <w:r>
-              <w:rPr>
-                <w:rFonts w:hint="eastAsia"/>
-              </w:rPr>
-              <w:t xml:space="preserve"> </w:t>
-            </w:r>
-            <w:r>
-              <w:rPr>
-                <w:rFonts w:hint="eastAsia"/>
-              </w:rPr>
               <w:t>되지</w:t>
             </w:r>
             <w:r>
@@ -13361,7 +11835,7 @@
           <w:sz w:val="24"/>
           <w:szCs w:val="24"/>
         </w:rPr>
-        <w:t>7</w:t>
+        <w:t>8</w:t>
       </w:r>
       <w:r>
         <w:rPr>
@@ -14052,7 +12526,6 @@
               <w:rPr>
                 <w:b/>
               </w:rPr>
-              <w:lastRenderedPageBreak/>
               <w:t>기본</w:t>
             </w:r>
             <w:r>
@@ -14558,6 +13031,36 @@
     </w:p>
     <w:p>
       <w:pPr>
+        <w:widowControl/>
+        <w:spacing w:line="276" w:lineRule="auto"/>
+      </w:pPr>
+    </w:p>
+    <w:p>
+      <w:pPr>
+        <w:widowControl/>
+        <w:spacing w:line="276" w:lineRule="auto"/>
+      </w:pPr>
+    </w:p>
+    <w:p>
+      <w:pPr>
+        <w:widowControl/>
+        <w:spacing w:line="276" w:lineRule="auto"/>
+      </w:pPr>
+    </w:p>
+    <w:p>
+      <w:pPr>
+        <w:widowControl/>
+        <w:spacing w:line="276" w:lineRule="auto"/>
+      </w:pPr>
+    </w:p>
+    <w:p>
+      <w:pPr>
+        <w:widowControl/>
+        <w:spacing w:line="276" w:lineRule="auto"/>
+      </w:pPr>
+    </w:p>
+    <w:p>
+      <w:pPr>
         <w:spacing w:line="276" w:lineRule="auto"/>
         <w:rPr>
           <w:b/>
@@ -14571,6 +13074,7 @@
           <w:sz w:val="24"/>
           <w:szCs w:val="24"/>
         </w:rPr>
+        <w:lastRenderedPageBreak/>
         <w:t>UC-</w:t>
       </w:r>
       <w:r>
@@ -14580,7 +13084,7 @@
           <w:sz w:val="24"/>
           <w:szCs w:val="24"/>
         </w:rPr>
-        <w:t>8</w:t>
+        <w:t>09</w:t>
       </w:r>
       <w:r>
         <w:rPr>
@@ -14785,105 +13289,21 @@
           <w:p>
             <w:pPr>
               <w:spacing w:line="276" w:lineRule="auto"/>
-            </w:pPr>
-            <w:r>
-              <w:rPr>
-                <w:rFonts w:hint="eastAsia"/>
+              <w:rPr>
+                <w:rFonts w:asciiTheme="minorHAnsi" w:eastAsiaTheme="minorHAnsi" w:hAnsiTheme="minorHAnsi"/>
+              </w:rPr>
+            </w:pPr>
+            <w:r>
+              <w:rPr>
+                <w:rFonts w:asciiTheme="minorHAnsi" w:eastAsiaTheme="minorHAnsi" w:hAnsiTheme="minorHAnsi" w:hint="eastAsia"/>
               </w:rPr>
               <w:t>관리자가</w:t>
             </w:r>
             <w:r>
-              <w:t xml:space="preserve"> </w:t>
-            </w:r>
-            <w:r>
-              <w:t>전체</w:t>
-            </w:r>
-            <w:r>
-              <w:t xml:space="preserve"> </w:t>
-            </w:r>
-            <w:r>
-              <w:t>가입자</w:t>
-            </w:r>
-            <w:r>
-              <w:t xml:space="preserve"> </w:t>
-            </w:r>
-            <w:r>
-              <w:t>목록</w:t>
-            </w:r>
-            <w:r>
-              <w:t xml:space="preserve"> </w:t>
-            </w:r>
-            <w:r>
-              <w:t>확인</w:t>
-            </w:r>
-            <w:r>
-              <w:t xml:space="preserve"> </w:t>
-            </w:r>
-            <w:r>
-              <w:t>및</w:t>
-            </w:r>
-            <w:r>
-              <w:t xml:space="preserve"> </w:t>
-            </w:r>
-            <w:r>
-              <w:t>학번</w:t>
-            </w:r>
-            <w:r>
-              <w:t xml:space="preserve">, </w:t>
-            </w:r>
-            <w:r>
-              <w:t>상태</w:t>
-            </w:r>
-            <w:r>
-              <w:t xml:space="preserve">, </w:t>
-            </w:r>
-            <w:r>
-              <w:t>접속</w:t>
-            </w:r>
-            <w:r>
-              <w:t xml:space="preserve"> </w:t>
-            </w:r>
-            <w:r>
-              <w:t>여부</w:t>
-            </w:r>
-            <w:r>
-              <w:t xml:space="preserve"> </w:t>
-            </w:r>
-            <w:r>
-              <w:t>검색</w:t>
-            </w:r>
-            <w:r>
-              <w:t xml:space="preserve"> </w:t>
-            </w:r>
-            <w:r>
-              <w:t>기준에</w:t>
-            </w:r>
-            <w:r>
-              <w:t xml:space="preserve"> </w:t>
-            </w:r>
-            <w:r>
-              <w:t>따라</w:t>
-            </w:r>
-            <w:r>
-              <w:t xml:space="preserve"> </w:t>
-            </w:r>
-            <w:r>
-              <w:t>조건</w:t>
-            </w:r>
-            <w:r>
-              <w:t xml:space="preserve"> </w:t>
-            </w:r>
-            <w:r>
-              <w:t>검색을</w:t>
-            </w:r>
-            <w:r>
-              <w:t xml:space="preserve"> </w:t>
-            </w:r>
-            <w:r>
-              <w:t>한다</w:t>
-            </w:r>
-            <w:r>
-              <w:t>.</w:t>
+              <w:rPr>
+                <w:rFonts w:asciiTheme="minorHAnsi" w:eastAsiaTheme="minorHAnsi" w:hAnsiTheme="minorHAnsi"/>
+              </w:rPr>
+              <w:t xml:space="preserve"> 전체 가입자 목록 확인 및 학번, 상태, 접속 여부 검색 기준에 따라 조건 검색을 한다.</w:t>
             </w:r>
           </w:p>
         </w:tc>
@@ -14936,8 +13356,14 @@
           <w:p>
             <w:pPr>
               <w:spacing w:line="276" w:lineRule="auto"/>
-            </w:pPr>
-            <w:r>
+              <w:rPr>
+                <w:rFonts w:asciiTheme="minorHAnsi" w:eastAsiaTheme="minorHAnsi" w:hAnsiTheme="minorHAnsi"/>
+              </w:rPr>
+            </w:pPr>
+            <w:r>
+              <w:rPr>
+                <w:rFonts w:asciiTheme="minorHAnsi" w:eastAsiaTheme="minorHAnsi" w:hAnsiTheme="minorHAnsi"/>
+              </w:rPr>
               <w:t>관리자</w:t>
             </w:r>
           </w:p>
@@ -14989,10 +13415,13 @@
           <w:p>
             <w:pPr>
               <w:spacing w:line="276" w:lineRule="auto"/>
-            </w:pPr>
-            <w:r>
-              <w:rPr>
-                <w:rFonts w:hint="eastAsia"/>
+              <w:rPr>
+                <w:rFonts w:asciiTheme="minorHAnsi" w:eastAsiaTheme="minorHAnsi" w:hAnsiTheme="minorHAnsi"/>
+              </w:rPr>
+            </w:pPr>
+            <w:r>
+              <w:rPr>
+                <w:rFonts w:asciiTheme="minorHAnsi" w:eastAsiaTheme="minorHAnsi" w:hAnsiTheme="minorHAnsi" w:hint="eastAsia"/>
               </w:rPr>
               <w:t>없음</w:t>
             </w:r>
@@ -15045,98 +13474,20 @@
           <w:p>
             <w:pPr>
               <w:spacing w:line="276" w:lineRule="auto"/>
-            </w:pPr>
-            <w:r>
-              <w:rPr>
-                <w:rFonts w:hint="eastAsia"/>
-              </w:rPr>
-              <w:t>가입한</w:t>
-            </w:r>
-            <w:r>
-              <w:rPr>
-                <w:rFonts w:hint="eastAsia"/>
-              </w:rPr>
-              <w:t xml:space="preserve"> </w:t>
-            </w:r>
-            <w:r>
-              <w:rPr>
-                <w:rFonts w:hint="eastAsia"/>
-              </w:rPr>
-              <w:t>사용자</w:t>
-            </w:r>
-            <w:r>
-              <w:rPr>
-                <w:rFonts w:hint="eastAsia"/>
-              </w:rPr>
-              <w:t xml:space="preserve"> </w:t>
-            </w:r>
-            <w:r>
-              <w:rPr>
-                <w:rFonts w:hint="eastAsia"/>
-              </w:rPr>
-              <w:t>목록</w:t>
-            </w:r>
-            <w:r>
-              <w:rPr>
-                <w:rFonts w:hint="eastAsia"/>
-              </w:rPr>
-              <w:t xml:space="preserve"> </w:t>
-            </w:r>
-            <w:r>
-              <w:rPr>
-                <w:rFonts w:hint="eastAsia"/>
-              </w:rPr>
-              <w:t>및</w:t>
-            </w:r>
-            <w:r>
-              <w:rPr>
-                <w:rFonts w:hint="eastAsia"/>
-              </w:rPr>
-              <w:t xml:space="preserve"> </w:t>
-            </w:r>
-            <w:r>
-              <w:rPr>
-                <w:rFonts w:hint="eastAsia"/>
-              </w:rPr>
-              <w:t>사용자</w:t>
-            </w:r>
-            <w:r>
-              <w:rPr>
-                <w:rFonts w:hint="eastAsia"/>
-              </w:rPr>
-              <w:t xml:space="preserve"> </w:t>
-            </w:r>
-            <w:r>
-              <w:rPr>
-                <w:rFonts w:hint="eastAsia"/>
-              </w:rPr>
-              <w:t>정보</w:t>
-            </w:r>
-            <w:r>
-              <w:rPr>
-                <w:rFonts w:hint="eastAsia"/>
-              </w:rPr>
-              <w:t xml:space="preserve"> </w:t>
-            </w:r>
-            <w:r>
-              <w:rPr>
-                <w:rFonts w:hint="eastAsia"/>
-              </w:rPr>
-              <w:t>조회</w:t>
-            </w:r>
-            <w:r>
-              <w:rPr>
-                <w:rFonts w:hint="eastAsia"/>
-              </w:rPr>
-              <w:t xml:space="preserve"> </w:t>
-            </w:r>
-            <w:r>
-              <w:rPr>
-                <w:rFonts w:hint="eastAsia"/>
-              </w:rPr>
-              <w:t>성공</w:t>
-            </w:r>
-            <w:r>
+              <w:rPr>
+                <w:rFonts w:asciiTheme="minorHAnsi" w:eastAsiaTheme="minorHAnsi" w:hAnsiTheme="minorHAnsi"/>
+              </w:rPr>
+            </w:pPr>
+            <w:r>
+              <w:rPr>
+                <w:rFonts w:asciiTheme="minorHAnsi" w:eastAsiaTheme="minorHAnsi" w:hAnsiTheme="minorHAnsi" w:hint="eastAsia"/>
+              </w:rPr>
+              <w:t>가입한 사용자 목록 및 사용자 정보 조회 성공</w:t>
+            </w:r>
+            <w:r>
+              <w:rPr>
+                <w:rFonts w:asciiTheme="minorHAnsi" w:eastAsiaTheme="minorHAnsi" w:hAnsiTheme="minorHAnsi"/>
+              </w:rPr>
               <w:t>.</w:t>
             </w:r>
           </w:p>
@@ -15188,133 +13539,31 @@
           <w:p>
             <w:pPr>
               <w:spacing w:line="276" w:lineRule="auto"/>
-            </w:pPr>
-            <w:r>
+              <w:rPr>
+                <w:rFonts w:asciiTheme="minorHAnsi" w:eastAsiaTheme="minorHAnsi" w:hAnsiTheme="minorHAnsi"/>
+              </w:rPr>
+            </w:pPr>
+            <w:r>
+              <w:rPr>
+                <w:rFonts w:asciiTheme="minorHAnsi" w:eastAsiaTheme="minorHAnsi" w:hAnsiTheme="minorHAnsi"/>
+              </w:rPr>
               <w:t xml:space="preserve">1. </w:t>
             </w:r>
             <w:r>
               <w:rPr>
-                <w:rFonts w:hint="eastAsia"/>
-              </w:rPr>
-              <w:t>학번과</w:t>
-            </w:r>
-            <w:r>
-              <w:rPr>
-                <w:rFonts w:hint="eastAsia"/>
-              </w:rPr>
-              <w:t xml:space="preserve"> </w:t>
-            </w:r>
-            <w:r>
-              <w:rPr>
-                <w:rFonts w:hint="eastAsia"/>
-              </w:rPr>
-              <w:t>이름</w:t>
-            </w:r>
-            <w:r>
-              <w:rPr>
-                <w:rFonts w:hint="eastAsia"/>
-              </w:rPr>
-              <w:t xml:space="preserve"> </w:t>
-            </w:r>
-            <w:r>
-              <w:rPr>
-                <w:rFonts w:hint="eastAsia"/>
-              </w:rPr>
-              <w:t>입력창에</w:t>
-            </w:r>
-            <w:r>
-              <w:rPr>
-                <w:rFonts w:hint="eastAsia"/>
-              </w:rPr>
-              <w:t xml:space="preserve"> </w:t>
-            </w:r>
-            <w:r>
-              <w:rPr>
-                <w:rFonts w:hint="eastAsia"/>
-              </w:rPr>
-              <w:t>관리자</w:t>
-            </w:r>
-            <w:r>
-              <w:rPr>
-                <w:rFonts w:hint="eastAsia"/>
-              </w:rPr>
-              <w:t xml:space="preserve"> ID</w:t>
-            </w:r>
-            <w:r>
-              <w:rPr>
-                <w:rFonts w:hint="eastAsia"/>
-              </w:rPr>
-              <w:t>와</w:t>
-            </w:r>
-            <w:r>
-              <w:rPr>
-                <w:rFonts w:hint="eastAsia"/>
-              </w:rPr>
-              <w:t xml:space="preserve"> </w:t>
-            </w:r>
-            <w:r>
-              <w:rPr>
-                <w:rFonts w:hint="eastAsia"/>
-              </w:rPr>
-              <w:t>비밀번호를</w:t>
-            </w:r>
-            <w:r>
-              <w:rPr>
-                <w:rFonts w:hint="eastAsia"/>
-              </w:rPr>
-              <w:t xml:space="preserve"> </w:t>
-            </w:r>
-            <w:r>
-              <w:rPr>
-                <w:rFonts w:hint="eastAsia"/>
-              </w:rPr>
-              <w:t>입력</w:t>
-            </w:r>
-            <w:r>
-              <w:rPr>
-                <w:rFonts w:hint="eastAsia"/>
-              </w:rPr>
-              <w:t>하여</w:t>
-            </w:r>
-            <w:r>
-              <w:rPr>
-                <w:rFonts w:hint="eastAsia"/>
-              </w:rPr>
-              <w:t xml:space="preserve"> </w:t>
-            </w:r>
-            <w:r>
-              <w:rPr>
-                <w:rFonts w:hint="eastAsia"/>
-              </w:rPr>
-              <w:t>관리자</w:t>
-            </w:r>
-            <w:r>
-              <w:rPr>
-                <w:rFonts w:hint="eastAsia"/>
-              </w:rPr>
-              <w:t xml:space="preserve"> </w:t>
-            </w:r>
-            <w:r>
-              <w:rPr>
-                <w:rFonts w:hint="eastAsia"/>
-              </w:rPr>
-              <w:t>화면으로</w:t>
-            </w:r>
-            <w:r>
-              <w:rPr>
-                <w:rFonts w:hint="eastAsia"/>
-              </w:rPr>
-              <w:t xml:space="preserve"> </w:t>
-            </w:r>
-            <w:r>
-              <w:rPr>
-                <w:rFonts w:hint="eastAsia"/>
-              </w:rPr>
-              <w:t>이동한다</w:t>
-            </w:r>
-            <w:r>
-              <w:rPr>
-                <w:rFonts w:hint="eastAsia"/>
+                <w:rFonts w:asciiTheme="minorHAnsi" w:eastAsiaTheme="minorHAnsi" w:hAnsiTheme="minorHAnsi" w:hint="eastAsia"/>
+              </w:rPr>
+              <w:t>학번과 이름 입력창에 관리자 ID와 비밀번호를 입력</w:t>
+            </w:r>
+            <w:r>
+              <w:rPr>
+                <w:rFonts w:asciiTheme="minorHAnsi" w:eastAsiaTheme="minorHAnsi" w:hAnsiTheme="minorHAnsi" w:hint="eastAsia"/>
+              </w:rPr>
+              <w:t>하여 관리자 화면으로 이동한다</w:t>
+            </w:r>
+            <w:r>
+              <w:rPr>
+                <w:rFonts w:asciiTheme="minorHAnsi" w:eastAsiaTheme="minorHAnsi" w:hAnsiTheme="minorHAnsi" w:hint="eastAsia"/>
               </w:rPr>
               <w:t>.</w:t>
             </w:r>
@@ -15322,289 +13571,61 @@
           <w:p>
             <w:pPr>
               <w:spacing w:line="276" w:lineRule="auto"/>
-            </w:pPr>
-            <w:r>
+              <w:rPr>
+                <w:rFonts w:asciiTheme="minorHAnsi" w:eastAsiaTheme="minorHAnsi" w:hAnsiTheme="minorHAnsi"/>
+              </w:rPr>
+            </w:pPr>
+            <w:r>
+              <w:rPr>
+                <w:rFonts w:asciiTheme="minorHAnsi" w:eastAsiaTheme="minorHAnsi" w:hAnsiTheme="minorHAnsi"/>
+              </w:rPr>
               <w:t xml:space="preserve">2. </w:t>
             </w:r>
             <w:r>
               <w:rPr>
-                <w:rFonts w:hint="eastAsia"/>
-              </w:rPr>
-              <w:t>사용자</w:t>
-            </w:r>
-            <w:r>
-              <w:rPr>
-                <w:rFonts w:hint="eastAsia"/>
-              </w:rPr>
-              <w:t xml:space="preserve"> </w:t>
-            </w:r>
-            <w:r>
-              <w:rPr>
-                <w:rFonts w:hint="eastAsia"/>
-              </w:rPr>
-              <w:t>검색</w:t>
-            </w:r>
-            <w:r>
-              <w:rPr>
-                <w:rFonts w:hint="eastAsia"/>
-              </w:rPr>
-              <w:t xml:space="preserve"> </w:t>
-            </w:r>
-            <w:r>
-              <w:rPr>
-                <w:rFonts w:hint="eastAsia"/>
-              </w:rPr>
-              <w:t>및</w:t>
-            </w:r>
-            <w:r>
-              <w:rPr>
-                <w:rFonts w:hint="eastAsia"/>
-              </w:rPr>
-              <w:t xml:space="preserve"> </w:t>
-            </w:r>
-            <w:r>
-              <w:rPr>
-                <w:rFonts w:hint="eastAsia"/>
-              </w:rPr>
-              <w:t>조회</w:t>
-            </w:r>
-            <w:r>
-              <w:rPr>
-                <w:rFonts w:hint="eastAsia"/>
-              </w:rPr>
-              <w:t xml:space="preserve"> </w:t>
-            </w:r>
-            <w:r>
-              <w:rPr>
-                <w:rFonts w:hint="eastAsia"/>
-              </w:rPr>
-              <w:t>버튼을</w:t>
-            </w:r>
-            <w:r>
-              <w:rPr>
-                <w:rFonts w:hint="eastAsia"/>
-              </w:rPr>
-              <w:t xml:space="preserve"> </w:t>
-            </w:r>
-            <w:r>
-              <w:rPr>
-                <w:rFonts w:hint="eastAsia"/>
-              </w:rPr>
-              <w:t>선택한다</w:t>
-            </w:r>
-            <w:r>
-              <w:rPr>
-                <w:rFonts w:hint="eastAsia"/>
-              </w:rPr>
-              <w:t>.</w:t>
-            </w:r>
-          </w:p>
-          <w:p>
-            <w:pPr>
-              <w:spacing w:line="276" w:lineRule="auto"/>
-            </w:pPr>
-            <w:r>
+                <w:rFonts w:asciiTheme="minorHAnsi" w:eastAsiaTheme="minorHAnsi" w:hAnsiTheme="minorHAnsi" w:hint="eastAsia"/>
+              </w:rPr>
+              <w:t>사용자 검색 및 조회 버튼을 선택한다.</w:t>
+            </w:r>
+          </w:p>
+          <w:p>
+            <w:pPr>
+              <w:spacing w:line="276" w:lineRule="auto"/>
+              <w:rPr>
+                <w:rFonts w:asciiTheme="minorHAnsi" w:eastAsiaTheme="minorHAnsi" w:hAnsiTheme="minorHAnsi"/>
+              </w:rPr>
+            </w:pPr>
+            <w:r>
+              <w:rPr>
+                <w:rFonts w:asciiTheme="minorHAnsi" w:eastAsiaTheme="minorHAnsi" w:hAnsiTheme="minorHAnsi"/>
+              </w:rPr>
               <w:t xml:space="preserve">3. </w:t>
             </w:r>
             <w:r>
               <w:rPr>
-                <w:rFonts w:hint="eastAsia"/>
-              </w:rPr>
-              <w:t>사용자</w:t>
-            </w:r>
-            <w:r>
-              <w:rPr>
-                <w:rFonts w:hint="eastAsia"/>
-              </w:rPr>
-              <w:t xml:space="preserve"> </w:t>
-            </w:r>
-            <w:r>
-              <w:rPr>
-                <w:rFonts w:hint="eastAsia"/>
-              </w:rPr>
-              <w:t>조회</w:t>
-            </w:r>
-            <w:r>
-              <w:rPr>
-                <w:rFonts w:hint="eastAsia"/>
-              </w:rPr>
-              <w:t xml:space="preserve"> </w:t>
-            </w:r>
-            <w:r>
-              <w:rPr>
-                <w:rFonts w:hint="eastAsia"/>
-              </w:rPr>
-              <w:t>버튼을</w:t>
-            </w:r>
-            <w:r>
-              <w:rPr>
-                <w:rFonts w:hint="eastAsia"/>
-              </w:rPr>
-              <w:t xml:space="preserve"> </w:t>
-            </w:r>
-            <w:r>
-              <w:rPr>
-                <w:rFonts w:hint="eastAsia"/>
-              </w:rPr>
-              <w:t>선택해</w:t>
-            </w:r>
-            <w:r>
-              <w:rPr>
-                <w:rFonts w:hint="eastAsia"/>
-              </w:rPr>
-              <w:t xml:space="preserve"> </w:t>
-            </w:r>
-            <w:r>
-              <w:rPr>
-                <w:rFonts w:hint="eastAsia"/>
-              </w:rPr>
-              <w:t>사용자</w:t>
-            </w:r>
-            <w:r>
-              <w:rPr>
-                <w:rFonts w:hint="eastAsia"/>
-              </w:rPr>
-              <w:t xml:space="preserve"> </w:t>
-            </w:r>
-            <w:r>
-              <w:rPr>
-                <w:rFonts w:hint="eastAsia"/>
-              </w:rPr>
-              <w:t>목록을</w:t>
-            </w:r>
-            <w:r>
-              <w:rPr>
-                <w:rFonts w:hint="eastAsia"/>
-              </w:rPr>
-              <w:t xml:space="preserve"> </w:t>
-            </w:r>
-            <w:r>
-              <w:rPr>
-                <w:rFonts w:hint="eastAsia"/>
-              </w:rPr>
-              <w:t>조회한다</w:t>
-            </w:r>
-            <w:r>
-              <w:rPr>
-                <w:rFonts w:hint="eastAsia"/>
-              </w:rPr>
-              <w:t>.</w:t>
-            </w:r>
-          </w:p>
-          <w:p>
-            <w:pPr>
-              <w:spacing w:line="276" w:lineRule="auto"/>
-            </w:pPr>
-            <w:r>
+                <w:rFonts w:asciiTheme="minorHAnsi" w:eastAsiaTheme="minorHAnsi" w:hAnsiTheme="minorHAnsi" w:hint="eastAsia"/>
+              </w:rPr>
+              <w:t>사용자 조회 버튼을 선택해 사용자 목록을 조회한다.</w:t>
+            </w:r>
+          </w:p>
+          <w:p>
+            <w:pPr>
+              <w:spacing w:line="276" w:lineRule="auto"/>
+              <w:rPr>
+                <w:rFonts w:asciiTheme="minorHAnsi" w:eastAsiaTheme="minorHAnsi" w:hAnsiTheme="minorHAnsi"/>
+              </w:rPr>
+            </w:pPr>
+            <w:r>
+              <w:rPr>
+                <w:rFonts w:asciiTheme="minorHAnsi" w:eastAsiaTheme="minorHAnsi" w:hAnsiTheme="minorHAnsi"/>
+              </w:rPr>
               <w:t xml:space="preserve">4. </w:t>
             </w:r>
             <w:r>
               <w:rPr>
-                <w:rFonts w:hint="eastAsia"/>
-              </w:rPr>
-              <w:t>입력창에</w:t>
-            </w:r>
-            <w:r>
-              <w:rPr>
-                <w:rFonts w:hint="eastAsia"/>
-              </w:rPr>
-              <w:t xml:space="preserve"> </w:t>
-            </w:r>
-            <w:r>
-              <w:rPr>
-                <w:rFonts w:hint="eastAsia"/>
-              </w:rPr>
-              <w:t>학번</w:t>
-            </w:r>
-            <w:r>
-              <w:rPr>
-                <w:rFonts w:hint="eastAsia"/>
-              </w:rPr>
-              <w:t xml:space="preserve"> </w:t>
-            </w:r>
-            <w:r>
-              <w:rPr>
-                <w:rFonts w:hint="eastAsia"/>
-              </w:rPr>
-              <w:t>및</w:t>
-            </w:r>
-            <w:r>
-              <w:rPr>
-                <w:rFonts w:hint="eastAsia"/>
-              </w:rPr>
-              <w:t xml:space="preserve"> </w:t>
-            </w:r>
-            <w:r>
-              <w:rPr>
-                <w:rFonts w:hint="eastAsia"/>
-              </w:rPr>
-              <w:t>이름을</w:t>
-            </w:r>
-            <w:r>
-              <w:rPr>
-                <w:rFonts w:hint="eastAsia"/>
-              </w:rPr>
-              <w:t xml:space="preserve"> </w:t>
-            </w:r>
-            <w:r>
-              <w:rPr>
-                <w:rFonts w:hint="eastAsia"/>
-              </w:rPr>
-              <w:t>입력하여</w:t>
-            </w:r>
-            <w:r>
-              <w:rPr>
-                <w:rFonts w:hint="eastAsia"/>
-              </w:rPr>
-              <w:t xml:space="preserve">, </w:t>
-            </w:r>
-            <w:r>
-              <w:rPr>
-                <w:rFonts w:hint="eastAsia"/>
-              </w:rPr>
-              <w:t>특정</w:t>
-            </w:r>
-            <w:r>
-              <w:rPr>
-                <w:rFonts w:hint="eastAsia"/>
-              </w:rPr>
-              <w:t xml:space="preserve"> </w:t>
-            </w:r>
-            <w:r>
-              <w:rPr>
-                <w:rFonts w:hint="eastAsia"/>
-              </w:rPr>
-              <w:t>사용자</w:t>
-            </w:r>
-            <w:r>
-              <w:rPr>
-                <w:rFonts w:hint="eastAsia"/>
-              </w:rPr>
-              <w:t xml:space="preserve"> </w:t>
-            </w:r>
-            <w:r>
-              <w:rPr>
-                <w:rFonts w:hint="eastAsia"/>
-              </w:rPr>
-              <w:t>정보를</w:t>
-            </w:r>
-            <w:r>
-              <w:rPr>
-                <w:rFonts w:hint="eastAsia"/>
-              </w:rPr>
-              <w:t xml:space="preserve"> </w:t>
-            </w:r>
-            <w:r>
-              <w:rPr>
-                <w:rFonts w:hint="eastAsia"/>
-              </w:rPr>
-              <w:t>조회한다</w:t>
-            </w:r>
-            <w:r>
-              <w:rPr>
-                <w:rFonts w:hint="eastAsia"/>
-              </w:rPr>
-              <w:t>.</w:t>
+                <w:rFonts w:asciiTheme="minorHAnsi" w:eastAsiaTheme="minorHAnsi" w:hAnsiTheme="minorHAnsi" w:hint="eastAsia"/>
+              </w:rPr>
+              <w:t>입력창에 학번 및 이름을 입력하여, 특정 사용자 정보를 조회한다.</w:t>
             </w:r>
           </w:p>
         </w:tc>
@@ -15655,180 +13676,57 @@
           <w:p>
             <w:pPr>
               <w:spacing w:line="276" w:lineRule="auto"/>
-            </w:pPr>
-            <w:r>
+              <w:rPr>
+                <w:rFonts w:asciiTheme="minorHAnsi" w:eastAsiaTheme="minorHAnsi" w:hAnsiTheme="minorHAnsi"/>
+              </w:rPr>
+            </w:pPr>
+            <w:r>
+              <w:rPr>
+                <w:rFonts w:asciiTheme="minorHAnsi" w:eastAsiaTheme="minorHAnsi" w:hAnsiTheme="minorHAnsi"/>
+              </w:rPr>
               <w:t xml:space="preserve">1. </w:t>
             </w:r>
             <w:r>
               <w:rPr>
-                <w:rFonts w:hint="eastAsia"/>
-              </w:rPr>
-              <w:t>가입</w:t>
-            </w:r>
-            <w:r>
-              <w:rPr>
-                <w:rFonts w:hint="eastAsia"/>
-              </w:rPr>
-              <w:t xml:space="preserve"> </w:t>
-            </w:r>
-            <w:r>
-              <w:rPr>
-                <w:rFonts w:hint="eastAsia"/>
-              </w:rPr>
-              <w:t>사용자</w:t>
-            </w:r>
-            <w:r>
-              <w:rPr>
-                <w:rFonts w:hint="eastAsia"/>
-              </w:rPr>
-              <w:t xml:space="preserve"> </w:t>
-            </w:r>
-            <w:r>
-              <w:rPr>
-                <w:rFonts w:hint="eastAsia"/>
-              </w:rPr>
-              <w:t>부재</w:t>
-            </w:r>
-            <w:r>
+                <w:rFonts w:asciiTheme="minorHAnsi" w:eastAsiaTheme="minorHAnsi" w:hAnsiTheme="minorHAnsi" w:hint="eastAsia"/>
+              </w:rPr>
+              <w:t>가입 사용자 부재</w:t>
+            </w:r>
+            <w:r>
+              <w:rPr>
+                <w:rFonts w:asciiTheme="minorHAnsi" w:eastAsiaTheme="minorHAnsi" w:hAnsiTheme="minorHAnsi"/>
+              </w:rPr>
               <w:t xml:space="preserve">: </w:t>
             </w:r>
             <w:r>
               <w:rPr>
-                <w:rFonts w:hint="eastAsia"/>
-              </w:rPr>
-              <w:t>아직</w:t>
-            </w:r>
-            <w:r>
-              <w:rPr>
-                <w:rFonts w:hint="eastAsia"/>
-              </w:rPr>
-              <w:t xml:space="preserve"> </w:t>
-            </w:r>
-            <w:r>
-              <w:rPr>
-                <w:rFonts w:hint="eastAsia"/>
-              </w:rPr>
-              <w:t>가입한</w:t>
-            </w:r>
-            <w:r>
-              <w:rPr>
-                <w:rFonts w:hint="eastAsia"/>
-              </w:rPr>
-              <w:t xml:space="preserve"> </w:t>
-            </w:r>
-            <w:r>
-              <w:rPr>
-                <w:rFonts w:hint="eastAsia"/>
-              </w:rPr>
-              <w:t>사용자가</w:t>
-            </w:r>
-            <w:r>
-              <w:rPr>
-                <w:rFonts w:hint="eastAsia"/>
-              </w:rPr>
-              <w:t xml:space="preserve"> </w:t>
-            </w:r>
-            <w:r>
-              <w:rPr>
-                <w:rFonts w:hint="eastAsia"/>
-              </w:rPr>
-              <w:t>없을</w:t>
-            </w:r>
-            <w:r>
-              <w:rPr>
-                <w:rFonts w:hint="eastAsia"/>
-              </w:rPr>
-              <w:t xml:space="preserve"> </w:t>
-            </w:r>
-            <w:r>
-              <w:rPr>
-                <w:rFonts w:hint="eastAsia"/>
-              </w:rPr>
-              <w:t>경우</w:t>
-            </w:r>
-            <w:r>
-              <w:rPr>
-                <w:rFonts w:hint="eastAsia"/>
-              </w:rPr>
-              <w:t xml:space="preserve">, </w:t>
-            </w:r>
-            <w:r>
+                <w:rFonts w:asciiTheme="minorHAnsi" w:eastAsiaTheme="minorHAnsi" w:hAnsiTheme="minorHAnsi" w:hint="eastAsia"/>
+              </w:rPr>
+              <w:t xml:space="preserve">아직 가입한 사용자가 없을 경우, </w:t>
+            </w:r>
+            <w:r>
+              <w:rPr>
+                <w:rFonts w:asciiTheme="minorHAnsi" w:eastAsiaTheme="minorHAnsi" w:hAnsiTheme="minorHAnsi"/>
+              </w:rPr>
               <w:t>“</w:t>
             </w:r>
             <w:r>
               <w:rPr>
-                <w:rFonts w:hint="eastAsia"/>
-              </w:rPr>
-              <w:t>조회</w:t>
-            </w:r>
-            <w:r>
-              <w:rPr>
-                <w:rFonts w:hint="eastAsia"/>
-              </w:rPr>
-              <w:t xml:space="preserve"> </w:t>
-            </w:r>
-            <w:r>
-              <w:rPr>
-                <w:rFonts w:hint="eastAsia"/>
-              </w:rPr>
-              <w:t>가능한</w:t>
-            </w:r>
-            <w:r>
-              <w:rPr>
-                <w:rFonts w:hint="eastAsia"/>
-              </w:rPr>
-              <w:t xml:space="preserve"> </w:t>
-            </w:r>
-            <w:r>
-              <w:rPr>
-                <w:rFonts w:hint="eastAsia"/>
-              </w:rPr>
-              <w:t>사용자가</w:t>
-            </w:r>
-            <w:r>
-              <w:rPr>
-                <w:rFonts w:hint="eastAsia"/>
-              </w:rPr>
-              <w:t xml:space="preserve"> </w:t>
-            </w:r>
-            <w:r>
-              <w:rPr>
-                <w:rFonts w:hint="eastAsia"/>
-              </w:rPr>
-              <w:t>없습니다</w:t>
-            </w:r>
-            <w:r>
-              <w:rPr>
-                <w:rFonts w:hint="eastAsia"/>
-              </w:rPr>
-              <w:t>.</w:t>
-            </w:r>
-            <w:r>
+                <w:rFonts w:asciiTheme="minorHAnsi" w:eastAsiaTheme="minorHAnsi" w:hAnsiTheme="minorHAnsi" w:hint="eastAsia"/>
+              </w:rPr>
+              <w:t>조회 가능한 사용자가 없습니다.</w:t>
+            </w:r>
+            <w:r>
+              <w:rPr>
+                <w:rFonts w:asciiTheme="minorHAnsi" w:eastAsiaTheme="minorHAnsi" w:hAnsiTheme="minorHAnsi"/>
+              </w:rPr>
               <w:t>”</w:t>
             </w:r>
             <w:r>
               <w:rPr>
-                <w:rFonts w:hint="eastAsia"/>
-              </w:rPr>
-              <w:t xml:space="preserve"> </w:t>
-            </w:r>
-            <w:r>
-              <w:rPr>
-                <w:rFonts w:hint="eastAsia"/>
-              </w:rPr>
-              <w:t>메시지</w:t>
-            </w:r>
-            <w:r>
-              <w:rPr>
-                <w:rFonts w:hint="eastAsia"/>
-              </w:rPr>
-              <w:t xml:space="preserve"> </w:t>
-            </w:r>
-            <w:r>
-              <w:rPr>
-                <w:rFonts w:hint="eastAsia"/>
-              </w:rPr>
-              <w:t>출력</w:t>
+                <w:rFonts w:asciiTheme="minorHAnsi" w:eastAsiaTheme="minorHAnsi" w:hAnsiTheme="minorHAnsi" w:hint="eastAsia"/>
+              </w:rPr>
+              <w:t xml:space="preserve"> 메시지 출력</w:t>
             </w:r>
           </w:p>
         </w:tc>
@@ -15864,7 +13762,7 @@
           <w:sz w:val="24"/>
           <w:szCs w:val="24"/>
         </w:rPr>
-        <w:t>9</w:t>
+        <w:t>10</w:t>
       </w:r>
       <w:r>
         <w:rPr>
@@ -16033,45 +13931,21 @@
           <w:p>
             <w:pPr>
               <w:spacing w:line="276" w:lineRule="auto"/>
-            </w:pPr>
-            <w:r>
-              <w:rPr>
-                <w:rFonts w:hint="eastAsia"/>
+              <w:rPr>
+                <w:rFonts w:asciiTheme="minorHAnsi" w:eastAsiaTheme="minorHAnsi" w:hAnsiTheme="minorHAnsi"/>
+              </w:rPr>
+            </w:pPr>
+            <w:r>
+              <w:rPr>
+                <w:rFonts w:asciiTheme="minorHAnsi" w:eastAsiaTheme="minorHAnsi" w:hAnsiTheme="minorHAnsi" w:hint="eastAsia"/>
               </w:rPr>
               <w:t>관리자가</w:t>
             </w:r>
             <w:r>
-              <w:t xml:space="preserve"> </w:t>
-            </w:r>
-            <w:r>
-              <w:t>사용자의</w:t>
-            </w:r>
-            <w:r>
-              <w:t xml:space="preserve"> </w:t>
-            </w:r>
-            <w:r>
-              <w:t>정보</w:t>
-            </w:r>
-            <w:r>
-              <w:t xml:space="preserve"> </w:t>
-            </w:r>
-            <w:r>
-              <w:t>등을</w:t>
-            </w:r>
-            <w:r>
-              <w:t xml:space="preserve"> </w:t>
-            </w:r>
-            <w:r>
-              <w:t>시스템에서</w:t>
-            </w:r>
-            <w:r>
-              <w:t xml:space="preserve"> </w:t>
-            </w:r>
-            <w:r>
-              <w:t>삭제한다</w:t>
-            </w:r>
-            <w:r>
-              <w:t>.</w:t>
+              <w:rPr>
+                <w:rFonts w:asciiTheme="minorHAnsi" w:eastAsiaTheme="minorHAnsi" w:hAnsiTheme="minorHAnsi"/>
+              </w:rPr>
+              <w:t xml:space="preserve"> 사용자의 정보 등을 시스템에서 삭제한다.</w:t>
             </w:r>
           </w:p>
         </w:tc>
@@ -16124,8 +13998,14 @@
           <w:p>
             <w:pPr>
               <w:spacing w:line="276" w:lineRule="auto"/>
-            </w:pPr>
-            <w:r>
+              <w:rPr>
+                <w:rFonts w:asciiTheme="minorHAnsi" w:eastAsiaTheme="minorHAnsi" w:hAnsiTheme="minorHAnsi"/>
+              </w:rPr>
+            </w:pPr>
+            <w:r>
+              <w:rPr>
+                <w:rFonts w:asciiTheme="minorHAnsi" w:eastAsiaTheme="minorHAnsi" w:hAnsiTheme="minorHAnsi"/>
+              </w:rPr>
               <w:t>관리자</w:t>
             </w:r>
           </w:p>
@@ -16153,7 +14033,6 @@
               <w:rPr>
                 <w:b/>
               </w:rPr>
-              <w:lastRenderedPageBreak/>
               <w:t>전제</w:t>
             </w:r>
             <w:r>
@@ -16178,78 +14057,15 @@
           <w:p>
             <w:pPr>
               <w:spacing w:line="276" w:lineRule="auto"/>
-            </w:pPr>
-            <w:r>
-              <w:rPr>
-                <w:rFonts w:hint="eastAsia"/>
-              </w:rPr>
-              <w:t>삭제하고자</w:t>
-            </w:r>
-            <w:r>
-              <w:rPr>
-                <w:rFonts w:hint="eastAsia"/>
-              </w:rPr>
-              <w:t xml:space="preserve"> </w:t>
-            </w:r>
-            <w:r>
-              <w:rPr>
-                <w:rFonts w:hint="eastAsia"/>
-              </w:rPr>
-              <w:t>하는</w:t>
-            </w:r>
-            <w:r>
-              <w:rPr>
-                <w:rFonts w:hint="eastAsia"/>
-              </w:rPr>
-              <w:t xml:space="preserve"> </w:t>
-            </w:r>
-            <w:r>
-              <w:rPr>
-                <w:rFonts w:hint="eastAsia"/>
-              </w:rPr>
-              <w:t>사용자가</w:t>
-            </w:r>
-            <w:r>
-              <w:rPr>
-                <w:rFonts w:hint="eastAsia"/>
-              </w:rPr>
-              <w:t xml:space="preserve"> </w:t>
-            </w:r>
-            <w:r>
-              <w:rPr>
-                <w:rFonts w:hint="eastAsia"/>
-              </w:rPr>
-              <w:t>가입되어</w:t>
-            </w:r>
-            <w:r>
-              <w:rPr>
-                <w:rFonts w:hint="eastAsia"/>
-              </w:rPr>
-              <w:t xml:space="preserve"> </w:t>
-            </w:r>
-            <w:r>
-              <w:rPr>
-                <w:rFonts w:hint="eastAsia"/>
-              </w:rPr>
-              <w:t>있어야</w:t>
-            </w:r>
-            <w:r>
-              <w:rPr>
-                <w:rFonts w:hint="eastAsia"/>
-              </w:rPr>
-              <w:t xml:space="preserve"> </w:t>
-            </w:r>
-            <w:r>
-              <w:rPr>
-                <w:rFonts w:hint="eastAsia"/>
-              </w:rPr>
-              <w:t>한다</w:t>
-            </w:r>
-            <w:r>
-              <w:rPr>
-                <w:rFonts w:hint="eastAsia"/>
-              </w:rPr>
-              <w:t>.</w:t>
+              <w:rPr>
+                <w:rFonts w:asciiTheme="minorHAnsi" w:eastAsiaTheme="minorHAnsi" w:hAnsiTheme="minorHAnsi"/>
+              </w:rPr>
+            </w:pPr>
+            <w:r>
+              <w:rPr>
+                <w:rFonts w:asciiTheme="minorHAnsi" w:eastAsiaTheme="minorHAnsi" w:hAnsiTheme="minorHAnsi" w:hint="eastAsia"/>
+              </w:rPr>
+              <w:t>삭제하고자 하는 사용자가 가입되어 있어야 한다.</w:t>
             </w:r>
           </w:p>
         </w:tc>
@@ -16300,202 +14116,76 @@
           <w:p>
             <w:pPr>
               <w:spacing w:line="276" w:lineRule="auto"/>
-            </w:pPr>
-            <w:r>
-              <w:rPr>
-                <w:rFonts w:hint="eastAsia"/>
+              <w:rPr>
+                <w:rFonts w:asciiTheme="minorHAnsi" w:eastAsiaTheme="minorHAnsi" w:hAnsiTheme="minorHAnsi"/>
+              </w:rPr>
+            </w:pPr>
+            <w:r>
+              <w:rPr>
+                <w:rFonts w:asciiTheme="minorHAnsi" w:eastAsiaTheme="minorHAnsi" w:hAnsiTheme="minorHAnsi" w:hint="eastAsia"/>
               </w:rPr>
               <w:t>성공</w:t>
             </w:r>
             <w:r>
+              <w:rPr>
+                <w:rFonts w:asciiTheme="minorHAnsi" w:eastAsiaTheme="minorHAnsi" w:hAnsiTheme="minorHAnsi"/>
+              </w:rPr>
               <w:t>:</w:t>
             </w:r>
             <w:r>
-              <w:t xml:space="preserve"> </w:t>
-            </w:r>
-            <w:r>
-              <w:rPr>
-                <w:rFonts w:hint="eastAsia"/>
-              </w:rPr>
-              <w:t>사용자</w:t>
-            </w:r>
-            <w:r>
-              <w:rPr>
-                <w:rFonts w:hint="eastAsia"/>
-              </w:rPr>
-              <w:t xml:space="preserve"> </w:t>
-            </w:r>
-            <w:r>
-              <w:rPr>
-                <w:rFonts w:hint="eastAsia"/>
-              </w:rPr>
-              <w:t>조회</w:t>
-            </w:r>
-            <w:r>
-              <w:rPr>
-                <w:rFonts w:hint="eastAsia"/>
-              </w:rPr>
-              <w:t xml:space="preserve"> </w:t>
-            </w:r>
-            <w:r>
-              <w:rPr>
-                <w:rFonts w:hint="eastAsia"/>
-              </w:rPr>
-              <w:t>후</w:t>
-            </w:r>
-            <w:r>
-              <w:rPr>
-                <w:rFonts w:hint="eastAsia"/>
-              </w:rPr>
-              <w:t xml:space="preserve"> </w:t>
-            </w:r>
-            <w:r>
-              <w:rPr>
-                <w:rFonts w:hint="eastAsia"/>
-              </w:rPr>
-              <w:t>해당</w:t>
-            </w:r>
-            <w:r>
-              <w:rPr>
-                <w:rFonts w:hint="eastAsia"/>
-              </w:rPr>
-              <w:t xml:space="preserve"> </w:t>
-            </w:r>
-            <w:r>
-              <w:rPr>
-                <w:rFonts w:hint="eastAsia"/>
-              </w:rPr>
-              <w:t>사용자</w:t>
-            </w:r>
-            <w:r>
-              <w:rPr>
-                <w:rFonts w:hint="eastAsia"/>
-              </w:rPr>
-              <w:t xml:space="preserve"> </w:t>
-            </w:r>
-            <w:r>
-              <w:rPr>
-                <w:rFonts w:hint="eastAsia"/>
-              </w:rPr>
-              <w:t>삭제</w:t>
-            </w:r>
-            <w:r>
-              <w:t xml:space="preserve"> </w:t>
-            </w:r>
-            <w:r>
-              <w:t>완료</w:t>
-            </w:r>
-            <w:r>
-              <w:t>.</w:t>
-            </w:r>
-          </w:p>
-          <w:p>
-            <w:pPr>
-              <w:spacing w:line="276" w:lineRule="auto"/>
-            </w:pPr>
-            <w:r>
-              <w:rPr>
-                <w:rFonts w:hint="eastAsia"/>
+              <w:rPr>
+                <w:rFonts w:asciiTheme="minorHAnsi" w:eastAsiaTheme="minorHAnsi" w:hAnsiTheme="minorHAnsi"/>
+              </w:rPr>
+              <w:t xml:space="preserve"> </w:t>
+            </w:r>
+            <w:r>
+              <w:rPr>
+                <w:rFonts w:asciiTheme="minorHAnsi" w:eastAsiaTheme="minorHAnsi" w:hAnsiTheme="minorHAnsi" w:hint="eastAsia"/>
+              </w:rPr>
+              <w:t>사용자 조회 후 해당 사용자 삭제</w:t>
+            </w:r>
+            <w:r>
+              <w:rPr>
+                <w:rFonts w:asciiTheme="minorHAnsi" w:eastAsiaTheme="minorHAnsi" w:hAnsiTheme="minorHAnsi"/>
+              </w:rPr>
+              <w:t xml:space="preserve"> 완료.</w:t>
+            </w:r>
+          </w:p>
+          <w:p>
+            <w:pPr>
+              <w:spacing w:line="276" w:lineRule="auto"/>
+              <w:rPr>
+                <w:rFonts w:asciiTheme="minorHAnsi" w:eastAsiaTheme="minorHAnsi" w:hAnsiTheme="minorHAnsi"/>
+              </w:rPr>
+            </w:pPr>
+            <w:r>
+              <w:rPr>
+                <w:rFonts w:asciiTheme="minorHAnsi" w:eastAsiaTheme="minorHAnsi" w:hAnsiTheme="minorHAnsi" w:hint="eastAsia"/>
               </w:rPr>
               <w:t>실패</w:t>
             </w:r>
             <w:r>
+              <w:rPr>
+                <w:rFonts w:asciiTheme="minorHAnsi" w:eastAsiaTheme="minorHAnsi" w:hAnsiTheme="minorHAnsi"/>
+              </w:rPr>
               <w:t>:</w:t>
             </w:r>
             <w:r>
-              <w:t xml:space="preserve"> </w:t>
-            </w:r>
-            <w:r>
-              <w:rPr>
-                <w:rFonts w:hint="eastAsia"/>
-              </w:rPr>
-              <w:t>미</w:t>
-            </w:r>
-            <w:r>
-              <w:rPr>
-                <w:rFonts w:hint="eastAsia"/>
-              </w:rPr>
-              <w:t xml:space="preserve"> </w:t>
-            </w:r>
-            <w:r>
-              <w:rPr>
-                <w:rFonts w:hint="eastAsia"/>
-              </w:rPr>
-              <w:t>가입</w:t>
-            </w:r>
-            <w:r>
-              <w:rPr>
-                <w:rFonts w:hint="eastAsia"/>
-              </w:rPr>
-              <w:t xml:space="preserve"> </w:t>
-            </w:r>
-            <w:r>
-              <w:rPr>
-                <w:rFonts w:hint="eastAsia"/>
-              </w:rPr>
-              <w:t>사용자</w:t>
-            </w:r>
-            <w:r>
-              <w:rPr>
-                <w:rFonts w:hint="eastAsia"/>
-              </w:rPr>
-              <w:t xml:space="preserve"> </w:t>
-            </w:r>
-            <w:r>
-              <w:rPr>
-                <w:rFonts w:hint="eastAsia"/>
-              </w:rPr>
-              <w:t>조회로</w:t>
-            </w:r>
-            <w:r>
-              <w:rPr>
-                <w:rFonts w:hint="eastAsia"/>
-              </w:rPr>
-              <w:t xml:space="preserve"> </w:t>
-            </w:r>
-            <w:r>
-              <w:rPr>
-                <w:rFonts w:hint="eastAsia"/>
-              </w:rPr>
-              <w:t>해당</w:t>
-            </w:r>
-            <w:r>
-              <w:rPr>
-                <w:rFonts w:hint="eastAsia"/>
-              </w:rPr>
-              <w:t xml:space="preserve"> </w:t>
-            </w:r>
-            <w:r>
-              <w:rPr>
-                <w:rFonts w:hint="eastAsia"/>
-              </w:rPr>
-              <w:t>사용자</w:t>
-            </w:r>
-            <w:r>
-              <w:rPr>
-                <w:rFonts w:hint="eastAsia"/>
-              </w:rPr>
-              <w:t xml:space="preserve"> </w:t>
-            </w:r>
-            <w:r>
-              <w:rPr>
-                <w:rFonts w:hint="eastAsia"/>
-              </w:rPr>
-              <w:t>삭제</w:t>
-            </w:r>
-            <w:r>
-              <w:rPr>
-                <w:rFonts w:hint="eastAsia"/>
-              </w:rPr>
-              <w:t xml:space="preserve"> </w:t>
-            </w:r>
-            <w:r>
-              <w:rPr>
-                <w:rFonts w:hint="eastAsia"/>
-              </w:rPr>
-              <w:t>실패</w:t>
-            </w:r>
-            <w:r>
+              <w:rPr>
+                <w:rFonts w:asciiTheme="minorHAnsi" w:eastAsiaTheme="minorHAnsi" w:hAnsiTheme="minorHAnsi"/>
+              </w:rPr>
+              <w:t xml:space="preserve"> </w:t>
+            </w:r>
+            <w:r>
+              <w:rPr>
+                <w:rFonts w:asciiTheme="minorHAnsi" w:eastAsiaTheme="minorHAnsi" w:hAnsiTheme="minorHAnsi" w:hint="eastAsia"/>
+              </w:rPr>
+              <w:t>미 가입 사용자 조회로 해당 사용자 삭제 실패</w:t>
+            </w:r>
+            <w:r>
+              <w:rPr>
+                <w:rFonts w:asciiTheme="minorHAnsi" w:eastAsiaTheme="minorHAnsi" w:hAnsiTheme="minorHAnsi"/>
+              </w:rPr>
               <w:t>.</w:t>
             </w:r>
           </w:p>
@@ -16547,701 +14237,218 @@
           <w:p>
             <w:pPr>
               <w:spacing w:line="276" w:lineRule="auto"/>
-            </w:pPr>
-            <w:r>
+              <w:rPr>
+                <w:rFonts w:asciiTheme="minorHAnsi" w:eastAsiaTheme="minorHAnsi" w:hAnsiTheme="minorHAnsi"/>
+              </w:rPr>
+            </w:pPr>
+            <w:r>
+              <w:rPr>
+                <w:rFonts w:asciiTheme="minorHAnsi" w:eastAsiaTheme="minorHAnsi" w:hAnsiTheme="minorHAnsi"/>
+              </w:rPr>
               <w:t xml:space="preserve">1. </w:t>
             </w:r>
             <w:r>
               <w:rPr>
-                <w:rFonts w:hint="eastAsia"/>
-              </w:rPr>
-              <w:t>학번과</w:t>
-            </w:r>
-            <w:r>
-              <w:rPr>
-                <w:rFonts w:hint="eastAsia"/>
-              </w:rPr>
-              <w:t xml:space="preserve"> </w:t>
-            </w:r>
-            <w:r>
-              <w:rPr>
-                <w:rFonts w:hint="eastAsia"/>
-              </w:rPr>
-              <w:t>이름</w:t>
-            </w:r>
-            <w:r>
-              <w:rPr>
-                <w:rFonts w:hint="eastAsia"/>
-              </w:rPr>
-              <w:t xml:space="preserve"> </w:t>
-            </w:r>
-            <w:r>
-              <w:rPr>
-                <w:rFonts w:hint="eastAsia"/>
-              </w:rPr>
-              <w:t>입력창에</w:t>
-            </w:r>
-            <w:r>
-              <w:rPr>
-                <w:rFonts w:hint="eastAsia"/>
-              </w:rPr>
-              <w:t xml:space="preserve"> </w:t>
-            </w:r>
-            <w:r>
-              <w:rPr>
-                <w:rFonts w:hint="eastAsia"/>
-              </w:rPr>
-              <w:t>관리자</w:t>
-            </w:r>
-            <w:r>
-              <w:rPr>
-                <w:rFonts w:hint="eastAsia"/>
-              </w:rPr>
-              <w:t xml:space="preserve"> ID</w:t>
-            </w:r>
-            <w:r>
-              <w:rPr>
-                <w:rFonts w:hint="eastAsia"/>
-              </w:rPr>
-              <w:t>와</w:t>
-            </w:r>
-            <w:r>
-              <w:rPr>
-                <w:rFonts w:hint="eastAsia"/>
-              </w:rPr>
-              <w:t xml:space="preserve"> </w:t>
-            </w:r>
-            <w:r>
-              <w:rPr>
-                <w:rFonts w:hint="eastAsia"/>
-              </w:rPr>
-              <w:t>비밀번호를</w:t>
-            </w:r>
-            <w:r>
-              <w:rPr>
-                <w:rFonts w:hint="eastAsia"/>
-              </w:rPr>
-              <w:t xml:space="preserve"> </w:t>
-            </w:r>
-            <w:r>
-              <w:rPr>
-                <w:rFonts w:hint="eastAsia"/>
-              </w:rPr>
-              <w:t>입력하여</w:t>
-            </w:r>
-            <w:r>
-              <w:rPr>
-                <w:rFonts w:hint="eastAsia"/>
-              </w:rPr>
-              <w:t xml:space="preserve"> </w:t>
-            </w:r>
-            <w:r>
-              <w:rPr>
-                <w:rFonts w:hint="eastAsia"/>
-              </w:rPr>
-              <w:t>관리자</w:t>
-            </w:r>
-            <w:r>
-              <w:rPr>
-                <w:rFonts w:hint="eastAsia"/>
-              </w:rPr>
-              <w:t xml:space="preserve"> </w:t>
-            </w:r>
-            <w:r>
-              <w:rPr>
-                <w:rFonts w:hint="eastAsia"/>
-              </w:rPr>
-              <w:t>화면으로</w:t>
-            </w:r>
-            <w:r>
-              <w:rPr>
-                <w:rFonts w:hint="eastAsia"/>
-              </w:rPr>
-              <w:t xml:space="preserve"> </w:t>
-            </w:r>
-            <w:r>
-              <w:rPr>
-                <w:rFonts w:hint="eastAsia"/>
-              </w:rPr>
-              <w:t>이동한다</w:t>
-            </w:r>
-            <w:r>
-              <w:rPr>
-                <w:rFonts w:hint="eastAsia"/>
-              </w:rPr>
-              <w:t>.</w:t>
-            </w:r>
-          </w:p>
-          <w:p>
-            <w:pPr>
-              <w:spacing w:line="276" w:lineRule="auto"/>
-            </w:pPr>
-            <w:r>
+                <w:rFonts w:asciiTheme="minorHAnsi" w:eastAsiaTheme="minorHAnsi" w:hAnsiTheme="minorHAnsi" w:hint="eastAsia"/>
+              </w:rPr>
+              <w:t>학번과 이름 입력창에 관리자 ID와 비밀번호를 입력하여 관리자 화면으로 이동한다.</w:t>
+            </w:r>
+          </w:p>
+          <w:p>
+            <w:pPr>
+              <w:spacing w:line="276" w:lineRule="auto"/>
+              <w:rPr>
+                <w:rFonts w:asciiTheme="minorHAnsi" w:eastAsiaTheme="minorHAnsi" w:hAnsiTheme="minorHAnsi"/>
+              </w:rPr>
+            </w:pPr>
+            <w:r>
+              <w:rPr>
+                <w:rFonts w:asciiTheme="minorHAnsi" w:eastAsiaTheme="minorHAnsi" w:hAnsiTheme="minorHAnsi"/>
+              </w:rPr>
               <w:t xml:space="preserve">2. </w:t>
             </w:r>
             <w:r>
               <w:rPr>
-                <w:rFonts w:hint="eastAsia"/>
-              </w:rPr>
-              <w:t>사용자</w:t>
-            </w:r>
-            <w:r>
-              <w:rPr>
-                <w:rFonts w:hint="eastAsia"/>
-              </w:rPr>
-              <w:t xml:space="preserve"> </w:t>
-            </w:r>
-            <w:r>
-              <w:rPr>
-                <w:rFonts w:hint="eastAsia"/>
-              </w:rPr>
-              <w:t>검색</w:t>
-            </w:r>
-            <w:r>
-              <w:rPr>
-                <w:rFonts w:hint="eastAsia"/>
-              </w:rPr>
-              <w:t xml:space="preserve"> </w:t>
-            </w:r>
-            <w:r>
-              <w:rPr>
-                <w:rFonts w:hint="eastAsia"/>
-              </w:rPr>
-              <w:t>및</w:t>
-            </w:r>
-            <w:r>
-              <w:rPr>
-                <w:rFonts w:hint="eastAsia"/>
-              </w:rPr>
-              <w:t xml:space="preserve"> </w:t>
-            </w:r>
-            <w:r>
-              <w:rPr>
-                <w:rFonts w:hint="eastAsia"/>
-              </w:rPr>
-              <w:t>조회</w:t>
-            </w:r>
-            <w:r>
-              <w:rPr>
-                <w:rFonts w:hint="eastAsia"/>
-              </w:rPr>
-              <w:t xml:space="preserve"> </w:t>
-            </w:r>
-            <w:r>
-              <w:rPr>
-                <w:rFonts w:hint="eastAsia"/>
-              </w:rPr>
-              <w:t>버튼을</w:t>
-            </w:r>
-            <w:r>
-              <w:rPr>
-                <w:rFonts w:hint="eastAsia"/>
-              </w:rPr>
-              <w:t xml:space="preserve"> </w:t>
-            </w:r>
-            <w:r>
-              <w:rPr>
-                <w:rFonts w:hint="eastAsia"/>
-              </w:rPr>
-              <w:t>선택한다</w:t>
-            </w:r>
-            <w:r>
-              <w:rPr>
-                <w:rFonts w:hint="eastAsia"/>
-              </w:rPr>
-              <w:t>.</w:t>
-            </w:r>
-          </w:p>
-          <w:p>
-            <w:pPr>
-              <w:spacing w:line="276" w:lineRule="auto"/>
-            </w:pPr>
-            <w:r>
+                <w:rFonts w:asciiTheme="minorHAnsi" w:eastAsiaTheme="minorHAnsi" w:hAnsiTheme="minorHAnsi" w:hint="eastAsia"/>
+              </w:rPr>
+              <w:t>사용자 검색 및 조회 버튼을 선택한다.</w:t>
+            </w:r>
+          </w:p>
+          <w:p>
+            <w:pPr>
+              <w:spacing w:line="276" w:lineRule="auto"/>
+              <w:rPr>
+                <w:rFonts w:asciiTheme="minorHAnsi" w:eastAsiaTheme="minorHAnsi" w:hAnsiTheme="minorHAnsi"/>
+              </w:rPr>
+            </w:pPr>
+            <w:r>
+              <w:rPr>
+                <w:rFonts w:asciiTheme="minorHAnsi" w:eastAsiaTheme="minorHAnsi" w:hAnsiTheme="minorHAnsi"/>
+              </w:rPr>
               <w:t xml:space="preserve">3. </w:t>
             </w:r>
             <w:r>
               <w:rPr>
-                <w:rFonts w:hint="eastAsia"/>
-              </w:rPr>
-              <w:t>사용자</w:t>
-            </w:r>
-            <w:r>
-              <w:rPr>
-                <w:rFonts w:hint="eastAsia"/>
-              </w:rPr>
-              <w:t xml:space="preserve"> </w:t>
-            </w:r>
-            <w:r>
-              <w:rPr>
-                <w:rFonts w:hint="eastAsia"/>
-              </w:rPr>
-              <w:t>조회</w:t>
-            </w:r>
-            <w:r>
-              <w:rPr>
-                <w:rFonts w:hint="eastAsia"/>
-              </w:rPr>
-              <w:t xml:space="preserve"> </w:t>
-            </w:r>
-            <w:r>
-              <w:rPr>
-                <w:rFonts w:hint="eastAsia"/>
-              </w:rPr>
-              <w:t>버튼을</w:t>
-            </w:r>
-            <w:r>
-              <w:rPr>
-                <w:rFonts w:hint="eastAsia"/>
-              </w:rPr>
-              <w:t xml:space="preserve"> </w:t>
-            </w:r>
-            <w:r>
-              <w:rPr>
-                <w:rFonts w:hint="eastAsia"/>
-              </w:rPr>
-              <w:t>선택해</w:t>
-            </w:r>
-            <w:r>
-              <w:rPr>
-                <w:rFonts w:hint="eastAsia"/>
-              </w:rPr>
-              <w:t xml:space="preserve"> </w:t>
-            </w:r>
-            <w:r>
-              <w:rPr>
-                <w:rFonts w:hint="eastAsia"/>
-              </w:rPr>
-              <w:t>사용자</w:t>
-            </w:r>
-            <w:r>
-              <w:rPr>
-                <w:rFonts w:hint="eastAsia"/>
-              </w:rPr>
-              <w:t xml:space="preserve"> </w:t>
-            </w:r>
-            <w:r>
-              <w:rPr>
-                <w:rFonts w:hint="eastAsia"/>
-              </w:rPr>
-              <w:t>목록을</w:t>
-            </w:r>
-            <w:r>
-              <w:rPr>
-                <w:rFonts w:hint="eastAsia"/>
-              </w:rPr>
-              <w:t xml:space="preserve"> </w:t>
-            </w:r>
-            <w:r>
-              <w:rPr>
-                <w:rFonts w:hint="eastAsia"/>
-              </w:rPr>
-              <w:t>조회한다</w:t>
-            </w:r>
-            <w:r>
-              <w:rPr>
-                <w:rFonts w:hint="eastAsia"/>
-              </w:rPr>
-              <w:t>.</w:t>
-            </w:r>
-          </w:p>
-          <w:p>
-            <w:pPr>
-              <w:spacing w:line="276" w:lineRule="auto"/>
-            </w:pPr>
-            <w:r>
+                <w:rFonts w:asciiTheme="minorHAnsi" w:eastAsiaTheme="minorHAnsi" w:hAnsiTheme="minorHAnsi" w:hint="eastAsia"/>
+              </w:rPr>
+              <w:t>사용자 조회 버튼을 선택해 사용자 목록을 조회한다.</w:t>
+            </w:r>
+          </w:p>
+          <w:p>
+            <w:pPr>
+              <w:spacing w:line="276" w:lineRule="auto"/>
+              <w:rPr>
+                <w:rFonts w:asciiTheme="minorHAnsi" w:eastAsiaTheme="minorHAnsi" w:hAnsiTheme="minorHAnsi"/>
+              </w:rPr>
+            </w:pPr>
+            <w:r>
+              <w:rPr>
+                <w:rFonts w:asciiTheme="minorHAnsi" w:eastAsiaTheme="minorHAnsi" w:hAnsiTheme="minorHAnsi"/>
+              </w:rPr>
+              <w:lastRenderedPageBreak/>
               <w:t xml:space="preserve">4. </w:t>
             </w:r>
             <w:r>
               <w:rPr>
-                <w:rFonts w:hint="eastAsia"/>
-              </w:rPr>
-              <w:t>사용자</w:t>
-            </w:r>
-            <w:r>
-              <w:rPr>
-                <w:rFonts w:hint="eastAsia"/>
-              </w:rPr>
-              <w:t xml:space="preserve"> </w:t>
-            </w:r>
-            <w:r>
-              <w:rPr>
-                <w:rFonts w:hint="eastAsia"/>
-              </w:rPr>
-              <w:t>목록에서</w:t>
-            </w:r>
-            <w:r>
-              <w:rPr>
-                <w:rFonts w:hint="eastAsia"/>
-              </w:rPr>
-              <w:t xml:space="preserve"> </w:t>
-            </w:r>
-            <w:r>
-              <w:rPr>
-                <w:rFonts w:hint="eastAsia"/>
-              </w:rPr>
-              <w:t>회원을</w:t>
-            </w:r>
-            <w:r>
-              <w:rPr>
-                <w:rFonts w:hint="eastAsia"/>
-              </w:rPr>
-              <w:t xml:space="preserve"> </w:t>
-            </w:r>
-            <w:r>
-              <w:rPr>
-                <w:rFonts w:hint="eastAsia"/>
-              </w:rPr>
-              <w:t>선택한</w:t>
-            </w:r>
-            <w:r>
-              <w:rPr>
-                <w:rFonts w:hint="eastAsia"/>
-              </w:rPr>
-              <w:t xml:space="preserve"> </w:t>
-            </w:r>
-            <w:r>
-              <w:rPr>
-                <w:rFonts w:hint="eastAsia"/>
-              </w:rPr>
-              <w:t>후</w:t>
-            </w:r>
-            <w:r>
-              <w:rPr>
-                <w:rFonts w:hint="eastAsia"/>
+                <w:rFonts w:asciiTheme="minorHAnsi" w:eastAsiaTheme="minorHAnsi" w:hAnsiTheme="minorHAnsi" w:hint="eastAsia"/>
+              </w:rPr>
+              <w:t>사용자 목록에서 회원을 선택한 후, 회원 탈퇴 버튼을 선택한다.</w:t>
+            </w:r>
+          </w:p>
+          <w:p>
+            <w:pPr>
+              <w:spacing w:line="276" w:lineRule="auto"/>
+              <w:rPr>
+                <w:rFonts w:asciiTheme="minorHAnsi" w:eastAsiaTheme="minorHAnsi" w:hAnsiTheme="minorHAnsi"/>
+              </w:rPr>
+            </w:pPr>
+            <w:r>
+              <w:rPr>
+                <w:rFonts w:asciiTheme="minorHAnsi" w:eastAsiaTheme="minorHAnsi" w:hAnsiTheme="minorHAnsi" w:hint="eastAsia"/>
+              </w:rPr>
+              <w:t xml:space="preserve">5. 회원 탈퇴 버튼을 선택하면, </w:t>
+            </w:r>
+            <w:r>
+              <w:rPr>
+                <w:rFonts w:asciiTheme="minorHAnsi" w:eastAsiaTheme="minorHAnsi" w:hAnsiTheme="minorHAnsi"/>
+              </w:rPr>
+              <w:t>“</w:t>
+            </w:r>
+            <w:r>
+              <w:rPr>
+                <w:rFonts w:asciiTheme="minorHAnsi" w:eastAsiaTheme="minorHAnsi" w:hAnsiTheme="minorHAnsi" w:hint="eastAsia"/>
+              </w:rPr>
+              <w:t xml:space="preserve">해당 회원을 </w:t>
+            </w:r>
+            <w:proofErr w:type="spellStart"/>
+            <w:r>
+              <w:rPr>
+                <w:rFonts w:asciiTheme="minorHAnsi" w:eastAsiaTheme="minorHAnsi" w:hAnsiTheme="minorHAnsi" w:hint="eastAsia"/>
+              </w:rPr>
+              <w:t>탈퇴</w:t>
+            </w:r>
+            <w:r>
+              <w:rPr>
+                <w:rFonts w:asciiTheme="minorHAnsi" w:eastAsiaTheme="minorHAnsi" w:hAnsiTheme="minorHAnsi"/>
+              </w:rPr>
+              <w:t>시키겠습니까</w:t>
+            </w:r>
+            <w:proofErr w:type="spellEnd"/>
+            <w:r>
+              <w:rPr>
+                <w:rFonts w:asciiTheme="minorHAnsi" w:eastAsiaTheme="minorHAnsi" w:hAnsiTheme="minorHAnsi" w:hint="eastAsia"/>
+              </w:rPr>
+              <w:t>?</w:t>
+            </w:r>
+            <w:r>
+              <w:rPr>
+                <w:rFonts w:asciiTheme="minorHAnsi" w:eastAsiaTheme="minorHAnsi" w:hAnsiTheme="minorHAnsi"/>
+              </w:rPr>
+              <w:t>”</w:t>
+            </w:r>
+            <w:r>
+              <w:rPr>
+                <w:rFonts w:asciiTheme="minorHAnsi" w:eastAsiaTheme="minorHAnsi" w:hAnsiTheme="minorHAnsi" w:hint="eastAsia"/>
+              </w:rPr>
+              <w:t xml:space="preserve"> 메시지 출력 후 </w:t>
+            </w:r>
+            <w:r>
+              <w:rPr>
+                <w:rFonts w:asciiTheme="minorHAnsi" w:eastAsiaTheme="minorHAnsi" w:hAnsiTheme="minorHAnsi"/>
+              </w:rPr>
+              <w:t>“</w:t>
+            </w:r>
+            <w:r>
+              <w:rPr>
+                <w:rFonts w:asciiTheme="minorHAnsi" w:eastAsiaTheme="minorHAnsi" w:hAnsiTheme="minorHAnsi" w:hint="eastAsia"/>
+              </w:rPr>
+              <w:t>예</w:t>
+            </w:r>
+            <w:r>
+              <w:rPr>
+                <w:rFonts w:asciiTheme="minorHAnsi" w:eastAsiaTheme="minorHAnsi" w:hAnsiTheme="minorHAnsi"/>
+              </w:rPr>
+              <w:t>”</w:t>
+            </w:r>
+            <w:proofErr w:type="spellStart"/>
+            <w:r>
+              <w:rPr>
+                <w:rFonts w:asciiTheme="minorHAnsi" w:eastAsiaTheme="minorHAnsi" w:hAnsiTheme="minorHAnsi" w:hint="eastAsia"/>
+              </w:rPr>
+              <w:t>를</w:t>
+            </w:r>
+            <w:proofErr w:type="spellEnd"/>
+            <w:r>
+              <w:rPr>
+                <w:rFonts w:asciiTheme="minorHAnsi" w:eastAsiaTheme="minorHAnsi" w:hAnsiTheme="minorHAnsi" w:hint="eastAsia"/>
+              </w:rPr>
+              <w:t xml:space="preserve"> 눌러 회원을 </w:t>
+            </w:r>
+            <w:proofErr w:type="gramStart"/>
+            <w:r>
+              <w:rPr>
+                <w:rFonts w:asciiTheme="minorHAnsi" w:eastAsiaTheme="minorHAnsi" w:hAnsiTheme="minorHAnsi" w:hint="eastAsia"/>
+              </w:rPr>
+              <w:t>탈퇴 시키거나</w:t>
+            </w:r>
+            <w:proofErr w:type="gramEnd"/>
+            <w:r>
+              <w:rPr>
+                <w:rFonts w:asciiTheme="minorHAnsi" w:eastAsiaTheme="minorHAnsi" w:hAnsiTheme="minorHAnsi" w:hint="eastAsia"/>
               </w:rPr>
               <w:t xml:space="preserve">, </w:t>
             </w:r>
             <w:r>
               <w:rPr>
-                <w:rFonts w:hint="eastAsia"/>
-              </w:rPr>
-              <w:t>회원</w:t>
-            </w:r>
-            <w:r>
-              <w:rPr>
-                <w:rFonts w:hint="eastAsia"/>
-              </w:rPr>
-              <w:t xml:space="preserve"> </w:t>
-            </w:r>
-            <w:r>
-              <w:rPr>
-                <w:rFonts w:hint="eastAsia"/>
-              </w:rPr>
-              <w:t>탈퇴</w:t>
-            </w:r>
-            <w:r>
-              <w:rPr>
-                <w:rFonts w:hint="eastAsia"/>
-              </w:rPr>
-              <w:t xml:space="preserve"> </w:t>
-            </w:r>
-            <w:r>
-              <w:rPr>
-                <w:rFonts w:hint="eastAsia"/>
-              </w:rPr>
-              <w:t>버튼을</w:t>
-            </w:r>
-            <w:r>
-              <w:rPr>
-                <w:rFonts w:hint="eastAsia"/>
-              </w:rPr>
-              <w:t xml:space="preserve"> </w:t>
-            </w:r>
-            <w:r>
-              <w:rPr>
-                <w:rFonts w:hint="eastAsia"/>
-              </w:rPr>
-              <w:t>선택한다</w:t>
-            </w:r>
-            <w:r>
-              <w:rPr>
-                <w:rFonts w:hint="eastAsia"/>
-              </w:rPr>
-              <w:t>.</w:t>
-            </w:r>
-          </w:p>
-          <w:p>
-            <w:pPr>
-              <w:spacing w:line="276" w:lineRule="auto"/>
-            </w:pPr>
-            <w:r>
-              <w:rPr>
-                <w:rFonts w:hint="eastAsia"/>
-              </w:rPr>
-              <w:t xml:space="preserve">5. </w:t>
-            </w:r>
-            <w:r>
-              <w:rPr>
-                <w:rFonts w:hint="eastAsia"/>
-              </w:rPr>
-              <w:t>회원</w:t>
-            </w:r>
-            <w:r>
-              <w:rPr>
-                <w:rFonts w:hint="eastAsia"/>
-              </w:rPr>
-              <w:t xml:space="preserve"> </w:t>
-            </w:r>
-            <w:r>
-              <w:rPr>
-                <w:rFonts w:hint="eastAsia"/>
-              </w:rPr>
-              <w:t>탈퇴</w:t>
-            </w:r>
-            <w:r>
-              <w:rPr>
-                <w:rFonts w:hint="eastAsia"/>
-              </w:rPr>
-              <w:t xml:space="preserve"> </w:t>
-            </w:r>
-            <w:r>
-              <w:rPr>
-                <w:rFonts w:hint="eastAsia"/>
-              </w:rPr>
-              <w:t>버튼을</w:t>
-            </w:r>
-            <w:r>
-              <w:rPr>
-                <w:rFonts w:hint="eastAsia"/>
-              </w:rPr>
-              <w:t xml:space="preserve"> </w:t>
-            </w:r>
-            <w:r>
-              <w:rPr>
-                <w:rFonts w:hint="eastAsia"/>
-              </w:rPr>
-              <w:t>선택하면</w:t>
-            </w:r>
-            <w:r>
-              <w:rPr>
-                <w:rFonts w:hint="eastAsia"/>
-              </w:rPr>
-              <w:t xml:space="preserve">, </w:t>
-            </w:r>
-            <w:r>
+                <w:rFonts w:asciiTheme="minorHAnsi" w:eastAsiaTheme="minorHAnsi" w:hAnsiTheme="minorHAnsi"/>
+              </w:rPr>
               <w:t>“</w:t>
             </w:r>
             <w:r>
               <w:rPr>
-                <w:rFonts w:hint="eastAsia"/>
-              </w:rPr>
-              <w:t>해당</w:t>
-            </w:r>
-            <w:r>
-              <w:rPr>
-                <w:rFonts w:hint="eastAsia"/>
-              </w:rPr>
-              <w:t xml:space="preserve"> </w:t>
-            </w:r>
-            <w:r>
-              <w:rPr>
-                <w:rFonts w:hint="eastAsia"/>
-              </w:rPr>
-              <w:t>회원을</w:t>
-            </w:r>
-            <w:r>
-              <w:rPr>
-                <w:rFonts w:hint="eastAsia"/>
-              </w:rPr>
-              <w:t xml:space="preserve"> </w:t>
+                <w:rFonts w:asciiTheme="minorHAnsi" w:eastAsiaTheme="minorHAnsi" w:hAnsiTheme="minorHAnsi" w:hint="eastAsia"/>
+              </w:rPr>
+              <w:t>아니요</w:t>
+            </w:r>
+            <w:r>
+              <w:rPr>
+                <w:rFonts w:asciiTheme="minorHAnsi" w:eastAsiaTheme="minorHAnsi" w:hAnsiTheme="minorHAnsi"/>
+              </w:rPr>
+              <w:t>”</w:t>
             </w:r>
             <w:proofErr w:type="spellStart"/>
             <w:r>
               <w:rPr>
-                <w:rFonts w:hint="eastAsia"/>
-              </w:rPr>
-              <w:t>탈퇴</w:t>
-            </w:r>
-            <w:r>
-              <w:t>시키겠습니까</w:t>
+                <w:rFonts w:asciiTheme="minorHAnsi" w:eastAsiaTheme="minorHAnsi" w:hAnsiTheme="minorHAnsi" w:hint="eastAsia"/>
+              </w:rPr>
+              <w:t>를</w:t>
             </w:r>
             <w:proofErr w:type="spellEnd"/>
             <w:r>
               <w:rPr>
-                <w:rFonts w:hint="eastAsia"/>
-              </w:rPr>
-              <w:t>?</w:t>
-            </w:r>
-            <w:r>
-              <w:t>”</w:t>
-            </w:r>
-            <w:r>
-              <w:rPr>
-                <w:rFonts w:hint="eastAsia"/>
-              </w:rPr>
-              <w:t xml:space="preserve"> </w:t>
-            </w:r>
-            <w:r>
-              <w:rPr>
-                <w:rFonts w:hint="eastAsia"/>
-              </w:rPr>
-              <w:t>메시지</w:t>
-            </w:r>
-            <w:r>
-              <w:rPr>
-                <w:rFonts w:hint="eastAsia"/>
-              </w:rPr>
-              <w:t xml:space="preserve"> </w:t>
-            </w:r>
-            <w:r>
-              <w:rPr>
-                <w:rFonts w:hint="eastAsia"/>
-              </w:rPr>
-              <w:t>출력</w:t>
-            </w:r>
-            <w:r>
-              <w:rPr>
-                <w:rFonts w:hint="eastAsia"/>
-              </w:rPr>
-              <w:t xml:space="preserve"> </w:t>
-            </w:r>
-            <w:r>
-              <w:rPr>
-                <w:rFonts w:hint="eastAsia"/>
-              </w:rPr>
-              <w:t>후</w:t>
-            </w:r>
-            <w:r>
-              <w:rPr>
-                <w:rFonts w:hint="eastAsia"/>
-              </w:rPr>
-              <w:t xml:space="preserve"> </w:t>
-            </w:r>
-            <w:r>
-              <w:t>“</w:t>
-            </w:r>
-            <w:r>
-              <w:rPr>
-                <w:rFonts w:hint="eastAsia"/>
-              </w:rPr>
-              <w:t>예</w:t>
-            </w:r>
-            <w:r>
-              <w:t>”</w:t>
-            </w:r>
-            <w:proofErr w:type="spellStart"/>
-            <w:r>
-              <w:rPr>
-                <w:rFonts w:hint="eastAsia"/>
-              </w:rPr>
-              <w:t>를</w:t>
-            </w:r>
-            <w:proofErr w:type="spellEnd"/>
-            <w:r>
-              <w:rPr>
-                <w:rFonts w:hint="eastAsia"/>
-              </w:rPr>
-              <w:t xml:space="preserve"> </w:t>
-            </w:r>
-            <w:r>
-              <w:rPr>
-                <w:rFonts w:hint="eastAsia"/>
-              </w:rPr>
-              <w:t>눌러</w:t>
-            </w:r>
-            <w:r>
-              <w:rPr>
-                <w:rFonts w:hint="eastAsia"/>
-              </w:rPr>
-              <w:t xml:space="preserve"> </w:t>
-            </w:r>
-            <w:r>
-              <w:rPr>
-                <w:rFonts w:hint="eastAsia"/>
-              </w:rPr>
-              <w:t>회원을</w:t>
-            </w:r>
-            <w:r>
-              <w:rPr>
-                <w:rFonts w:hint="eastAsia"/>
-              </w:rPr>
-              <w:t xml:space="preserve"> </w:t>
-            </w:r>
-            <w:r>
-              <w:rPr>
-                <w:rFonts w:hint="eastAsia"/>
-              </w:rPr>
-              <w:t>탈퇴</w:t>
-            </w:r>
-            <w:r>
-              <w:rPr>
-                <w:rFonts w:hint="eastAsia"/>
-              </w:rPr>
-              <w:t xml:space="preserve"> </w:t>
-            </w:r>
-            <w:r>
-              <w:rPr>
-                <w:rFonts w:hint="eastAsia"/>
-              </w:rPr>
-              <w:t>시키거나</w:t>
-            </w:r>
-            <w:r>
-              <w:rPr>
-                <w:rFonts w:hint="eastAsia"/>
-              </w:rPr>
-              <w:t xml:space="preserve">, </w:t>
-            </w:r>
-            <w:r>
-              <w:t>“</w:t>
-            </w:r>
-            <w:r>
-              <w:rPr>
-                <w:rFonts w:hint="eastAsia"/>
-              </w:rPr>
-              <w:t>아니요</w:t>
-            </w:r>
-            <w:r>
-              <w:t>”</w:t>
-            </w:r>
-            <w:proofErr w:type="spellStart"/>
-            <w:r>
-              <w:rPr>
-                <w:rFonts w:hint="eastAsia"/>
-              </w:rPr>
-              <w:t>를</w:t>
-            </w:r>
-            <w:proofErr w:type="spellEnd"/>
-            <w:r>
-              <w:rPr>
-                <w:rFonts w:hint="eastAsia"/>
-              </w:rPr>
-              <w:t xml:space="preserve"> </w:t>
-            </w:r>
-            <w:r>
-              <w:rPr>
-                <w:rFonts w:hint="eastAsia"/>
-              </w:rPr>
-              <w:t>눌러</w:t>
-            </w:r>
-            <w:r>
-              <w:rPr>
-                <w:rFonts w:hint="eastAsia"/>
-              </w:rPr>
-              <w:t xml:space="preserve"> </w:t>
-            </w:r>
-            <w:r>
-              <w:rPr>
-                <w:rFonts w:hint="eastAsia"/>
-              </w:rPr>
-              <w:t>탈퇴를</w:t>
-            </w:r>
-            <w:r>
-              <w:rPr>
-                <w:rFonts w:hint="eastAsia"/>
-              </w:rPr>
-              <w:t xml:space="preserve"> </w:t>
-            </w:r>
-            <w:r>
-              <w:rPr>
-                <w:rFonts w:hint="eastAsia"/>
-              </w:rPr>
-              <w:t>취소한다</w:t>
-            </w:r>
-            <w:r>
-              <w:rPr>
-                <w:rFonts w:hint="eastAsia"/>
-              </w:rPr>
-              <w:t>.</w:t>
+                <w:rFonts w:asciiTheme="minorHAnsi" w:eastAsiaTheme="minorHAnsi" w:hAnsiTheme="minorHAnsi" w:hint="eastAsia"/>
+              </w:rPr>
+              <w:t xml:space="preserve"> 눌러 탈퇴를 취소한다.</w:t>
             </w:r>
           </w:p>
         </w:tc>
@@ -17268,6 +14475,7 @@
               <w:rPr>
                 <w:b/>
               </w:rPr>
+              <w:lastRenderedPageBreak/>
               <w:t>예외</w:t>
             </w:r>
             <w:r>
@@ -17292,159 +14500,63 @@
           <w:p>
             <w:pPr>
               <w:spacing w:line="276" w:lineRule="auto"/>
-            </w:pPr>
-            <w:r>
+              <w:rPr>
+                <w:rFonts w:asciiTheme="minorHAnsi" w:eastAsiaTheme="minorHAnsi" w:hAnsiTheme="minorHAnsi"/>
+              </w:rPr>
+            </w:pPr>
+            <w:r>
+              <w:rPr>
+                <w:rFonts w:asciiTheme="minorHAnsi" w:eastAsiaTheme="minorHAnsi" w:hAnsiTheme="minorHAnsi"/>
+              </w:rPr>
               <w:t xml:space="preserve">1. </w:t>
             </w:r>
             <w:r>
               <w:rPr>
-                <w:rFonts w:hint="eastAsia"/>
-              </w:rPr>
-              <w:t>회원</w:t>
-            </w:r>
-            <w:r>
-              <w:rPr>
-                <w:rFonts w:hint="eastAsia"/>
-              </w:rPr>
-              <w:t xml:space="preserve"> </w:t>
-            </w:r>
-            <w:r>
-              <w:rPr>
-                <w:rFonts w:hint="eastAsia"/>
-              </w:rPr>
-              <w:t>탈퇴</w:t>
-            </w:r>
-            <w:r>
-              <w:rPr>
-                <w:rFonts w:hint="eastAsia"/>
-              </w:rPr>
-              <w:t xml:space="preserve"> </w:t>
-            </w:r>
-            <w:r>
-              <w:rPr>
-                <w:rFonts w:hint="eastAsia"/>
-              </w:rPr>
-              <w:t>실패</w:t>
-            </w:r>
-            <w:r>
+                <w:rFonts w:asciiTheme="minorHAnsi" w:eastAsiaTheme="minorHAnsi" w:hAnsiTheme="minorHAnsi" w:hint="eastAsia"/>
+              </w:rPr>
+              <w:t>회원 탈퇴 실패</w:t>
+            </w:r>
+            <w:r>
+              <w:rPr>
+                <w:rFonts w:asciiTheme="minorHAnsi" w:eastAsiaTheme="minorHAnsi" w:hAnsiTheme="minorHAnsi"/>
+              </w:rPr>
               <w:t>:</w:t>
             </w:r>
             <w:r>
-              <w:t xml:space="preserve"> </w:t>
-            </w:r>
-            <w:r>
-              <w:rPr>
-                <w:rFonts w:hint="eastAsia"/>
-              </w:rPr>
-              <w:t>회원</w:t>
-            </w:r>
-            <w:r>
-              <w:rPr>
-                <w:rFonts w:hint="eastAsia"/>
-              </w:rPr>
-              <w:t xml:space="preserve"> </w:t>
-            </w:r>
-            <w:r>
-              <w:rPr>
-                <w:rFonts w:hint="eastAsia"/>
-              </w:rPr>
-              <w:t>탈퇴</w:t>
-            </w:r>
-            <w:r>
-              <w:rPr>
-                <w:rFonts w:hint="eastAsia"/>
-              </w:rPr>
-              <w:t xml:space="preserve"> </w:t>
-            </w:r>
-            <w:r>
-              <w:rPr>
-                <w:rFonts w:hint="eastAsia"/>
-              </w:rPr>
-              <w:t>실패</w:t>
-            </w:r>
-            <w:r>
-              <w:rPr>
-                <w:rFonts w:hint="eastAsia"/>
-              </w:rPr>
-              <w:t xml:space="preserve"> </w:t>
-            </w:r>
-            <w:r>
-              <w:rPr>
-                <w:rFonts w:hint="eastAsia"/>
-              </w:rPr>
-              <w:t>시</w:t>
-            </w:r>
-            <w:r>
-              <w:rPr>
-                <w:rFonts w:hint="eastAsia"/>
-              </w:rPr>
-              <w:t xml:space="preserve">, </w:t>
-            </w:r>
-            <w:r>
+              <w:rPr>
+                <w:rFonts w:asciiTheme="minorHAnsi" w:eastAsiaTheme="minorHAnsi" w:hAnsiTheme="minorHAnsi"/>
+              </w:rPr>
+              <w:t xml:space="preserve"> </w:t>
+            </w:r>
+            <w:r>
+              <w:rPr>
+                <w:rFonts w:asciiTheme="minorHAnsi" w:eastAsiaTheme="minorHAnsi" w:hAnsiTheme="minorHAnsi" w:hint="eastAsia"/>
+              </w:rPr>
+              <w:t xml:space="preserve">회원 탈퇴 실패 시, </w:t>
+            </w:r>
+            <w:r>
+              <w:rPr>
+                <w:rFonts w:asciiTheme="minorHAnsi" w:eastAsiaTheme="minorHAnsi" w:hAnsiTheme="minorHAnsi"/>
+              </w:rPr>
               <w:t>“</w:t>
             </w:r>
             <w:r>
               <w:rPr>
-                <w:rFonts w:hint="eastAsia"/>
-              </w:rPr>
-              <w:t>회원</w:t>
-            </w:r>
-            <w:r>
-              <w:rPr>
-                <w:rFonts w:hint="eastAsia"/>
-              </w:rPr>
-              <w:t xml:space="preserve"> </w:t>
-            </w:r>
-            <w:r>
-              <w:rPr>
-                <w:rFonts w:hint="eastAsia"/>
-              </w:rPr>
-              <w:t>탈퇴를</w:t>
-            </w:r>
-            <w:r>
-              <w:rPr>
-                <w:rFonts w:hint="eastAsia"/>
-              </w:rPr>
-              <w:t xml:space="preserve"> </w:t>
-            </w:r>
-            <w:r>
-              <w:rPr>
-                <w:rFonts w:hint="eastAsia"/>
-              </w:rPr>
-              <w:t>실패했습니다</w:t>
-            </w:r>
-            <w:r>
-              <w:rPr>
-                <w:rFonts w:hint="eastAsia"/>
-              </w:rPr>
-              <w:t>.</w:t>
-            </w:r>
-            <w:r>
+                <w:rFonts w:asciiTheme="minorHAnsi" w:eastAsiaTheme="minorHAnsi" w:hAnsiTheme="minorHAnsi" w:hint="eastAsia"/>
+              </w:rPr>
+              <w:t>회원 탈퇴를 실패했습니다.</w:t>
+            </w:r>
+            <w:r>
+              <w:rPr>
+                <w:rFonts w:asciiTheme="minorHAnsi" w:eastAsiaTheme="minorHAnsi" w:hAnsiTheme="minorHAnsi"/>
+              </w:rPr>
               <w:t>”</w:t>
             </w:r>
             <w:r>
               <w:rPr>
-                <w:rFonts w:hint="eastAsia"/>
-              </w:rPr>
-              <w:t xml:space="preserve"> </w:t>
-            </w:r>
-            <w:r>
-              <w:rPr>
-                <w:rFonts w:hint="eastAsia"/>
-              </w:rPr>
-              <w:t>메시지</w:t>
-            </w:r>
-            <w:r>
-              <w:rPr>
-                <w:rFonts w:hint="eastAsia"/>
-              </w:rPr>
-              <w:t xml:space="preserve"> </w:t>
-            </w:r>
-            <w:r>
-              <w:rPr>
-                <w:rFonts w:hint="eastAsia"/>
-              </w:rPr>
-              <w:t>출력</w:t>
+                <w:rFonts w:asciiTheme="minorHAnsi" w:eastAsiaTheme="minorHAnsi" w:hAnsiTheme="minorHAnsi" w:hint="eastAsia"/>
+              </w:rPr>
+              <w:t xml:space="preserve"> 메시지 출력</w:t>
             </w:r>
           </w:p>
         </w:tc>
@@ -17944,6 +15056,178 @@
     </w:lvl>
   </w:abstractNum>
   <w:abstractNum w:abstractNumId="1" w15:restartNumberingAfterBreak="0">
+    <w:nsid w:val="266476D7"/>
+    <w:multiLevelType w:val="multilevel"/>
+    <w:tmpl w:val="97E26544"/>
+    <w:lvl w:ilvl="0">
+      <w:start w:val="1"/>
+      <w:numFmt w:val="decimal"/>
+      <w:lvlText w:val="%1."/>
+      <w:lvlJc w:val="left"/>
+      <w:pPr>
+        <w:ind w:left="284" w:hanging="227"/>
+      </w:pPr>
+    </w:lvl>
+    <w:lvl w:ilvl="1">
+      <w:start w:val="1"/>
+      <w:numFmt w:val="upperLetter"/>
+      <w:lvlText w:val="%2."/>
+      <w:lvlJc w:val="left"/>
+      <w:pPr>
+        <w:ind w:left="1320" w:hanging="440"/>
+      </w:pPr>
+    </w:lvl>
+    <w:lvl w:ilvl="2">
+      <w:start w:val="1"/>
+      <w:numFmt w:val="lowerRoman"/>
+      <w:lvlText w:val="%3."/>
+      <w:lvlJc w:val="right"/>
+      <w:pPr>
+        <w:ind w:left="1760" w:hanging="440"/>
+      </w:pPr>
+    </w:lvl>
+    <w:lvl w:ilvl="3">
+      <w:start w:val="1"/>
+      <w:numFmt w:val="decimal"/>
+      <w:lvlText w:val="%4."/>
+      <w:lvlJc w:val="left"/>
+      <w:pPr>
+        <w:ind w:left="2200" w:hanging="440"/>
+      </w:pPr>
+    </w:lvl>
+    <w:lvl w:ilvl="4">
+      <w:start w:val="1"/>
+      <w:numFmt w:val="upperLetter"/>
+      <w:lvlText w:val="%5."/>
+      <w:lvlJc w:val="left"/>
+      <w:pPr>
+        <w:ind w:left="2640" w:hanging="440"/>
+      </w:pPr>
+    </w:lvl>
+    <w:lvl w:ilvl="5">
+      <w:start w:val="1"/>
+      <w:numFmt w:val="lowerRoman"/>
+      <w:lvlText w:val="%6."/>
+      <w:lvlJc w:val="right"/>
+      <w:pPr>
+        <w:ind w:left="3080" w:hanging="440"/>
+      </w:pPr>
+    </w:lvl>
+    <w:lvl w:ilvl="6">
+      <w:start w:val="1"/>
+      <w:numFmt w:val="decimal"/>
+      <w:lvlText w:val="%7."/>
+      <w:lvlJc w:val="left"/>
+      <w:pPr>
+        <w:ind w:left="3520" w:hanging="440"/>
+      </w:pPr>
+    </w:lvl>
+    <w:lvl w:ilvl="7">
+      <w:start w:val="1"/>
+      <w:numFmt w:val="upperLetter"/>
+      <w:lvlText w:val="%8."/>
+      <w:lvlJc w:val="left"/>
+      <w:pPr>
+        <w:ind w:left="3960" w:hanging="440"/>
+      </w:pPr>
+    </w:lvl>
+    <w:lvl w:ilvl="8">
+      <w:start w:val="1"/>
+      <w:numFmt w:val="lowerRoman"/>
+      <w:lvlText w:val="%9."/>
+      <w:lvlJc w:val="right"/>
+      <w:pPr>
+        <w:ind w:left="4400" w:hanging="440"/>
+      </w:pPr>
+    </w:lvl>
+  </w:abstractNum>
+  <w:abstractNum w:abstractNumId="2" w15:restartNumberingAfterBreak="0">
+    <w:nsid w:val="35D740F0"/>
+    <w:multiLevelType w:val="multilevel"/>
+    <w:tmpl w:val="97E26544"/>
+    <w:lvl w:ilvl="0">
+      <w:start w:val="1"/>
+      <w:numFmt w:val="decimal"/>
+      <w:lvlText w:val="%1."/>
+      <w:lvlJc w:val="left"/>
+      <w:pPr>
+        <w:ind w:left="284" w:hanging="227"/>
+      </w:pPr>
+    </w:lvl>
+    <w:lvl w:ilvl="1">
+      <w:start w:val="1"/>
+      <w:numFmt w:val="upperLetter"/>
+      <w:lvlText w:val="%2."/>
+      <w:lvlJc w:val="left"/>
+      <w:pPr>
+        <w:ind w:left="1320" w:hanging="440"/>
+      </w:pPr>
+    </w:lvl>
+    <w:lvl w:ilvl="2">
+      <w:start w:val="1"/>
+      <w:numFmt w:val="lowerRoman"/>
+      <w:lvlText w:val="%3."/>
+      <w:lvlJc w:val="right"/>
+      <w:pPr>
+        <w:ind w:left="1760" w:hanging="440"/>
+      </w:pPr>
+    </w:lvl>
+    <w:lvl w:ilvl="3">
+      <w:start w:val="1"/>
+      <w:numFmt w:val="decimal"/>
+      <w:lvlText w:val="%4."/>
+      <w:lvlJc w:val="left"/>
+      <w:pPr>
+        <w:ind w:left="2200" w:hanging="440"/>
+      </w:pPr>
+    </w:lvl>
+    <w:lvl w:ilvl="4">
+      <w:start w:val="1"/>
+      <w:numFmt w:val="upperLetter"/>
+      <w:lvlText w:val="%5."/>
+      <w:lvlJc w:val="left"/>
+      <w:pPr>
+        <w:ind w:left="2640" w:hanging="440"/>
+      </w:pPr>
+    </w:lvl>
+    <w:lvl w:ilvl="5">
+      <w:start w:val="1"/>
+      <w:numFmt w:val="lowerRoman"/>
+      <w:lvlText w:val="%6."/>
+      <w:lvlJc w:val="right"/>
+      <w:pPr>
+        <w:ind w:left="3080" w:hanging="440"/>
+      </w:pPr>
+    </w:lvl>
+    <w:lvl w:ilvl="6">
+      <w:start w:val="1"/>
+      <w:numFmt w:val="decimal"/>
+      <w:lvlText w:val="%7."/>
+      <w:lvlJc w:val="left"/>
+      <w:pPr>
+        <w:ind w:left="3520" w:hanging="440"/>
+      </w:pPr>
+    </w:lvl>
+    <w:lvl w:ilvl="7">
+      <w:start w:val="1"/>
+      <w:numFmt w:val="upperLetter"/>
+      <w:lvlText w:val="%8."/>
+      <w:lvlJc w:val="left"/>
+      <w:pPr>
+        <w:ind w:left="3960" w:hanging="440"/>
+      </w:pPr>
+    </w:lvl>
+    <w:lvl w:ilvl="8">
+      <w:start w:val="1"/>
+      <w:numFmt w:val="lowerRoman"/>
+      <w:lvlText w:val="%9."/>
+      <w:lvlJc w:val="right"/>
+      <w:pPr>
+        <w:ind w:left="4400" w:hanging="440"/>
+      </w:pPr>
+    </w:lvl>
+  </w:abstractNum>
+  <w:abstractNum w:abstractNumId="3" w15:restartNumberingAfterBreak="0">
     <w:nsid w:val="361458E0"/>
     <w:multiLevelType w:val="multilevel"/>
     <w:tmpl w:val="97E26544"/>
@@ -18029,7 +15313,7 @@
       </w:pPr>
     </w:lvl>
   </w:abstractNum>
-  <w:abstractNum w:abstractNumId="2" w15:restartNumberingAfterBreak="0">
+  <w:abstractNum w:abstractNumId="4" w15:restartNumberingAfterBreak="0">
     <w:nsid w:val="3B5031F2"/>
     <w:multiLevelType w:val="multilevel"/>
     <w:tmpl w:val="9FAAEC7C"/>
@@ -18115,7 +15399,7 @@
       </w:pPr>
     </w:lvl>
   </w:abstractNum>
-  <w:abstractNum w:abstractNumId="3" w15:restartNumberingAfterBreak="0">
+  <w:abstractNum w:abstractNumId="5" w15:restartNumberingAfterBreak="0">
     <w:nsid w:val="3DC14D51"/>
     <w:multiLevelType w:val="multilevel"/>
     <w:tmpl w:val="CF941A22"/>
@@ -18201,7 +15485,7 @@
       </w:pPr>
     </w:lvl>
   </w:abstractNum>
-  <w:abstractNum w:abstractNumId="4" w15:restartNumberingAfterBreak="0">
+  <w:abstractNum w:abstractNumId="6" w15:restartNumberingAfterBreak="0">
     <w:nsid w:val="598A419A"/>
     <w:multiLevelType w:val="multilevel"/>
     <w:tmpl w:val="F59024F6"/>
@@ -18288,19 +15572,25 @@
     </w:lvl>
   </w:abstractNum>
   <w:num w:numId="1" w16cid:durableId="1097746629">
-    <w:abstractNumId w:val="4"/>
+    <w:abstractNumId w:val="6"/>
   </w:num>
   <w:num w:numId="2" w16cid:durableId="153187951">
-    <w:abstractNumId w:val="3"/>
+    <w:abstractNumId w:val="5"/>
   </w:num>
   <w:num w:numId="3" w16cid:durableId="655034608">
     <w:abstractNumId w:val="0"/>
   </w:num>
   <w:num w:numId="4" w16cid:durableId="1026978798">
-    <w:abstractNumId w:val="1"/>
+    <w:abstractNumId w:val="3"/>
   </w:num>
   <w:num w:numId="5" w16cid:durableId="1817061344">
+    <w:abstractNumId w:val="4"/>
+  </w:num>
+  <w:num w:numId="6" w16cid:durableId="82072258">
     <w:abstractNumId w:val="2"/>
+  </w:num>
+  <w:num w:numId="7" w16cid:durableId="1796170267">
+    <w:abstractNumId w:val="1"/>
   </w:num>
 </w:numbering>
 </file>
@@ -18705,7 +15995,7 @@
   <w:style w:type="paragraph" w:default="1" w:styleId="a">
     <w:name w:val="Normal"/>
     <w:qFormat/>
-    <w:rsid w:val="003E1380"/>
+    <w:rsid w:val="00017B15"/>
     <w:pPr>
       <w:widowControl w:val="0"/>
       <w:spacing w:after="0"/>

--- a/Document/SDLC/요구사항모델(RM).docx
+++ b/Document/SDLC/요구사항모델(RM).docx
@@ -4759,9 +4759,10 @@
             </w:pPr>
             <w:r>
               <w:rPr>
-                <w:rFonts w:ascii="맑은 고딕" w:eastAsia="맑은 고딕" w:hAnsi="맑은 고딕" w:cs="맑은 고딕"/>
-              </w:rPr>
-              <w:t>UC-01</w:t>
+                <w:rFonts w:ascii="맑은 고딕" w:eastAsia="맑은 고딕" w:hAnsi="맑은 고딕" w:hint="eastAsia"/>
+                <w:color w:val="000000"/>
+              </w:rPr>
+              <w:t>FR-01</w:t>
             </w:r>
           </w:p>
         </w:tc>
@@ -4818,19 +4819,7 @@
               <w:rPr>
                 <w:rFonts w:ascii="맑은 고딕" w:eastAsia="맑은 고딕" w:hAnsi="맑은 고딕" w:cs="맑은 고딕" w:hint="eastAsia"/>
               </w:rPr>
-              <w:t xml:space="preserve">학번, 이름, </w:t>
-            </w:r>
-            <w:r>
-              <w:rPr>
-                <w:rFonts w:ascii="맑은 고딕" w:eastAsia="맑은 고딕" w:hAnsi="맑은 고딕" w:cs="맑은 고딕" w:hint="eastAsia"/>
-              </w:rPr>
-              <w:t>학교명을 입력하여</w:t>
-            </w:r>
-            <w:r>
-              <w:rPr>
-                <w:rFonts w:ascii="맑은 고딕" w:eastAsia="맑은 고딕" w:hAnsi="맑은 고딕" w:cs="맑은 고딕" w:hint="eastAsia"/>
-              </w:rPr>
-              <w:t xml:space="preserve"> 회원가입 및 로그인을 한다.</w:t>
+              <w:t>학번, 이름, 학교명을 입력하여 회원가입 및 로그인을 한다.</w:t>
             </w:r>
           </w:p>
         </w:tc>
@@ -4866,9 +4855,10 @@
             </w:pPr>
             <w:r>
               <w:rPr>
-                <w:rFonts w:ascii="맑은 고딕" w:eastAsia="맑은 고딕" w:hAnsi="맑은 고딕" w:cs="맑은 고딕"/>
-              </w:rPr>
-              <w:t>UC-02</w:t>
+                <w:rFonts w:ascii="맑은 고딕" w:eastAsia="맑은 고딕" w:hAnsi="맑은 고딕" w:hint="eastAsia"/>
+                <w:color w:val="000000"/>
+              </w:rPr>
+              <w:t>FR-02</w:t>
             </w:r>
           </w:p>
         </w:tc>
@@ -4925,55 +4915,7 @@
               <w:rPr>
                 <w:rFonts w:ascii="맑은 고딕" w:eastAsia="맑은 고딕" w:hAnsi="맑은 고딕" w:cs="맑은 고딕" w:hint="eastAsia"/>
               </w:rPr>
-              <w:t>학번 및 이름</w:t>
-            </w:r>
-            <w:r>
-              <w:rPr>
-                <w:rFonts w:ascii="맑은 고딕" w:eastAsia="맑은 고딕" w:hAnsi="맑은 고딕" w:cs="맑은 고딕" w:hint="eastAsia"/>
-              </w:rPr>
-              <w:t>을</w:t>
-            </w:r>
-            <w:r>
-              <w:rPr>
-                <w:rFonts w:ascii="맑은 고딕" w:eastAsia="맑은 고딕" w:hAnsi="맑은 고딕" w:cs="맑은 고딕" w:hint="eastAsia"/>
-              </w:rPr>
-              <w:t xml:space="preserve"> 검색</w:t>
-            </w:r>
-            <w:r>
-              <w:rPr>
-                <w:rFonts w:ascii="맑은 고딕" w:eastAsia="맑은 고딕" w:hAnsi="맑은 고딕" w:cs="맑은 고딕" w:hint="eastAsia"/>
-              </w:rPr>
-              <w:t>하여</w:t>
-            </w:r>
-            <w:r>
-              <w:rPr>
-                <w:rFonts w:ascii="맑은 고딕" w:eastAsia="맑은 고딕" w:hAnsi="맑은 고딕" w:cs="맑은 고딕" w:hint="eastAsia"/>
-              </w:rPr>
-              <w:t xml:space="preserve"> 사용자를 조회하고,</w:t>
-            </w:r>
-            <w:r>
-              <w:rPr>
-                <w:rFonts w:ascii="맑은 고딕" w:eastAsia="맑은 고딕" w:hAnsi="맑은 고딕" w:cs="맑은 고딕" w:hint="eastAsia"/>
-              </w:rPr>
-              <w:t xml:space="preserve"> 현재 접속</w:t>
-            </w:r>
-            <w:r>
-              <w:rPr>
-                <w:rFonts w:ascii="맑은 고딕" w:eastAsia="맑은 고딕" w:hAnsi="맑은 고딕" w:cs="맑은 고딕" w:hint="eastAsia"/>
-              </w:rPr>
-              <w:t xml:space="preserve"> </w:t>
-            </w:r>
-            <w:r>
-              <w:rPr>
-                <w:rFonts w:ascii="맑은 고딕" w:eastAsia="맑은 고딕" w:hAnsi="맑은 고딕" w:cs="맑은 고딕" w:hint="eastAsia"/>
-              </w:rPr>
-              <w:t xml:space="preserve">중인 경우, </w:t>
-            </w:r>
-            <w:r>
-              <w:rPr>
-                <w:rFonts w:ascii="맑은 고딕" w:eastAsia="맑은 고딕" w:hAnsi="맑은 고딕" w:cs="맑은 고딕" w:hint="eastAsia"/>
-              </w:rPr>
-              <w:t>선택하여 생성할 대화방 인원에 추가할 수 있다.</w:t>
+              <w:t>학번 및 이름을 검색하여 사용자를 조회하고, 현재 접속 중인 경우, 선택하여 생성할 대화방 인원에 추가할 수 있다.</w:t>
             </w:r>
           </w:p>
         </w:tc>
@@ -5009,9 +4951,10 @@
             </w:pPr>
             <w:r>
               <w:rPr>
-                <w:rFonts w:ascii="맑은 고딕" w:eastAsia="맑은 고딕" w:hAnsi="맑은 고딕" w:cs="맑은 고딕"/>
-              </w:rPr>
-              <w:t>UC-03</w:t>
+                <w:rFonts w:ascii="맑은 고딕" w:eastAsia="맑은 고딕" w:hAnsi="맑은 고딕" w:hint="eastAsia"/>
+                <w:color w:val="000000"/>
+              </w:rPr>
+              <w:t>FR-03</w:t>
             </w:r>
           </w:p>
         </w:tc>
@@ -5121,13 +5064,7 @@
               <w:rPr>
                 <w:rFonts w:ascii="맑은 고딕" w:eastAsia="맑은 고딕" w:hAnsi="맑은 고딕" w:cs="맑은 고딕" w:hint="eastAsia"/>
               </w:rPr>
-              <w:t>xtend &lt;- UC-0</w:t>
-            </w:r>
-            <w:r>
-              <w:rPr>
-                <w:rFonts w:ascii="맑은 고딕" w:eastAsia="맑은 고딕" w:hAnsi="맑은 고딕" w:cs="맑은 고딕" w:hint="eastAsia"/>
-              </w:rPr>
-              <w:t>5</w:t>
+              <w:t>xtend &lt;- UC-05</w:t>
             </w:r>
           </w:p>
           <w:p>
@@ -5169,9 +5106,10 @@
             </w:pPr>
             <w:r>
               <w:rPr>
-                <w:rFonts w:ascii="맑은 고딕" w:eastAsia="맑은 고딕" w:hAnsi="맑은 고딕" w:cs="맑은 고딕"/>
-              </w:rPr>
-              <w:t>UC-04</w:t>
+                <w:rFonts w:ascii="맑은 고딕" w:eastAsia="맑은 고딕" w:hAnsi="맑은 고딕" w:hint="eastAsia"/>
+                <w:color w:val="000000"/>
+              </w:rPr>
+              <w:t>FR-04</w:t>
             </w:r>
           </w:p>
         </w:tc>
@@ -5294,9 +5232,10 @@
             </w:pPr>
             <w:r>
               <w:rPr>
-                <w:rFonts w:ascii="맑은 고딕" w:eastAsia="맑은 고딕" w:hAnsi="맑은 고딕" w:cs="맑은 고딕"/>
-              </w:rPr>
-              <w:t>UC-05</w:t>
+                <w:rFonts w:ascii="맑은 고딕" w:eastAsia="맑은 고딕" w:hAnsi="맑은 고딕" w:hint="eastAsia"/>
+                <w:color w:val="000000"/>
+              </w:rPr>
+              <w:t>FR-05</w:t>
             </w:r>
           </w:p>
         </w:tc>
@@ -5403,9 +5342,10 @@
             </w:pPr>
             <w:r>
               <w:rPr>
-                <w:rFonts w:ascii="맑은 고딕" w:eastAsia="맑은 고딕" w:hAnsi="맑은 고딕" w:cs="맑은 고딕" w:hint="eastAsia"/>
-              </w:rPr>
-              <w:t>UC-06</w:t>
+                <w:rFonts w:ascii="맑은 고딕" w:eastAsia="맑은 고딕" w:hAnsi="맑은 고딕" w:hint="eastAsia"/>
+                <w:color w:val="000000"/>
+              </w:rPr>
+              <w:t>FR-06</w:t>
             </w:r>
           </w:p>
         </w:tc>
@@ -5498,9 +5438,10 @@
             </w:pPr>
             <w:r>
               <w:rPr>
-                <w:rFonts w:ascii="맑은 고딕" w:eastAsia="맑은 고딕" w:hAnsi="맑은 고딕" w:cs="맑은 고딕" w:hint="eastAsia"/>
-              </w:rPr>
-              <w:t>UC-07</w:t>
+                <w:rFonts w:ascii="맑은 고딕" w:eastAsia="맑은 고딕" w:hAnsi="맑은 고딕" w:hint="eastAsia"/>
+                <w:color w:val="000000"/>
+              </w:rPr>
+              <w:t>FR-07</w:t>
             </w:r>
           </w:p>
         </w:tc>
@@ -5605,9 +5546,10 @@
             </w:pPr>
             <w:r>
               <w:rPr>
-                <w:rFonts w:ascii="맑은 고딕" w:eastAsia="맑은 고딕" w:hAnsi="맑은 고딕" w:cs="맑은 고딕" w:hint="eastAsia"/>
-              </w:rPr>
-              <w:t>UC-08</w:t>
+                <w:rFonts w:ascii="맑은 고딕" w:eastAsia="맑은 고딕" w:hAnsi="맑은 고딕" w:hint="eastAsia"/>
+                <w:color w:val="000000"/>
+              </w:rPr>
+              <w:t>FR-08</w:t>
             </w:r>
           </w:p>
         </w:tc>
@@ -5708,9 +5650,10 @@
             </w:pPr>
             <w:r>
               <w:rPr>
-                <w:rFonts w:ascii="맑은 고딕" w:eastAsia="맑은 고딕" w:hAnsi="맑은 고딕" w:cs="맑은 고딕" w:hint="eastAsia"/>
-              </w:rPr>
-              <w:t>UC-09</w:t>
+                <w:rFonts w:ascii="맑은 고딕" w:eastAsia="맑은 고딕" w:hAnsi="맑은 고딕" w:hint="eastAsia"/>
+                <w:color w:val="000000"/>
+              </w:rPr>
+              <w:t>FR-09</w:t>
             </w:r>
           </w:p>
         </w:tc>
@@ -5803,9 +5746,10 @@
             </w:pPr>
             <w:r>
               <w:rPr>
-                <w:rFonts w:ascii="맑은 고딕" w:eastAsia="맑은 고딕" w:hAnsi="맑은 고딕" w:cs="맑은 고딕" w:hint="eastAsia"/>
-              </w:rPr>
-              <w:t>UC-10</w:t>
+                <w:rFonts w:ascii="맑은 고딕" w:eastAsia="맑은 고딕" w:hAnsi="맑은 고딕" w:hint="eastAsia"/>
+                <w:color w:val="000000"/>
+              </w:rPr>
+              <w:t>FR-10</w:t>
             </w:r>
           </w:p>
         </w:tc>
@@ -5976,11 +5920,29 @@
       </w:pPr>
       <w:r>
         <w:rPr>
+          <w:rFonts w:asciiTheme="minorHAnsi" w:eastAsiaTheme="minorHAnsi" w:hAnsiTheme="minorHAnsi" w:hint="eastAsia"/>
           <w:b/>
           <w:sz w:val="24"/>
           <w:szCs w:val="24"/>
         </w:rPr>
-        <w:t xml:space="preserve">UC-01 </w:t>
+        <w:t>FR</w:t>
+      </w:r>
+      <w:r>
+        <w:rPr>
+          <w:rFonts w:asciiTheme="minorHAnsi" w:eastAsiaTheme="minorHAnsi" w:hAnsiTheme="minorHAnsi"/>
+          <w:b/>
+          <w:sz w:val="24"/>
+          <w:szCs w:val="24"/>
+        </w:rPr>
+        <w:t>-01</w:t>
+      </w:r>
+      <w:r>
+        <w:rPr>
+          <w:b/>
+          <w:sz w:val="24"/>
+          <w:szCs w:val="24"/>
+        </w:rPr>
+        <w:t xml:space="preserve"> </w:t>
       </w:r>
       <w:r>
         <w:rPr>
@@ -6696,11 +6658,39 @@
       </w:pPr>
       <w:r>
         <w:rPr>
+          <w:rFonts w:asciiTheme="minorHAnsi" w:eastAsiaTheme="minorHAnsi" w:hAnsiTheme="minorHAnsi" w:hint="eastAsia"/>
           <w:b/>
           <w:sz w:val="24"/>
           <w:szCs w:val="24"/>
         </w:rPr>
-        <w:t xml:space="preserve">UC-02 </w:t>
+        <w:t>FR</w:t>
+      </w:r>
+      <w:r>
+        <w:rPr>
+          <w:rFonts w:asciiTheme="minorHAnsi" w:eastAsiaTheme="minorHAnsi" w:hAnsiTheme="minorHAnsi"/>
+          <w:b/>
+          <w:sz w:val="24"/>
+          <w:szCs w:val="24"/>
+        </w:rPr>
+        <w:t>-0</w:t>
+      </w:r>
+      <w:r>
+        <w:rPr>
+          <w:rFonts w:asciiTheme="minorHAnsi" w:eastAsiaTheme="minorHAnsi" w:hAnsiTheme="minorHAnsi" w:hint="eastAsia"/>
+          <w:b/>
+          <w:sz w:val="24"/>
+          <w:szCs w:val="24"/>
+        </w:rPr>
+        <w:t>2</w:t>
+      </w:r>
+      <w:r>
+        <w:rPr>
+          <w:rFonts w:asciiTheme="minorHAnsi" w:eastAsiaTheme="minorHAnsi" w:hAnsiTheme="minorHAnsi"/>
+          <w:b/>
+          <w:sz w:val="24"/>
+          <w:szCs w:val="24"/>
+        </w:rPr>
+        <w:t xml:space="preserve"> </w:t>
       </w:r>
       <w:r>
         <w:rPr>
@@ -7473,23 +7463,34 @@
       </w:pPr>
       <w:r>
         <w:rPr>
+          <w:rFonts w:asciiTheme="minorHAnsi" w:eastAsiaTheme="minorHAnsi" w:hAnsiTheme="minorHAnsi" w:hint="eastAsia"/>
           <w:b/>
           <w:sz w:val="24"/>
           <w:szCs w:val="24"/>
         </w:rPr>
-        <w:t>UC-0</w:t>
+        <w:t>FR</w:t>
       </w:r>
       <w:r>
         <w:rPr>
-          <w:rFonts w:hint="eastAsia"/>
+          <w:rFonts w:asciiTheme="minorHAnsi" w:eastAsiaTheme="minorHAnsi" w:hAnsiTheme="minorHAnsi"/>
           <w:b/>
           <w:sz w:val="24"/>
           <w:szCs w:val="24"/>
         </w:rPr>
+        <w:t>-0</w:t>
+      </w:r>
+      <w:r>
+        <w:rPr>
+          <w:rFonts w:asciiTheme="minorHAnsi" w:eastAsiaTheme="minorHAnsi" w:hAnsiTheme="minorHAnsi" w:hint="eastAsia"/>
+          <w:b/>
+          <w:sz w:val="24"/>
+          <w:szCs w:val="24"/>
+        </w:rPr>
         <w:t>3</w:t>
       </w:r>
       <w:r>
         <w:rPr>
+          <w:rFonts w:asciiTheme="minorHAnsi" w:eastAsiaTheme="minorHAnsi" w:hAnsiTheme="minorHAnsi"/>
           <w:b/>
           <w:sz w:val="24"/>
           <w:szCs w:val="24"/>
@@ -8190,28 +8191,30 @@
       </w:pPr>
       <w:r>
         <w:rPr>
+          <w:rFonts w:asciiTheme="minorHAnsi" w:eastAsiaTheme="minorHAnsi" w:hAnsiTheme="minorHAnsi" w:hint="eastAsia"/>
           <w:b/>
           <w:sz w:val="24"/>
           <w:szCs w:val="24"/>
         </w:rPr>
-        <w:t>UC-0</w:t>
+        <w:t>FR</w:t>
       </w:r>
       <w:r>
         <w:rPr>
-          <w:rFonts w:hint="eastAsia"/>
+          <w:rFonts w:asciiTheme="minorHAnsi" w:eastAsiaTheme="minorHAnsi" w:hAnsiTheme="minorHAnsi"/>
           <w:b/>
           <w:sz w:val="24"/>
           <w:szCs w:val="24"/>
         </w:rPr>
-        <w:t>4</w:t>
+        <w:t>-0</w:t>
       </w:r>
       <w:r>
         <w:rPr>
+          <w:rFonts w:asciiTheme="minorHAnsi" w:eastAsiaTheme="minorHAnsi" w:hAnsiTheme="minorHAnsi" w:hint="eastAsia"/>
           <w:b/>
           <w:sz w:val="24"/>
           <w:szCs w:val="24"/>
         </w:rPr>
-        <w:t xml:space="preserve"> </w:t>
+        <w:t>4</w:t>
       </w:r>
       <w:r>
         <w:rPr>
@@ -8779,28 +8782,30 @@
       </w:pPr>
       <w:r>
         <w:rPr>
+          <w:rFonts w:asciiTheme="minorHAnsi" w:eastAsiaTheme="minorHAnsi" w:hAnsiTheme="minorHAnsi" w:hint="eastAsia"/>
           <w:b/>
           <w:sz w:val="24"/>
           <w:szCs w:val="24"/>
         </w:rPr>
-        <w:t>UC-0</w:t>
+        <w:t>FR</w:t>
       </w:r>
       <w:r>
         <w:rPr>
-          <w:rFonts w:hint="eastAsia"/>
+          <w:rFonts w:asciiTheme="minorHAnsi" w:eastAsiaTheme="minorHAnsi" w:hAnsiTheme="minorHAnsi"/>
           <w:b/>
           <w:sz w:val="24"/>
           <w:szCs w:val="24"/>
         </w:rPr>
-        <w:t>5</w:t>
+        <w:t>-0</w:t>
       </w:r>
       <w:r>
         <w:rPr>
+          <w:rFonts w:asciiTheme="minorHAnsi" w:eastAsiaTheme="minorHAnsi" w:hAnsiTheme="minorHAnsi" w:hint="eastAsia"/>
           <w:b/>
           <w:sz w:val="24"/>
           <w:szCs w:val="24"/>
         </w:rPr>
-        <w:t xml:space="preserve"> </w:t>
+        <w:t>5</w:t>
       </w:r>
       <w:r>
         <w:rPr>
@@ -9398,15 +9403,25 @@
       </w:pPr>
       <w:r>
         <w:rPr>
+          <w:rFonts w:asciiTheme="minorHAnsi" w:eastAsiaTheme="minorHAnsi" w:hAnsiTheme="minorHAnsi" w:hint="eastAsia"/>
           <w:b/>
           <w:sz w:val="24"/>
           <w:szCs w:val="24"/>
         </w:rPr>
-        <w:t>UC-0</w:t>
+        <w:t>FR</w:t>
       </w:r>
       <w:r>
         <w:rPr>
-          <w:rFonts w:hint="eastAsia"/>
+          <w:rFonts w:asciiTheme="minorHAnsi" w:eastAsiaTheme="minorHAnsi" w:hAnsiTheme="minorHAnsi"/>
+          <w:b/>
+          <w:sz w:val="24"/>
+          <w:szCs w:val="24"/>
+        </w:rPr>
+        <w:t>-0</w:t>
+      </w:r>
+      <w:r>
+        <w:rPr>
+          <w:rFonts w:asciiTheme="minorHAnsi" w:eastAsiaTheme="minorHAnsi" w:hAnsiTheme="minorHAnsi" w:hint="eastAsia"/>
           <w:b/>
           <w:sz w:val="24"/>
           <w:szCs w:val="24"/>
@@ -10386,28 +10401,30 @@
       </w:pPr>
       <w:r>
         <w:rPr>
+          <w:rFonts w:asciiTheme="minorHAnsi" w:eastAsiaTheme="minorHAnsi" w:hAnsiTheme="minorHAnsi" w:hint="eastAsia"/>
           <w:b/>
           <w:sz w:val="24"/>
           <w:szCs w:val="24"/>
         </w:rPr>
-        <w:t>UC-0</w:t>
+        <w:t>FR</w:t>
       </w:r>
       <w:r>
         <w:rPr>
-          <w:rFonts w:hint="eastAsia"/>
+          <w:rFonts w:asciiTheme="minorHAnsi" w:eastAsiaTheme="minorHAnsi" w:hAnsiTheme="minorHAnsi"/>
           <w:b/>
           <w:sz w:val="24"/>
           <w:szCs w:val="24"/>
         </w:rPr>
-        <w:t>7</w:t>
+        <w:t>-0</w:t>
       </w:r>
       <w:r>
         <w:rPr>
+          <w:rFonts w:asciiTheme="minorHAnsi" w:eastAsiaTheme="minorHAnsi" w:hAnsiTheme="minorHAnsi" w:hint="eastAsia"/>
           <w:b/>
           <w:sz w:val="24"/>
           <w:szCs w:val="24"/>
         </w:rPr>
-        <w:t xml:space="preserve"> </w:t>
+        <w:t>7</w:t>
       </w:r>
       <w:r>
         <w:rPr>
@@ -11822,32 +11839,34 @@
       </w:pPr>
       <w:r>
         <w:rPr>
+          <w:rFonts w:asciiTheme="minorHAnsi" w:eastAsiaTheme="minorHAnsi" w:hAnsiTheme="minorHAnsi" w:hint="eastAsia"/>
           <w:b/>
           <w:sz w:val="24"/>
           <w:szCs w:val="24"/>
         </w:rPr>
-        <w:t>UC-0</w:t>
+        <w:t>FR</w:t>
       </w:r>
       <w:r>
         <w:rPr>
-          <w:rFonts w:hint="eastAsia"/>
+          <w:rFonts w:asciiTheme="minorHAnsi" w:eastAsiaTheme="minorHAnsi" w:hAnsiTheme="minorHAnsi"/>
           <w:b/>
           <w:sz w:val="24"/>
           <w:szCs w:val="24"/>
         </w:rPr>
-        <w:t>8</w:t>
+        <w:t>-0</w:t>
       </w:r>
       <w:r>
         <w:rPr>
+          <w:rFonts w:asciiTheme="minorHAnsi" w:eastAsiaTheme="minorHAnsi" w:hAnsiTheme="minorHAnsi" w:hint="eastAsia"/>
           <w:b/>
           <w:sz w:val="24"/>
           <w:szCs w:val="24"/>
         </w:rPr>
-        <w:t xml:space="preserve"> </w:t>
+        <w:t xml:space="preserve">8 </w:t>
       </w:r>
       <w:r>
         <w:rPr>
-          <w:rFonts w:hint="eastAsia"/>
+          <w:rFonts w:asciiTheme="minorHAnsi" w:eastAsiaTheme="minorHAnsi" w:hAnsiTheme="minorHAnsi" w:hint="eastAsia"/>
           <w:b/>
           <w:sz w:val="24"/>
           <w:szCs w:val="24"/>
@@ -13070,21 +13089,31 @@
       </w:pPr>
       <w:r>
         <w:rPr>
+          <w:rFonts w:asciiTheme="minorHAnsi" w:eastAsiaTheme="minorHAnsi" w:hAnsiTheme="minorHAnsi" w:hint="eastAsia"/>
           <w:b/>
           <w:sz w:val="24"/>
           <w:szCs w:val="24"/>
         </w:rPr>
         <w:lastRenderedPageBreak/>
-        <w:t>UC-</w:t>
+        <w:t>FR</w:t>
       </w:r>
       <w:r>
         <w:rPr>
-          <w:rFonts w:hint="eastAsia"/>
+          <w:rFonts w:asciiTheme="minorHAnsi" w:eastAsiaTheme="minorHAnsi" w:hAnsiTheme="minorHAnsi"/>
           <w:b/>
           <w:sz w:val="24"/>
           <w:szCs w:val="24"/>
         </w:rPr>
-        <w:t>09</w:t>
+        <w:t>-0</w:t>
+      </w:r>
+      <w:r>
+        <w:rPr>
+          <w:rFonts w:asciiTheme="minorHAnsi" w:eastAsiaTheme="minorHAnsi" w:hAnsiTheme="minorHAnsi" w:hint="eastAsia"/>
+          <w:b/>
+          <w:sz w:val="24"/>
+          <w:szCs w:val="24"/>
+        </w:rPr>
+        <w:t>9</w:t>
       </w:r>
       <w:r>
         <w:rPr>
@@ -13749,15 +13778,25 @@
       </w:pPr>
       <w:r>
         <w:rPr>
+          <w:rFonts w:asciiTheme="minorHAnsi" w:eastAsiaTheme="minorHAnsi" w:hAnsiTheme="minorHAnsi" w:hint="eastAsia"/>
           <w:b/>
           <w:sz w:val="24"/>
           <w:szCs w:val="24"/>
         </w:rPr>
-        <w:t>UC-</w:t>
+        <w:t>FR</w:t>
       </w:r>
       <w:r>
         <w:rPr>
-          <w:rFonts w:hint="eastAsia"/>
+          <w:rFonts w:asciiTheme="minorHAnsi" w:eastAsiaTheme="minorHAnsi" w:hAnsiTheme="minorHAnsi"/>
+          <w:b/>
+          <w:sz w:val="24"/>
+          <w:szCs w:val="24"/>
+        </w:rPr>
+        <w:t>-</w:t>
+      </w:r>
+      <w:r>
+        <w:rPr>
+          <w:rFonts w:asciiTheme="minorHAnsi" w:eastAsiaTheme="minorHAnsi" w:hAnsiTheme="minorHAnsi" w:hint="eastAsia"/>
           <w:b/>
           <w:sz w:val="24"/>
           <w:szCs w:val="24"/>

--- a/Document/SDLC/요구사항모델(RM).docx
+++ b/Document/SDLC/요구사항모델(RM).docx
@@ -240,7 +240,6 @@
           <w:szCs w:val="26"/>
         </w:rPr>
       </w:pPr>
-      <w:proofErr w:type="gramStart"/>
       <w:r>
         <w:rPr>
           <w:rFonts w:ascii="맑은 고딕" w:eastAsia="맑은 고딕" w:hAnsi="맑은 고딕" w:cs="맑은 고딕"/>
@@ -248,19 +247,8 @@
           <w:sz w:val="26"/>
           <w:szCs w:val="26"/>
         </w:rPr>
-        <w:t>[ 시스템명</w:t>
+        <w:t xml:space="preserve">[ 시스템명: </w:t>
       </w:r>
-      <w:proofErr w:type="gramEnd"/>
-      <w:r>
-        <w:rPr>
-          <w:rFonts w:ascii="맑은 고딕" w:eastAsia="맑은 고딕" w:hAnsi="맑은 고딕" w:cs="맑은 고딕"/>
-          <w:b/>
-          <w:sz w:val="26"/>
-          <w:szCs w:val="26"/>
-        </w:rPr>
-        <w:t xml:space="preserve">: </w:t>
-      </w:r>
-      <w:proofErr w:type="spellStart"/>
       <w:r>
         <w:rPr>
           <w:rFonts w:ascii="맑은 고딕" w:eastAsia="맑은 고딕" w:hAnsi="맑은 고딕" w:cs="맑은 고딕" w:hint="eastAsia"/>
@@ -269,29 +257,7 @@
           <w:sz w:val="26"/>
           <w:szCs w:val="26"/>
         </w:rPr>
-        <w:t>플래시톡</w:t>
-      </w:r>
-      <w:proofErr w:type="spellEnd"/>
-      <w:r>
-        <w:rPr>
-          <w:rFonts w:ascii="맑은 고딕" w:eastAsia="맑은 고딕" w:hAnsi="맑은 고딕" w:cs="맑은 고딕" w:hint="eastAsia"/>
-          <w:b/>
-          <w:color w:val="0000FF"/>
-          <w:sz w:val="26"/>
-          <w:szCs w:val="26"/>
-        </w:rPr>
-        <w:t xml:space="preserve"> </w:t>
-      </w:r>
-      <w:proofErr w:type="gramStart"/>
-      <w:r>
-        <w:rPr>
-          <w:rFonts w:ascii="맑은 고딕" w:eastAsia="맑은 고딕" w:hAnsi="맑은 고딕" w:cs="맑은 고딕" w:hint="eastAsia"/>
-          <w:b/>
-          <w:color w:val="0000FF"/>
-          <w:sz w:val="26"/>
-          <w:szCs w:val="26"/>
-        </w:rPr>
-        <w:t>시</w:t>
+        <w:t>플래시톡 시</w:t>
       </w:r>
       <w:r>
         <w:rPr>
@@ -312,7 +278,6 @@
         </w:rPr>
         <w:t>]</w:t>
       </w:r>
-      <w:proofErr w:type="gramEnd"/>
     </w:p>
     <w:p>
       <w:pPr>
@@ -997,7 +962,6 @@
                 <w:szCs w:val="26"/>
               </w:rPr>
             </w:pPr>
-            <w:proofErr w:type="spellStart"/>
             <w:r>
               <w:rPr>
                 <w:rFonts w:ascii="맑은 고딕" w:eastAsia="맑은 고딕" w:hAnsi="맑은 고딕" w:cs="맑은 고딕" w:hint="eastAsia"/>
@@ -1008,7 +972,6 @@
               </w:rPr>
               <w:t>말모이</w:t>
             </w:r>
-            <w:proofErr w:type="spellEnd"/>
           </w:p>
         </w:tc>
       </w:tr>
@@ -1085,7 +1048,7 @@
                 <w:right w:val="nil"/>
                 <w:between w:val="nil"/>
               </w:pBdr>
-              <w:ind w:firstLine="260"/>
+              <w:ind w:firstLineChars="50" w:firstLine="130"/>
               <w:rPr>
                 <w:rFonts w:ascii="맑은 고딕" w:eastAsia="맑은 고딕" w:hAnsi="맑은 고딕" w:cs="맑은 고딕"/>
                 <w:b/>
@@ -1102,7 +1065,27 @@
                 <w:sz w:val="26"/>
                 <w:szCs w:val="26"/>
               </w:rPr>
-              <w:t>2033</w:t>
+              <w:t>2</w:t>
+            </w:r>
+            <w:r>
+              <w:rPr>
+                <w:rFonts w:ascii="맑은 고딕" w:eastAsia="맑은 고딕" w:hAnsi="맑은 고딕" w:cs="맑은 고딕" w:hint="eastAsia"/>
+                <w:b/>
+                <w:color w:val="000000"/>
+                <w:sz w:val="26"/>
+                <w:szCs w:val="26"/>
+              </w:rPr>
+              <w:t>6</w:t>
+            </w:r>
+            <w:r>
+              <w:rPr>
+                <w:rFonts w:ascii="맑은 고딕" w:eastAsia="맑은 고딕" w:hAnsi="맑은 고딕" w:cs="맑은 고딕"/>
+                <w:b/>
+                <w:color w:val="000000"/>
+                <w:sz w:val="26"/>
+                <w:szCs w:val="26"/>
+              </w:rPr>
+              <w:t>33</w:t>
             </w:r>
             <w:r>
               <w:rPr>
@@ -1152,20 +1135,8 @@
                 <w:sz w:val="26"/>
                 <w:szCs w:val="26"/>
               </w:rPr>
-              <w:t xml:space="preserve">2633610 </w:t>
-            </w:r>
-            <w:proofErr w:type="spellStart"/>
-            <w:r>
-              <w:rPr>
-                <w:rFonts w:ascii="맑은 고딕" w:eastAsia="맑은 고딕" w:hAnsi="맑은 고딕" w:cs="맑은 고딕" w:hint="eastAsia"/>
-                <w:b/>
-                <w:color w:val="000000"/>
-                <w:sz w:val="26"/>
-                <w:szCs w:val="26"/>
-              </w:rPr>
-              <w:t>임효진</w:t>
-            </w:r>
-            <w:proofErr w:type="spellEnd"/>
+              <w:t>2633610 임효진</w:t>
+            </w:r>
           </w:p>
         </w:tc>
       </w:tr>
@@ -1396,21 +1367,8 @@
           <w:szCs w:val="32"/>
           <w:u w:val="single"/>
         </w:rPr>
-        <w:t xml:space="preserve">문서 제/개정 </w:t>
+        <w:t>문서 제/개정 이력표</w:t>
       </w:r>
-      <w:proofErr w:type="spellStart"/>
-      <w:r>
-        <w:rPr>
-          <w:rFonts w:ascii="맑은 고딕" w:eastAsia="맑은 고딕" w:hAnsi="맑은 고딕" w:cs="맑은 고딕"/>
-          <w:b/>
-          <w:color w:val="000000"/>
-          <w:sz w:val="32"/>
-          <w:szCs w:val="32"/>
-          <w:u w:val="single"/>
-        </w:rPr>
-        <w:t>이력표</w:t>
-      </w:r>
-      <w:proofErr w:type="spellEnd"/>
     </w:p>
     <w:p>
       <w:pPr>
@@ -4134,75 +4092,39 @@
           <w:sz w:val="28"/>
           <w:szCs w:val="28"/>
         </w:rPr>
-        <w:t xml:space="preserve">1. </w:t>
+        <w:t>1. 유스케이스 다이어그램</w:t>
       </w:r>
-      <w:proofErr w:type="spellStart"/>
+      <w:r>
+        <w:rPr>
+          <w:rFonts w:ascii="맑은 고딕" w:eastAsia="맑은 고딕" w:hAnsi="맑은 고딕" w:cs="맑은 고딕" w:hint="eastAsia"/>
+          <w:sz w:val="28"/>
+          <w:szCs w:val="28"/>
+        </w:rPr>
+        <w:t xml:space="preserve"> </w:t>
+      </w:r>
       <w:r>
         <w:rPr>
           <w:rFonts w:ascii="맑은 고딕" w:eastAsia="맑은 고딕" w:hAnsi="맑은 고딕" w:cs="맑은 고딕"/>
           <w:sz w:val="28"/>
           <w:szCs w:val="28"/>
         </w:rPr>
-        <w:t>유스케이스</w:t>
+        <w:t>…</w:t>
       </w:r>
-      <w:proofErr w:type="spellEnd"/>
+      <w:r>
+        <w:rPr>
+          <w:rFonts w:ascii="맑은 고딕" w:eastAsia="맑은 고딕" w:hAnsi="맑은 고딕" w:cs="맑은 고딕" w:hint="eastAsia"/>
+          <w:sz w:val="28"/>
+          <w:szCs w:val="28"/>
+        </w:rPr>
+        <w:t>.</w:t>
+      </w:r>
       <w:r>
         <w:rPr>
           <w:rFonts w:ascii="맑은 고딕" w:eastAsia="맑은 고딕" w:hAnsi="맑은 고딕" w:cs="맑은 고딕"/>
           <w:sz w:val="28"/>
           <w:szCs w:val="28"/>
         </w:rPr>
-        <w:t xml:space="preserve"> 다이어그램</w:t>
-      </w:r>
-      <w:r>
-        <w:rPr>
-          <w:rFonts w:ascii="맑은 고딕" w:eastAsia="맑은 고딕" w:hAnsi="맑은 고딕" w:cs="맑은 고딕" w:hint="eastAsia"/>
-          <w:sz w:val="28"/>
-          <w:szCs w:val="28"/>
-        </w:rPr>
-        <w:t xml:space="preserve"> </w:t>
-      </w:r>
-      <w:r>
-        <w:rPr>
-          <w:rFonts w:ascii="맑은 고딕" w:eastAsia="맑은 고딕" w:hAnsi="맑은 고딕" w:cs="맑은 고딕"/>
-          <w:sz w:val="28"/>
-          <w:szCs w:val="28"/>
-        </w:rPr>
-        <w:t>…</w:t>
-      </w:r>
-      <w:r>
-        <w:rPr>
-          <w:rFonts w:ascii="맑은 고딕" w:eastAsia="맑은 고딕" w:hAnsi="맑은 고딕" w:cs="맑은 고딕" w:hint="eastAsia"/>
-          <w:sz w:val="28"/>
-          <w:szCs w:val="28"/>
-        </w:rPr>
-        <w:t>.</w:t>
-      </w:r>
-      <w:r>
-        <w:rPr>
-          <w:rFonts w:ascii="맑은 고딕" w:eastAsia="맑은 고딕" w:hAnsi="맑은 고딕" w:cs="맑은 고딕"/>
-          <w:sz w:val="28"/>
-          <w:szCs w:val="28"/>
-        </w:rPr>
-        <w:t>…………………………………</w:t>
-      </w:r>
-      <w:proofErr w:type="gramStart"/>
-      <w:r>
-        <w:rPr>
-          <w:rFonts w:ascii="맑은 고딕" w:eastAsia="맑은 고딕" w:hAnsi="맑은 고딕" w:cs="맑은 고딕"/>
-          <w:sz w:val="28"/>
-          <w:szCs w:val="28"/>
-        </w:rPr>
-        <w:t>……...</w:t>
-      </w:r>
-      <w:proofErr w:type="gramEnd"/>
-      <w:r>
-        <w:rPr>
-          <w:rFonts w:ascii="맑은 고딕" w:eastAsia="맑은 고딕" w:hAnsi="맑은 고딕" w:cs="맑은 고딕"/>
-          <w:sz w:val="28"/>
-          <w:szCs w:val="28"/>
-        </w:rPr>
-        <w:t>4</w:t>
+        <w:t>………………………………………...4</w:t>
       </w:r>
     </w:p>
     <w:p>
@@ -4224,68 +4146,40 @@
           <w:sz w:val="28"/>
           <w:szCs w:val="28"/>
         </w:rPr>
-        <w:t xml:space="preserve">2. </w:t>
+        <w:t>2. 유스케이스 목록</w:t>
       </w:r>
-      <w:proofErr w:type="spellStart"/>
+      <w:r>
+        <w:rPr>
+          <w:rFonts w:ascii="맑은 고딕" w:eastAsia="맑은 고딕" w:hAnsi="맑은 고딕" w:cs="맑은 고딕" w:hint="eastAsia"/>
+          <w:sz w:val="28"/>
+          <w:szCs w:val="28"/>
+        </w:rPr>
+        <w:t xml:space="preserve"> </w:t>
+      </w:r>
       <w:r>
         <w:rPr>
           <w:rFonts w:ascii="맑은 고딕" w:eastAsia="맑은 고딕" w:hAnsi="맑은 고딕" w:cs="맑은 고딕"/>
           <w:sz w:val="28"/>
           <w:szCs w:val="28"/>
         </w:rPr>
-        <w:t>유스케이스</w:t>
+        <w:t>…</w:t>
       </w:r>
-      <w:proofErr w:type="spellEnd"/>
+      <w:r>
+        <w:rPr>
+          <w:rFonts w:ascii="맑은 고딕" w:eastAsia="맑은 고딕" w:hAnsi="맑은 고딕" w:cs="맑은 고딕" w:hint="eastAsia"/>
+          <w:sz w:val="28"/>
+          <w:szCs w:val="28"/>
+        </w:rPr>
+        <w:t>.</w:t>
+      </w:r>
       <w:r>
         <w:rPr>
           <w:rFonts w:ascii="맑은 고딕" w:eastAsia="맑은 고딕" w:hAnsi="맑은 고딕" w:cs="맑은 고딕"/>
           <w:sz w:val="28"/>
           <w:szCs w:val="28"/>
         </w:rPr>
-        <w:t xml:space="preserve"> 목록</w:t>
+        <w:t>…………………………………………………...</w:t>
       </w:r>
-      <w:r>
-        <w:rPr>
-          <w:rFonts w:ascii="맑은 고딕" w:eastAsia="맑은 고딕" w:hAnsi="맑은 고딕" w:cs="맑은 고딕" w:hint="eastAsia"/>
-          <w:sz w:val="28"/>
-          <w:szCs w:val="28"/>
-        </w:rPr>
-        <w:t xml:space="preserve"> </w:t>
-      </w:r>
-      <w:r>
-        <w:rPr>
-          <w:rFonts w:ascii="맑은 고딕" w:eastAsia="맑은 고딕" w:hAnsi="맑은 고딕" w:cs="맑은 고딕"/>
-          <w:sz w:val="28"/>
-          <w:szCs w:val="28"/>
-        </w:rPr>
-        <w:t>…</w:t>
-      </w:r>
-      <w:r>
-        <w:rPr>
-          <w:rFonts w:ascii="맑은 고딕" w:eastAsia="맑은 고딕" w:hAnsi="맑은 고딕" w:cs="맑은 고딕" w:hint="eastAsia"/>
-          <w:sz w:val="28"/>
-          <w:szCs w:val="28"/>
-        </w:rPr>
-        <w:t>.</w:t>
-      </w:r>
-      <w:r>
-        <w:rPr>
-          <w:rFonts w:ascii="맑은 고딕" w:eastAsia="맑은 고딕" w:hAnsi="맑은 고딕" w:cs="맑은 고딕"/>
-          <w:sz w:val="28"/>
-          <w:szCs w:val="28"/>
-        </w:rPr>
-        <w:t>……………………………………………</w:t>
-      </w:r>
-      <w:proofErr w:type="gramStart"/>
-      <w:r>
-        <w:rPr>
-          <w:rFonts w:ascii="맑은 고딕" w:eastAsia="맑은 고딕" w:hAnsi="맑은 고딕" w:cs="맑은 고딕"/>
-          <w:sz w:val="28"/>
-          <w:szCs w:val="28"/>
-        </w:rPr>
-        <w:t>……...</w:t>
-      </w:r>
-      <w:proofErr w:type="gramEnd"/>
       <w:r>
         <w:rPr>
           <w:rFonts w:ascii="맑은 고딕" w:eastAsia="맑은 고딕" w:hAnsi="맑은 고딕" w:cs="맑은 고딕" w:hint="eastAsia"/>
@@ -4314,25 +4208,7 @@
           <w:sz w:val="28"/>
           <w:szCs w:val="28"/>
         </w:rPr>
-        <w:t xml:space="preserve">3. </w:t>
-      </w:r>
-      <w:proofErr w:type="spellStart"/>
-      <w:r>
-        <w:rPr>
-          <w:rFonts w:ascii="맑은 고딕" w:eastAsia="맑은 고딕" w:hAnsi="맑은 고딕" w:cs="맑은 고딕"/>
-          <w:sz w:val="28"/>
-          <w:szCs w:val="28"/>
-        </w:rPr>
-        <w:t>유스케이스</w:t>
-      </w:r>
-      <w:proofErr w:type="spellEnd"/>
-      <w:r>
-        <w:rPr>
-          <w:rFonts w:ascii="맑은 고딕" w:eastAsia="맑은 고딕" w:hAnsi="맑은 고딕" w:cs="맑은 고딕"/>
-          <w:sz w:val="28"/>
-          <w:szCs w:val="28"/>
-        </w:rPr>
-        <w:t xml:space="preserve"> 시나리오</w:t>
+        <w:t>3. 유스케이스 시나리오</w:t>
       </w:r>
       <w:r>
         <w:rPr>
@@ -4396,22 +4272,13 @@
           <w:b/>
         </w:rPr>
       </w:pPr>
-      <w:proofErr w:type="spellStart"/>
       <w:r>
         <w:rPr>
           <w:rFonts w:ascii="맑은 고딕" w:eastAsia="맑은 고딕" w:hAnsi="맑은 고딕" w:cs="맑은 고딕"/>
           <w:b/>
         </w:rPr>
         <w:lastRenderedPageBreak/>
-        <w:t>유스케이스</w:t>
-      </w:r>
-      <w:proofErr w:type="spellEnd"/>
-      <w:r>
-        <w:rPr>
-          <w:rFonts w:ascii="맑은 고딕" w:eastAsia="맑은 고딕" w:hAnsi="맑은 고딕" w:cs="맑은 고딕"/>
-          <w:b/>
-        </w:rPr>
-        <w:t xml:space="preserve"> 다이어그램</w:t>
+        <w:t>유스케이스 다이어그램</w:t>
       </w:r>
     </w:p>
     <w:p>
@@ -4570,22 +4437,13 @@
           <w:b/>
         </w:rPr>
       </w:pPr>
-      <w:proofErr w:type="spellStart"/>
       <w:r>
         <w:rPr>
           <w:rFonts w:ascii="맑은 고딕" w:eastAsia="맑은 고딕" w:hAnsi="맑은 고딕" w:cs="맑은 고딕"/>
           <w:b/>
         </w:rPr>
         <w:lastRenderedPageBreak/>
-        <w:t>유스케이스</w:t>
-      </w:r>
-      <w:proofErr w:type="spellEnd"/>
-      <w:r>
-        <w:rPr>
-          <w:rFonts w:ascii="맑은 고딕" w:eastAsia="맑은 고딕" w:hAnsi="맑은 고딕" w:cs="맑은 고딕"/>
-          <w:b/>
-        </w:rPr>
-        <w:t xml:space="preserve"> 목록</w:t>
+        <w:t>유스케이스 목록</w:t>
       </w:r>
     </w:p>
     <w:tbl>
@@ -4628,19 +4486,11 @@
                 <w:rFonts w:ascii="맑은 고딕" w:eastAsia="맑은 고딕" w:hAnsi="맑은 고딕" w:cs="맑은 고딕"/>
               </w:rPr>
             </w:pPr>
-            <w:proofErr w:type="spellStart"/>
-            <w:r>
-              <w:rPr>
-                <w:rFonts w:ascii="맑은 고딕" w:eastAsia="맑은 고딕" w:hAnsi="맑은 고딕" w:cs="맑은 고딕"/>
-              </w:rPr>
-              <w:t>유스케이스</w:t>
-            </w:r>
-            <w:proofErr w:type="spellEnd"/>
-            <w:r>
-              <w:rPr>
-                <w:rFonts w:ascii="맑은 고딕" w:eastAsia="맑은 고딕" w:hAnsi="맑은 고딕" w:cs="맑은 고딕"/>
-              </w:rPr>
-              <w:t xml:space="preserve"> ID</w:t>
+            <w:r>
+              <w:rPr>
+                <w:rFonts w:ascii="맑은 고딕" w:eastAsia="맑은 고딕" w:hAnsi="맑은 고딕" w:cs="맑은 고딕"/>
+              </w:rPr>
+              <w:t>유스케이스 ID</w:t>
             </w:r>
           </w:p>
         </w:tc>
@@ -4656,19 +4506,11 @@
                 <w:rFonts w:ascii="맑은 고딕" w:eastAsia="맑은 고딕" w:hAnsi="맑은 고딕" w:cs="맑은 고딕"/>
               </w:rPr>
             </w:pPr>
-            <w:proofErr w:type="spellStart"/>
-            <w:r>
-              <w:rPr>
-                <w:rFonts w:ascii="맑은 고딕" w:eastAsia="맑은 고딕" w:hAnsi="맑은 고딕" w:cs="맑은 고딕"/>
-              </w:rPr>
-              <w:t>유스케이스</w:t>
-            </w:r>
-            <w:proofErr w:type="spellEnd"/>
-            <w:r>
-              <w:rPr>
-                <w:rFonts w:ascii="맑은 고딕" w:eastAsia="맑은 고딕" w:hAnsi="맑은 고딕" w:cs="맑은 고딕"/>
-              </w:rPr>
-              <w:t xml:space="preserve"> 명</w:t>
+            <w:r>
+              <w:rPr>
+                <w:rFonts w:ascii="맑은 고딕" w:eastAsia="맑은 고딕" w:hAnsi="맑은 고딕" w:cs="맑은 고딕"/>
+              </w:rPr>
+              <w:t>유스케이스 명</w:t>
             </w:r>
           </w:p>
         </w:tc>
@@ -4688,16 +4530,8 @@
               <w:rPr>
                 <w:rFonts w:ascii="맑은 고딕" w:eastAsia="맑은 고딕" w:hAnsi="맑은 고딕" w:cs="맑은 고딕"/>
               </w:rPr>
-              <w:t xml:space="preserve">주요 </w:t>
-            </w:r>
-            <w:proofErr w:type="spellStart"/>
-            <w:r>
-              <w:rPr>
-                <w:rFonts w:ascii="맑은 고딕" w:eastAsia="맑은 고딕" w:hAnsi="맑은 고딕" w:cs="맑은 고딕"/>
-              </w:rPr>
-              <w:t>액터</w:t>
-            </w:r>
-            <w:proofErr w:type="spellEnd"/>
+              <w:t>주요 액터</w:t>
+            </w:r>
           </w:p>
         </w:tc>
         <w:tc>
@@ -5195,21 +5029,7 @@
               <w:rPr>
                 <w:rFonts w:ascii="맑은 고딕" w:eastAsia="맑은 고딕" w:hAnsi="맑은 고딕" w:cs="맑은 고딕" w:hint="eastAsia"/>
               </w:rPr>
-              <w:t xml:space="preserve">nclude </w:t>
-            </w:r>
-            <w:proofErr w:type="gramStart"/>
-            <w:r>
-              <w:rPr>
-                <w:rFonts w:ascii="맑은 고딕" w:eastAsia="맑은 고딕" w:hAnsi="맑은 고딕" w:cs="맑은 고딕" w:hint="eastAsia"/>
-              </w:rPr>
-              <w:t>&lt;-</w:t>
-            </w:r>
-            <w:proofErr w:type="gramEnd"/>
-            <w:r>
-              <w:rPr>
-                <w:rFonts w:ascii="맑은 고딕" w:eastAsia="맑은 고딕" w:hAnsi="맑은 고딕" w:cs="맑은 고딕" w:hint="eastAsia"/>
-              </w:rPr>
-              <w:t xml:space="preserve"> UC-03</w:t>
+              <w:t>nclude &lt;- UC-03</w:t>
             </w:r>
           </w:p>
         </w:tc>
@@ -5568,16 +5388,8 @@
               <w:rPr>
                 <w:rFonts w:ascii="맑은 고딕" w:eastAsia="맑은 고딕" w:hAnsi="맑은 고딕" w:cs="맑은 고딕" w:hint="eastAsia"/>
               </w:rPr>
-              <w:t xml:space="preserve">AI </w:t>
-            </w:r>
-            <w:proofErr w:type="spellStart"/>
-            <w:r>
-              <w:rPr>
-                <w:rFonts w:ascii="맑은 고딕" w:eastAsia="맑은 고딕" w:hAnsi="맑은 고딕" w:cs="맑은 고딕" w:hint="eastAsia"/>
-              </w:rPr>
-              <w:t>챗봇</w:t>
-            </w:r>
-            <w:proofErr w:type="spellEnd"/>
+              <w:t>AI 챗봇</w:t>
+            </w:r>
           </w:p>
         </w:tc>
         <w:tc>
@@ -5878,25 +5690,16 @@
         </w:numPr>
         <w:spacing w:after="200" w:line="276" w:lineRule="auto"/>
         <w:rPr>
+          <w:rFonts w:ascii="맑은 고딕" w:eastAsia="맑은 고딕" w:hAnsi="맑은 고딕" w:cs="맑은 고딕" w:hint="eastAsia"/>
+          <w:b/>
+        </w:rPr>
+      </w:pPr>
+      <w:r>
+        <w:rPr>
           <w:rFonts w:ascii="맑은 고딕" w:eastAsia="맑은 고딕" w:hAnsi="맑은 고딕" w:cs="맑은 고딕"/>
           <w:b/>
         </w:rPr>
-      </w:pPr>
-      <w:proofErr w:type="spellStart"/>
-      <w:r>
-        <w:rPr>
-          <w:rFonts w:ascii="맑은 고딕" w:eastAsia="맑은 고딕" w:hAnsi="맑은 고딕" w:cs="맑은 고딕"/>
-          <w:b/>
-        </w:rPr>
-        <w:t>유스케이스</w:t>
-      </w:r>
-      <w:proofErr w:type="spellEnd"/>
-      <w:r>
-        <w:rPr>
-          <w:rFonts w:ascii="맑은 고딕" w:eastAsia="맑은 고딕" w:hAnsi="맑은 고딕" w:cs="맑은 고딕"/>
-          <w:b/>
-        </w:rPr>
-        <w:t xml:space="preserve"> 시나리오</w:t>
+        <w:t>유스케이스 시나리오</w:t>
       </w:r>
     </w:p>
     <w:p>
@@ -6156,14 +5959,12 @@
               </w:rPr>
               <w:t xml:space="preserve"> </w:t>
             </w:r>
-            <w:proofErr w:type="spellStart"/>
             <w:r>
               <w:rPr>
                 <w:b/>
               </w:rPr>
               <w:t>액터</w:t>
             </w:r>
-            <w:proofErr w:type="spellEnd"/>
           </w:p>
         </w:tc>
         <w:tc>
@@ -6949,14 +6750,12 @@
               </w:rPr>
               <w:t xml:space="preserve"> </w:t>
             </w:r>
-            <w:proofErr w:type="spellStart"/>
             <w:r>
               <w:rPr>
                 <w:b/>
               </w:rPr>
               <w:t>액터</w:t>
             </w:r>
-            <w:proofErr w:type="spellEnd"/>
           </w:p>
         </w:tc>
         <w:tc>
@@ -7701,14 +7500,12 @@
               </w:rPr>
               <w:t xml:space="preserve"> </w:t>
             </w:r>
-            <w:proofErr w:type="spellStart"/>
             <w:r>
               <w:rPr>
                 <w:b/>
               </w:rPr>
               <w:t>액터</w:t>
             </w:r>
-            <w:proofErr w:type="spellEnd"/>
           </w:p>
         </w:tc>
         <w:tc>
@@ -8398,14 +8195,12 @@
               </w:rPr>
               <w:t xml:space="preserve"> </w:t>
             </w:r>
-            <w:proofErr w:type="spellStart"/>
             <w:r>
               <w:rPr>
                 <w:b/>
               </w:rPr>
               <w:t>액터</w:t>
             </w:r>
-            <w:proofErr w:type="spellEnd"/>
           </w:p>
         </w:tc>
         <w:tc>
@@ -8989,14 +8784,12 @@
               </w:rPr>
               <w:t xml:space="preserve"> </w:t>
             </w:r>
-            <w:proofErr w:type="spellStart"/>
             <w:r>
               <w:rPr>
                 <w:b/>
               </w:rPr>
               <w:t>액터</w:t>
             </w:r>
-            <w:proofErr w:type="spellEnd"/>
           </w:p>
         </w:tc>
         <w:tc>
@@ -9638,14 +9431,12 @@
               </w:rPr>
               <w:t xml:space="preserve"> </w:t>
             </w:r>
-            <w:proofErr w:type="spellStart"/>
             <w:r>
               <w:rPr>
                 <w:b/>
               </w:rPr>
               <w:t>액터</w:t>
             </w:r>
-            <w:proofErr w:type="spellEnd"/>
           </w:p>
         </w:tc>
         <w:tc>
@@ -10664,14 +10455,12 @@
               </w:rPr>
               <w:t xml:space="preserve"> </w:t>
             </w:r>
-            <w:proofErr w:type="spellStart"/>
             <w:r>
               <w:rPr>
                 <w:b/>
               </w:rPr>
               <w:t>액터</w:t>
             </w:r>
-            <w:proofErr w:type="spellEnd"/>
           </w:p>
         </w:tc>
         <w:tc>
@@ -11827,6 +11616,11 @@
         <w:widowControl/>
         <w:spacing w:line="276" w:lineRule="auto"/>
       </w:pPr>
+      <w:r>
+        <w:pict w14:anchorId="1D2E09BE">
+          <v:rect id="_x0000_i1031" style="width:0;height:1.5pt" o:hralign="center" o:hrstd="t" o:hr="t" fillcolor="#a0a0a0" stroked="f"/>
+        </w:pict>
+      </w:r>
     </w:p>
     <w:p>
       <w:pPr>
@@ -12075,14 +11869,12 @@
               </w:rPr>
               <w:t xml:space="preserve"> </w:t>
             </w:r>
-            <w:proofErr w:type="spellStart"/>
             <w:r>
               <w:rPr>
                 <w:b/>
               </w:rPr>
               <w:t>액터</w:t>
             </w:r>
-            <w:proofErr w:type="spellEnd"/>
           </w:p>
         </w:tc>
         <w:tc>
@@ -13053,24 +12845,11 @@
         <w:widowControl/>
         <w:spacing w:line="276" w:lineRule="auto"/>
       </w:pPr>
-    </w:p>
-    <w:p>
-      <w:pPr>
-        <w:widowControl/>
-        <w:spacing w:line="276" w:lineRule="auto"/>
-      </w:pPr>
-    </w:p>
-    <w:p>
-      <w:pPr>
-        <w:widowControl/>
-        <w:spacing w:line="276" w:lineRule="auto"/>
-      </w:pPr>
-    </w:p>
-    <w:p>
-      <w:pPr>
-        <w:widowControl/>
-        <w:spacing w:line="276" w:lineRule="auto"/>
-      </w:pPr>
+      <w:r>
+        <w:pict w14:anchorId="2209A72D">
+          <v:rect id="_x0000_i1032" style="width:0;height:1.5pt" o:hralign="center" o:hrstd="t" o:hr="t" fillcolor="#a0a0a0" stroked="f"/>
+        </w:pict>
+      </w:r>
     </w:p>
     <w:p>
       <w:pPr>
@@ -13094,7 +12873,6 @@
           <w:sz w:val="24"/>
           <w:szCs w:val="24"/>
         </w:rPr>
-        <w:lastRenderedPageBreak/>
         <w:t>FR</w:t>
       </w:r>
       <w:r>
@@ -13204,12 +12982,6 @@
         </w:rPr>
         <w:t>검색</w:t>
       </w:r>
-    </w:p>
-    <w:p>
-      <w:pPr>
-        <w:widowControl/>
-        <w:spacing w:line="276" w:lineRule="auto"/>
-      </w:pPr>
     </w:p>
     <w:tbl>
       <w:tblPr>
@@ -13306,6 +13078,7 @@
               <w:rPr>
                 <w:b/>
               </w:rPr>
+              <w:lastRenderedPageBreak/>
               <w:t>설명</w:t>
             </w:r>
           </w:p>
@@ -13367,14 +13140,12 @@
               </w:rPr>
               <w:t xml:space="preserve"> </w:t>
             </w:r>
-            <w:proofErr w:type="spellStart"/>
             <w:r>
               <w:rPr>
                 <w:b/>
               </w:rPr>
               <w:t>액터</w:t>
             </w:r>
-            <w:proofErr w:type="spellEnd"/>
           </w:p>
         </w:tc>
         <w:tc>
@@ -13766,6 +13537,11 @@
         <w:widowControl/>
         <w:spacing w:line="276" w:lineRule="auto"/>
       </w:pPr>
+      <w:r>
+        <w:pict w14:anchorId="3A22CB90">
+          <v:rect id="_x0000_i1033" style="width:0;height:1.5pt" o:hralign="center" o:hrstd="t" o:hr="t" fillcolor="#a0a0a0" stroked="f"/>
+        </w:pict>
+      </w:r>
     </w:p>
     <w:p>
       <w:pPr>
@@ -14019,14 +13795,12 @@
               </w:rPr>
               <w:t xml:space="preserve"> </w:t>
             </w:r>
-            <w:proofErr w:type="spellStart"/>
             <w:r>
               <w:rPr>
                 <w:b/>
               </w:rPr>
               <w:t>액터</w:t>
             </w:r>
-            <w:proofErr w:type="spellEnd"/>
           </w:p>
         </w:tc>
         <w:tc>
@@ -14344,150 +14118,124 @@
               <w:rPr>
                 <w:rFonts w:asciiTheme="minorHAnsi" w:eastAsiaTheme="minorHAnsi" w:hAnsiTheme="minorHAnsi"/>
               </w:rPr>
+              <w:t xml:space="preserve">4. </w:t>
+            </w:r>
+            <w:r>
+              <w:rPr>
+                <w:rFonts w:asciiTheme="minorHAnsi" w:eastAsiaTheme="minorHAnsi" w:hAnsiTheme="minorHAnsi" w:hint="eastAsia"/>
+              </w:rPr>
+              <w:t>사용자 목록에서 회원을 선택한 후, 회원 탈퇴 버튼을 선택한다.</w:t>
+            </w:r>
+          </w:p>
+          <w:p>
+            <w:pPr>
+              <w:spacing w:line="276" w:lineRule="auto"/>
+              <w:rPr>
+                <w:rFonts w:asciiTheme="minorHAnsi" w:eastAsiaTheme="minorHAnsi" w:hAnsiTheme="minorHAnsi"/>
+              </w:rPr>
+            </w:pPr>
+            <w:r>
+              <w:rPr>
+                <w:rFonts w:asciiTheme="minorHAnsi" w:eastAsiaTheme="minorHAnsi" w:hAnsiTheme="minorHAnsi" w:hint="eastAsia"/>
+              </w:rPr>
+              <w:t xml:space="preserve">5. 회원 탈퇴 버튼을 선택하면, </w:t>
+            </w:r>
+            <w:r>
+              <w:rPr>
+                <w:rFonts w:asciiTheme="minorHAnsi" w:eastAsiaTheme="minorHAnsi" w:hAnsiTheme="minorHAnsi"/>
+              </w:rPr>
+              <w:t>“</w:t>
+            </w:r>
+            <w:r>
+              <w:rPr>
+                <w:rFonts w:asciiTheme="minorHAnsi" w:eastAsiaTheme="minorHAnsi" w:hAnsiTheme="minorHAnsi" w:hint="eastAsia"/>
+              </w:rPr>
+              <w:t xml:space="preserve">해당 회원을 </w:t>
+            </w:r>
+            <w:r>
+              <w:rPr>
+                <w:rFonts w:asciiTheme="minorHAnsi" w:eastAsiaTheme="minorHAnsi" w:hAnsiTheme="minorHAnsi" w:hint="eastAsia"/>
+              </w:rPr>
+              <w:t>탈퇴</w:t>
+            </w:r>
+            <w:r>
+              <w:rPr>
+                <w:rFonts w:asciiTheme="minorHAnsi" w:eastAsiaTheme="minorHAnsi" w:hAnsiTheme="minorHAnsi"/>
+              </w:rPr>
+              <w:t>시키겠습니까</w:t>
+            </w:r>
+            <w:r>
+              <w:rPr>
+                <w:rFonts w:asciiTheme="minorHAnsi" w:eastAsiaTheme="minorHAnsi" w:hAnsiTheme="minorHAnsi" w:hint="eastAsia"/>
+              </w:rPr>
+              <w:t>?</w:t>
+            </w:r>
+            <w:r>
+              <w:rPr>
+                <w:rFonts w:asciiTheme="minorHAnsi" w:eastAsiaTheme="minorHAnsi" w:hAnsiTheme="minorHAnsi"/>
+              </w:rPr>
+              <w:t>”</w:t>
+            </w:r>
+            <w:r>
+              <w:rPr>
+                <w:rFonts w:asciiTheme="minorHAnsi" w:eastAsiaTheme="minorHAnsi" w:hAnsiTheme="minorHAnsi" w:hint="eastAsia"/>
+              </w:rPr>
+              <w:t xml:space="preserve"> 메시지 출력 후 </w:t>
+            </w:r>
+            <w:r>
+              <w:rPr>
+                <w:rFonts w:asciiTheme="minorHAnsi" w:eastAsiaTheme="minorHAnsi" w:hAnsiTheme="minorHAnsi"/>
+              </w:rPr>
+              <w:t>“</w:t>
+            </w:r>
+            <w:r>
+              <w:rPr>
+                <w:rFonts w:asciiTheme="minorHAnsi" w:eastAsiaTheme="minorHAnsi" w:hAnsiTheme="minorHAnsi" w:hint="eastAsia"/>
+              </w:rPr>
+              <w:t>예</w:t>
+            </w:r>
+            <w:r>
+              <w:rPr>
+                <w:rFonts w:asciiTheme="minorHAnsi" w:eastAsiaTheme="minorHAnsi" w:hAnsiTheme="minorHAnsi"/>
+              </w:rPr>
+              <w:t>”</w:t>
+            </w:r>
+            <w:r>
+              <w:rPr>
+                <w:rFonts w:asciiTheme="minorHAnsi" w:eastAsiaTheme="minorHAnsi" w:hAnsiTheme="minorHAnsi" w:hint="eastAsia"/>
+              </w:rPr>
+              <w:t xml:space="preserve">를 눌러 회원을 탈퇴 시키거나, </w:t>
+            </w:r>
+            <w:r>
+              <w:rPr>
+                <w:rFonts w:asciiTheme="minorHAnsi" w:eastAsiaTheme="minorHAnsi" w:hAnsiTheme="minorHAnsi"/>
+              </w:rPr>
+              <w:t>“</w:t>
+            </w:r>
+            <w:r>
+              <w:rPr>
+                <w:rFonts w:asciiTheme="minorHAnsi" w:eastAsiaTheme="minorHAnsi" w:hAnsiTheme="minorHAnsi" w:hint="eastAsia"/>
+              </w:rPr>
+              <w:t>아니요</w:t>
+            </w:r>
+            <w:r>
+              <w:rPr>
+                <w:rFonts w:asciiTheme="minorHAnsi" w:eastAsiaTheme="minorHAnsi" w:hAnsiTheme="minorHAnsi"/>
+              </w:rPr>
+              <w:t>”</w:t>
+            </w:r>
+            <w:r>
+              <w:rPr>
+                <w:rFonts w:asciiTheme="minorHAnsi" w:eastAsiaTheme="minorHAnsi" w:hAnsiTheme="minorHAnsi" w:hint="eastAsia"/>
+              </w:rPr>
+              <w:t xml:space="preserve">를 눌러 </w:t>
+            </w:r>
+            <w:r>
+              <w:rPr>
+                <w:rFonts w:asciiTheme="minorHAnsi" w:eastAsiaTheme="minorHAnsi" w:hAnsiTheme="minorHAnsi" w:hint="eastAsia"/>
+              </w:rPr>
               <w:lastRenderedPageBreak/>
-              <w:t xml:space="preserve">4. </w:t>
-            </w:r>
-            <w:r>
-              <w:rPr>
-                <w:rFonts w:asciiTheme="minorHAnsi" w:eastAsiaTheme="minorHAnsi" w:hAnsiTheme="minorHAnsi" w:hint="eastAsia"/>
-              </w:rPr>
-              <w:t>사용자 목록에서 회원을 선택한 후, 회원 탈퇴 버튼을 선택한다.</w:t>
-            </w:r>
-          </w:p>
-          <w:p>
-            <w:pPr>
-              <w:spacing w:line="276" w:lineRule="auto"/>
-              <w:rPr>
-                <w:rFonts w:asciiTheme="minorHAnsi" w:eastAsiaTheme="minorHAnsi" w:hAnsiTheme="minorHAnsi"/>
-              </w:rPr>
-            </w:pPr>
-            <w:r>
-              <w:rPr>
-                <w:rFonts w:asciiTheme="minorHAnsi" w:eastAsiaTheme="minorHAnsi" w:hAnsiTheme="minorHAnsi" w:hint="eastAsia"/>
-              </w:rPr>
-              <w:t xml:space="preserve">5. 회원 탈퇴 버튼을 선택하면, </w:t>
-            </w:r>
-            <w:r>
-              <w:rPr>
-                <w:rFonts w:asciiTheme="minorHAnsi" w:eastAsiaTheme="minorHAnsi" w:hAnsiTheme="minorHAnsi"/>
-              </w:rPr>
-              <w:t>“</w:t>
-            </w:r>
-            <w:r>
-              <w:rPr>
-                <w:rFonts w:asciiTheme="minorHAnsi" w:eastAsiaTheme="minorHAnsi" w:hAnsiTheme="minorHAnsi" w:hint="eastAsia"/>
-              </w:rPr>
-              <w:t xml:space="preserve">해당 회원을 </w:t>
-            </w:r>
-            <w:proofErr w:type="spellStart"/>
-            <w:r>
-              <w:rPr>
-                <w:rFonts w:asciiTheme="minorHAnsi" w:eastAsiaTheme="minorHAnsi" w:hAnsiTheme="minorHAnsi" w:hint="eastAsia"/>
-              </w:rPr>
-              <w:t>탈퇴</w:t>
-            </w:r>
-            <w:r>
-              <w:rPr>
-                <w:rFonts w:asciiTheme="minorHAnsi" w:eastAsiaTheme="minorHAnsi" w:hAnsiTheme="minorHAnsi"/>
-              </w:rPr>
-              <w:t>시키겠습니까</w:t>
-            </w:r>
-            <w:proofErr w:type="spellEnd"/>
-            <w:r>
-              <w:rPr>
-                <w:rFonts w:asciiTheme="minorHAnsi" w:eastAsiaTheme="minorHAnsi" w:hAnsiTheme="minorHAnsi" w:hint="eastAsia"/>
-              </w:rPr>
-              <w:t>?</w:t>
-            </w:r>
-            <w:r>
-              <w:rPr>
-                <w:rFonts w:asciiTheme="minorHAnsi" w:eastAsiaTheme="minorHAnsi" w:hAnsiTheme="minorHAnsi"/>
-              </w:rPr>
-              <w:t>”</w:t>
-            </w:r>
-            <w:r>
-              <w:rPr>
-                <w:rFonts w:asciiTheme="minorHAnsi" w:eastAsiaTheme="minorHAnsi" w:hAnsiTheme="minorHAnsi" w:hint="eastAsia"/>
-              </w:rPr>
-              <w:t xml:space="preserve"> 메시지 출력 후 </w:t>
-            </w:r>
-            <w:r>
-              <w:rPr>
-                <w:rFonts w:asciiTheme="minorHAnsi" w:eastAsiaTheme="minorHAnsi" w:hAnsiTheme="minorHAnsi"/>
-              </w:rPr>
-              <w:t>“</w:t>
-            </w:r>
-            <w:r>
-              <w:rPr>
-                <w:rFonts w:asciiTheme="minorHAnsi" w:eastAsiaTheme="minorHAnsi" w:hAnsiTheme="minorHAnsi" w:hint="eastAsia"/>
-              </w:rPr>
-              <w:t>예</w:t>
-            </w:r>
-            <w:r>
-              <w:rPr>
-                <w:rFonts w:asciiTheme="minorHAnsi" w:eastAsiaTheme="minorHAnsi" w:hAnsiTheme="minorHAnsi"/>
-              </w:rPr>
-              <w:t>”</w:t>
-            </w:r>
-            <w:proofErr w:type="spellStart"/>
-            <w:r>
-              <w:rPr>
-                <w:rFonts w:asciiTheme="minorHAnsi" w:eastAsiaTheme="minorHAnsi" w:hAnsiTheme="minorHAnsi" w:hint="eastAsia"/>
-              </w:rPr>
-              <w:t>를</w:t>
-            </w:r>
-            <w:proofErr w:type="spellEnd"/>
-            <w:r>
-              <w:rPr>
-                <w:rFonts w:asciiTheme="minorHAnsi" w:eastAsiaTheme="minorHAnsi" w:hAnsiTheme="minorHAnsi" w:hint="eastAsia"/>
-              </w:rPr>
-              <w:t xml:space="preserve"> 눌러 회원을 </w:t>
-            </w:r>
-            <w:proofErr w:type="gramStart"/>
-            <w:r>
-              <w:rPr>
-                <w:rFonts w:asciiTheme="minorHAnsi" w:eastAsiaTheme="minorHAnsi" w:hAnsiTheme="minorHAnsi" w:hint="eastAsia"/>
-              </w:rPr>
-              <w:t>탈퇴 시키거나</w:t>
-            </w:r>
-            <w:proofErr w:type="gramEnd"/>
-            <w:r>
-              <w:rPr>
-                <w:rFonts w:asciiTheme="minorHAnsi" w:eastAsiaTheme="minorHAnsi" w:hAnsiTheme="minorHAnsi" w:hint="eastAsia"/>
-              </w:rPr>
-              <w:t xml:space="preserve">, </w:t>
-            </w:r>
-            <w:r>
-              <w:rPr>
-                <w:rFonts w:asciiTheme="minorHAnsi" w:eastAsiaTheme="minorHAnsi" w:hAnsiTheme="minorHAnsi"/>
-              </w:rPr>
-              <w:t>“</w:t>
-            </w:r>
-            <w:r>
-              <w:rPr>
-                <w:rFonts w:asciiTheme="minorHAnsi" w:eastAsiaTheme="minorHAnsi" w:hAnsiTheme="minorHAnsi" w:hint="eastAsia"/>
-              </w:rPr>
-              <w:t>아니요</w:t>
-            </w:r>
-            <w:r>
-              <w:rPr>
-                <w:rFonts w:asciiTheme="minorHAnsi" w:eastAsiaTheme="minorHAnsi" w:hAnsiTheme="minorHAnsi"/>
-              </w:rPr>
-              <w:t>”</w:t>
-            </w:r>
-            <w:proofErr w:type="spellStart"/>
-            <w:r>
-              <w:rPr>
-                <w:rFonts w:asciiTheme="minorHAnsi" w:eastAsiaTheme="minorHAnsi" w:hAnsiTheme="minorHAnsi" w:hint="eastAsia"/>
-              </w:rPr>
-              <w:t>를</w:t>
-            </w:r>
-            <w:proofErr w:type="spellEnd"/>
-            <w:r>
-              <w:rPr>
-                <w:rFonts w:asciiTheme="minorHAnsi" w:eastAsiaTheme="minorHAnsi" w:hAnsiTheme="minorHAnsi" w:hint="eastAsia"/>
-              </w:rPr>
-              <w:t xml:space="preserve"> 눌러 탈퇴를 취소한다.</w:t>
+              <w:t>탈퇴를 취소한다.</w:t>
             </w:r>
           </w:p>
         </w:tc>
@@ -14601,66 +14349,6 @@
         </w:tc>
       </w:tr>
     </w:tbl>
-    <w:p>
-      <w:pPr>
-        <w:widowControl/>
-        <w:spacing w:line="276" w:lineRule="auto"/>
-      </w:pPr>
-    </w:p>
-    <w:p>
-      <w:pPr>
-        <w:widowControl/>
-        <w:spacing w:line="276" w:lineRule="auto"/>
-      </w:pPr>
-    </w:p>
-    <w:p>
-      <w:pPr>
-        <w:widowControl/>
-        <w:spacing w:line="276" w:lineRule="auto"/>
-      </w:pPr>
-    </w:p>
-    <w:p>
-      <w:pPr>
-        <w:widowControl/>
-        <w:spacing w:line="276" w:lineRule="auto"/>
-      </w:pPr>
-    </w:p>
-    <w:p>
-      <w:pPr>
-        <w:widowControl/>
-        <w:spacing w:line="276" w:lineRule="auto"/>
-      </w:pPr>
-    </w:p>
-    <w:p>
-      <w:pPr>
-        <w:widowControl/>
-        <w:spacing w:line="276" w:lineRule="auto"/>
-      </w:pPr>
-    </w:p>
-    <w:p>
-      <w:pPr>
-        <w:widowControl/>
-        <w:spacing w:line="276" w:lineRule="auto"/>
-      </w:pPr>
-    </w:p>
-    <w:p>
-      <w:pPr>
-        <w:widowControl/>
-        <w:spacing w:line="276" w:lineRule="auto"/>
-      </w:pPr>
-    </w:p>
-    <w:p>
-      <w:pPr>
-        <w:widowControl/>
-        <w:spacing w:line="276" w:lineRule="auto"/>
-      </w:pPr>
-    </w:p>
-    <w:p>
-      <w:pPr>
-        <w:widowControl/>
-        <w:spacing w:line="276" w:lineRule="auto"/>
-      </w:pPr>
-    </w:p>
     <w:p>
       <w:pPr>
         <w:widowControl/>
@@ -14833,25 +14521,7 @@
                               <w:color w:val="000000"/>
                               <w:sz w:val="18"/>
                             </w:rPr>
-                            <w:t xml:space="preserve">Copyright © 2025 </w:t>
-                          </w:r>
-                          <w:proofErr w:type="spellStart"/>
-                          <w:r>
-                            <w:rPr>
-                              <w:rFonts w:eastAsia="돋움"/>
-                              <w:color w:val="000000"/>
-                              <w:sz w:val="18"/>
-                            </w:rPr>
-                            <w:t>Dorororu</w:t>
-                          </w:r>
-                          <w:proofErr w:type="spellEnd"/>
-                          <w:r>
-                            <w:rPr>
-                              <w:rFonts w:eastAsia="돋움"/>
-                              <w:color w:val="000000"/>
-                              <w:sz w:val="18"/>
-                            </w:rPr>
-                            <w:t xml:space="preserve"> Company. All rights reserved.</w:t>
+                            <w:t>Copyright © 2025 Dorororu Company. All rights reserved.</w:t>
                           </w:r>
                         </w:p>
                       </w:txbxContent>

--- a/Document/SDLC/요구사항모델(RM).docx
+++ b/Document/SDLC/요구사항모델(RM).docx
@@ -5690,7 +5690,7 @@
         </w:numPr>
         <w:spacing w:after="200" w:line="276" w:lineRule="auto"/>
         <w:rPr>
-          <w:rFonts w:ascii="맑은 고딕" w:eastAsia="맑은 고딕" w:hAnsi="맑은 고딕" w:cs="맑은 고딕" w:hint="eastAsia"/>
+          <w:rFonts w:ascii="맑은 고딕" w:eastAsia="맑은 고딕" w:hAnsi="맑은 고딕" w:cs="맑은 고딕"/>
           <w:b/>
         </w:rPr>
       </w:pPr>
@@ -13594,7 +13594,7 @@
           <w:sz w:val="24"/>
           <w:szCs w:val="24"/>
         </w:rPr>
-        <w:t>사용자</w:t>
+        <w:t>회원</w:t>
       </w:r>
       <w:r>
         <w:rPr>
@@ -13612,25 +13612,7 @@
           <w:sz w:val="24"/>
           <w:szCs w:val="24"/>
         </w:rPr>
-        <w:t>정보</w:t>
-      </w:r>
-      <w:r>
-        <w:rPr>
-          <w:rFonts w:hint="eastAsia"/>
-          <w:b/>
-          <w:sz w:val="24"/>
-          <w:szCs w:val="24"/>
-        </w:rPr>
-        <w:t xml:space="preserve"> </w:t>
-      </w:r>
-      <w:r>
-        <w:rPr>
-          <w:rFonts w:hint="eastAsia"/>
-          <w:b/>
-          <w:sz w:val="24"/>
-          <w:szCs w:val="24"/>
-        </w:rPr>
-        <w:t>삭제</w:t>
+        <w:t>탈퇴</w:t>
       </w:r>
     </w:p>
     <w:p>
@@ -14006,7 +13988,7 @@
       </w:tr>
       <w:tr>
         <w:trPr>
-          <w:trHeight w:val="1689"/>
+          <w:trHeight w:val="416"/>
           <w:jc w:val="center"/>
         </w:trPr>
         <w:tc>
@@ -14204,7 +14186,25 @@
               <w:rPr>
                 <w:rFonts w:asciiTheme="minorHAnsi" w:eastAsiaTheme="minorHAnsi" w:hAnsiTheme="minorHAnsi" w:hint="eastAsia"/>
               </w:rPr>
-              <w:t xml:space="preserve">를 눌러 회원을 탈퇴 시키거나, </w:t>
+              <w:t xml:space="preserve">를 눌러 회원을 </w:t>
+            </w:r>
+            <w:r>
+              <w:rPr>
+                <w:rFonts w:asciiTheme="minorHAnsi" w:eastAsiaTheme="minorHAnsi" w:hAnsiTheme="minorHAnsi" w:hint="eastAsia"/>
+              </w:rPr>
+              <w:t>탈퇴</w:t>
+            </w:r>
+            <w:r>
+              <w:rPr>
+                <w:rFonts w:asciiTheme="minorHAnsi" w:eastAsiaTheme="minorHAnsi" w:hAnsiTheme="minorHAnsi"/>
+              </w:rPr>
+              <w:t>시키거나</w:t>
+            </w:r>
+            <w:r>
+              <w:rPr>
+                <w:rFonts w:asciiTheme="minorHAnsi" w:eastAsiaTheme="minorHAnsi" w:hAnsiTheme="minorHAnsi" w:hint="eastAsia"/>
+              </w:rPr>
+              <w:t xml:space="preserve">, </w:t>
             </w:r>
             <w:r>
               <w:rPr>
@@ -14552,25 +14552,7 @@
                         <w:color w:val="000000"/>
                         <w:sz w:val="18"/>
                       </w:rPr>
-                      <w:t xml:space="preserve">Copyright © 2025 </w:t>
-                    </w:r>
-                    <w:proofErr w:type="spellStart"/>
-                    <w:r>
-                      <w:rPr>
-                        <w:rFonts w:eastAsia="돋움"/>
-                        <w:color w:val="000000"/>
-                        <w:sz w:val="18"/>
-                      </w:rPr>
-                      <w:t>Dorororu</w:t>
-                    </w:r>
-                    <w:proofErr w:type="spellEnd"/>
-                    <w:r>
-                      <w:rPr>
-                        <w:rFonts w:eastAsia="돋움"/>
-                        <w:color w:val="000000"/>
-                        <w:sz w:val="18"/>
-                      </w:rPr>
-                      <w:t xml:space="preserve"> Company. All rights reserved.</w:t>
+                      <w:t>Copyright © 2025 Dorororu Company. All rights reserved.</w:t>
                     </w:r>
                   </w:p>
                 </w:txbxContent>

--- a/Document/SDLC/요구사항모델(RM).docx
+++ b/Document/SDLC/요구사항모델(RM).docx
@@ -12,9 +12,13 @@
           <w:between w:val="nil"/>
         </w:pBdr>
         <w:spacing w:line="276" w:lineRule="auto"/>
+        <w:rPr>
+          <w:rFonts w:ascii="맑은 고딕" w:eastAsia="맑은 고딕" w:hAnsi="맑은 고딕"/>
+        </w:rPr>
       </w:pPr>
       <w:r>
         <w:rPr>
+          <w:rFonts w:ascii="맑은 고딕" w:eastAsia="맑은 고딕" w:hAnsi="맑은 고딕"/>
           <w:noProof/>
         </w:rPr>
         <mc:AlternateContent>
@@ -157,6 +161,9 @@
           <w:between w:val="nil"/>
         </w:pBdr>
         <w:spacing w:line="276" w:lineRule="auto"/>
+        <w:rPr>
+          <w:rFonts w:ascii="맑은 고딕" w:eastAsia="맑은 고딕" w:hAnsi="맑은 고딕"/>
+        </w:rPr>
       </w:pPr>
     </w:p>
     <w:p>
@@ -299,6 +306,7 @@
       </w:pPr>
       <w:r>
         <w:rPr>
+          <w:rFonts w:ascii="맑은 고딕" w:eastAsia="맑은 고딕" w:hAnsi="맑은 고딕"/>
           <w:noProof/>
         </w:rPr>
         <mc:AlternateContent>
@@ -464,6 +472,7 @@
       </w:pPr>
       <w:r>
         <w:rPr>
+          <w:rFonts w:ascii="맑은 고딕" w:eastAsia="맑은 고딕" w:hAnsi="맑은 고딕"/>
           <w:noProof/>
         </w:rPr>
         <mc:AlternateContent>
@@ -1203,6 +1212,7 @@
       </w:pPr>
       <w:r>
         <w:rPr>
+          <w:rFonts w:ascii="맑은 고딕" w:eastAsia="맑은 고딕" w:hAnsi="맑은 고딕"/>
           <w:noProof/>
           <w:color w:val="000000"/>
           <w:sz w:val="18"/>
@@ -4256,6 +4266,9 @@
         </w:rPr>
       </w:pPr>
       <w:r>
+        <w:rPr>
+          <w:rFonts w:ascii="맑은 고딕" w:eastAsia="맑은 고딕" w:hAnsi="맑은 고딕"/>
+        </w:rPr>
         <w:br w:type="page"/>
       </w:r>
     </w:p>
@@ -4287,7 +4300,7 @@
         <w:spacing w:after="200" w:line="276" w:lineRule="auto"/>
         <w:ind w:left="800"/>
         <w:rPr>
-          <w:rFonts w:ascii="나눔고딕 ExtraBold" w:eastAsia="나눔고딕 ExtraBold" w:hAnsi="나눔고딕 ExtraBold" w:cs="나눔고딕 ExtraBold"/>
+          <w:rFonts w:ascii="맑은 고딕" w:eastAsia="맑은 고딕" w:hAnsi="맑은 고딕" w:cs="나눔고딕 ExtraBold"/>
           <w:color w:val="00B0F0"/>
         </w:rPr>
       </w:pPr>
@@ -4373,53 +4386,119 @@
         </w:tc>
       </w:tr>
     </w:tbl>
-    <w:p/>
-    <w:p/>
-    <w:p/>
-    <w:p/>
-    <w:p/>
-    <w:p/>
-    <w:p/>
-    <w:p/>
-    <w:p/>
-    <w:p/>
-    <w:p/>
     <w:p>
       <w:pPr>
         <w:rPr>
-          <w:rFonts w:ascii="휴먼둥근헤드라인" w:eastAsia="휴먼둥근헤드라인" w:hAnsi="휴먼둥근헤드라인" w:cs="휴먼둥근헤드라인"/>
-          <w:color w:val="000000"/>
+          <w:rFonts w:ascii="맑은 고딕" w:eastAsia="맑은 고딕" w:hAnsi="맑은 고딕"/>
         </w:rPr>
       </w:pPr>
     </w:p>
     <w:p>
       <w:pPr>
         <w:rPr>
-          <w:rFonts w:ascii="휴먼둥근헤드라인" w:eastAsia="휴먼둥근헤드라인" w:hAnsi="휴먼둥근헤드라인" w:cs="휴먼둥근헤드라인"/>
-          <w:color w:val="000000"/>
+          <w:rFonts w:ascii="맑은 고딕" w:eastAsia="맑은 고딕" w:hAnsi="맑은 고딕"/>
         </w:rPr>
       </w:pPr>
     </w:p>
     <w:p>
       <w:pPr>
         <w:rPr>
-          <w:rFonts w:ascii="휴먼둥근헤드라인" w:eastAsia="휴먼둥근헤드라인" w:hAnsi="휴먼둥근헤드라인" w:cs="휴먼둥근헤드라인"/>
-          <w:color w:val="000000"/>
+          <w:rFonts w:ascii="맑은 고딕" w:eastAsia="맑은 고딕" w:hAnsi="맑은 고딕"/>
         </w:rPr>
       </w:pPr>
     </w:p>
     <w:p>
       <w:pPr>
         <w:rPr>
-          <w:rFonts w:ascii="휴먼둥근헤드라인" w:eastAsia="휴먼둥근헤드라인" w:hAnsi="휴먼둥근헤드라인" w:cs="휴먼둥근헤드라인"/>
-          <w:color w:val="000000"/>
+          <w:rFonts w:ascii="맑은 고딕" w:eastAsia="맑은 고딕" w:hAnsi="맑은 고딕"/>
         </w:rPr>
       </w:pPr>
     </w:p>
     <w:p>
       <w:pPr>
         <w:rPr>
-          <w:rFonts w:ascii="휴먼둥근헤드라인" w:eastAsia="휴먼둥근헤드라인" w:hAnsi="휴먼둥근헤드라인" w:cs="휴먼둥근헤드라인"/>
+          <w:rFonts w:ascii="맑은 고딕" w:eastAsia="맑은 고딕" w:hAnsi="맑은 고딕"/>
+        </w:rPr>
+      </w:pPr>
+    </w:p>
+    <w:p>
+      <w:pPr>
+        <w:rPr>
+          <w:rFonts w:ascii="맑은 고딕" w:eastAsia="맑은 고딕" w:hAnsi="맑은 고딕"/>
+        </w:rPr>
+      </w:pPr>
+    </w:p>
+    <w:p>
+      <w:pPr>
+        <w:rPr>
+          <w:rFonts w:ascii="맑은 고딕" w:eastAsia="맑은 고딕" w:hAnsi="맑은 고딕"/>
+        </w:rPr>
+      </w:pPr>
+    </w:p>
+    <w:p>
+      <w:pPr>
+        <w:rPr>
+          <w:rFonts w:ascii="맑은 고딕" w:eastAsia="맑은 고딕" w:hAnsi="맑은 고딕"/>
+        </w:rPr>
+      </w:pPr>
+    </w:p>
+    <w:p>
+      <w:pPr>
+        <w:rPr>
+          <w:rFonts w:ascii="맑은 고딕" w:eastAsia="맑은 고딕" w:hAnsi="맑은 고딕"/>
+        </w:rPr>
+      </w:pPr>
+    </w:p>
+    <w:p>
+      <w:pPr>
+        <w:rPr>
+          <w:rFonts w:ascii="맑은 고딕" w:eastAsia="맑은 고딕" w:hAnsi="맑은 고딕"/>
+        </w:rPr>
+      </w:pPr>
+    </w:p>
+    <w:p>
+      <w:pPr>
+        <w:rPr>
+          <w:rFonts w:ascii="맑은 고딕" w:eastAsia="맑은 고딕" w:hAnsi="맑은 고딕"/>
+        </w:rPr>
+      </w:pPr>
+    </w:p>
+    <w:p>
+      <w:pPr>
+        <w:rPr>
+          <w:rFonts w:ascii="맑은 고딕" w:eastAsia="맑은 고딕" w:hAnsi="맑은 고딕" w:cs="휴먼둥근헤드라인"/>
+          <w:color w:val="000000"/>
+        </w:rPr>
+      </w:pPr>
+    </w:p>
+    <w:p>
+      <w:pPr>
+        <w:rPr>
+          <w:rFonts w:ascii="맑은 고딕" w:eastAsia="맑은 고딕" w:hAnsi="맑은 고딕" w:cs="휴먼둥근헤드라인"/>
+          <w:color w:val="000000"/>
+        </w:rPr>
+      </w:pPr>
+    </w:p>
+    <w:p>
+      <w:pPr>
+        <w:rPr>
+          <w:rFonts w:ascii="맑은 고딕" w:eastAsia="맑은 고딕" w:hAnsi="맑은 고딕" w:cs="휴먼둥근헤드라인"/>
+          <w:color w:val="000000"/>
+        </w:rPr>
+      </w:pPr>
+    </w:p>
+    <w:p>
+      <w:pPr>
+        <w:rPr>
+          <w:rFonts w:ascii="맑은 고딕" w:eastAsia="맑은 고딕" w:hAnsi="맑은 고딕" w:cs="휴먼둥근헤드라인"/>
+          <w:color w:val="000000"/>
+        </w:rPr>
+      </w:pPr>
+    </w:p>
+    <w:p>
+      <w:pPr>
+        <w:rPr>
+          <w:rFonts w:ascii="맑은 고딕" w:eastAsia="맑은 고딕" w:hAnsi="맑은 고딕" w:cs="휴먼둥근헤드라인"/>
           <w:color w:val="000000"/>
         </w:rPr>
       </w:pPr>
@@ -4442,7 +4521,6 @@
           <w:rFonts w:ascii="맑은 고딕" w:eastAsia="맑은 고딕" w:hAnsi="맑은 고딕" w:cs="맑은 고딕"/>
           <w:b/>
         </w:rPr>
-        <w:lastRenderedPageBreak/>
         <w:t>유스케이스 목록</w:t>
       </w:r>
     </w:p>
@@ -5705,8 +5783,14 @@
     <w:p>
       <w:pPr>
         <w:spacing w:line="276" w:lineRule="auto"/>
+        <w:rPr>
+          <w:rFonts w:ascii="맑은 고딕" w:eastAsia="맑은 고딕" w:hAnsi="맑은 고딕"/>
+        </w:rPr>
       </w:pPr>
       <w:r>
+        <w:rPr>
+          <w:rFonts w:ascii="맑은 고딕" w:eastAsia="맑은 고딕" w:hAnsi="맑은 고딕"/>
+        </w:rPr>
         <w:pict w14:anchorId="710EE9F5">
           <v:rect id="_x0000_i1025" style="width:0;height:1.5pt" o:hralign="center" o:hrstd="t" o:hr="t" fillcolor="#a0a0a0" stroked="f"/>
         </w:pict>
@@ -5716,6 +5800,7 @@
       <w:pPr>
         <w:spacing w:line="276" w:lineRule="auto"/>
         <w:rPr>
+          <w:rFonts w:ascii="맑은 고딕" w:eastAsia="맑은 고딕" w:hAnsi="맑은 고딕"/>
           <w:b/>
           <w:sz w:val="24"/>
           <w:szCs w:val="24"/>
@@ -5723,7 +5808,7 @@
       </w:pPr>
       <w:r>
         <w:rPr>
-          <w:rFonts w:asciiTheme="minorHAnsi" w:eastAsiaTheme="minorHAnsi" w:hAnsiTheme="minorHAnsi" w:hint="eastAsia"/>
+          <w:rFonts w:ascii="맑은 고딕" w:eastAsia="맑은 고딕" w:hAnsi="맑은 고딕" w:hint="eastAsia"/>
           <w:b/>
           <w:sz w:val="24"/>
           <w:szCs w:val="24"/>
@@ -5732,7 +5817,7 @@
       </w:r>
       <w:r>
         <w:rPr>
-          <w:rFonts w:asciiTheme="minorHAnsi" w:eastAsiaTheme="minorHAnsi" w:hAnsiTheme="minorHAnsi"/>
+          <w:rFonts w:ascii="맑은 고딕" w:eastAsia="맑은 고딕" w:hAnsi="맑은 고딕"/>
           <w:b/>
           <w:sz w:val="24"/>
           <w:szCs w:val="24"/>
@@ -5741,6 +5826,7 @@
       </w:r>
       <w:r>
         <w:rPr>
+          <w:rFonts w:ascii="맑은 고딕" w:eastAsia="맑은 고딕" w:hAnsi="맑은 고딕"/>
           <w:b/>
           <w:sz w:val="24"/>
           <w:szCs w:val="24"/>
@@ -5749,54 +5835,21 @@
       </w:r>
       <w:r>
         <w:rPr>
-          <w:rFonts w:hint="eastAsia"/>
+          <w:rFonts w:ascii="맑은 고딕" w:eastAsia="맑은 고딕" w:hAnsi="맑은 고딕" w:hint="eastAsia"/>
           <w:b/>
           <w:sz w:val="24"/>
           <w:szCs w:val="24"/>
         </w:rPr>
-        <w:t>회원가입</w:t>
-      </w:r>
-      <w:r>
-        <w:rPr>
-          <w:rFonts w:hint="eastAsia"/>
-          <w:b/>
-          <w:sz w:val="24"/>
-          <w:szCs w:val="24"/>
-        </w:rPr>
-        <w:t xml:space="preserve"> </w:t>
-      </w:r>
-      <w:r>
-        <w:rPr>
-          <w:rFonts w:hint="eastAsia"/>
-          <w:b/>
-          <w:sz w:val="24"/>
-          <w:szCs w:val="24"/>
-        </w:rPr>
-        <w:t>및</w:t>
-      </w:r>
-      <w:r>
-        <w:rPr>
-          <w:rFonts w:hint="eastAsia"/>
-          <w:b/>
-          <w:sz w:val="24"/>
-          <w:szCs w:val="24"/>
-        </w:rPr>
-        <w:t xml:space="preserve"> </w:t>
-      </w:r>
-      <w:r>
-        <w:rPr>
-          <w:rFonts w:hint="eastAsia"/>
-          <w:b/>
-          <w:sz w:val="24"/>
-          <w:szCs w:val="24"/>
-        </w:rPr>
-        <w:t>로그인</w:t>
+        <w:t>회원가입 및 로그인</w:t>
       </w:r>
     </w:p>
     <w:p>
       <w:pPr>
         <w:widowControl/>
         <w:spacing w:line="276" w:lineRule="auto"/>
+        <w:rPr>
+          <w:rFonts w:ascii="맑은 고딕" w:eastAsia="맑은 고딕" w:hAnsi="맑은 고딕"/>
+        </w:rPr>
       </w:pPr>
     </w:p>
     <w:tbl>
@@ -5835,11 +5888,13 @@
               <w:spacing w:line="276" w:lineRule="auto"/>
               <w:jc w:val="center"/>
               <w:rPr>
-                <w:b/>
-              </w:rPr>
-            </w:pPr>
-            <w:r>
-              <w:rPr>
+                <w:rFonts w:ascii="맑은 고딕" w:eastAsia="맑은 고딕" w:hAnsi="맑은 고딕"/>
+                <w:b/>
+              </w:rPr>
+            </w:pPr>
+            <w:r>
+              <w:rPr>
+                <w:rFonts w:ascii="맑은 고딕" w:eastAsia="맑은 고딕" w:hAnsi="맑은 고딕"/>
                 <w:b/>
               </w:rPr>
               <w:t>항목</w:t>
@@ -5859,11 +5914,13 @@
               <w:spacing w:line="276" w:lineRule="auto"/>
               <w:jc w:val="center"/>
               <w:rPr>
-                <w:b/>
-              </w:rPr>
-            </w:pPr>
-            <w:r>
-              <w:rPr>
+                <w:rFonts w:ascii="맑은 고딕" w:eastAsia="맑은 고딕" w:hAnsi="맑은 고딕"/>
+                <w:b/>
+              </w:rPr>
+            </w:pPr>
+            <w:r>
+              <w:rPr>
+                <w:rFonts w:ascii="맑은 고딕" w:eastAsia="맑은 고딕" w:hAnsi="맑은 고딕"/>
                 <w:b/>
               </w:rPr>
               <w:t>내용</w:t>
@@ -5885,11 +5942,13 @@
               <w:spacing w:line="276" w:lineRule="auto"/>
               <w:jc w:val="center"/>
               <w:rPr>
-                <w:b/>
-              </w:rPr>
-            </w:pPr>
-            <w:r>
-              <w:rPr>
+                <w:rFonts w:ascii="맑은 고딕" w:eastAsia="맑은 고딕" w:hAnsi="맑은 고딕"/>
+                <w:b/>
+              </w:rPr>
+            </w:pPr>
+            <w:r>
+              <w:rPr>
+                <w:rFonts w:ascii="맑은 고딕" w:eastAsia="맑은 고딕" w:hAnsi="맑은 고딕"/>
                 <w:b/>
               </w:rPr>
               <w:t>설명</w:t>
@@ -5906,24 +5965,24 @@
               <w:spacing w:line="276" w:lineRule="auto"/>
               <w:jc w:val="both"/>
               <w:rPr>
-                <w:rFonts w:asciiTheme="minorHAnsi" w:eastAsiaTheme="minorHAnsi" w:hAnsiTheme="minorHAnsi"/>
-              </w:rPr>
-            </w:pPr>
-            <w:r>
-              <w:rPr>
-                <w:rFonts w:asciiTheme="minorHAnsi" w:eastAsiaTheme="minorHAnsi" w:hAnsiTheme="minorHAnsi" w:hint="eastAsia"/>
+                <w:rFonts w:ascii="맑은 고딕" w:eastAsia="맑은 고딕" w:hAnsi="맑은 고딕"/>
+              </w:rPr>
+            </w:pPr>
+            <w:r>
+              <w:rPr>
+                <w:rFonts w:ascii="맑은 고딕" w:eastAsia="맑은 고딕" w:hAnsi="맑은 고딕" w:hint="eastAsia"/>
               </w:rPr>
               <w:t>학번</w:t>
             </w:r>
             <w:r>
               <w:rPr>
-                <w:rFonts w:asciiTheme="minorHAnsi" w:eastAsiaTheme="minorHAnsi" w:hAnsiTheme="minorHAnsi"/>
+                <w:rFonts w:ascii="맑은 고딕" w:eastAsia="맑은 고딕" w:hAnsi="맑은 고딕"/>
               </w:rPr>
               <w:t>, 이름, 학교명을 입력하여 회원가입 및 로그인을 한다</w:t>
             </w:r>
             <w:r>
               <w:rPr>
-                <w:rFonts w:asciiTheme="minorHAnsi" w:eastAsiaTheme="minorHAnsi" w:hAnsiTheme="minorHAnsi" w:hint="eastAsia"/>
+                <w:rFonts w:ascii="맑은 고딕" w:eastAsia="맑은 고딕" w:hAnsi="맑은 고딕" w:hint="eastAsia"/>
               </w:rPr>
               <w:t>.</w:t>
             </w:r>
@@ -5944,26 +6003,16 @@
               <w:spacing w:line="276" w:lineRule="auto"/>
               <w:jc w:val="center"/>
               <w:rPr>
-                <w:b/>
-              </w:rPr>
-            </w:pPr>
-            <w:r>
-              <w:rPr>
-                <w:b/>
-              </w:rPr>
-              <w:t>주요</w:t>
-            </w:r>
-            <w:r>
-              <w:rPr>
-                <w:b/>
-              </w:rPr>
-              <w:t xml:space="preserve"> </w:t>
-            </w:r>
-            <w:r>
-              <w:rPr>
-                <w:b/>
-              </w:rPr>
-              <w:t>액터</w:t>
+                <w:rFonts w:ascii="맑은 고딕" w:eastAsia="맑은 고딕" w:hAnsi="맑은 고딕"/>
+                <w:b/>
+              </w:rPr>
+            </w:pPr>
+            <w:r>
+              <w:rPr>
+                <w:rFonts w:ascii="맑은 고딕" w:eastAsia="맑은 고딕" w:hAnsi="맑은 고딕"/>
+                <w:b/>
+              </w:rPr>
+              <w:t>주요 액터</w:t>
             </w:r>
           </w:p>
         </w:tc>
@@ -5977,12 +6026,12 @@
               <w:spacing w:line="276" w:lineRule="auto"/>
               <w:jc w:val="both"/>
               <w:rPr>
-                <w:rFonts w:asciiTheme="minorHAnsi" w:eastAsiaTheme="minorHAnsi" w:hAnsiTheme="minorHAnsi"/>
-              </w:rPr>
-            </w:pPr>
-            <w:r>
-              <w:rPr>
-                <w:rFonts w:asciiTheme="minorHAnsi" w:eastAsiaTheme="minorHAnsi" w:hAnsiTheme="minorHAnsi"/>
+                <w:rFonts w:ascii="맑은 고딕" w:eastAsia="맑은 고딕" w:hAnsi="맑은 고딕"/>
+              </w:rPr>
+            </w:pPr>
+            <w:r>
+              <w:rPr>
+                <w:rFonts w:ascii="맑은 고딕" w:eastAsia="맑은 고딕" w:hAnsi="맑은 고딕"/>
               </w:rPr>
               <w:t>사용자</w:t>
             </w:r>
@@ -6003,26 +6052,16 @@
               <w:spacing w:line="276" w:lineRule="auto"/>
               <w:jc w:val="center"/>
               <w:rPr>
-                <w:b/>
-              </w:rPr>
-            </w:pPr>
-            <w:r>
-              <w:rPr>
-                <w:b/>
-              </w:rPr>
-              <w:t>전제</w:t>
-            </w:r>
-            <w:r>
-              <w:rPr>
-                <w:b/>
-              </w:rPr>
-              <w:t xml:space="preserve"> </w:t>
-            </w:r>
-            <w:r>
-              <w:rPr>
-                <w:b/>
-              </w:rPr>
-              <w:t>조건</w:t>
+                <w:rFonts w:ascii="맑은 고딕" w:eastAsia="맑은 고딕" w:hAnsi="맑은 고딕"/>
+                <w:b/>
+              </w:rPr>
+            </w:pPr>
+            <w:r>
+              <w:rPr>
+                <w:rFonts w:ascii="맑은 고딕" w:eastAsia="맑은 고딕" w:hAnsi="맑은 고딕"/>
+                <w:b/>
+              </w:rPr>
+              <w:t>전제 조건</w:t>
             </w:r>
           </w:p>
         </w:tc>
@@ -6036,18 +6075,18 @@
               <w:spacing w:line="276" w:lineRule="auto"/>
               <w:jc w:val="both"/>
               <w:rPr>
-                <w:rFonts w:asciiTheme="minorHAnsi" w:eastAsiaTheme="minorHAnsi" w:hAnsiTheme="minorHAnsi"/>
-              </w:rPr>
-            </w:pPr>
-            <w:r>
-              <w:rPr>
-                <w:rFonts w:asciiTheme="minorHAnsi" w:eastAsiaTheme="minorHAnsi" w:hAnsiTheme="minorHAnsi" w:hint="eastAsia"/>
+                <w:rFonts w:ascii="맑은 고딕" w:eastAsia="맑은 고딕" w:hAnsi="맑은 고딕"/>
+              </w:rPr>
+            </w:pPr>
+            <w:r>
+              <w:rPr>
+                <w:rFonts w:ascii="맑은 고딕" w:eastAsia="맑은 고딕" w:hAnsi="맑은 고딕" w:hint="eastAsia"/>
               </w:rPr>
               <w:t xml:space="preserve">회원가입: </w:t>
             </w:r>
             <w:r>
               <w:rPr>
-                <w:rFonts w:asciiTheme="minorHAnsi" w:eastAsiaTheme="minorHAnsi" w:hAnsiTheme="minorHAnsi" w:hint="eastAsia"/>
+                <w:rFonts w:ascii="맑은 고딕" w:eastAsia="맑은 고딕" w:hAnsi="맑은 고딕" w:hint="eastAsia"/>
               </w:rPr>
               <w:t>시스템의 가입한 적이 없어야 한다.</w:t>
             </w:r>
@@ -6057,12 +6096,12 @@
               <w:spacing w:line="276" w:lineRule="auto"/>
               <w:jc w:val="both"/>
               <w:rPr>
-                <w:rFonts w:asciiTheme="minorHAnsi" w:eastAsiaTheme="minorHAnsi" w:hAnsiTheme="minorHAnsi"/>
-              </w:rPr>
-            </w:pPr>
-            <w:r>
-              <w:rPr>
-                <w:rFonts w:asciiTheme="minorHAnsi" w:eastAsiaTheme="minorHAnsi" w:hAnsiTheme="minorHAnsi" w:hint="eastAsia"/>
+                <w:rFonts w:ascii="맑은 고딕" w:eastAsia="맑은 고딕" w:hAnsi="맑은 고딕"/>
+              </w:rPr>
+            </w:pPr>
+            <w:r>
+              <w:rPr>
+                <w:rFonts w:ascii="맑은 고딕" w:eastAsia="맑은 고딕" w:hAnsi="맑은 고딕" w:hint="eastAsia"/>
               </w:rPr>
               <w:t>로그인: 학번과 이름, 학교명을 입력하여 가입을 완료한 상태여야 한다.</w:t>
             </w:r>
@@ -6083,120 +6122,110 @@
               <w:spacing w:line="276" w:lineRule="auto"/>
               <w:jc w:val="center"/>
               <w:rPr>
-                <w:b/>
-              </w:rPr>
-            </w:pPr>
-            <w:r>
-              <w:rPr>
-                <w:b/>
-              </w:rPr>
-              <w:t>종료</w:t>
-            </w:r>
-            <w:r>
-              <w:rPr>
-                <w:b/>
+                <w:rFonts w:ascii="맑은 고딕" w:eastAsia="맑은 고딕" w:hAnsi="맑은 고딕"/>
+                <w:b/>
+              </w:rPr>
+            </w:pPr>
+            <w:r>
+              <w:rPr>
+                <w:rFonts w:ascii="맑은 고딕" w:eastAsia="맑은 고딕" w:hAnsi="맑은 고딕"/>
+                <w:b/>
+              </w:rPr>
+              <w:t>종료 조건</w:t>
+            </w:r>
+          </w:p>
+        </w:tc>
+        <w:tc>
+          <w:tcPr>
+            <w:tcW w:w="7280" w:type="dxa"/>
+            <w:vAlign w:val="center"/>
+          </w:tcPr>
+          <w:p>
+            <w:pPr>
+              <w:spacing w:line="276" w:lineRule="auto"/>
+              <w:jc w:val="both"/>
+              <w:rPr>
+                <w:rFonts w:ascii="맑은 고딕" w:eastAsia="맑은 고딕" w:hAnsi="맑은 고딕"/>
+              </w:rPr>
+            </w:pPr>
+            <w:r>
+              <w:rPr>
+                <w:rFonts w:ascii="맑은 고딕" w:eastAsia="맑은 고딕" w:hAnsi="맑은 고딕" w:hint="eastAsia"/>
+              </w:rPr>
+              <w:t>성공</w:t>
+            </w:r>
+            <w:r>
+              <w:rPr>
+                <w:rFonts w:ascii="맑은 고딕" w:eastAsia="맑은 고딕" w:hAnsi="맑은 고딕"/>
+              </w:rPr>
+              <w:t>:</w:t>
+            </w:r>
+            <w:r>
+              <w:rPr>
+                <w:rFonts w:ascii="맑은 고딕" w:eastAsia="맑은 고딕" w:hAnsi="맑은 고딕" w:hint="eastAsia"/>
+              </w:rPr>
+              <w:t xml:space="preserve"> 회원가입 </w:t>
+            </w:r>
+            <w:r>
+              <w:rPr>
+                <w:rFonts w:ascii="맑은 고딕" w:eastAsia="맑은 고딕" w:hAnsi="맑은 고딕" w:hint="eastAsia"/>
+              </w:rPr>
+              <w:t>한 id와 pw로</w:t>
+            </w:r>
+            <w:r>
+              <w:rPr>
+                <w:rFonts w:ascii="맑은 고딕" w:eastAsia="맑은 고딕" w:hAnsi="맑은 고딕" w:hint="eastAsia"/>
+              </w:rPr>
+              <w:t xml:space="preserve"> 로그인</w:t>
+            </w:r>
+            <w:r>
+              <w:rPr>
+                <w:rFonts w:ascii="맑은 고딕" w:eastAsia="맑은 고딕" w:hAnsi="맑은 고딕" w:hint="eastAsia"/>
+              </w:rPr>
+              <w:t xml:space="preserve"> 진행</w:t>
+            </w:r>
+          </w:p>
+          <w:p>
+            <w:pPr>
+              <w:spacing w:line="276" w:lineRule="auto"/>
+              <w:jc w:val="both"/>
+              <w:rPr>
+                <w:rFonts w:ascii="맑은 고딕" w:eastAsia="맑은 고딕" w:hAnsi="맑은 고딕"/>
+              </w:rPr>
+            </w:pPr>
+            <w:r>
+              <w:rPr>
+                <w:rFonts w:ascii="맑은 고딕" w:eastAsia="맑은 고딕" w:hAnsi="맑은 고딕" w:hint="eastAsia"/>
+              </w:rPr>
+              <w:t>실패</w:t>
+            </w:r>
+            <w:r>
+              <w:rPr>
+                <w:rFonts w:ascii="맑은 고딕" w:eastAsia="맑은 고딕" w:hAnsi="맑은 고딕"/>
+              </w:rPr>
+              <w:t>:</w:t>
+            </w:r>
+            <w:r>
+              <w:rPr>
+                <w:rFonts w:ascii="맑은 고딕" w:eastAsia="맑은 고딕" w:hAnsi="맑은 고딕"/>
               </w:rPr>
               <w:t xml:space="preserve"> </w:t>
             </w:r>
             <w:r>
               <w:rPr>
-                <w:b/>
-              </w:rPr>
-              <w:t>조건</w:t>
-            </w:r>
-          </w:p>
-        </w:tc>
-        <w:tc>
-          <w:tcPr>
-            <w:tcW w:w="7280" w:type="dxa"/>
-            <w:vAlign w:val="center"/>
-          </w:tcPr>
-          <w:p>
-            <w:pPr>
-              <w:spacing w:line="276" w:lineRule="auto"/>
-              <w:jc w:val="both"/>
-              <w:rPr>
-                <w:rFonts w:asciiTheme="minorHAnsi" w:eastAsiaTheme="minorHAnsi" w:hAnsiTheme="minorHAnsi"/>
-              </w:rPr>
-            </w:pPr>
-            <w:r>
-              <w:rPr>
-                <w:rFonts w:asciiTheme="minorHAnsi" w:eastAsiaTheme="minorHAnsi" w:hAnsiTheme="minorHAnsi" w:hint="eastAsia"/>
-              </w:rPr>
-              <w:t>성공</w:t>
-            </w:r>
-            <w:r>
-              <w:rPr>
-                <w:rFonts w:asciiTheme="minorHAnsi" w:eastAsiaTheme="minorHAnsi" w:hAnsiTheme="minorHAnsi"/>
-              </w:rPr>
-              <w:t>:</w:t>
-            </w:r>
-            <w:r>
-              <w:rPr>
-                <w:rFonts w:asciiTheme="minorHAnsi" w:eastAsiaTheme="minorHAnsi" w:hAnsiTheme="minorHAnsi" w:hint="eastAsia"/>
-              </w:rPr>
-              <w:t xml:space="preserve"> 회원가입 </w:t>
-            </w:r>
-            <w:r>
-              <w:rPr>
-                <w:rFonts w:asciiTheme="minorHAnsi" w:eastAsiaTheme="minorHAnsi" w:hAnsiTheme="minorHAnsi" w:hint="eastAsia"/>
-              </w:rPr>
-              <w:t>한 id와 pw로</w:t>
-            </w:r>
-            <w:r>
-              <w:rPr>
-                <w:rFonts w:asciiTheme="minorHAnsi" w:eastAsiaTheme="minorHAnsi" w:hAnsiTheme="minorHAnsi" w:hint="eastAsia"/>
-              </w:rPr>
-              <w:t xml:space="preserve"> 로그인</w:t>
-            </w:r>
-            <w:r>
-              <w:rPr>
-                <w:rFonts w:asciiTheme="minorHAnsi" w:eastAsiaTheme="minorHAnsi" w:hAnsiTheme="minorHAnsi" w:hint="eastAsia"/>
-              </w:rPr>
-              <w:t xml:space="preserve"> 진행</w:t>
-            </w:r>
-          </w:p>
-          <w:p>
-            <w:pPr>
-              <w:spacing w:line="276" w:lineRule="auto"/>
-              <w:jc w:val="both"/>
-              <w:rPr>
-                <w:rFonts w:asciiTheme="minorHAnsi" w:eastAsiaTheme="minorHAnsi" w:hAnsiTheme="minorHAnsi"/>
-              </w:rPr>
-            </w:pPr>
-            <w:r>
-              <w:rPr>
-                <w:rFonts w:asciiTheme="minorHAnsi" w:eastAsiaTheme="minorHAnsi" w:hAnsiTheme="minorHAnsi" w:hint="eastAsia"/>
-              </w:rPr>
-              <w:t>실패</w:t>
-            </w:r>
-            <w:r>
-              <w:rPr>
-                <w:rFonts w:asciiTheme="minorHAnsi" w:eastAsiaTheme="minorHAnsi" w:hAnsiTheme="minorHAnsi"/>
-              </w:rPr>
-              <w:t>:</w:t>
-            </w:r>
-            <w:r>
-              <w:rPr>
-                <w:rFonts w:asciiTheme="minorHAnsi" w:eastAsiaTheme="minorHAnsi" w:hAnsiTheme="minorHAnsi"/>
-              </w:rPr>
-              <w:t xml:space="preserve"> </w:t>
-            </w:r>
-            <w:r>
-              <w:rPr>
-                <w:rFonts w:asciiTheme="minorHAnsi" w:eastAsiaTheme="minorHAnsi" w:hAnsiTheme="minorHAnsi" w:hint="eastAsia"/>
+                <w:rFonts w:ascii="맑은 고딕" w:eastAsia="맑은 고딕" w:hAnsi="맑은 고딕" w:hint="eastAsia"/>
               </w:rPr>
               <w:t>id</w:t>
             </w:r>
             <w:r>
               <w:rPr>
-                <w:rFonts w:asciiTheme="minorHAnsi" w:eastAsiaTheme="minorHAnsi" w:hAnsiTheme="minorHAnsi" w:hint="eastAsia"/>
+                <w:rFonts w:ascii="맑은 고딕" w:eastAsia="맑은 고딕" w:hAnsi="맑은 고딕" w:hint="eastAsia"/>
               </w:rPr>
               <w:t>(학번)</w:t>
             </w:r>
             <w:r>
               <w:rPr>
-                <w:rFonts w:asciiTheme="minorHAnsi" w:eastAsiaTheme="minorHAnsi" w:hAnsiTheme="minorHAnsi" w:hint="eastAsia"/>
+                <w:rFonts w:ascii="맑은 고딕" w:eastAsia="맑은 고딕" w:hAnsi="맑은 고딕" w:hint="eastAsia"/>
               </w:rPr>
               <w:t xml:space="preserve"> 혹은 pw 오류로 로그인 실패</w:t>
             </w:r>
@@ -6218,26 +6247,16 @@
               <w:spacing w:line="276" w:lineRule="auto"/>
               <w:jc w:val="center"/>
               <w:rPr>
-                <w:b/>
-              </w:rPr>
-            </w:pPr>
-            <w:r>
-              <w:rPr>
-                <w:b/>
-              </w:rPr>
-              <w:t>기본</w:t>
-            </w:r>
-            <w:r>
-              <w:rPr>
-                <w:b/>
-              </w:rPr>
-              <w:t xml:space="preserve"> </w:t>
-            </w:r>
-            <w:r>
-              <w:rPr>
-                <w:b/>
-              </w:rPr>
-              <w:t>흐름</w:t>
+                <w:rFonts w:ascii="맑은 고딕" w:eastAsia="맑은 고딕" w:hAnsi="맑은 고딕"/>
+                <w:b/>
+              </w:rPr>
+            </w:pPr>
+            <w:r>
+              <w:rPr>
+                <w:rFonts w:ascii="맑은 고딕" w:eastAsia="맑은 고딕" w:hAnsi="맑은 고딕"/>
+                <w:b/>
+              </w:rPr>
+              <w:t>기본 흐름</w:t>
             </w:r>
           </w:p>
         </w:tc>
@@ -6255,12 +6274,12 @@
               <w:spacing w:line="276" w:lineRule="auto"/>
               <w:jc w:val="both"/>
               <w:rPr>
-                <w:rFonts w:asciiTheme="minorHAnsi" w:eastAsiaTheme="minorHAnsi" w:hAnsiTheme="minorHAnsi"/>
-              </w:rPr>
-            </w:pPr>
-            <w:r>
-              <w:rPr>
-                <w:rFonts w:asciiTheme="minorHAnsi" w:eastAsiaTheme="minorHAnsi" w:hAnsiTheme="minorHAnsi" w:hint="eastAsia"/>
+                <w:rFonts w:ascii="맑은 고딕" w:eastAsia="맑은 고딕" w:hAnsi="맑은 고딕"/>
+              </w:rPr>
+            </w:pPr>
+            <w:r>
+              <w:rPr>
+                <w:rFonts w:ascii="맑은 고딕" w:eastAsia="맑은 고딕" w:hAnsi="맑은 고딕" w:hint="eastAsia"/>
               </w:rPr>
               <w:t>사용자가 사이트에 접속한다.</w:t>
             </w:r>
@@ -6274,12 +6293,12 @@
               <w:spacing w:line="276" w:lineRule="auto"/>
               <w:jc w:val="both"/>
               <w:rPr>
-                <w:rFonts w:asciiTheme="minorHAnsi" w:eastAsiaTheme="minorHAnsi" w:hAnsiTheme="minorHAnsi"/>
-              </w:rPr>
-            </w:pPr>
-            <w:r>
-              <w:rPr>
-                <w:rFonts w:asciiTheme="minorHAnsi" w:eastAsiaTheme="minorHAnsi" w:hAnsiTheme="minorHAnsi" w:hint="eastAsia"/>
+                <w:rFonts w:ascii="맑은 고딕" w:eastAsia="맑은 고딕" w:hAnsi="맑은 고딕"/>
+              </w:rPr>
+            </w:pPr>
+            <w:r>
+              <w:rPr>
+                <w:rFonts w:ascii="맑은 고딕" w:eastAsia="맑은 고딕" w:hAnsi="맑은 고딕" w:hint="eastAsia"/>
               </w:rPr>
               <w:t>시작하기 버튼을 누른다.</w:t>
             </w:r>
@@ -6293,12 +6312,12 @@
               <w:spacing w:line="276" w:lineRule="auto"/>
               <w:jc w:val="both"/>
               <w:rPr>
-                <w:rFonts w:asciiTheme="minorHAnsi" w:eastAsiaTheme="minorHAnsi" w:hAnsiTheme="minorHAnsi"/>
-              </w:rPr>
-            </w:pPr>
-            <w:r>
-              <w:rPr>
-                <w:rFonts w:asciiTheme="minorHAnsi" w:eastAsiaTheme="minorHAnsi" w:hAnsiTheme="minorHAnsi" w:hint="eastAsia"/>
+                <w:rFonts w:ascii="맑은 고딕" w:eastAsia="맑은 고딕" w:hAnsi="맑은 고딕"/>
+              </w:rPr>
+            </w:pPr>
+            <w:r>
+              <w:rPr>
+                <w:rFonts w:ascii="맑은 고딕" w:eastAsia="맑은 고딕" w:hAnsi="맑은 고딕" w:hint="eastAsia"/>
               </w:rPr>
               <w:t>기 가입한 회원은 학번과 이름을 입력하여 로그인하고, 미 가입 회원은 학번과 이름, 학교명을 입력하여 가입한다.</w:t>
             </w:r>
@@ -6312,12 +6331,12 @@
               <w:spacing w:line="276" w:lineRule="auto"/>
               <w:jc w:val="both"/>
               <w:rPr>
-                <w:rFonts w:asciiTheme="minorHAnsi" w:eastAsiaTheme="minorHAnsi" w:hAnsiTheme="minorHAnsi"/>
-              </w:rPr>
-            </w:pPr>
-            <w:r>
-              <w:rPr>
-                <w:rFonts w:asciiTheme="minorHAnsi" w:eastAsiaTheme="minorHAnsi" w:hAnsiTheme="minorHAnsi" w:hint="eastAsia"/>
+                <w:rFonts w:ascii="맑은 고딕" w:eastAsia="맑은 고딕" w:hAnsi="맑은 고딕"/>
+              </w:rPr>
+            </w:pPr>
+            <w:r>
+              <w:rPr>
+                <w:rFonts w:ascii="맑은 고딕" w:eastAsia="맑은 고딕" w:hAnsi="맑은 고딕" w:hint="eastAsia"/>
               </w:rPr>
               <w:t>로그인 후 첫 페이지로 이동한다.</w:t>
             </w:r>
@@ -6338,26 +6357,16 @@
               <w:spacing w:line="276" w:lineRule="auto"/>
               <w:jc w:val="center"/>
               <w:rPr>
-                <w:b/>
-              </w:rPr>
-            </w:pPr>
-            <w:r>
-              <w:rPr>
-                <w:b/>
-              </w:rPr>
-              <w:t>예외</w:t>
-            </w:r>
-            <w:r>
-              <w:rPr>
-                <w:b/>
-              </w:rPr>
-              <w:t xml:space="preserve"> </w:t>
-            </w:r>
-            <w:r>
-              <w:rPr>
-                <w:b/>
-              </w:rPr>
-              <w:t>흐름</w:t>
+                <w:rFonts w:ascii="맑은 고딕" w:eastAsia="맑은 고딕" w:hAnsi="맑은 고딕"/>
+                <w:b/>
+              </w:rPr>
+            </w:pPr>
+            <w:r>
+              <w:rPr>
+                <w:rFonts w:ascii="맑은 고딕" w:eastAsia="맑은 고딕" w:hAnsi="맑은 고딕"/>
+                <w:b/>
+              </w:rPr>
+              <w:t>예외 흐름</w:t>
             </w:r>
           </w:p>
         </w:tc>
@@ -6371,60 +6380,60 @@
               <w:spacing w:line="276" w:lineRule="auto"/>
               <w:jc w:val="both"/>
               <w:rPr>
-                <w:rFonts w:asciiTheme="minorHAnsi" w:eastAsiaTheme="minorHAnsi" w:hAnsiTheme="minorHAnsi"/>
-              </w:rPr>
-            </w:pPr>
-            <w:r>
-              <w:rPr>
-                <w:rFonts w:asciiTheme="minorHAnsi" w:eastAsiaTheme="minorHAnsi" w:hAnsiTheme="minorHAnsi" w:hint="eastAsia"/>
+                <w:rFonts w:ascii="맑은 고딕" w:eastAsia="맑은 고딕" w:hAnsi="맑은 고딕"/>
+              </w:rPr>
+            </w:pPr>
+            <w:r>
+              <w:rPr>
+                <w:rFonts w:ascii="맑은 고딕" w:eastAsia="맑은 고딕" w:hAnsi="맑은 고딕" w:hint="eastAsia"/>
               </w:rPr>
               <w:t>가입</w:t>
             </w:r>
             <w:r>
               <w:rPr>
-                <w:rFonts w:asciiTheme="minorHAnsi" w:eastAsiaTheme="minorHAnsi" w:hAnsiTheme="minorHAnsi" w:hint="eastAsia"/>
+                <w:rFonts w:ascii="맑은 고딕" w:eastAsia="맑은 고딕" w:hAnsi="맑은 고딕" w:hint="eastAsia"/>
               </w:rPr>
               <w:t xml:space="preserve"> 실패</w:t>
             </w:r>
             <w:r>
               <w:rPr>
-                <w:rFonts w:asciiTheme="minorHAnsi" w:eastAsiaTheme="minorHAnsi" w:hAnsiTheme="minorHAnsi"/>
+                <w:rFonts w:ascii="맑은 고딕" w:eastAsia="맑은 고딕" w:hAnsi="맑은 고딕"/>
               </w:rPr>
               <w:t xml:space="preserve">: </w:t>
             </w:r>
             <w:r>
               <w:rPr>
-                <w:rFonts w:asciiTheme="minorHAnsi" w:eastAsiaTheme="minorHAnsi" w:hAnsiTheme="minorHAnsi" w:hint="eastAsia"/>
+                <w:rFonts w:ascii="맑은 고딕" w:eastAsia="맑은 고딕" w:hAnsi="맑은 고딕" w:hint="eastAsia"/>
               </w:rPr>
               <w:t xml:space="preserve">가입한 id(학번)이 존재할 경우, </w:t>
             </w:r>
             <w:r>
               <w:rPr>
-                <w:rFonts w:asciiTheme="minorHAnsi" w:eastAsiaTheme="minorHAnsi" w:hAnsiTheme="minorHAnsi"/>
+                <w:rFonts w:ascii="맑은 고딕" w:eastAsia="맑은 고딕" w:hAnsi="맑은 고딕"/>
               </w:rPr>
               <w:t>“</w:t>
             </w:r>
             <w:r>
               <w:rPr>
-                <w:rFonts w:asciiTheme="minorHAnsi" w:eastAsiaTheme="minorHAnsi" w:hAnsiTheme="minorHAnsi" w:hint="eastAsia"/>
+                <w:rFonts w:ascii="맑은 고딕" w:eastAsia="맑은 고딕" w:hAnsi="맑은 고딕" w:hint="eastAsia"/>
               </w:rPr>
               <w:t>회원 탈퇴 요청</w:t>
             </w:r>
             <w:r>
               <w:rPr>
-                <w:rFonts w:asciiTheme="minorHAnsi" w:eastAsiaTheme="minorHAnsi" w:hAnsiTheme="minorHAnsi"/>
+                <w:rFonts w:ascii="맑은 고딕" w:eastAsia="맑은 고딕" w:hAnsi="맑은 고딕"/>
               </w:rPr>
               <w:t>”</w:t>
             </w:r>
             <w:r>
               <w:rPr>
-                <w:rFonts w:asciiTheme="minorHAnsi" w:eastAsiaTheme="minorHAnsi" w:hAnsiTheme="minorHAnsi" w:hint="eastAsia"/>
+                <w:rFonts w:ascii="맑은 고딕" w:eastAsia="맑은 고딕" w:hAnsi="맑은 고딕" w:hint="eastAsia"/>
               </w:rPr>
               <w:t xml:space="preserve"> 버튼을 눌러 관리자에게 해당 id회원 탈퇴를 요청한다.</w:t>
             </w:r>
             <w:r>
               <w:rPr>
-                <w:rFonts w:asciiTheme="minorHAnsi" w:eastAsiaTheme="minorHAnsi" w:hAnsiTheme="minorHAnsi"/>
+                <w:rFonts w:ascii="맑은 고딕" w:eastAsia="맑은 고딕" w:hAnsi="맑은 고딕"/>
               </w:rPr>
               <w:t>”</w:t>
             </w:r>
@@ -6436,13 +6445,22 @@
       <w:pPr>
         <w:widowControl/>
         <w:spacing w:line="276" w:lineRule="auto"/>
+        <w:rPr>
+          <w:rFonts w:ascii="맑은 고딕" w:eastAsia="맑은 고딕" w:hAnsi="맑은 고딕"/>
+        </w:rPr>
       </w:pPr>
     </w:p>
     <w:p>
       <w:pPr>
         <w:spacing w:line="276" w:lineRule="auto"/>
+        <w:rPr>
+          <w:rFonts w:ascii="맑은 고딕" w:eastAsia="맑은 고딕" w:hAnsi="맑은 고딕"/>
+        </w:rPr>
       </w:pPr>
       <w:r>
+        <w:rPr>
+          <w:rFonts w:ascii="맑은 고딕" w:eastAsia="맑은 고딕" w:hAnsi="맑은 고딕"/>
+        </w:rPr>
         <w:pict w14:anchorId="6432499F">
           <v:rect id="_x0000_i1026" style="width:0;height:1.5pt" o:hralign="center" o:hrstd="t" o:hr="t" fillcolor="#a0a0a0" stroked="f"/>
         </w:pict>
@@ -6452,6 +6470,7 @@
       <w:pPr>
         <w:spacing w:line="276" w:lineRule="auto"/>
         <w:rPr>
+          <w:rFonts w:ascii="맑은 고딕" w:eastAsia="맑은 고딕" w:hAnsi="맑은 고딕"/>
           <w:b/>
           <w:sz w:val="24"/>
           <w:szCs w:val="24"/>
@@ -6459,7 +6478,7 @@
       </w:pPr>
       <w:r>
         <w:rPr>
-          <w:rFonts w:asciiTheme="minorHAnsi" w:eastAsiaTheme="minorHAnsi" w:hAnsiTheme="minorHAnsi" w:hint="eastAsia"/>
+          <w:rFonts w:ascii="맑은 고딕" w:eastAsia="맑은 고딕" w:hAnsi="맑은 고딕" w:hint="eastAsia"/>
           <w:b/>
           <w:sz w:val="24"/>
           <w:szCs w:val="24"/>
@@ -6468,7 +6487,7 @@
       </w:r>
       <w:r>
         <w:rPr>
-          <w:rFonts w:asciiTheme="minorHAnsi" w:eastAsiaTheme="minorHAnsi" w:hAnsiTheme="minorHAnsi"/>
+          <w:rFonts w:ascii="맑은 고딕" w:eastAsia="맑은 고딕" w:hAnsi="맑은 고딕"/>
           <w:b/>
           <w:sz w:val="24"/>
           <w:szCs w:val="24"/>
@@ -6477,7 +6496,7 @@
       </w:r>
       <w:r>
         <w:rPr>
-          <w:rFonts w:asciiTheme="minorHAnsi" w:eastAsiaTheme="minorHAnsi" w:hAnsiTheme="minorHAnsi" w:hint="eastAsia"/>
+          <w:rFonts w:ascii="맑은 고딕" w:eastAsia="맑은 고딕" w:hAnsi="맑은 고딕" w:hint="eastAsia"/>
           <w:b/>
           <w:sz w:val="24"/>
           <w:szCs w:val="24"/>
@@ -6486,7 +6505,7 @@
       </w:r>
       <w:r>
         <w:rPr>
-          <w:rFonts w:asciiTheme="minorHAnsi" w:eastAsiaTheme="minorHAnsi" w:hAnsiTheme="minorHAnsi"/>
+          <w:rFonts w:ascii="맑은 고딕" w:eastAsia="맑은 고딕" w:hAnsi="맑은 고딕"/>
           <w:b/>
           <w:sz w:val="24"/>
           <w:szCs w:val="24"/>
@@ -6495,7 +6514,7 @@
       </w:r>
       <w:r>
         <w:rPr>
-          <w:rFonts w:hint="eastAsia"/>
+          <w:rFonts w:ascii="맑은 고딕" w:eastAsia="맑은 고딕" w:hAnsi="맑은 고딕" w:hint="eastAsia"/>
           <w:b/>
           <w:sz w:val="24"/>
           <w:szCs w:val="24"/>
@@ -6504,72 +6523,21 @@
       </w:r>
       <w:r>
         <w:rPr>
-          <w:rFonts w:hint="eastAsia"/>
+          <w:rFonts w:ascii="맑은 고딕" w:eastAsia="맑은 고딕" w:hAnsi="맑은 고딕" w:hint="eastAsia"/>
           <w:b/>
           <w:sz w:val="24"/>
           <w:szCs w:val="24"/>
         </w:rPr>
-        <w:t>자</w:t>
-      </w:r>
-      <w:r>
-        <w:rPr>
-          <w:rFonts w:hint="eastAsia"/>
-          <w:b/>
-          <w:sz w:val="24"/>
-          <w:szCs w:val="24"/>
-        </w:rPr>
-        <w:t xml:space="preserve"> </w:t>
-      </w:r>
-      <w:r>
-        <w:rPr>
-          <w:rFonts w:hint="eastAsia"/>
-          <w:b/>
-          <w:sz w:val="24"/>
-          <w:szCs w:val="24"/>
-        </w:rPr>
-        <w:t>조회</w:t>
-      </w:r>
-      <w:r>
-        <w:rPr>
-          <w:rFonts w:hint="eastAsia"/>
-          <w:b/>
-          <w:sz w:val="24"/>
-          <w:szCs w:val="24"/>
-        </w:rPr>
-        <w:t xml:space="preserve"> </w:t>
-      </w:r>
-      <w:r>
-        <w:rPr>
-          <w:rFonts w:hint="eastAsia"/>
-          <w:b/>
-          <w:sz w:val="24"/>
-          <w:szCs w:val="24"/>
-        </w:rPr>
-        <w:t>및</w:t>
-      </w:r>
-      <w:r>
-        <w:rPr>
-          <w:rFonts w:hint="eastAsia"/>
-          <w:b/>
-          <w:sz w:val="24"/>
-          <w:szCs w:val="24"/>
-        </w:rPr>
-        <w:t xml:space="preserve"> </w:t>
-      </w:r>
-      <w:r>
-        <w:rPr>
-          <w:rFonts w:hint="eastAsia"/>
-          <w:b/>
-          <w:sz w:val="24"/>
-          <w:szCs w:val="24"/>
-        </w:rPr>
-        <w:t>검색</w:t>
+        <w:t>자 조회 및 검색</w:t>
       </w:r>
     </w:p>
     <w:p>
       <w:pPr>
         <w:widowControl/>
         <w:spacing w:line="276" w:lineRule="auto"/>
+        <w:rPr>
+          <w:rFonts w:ascii="맑은 고딕" w:eastAsia="맑은 고딕" w:hAnsi="맑은 고딕"/>
+        </w:rPr>
       </w:pPr>
     </w:p>
     <w:tbl>
@@ -6608,13 +6576,16 @@
               <w:spacing w:line="276" w:lineRule="auto"/>
               <w:jc w:val="center"/>
               <w:rPr>
-                <w:b/>
-              </w:rPr>
-            </w:pPr>
-            <w:r>
-              <w:rPr>
-                <w:b/>
-              </w:rPr>
+                <w:rFonts w:ascii="맑은 고딕" w:eastAsia="맑은 고딕" w:hAnsi="맑은 고딕"/>
+                <w:b/>
+              </w:rPr>
+            </w:pPr>
+            <w:r>
+              <w:rPr>
+                <w:rFonts w:ascii="맑은 고딕" w:eastAsia="맑은 고딕" w:hAnsi="맑은 고딕"/>
+                <w:b/>
+              </w:rPr>
+              <w:lastRenderedPageBreak/>
               <w:t>항목</w:t>
             </w:r>
           </w:p>
@@ -6632,11 +6603,13 @@
               <w:spacing w:line="276" w:lineRule="auto"/>
               <w:jc w:val="center"/>
               <w:rPr>
-                <w:b/>
-              </w:rPr>
-            </w:pPr>
-            <w:r>
-              <w:rPr>
+                <w:rFonts w:ascii="맑은 고딕" w:eastAsia="맑은 고딕" w:hAnsi="맑은 고딕"/>
+                <w:b/>
+              </w:rPr>
+            </w:pPr>
+            <w:r>
+              <w:rPr>
+                <w:rFonts w:ascii="맑은 고딕" w:eastAsia="맑은 고딕" w:hAnsi="맑은 고딕"/>
                 <w:b/>
               </w:rPr>
               <w:t>내용</w:t>
@@ -6658,11 +6631,13 @@
               <w:spacing w:line="276" w:lineRule="auto"/>
               <w:jc w:val="center"/>
               <w:rPr>
-                <w:b/>
-              </w:rPr>
-            </w:pPr>
-            <w:r>
-              <w:rPr>
+                <w:rFonts w:ascii="맑은 고딕" w:eastAsia="맑은 고딕" w:hAnsi="맑은 고딕"/>
+                <w:b/>
+              </w:rPr>
+            </w:pPr>
+            <w:r>
+              <w:rPr>
+                <w:rFonts w:ascii="맑은 고딕" w:eastAsia="맑은 고딕" w:hAnsi="맑은 고딕"/>
                 <w:b/>
               </w:rPr>
               <w:t>설명</w:t>
@@ -6679,42 +6654,42 @@
               <w:spacing w:line="276" w:lineRule="auto"/>
               <w:jc w:val="both"/>
               <w:rPr>
-                <w:rFonts w:asciiTheme="minorHAnsi" w:eastAsiaTheme="minorHAnsi" w:hAnsiTheme="minorHAnsi"/>
-              </w:rPr>
-            </w:pPr>
-            <w:r>
-              <w:rPr>
-                <w:rFonts w:asciiTheme="minorHAnsi" w:eastAsiaTheme="minorHAnsi" w:hAnsiTheme="minorHAnsi" w:hint="eastAsia"/>
+                <w:rFonts w:ascii="맑은 고딕" w:eastAsia="맑은 고딕" w:hAnsi="맑은 고딕"/>
+              </w:rPr>
+            </w:pPr>
+            <w:r>
+              <w:rPr>
+                <w:rFonts w:ascii="맑은 고딕" w:eastAsia="맑은 고딕" w:hAnsi="맑은 고딕" w:hint="eastAsia"/>
               </w:rPr>
               <w:t>학번</w:t>
             </w:r>
             <w:r>
               <w:rPr>
-                <w:rFonts w:asciiTheme="minorHAnsi" w:eastAsiaTheme="minorHAnsi" w:hAnsiTheme="minorHAnsi"/>
+                <w:rFonts w:ascii="맑은 고딕" w:eastAsia="맑은 고딕" w:hAnsi="맑은 고딕"/>
               </w:rPr>
               <w:t xml:space="preserve"> 및 이름을 검색하여 현재 접속중인 경우, </w:t>
             </w:r>
             <w:r>
               <w:rPr>
-                <w:rFonts w:asciiTheme="minorHAnsi" w:eastAsiaTheme="minorHAnsi" w:hAnsiTheme="minorHAnsi" w:hint="eastAsia"/>
+                <w:rFonts w:ascii="맑은 고딕" w:eastAsia="맑은 고딕" w:hAnsi="맑은 고딕" w:hint="eastAsia"/>
               </w:rPr>
               <w:t>사용자를 선택하여</w:t>
             </w:r>
             <w:r>
               <w:rPr>
-                <w:rFonts w:asciiTheme="minorHAnsi" w:eastAsiaTheme="minorHAnsi" w:hAnsiTheme="minorHAnsi"/>
+                <w:rFonts w:ascii="맑은 고딕" w:eastAsia="맑은 고딕" w:hAnsi="맑은 고딕"/>
               </w:rPr>
               <w:t xml:space="preserve"> 대화를 시작</w:t>
             </w:r>
             <w:r>
               <w:rPr>
-                <w:rFonts w:asciiTheme="minorHAnsi" w:eastAsiaTheme="minorHAnsi" w:hAnsiTheme="minorHAnsi" w:hint="eastAsia"/>
+                <w:rFonts w:ascii="맑은 고딕" w:eastAsia="맑은 고딕" w:hAnsi="맑은 고딕" w:hint="eastAsia"/>
               </w:rPr>
               <w:t>할 수 있다</w:t>
             </w:r>
             <w:r>
               <w:rPr>
-                <w:rFonts w:asciiTheme="minorHAnsi" w:eastAsiaTheme="minorHAnsi" w:hAnsiTheme="minorHAnsi"/>
+                <w:rFonts w:ascii="맑은 고딕" w:eastAsia="맑은 고딕" w:hAnsi="맑은 고딕"/>
               </w:rPr>
               <w:t>.</w:t>
             </w:r>
@@ -6735,26 +6710,16 @@
               <w:spacing w:line="276" w:lineRule="auto"/>
               <w:jc w:val="center"/>
               <w:rPr>
-                <w:b/>
-              </w:rPr>
-            </w:pPr>
-            <w:r>
-              <w:rPr>
-                <w:b/>
-              </w:rPr>
-              <w:t>주요</w:t>
-            </w:r>
-            <w:r>
-              <w:rPr>
-                <w:b/>
-              </w:rPr>
-              <w:t xml:space="preserve"> </w:t>
-            </w:r>
-            <w:r>
-              <w:rPr>
-                <w:b/>
-              </w:rPr>
-              <w:t>액터</w:t>
+                <w:rFonts w:ascii="맑은 고딕" w:eastAsia="맑은 고딕" w:hAnsi="맑은 고딕"/>
+                <w:b/>
+              </w:rPr>
+            </w:pPr>
+            <w:r>
+              <w:rPr>
+                <w:rFonts w:ascii="맑은 고딕" w:eastAsia="맑은 고딕" w:hAnsi="맑은 고딕"/>
+                <w:b/>
+              </w:rPr>
+              <w:t>주요 액터</w:t>
             </w:r>
           </w:p>
         </w:tc>
@@ -6768,12 +6733,12 @@
               <w:spacing w:line="276" w:lineRule="auto"/>
               <w:jc w:val="both"/>
               <w:rPr>
-                <w:rFonts w:asciiTheme="minorHAnsi" w:eastAsiaTheme="minorHAnsi" w:hAnsiTheme="minorHAnsi"/>
-              </w:rPr>
-            </w:pPr>
-            <w:r>
-              <w:rPr>
-                <w:rFonts w:asciiTheme="minorHAnsi" w:eastAsiaTheme="minorHAnsi" w:hAnsiTheme="minorHAnsi"/>
+                <w:rFonts w:ascii="맑은 고딕" w:eastAsia="맑은 고딕" w:hAnsi="맑은 고딕"/>
+              </w:rPr>
+            </w:pPr>
+            <w:r>
+              <w:rPr>
+                <w:rFonts w:ascii="맑은 고딕" w:eastAsia="맑은 고딕" w:hAnsi="맑은 고딕"/>
               </w:rPr>
               <w:t>사용자</w:t>
             </w:r>
@@ -6794,26 +6759,16 @@
               <w:spacing w:line="276" w:lineRule="auto"/>
               <w:jc w:val="center"/>
               <w:rPr>
-                <w:b/>
-              </w:rPr>
-            </w:pPr>
-            <w:r>
-              <w:rPr>
-                <w:b/>
-              </w:rPr>
-              <w:t>전제</w:t>
-            </w:r>
-            <w:r>
-              <w:rPr>
-                <w:b/>
-              </w:rPr>
-              <w:t xml:space="preserve"> </w:t>
-            </w:r>
-            <w:r>
-              <w:rPr>
-                <w:b/>
-              </w:rPr>
-              <w:t>조건</w:t>
+                <w:rFonts w:ascii="맑은 고딕" w:eastAsia="맑은 고딕" w:hAnsi="맑은 고딕"/>
+                <w:b/>
+              </w:rPr>
+            </w:pPr>
+            <w:r>
+              <w:rPr>
+                <w:rFonts w:ascii="맑은 고딕" w:eastAsia="맑은 고딕" w:hAnsi="맑은 고딕"/>
+                <w:b/>
+              </w:rPr>
+              <w:t>전제 조건</w:t>
             </w:r>
           </w:p>
         </w:tc>
@@ -6827,12 +6782,12 @@
               <w:spacing w:line="276" w:lineRule="auto"/>
               <w:jc w:val="both"/>
               <w:rPr>
-                <w:rFonts w:asciiTheme="minorHAnsi" w:eastAsiaTheme="minorHAnsi" w:hAnsiTheme="minorHAnsi"/>
-              </w:rPr>
-            </w:pPr>
-            <w:r>
-              <w:rPr>
-                <w:rFonts w:asciiTheme="minorHAnsi" w:eastAsiaTheme="minorHAnsi" w:hAnsiTheme="minorHAnsi" w:hint="eastAsia"/>
+                <w:rFonts w:ascii="맑은 고딕" w:eastAsia="맑은 고딕" w:hAnsi="맑은 고딕"/>
+              </w:rPr>
+            </w:pPr>
+            <w:r>
+              <w:rPr>
+                <w:rFonts w:ascii="맑은 고딕" w:eastAsia="맑은 고딕" w:hAnsi="맑은 고딕" w:hint="eastAsia"/>
               </w:rPr>
               <w:t>시스템의 가입한 사용자가 현재 접속 중 이어야 한다.</w:t>
             </w:r>
@@ -6853,79 +6808,68 @@
               <w:spacing w:line="276" w:lineRule="auto"/>
               <w:jc w:val="center"/>
               <w:rPr>
-                <w:b/>
-              </w:rPr>
-            </w:pPr>
-            <w:r>
-              <w:rPr>
-                <w:b/>
-              </w:rPr>
-              <w:lastRenderedPageBreak/>
-              <w:t>종료</w:t>
-            </w:r>
-            <w:r>
-              <w:rPr>
-                <w:b/>
+                <w:rFonts w:ascii="맑은 고딕" w:eastAsia="맑은 고딕" w:hAnsi="맑은 고딕"/>
+                <w:b/>
+              </w:rPr>
+            </w:pPr>
+            <w:r>
+              <w:rPr>
+                <w:rFonts w:ascii="맑은 고딕" w:eastAsia="맑은 고딕" w:hAnsi="맑은 고딕"/>
+                <w:b/>
+              </w:rPr>
+              <w:t>종료 조건</w:t>
+            </w:r>
+          </w:p>
+        </w:tc>
+        <w:tc>
+          <w:tcPr>
+            <w:tcW w:w="7280" w:type="dxa"/>
+            <w:vAlign w:val="center"/>
+          </w:tcPr>
+          <w:p>
+            <w:pPr>
+              <w:spacing w:line="276" w:lineRule="auto"/>
+              <w:jc w:val="both"/>
+              <w:rPr>
+                <w:rFonts w:ascii="맑은 고딕" w:eastAsia="맑은 고딕" w:hAnsi="맑은 고딕"/>
+              </w:rPr>
+            </w:pPr>
+            <w:r>
+              <w:rPr>
+                <w:rFonts w:ascii="맑은 고딕" w:eastAsia="맑은 고딕" w:hAnsi="맑은 고딕" w:hint="eastAsia"/>
+              </w:rPr>
+              <w:t>성공</w:t>
+            </w:r>
+            <w:r>
+              <w:rPr>
+                <w:rFonts w:ascii="맑은 고딕" w:eastAsia="맑은 고딕" w:hAnsi="맑은 고딕"/>
+              </w:rPr>
+              <w:t>:</w:t>
+            </w:r>
+            <w:r>
+              <w:rPr>
+                <w:rFonts w:ascii="맑은 고딕" w:eastAsia="맑은 고딕" w:hAnsi="맑은 고딕"/>
               </w:rPr>
               <w:t xml:space="preserve"> </w:t>
             </w:r>
             <w:r>
               <w:rPr>
-                <w:b/>
-              </w:rPr>
-              <w:t>조건</w:t>
-            </w:r>
-          </w:p>
-        </w:tc>
-        <w:tc>
-          <w:tcPr>
-            <w:tcW w:w="7280" w:type="dxa"/>
-            <w:vAlign w:val="center"/>
-          </w:tcPr>
+                <w:rFonts w:ascii="맑은 고딕" w:eastAsia="맑은 고딕" w:hAnsi="맑은 고딕" w:hint="eastAsia"/>
+              </w:rPr>
+              <w:t>입력한 학번과 이름의 사용자가 현재 접속 중</w:t>
+            </w:r>
+          </w:p>
           <w:p>
             <w:pPr>
               <w:spacing w:line="276" w:lineRule="auto"/>
               <w:jc w:val="both"/>
               <w:rPr>
-                <w:rFonts w:asciiTheme="minorHAnsi" w:eastAsiaTheme="minorHAnsi" w:hAnsiTheme="minorHAnsi"/>
-              </w:rPr>
-            </w:pPr>
-            <w:r>
-              <w:rPr>
-                <w:rFonts w:asciiTheme="minorHAnsi" w:eastAsiaTheme="minorHAnsi" w:hAnsiTheme="minorHAnsi" w:hint="eastAsia"/>
-              </w:rPr>
-              <w:t>성공</w:t>
-            </w:r>
-            <w:r>
-              <w:rPr>
-                <w:rFonts w:asciiTheme="minorHAnsi" w:eastAsiaTheme="minorHAnsi" w:hAnsiTheme="minorHAnsi"/>
-              </w:rPr>
-              <w:t>:</w:t>
-            </w:r>
-            <w:r>
-              <w:rPr>
-                <w:rFonts w:asciiTheme="minorHAnsi" w:eastAsiaTheme="minorHAnsi" w:hAnsiTheme="minorHAnsi"/>
-              </w:rPr>
-              <w:t xml:space="preserve"> </w:t>
-            </w:r>
-            <w:r>
-              <w:rPr>
-                <w:rFonts w:asciiTheme="minorHAnsi" w:eastAsiaTheme="minorHAnsi" w:hAnsiTheme="minorHAnsi" w:hint="eastAsia"/>
-              </w:rPr>
-              <w:t>입력한 학번과 이름의 사용자가 현재 접속 중</w:t>
-            </w:r>
-          </w:p>
-          <w:p>
-            <w:pPr>
-              <w:spacing w:line="276" w:lineRule="auto"/>
-              <w:jc w:val="both"/>
-              <w:rPr>
-                <w:rFonts w:asciiTheme="minorHAnsi" w:eastAsiaTheme="minorHAnsi" w:hAnsiTheme="minorHAnsi"/>
-              </w:rPr>
-            </w:pPr>
-            <w:r>
-              <w:rPr>
-                <w:rFonts w:asciiTheme="minorHAnsi" w:eastAsiaTheme="minorHAnsi" w:hAnsiTheme="minorHAnsi" w:hint="eastAsia"/>
+                <w:rFonts w:ascii="맑은 고딕" w:eastAsia="맑은 고딕" w:hAnsi="맑은 고딕"/>
+              </w:rPr>
+            </w:pPr>
+            <w:r>
+              <w:rPr>
+                <w:rFonts w:ascii="맑은 고딕" w:eastAsia="맑은 고딕" w:hAnsi="맑은 고딕" w:hint="eastAsia"/>
               </w:rPr>
               <w:t>실패: 입력한 학번과 이름의 사용자가 미 접속 혹은 미 가입</w:t>
             </w:r>
@@ -6947,26 +6891,16 @@
               <w:spacing w:line="276" w:lineRule="auto"/>
               <w:jc w:val="center"/>
               <w:rPr>
-                <w:b/>
-              </w:rPr>
-            </w:pPr>
-            <w:r>
-              <w:rPr>
-                <w:b/>
-              </w:rPr>
-              <w:t>기본</w:t>
-            </w:r>
-            <w:r>
-              <w:rPr>
-                <w:b/>
-              </w:rPr>
-              <w:t xml:space="preserve"> </w:t>
-            </w:r>
-            <w:r>
-              <w:rPr>
-                <w:b/>
-              </w:rPr>
-              <w:t>흐름</w:t>
+                <w:rFonts w:ascii="맑은 고딕" w:eastAsia="맑은 고딕" w:hAnsi="맑은 고딕"/>
+                <w:b/>
+              </w:rPr>
+            </w:pPr>
+            <w:r>
+              <w:rPr>
+                <w:rFonts w:ascii="맑은 고딕" w:eastAsia="맑은 고딕" w:hAnsi="맑은 고딕"/>
+                <w:b/>
+              </w:rPr>
+              <w:t>기본 흐름</w:t>
             </w:r>
           </w:p>
         </w:tc>
@@ -6983,18 +6917,18 @@
               </w:numPr>
               <w:spacing w:line="276" w:lineRule="auto"/>
               <w:rPr>
-                <w:rFonts w:asciiTheme="minorHAnsi" w:eastAsiaTheme="minorHAnsi" w:hAnsiTheme="minorHAnsi"/>
-              </w:rPr>
-            </w:pPr>
-            <w:r>
-              <w:rPr>
-                <w:rFonts w:asciiTheme="minorHAnsi" w:eastAsiaTheme="minorHAnsi" w:hAnsiTheme="minorHAnsi" w:hint="eastAsia"/>
+                <w:rFonts w:ascii="맑은 고딕" w:eastAsia="맑은 고딕" w:hAnsi="맑은 고딕"/>
+              </w:rPr>
+            </w:pPr>
+            <w:r>
+              <w:rPr>
+                <w:rFonts w:ascii="맑은 고딕" w:eastAsia="맑은 고딕" w:hAnsi="맑은 고딕" w:hint="eastAsia"/>
               </w:rPr>
               <w:t>친구 검색 버튼을 선택한다</w:t>
             </w:r>
             <w:r>
               <w:rPr>
-                <w:rFonts w:asciiTheme="minorHAnsi" w:eastAsiaTheme="minorHAnsi" w:hAnsiTheme="minorHAnsi"/>
+                <w:rFonts w:ascii="맑은 고딕" w:eastAsia="맑은 고딕" w:hAnsi="맑은 고딕"/>
               </w:rPr>
               <w:t>.</w:t>
             </w:r>
@@ -7007,12 +6941,12 @@
               </w:numPr>
               <w:spacing w:line="276" w:lineRule="auto"/>
               <w:rPr>
-                <w:rFonts w:asciiTheme="minorHAnsi" w:eastAsiaTheme="minorHAnsi" w:hAnsiTheme="minorHAnsi"/>
-              </w:rPr>
-            </w:pPr>
-            <w:r>
-              <w:rPr>
-                <w:rFonts w:asciiTheme="minorHAnsi" w:eastAsiaTheme="minorHAnsi" w:hAnsiTheme="minorHAnsi" w:hint="eastAsia"/>
+                <w:rFonts w:ascii="맑은 고딕" w:eastAsia="맑은 고딕" w:hAnsi="맑은 고딕"/>
+              </w:rPr>
+            </w:pPr>
+            <w:r>
+              <w:rPr>
+                <w:rFonts w:ascii="맑은 고딕" w:eastAsia="맑은 고딕" w:hAnsi="맑은 고딕" w:hint="eastAsia"/>
               </w:rPr>
               <w:t>검색을 원하는 사용자의 학번과 이름을 검색한다.</w:t>
             </w:r>
@@ -7025,12 +6959,12 @@
               </w:numPr>
               <w:spacing w:line="276" w:lineRule="auto"/>
               <w:rPr>
-                <w:rFonts w:asciiTheme="minorHAnsi" w:eastAsiaTheme="minorHAnsi" w:hAnsiTheme="minorHAnsi"/>
-              </w:rPr>
-            </w:pPr>
-            <w:r>
-              <w:rPr>
-                <w:rFonts w:asciiTheme="minorHAnsi" w:eastAsiaTheme="minorHAnsi" w:hAnsiTheme="minorHAnsi" w:hint="eastAsia"/>
+                <w:rFonts w:ascii="맑은 고딕" w:eastAsia="맑은 고딕" w:hAnsi="맑은 고딕"/>
+              </w:rPr>
+            </w:pPr>
+            <w:r>
+              <w:rPr>
+                <w:rFonts w:ascii="맑은 고딕" w:eastAsia="맑은 고딕" w:hAnsi="맑은 고딕" w:hint="eastAsia"/>
               </w:rPr>
               <w:t>해당 학번, 이름을 가진 사용자의 정보를 표시한다.</w:t>
             </w:r>
@@ -7043,18 +6977,18 @@
               </w:numPr>
               <w:spacing w:line="276" w:lineRule="auto"/>
               <w:rPr>
-                <w:rFonts w:asciiTheme="minorHAnsi" w:eastAsiaTheme="minorHAnsi" w:hAnsiTheme="minorHAnsi"/>
-              </w:rPr>
-            </w:pPr>
-            <w:r>
-              <w:rPr>
-                <w:rFonts w:asciiTheme="minorHAnsi" w:eastAsiaTheme="minorHAnsi" w:hAnsiTheme="minorHAnsi" w:hint="eastAsia"/>
+                <w:rFonts w:ascii="맑은 고딕" w:eastAsia="맑은 고딕" w:hAnsi="맑은 고딕"/>
+              </w:rPr>
+            </w:pPr>
+            <w:r>
+              <w:rPr>
+                <w:rFonts w:ascii="맑은 고딕" w:eastAsia="맑은 고딕" w:hAnsi="맑은 고딕" w:hint="eastAsia"/>
               </w:rPr>
               <w:t>현재 접속 중인 경우 사용자를 선택하여 대화방 인원에 추가한다.</w:t>
             </w:r>
             <w:r>
               <w:rPr>
-                <w:rFonts w:asciiTheme="minorHAnsi" w:eastAsiaTheme="minorHAnsi" w:hAnsiTheme="minorHAnsi" w:hint="eastAsia"/>
+                <w:rFonts w:ascii="맑은 고딕" w:eastAsia="맑은 고딕" w:hAnsi="맑은 고딕" w:hint="eastAsia"/>
               </w:rPr>
               <w:t>.</w:t>
             </w:r>
@@ -7075,159 +7009,149 @@
               <w:spacing w:line="276" w:lineRule="auto"/>
               <w:jc w:val="center"/>
               <w:rPr>
-                <w:b/>
-              </w:rPr>
-            </w:pPr>
-            <w:r>
-              <w:rPr>
-                <w:b/>
-              </w:rPr>
-              <w:t>예외</w:t>
-            </w:r>
-            <w:r>
-              <w:rPr>
-                <w:b/>
+                <w:rFonts w:ascii="맑은 고딕" w:eastAsia="맑은 고딕" w:hAnsi="맑은 고딕"/>
+                <w:b/>
+              </w:rPr>
+            </w:pPr>
+            <w:r>
+              <w:rPr>
+                <w:rFonts w:ascii="맑은 고딕" w:eastAsia="맑은 고딕" w:hAnsi="맑은 고딕"/>
+                <w:b/>
+              </w:rPr>
+              <w:t>예외 흐름</w:t>
+            </w:r>
+          </w:p>
+        </w:tc>
+        <w:tc>
+          <w:tcPr>
+            <w:tcW w:w="7280" w:type="dxa"/>
+            <w:vAlign w:val="center"/>
+          </w:tcPr>
+          <w:p>
+            <w:pPr>
+              <w:spacing w:line="276" w:lineRule="auto"/>
+              <w:rPr>
+                <w:rFonts w:ascii="맑은 고딕" w:eastAsia="맑은 고딕" w:hAnsi="맑은 고딕"/>
+              </w:rPr>
+            </w:pPr>
+            <w:r>
+              <w:rPr>
+                <w:rFonts w:ascii="맑은 고딕" w:eastAsia="맑은 고딕" w:hAnsi="맑은 고딕"/>
+              </w:rPr>
+              <w:t xml:space="preserve">1. </w:t>
+            </w:r>
+            <w:r>
+              <w:rPr>
+                <w:rFonts w:ascii="맑은 고딕" w:eastAsia="맑은 고딕" w:hAnsi="맑은 고딕" w:hint="eastAsia"/>
+              </w:rPr>
+              <w:t>사용자 부재</w:t>
+            </w:r>
+            <w:r>
+              <w:rPr>
+                <w:rFonts w:ascii="맑은 고딕" w:eastAsia="맑은 고딕" w:hAnsi="맑은 고딕"/>
+              </w:rPr>
+              <w:t xml:space="preserve">: </w:t>
+            </w:r>
+            <w:r>
+              <w:rPr>
+                <w:rFonts w:ascii="맑은 고딕" w:eastAsia="맑은 고딕" w:hAnsi="맑은 고딕" w:hint="eastAsia"/>
+              </w:rPr>
+              <w:t xml:space="preserve">가입하지 않은 사용자를 검색하였을 경우, </w:t>
+            </w:r>
+            <w:r>
+              <w:rPr>
+                <w:rFonts w:ascii="맑은 고딕" w:eastAsia="맑은 고딕" w:hAnsi="맑은 고딕"/>
+              </w:rPr>
+              <w:t>“</w:t>
+            </w:r>
+            <w:r>
+              <w:rPr>
+                <w:rFonts w:ascii="맑은 고딕" w:eastAsia="맑은 고딕" w:hAnsi="맑은 고딕" w:hint="eastAsia"/>
+              </w:rPr>
+              <w:t>해당 사용자가 없습니다</w:t>
+            </w:r>
+            <w:r>
+              <w:rPr>
+                <w:rFonts w:ascii="맑은 고딕" w:eastAsia="맑은 고딕" w:hAnsi="맑은 고딕"/>
+              </w:rPr>
+              <w:t>”</w:t>
+            </w:r>
+            <w:r>
+              <w:rPr>
+                <w:rFonts w:ascii="맑은 고딕" w:eastAsia="맑은 고딕" w:hAnsi="맑은 고딕" w:hint="eastAsia"/>
+              </w:rPr>
+              <w:t xml:space="preserve"> 메시지 출력 </w:t>
+            </w:r>
+          </w:p>
+          <w:p>
+            <w:pPr>
+              <w:rPr>
+                <w:rFonts w:ascii="맑은 고딕" w:eastAsia="맑은 고딕" w:hAnsi="맑은 고딕"/>
+              </w:rPr>
+            </w:pPr>
+            <w:r>
+              <w:rPr>
+                <w:rFonts w:ascii="맑은 고딕" w:eastAsia="맑은 고딕" w:hAnsi="맑은 고딕"/>
+              </w:rPr>
+              <w:t xml:space="preserve">2. </w:t>
+            </w:r>
+            <w:r>
+              <w:rPr>
+                <w:rFonts w:ascii="맑은 고딕" w:eastAsia="맑은 고딕" w:hAnsi="맑은 고딕" w:hint="eastAsia"/>
+              </w:rPr>
+              <w:t>사용자 오프라인</w:t>
+            </w:r>
+            <w:r>
+              <w:rPr>
+                <w:rFonts w:ascii="맑은 고딕" w:eastAsia="맑은 고딕" w:hAnsi="맑은 고딕"/>
+              </w:rPr>
+              <w:t xml:space="preserve">: </w:t>
+            </w:r>
+            <w:r>
+              <w:rPr>
+                <w:rFonts w:ascii="맑은 고딕" w:eastAsia="맑은 고딕" w:hAnsi="맑은 고딕" w:hint="eastAsia"/>
+              </w:rPr>
+              <w:t>사용자가 현재 접속</w:t>
+            </w:r>
+            <w:r>
+              <w:rPr>
+                <w:rFonts w:ascii="맑은 고딕" w:eastAsia="맑은 고딕" w:hAnsi="맑은 고딕" w:hint="eastAsia"/>
               </w:rPr>
               <w:t xml:space="preserve"> </w:t>
             </w:r>
             <w:r>
               <w:rPr>
-                <w:b/>
-              </w:rPr>
-              <w:t>흐름</w:t>
-            </w:r>
-          </w:p>
-        </w:tc>
-        <w:tc>
-          <w:tcPr>
-            <w:tcW w:w="7280" w:type="dxa"/>
-            <w:vAlign w:val="center"/>
-          </w:tcPr>
-          <w:p>
-            <w:pPr>
-              <w:spacing w:line="276" w:lineRule="auto"/>
-              <w:rPr>
-                <w:rFonts w:asciiTheme="minorHAnsi" w:eastAsiaTheme="minorHAnsi" w:hAnsiTheme="minorHAnsi"/>
-              </w:rPr>
-            </w:pPr>
-            <w:r>
-              <w:rPr>
-                <w:rFonts w:asciiTheme="minorHAnsi" w:eastAsiaTheme="minorHAnsi" w:hAnsiTheme="minorHAnsi"/>
-              </w:rPr>
-              <w:t xml:space="preserve">1. </w:t>
-            </w:r>
-            <w:r>
-              <w:rPr>
-                <w:rFonts w:asciiTheme="minorHAnsi" w:eastAsiaTheme="minorHAnsi" w:hAnsiTheme="minorHAnsi" w:hint="eastAsia"/>
-              </w:rPr>
-              <w:t>사용자 부재</w:t>
-            </w:r>
-            <w:r>
-              <w:rPr>
-                <w:rFonts w:asciiTheme="minorHAnsi" w:eastAsiaTheme="minorHAnsi" w:hAnsiTheme="minorHAnsi"/>
-              </w:rPr>
-              <w:t xml:space="preserve">: </w:t>
-            </w:r>
-            <w:r>
-              <w:rPr>
-                <w:rFonts w:asciiTheme="minorHAnsi" w:eastAsiaTheme="minorHAnsi" w:hAnsiTheme="minorHAnsi" w:hint="eastAsia"/>
-              </w:rPr>
-              <w:t xml:space="preserve">가입하지 않은 사용자를 검색하였을 경우, </w:t>
-            </w:r>
-            <w:r>
-              <w:rPr>
-                <w:rFonts w:asciiTheme="minorHAnsi" w:eastAsiaTheme="minorHAnsi" w:hAnsiTheme="minorHAnsi"/>
-              </w:rPr>
-              <w:t>“</w:t>
-            </w:r>
-            <w:r>
-              <w:rPr>
-                <w:rFonts w:asciiTheme="minorHAnsi" w:eastAsiaTheme="minorHAnsi" w:hAnsiTheme="minorHAnsi" w:hint="eastAsia"/>
-              </w:rPr>
-              <w:t>해당 사용자가 없습니다</w:t>
-            </w:r>
-            <w:r>
-              <w:rPr>
-                <w:rFonts w:asciiTheme="minorHAnsi" w:eastAsiaTheme="minorHAnsi" w:hAnsiTheme="minorHAnsi"/>
-              </w:rPr>
-              <w:t>”</w:t>
-            </w:r>
-            <w:r>
-              <w:rPr>
-                <w:rFonts w:asciiTheme="minorHAnsi" w:eastAsiaTheme="minorHAnsi" w:hAnsiTheme="minorHAnsi" w:hint="eastAsia"/>
-              </w:rPr>
-              <w:t xml:space="preserve"> 메시지 출력 </w:t>
-            </w:r>
-          </w:p>
-          <w:p>
-            <w:pPr>
-              <w:rPr>
-                <w:rFonts w:asciiTheme="minorHAnsi" w:eastAsiaTheme="minorHAnsi" w:hAnsiTheme="minorHAnsi"/>
-              </w:rPr>
-            </w:pPr>
-            <w:r>
-              <w:rPr>
-                <w:rFonts w:asciiTheme="minorHAnsi" w:eastAsiaTheme="minorHAnsi" w:hAnsiTheme="minorHAnsi"/>
-              </w:rPr>
-              <w:t xml:space="preserve">2. </w:t>
-            </w:r>
-            <w:r>
-              <w:rPr>
-                <w:rFonts w:asciiTheme="minorHAnsi" w:eastAsiaTheme="minorHAnsi" w:hAnsiTheme="minorHAnsi" w:hint="eastAsia"/>
-              </w:rPr>
-              <w:t>사용자 오프라인</w:t>
-            </w:r>
-            <w:r>
-              <w:rPr>
-                <w:rFonts w:asciiTheme="minorHAnsi" w:eastAsiaTheme="minorHAnsi" w:hAnsiTheme="minorHAnsi"/>
-              </w:rPr>
-              <w:t xml:space="preserve">: </w:t>
-            </w:r>
-            <w:r>
-              <w:rPr>
-                <w:rFonts w:asciiTheme="minorHAnsi" w:eastAsiaTheme="minorHAnsi" w:hAnsiTheme="minorHAnsi" w:hint="eastAsia"/>
-              </w:rPr>
-              <w:t>사용자가 현재 접속</w:t>
-            </w:r>
-            <w:r>
-              <w:rPr>
-                <w:rFonts w:asciiTheme="minorHAnsi" w:eastAsiaTheme="minorHAnsi" w:hAnsiTheme="minorHAnsi" w:hint="eastAsia"/>
+                <w:rFonts w:ascii="맑은 고딕" w:eastAsia="맑은 고딕" w:hAnsi="맑은 고딕" w:hint="eastAsia"/>
+              </w:rPr>
+              <w:t xml:space="preserve">중이 아닐 경우, </w:t>
+            </w:r>
+            <w:r>
+              <w:rPr>
+                <w:rFonts w:ascii="맑은 고딕" w:eastAsia="맑은 고딕" w:hAnsi="맑은 고딕" w:hint="eastAsia"/>
+              </w:rPr>
+              <w:t>대화방에 추가</w:t>
+            </w:r>
+            <w:r>
+              <w:rPr>
+                <w:rFonts w:ascii="맑은 고딕" w:eastAsia="맑은 고딕" w:hAnsi="맑은 고딕" w:hint="eastAsia"/>
+              </w:rPr>
+              <w:t>할 수 없게</w:t>
+            </w:r>
+            <w:r>
+              <w:rPr>
+                <w:rFonts w:ascii="맑은 고딕" w:eastAsia="맑은 고딕" w:hAnsi="맑은 고딕" w:hint="eastAsia"/>
               </w:rPr>
               <w:t xml:space="preserve"> </w:t>
             </w:r>
             <w:r>
               <w:rPr>
-                <w:rFonts w:asciiTheme="minorHAnsi" w:eastAsiaTheme="minorHAnsi" w:hAnsiTheme="minorHAnsi" w:hint="eastAsia"/>
-              </w:rPr>
-              <w:t xml:space="preserve">중이 아닐 경우, </w:t>
-            </w:r>
-            <w:r>
-              <w:rPr>
-                <w:rFonts w:asciiTheme="minorHAnsi" w:eastAsiaTheme="minorHAnsi" w:hAnsiTheme="minorHAnsi" w:hint="eastAsia"/>
-              </w:rPr>
-              <w:t>대화방에 추가</w:t>
-            </w:r>
-            <w:r>
-              <w:rPr>
-                <w:rFonts w:asciiTheme="minorHAnsi" w:eastAsiaTheme="minorHAnsi" w:hAnsiTheme="minorHAnsi" w:hint="eastAsia"/>
-              </w:rPr>
-              <w:t>할 수 없게</w:t>
-            </w:r>
-            <w:r>
-              <w:rPr>
-                <w:rFonts w:asciiTheme="minorHAnsi" w:eastAsiaTheme="minorHAnsi" w:hAnsiTheme="minorHAnsi" w:hint="eastAsia"/>
-              </w:rPr>
-              <w:t xml:space="preserve"> </w:t>
-            </w:r>
-            <w:r>
-              <w:rPr>
-                <w:rFonts w:asciiTheme="minorHAnsi" w:eastAsiaTheme="minorHAnsi" w:hAnsiTheme="minorHAnsi" w:hint="eastAsia"/>
+                <w:rFonts w:ascii="맑은 고딕" w:eastAsia="맑은 고딕" w:hAnsi="맑은 고딕" w:hint="eastAsia"/>
               </w:rPr>
               <w:t>한다.</w:t>
             </w:r>
             <w:r>
               <w:rPr>
-                <w:rFonts w:asciiTheme="minorHAnsi" w:eastAsiaTheme="minorHAnsi" w:hAnsiTheme="minorHAnsi"/>
+                <w:rFonts w:ascii="맑은 고딕" w:eastAsia="맑은 고딕" w:hAnsi="맑은 고딕"/>
               </w:rPr>
               <w:t>.</w:t>
             </w:r>
@@ -7239,13 +7163,22 @@
       <w:pPr>
         <w:widowControl/>
         <w:spacing w:line="276" w:lineRule="auto"/>
+        <w:rPr>
+          <w:rFonts w:ascii="맑은 고딕" w:eastAsia="맑은 고딕" w:hAnsi="맑은 고딕"/>
+        </w:rPr>
       </w:pPr>
     </w:p>
     <w:p>
       <w:pPr>
         <w:spacing w:line="276" w:lineRule="auto"/>
+        <w:rPr>
+          <w:rFonts w:ascii="맑은 고딕" w:eastAsia="맑은 고딕" w:hAnsi="맑은 고딕"/>
+        </w:rPr>
       </w:pPr>
       <w:r>
+        <w:rPr>
+          <w:rFonts w:ascii="맑은 고딕" w:eastAsia="맑은 고딕" w:hAnsi="맑은 고딕"/>
+        </w:rPr>
         <w:pict w14:anchorId="783F4F12">
           <v:rect id="_x0000_i1027" style="width:0;height:1.5pt" o:hralign="center" o:hrstd="t" o:hr="t" fillcolor="#a0a0a0" stroked="f"/>
         </w:pict>
@@ -7255,6 +7188,7 @@
       <w:pPr>
         <w:spacing w:line="276" w:lineRule="auto"/>
         <w:rPr>
+          <w:rFonts w:ascii="맑은 고딕" w:eastAsia="맑은 고딕" w:hAnsi="맑은 고딕"/>
           <w:b/>
           <w:sz w:val="24"/>
           <w:szCs w:val="24"/>
@@ -7262,7 +7196,7 @@
       </w:pPr>
       <w:r>
         <w:rPr>
-          <w:rFonts w:asciiTheme="minorHAnsi" w:eastAsiaTheme="minorHAnsi" w:hAnsiTheme="minorHAnsi" w:hint="eastAsia"/>
+          <w:rFonts w:ascii="맑은 고딕" w:eastAsia="맑은 고딕" w:hAnsi="맑은 고딕" w:hint="eastAsia"/>
           <w:b/>
           <w:sz w:val="24"/>
           <w:szCs w:val="24"/>
@@ -7271,7 +7205,7 @@
       </w:r>
       <w:r>
         <w:rPr>
-          <w:rFonts w:asciiTheme="minorHAnsi" w:eastAsiaTheme="minorHAnsi" w:hAnsiTheme="minorHAnsi"/>
+          <w:rFonts w:ascii="맑은 고딕" w:eastAsia="맑은 고딕" w:hAnsi="맑은 고딕"/>
           <w:b/>
           <w:sz w:val="24"/>
           <w:szCs w:val="24"/>
@@ -7280,7 +7214,7 @@
       </w:r>
       <w:r>
         <w:rPr>
-          <w:rFonts w:asciiTheme="minorHAnsi" w:eastAsiaTheme="minorHAnsi" w:hAnsiTheme="minorHAnsi" w:hint="eastAsia"/>
+          <w:rFonts w:ascii="맑은 고딕" w:eastAsia="맑은 고딕" w:hAnsi="맑은 고딕" w:hint="eastAsia"/>
           <w:b/>
           <w:sz w:val="24"/>
           <w:szCs w:val="24"/>
@@ -7289,7 +7223,7 @@
       </w:r>
       <w:r>
         <w:rPr>
-          <w:rFonts w:asciiTheme="minorHAnsi" w:eastAsiaTheme="minorHAnsi" w:hAnsiTheme="minorHAnsi"/>
+          <w:rFonts w:ascii="맑은 고딕" w:eastAsia="맑은 고딕" w:hAnsi="맑은 고딕"/>
           <w:b/>
           <w:sz w:val="24"/>
           <w:szCs w:val="24"/>
@@ -7298,25 +7232,16 @@
       </w:r>
       <w:r>
         <w:rPr>
-          <w:rFonts w:hint="eastAsia"/>
+          <w:rFonts w:ascii="맑은 고딕" w:eastAsia="맑은 고딕" w:hAnsi="맑은 고딕" w:hint="eastAsia"/>
           <w:b/>
           <w:sz w:val="24"/>
           <w:szCs w:val="24"/>
         </w:rPr>
-        <w:t>플래시</w:t>
+        <w:t xml:space="preserve">플래시 </w:t>
       </w:r>
       <w:r>
         <w:rPr>
-          <w:rFonts w:hint="eastAsia"/>
-          <w:b/>
-          <w:sz w:val="24"/>
-          <w:szCs w:val="24"/>
-        </w:rPr>
-        <w:t xml:space="preserve"> </w:t>
-      </w:r>
-      <w:r>
-        <w:rPr>
-          <w:rFonts w:hint="eastAsia"/>
+          <w:rFonts w:ascii="맑은 고딕" w:eastAsia="맑은 고딕" w:hAnsi="맑은 고딕" w:hint="eastAsia"/>
           <w:b/>
           <w:sz w:val="24"/>
           <w:szCs w:val="24"/>
@@ -7329,6 +7254,7 @@
         <w:widowControl/>
         <w:spacing w:line="276" w:lineRule="auto"/>
         <w:rPr>
+          <w:rFonts w:ascii="맑은 고딕" w:eastAsia="맑은 고딕" w:hAnsi="맑은 고딕"/>
           <w:b/>
           <w:sz w:val="24"/>
           <w:szCs w:val="24"/>
@@ -7371,11 +7297,13 @@
               <w:spacing w:line="276" w:lineRule="auto"/>
               <w:jc w:val="center"/>
               <w:rPr>
-                <w:b/>
-              </w:rPr>
-            </w:pPr>
-            <w:r>
-              <w:rPr>
+                <w:rFonts w:ascii="맑은 고딕" w:eastAsia="맑은 고딕" w:hAnsi="맑은 고딕"/>
+                <w:b/>
+              </w:rPr>
+            </w:pPr>
+            <w:r>
+              <w:rPr>
+                <w:rFonts w:ascii="맑은 고딕" w:eastAsia="맑은 고딕" w:hAnsi="맑은 고딕"/>
                 <w:b/>
               </w:rPr>
               <w:t>항목</w:t>
@@ -7395,11 +7323,13 @@
               <w:spacing w:line="276" w:lineRule="auto"/>
               <w:jc w:val="center"/>
               <w:rPr>
-                <w:b/>
-              </w:rPr>
-            </w:pPr>
-            <w:r>
-              <w:rPr>
+                <w:rFonts w:ascii="맑은 고딕" w:eastAsia="맑은 고딕" w:hAnsi="맑은 고딕"/>
+                <w:b/>
+              </w:rPr>
+            </w:pPr>
+            <w:r>
+              <w:rPr>
+                <w:rFonts w:ascii="맑은 고딕" w:eastAsia="맑은 고딕" w:hAnsi="맑은 고딕"/>
                 <w:b/>
               </w:rPr>
               <w:t>내용</w:t>
@@ -7421,11 +7351,13 @@
               <w:spacing w:line="276" w:lineRule="auto"/>
               <w:jc w:val="center"/>
               <w:rPr>
-                <w:b/>
-              </w:rPr>
-            </w:pPr>
-            <w:r>
-              <w:rPr>
+                <w:rFonts w:ascii="맑은 고딕" w:eastAsia="맑은 고딕" w:hAnsi="맑은 고딕"/>
+                <w:b/>
+              </w:rPr>
+            </w:pPr>
+            <w:r>
+              <w:rPr>
+                <w:rFonts w:ascii="맑은 고딕" w:eastAsia="맑은 고딕" w:hAnsi="맑은 고딕"/>
                 <w:b/>
               </w:rPr>
               <w:t>설명</w:t>
@@ -7441,30 +7373,30 @@
             <w:pPr>
               <w:spacing w:line="276" w:lineRule="auto"/>
               <w:rPr>
-                <w:rFonts w:asciiTheme="minorHAnsi" w:eastAsiaTheme="minorHAnsi" w:hAnsiTheme="minorHAnsi"/>
-              </w:rPr>
-            </w:pPr>
-            <w:r>
-              <w:rPr>
-                <w:rFonts w:asciiTheme="minorHAnsi" w:eastAsiaTheme="minorHAnsi" w:hAnsiTheme="minorHAnsi" w:hint="eastAsia"/>
+                <w:rFonts w:ascii="맑은 고딕" w:eastAsia="맑은 고딕" w:hAnsi="맑은 고딕"/>
+              </w:rPr>
+            </w:pPr>
+            <w:r>
+              <w:rPr>
+                <w:rFonts w:ascii="맑은 고딕" w:eastAsia="맑은 고딕" w:hAnsi="맑은 고딕" w:hint="eastAsia"/>
               </w:rPr>
               <w:t>현재</w:t>
             </w:r>
             <w:r>
               <w:rPr>
-                <w:rFonts w:asciiTheme="minorHAnsi" w:eastAsiaTheme="minorHAnsi" w:hAnsiTheme="minorHAnsi"/>
+                <w:rFonts w:ascii="맑은 고딕" w:eastAsia="맑은 고딕" w:hAnsi="맑은 고딕"/>
               </w:rPr>
               <w:t xml:space="preserve"> 접속 중인 사용자</w:t>
             </w:r>
             <w:r>
               <w:rPr>
-                <w:rFonts w:asciiTheme="minorHAnsi" w:eastAsiaTheme="minorHAnsi" w:hAnsiTheme="minorHAnsi" w:hint="eastAsia"/>
+                <w:rFonts w:ascii="맑은 고딕" w:eastAsia="맑은 고딕" w:hAnsi="맑은 고딕" w:hint="eastAsia"/>
               </w:rPr>
               <w:t>를</w:t>
             </w:r>
             <w:r>
               <w:rPr>
-                <w:rFonts w:asciiTheme="minorHAnsi" w:eastAsiaTheme="minorHAnsi" w:hAnsiTheme="minorHAnsi"/>
+                <w:rFonts w:ascii="맑은 고딕" w:eastAsia="맑은 고딕" w:hAnsi="맑은 고딕"/>
               </w:rPr>
               <w:t xml:space="preserve"> 선택해 채팅을 한다.</w:t>
             </w:r>
@@ -7485,26 +7417,16 @@
               <w:spacing w:line="276" w:lineRule="auto"/>
               <w:jc w:val="center"/>
               <w:rPr>
-                <w:b/>
-              </w:rPr>
-            </w:pPr>
-            <w:r>
-              <w:rPr>
-                <w:b/>
-              </w:rPr>
-              <w:t>주요</w:t>
-            </w:r>
-            <w:r>
-              <w:rPr>
-                <w:b/>
-              </w:rPr>
-              <w:t xml:space="preserve"> </w:t>
-            </w:r>
-            <w:r>
-              <w:rPr>
-                <w:b/>
-              </w:rPr>
-              <w:t>액터</w:t>
+                <w:rFonts w:ascii="맑은 고딕" w:eastAsia="맑은 고딕" w:hAnsi="맑은 고딕"/>
+                <w:b/>
+              </w:rPr>
+            </w:pPr>
+            <w:r>
+              <w:rPr>
+                <w:rFonts w:ascii="맑은 고딕" w:eastAsia="맑은 고딕" w:hAnsi="맑은 고딕"/>
+                <w:b/>
+              </w:rPr>
+              <w:t>주요 액터</w:t>
             </w:r>
           </w:p>
         </w:tc>
@@ -7518,12 +7440,12 @@
               <w:spacing w:line="276" w:lineRule="auto"/>
               <w:jc w:val="both"/>
               <w:rPr>
-                <w:rFonts w:asciiTheme="minorHAnsi" w:eastAsiaTheme="minorHAnsi" w:hAnsiTheme="minorHAnsi"/>
-              </w:rPr>
-            </w:pPr>
-            <w:r>
-              <w:rPr>
-                <w:rFonts w:asciiTheme="minorHAnsi" w:eastAsiaTheme="minorHAnsi" w:hAnsiTheme="minorHAnsi"/>
+                <w:rFonts w:ascii="맑은 고딕" w:eastAsia="맑은 고딕" w:hAnsi="맑은 고딕"/>
+              </w:rPr>
+            </w:pPr>
+            <w:r>
+              <w:rPr>
+                <w:rFonts w:ascii="맑은 고딕" w:eastAsia="맑은 고딕" w:hAnsi="맑은 고딕"/>
               </w:rPr>
               <w:t>사용자</w:t>
             </w:r>
@@ -7544,26 +7466,16 @@
               <w:spacing w:line="276" w:lineRule="auto"/>
               <w:jc w:val="center"/>
               <w:rPr>
-                <w:b/>
-              </w:rPr>
-            </w:pPr>
-            <w:r>
-              <w:rPr>
-                <w:b/>
-              </w:rPr>
-              <w:t>전제</w:t>
-            </w:r>
-            <w:r>
-              <w:rPr>
-                <w:b/>
-              </w:rPr>
-              <w:t xml:space="preserve"> </w:t>
-            </w:r>
-            <w:r>
-              <w:rPr>
-                <w:b/>
-              </w:rPr>
-              <w:t>조건</w:t>
+                <w:rFonts w:ascii="맑은 고딕" w:eastAsia="맑은 고딕" w:hAnsi="맑은 고딕"/>
+                <w:b/>
+              </w:rPr>
+            </w:pPr>
+            <w:r>
+              <w:rPr>
+                <w:rFonts w:ascii="맑은 고딕" w:eastAsia="맑은 고딕" w:hAnsi="맑은 고딕"/>
+                <w:b/>
+              </w:rPr>
+              <w:t>전제 조건</w:t>
             </w:r>
           </w:p>
         </w:tc>
@@ -7577,12 +7489,12 @@
               <w:spacing w:line="276" w:lineRule="auto"/>
               <w:jc w:val="both"/>
               <w:rPr>
-                <w:rFonts w:asciiTheme="minorHAnsi" w:eastAsiaTheme="minorHAnsi" w:hAnsiTheme="minorHAnsi"/>
-              </w:rPr>
-            </w:pPr>
-            <w:r>
-              <w:rPr>
-                <w:rFonts w:asciiTheme="minorHAnsi" w:eastAsiaTheme="minorHAnsi" w:hAnsiTheme="minorHAnsi" w:hint="eastAsia"/>
+                <w:rFonts w:ascii="맑은 고딕" w:eastAsia="맑은 고딕" w:hAnsi="맑은 고딕"/>
+              </w:rPr>
+            </w:pPr>
+            <w:r>
+              <w:rPr>
+                <w:rFonts w:ascii="맑은 고딕" w:eastAsia="맑은 고딕" w:hAnsi="맑은 고딕" w:hint="eastAsia"/>
               </w:rPr>
               <w:t>두 사용자 모두 접속 중 이어야 한다.</w:t>
             </w:r>
@@ -7603,78 +7515,68 @@
               <w:spacing w:line="276" w:lineRule="auto"/>
               <w:jc w:val="center"/>
               <w:rPr>
-                <w:b/>
-              </w:rPr>
-            </w:pPr>
-            <w:r>
-              <w:rPr>
-                <w:b/>
-              </w:rPr>
-              <w:t>종료</w:t>
-            </w:r>
-            <w:r>
-              <w:rPr>
-                <w:b/>
+                <w:rFonts w:ascii="맑은 고딕" w:eastAsia="맑은 고딕" w:hAnsi="맑은 고딕"/>
+                <w:b/>
+              </w:rPr>
+            </w:pPr>
+            <w:r>
+              <w:rPr>
+                <w:rFonts w:ascii="맑은 고딕" w:eastAsia="맑은 고딕" w:hAnsi="맑은 고딕"/>
+                <w:b/>
+              </w:rPr>
+              <w:t>종료 조건</w:t>
+            </w:r>
+          </w:p>
+        </w:tc>
+        <w:tc>
+          <w:tcPr>
+            <w:tcW w:w="7280" w:type="dxa"/>
+            <w:vAlign w:val="center"/>
+          </w:tcPr>
+          <w:p>
+            <w:pPr>
+              <w:spacing w:line="276" w:lineRule="auto"/>
+              <w:jc w:val="both"/>
+              <w:rPr>
+                <w:rFonts w:ascii="맑은 고딕" w:eastAsia="맑은 고딕" w:hAnsi="맑은 고딕"/>
+              </w:rPr>
+            </w:pPr>
+            <w:r>
+              <w:rPr>
+                <w:rFonts w:ascii="맑은 고딕" w:eastAsia="맑은 고딕" w:hAnsi="맑은 고딕" w:hint="eastAsia"/>
+              </w:rPr>
+              <w:t>성공</w:t>
+            </w:r>
+            <w:r>
+              <w:rPr>
+                <w:rFonts w:ascii="맑은 고딕" w:eastAsia="맑은 고딕" w:hAnsi="맑은 고딕"/>
+              </w:rPr>
+              <w:t>:</w:t>
+            </w:r>
+            <w:r>
+              <w:rPr>
+                <w:rFonts w:ascii="맑은 고딕" w:eastAsia="맑은 고딕" w:hAnsi="맑은 고딕" w:hint="eastAsia"/>
               </w:rPr>
               <w:t xml:space="preserve"> </w:t>
             </w:r>
             <w:r>
               <w:rPr>
-                <w:b/>
-              </w:rPr>
-              <w:t>조건</w:t>
-            </w:r>
-          </w:p>
-        </w:tc>
-        <w:tc>
-          <w:tcPr>
-            <w:tcW w:w="7280" w:type="dxa"/>
-            <w:vAlign w:val="center"/>
-          </w:tcPr>
+                <w:rFonts w:ascii="맑은 고딕" w:eastAsia="맑은 고딕" w:hAnsi="맑은 고딕" w:hint="eastAsia"/>
+              </w:rPr>
+              <w:t>대화방이 생성되어 대화를 진행한다.</w:t>
+            </w:r>
+          </w:p>
           <w:p>
             <w:pPr>
               <w:spacing w:line="276" w:lineRule="auto"/>
               <w:jc w:val="both"/>
               <w:rPr>
-                <w:rFonts w:asciiTheme="minorHAnsi" w:eastAsiaTheme="minorHAnsi" w:hAnsiTheme="minorHAnsi"/>
-              </w:rPr>
-            </w:pPr>
-            <w:r>
-              <w:rPr>
-                <w:rFonts w:asciiTheme="minorHAnsi" w:eastAsiaTheme="minorHAnsi" w:hAnsiTheme="minorHAnsi" w:hint="eastAsia"/>
-              </w:rPr>
-              <w:t>성공</w:t>
-            </w:r>
-            <w:r>
-              <w:rPr>
-                <w:rFonts w:asciiTheme="minorHAnsi" w:eastAsiaTheme="minorHAnsi" w:hAnsiTheme="minorHAnsi"/>
-              </w:rPr>
-              <w:t>:</w:t>
-            </w:r>
-            <w:r>
-              <w:rPr>
-                <w:rFonts w:asciiTheme="minorHAnsi" w:eastAsiaTheme="minorHAnsi" w:hAnsiTheme="minorHAnsi" w:hint="eastAsia"/>
-              </w:rPr>
-              <w:t xml:space="preserve"> </w:t>
-            </w:r>
-            <w:r>
-              <w:rPr>
-                <w:rFonts w:asciiTheme="minorHAnsi" w:eastAsiaTheme="minorHAnsi" w:hAnsiTheme="minorHAnsi" w:hint="eastAsia"/>
-              </w:rPr>
-              <w:t>대화방이 생성되어 대화를 진행한다.</w:t>
-            </w:r>
-          </w:p>
-          <w:p>
-            <w:pPr>
-              <w:spacing w:line="276" w:lineRule="auto"/>
-              <w:jc w:val="both"/>
-              <w:rPr>
-                <w:rFonts w:asciiTheme="minorHAnsi" w:eastAsiaTheme="minorHAnsi" w:hAnsiTheme="minorHAnsi"/>
-              </w:rPr>
-            </w:pPr>
-            <w:r>
-              <w:rPr>
-                <w:rFonts w:asciiTheme="minorHAnsi" w:eastAsiaTheme="minorHAnsi" w:hAnsiTheme="minorHAnsi" w:hint="eastAsia"/>
+                <w:rFonts w:ascii="맑은 고딕" w:eastAsia="맑은 고딕" w:hAnsi="맑은 고딕"/>
+              </w:rPr>
+            </w:pPr>
+            <w:r>
+              <w:rPr>
+                <w:rFonts w:ascii="맑은 고딕" w:eastAsia="맑은 고딕" w:hAnsi="맑은 고딕" w:hint="eastAsia"/>
               </w:rPr>
               <w:t>실패: 미 접속 사용자로 인해 대화 실패</w:t>
             </w:r>
@@ -7696,26 +7598,17 @@
               <w:spacing w:line="276" w:lineRule="auto"/>
               <w:jc w:val="center"/>
               <w:rPr>
-                <w:b/>
-              </w:rPr>
-            </w:pPr>
-            <w:r>
-              <w:rPr>
-                <w:b/>
-              </w:rPr>
-              <w:t>기본</w:t>
-            </w:r>
-            <w:r>
-              <w:rPr>
-                <w:b/>
-              </w:rPr>
-              <w:t xml:space="preserve"> </w:t>
-            </w:r>
-            <w:r>
-              <w:rPr>
-                <w:b/>
-              </w:rPr>
-              <w:t>흐름</w:t>
+                <w:rFonts w:ascii="맑은 고딕" w:eastAsia="맑은 고딕" w:hAnsi="맑은 고딕"/>
+                <w:b/>
+              </w:rPr>
+            </w:pPr>
+            <w:r>
+              <w:rPr>
+                <w:rFonts w:ascii="맑은 고딕" w:eastAsia="맑은 고딕" w:hAnsi="맑은 고딕"/>
+                <w:b/>
+              </w:rPr>
+              <w:lastRenderedPageBreak/>
+              <w:t>기본 흐름</w:t>
             </w:r>
           </w:p>
         </w:tc>
@@ -7732,18 +7625,18 @@
               </w:numPr>
               <w:spacing w:line="276" w:lineRule="auto"/>
               <w:rPr>
-                <w:rFonts w:asciiTheme="minorHAnsi" w:eastAsiaTheme="minorHAnsi" w:hAnsiTheme="minorHAnsi"/>
-              </w:rPr>
-            </w:pPr>
-            <w:r>
-              <w:rPr>
-                <w:rFonts w:asciiTheme="minorHAnsi" w:eastAsiaTheme="minorHAnsi" w:hAnsiTheme="minorHAnsi" w:hint="eastAsia"/>
+                <w:rFonts w:ascii="맑은 고딕" w:eastAsia="맑은 고딕" w:hAnsi="맑은 고딕"/>
+              </w:rPr>
+            </w:pPr>
+            <w:r>
+              <w:rPr>
+                <w:rFonts w:ascii="맑은 고딕" w:eastAsia="맑은 고딕" w:hAnsi="맑은 고딕" w:hint="eastAsia"/>
               </w:rPr>
               <w:t>친구</w:t>
             </w:r>
             <w:r>
               <w:rPr>
-                <w:rFonts w:asciiTheme="minorHAnsi" w:eastAsiaTheme="minorHAnsi" w:hAnsiTheme="minorHAnsi" w:hint="eastAsia"/>
+                <w:rFonts w:ascii="맑은 고딕" w:eastAsia="맑은 고딕" w:hAnsi="맑은 고딕" w:hint="eastAsia"/>
               </w:rPr>
               <w:t xml:space="preserve"> 검색을 하여 접속 중인 사용자를 조회한다.</w:t>
             </w:r>
@@ -7756,12 +7649,12 @@
               </w:numPr>
               <w:spacing w:line="276" w:lineRule="auto"/>
               <w:rPr>
-                <w:rFonts w:asciiTheme="minorHAnsi" w:eastAsiaTheme="minorHAnsi" w:hAnsiTheme="minorHAnsi"/>
-              </w:rPr>
-            </w:pPr>
-            <w:r>
-              <w:rPr>
-                <w:rFonts w:asciiTheme="minorHAnsi" w:eastAsiaTheme="minorHAnsi" w:hAnsiTheme="minorHAnsi" w:hint="eastAsia"/>
+                <w:rFonts w:ascii="맑은 고딕" w:eastAsia="맑은 고딕" w:hAnsi="맑은 고딕"/>
+              </w:rPr>
+            </w:pPr>
+            <w:r>
+              <w:rPr>
+                <w:rFonts w:ascii="맑은 고딕" w:eastAsia="맑은 고딕" w:hAnsi="맑은 고딕" w:hint="eastAsia"/>
               </w:rPr>
               <w:t>대화를 원하는 사용자들을 선택한다.</w:t>
             </w:r>
@@ -7774,12 +7667,12 @@
               </w:numPr>
               <w:spacing w:line="276" w:lineRule="auto"/>
               <w:rPr>
-                <w:rFonts w:asciiTheme="minorHAnsi" w:eastAsiaTheme="minorHAnsi" w:hAnsiTheme="minorHAnsi"/>
-              </w:rPr>
-            </w:pPr>
-            <w:r>
-              <w:rPr>
-                <w:rFonts w:asciiTheme="minorHAnsi" w:eastAsiaTheme="minorHAnsi" w:hAnsiTheme="minorHAnsi" w:hint="eastAsia"/>
+                <w:rFonts w:ascii="맑은 고딕" w:eastAsia="맑은 고딕" w:hAnsi="맑은 고딕"/>
+              </w:rPr>
+            </w:pPr>
+            <w:r>
+              <w:rPr>
+                <w:rFonts w:ascii="맑은 고딕" w:eastAsia="맑은 고딕" w:hAnsi="맑은 고딕" w:hint="eastAsia"/>
               </w:rPr>
               <w:t>사용자들을 선택 후, 대화하기 버튼을 눌러 대화방에 생성되어 입장한다.</w:t>
             </w:r>
@@ -7792,24 +7685,24 @@
               </w:numPr>
               <w:spacing w:line="276" w:lineRule="auto"/>
               <w:rPr>
-                <w:rFonts w:asciiTheme="minorHAnsi" w:eastAsiaTheme="minorHAnsi" w:hAnsiTheme="minorHAnsi"/>
-              </w:rPr>
-            </w:pPr>
-            <w:r>
-              <w:rPr>
-                <w:rFonts w:asciiTheme="minorHAnsi" w:eastAsiaTheme="minorHAnsi" w:hAnsiTheme="minorHAnsi" w:hint="eastAsia"/>
+                <w:rFonts w:ascii="맑은 고딕" w:eastAsia="맑은 고딕" w:hAnsi="맑은 고딕"/>
+              </w:rPr>
+            </w:pPr>
+            <w:r>
+              <w:rPr>
+                <w:rFonts w:ascii="맑은 고딕" w:eastAsia="맑은 고딕" w:hAnsi="맑은 고딕" w:hint="eastAsia"/>
               </w:rPr>
               <w:t xml:space="preserve">입력창에 텍스트를 입력하고 </w:t>
             </w:r>
             <w:r>
               <w:rPr>
-                <w:rFonts w:asciiTheme="minorHAnsi" w:eastAsiaTheme="minorHAnsi" w:hAnsiTheme="minorHAnsi" w:hint="eastAsia"/>
+                <w:rFonts w:ascii="맑은 고딕" w:eastAsia="맑은 고딕" w:hAnsi="맑은 고딕" w:hint="eastAsia"/>
               </w:rPr>
               <w:t>전송</w:t>
             </w:r>
             <w:r>
               <w:rPr>
-                <w:rFonts w:asciiTheme="minorHAnsi" w:eastAsiaTheme="minorHAnsi" w:hAnsiTheme="minorHAnsi" w:hint="eastAsia"/>
+                <w:rFonts w:ascii="맑은 고딕" w:eastAsia="맑은 고딕" w:hAnsi="맑은 고딕" w:hint="eastAsia"/>
               </w:rPr>
               <w:t xml:space="preserve"> 버튼을 눌러 텍스트를 전달한다.</w:t>
             </w:r>
@@ -7822,12 +7715,12 @@
               </w:numPr>
               <w:spacing w:line="276" w:lineRule="auto"/>
               <w:rPr>
-                <w:rFonts w:asciiTheme="minorHAnsi" w:eastAsiaTheme="minorHAnsi" w:hAnsiTheme="minorHAnsi"/>
-              </w:rPr>
-            </w:pPr>
-            <w:r>
-              <w:rPr>
-                <w:rFonts w:asciiTheme="minorHAnsi" w:eastAsiaTheme="minorHAnsi" w:hAnsiTheme="minorHAnsi" w:hint="eastAsia"/>
+                <w:rFonts w:ascii="맑은 고딕" w:eastAsia="맑은 고딕" w:hAnsi="맑은 고딕"/>
+              </w:rPr>
+            </w:pPr>
+            <w:r>
+              <w:rPr>
+                <w:rFonts w:ascii="맑은 고딕" w:eastAsia="맑은 고딕" w:hAnsi="맑은 고딕" w:hint="eastAsia"/>
               </w:rPr>
               <w:t>사용자의 화면에 다른 사용자가 전달한 텍스트가 화면에 표시된다.</w:t>
             </w:r>
@@ -7848,116 +7741,106 @@
               <w:spacing w:line="276" w:lineRule="auto"/>
               <w:jc w:val="center"/>
               <w:rPr>
-                <w:b/>
-              </w:rPr>
-            </w:pPr>
-            <w:r>
-              <w:rPr>
-                <w:b/>
-              </w:rPr>
-              <w:t>예외</w:t>
-            </w:r>
-            <w:r>
-              <w:rPr>
-                <w:b/>
+                <w:rFonts w:ascii="맑은 고딕" w:eastAsia="맑은 고딕" w:hAnsi="맑은 고딕"/>
+                <w:b/>
+              </w:rPr>
+            </w:pPr>
+            <w:r>
+              <w:rPr>
+                <w:rFonts w:ascii="맑은 고딕" w:eastAsia="맑은 고딕" w:hAnsi="맑은 고딕"/>
+                <w:b/>
+              </w:rPr>
+              <w:t>예외 흐름</w:t>
+            </w:r>
+          </w:p>
+        </w:tc>
+        <w:tc>
+          <w:tcPr>
+            <w:tcW w:w="7280" w:type="dxa"/>
+            <w:vAlign w:val="center"/>
+          </w:tcPr>
+          <w:p>
+            <w:pPr>
+              <w:spacing w:line="276" w:lineRule="auto"/>
+              <w:rPr>
+                <w:rFonts w:ascii="맑은 고딕" w:eastAsia="맑은 고딕" w:hAnsi="맑은 고딕"/>
+              </w:rPr>
+            </w:pPr>
+            <w:r>
+              <w:rPr>
+                <w:rFonts w:ascii="맑은 고딕" w:eastAsia="맑은 고딕" w:hAnsi="맑은 고딕"/>
+              </w:rPr>
+              <w:t xml:space="preserve">1. </w:t>
+            </w:r>
+            <w:r>
+              <w:rPr>
+                <w:rFonts w:ascii="맑은 고딕" w:eastAsia="맑은 고딕" w:hAnsi="맑은 고딕" w:hint="eastAsia"/>
+              </w:rPr>
+              <w:t>파일 전송</w:t>
+            </w:r>
+            <w:r>
+              <w:rPr>
+                <w:rFonts w:ascii="맑은 고딕" w:eastAsia="맑은 고딕" w:hAnsi="맑은 고딕"/>
+              </w:rPr>
+              <w:t>:</w:t>
+            </w:r>
+            <w:r>
+              <w:rPr>
+                <w:rFonts w:ascii="맑은 고딕" w:eastAsia="맑은 고딕" w:hAnsi="맑은 고딕" w:hint="eastAsia"/>
+              </w:rPr>
+              <w:t xml:space="preserve"> 입력 창에 플러스 버튼을 누르거나 파일을 입력창에 Drag</w:t>
+            </w:r>
+            <w:r>
+              <w:rPr>
+                <w:rFonts w:ascii="맑은 고딕" w:eastAsia="맑은 고딕" w:hAnsi="맑은 고딕" w:hint="eastAsia"/>
               </w:rPr>
               <w:t xml:space="preserve"> </w:t>
             </w:r>
             <w:r>
               <w:rPr>
-                <w:b/>
-              </w:rPr>
-              <w:t>흐름</w:t>
-            </w:r>
-          </w:p>
-        </w:tc>
-        <w:tc>
-          <w:tcPr>
-            <w:tcW w:w="7280" w:type="dxa"/>
-            <w:vAlign w:val="center"/>
-          </w:tcPr>
-          <w:p>
-            <w:pPr>
-              <w:spacing w:line="276" w:lineRule="auto"/>
-              <w:rPr>
-                <w:rFonts w:asciiTheme="minorHAnsi" w:eastAsiaTheme="minorHAnsi" w:hAnsiTheme="minorHAnsi"/>
-              </w:rPr>
-            </w:pPr>
-            <w:r>
-              <w:rPr>
-                <w:rFonts w:asciiTheme="minorHAnsi" w:eastAsiaTheme="minorHAnsi" w:hAnsiTheme="minorHAnsi"/>
-              </w:rPr>
-              <w:t xml:space="preserve">1. </w:t>
-            </w:r>
-            <w:r>
-              <w:rPr>
-                <w:rFonts w:asciiTheme="minorHAnsi" w:eastAsiaTheme="minorHAnsi" w:hAnsiTheme="minorHAnsi" w:hint="eastAsia"/>
-              </w:rPr>
-              <w:t>파일 전송</w:t>
-            </w:r>
-            <w:r>
-              <w:rPr>
-                <w:rFonts w:asciiTheme="minorHAnsi" w:eastAsiaTheme="minorHAnsi" w:hAnsiTheme="minorHAnsi"/>
-              </w:rPr>
-              <w:t>:</w:t>
-            </w:r>
-            <w:r>
-              <w:rPr>
-                <w:rFonts w:asciiTheme="minorHAnsi" w:eastAsiaTheme="minorHAnsi" w:hAnsiTheme="minorHAnsi" w:hint="eastAsia"/>
-              </w:rPr>
-              <w:t xml:space="preserve"> 입력 창에 플러스 버튼을 누르거나 파일을 입력창에 Drag</w:t>
-            </w:r>
-            <w:r>
-              <w:rPr>
-                <w:rFonts w:asciiTheme="minorHAnsi" w:eastAsiaTheme="minorHAnsi" w:hAnsiTheme="minorHAnsi" w:hint="eastAsia"/>
+                <w:rFonts w:ascii="맑은 고딕" w:eastAsia="맑은 고딕" w:hAnsi="맑은 고딕" w:hint="eastAsia"/>
+              </w:rPr>
+              <w:t>&amp;</w:t>
+            </w:r>
+            <w:r>
+              <w:rPr>
+                <w:rFonts w:ascii="맑은 고딕" w:eastAsia="맑은 고딕" w:hAnsi="맑은 고딕" w:hint="eastAsia"/>
               </w:rPr>
               <w:t xml:space="preserve"> </w:t>
             </w:r>
             <w:r>
               <w:rPr>
-                <w:rFonts w:asciiTheme="minorHAnsi" w:eastAsiaTheme="minorHAnsi" w:hAnsiTheme="minorHAnsi" w:hint="eastAsia"/>
-              </w:rPr>
-              <w:t>&amp;</w:t>
-            </w:r>
-            <w:r>
-              <w:rPr>
-                <w:rFonts w:asciiTheme="minorHAnsi" w:eastAsiaTheme="minorHAnsi" w:hAnsiTheme="minorHAnsi" w:hint="eastAsia"/>
-              </w:rPr>
-              <w:t xml:space="preserve"> </w:t>
-            </w:r>
-            <w:r>
-              <w:rPr>
-                <w:rFonts w:asciiTheme="minorHAnsi" w:eastAsiaTheme="minorHAnsi" w:hAnsiTheme="minorHAnsi" w:hint="eastAsia"/>
+                <w:rFonts w:ascii="맑은 고딕" w:eastAsia="맑은 고딕" w:hAnsi="맑은 고딕" w:hint="eastAsia"/>
               </w:rPr>
               <w:t xml:space="preserve">Drop 하여 파일을 </w:t>
             </w:r>
             <w:r>
               <w:rPr>
-                <w:rFonts w:asciiTheme="minorHAnsi" w:eastAsiaTheme="minorHAnsi" w:hAnsiTheme="minorHAnsi" w:hint="eastAsia"/>
+                <w:rFonts w:ascii="맑은 고딕" w:eastAsia="맑은 고딕" w:hAnsi="맑은 고딕" w:hint="eastAsia"/>
               </w:rPr>
               <w:t>첨부</w:t>
             </w:r>
             <w:r>
               <w:rPr>
-                <w:rFonts w:asciiTheme="minorHAnsi" w:eastAsiaTheme="minorHAnsi" w:hAnsiTheme="minorHAnsi"/>
+                <w:rFonts w:ascii="맑은 고딕" w:eastAsia="맑은 고딕" w:hAnsi="맑은 고딕"/>
               </w:rPr>
               <w:t>하여</w:t>
             </w:r>
             <w:r>
               <w:rPr>
-                <w:rFonts w:asciiTheme="minorHAnsi" w:eastAsiaTheme="minorHAnsi" w:hAnsiTheme="minorHAnsi" w:hint="eastAsia"/>
+                <w:rFonts w:ascii="맑은 고딕" w:eastAsia="맑은 고딕" w:hAnsi="맑은 고딕" w:hint="eastAsia"/>
               </w:rPr>
               <w:t xml:space="preserve"> 전송하고, 다른 사용자는 파일을 눌러 파일을 다운로드한다.</w:t>
             </w:r>
             <w:r>
               <w:rPr>
-                <w:rFonts w:asciiTheme="minorHAnsi" w:eastAsiaTheme="minorHAnsi" w:hAnsiTheme="minorHAnsi"/>
+                <w:rFonts w:ascii="맑은 고딕" w:eastAsia="맑은 고딕" w:hAnsi="맑은 고딕"/>
               </w:rPr>
               <w:br/>
             </w:r>
             <w:r>
               <w:rPr>
-                <w:rFonts w:asciiTheme="minorHAnsi" w:eastAsiaTheme="minorHAnsi" w:hAnsiTheme="minorHAnsi" w:hint="eastAsia"/>
+                <w:rFonts w:ascii="맑은 고딕" w:eastAsia="맑은 고딕" w:hAnsi="맑은 고딕" w:hint="eastAsia"/>
               </w:rPr>
               <w:t>2. 사용자 초대: 화면에 초대하기 버튼을 눌러 현재 대화방에 현재 접속중인 다른 사용자를 조회 후 초대한다.</w:t>
             </w:r>
@@ -7968,9 +7851,14 @@
     <w:p>
       <w:pPr>
         <w:spacing w:line="276" w:lineRule="auto"/>
+        <w:rPr>
+          <w:rFonts w:ascii="맑은 고딕" w:eastAsia="맑은 고딕" w:hAnsi="맑은 고딕"/>
+        </w:rPr>
       </w:pPr>
       <w:r>
-        <w:lastRenderedPageBreak/>
+        <w:rPr>
+          <w:rFonts w:ascii="맑은 고딕" w:eastAsia="맑은 고딕" w:hAnsi="맑은 고딕"/>
+        </w:rPr>
         <w:pict w14:anchorId="2FC95E7A">
           <v:rect id="_x0000_i1028" style="width:0;height:1.5pt" o:hralign="center" o:hrstd="t" o:hr="t" fillcolor="#a0a0a0" stroked="f"/>
         </w:pict>
@@ -7981,6 +7869,7 @@
         <w:widowControl/>
         <w:spacing w:line="276" w:lineRule="auto"/>
         <w:rPr>
+          <w:rFonts w:ascii="맑은 고딕" w:eastAsia="맑은 고딕" w:hAnsi="맑은 고딕"/>
           <w:b/>
           <w:sz w:val="24"/>
           <w:szCs w:val="24"/>
@@ -7988,7 +7877,7 @@
       </w:pPr>
       <w:r>
         <w:rPr>
-          <w:rFonts w:asciiTheme="minorHAnsi" w:eastAsiaTheme="minorHAnsi" w:hAnsiTheme="minorHAnsi" w:hint="eastAsia"/>
+          <w:rFonts w:ascii="맑은 고딕" w:eastAsia="맑은 고딕" w:hAnsi="맑은 고딕" w:hint="eastAsia"/>
           <w:b/>
           <w:sz w:val="24"/>
           <w:szCs w:val="24"/>
@@ -7997,7 +7886,7 @@
       </w:r>
       <w:r>
         <w:rPr>
-          <w:rFonts w:asciiTheme="minorHAnsi" w:eastAsiaTheme="minorHAnsi" w:hAnsiTheme="minorHAnsi"/>
+          <w:rFonts w:ascii="맑은 고딕" w:eastAsia="맑은 고딕" w:hAnsi="맑은 고딕"/>
           <w:b/>
           <w:sz w:val="24"/>
           <w:szCs w:val="24"/>
@@ -8006,7 +7895,7 @@
       </w:r>
       <w:r>
         <w:rPr>
-          <w:rFonts w:asciiTheme="minorHAnsi" w:eastAsiaTheme="minorHAnsi" w:hAnsiTheme="minorHAnsi" w:hint="eastAsia"/>
+          <w:rFonts w:ascii="맑은 고딕" w:eastAsia="맑은 고딕" w:hAnsi="맑은 고딕" w:hint="eastAsia"/>
           <w:b/>
           <w:sz w:val="24"/>
           <w:szCs w:val="24"/>
@@ -8015,7 +7904,7 @@
       </w:r>
       <w:r>
         <w:rPr>
-          <w:rFonts w:hint="eastAsia"/>
+          <w:rFonts w:ascii="맑은 고딕" w:eastAsia="맑은 고딕" w:hAnsi="맑은 고딕" w:hint="eastAsia"/>
           <w:b/>
           <w:sz w:val="24"/>
           <w:szCs w:val="24"/>
@@ -8024,7 +7913,7 @@
       </w:r>
       <w:r>
         <w:rPr>
-          <w:rFonts w:hint="eastAsia"/>
+          <w:rFonts w:ascii="맑은 고딕" w:eastAsia="맑은 고딕" w:hAnsi="맑은 고딕" w:hint="eastAsia"/>
           <w:b/>
           <w:sz w:val="24"/>
           <w:szCs w:val="24"/>
@@ -8033,7 +7922,7 @@
       </w:r>
       <w:r>
         <w:rPr>
-          <w:rFonts w:hint="eastAsia"/>
+          <w:rFonts w:ascii="맑은 고딕" w:eastAsia="맑은 고딕" w:hAnsi="맑은 고딕" w:hint="eastAsia"/>
           <w:b/>
           <w:sz w:val="24"/>
           <w:szCs w:val="24"/>
@@ -8077,11 +7966,13 @@
               <w:spacing w:line="276" w:lineRule="auto"/>
               <w:jc w:val="center"/>
               <w:rPr>
-                <w:b/>
-              </w:rPr>
-            </w:pPr>
-            <w:r>
-              <w:rPr>
+                <w:rFonts w:ascii="맑은 고딕" w:eastAsia="맑은 고딕" w:hAnsi="맑은 고딕"/>
+                <w:b/>
+              </w:rPr>
+            </w:pPr>
+            <w:r>
+              <w:rPr>
+                <w:rFonts w:ascii="맑은 고딕" w:eastAsia="맑은 고딕" w:hAnsi="맑은 고딕"/>
                 <w:b/>
               </w:rPr>
               <w:t>항목</w:t>
@@ -8101,11 +7992,13 @@
               <w:spacing w:line="276" w:lineRule="auto"/>
               <w:jc w:val="center"/>
               <w:rPr>
-                <w:b/>
-              </w:rPr>
-            </w:pPr>
-            <w:r>
-              <w:rPr>
+                <w:rFonts w:ascii="맑은 고딕" w:eastAsia="맑은 고딕" w:hAnsi="맑은 고딕"/>
+                <w:b/>
+              </w:rPr>
+            </w:pPr>
+            <w:r>
+              <w:rPr>
+                <w:rFonts w:ascii="맑은 고딕" w:eastAsia="맑은 고딕" w:hAnsi="맑은 고딕"/>
                 <w:b/>
               </w:rPr>
               <w:t>내용</w:t>
@@ -8127,11 +8020,13 @@
               <w:spacing w:line="276" w:lineRule="auto"/>
               <w:jc w:val="center"/>
               <w:rPr>
-                <w:b/>
-              </w:rPr>
-            </w:pPr>
-            <w:r>
-              <w:rPr>
+                <w:rFonts w:ascii="맑은 고딕" w:eastAsia="맑은 고딕" w:hAnsi="맑은 고딕"/>
+                <w:b/>
+              </w:rPr>
+            </w:pPr>
+            <w:r>
+              <w:rPr>
+                <w:rFonts w:ascii="맑은 고딕" w:eastAsia="맑은 고딕" w:hAnsi="맑은 고딕"/>
                 <w:b/>
               </w:rPr>
               <w:t>설명</w:t>
@@ -8147,19 +8042,19 @@
             <w:pPr>
               <w:spacing w:line="276" w:lineRule="auto"/>
               <w:rPr>
-                <w:rFonts w:asciiTheme="minorHAnsi" w:eastAsiaTheme="minorHAnsi" w:hAnsiTheme="minorHAnsi"/>
+                <w:rFonts w:ascii="맑은 고딕" w:eastAsia="맑은 고딕" w:hAnsi="맑은 고딕"/>
                 <w:lang w:val="en-US"/>
               </w:rPr>
             </w:pPr>
             <w:r>
               <w:rPr>
-                <w:rFonts w:asciiTheme="minorHAnsi" w:eastAsiaTheme="minorHAnsi" w:hAnsiTheme="minorHAnsi" w:hint="eastAsia"/>
+                <w:rFonts w:ascii="맑은 고딕" w:eastAsia="맑은 고딕" w:hAnsi="맑은 고딕" w:hint="eastAsia"/>
               </w:rPr>
               <w:t xml:space="preserve">사용자를 검색 후 선택하여, </w:t>
             </w:r>
             <w:r>
               <w:rPr>
-                <w:rFonts w:asciiTheme="minorHAnsi" w:eastAsiaTheme="minorHAnsi" w:hAnsiTheme="minorHAnsi"/>
+                <w:rFonts w:ascii="맑은 고딕" w:eastAsia="맑은 고딕" w:hAnsi="맑은 고딕"/>
               </w:rPr>
               <w:t>고유한 식별 번호를 가진 대화방을 생성해 참여할 사용자의 학번을 해당 방에 매핑해 논리적인 대화 공간을 구축한다.</w:t>
             </w:r>
@@ -8180,26 +8075,16 @@
               <w:spacing w:line="276" w:lineRule="auto"/>
               <w:jc w:val="center"/>
               <w:rPr>
-                <w:b/>
-              </w:rPr>
-            </w:pPr>
-            <w:r>
-              <w:rPr>
-                <w:b/>
-              </w:rPr>
-              <w:t>주요</w:t>
-            </w:r>
-            <w:r>
-              <w:rPr>
-                <w:b/>
-              </w:rPr>
-              <w:t xml:space="preserve"> </w:t>
-            </w:r>
-            <w:r>
-              <w:rPr>
-                <w:b/>
-              </w:rPr>
-              <w:t>액터</w:t>
+                <w:rFonts w:ascii="맑은 고딕" w:eastAsia="맑은 고딕" w:hAnsi="맑은 고딕"/>
+                <w:b/>
+              </w:rPr>
+            </w:pPr>
+            <w:r>
+              <w:rPr>
+                <w:rFonts w:ascii="맑은 고딕" w:eastAsia="맑은 고딕" w:hAnsi="맑은 고딕"/>
+                <w:b/>
+              </w:rPr>
+              <w:t>주요 액터</w:t>
             </w:r>
           </w:p>
         </w:tc>
@@ -8213,12 +8098,12 @@
               <w:spacing w:line="276" w:lineRule="auto"/>
               <w:jc w:val="both"/>
               <w:rPr>
-                <w:rFonts w:asciiTheme="minorHAnsi" w:eastAsiaTheme="minorHAnsi" w:hAnsiTheme="minorHAnsi"/>
-              </w:rPr>
-            </w:pPr>
-            <w:r>
-              <w:rPr>
-                <w:rFonts w:asciiTheme="minorHAnsi" w:eastAsiaTheme="minorHAnsi" w:hAnsiTheme="minorHAnsi"/>
+                <w:rFonts w:ascii="맑은 고딕" w:eastAsia="맑은 고딕" w:hAnsi="맑은 고딕"/>
+              </w:rPr>
+            </w:pPr>
+            <w:r>
+              <w:rPr>
+                <w:rFonts w:ascii="맑은 고딕" w:eastAsia="맑은 고딕" w:hAnsi="맑은 고딕"/>
               </w:rPr>
               <w:t>사용자</w:t>
             </w:r>
@@ -8239,26 +8124,16 @@
               <w:spacing w:line="276" w:lineRule="auto"/>
               <w:jc w:val="center"/>
               <w:rPr>
-                <w:b/>
-              </w:rPr>
-            </w:pPr>
-            <w:r>
-              <w:rPr>
-                <w:b/>
-              </w:rPr>
-              <w:t>전제</w:t>
-            </w:r>
-            <w:r>
-              <w:rPr>
-                <w:b/>
-              </w:rPr>
-              <w:t xml:space="preserve"> </w:t>
-            </w:r>
-            <w:r>
-              <w:rPr>
-                <w:b/>
-              </w:rPr>
-              <w:t>조건</w:t>
+                <w:rFonts w:ascii="맑은 고딕" w:eastAsia="맑은 고딕" w:hAnsi="맑은 고딕"/>
+                <w:b/>
+              </w:rPr>
+            </w:pPr>
+            <w:r>
+              <w:rPr>
+                <w:rFonts w:ascii="맑은 고딕" w:eastAsia="맑은 고딕" w:hAnsi="맑은 고딕"/>
+                <w:b/>
+              </w:rPr>
+              <w:t>전제 조건</w:t>
             </w:r>
           </w:p>
         </w:tc>
@@ -8272,19 +8147,19 @@
               <w:spacing w:line="276" w:lineRule="auto"/>
               <w:jc w:val="both"/>
               <w:rPr>
-                <w:rFonts w:asciiTheme="minorHAnsi" w:eastAsiaTheme="minorHAnsi" w:hAnsiTheme="minorHAnsi"/>
+                <w:rFonts w:ascii="맑은 고딕" w:eastAsia="맑은 고딕" w:hAnsi="맑은 고딕"/>
                 <w:lang w:val="en-US"/>
               </w:rPr>
             </w:pPr>
             <w:r>
               <w:rPr>
-                <w:rFonts w:asciiTheme="minorHAnsi" w:eastAsiaTheme="minorHAnsi" w:hAnsiTheme="minorHAnsi" w:hint="eastAsia"/>
+                <w:rFonts w:ascii="맑은 고딕" w:eastAsia="맑은 고딕" w:hAnsi="맑은 고딕" w:hint="eastAsia"/>
               </w:rPr>
               <w:t>시스템의</w:t>
             </w:r>
             <w:r>
               <w:rPr>
-                <w:rFonts w:asciiTheme="minorHAnsi" w:eastAsiaTheme="minorHAnsi" w:hAnsiTheme="minorHAnsi"/>
+                <w:rFonts w:ascii="맑은 고딕" w:eastAsia="맑은 고딕" w:hAnsi="맑은 고딕"/>
               </w:rPr>
               <w:t xml:space="preserve"> 가입한 사용자들 모두 현재 접속 중이어야 한다.</w:t>
             </w:r>
@@ -8305,26 +8180,16 @@
               <w:spacing w:line="276" w:lineRule="auto"/>
               <w:jc w:val="center"/>
               <w:rPr>
-                <w:b/>
-              </w:rPr>
-            </w:pPr>
-            <w:r>
-              <w:rPr>
-                <w:b/>
-              </w:rPr>
-              <w:t>종료</w:t>
-            </w:r>
-            <w:r>
-              <w:rPr>
-                <w:b/>
-              </w:rPr>
-              <w:t xml:space="preserve"> </w:t>
-            </w:r>
-            <w:r>
-              <w:rPr>
-                <w:b/>
-              </w:rPr>
-              <w:t>조건</w:t>
+                <w:rFonts w:ascii="맑은 고딕" w:eastAsia="맑은 고딕" w:hAnsi="맑은 고딕"/>
+                <w:b/>
+              </w:rPr>
+            </w:pPr>
+            <w:r>
+              <w:rPr>
+                <w:rFonts w:ascii="맑은 고딕" w:eastAsia="맑은 고딕" w:hAnsi="맑은 고딕"/>
+                <w:b/>
+              </w:rPr>
+              <w:t>종료 조건</w:t>
             </w:r>
           </w:p>
         </w:tc>
@@ -8338,18 +8203,18 @@
               <w:spacing w:line="276" w:lineRule="auto"/>
               <w:jc w:val="both"/>
               <w:rPr>
-                <w:rFonts w:asciiTheme="minorHAnsi" w:eastAsiaTheme="minorHAnsi" w:hAnsiTheme="minorHAnsi"/>
-              </w:rPr>
-            </w:pPr>
-            <w:r>
-              <w:rPr>
-                <w:rFonts w:asciiTheme="minorHAnsi" w:eastAsiaTheme="minorHAnsi" w:hAnsiTheme="minorHAnsi" w:hint="eastAsia"/>
+                <w:rFonts w:ascii="맑은 고딕" w:eastAsia="맑은 고딕" w:hAnsi="맑은 고딕"/>
+              </w:rPr>
+            </w:pPr>
+            <w:r>
+              <w:rPr>
+                <w:rFonts w:ascii="맑은 고딕" w:eastAsia="맑은 고딕" w:hAnsi="맑은 고딕" w:hint="eastAsia"/>
               </w:rPr>
               <w:t>성공</w:t>
             </w:r>
             <w:r>
               <w:rPr>
-                <w:rFonts w:asciiTheme="minorHAnsi" w:eastAsiaTheme="minorHAnsi" w:hAnsiTheme="minorHAnsi"/>
+                <w:rFonts w:ascii="맑은 고딕" w:eastAsia="맑은 고딕" w:hAnsi="맑은 고딕"/>
               </w:rPr>
               <w:t>: 선택한 사용자들이 대화할 수 있는 대화방 생성</w:t>
             </w:r>
@@ -8359,19 +8224,19 @@
               <w:spacing w:line="276" w:lineRule="auto"/>
               <w:jc w:val="both"/>
               <w:rPr>
-                <w:rFonts w:asciiTheme="minorHAnsi" w:eastAsiaTheme="minorHAnsi" w:hAnsiTheme="minorHAnsi"/>
+                <w:rFonts w:ascii="맑은 고딕" w:eastAsia="맑은 고딕" w:hAnsi="맑은 고딕"/>
                 <w:lang w:val="en-US"/>
               </w:rPr>
             </w:pPr>
             <w:r>
               <w:rPr>
-                <w:rFonts w:asciiTheme="minorHAnsi" w:eastAsiaTheme="minorHAnsi" w:hAnsiTheme="minorHAnsi" w:hint="eastAsia"/>
+                <w:rFonts w:ascii="맑은 고딕" w:eastAsia="맑은 고딕" w:hAnsi="맑은 고딕" w:hint="eastAsia"/>
               </w:rPr>
               <w:t>실패</w:t>
             </w:r>
             <w:r>
               <w:rPr>
-                <w:rFonts w:asciiTheme="minorHAnsi" w:eastAsiaTheme="minorHAnsi" w:hAnsiTheme="minorHAnsi"/>
+                <w:rFonts w:ascii="맑은 고딕" w:eastAsia="맑은 고딕" w:hAnsi="맑은 고딕"/>
               </w:rPr>
               <w:t>: 미 접속 사용자 선택으로 인해 대화방 생성 실패.</w:t>
             </w:r>
@@ -8393,26 +8258,16 @@
               <w:spacing w:line="276" w:lineRule="auto"/>
               <w:jc w:val="center"/>
               <w:rPr>
-                <w:b/>
-              </w:rPr>
-            </w:pPr>
-            <w:r>
-              <w:rPr>
-                <w:b/>
-              </w:rPr>
-              <w:t>기본</w:t>
-            </w:r>
-            <w:r>
-              <w:rPr>
-                <w:b/>
-              </w:rPr>
-              <w:t xml:space="preserve"> </w:t>
-            </w:r>
-            <w:r>
-              <w:rPr>
-                <w:b/>
-              </w:rPr>
-              <w:t>흐름</w:t>
+                <w:rFonts w:ascii="맑은 고딕" w:eastAsia="맑은 고딕" w:hAnsi="맑은 고딕"/>
+                <w:b/>
+              </w:rPr>
+            </w:pPr>
+            <w:r>
+              <w:rPr>
+                <w:rFonts w:ascii="맑은 고딕" w:eastAsia="맑은 고딕" w:hAnsi="맑은 고딕"/>
+                <w:b/>
+              </w:rPr>
+              <w:t>기본 흐름</w:t>
             </w:r>
           </w:p>
         </w:tc>
@@ -8429,18 +8284,18 @@
               </w:numPr>
               <w:spacing w:line="276" w:lineRule="auto"/>
               <w:rPr>
-                <w:rFonts w:asciiTheme="minorHAnsi" w:eastAsiaTheme="minorHAnsi" w:hAnsiTheme="minorHAnsi"/>
-              </w:rPr>
-            </w:pPr>
-            <w:r>
-              <w:rPr>
-                <w:rFonts w:asciiTheme="minorHAnsi" w:eastAsiaTheme="minorHAnsi" w:hAnsiTheme="minorHAnsi" w:hint="eastAsia"/>
+                <w:rFonts w:ascii="맑은 고딕" w:eastAsia="맑은 고딕" w:hAnsi="맑은 고딕"/>
+              </w:rPr>
+            </w:pPr>
+            <w:r>
+              <w:rPr>
+                <w:rFonts w:ascii="맑은 고딕" w:eastAsia="맑은 고딕" w:hAnsi="맑은 고딕" w:hint="eastAsia"/>
               </w:rPr>
               <w:t>친구</w:t>
             </w:r>
             <w:r>
               <w:rPr>
-                <w:rFonts w:asciiTheme="minorHAnsi" w:eastAsiaTheme="minorHAnsi" w:hAnsiTheme="minorHAnsi"/>
+                <w:rFonts w:ascii="맑은 고딕" w:eastAsia="맑은 고딕" w:hAnsi="맑은 고딕"/>
               </w:rPr>
               <w:t xml:space="preserve"> 검색 버튼으로 사용자를 조회한다.</w:t>
             </w:r>
@@ -8453,18 +8308,18 @@
               </w:numPr>
               <w:spacing w:line="276" w:lineRule="auto"/>
               <w:rPr>
-                <w:rFonts w:asciiTheme="minorHAnsi" w:eastAsiaTheme="minorHAnsi" w:hAnsiTheme="minorHAnsi"/>
-              </w:rPr>
-            </w:pPr>
-            <w:r>
-              <w:rPr>
-                <w:rFonts w:asciiTheme="minorHAnsi" w:eastAsiaTheme="minorHAnsi" w:hAnsiTheme="minorHAnsi" w:hint="eastAsia"/>
+                <w:rFonts w:ascii="맑은 고딕" w:eastAsia="맑은 고딕" w:hAnsi="맑은 고딕"/>
+              </w:rPr>
+            </w:pPr>
+            <w:r>
+              <w:rPr>
+                <w:rFonts w:ascii="맑은 고딕" w:eastAsia="맑은 고딕" w:hAnsi="맑은 고딕" w:hint="eastAsia"/>
               </w:rPr>
               <w:t>대화하고</w:t>
             </w:r>
             <w:r>
               <w:rPr>
-                <w:rFonts w:asciiTheme="minorHAnsi" w:eastAsiaTheme="minorHAnsi" w:hAnsiTheme="minorHAnsi"/>
+                <w:rFonts w:ascii="맑은 고딕" w:eastAsia="맑은 고딕" w:hAnsi="맑은 고딕"/>
               </w:rPr>
               <w:t xml:space="preserve"> 싶은 사용자를 선택한다.</w:t>
             </w:r>
@@ -8477,18 +8332,18 @@
               </w:numPr>
               <w:spacing w:line="276" w:lineRule="auto"/>
               <w:rPr>
-                <w:rFonts w:asciiTheme="minorHAnsi" w:eastAsiaTheme="minorHAnsi" w:hAnsiTheme="minorHAnsi"/>
-              </w:rPr>
-            </w:pPr>
-            <w:r>
-              <w:rPr>
-                <w:rFonts w:asciiTheme="minorHAnsi" w:eastAsiaTheme="minorHAnsi" w:hAnsiTheme="minorHAnsi" w:hint="eastAsia"/>
+                <w:rFonts w:ascii="맑은 고딕" w:eastAsia="맑은 고딕" w:hAnsi="맑은 고딕"/>
+              </w:rPr>
+            </w:pPr>
+            <w:r>
+              <w:rPr>
+                <w:rFonts w:ascii="맑은 고딕" w:eastAsia="맑은 고딕" w:hAnsi="맑은 고딕" w:hint="eastAsia"/>
               </w:rPr>
               <w:t>대화하기</w:t>
             </w:r>
             <w:r>
               <w:rPr>
-                <w:rFonts w:asciiTheme="minorHAnsi" w:eastAsiaTheme="minorHAnsi" w:hAnsiTheme="minorHAnsi"/>
+                <w:rFonts w:ascii="맑은 고딕" w:eastAsia="맑은 고딕" w:hAnsi="맑은 고딕"/>
               </w:rPr>
               <w:t xml:space="preserve"> 버튼을 눌러 선택한 사용자들과 대화할 수 있는 대화방을 생성한다.</w:t>
             </w:r>
@@ -8509,26 +8364,16 @@
               <w:spacing w:line="276" w:lineRule="auto"/>
               <w:jc w:val="center"/>
               <w:rPr>
-                <w:b/>
-              </w:rPr>
-            </w:pPr>
-            <w:r>
-              <w:rPr>
-                <w:b/>
-              </w:rPr>
-              <w:t>예외</w:t>
-            </w:r>
-            <w:r>
-              <w:rPr>
-                <w:b/>
-              </w:rPr>
-              <w:t xml:space="preserve"> </w:t>
-            </w:r>
-            <w:r>
-              <w:rPr>
-                <w:b/>
-              </w:rPr>
-              <w:t>흐름</w:t>
+                <w:rFonts w:ascii="맑은 고딕" w:eastAsia="맑은 고딕" w:hAnsi="맑은 고딕"/>
+                <w:b/>
+              </w:rPr>
+            </w:pPr>
+            <w:r>
+              <w:rPr>
+                <w:rFonts w:ascii="맑은 고딕" w:eastAsia="맑은 고딕" w:hAnsi="맑은 고딕"/>
+                <w:b/>
+              </w:rPr>
+              <w:t>예외 흐름</w:t>
             </w:r>
           </w:p>
         </w:tc>
@@ -8541,12 +8386,12 @@
             <w:pPr>
               <w:spacing w:line="276" w:lineRule="auto"/>
               <w:rPr>
-                <w:rFonts w:asciiTheme="minorHAnsi" w:eastAsiaTheme="minorHAnsi" w:hAnsiTheme="minorHAnsi"/>
-              </w:rPr>
-            </w:pPr>
-            <w:r>
-              <w:rPr>
-                <w:rFonts w:asciiTheme="minorHAnsi" w:eastAsiaTheme="minorHAnsi" w:hAnsiTheme="minorHAnsi" w:hint="eastAsia"/>
+                <w:rFonts w:ascii="맑은 고딕" w:eastAsia="맑은 고딕" w:hAnsi="맑은 고딕"/>
+              </w:rPr>
+            </w:pPr>
+            <w:r>
+              <w:rPr>
+                <w:rFonts w:ascii="맑은 고딕" w:eastAsia="맑은 고딕" w:hAnsi="맑은 고딕" w:hint="eastAsia"/>
               </w:rPr>
               <w:t>없음</w:t>
             </w:r>
@@ -8559,6 +8404,7 @@
         <w:widowControl/>
         <w:spacing w:line="276" w:lineRule="auto"/>
         <w:rPr>
+          <w:rFonts w:ascii="맑은 고딕" w:eastAsia="맑은 고딕" w:hAnsi="맑은 고딕"/>
           <w:b/>
           <w:sz w:val="24"/>
           <w:szCs w:val="24"/>
@@ -8570,6 +8416,7 @@
         <w:widowControl/>
         <w:spacing w:line="276" w:lineRule="auto"/>
         <w:rPr>
+          <w:rFonts w:ascii="맑은 고딕" w:eastAsia="맑은 고딕" w:hAnsi="맑은 고딕"/>
           <w:b/>
           <w:sz w:val="24"/>
           <w:szCs w:val="24"/>
@@ -8577,7 +8424,7 @@
       </w:pPr>
       <w:r>
         <w:rPr>
-          <w:rFonts w:asciiTheme="minorHAnsi" w:eastAsiaTheme="minorHAnsi" w:hAnsiTheme="minorHAnsi" w:hint="eastAsia"/>
+          <w:rFonts w:ascii="맑은 고딕" w:eastAsia="맑은 고딕" w:hAnsi="맑은 고딕" w:hint="eastAsia"/>
           <w:b/>
           <w:sz w:val="24"/>
           <w:szCs w:val="24"/>
@@ -8586,7 +8433,7 @@
       </w:r>
       <w:r>
         <w:rPr>
-          <w:rFonts w:asciiTheme="minorHAnsi" w:eastAsiaTheme="minorHAnsi" w:hAnsiTheme="minorHAnsi"/>
+          <w:rFonts w:ascii="맑은 고딕" w:eastAsia="맑은 고딕" w:hAnsi="맑은 고딕"/>
           <w:b/>
           <w:sz w:val="24"/>
           <w:szCs w:val="24"/>
@@ -8595,7 +8442,7 @@
       </w:r>
       <w:r>
         <w:rPr>
-          <w:rFonts w:asciiTheme="minorHAnsi" w:eastAsiaTheme="minorHAnsi" w:hAnsiTheme="minorHAnsi" w:hint="eastAsia"/>
+          <w:rFonts w:ascii="맑은 고딕" w:eastAsia="맑은 고딕" w:hAnsi="맑은 고딕" w:hint="eastAsia"/>
           <w:b/>
           <w:sz w:val="24"/>
           <w:szCs w:val="24"/>
@@ -8604,30 +8451,12 @@
       </w:r>
       <w:r>
         <w:rPr>
-          <w:rFonts w:hint="eastAsia"/>
+          <w:rFonts w:ascii="맑은 고딕" w:eastAsia="맑은 고딕" w:hAnsi="맑은 고딕" w:hint="eastAsia"/>
           <w:b/>
           <w:sz w:val="24"/>
           <w:szCs w:val="24"/>
         </w:rPr>
-        <w:t>대화방</w:t>
-      </w:r>
-      <w:r>
-        <w:rPr>
-          <w:rFonts w:hint="eastAsia"/>
-          <w:b/>
-          <w:sz w:val="24"/>
-          <w:szCs w:val="24"/>
-        </w:rPr>
-        <w:t xml:space="preserve"> </w:t>
-      </w:r>
-      <w:r>
-        <w:rPr>
-          <w:rFonts w:hint="eastAsia"/>
-          <w:b/>
-          <w:sz w:val="24"/>
-          <w:szCs w:val="24"/>
-        </w:rPr>
-        <w:t>초대</w:t>
+        <w:t>대화방 초대</w:t>
       </w:r>
     </w:p>
     <w:tbl>
@@ -8666,11 +8495,13 @@
               <w:spacing w:line="276" w:lineRule="auto"/>
               <w:jc w:val="center"/>
               <w:rPr>
-                <w:b/>
-              </w:rPr>
-            </w:pPr>
-            <w:r>
-              <w:rPr>
+                <w:rFonts w:ascii="맑은 고딕" w:eastAsia="맑은 고딕" w:hAnsi="맑은 고딕"/>
+                <w:b/>
+              </w:rPr>
+            </w:pPr>
+            <w:r>
+              <w:rPr>
+                <w:rFonts w:ascii="맑은 고딕" w:eastAsia="맑은 고딕" w:hAnsi="맑은 고딕"/>
                 <w:b/>
               </w:rPr>
               <w:t>항목</w:t>
@@ -8690,11 +8521,13 @@
               <w:spacing w:line="276" w:lineRule="auto"/>
               <w:jc w:val="center"/>
               <w:rPr>
-                <w:b/>
-              </w:rPr>
-            </w:pPr>
-            <w:r>
-              <w:rPr>
+                <w:rFonts w:ascii="맑은 고딕" w:eastAsia="맑은 고딕" w:hAnsi="맑은 고딕"/>
+                <w:b/>
+              </w:rPr>
+            </w:pPr>
+            <w:r>
+              <w:rPr>
+                <w:rFonts w:ascii="맑은 고딕" w:eastAsia="맑은 고딕" w:hAnsi="맑은 고딕"/>
                 <w:b/>
               </w:rPr>
               <w:t>내용</w:t>
@@ -8716,13 +8549,16 @@
               <w:spacing w:line="276" w:lineRule="auto"/>
               <w:jc w:val="center"/>
               <w:rPr>
-                <w:b/>
-              </w:rPr>
-            </w:pPr>
-            <w:r>
-              <w:rPr>
-                <w:b/>
-              </w:rPr>
+                <w:rFonts w:ascii="맑은 고딕" w:eastAsia="맑은 고딕" w:hAnsi="맑은 고딕"/>
+                <w:b/>
+              </w:rPr>
+            </w:pPr>
+            <w:r>
+              <w:rPr>
+                <w:rFonts w:ascii="맑은 고딕" w:eastAsia="맑은 고딕" w:hAnsi="맑은 고딕"/>
+                <w:b/>
+              </w:rPr>
+              <w:lastRenderedPageBreak/>
               <w:t>설명</w:t>
             </w:r>
           </w:p>
@@ -8736,19 +8572,19 @@
             <w:pPr>
               <w:spacing w:line="276" w:lineRule="auto"/>
               <w:rPr>
-                <w:rFonts w:asciiTheme="minorHAnsi" w:eastAsiaTheme="minorHAnsi" w:hAnsiTheme="minorHAnsi"/>
+                <w:rFonts w:ascii="맑은 고딕" w:eastAsia="맑은 고딕" w:hAnsi="맑은 고딕"/>
                 <w:lang w:val="en-US"/>
               </w:rPr>
             </w:pPr>
             <w:r>
               <w:rPr>
-                <w:rFonts w:asciiTheme="minorHAnsi" w:eastAsiaTheme="minorHAnsi" w:hAnsiTheme="minorHAnsi" w:hint="eastAsia"/>
+                <w:rFonts w:ascii="맑은 고딕" w:eastAsia="맑은 고딕" w:hAnsi="맑은 고딕" w:hint="eastAsia"/>
               </w:rPr>
               <w:t>사용자가</w:t>
             </w:r>
             <w:r>
               <w:rPr>
-                <w:rFonts w:asciiTheme="minorHAnsi" w:eastAsiaTheme="minorHAnsi" w:hAnsiTheme="minorHAnsi"/>
+                <w:rFonts w:ascii="맑은 고딕" w:eastAsia="맑은 고딕" w:hAnsi="맑은 고딕"/>
               </w:rPr>
               <w:t xml:space="preserve"> 현재 참여 중인 대화방에 다른 사용자를 초대한다.</w:t>
             </w:r>
@@ -8769,26 +8605,16 @@
               <w:spacing w:line="276" w:lineRule="auto"/>
               <w:jc w:val="center"/>
               <w:rPr>
-                <w:b/>
-              </w:rPr>
-            </w:pPr>
-            <w:r>
-              <w:rPr>
-                <w:b/>
-              </w:rPr>
-              <w:t>주요</w:t>
-            </w:r>
-            <w:r>
-              <w:rPr>
-                <w:b/>
-              </w:rPr>
-              <w:t xml:space="preserve"> </w:t>
-            </w:r>
-            <w:r>
-              <w:rPr>
-                <w:b/>
-              </w:rPr>
-              <w:t>액터</w:t>
+                <w:rFonts w:ascii="맑은 고딕" w:eastAsia="맑은 고딕" w:hAnsi="맑은 고딕"/>
+                <w:b/>
+              </w:rPr>
+            </w:pPr>
+            <w:r>
+              <w:rPr>
+                <w:rFonts w:ascii="맑은 고딕" w:eastAsia="맑은 고딕" w:hAnsi="맑은 고딕"/>
+                <w:b/>
+              </w:rPr>
+              <w:t>주요 액터</w:t>
             </w:r>
           </w:p>
         </w:tc>
@@ -8802,12 +8628,12 @@
               <w:spacing w:line="276" w:lineRule="auto"/>
               <w:jc w:val="both"/>
               <w:rPr>
-                <w:rFonts w:asciiTheme="minorHAnsi" w:eastAsiaTheme="minorHAnsi" w:hAnsiTheme="minorHAnsi"/>
-              </w:rPr>
-            </w:pPr>
-            <w:r>
-              <w:rPr>
-                <w:rFonts w:asciiTheme="minorHAnsi" w:eastAsiaTheme="minorHAnsi" w:hAnsiTheme="minorHAnsi"/>
+                <w:rFonts w:ascii="맑은 고딕" w:eastAsia="맑은 고딕" w:hAnsi="맑은 고딕"/>
+              </w:rPr>
+            </w:pPr>
+            <w:r>
+              <w:rPr>
+                <w:rFonts w:ascii="맑은 고딕" w:eastAsia="맑은 고딕" w:hAnsi="맑은 고딕"/>
               </w:rPr>
               <w:t>사용자</w:t>
             </w:r>
@@ -8828,26 +8654,16 @@
               <w:spacing w:line="276" w:lineRule="auto"/>
               <w:jc w:val="center"/>
               <w:rPr>
-                <w:b/>
-              </w:rPr>
-            </w:pPr>
-            <w:r>
-              <w:rPr>
-                <w:b/>
-              </w:rPr>
-              <w:t>전제</w:t>
-            </w:r>
-            <w:r>
-              <w:rPr>
-                <w:b/>
-              </w:rPr>
-              <w:t xml:space="preserve"> </w:t>
-            </w:r>
-            <w:r>
-              <w:rPr>
-                <w:b/>
-              </w:rPr>
-              <w:t>조건</w:t>
+                <w:rFonts w:ascii="맑은 고딕" w:eastAsia="맑은 고딕" w:hAnsi="맑은 고딕"/>
+                <w:b/>
+              </w:rPr>
+            </w:pPr>
+            <w:r>
+              <w:rPr>
+                <w:rFonts w:ascii="맑은 고딕" w:eastAsia="맑은 고딕" w:hAnsi="맑은 고딕"/>
+                <w:b/>
+              </w:rPr>
+              <w:t>전제 조건</w:t>
             </w:r>
           </w:p>
         </w:tc>
@@ -8861,19 +8677,19 @@
               <w:spacing w:line="276" w:lineRule="auto"/>
               <w:jc w:val="both"/>
               <w:rPr>
-                <w:rFonts w:asciiTheme="minorHAnsi" w:eastAsiaTheme="minorHAnsi" w:hAnsiTheme="minorHAnsi"/>
+                <w:rFonts w:ascii="맑은 고딕" w:eastAsia="맑은 고딕" w:hAnsi="맑은 고딕"/>
                 <w:lang w:val="en-US"/>
               </w:rPr>
             </w:pPr>
             <w:r>
               <w:rPr>
-                <w:rFonts w:asciiTheme="minorHAnsi" w:eastAsiaTheme="minorHAnsi" w:hAnsiTheme="minorHAnsi" w:hint="eastAsia"/>
+                <w:rFonts w:ascii="맑은 고딕" w:eastAsia="맑은 고딕" w:hAnsi="맑은 고딕" w:hint="eastAsia"/>
               </w:rPr>
               <w:t>대화방이</w:t>
             </w:r>
             <w:r>
               <w:rPr>
-                <w:rFonts w:asciiTheme="minorHAnsi" w:eastAsiaTheme="minorHAnsi" w:hAnsiTheme="minorHAnsi"/>
+                <w:rFonts w:ascii="맑은 고딕" w:eastAsia="맑은 고딕" w:hAnsi="맑은 고딕"/>
               </w:rPr>
               <w:t xml:space="preserve"> 생성되어 있고, 접속 중인 사용자이어야 한다.</w:t>
             </w:r>
@@ -8894,26 +8710,16 @@
               <w:spacing w:line="276" w:lineRule="auto"/>
               <w:jc w:val="center"/>
               <w:rPr>
-                <w:b/>
-              </w:rPr>
-            </w:pPr>
-            <w:r>
-              <w:rPr>
-                <w:b/>
-              </w:rPr>
-              <w:t>종료</w:t>
-            </w:r>
-            <w:r>
-              <w:rPr>
-                <w:b/>
-              </w:rPr>
-              <w:t xml:space="preserve"> </w:t>
-            </w:r>
-            <w:r>
-              <w:rPr>
-                <w:b/>
-              </w:rPr>
-              <w:t>조건</w:t>
+                <w:rFonts w:ascii="맑은 고딕" w:eastAsia="맑은 고딕" w:hAnsi="맑은 고딕"/>
+                <w:b/>
+              </w:rPr>
+            </w:pPr>
+            <w:r>
+              <w:rPr>
+                <w:rFonts w:ascii="맑은 고딕" w:eastAsia="맑은 고딕" w:hAnsi="맑은 고딕"/>
+                <w:b/>
+              </w:rPr>
+              <w:t>종료 조건</w:t>
             </w:r>
           </w:p>
         </w:tc>
@@ -8927,18 +8733,18 @@
               <w:spacing w:line="276" w:lineRule="auto"/>
               <w:jc w:val="both"/>
               <w:rPr>
-                <w:rFonts w:asciiTheme="minorHAnsi" w:eastAsiaTheme="minorHAnsi" w:hAnsiTheme="minorHAnsi"/>
-              </w:rPr>
-            </w:pPr>
-            <w:r>
-              <w:rPr>
-                <w:rFonts w:asciiTheme="minorHAnsi" w:eastAsiaTheme="minorHAnsi" w:hAnsiTheme="minorHAnsi" w:hint="eastAsia"/>
+                <w:rFonts w:ascii="맑은 고딕" w:eastAsia="맑은 고딕" w:hAnsi="맑은 고딕"/>
+              </w:rPr>
+            </w:pPr>
+            <w:r>
+              <w:rPr>
+                <w:rFonts w:ascii="맑은 고딕" w:eastAsia="맑은 고딕" w:hAnsi="맑은 고딕" w:hint="eastAsia"/>
               </w:rPr>
               <w:t>성공</w:t>
             </w:r>
             <w:r>
               <w:rPr>
-                <w:rFonts w:asciiTheme="minorHAnsi" w:eastAsiaTheme="minorHAnsi" w:hAnsiTheme="minorHAnsi"/>
+                <w:rFonts w:ascii="맑은 고딕" w:eastAsia="맑은 고딕" w:hAnsi="맑은 고딕"/>
               </w:rPr>
               <w:t>: 현재 대화방에 접속 중인 사용자 초대</w:t>
             </w:r>
@@ -8948,19 +8754,19 @@
               <w:spacing w:line="276" w:lineRule="auto"/>
               <w:jc w:val="both"/>
               <w:rPr>
-                <w:rFonts w:asciiTheme="minorHAnsi" w:eastAsiaTheme="minorHAnsi" w:hAnsiTheme="minorHAnsi"/>
+                <w:rFonts w:ascii="맑은 고딕" w:eastAsia="맑은 고딕" w:hAnsi="맑은 고딕"/>
                 <w:lang w:val="en-US"/>
               </w:rPr>
             </w:pPr>
             <w:r>
               <w:rPr>
-                <w:rFonts w:asciiTheme="minorHAnsi" w:eastAsiaTheme="minorHAnsi" w:hAnsiTheme="minorHAnsi" w:hint="eastAsia"/>
+                <w:rFonts w:ascii="맑은 고딕" w:eastAsia="맑은 고딕" w:hAnsi="맑은 고딕" w:hint="eastAsia"/>
               </w:rPr>
               <w:t>실패</w:t>
             </w:r>
             <w:r>
               <w:rPr>
-                <w:rFonts w:asciiTheme="minorHAnsi" w:eastAsiaTheme="minorHAnsi" w:hAnsiTheme="minorHAnsi"/>
+                <w:rFonts w:ascii="맑은 고딕" w:eastAsia="맑은 고딕" w:hAnsi="맑은 고딕"/>
               </w:rPr>
               <w:t>: 사용자 미 접속으로 인해 초대 실패.</w:t>
             </w:r>
@@ -8982,26 +8788,16 @@
               <w:spacing w:line="276" w:lineRule="auto"/>
               <w:jc w:val="center"/>
               <w:rPr>
-                <w:b/>
-              </w:rPr>
-            </w:pPr>
-            <w:r>
-              <w:rPr>
-                <w:b/>
-              </w:rPr>
-              <w:t>기본</w:t>
-            </w:r>
-            <w:r>
-              <w:rPr>
-                <w:b/>
-              </w:rPr>
-              <w:t xml:space="preserve"> </w:t>
-            </w:r>
-            <w:r>
-              <w:rPr>
-                <w:b/>
-              </w:rPr>
-              <w:t>흐름</w:t>
+                <w:rFonts w:ascii="맑은 고딕" w:eastAsia="맑은 고딕" w:hAnsi="맑은 고딕"/>
+                <w:b/>
+              </w:rPr>
+            </w:pPr>
+            <w:r>
+              <w:rPr>
+                <w:rFonts w:ascii="맑은 고딕" w:eastAsia="맑은 고딕" w:hAnsi="맑은 고딕"/>
+                <w:b/>
+              </w:rPr>
+              <w:t>기본 흐름</w:t>
             </w:r>
           </w:p>
         </w:tc>
@@ -9018,18 +8814,18 @@
               </w:numPr>
               <w:spacing w:line="276" w:lineRule="auto"/>
               <w:rPr>
-                <w:rFonts w:asciiTheme="minorHAnsi" w:eastAsiaTheme="minorHAnsi" w:hAnsiTheme="minorHAnsi"/>
-              </w:rPr>
-            </w:pPr>
-            <w:r>
-              <w:rPr>
-                <w:rFonts w:asciiTheme="minorHAnsi" w:eastAsiaTheme="minorHAnsi" w:hAnsiTheme="minorHAnsi" w:hint="eastAsia"/>
+                <w:rFonts w:ascii="맑은 고딕" w:eastAsia="맑은 고딕" w:hAnsi="맑은 고딕"/>
+              </w:rPr>
+            </w:pPr>
+            <w:r>
+              <w:rPr>
+                <w:rFonts w:ascii="맑은 고딕" w:eastAsia="맑은 고딕" w:hAnsi="맑은 고딕" w:hint="eastAsia"/>
               </w:rPr>
               <w:t>대화</w:t>
             </w:r>
             <w:r>
               <w:rPr>
-                <w:rFonts w:asciiTheme="minorHAnsi" w:eastAsiaTheme="minorHAnsi" w:hAnsiTheme="minorHAnsi"/>
+                <w:rFonts w:ascii="맑은 고딕" w:eastAsia="맑은 고딕" w:hAnsi="맑은 고딕"/>
               </w:rPr>
               <w:t xml:space="preserve"> 화면의 “초대하기”버튼을 선택한다.</w:t>
             </w:r>
@@ -9042,18 +8838,18 @@
               </w:numPr>
               <w:spacing w:line="276" w:lineRule="auto"/>
               <w:rPr>
-                <w:rFonts w:asciiTheme="minorHAnsi" w:eastAsiaTheme="minorHAnsi" w:hAnsiTheme="minorHAnsi"/>
-              </w:rPr>
-            </w:pPr>
-            <w:r>
-              <w:rPr>
-                <w:rFonts w:asciiTheme="minorHAnsi" w:eastAsiaTheme="minorHAnsi" w:hAnsiTheme="minorHAnsi" w:hint="eastAsia"/>
+                <w:rFonts w:ascii="맑은 고딕" w:eastAsia="맑은 고딕" w:hAnsi="맑은 고딕"/>
+              </w:rPr>
+            </w:pPr>
+            <w:r>
+              <w:rPr>
+                <w:rFonts w:ascii="맑은 고딕" w:eastAsia="맑은 고딕" w:hAnsi="맑은 고딕" w:hint="eastAsia"/>
               </w:rPr>
               <w:t>사용자의</w:t>
             </w:r>
             <w:r>
               <w:rPr>
-                <w:rFonts w:asciiTheme="minorHAnsi" w:eastAsiaTheme="minorHAnsi" w:hAnsiTheme="minorHAnsi"/>
+                <w:rFonts w:ascii="맑은 고딕" w:eastAsia="맑은 고딕" w:hAnsi="맑은 고딕"/>
               </w:rPr>
               <w:t xml:space="preserve"> 학번, 이름을 검색하는 화면을 표시한다.</w:t>
             </w:r>
@@ -9066,18 +8862,18 @@
               </w:numPr>
               <w:spacing w:line="276" w:lineRule="auto"/>
               <w:rPr>
-                <w:rFonts w:asciiTheme="minorHAnsi" w:eastAsiaTheme="minorHAnsi" w:hAnsiTheme="minorHAnsi"/>
-              </w:rPr>
-            </w:pPr>
-            <w:r>
-              <w:rPr>
-                <w:rFonts w:asciiTheme="minorHAnsi" w:eastAsiaTheme="minorHAnsi" w:hAnsiTheme="minorHAnsi" w:hint="eastAsia"/>
+                <w:rFonts w:ascii="맑은 고딕" w:eastAsia="맑은 고딕" w:hAnsi="맑은 고딕"/>
+              </w:rPr>
+            </w:pPr>
+            <w:r>
+              <w:rPr>
+                <w:rFonts w:ascii="맑은 고딕" w:eastAsia="맑은 고딕" w:hAnsi="맑은 고딕" w:hint="eastAsia"/>
               </w:rPr>
               <w:t>학번</w:t>
             </w:r>
             <w:r>
               <w:rPr>
-                <w:rFonts w:asciiTheme="minorHAnsi" w:eastAsiaTheme="minorHAnsi" w:hAnsiTheme="minorHAnsi"/>
+                <w:rFonts w:ascii="맑은 고딕" w:eastAsia="맑은 고딕" w:hAnsi="맑은 고딕"/>
               </w:rPr>
               <w:t xml:space="preserve"> 및 이름을 입력하여 사용자 검색.</w:t>
             </w:r>
@@ -9090,18 +8886,18 @@
               </w:numPr>
               <w:spacing w:line="276" w:lineRule="auto"/>
               <w:rPr>
-                <w:rFonts w:asciiTheme="minorHAnsi" w:eastAsiaTheme="minorHAnsi" w:hAnsiTheme="minorHAnsi"/>
-              </w:rPr>
-            </w:pPr>
-            <w:r>
-              <w:rPr>
-                <w:rFonts w:asciiTheme="minorHAnsi" w:eastAsiaTheme="minorHAnsi" w:hAnsiTheme="minorHAnsi" w:hint="eastAsia"/>
+                <w:rFonts w:ascii="맑은 고딕" w:eastAsia="맑은 고딕" w:hAnsi="맑은 고딕"/>
+              </w:rPr>
+            </w:pPr>
+            <w:r>
+              <w:rPr>
+                <w:rFonts w:ascii="맑은 고딕" w:eastAsia="맑은 고딕" w:hAnsi="맑은 고딕" w:hint="eastAsia"/>
               </w:rPr>
               <w:t>“초대하기”</w:t>
             </w:r>
             <w:r>
               <w:rPr>
-                <w:rFonts w:asciiTheme="minorHAnsi" w:eastAsiaTheme="minorHAnsi" w:hAnsiTheme="minorHAnsi"/>
+                <w:rFonts w:ascii="맑은 고딕" w:eastAsia="맑은 고딕" w:hAnsi="맑은 고딕"/>
               </w:rPr>
               <w:t xml:space="preserve"> 버튼을 눌러 검색한 사용자를 대화방에 초대한다.</w:t>
             </w:r>
@@ -9122,27 +8918,16 @@
               <w:spacing w:line="276" w:lineRule="auto"/>
               <w:jc w:val="center"/>
               <w:rPr>
-                <w:b/>
-              </w:rPr>
-            </w:pPr>
-            <w:r>
-              <w:rPr>
-                <w:b/>
-              </w:rPr>
-              <w:lastRenderedPageBreak/>
-              <w:t>예외</w:t>
-            </w:r>
-            <w:r>
-              <w:rPr>
-                <w:b/>
-              </w:rPr>
-              <w:t xml:space="preserve"> </w:t>
-            </w:r>
-            <w:r>
-              <w:rPr>
-                <w:b/>
-              </w:rPr>
-              <w:t>흐름</w:t>
+                <w:rFonts w:ascii="맑은 고딕" w:eastAsia="맑은 고딕" w:hAnsi="맑은 고딕"/>
+                <w:b/>
+              </w:rPr>
+            </w:pPr>
+            <w:r>
+              <w:rPr>
+                <w:rFonts w:ascii="맑은 고딕" w:eastAsia="맑은 고딕" w:hAnsi="맑은 고딕"/>
+                <w:b/>
+              </w:rPr>
+              <w:t>예외 흐름</w:t>
             </w:r>
           </w:p>
         </w:tc>
@@ -9155,13 +8940,13 @@
             <w:pPr>
               <w:spacing w:line="276" w:lineRule="auto"/>
               <w:rPr>
-                <w:rFonts w:asciiTheme="minorHAnsi" w:eastAsiaTheme="minorHAnsi" w:hAnsiTheme="minorHAnsi"/>
+                <w:rFonts w:ascii="맑은 고딕" w:eastAsia="맑은 고딕" w:hAnsi="맑은 고딕"/>
                 <w:lang w:val="en-US"/>
               </w:rPr>
             </w:pPr>
             <w:r>
               <w:rPr>
-                <w:rFonts w:asciiTheme="minorHAnsi" w:eastAsiaTheme="minorHAnsi" w:hAnsiTheme="minorHAnsi"/>
+                <w:rFonts w:ascii="맑은 고딕" w:eastAsia="맑은 고딕" w:hAnsi="맑은 고딕"/>
               </w:rPr>
               <w:t>사용자 초대 실패: 미 가입한 사용자일 경우 “해당 사용자가 없습니다” 메시지 출력</w:t>
             </w:r>
@@ -9173,13 +8958,22 @@
       <w:pPr>
         <w:widowControl/>
         <w:spacing w:line="276" w:lineRule="auto"/>
+        <w:rPr>
+          <w:rFonts w:ascii="맑은 고딕" w:eastAsia="맑은 고딕" w:hAnsi="맑은 고딕"/>
+        </w:rPr>
       </w:pPr>
     </w:p>
     <w:p>
       <w:pPr>
         <w:spacing w:line="276" w:lineRule="auto"/>
+        <w:rPr>
+          <w:rFonts w:ascii="맑은 고딕" w:eastAsia="맑은 고딕" w:hAnsi="맑은 고딕"/>
+        </w:rPr>
       </w:pPr>
       <w:r>
+        <w:rPr>
+          <w:rFonts w:ascii="맑은 고딕" w:eastAsia="맑은 고딕" w:hAnsi="맑은 고딕"/>
+        </w:rPr>
         <w:pict w14:anchorId="5B3A2863">
           <v:rect id="_x0000_i1029" style="width:0;height:1.5pt" o:hralign="center" o:hrstd="t" o:hr="t" fillcolor="#a0a0a0" stroked="f"/>
         </w:pict>
@@ -9189,6 +8983,7 @@
       <w:pPr>
         <w:spacing w:line="276" w:lineRule="auto"/>
         <w:rPr>
+          <w:rFonts w:ascii="맑은 고딕" w:eastAsia="맑은 고딕" w:hAnsi="맑은 고딕"/>
           <w:b/>
           <w:sz w:val="24"/>
           <w:szCs w:val="24"/>
@@ -9196,7 +8991,7 @@
       </w:pPr>
       <w:r>
         <w:rPr>
-          <w:rFonts w:asciiTheme="minorHAnsi" w:eastAsiaTheme="minorHAnsi" w:hAnsiTheme="minorHAnsi" w:hint="eastAsia"/>
+          <w:rFonts w:ascii="맑은 고딕" w:eastAsia="맑은 고딕" w:hAnsi="맑은 고딕" w:hint="eastAsia"/>
           <w:b/>
           <w:sz w:val="24"/>
           <w:szCs w:val="24"/>
@@ -9205,7 +9000,7 @@
       </w:r>
       <w:r>
         <w:rPr>
-          <w:rFonts w:asciiTheme="minorHAnsi" w:eastAsiaTheme="minorHAnsi" w:hAnsiTheme="minorHAnsi"/>
+          <w:rFonts w:ascii="맑은 고딕" w:eastAsia="맑은 고딕" w:hAnsi="맑은 고딕"/>
           <w:b/>
           <w:sz w:val="24"/>
           <w:szCs w:val="24"/>
@@ -9214,7 +9009,7 @@
       </w:r>
       <w:r>
         <w:rPr>
-          <w:rFonts w:asciiTheme="minorHAnsi" w:eastAsiaTheme="minorHAnsi" w:hAnsiTheme="minorHAnsi" w:hint="eastAsia"/>
+          <w:rFonts w:ascii="맑은 고딕" w:eastAsia="맑은 고딕" w:hAnsi="맑은 고딕" w:hint="eastAsia"/>
           <w:b/>
           <w:sz w:val="24"/>
           <w:szCs w:val="24"/>
@@ -9223,6 +9018,7 @@
       </w:r>
       <w:r>
         <w:rPr>
+          <w:rFonts w:ascii="맑은 고딕" w:eastAsia="맑은 고딕" w:hAnsi="맑은 고딕"/>
           <w:b/>
           <w:sz w:val="24"/>
           <w:szCs w:val="24"/>
@@ -9231,36 +9027,21 @@
       </w:r>
       <w:r>
         <w:rPr>
-          <w:rFonts w:hint="eastAsia"/>
+          <w:rFonts w:ascii="맑은 고딕" w:eastAsia="맑은 고딕" w:hAnsi="맑은 고딕" w:hint="eastAsia"/>
           <w:b/>
           <w:sz w:val="24"/>
           <w:szCs w:val="24"/>
         </w:rPr>
-        <w:t>지도</w:t>
-      </w:r>
-      <w:r>
-        <w:rPr>
-          <w:rFonts w:hint="eastAsia"/>
-          <w:b/>
-          <w:sz w:val="24"/>
-          <w:szCs w:val="24"/>
-        </w:rPr>
-        <w:t xml:space="preserve"> </w:t>
-      </w:r>
-      <w:r>
-        <w:rPr>
-          <w:rFonts w:hint="eastAsia"/>
-          <w:b/>
-          <w:sz w:val="24"/>
-          <w:szCs w:val="24"/>
-        </w:rPr>
-        <w:t>검색</w:t>
+        <w:t>지도 검색</w:t>
       </w:r>
     </w:p>
     <w:p>
       <w:pPr>
         <w:widowControl/>
         <w:spacing w:line="276" w:lineRule="auto"/>
+        <w:rPr>
+          <w:rFonts w:ascii="맑은 고딕" w:eastAsia="맑은 고딕" w:hAnsi="맑은 고딕"/>
+        </w:rPr>
       </w:pPr>
     </w:p>
     <w:tbl>
@@ -9300,11 +9081,13 @@
               <w:spacing w:line="276" w:lineRule="auto"/>
               <w:jc w:val="center"/>
               <w:rPr>
-                <w:b/>
-              </w:rPr>
-            </w:pPr>
-            <w:r>
-              <w:rPr>
+                <w:rFonts w:ascii="맑은 고딕" w:eastAsia="맑은 고딕" w:hAnsi="맑은 고딕"/>
+                <w:b/>
+              </w:rPr>
+            </w:pPr>
+            <w:r>
+              <w:rPr>
+                <w:rFonts w:ascii="맑은 고딕" w:eastAsia="맑은 고딕" w:hAnsi="맑은 고딕"/>
                 <w:b/>
               </w:rPr>
               <w:t>항목</w:t>
@@ -9324,11 +9107,13 @@
               <w:spacing w:line="276" w:lineRule="auto"/>
               <w:jc w:val="center"/>
               <w:rPr>
-                <w:b/>
-              </w:rPr>
-            </w:pPr>
-            <w:r>
-              <w:rPr>
+                <w:rFonts w:ascii="맑은 고딕" w:eastAsia="맑은 고딕" w:hAnsi="맑은 고딕"/>
+                <w:b/>
+              </w:rPr>
+            </w:pPr>
+            <w:r>
+              <w:rPr>
+                <w:rFonts w:ascii="맑은 고딕" w:eastAsia="맑은 고딕" w:hAnsi="맑은 고딕"/>
                 <w:b/>
               </w:rPr>
               <w:t>내용</w:t>
@@ -9351,11 +9136,13 @@
               <w:spacing w:line="276" w:lineRule="auto"/>
               <w:jc w:val="center"/>
               <w:rPr>
-                <w:b/>
-              </w:rPr>
-            </w:pPr>
-            <w:r>
-              <w:rPr>
+                <w:rFonts w:ascii="맑은 고딕" w:eastAsia="맑은 고딕" w:hAnsi="맑은 고딕"/>
+                <w:b/>
+              </w:rPr>
+            </w:pPr>
+            <w:r>
+              <w:rPr>
+                <w:rFonts w:ascii="맑은 고딕" w:eastAsia="맑은 고딕" w:hAnsi="맑은 고딕"/>
                 <w:b/>
               </w:rPr>
               <w:t>설명</w:t>
@@ -9370,33 +9157,21 @@
           <w:p>
             <w:pPr>
               <w:spacing w:line="276" w:lineRule="auto"/>
-            </w:pPr>
-            <w:r>
-              <w:rPr>
-                <w:rFonts w:hint="eastAsia"/>
+              <w:rPr>
+                <w:rFonts w:ascii="맑은 고딕" w:eastAsia="맑은 고딕" w:hAnsi="맑은 고딕"/>
+              </w:rPr>
+            </w:pPr>
+            <w:r>
+              <w:rPr>
+                <w:rFonts w:ascii="맑은 고딕" w:eastAsia="맑은 고딕" w:hAnsi="맑은 고딕" w:hint="eastAsia"/>
               </w:rPr>
               <w:t>사용자가</w:t>
             </w:r>
             <w:r>
-              <w:t xml:space="preserve"> </w:t>
-            </w:r>
-            <w:r>
-              <w:t>장소나</w:t>
-            </w:r>
-            <w:r>
-              <w:t xml:space="preserve"> </w:t>
-            </w:r>
-            <w:r>
-              <w:t>위치를</w:t>
-            </w:r>
-            <w:r>
-              <w:t xml:space="preserve"> </w:t>
-            </w:r>
-            <w:r>
-              <w:t>검색한다</w:t>
-            </w:r>
-            <w:r>
-              <w:t>.</w:t>
+              <w:rPr>
+                <w:rFonts w:ascii="맑은 고딕" w:eastAsia="맑은 고딕" w:hAnsi="맑은 고딕"/>
+              </w:rPr>
+              <w:t xml:space="preserve"> 장소나 위치를 검색한다.</w:t>
             </w:r>
           </w:p>
         </w:tc>
@@ -9416,26 +9191,16 @@
               <w:spacing w:line="276" w:lineRule="auto"/>
               <w:jc w:val="center"/>
               <w:rPr>
-                <w:b/>
-              </w:rPr>
-            </w:pPr>
-            <w:r>
-              <w:rPr>
-                <w:b/>
-              </w:rPr>
-              <w:t>주요</w:t>
-            </w:r>
-            <w:r>
-              <w:rPr>
-                <w:b/>
-              </w:rPr>
-              <w:t xml:space="preserve"> </w:t>
-            </w:r>
-            <w:r>
-              <w:rPr>
-                <w:b/>
-              </w:rPr>
-              <w:t>액터</w:t>
+                <w:rFonts w:ascii="맑은 고딕" w:eastAsia="맑은 고딕" w:hAnsi="맑은 고딕"/>
+                <w:b/>
+              </w:rPr>
+            </w:pPr>
+            <w:r>
+              <w:rPr>
+                <w:rFonts w:ascii="맑은 고딕" w:eastAsia="맑은 고딕" w:hAnsi="맑은 고딕"/>
+                <w:b/>
+              </w:rPr>
+              <w:t>주요 액터</w:t>
             </w:r>
           </w:p>
         </w:tc>
@@ -9447,10 +9212,13 @@
           <w:p>
             <w:pPr>
               <w:spacing w:line="276" w:lineRule="auto"/>
-            </w:pPr>
-            <w:r>
-              <w:rPr>
-                <w:rFonts w:hint="eastAsia"/>
+              <w:rPr>
+                <w:rFonts w:ascii="맑은 고딕" w:eastAsia="맑은 고딕" w:hAnsi="맑은 고딕"/>
+              </w:rPr>
+            </w:pPr>
+            <w:r>
+              <w:rPr>
+                <w:rFonts w:ascii="맑은 고딕" w:eastAsia="맑은 고딕" w:hAnsi="맑은 고딕" w:hint="eastAsia"/>
               </w:rPr>
               <w:t>사용자</w:t>
             </w:r>
@@ -9472,26 +9240,16 @@
               <w:spacing w:line="276" w:lineRule="auto"/>
               <w:jc w:val="center"/>
               <w:rPr>
-                <w:b/>
-              </w:rPr>
-            </w:pPr>
-            <w:r>
-              <w:rPr>
-                <w:b/>
-              </w:rPr>
-              <w:t>전제</w:t>
-            </w:r>
-            <w:r>
-              <w:rPr>
-                <w:b/>
-              </w:rPr>
-              <w:t xml:space="preserve"> </w:t>
-            </w:r>
-            <w:r>
-              <w:rPr>
-                <w:b/>
-              </w:rPr>
-              <w:t>조건</w:t>
+                <w:rFonts w:ascii="맑은 고딕" w:eastAsia="맑은 고딕" w:hAnsi="맑은 고딕"/>
+                <w:b/>
+              </w:rPr>
+            </w:pPr>
+            <w:r>
+              <w:rPr>
+                <w:rFonts w:ascii="맑은 고딕" w:eastAsia="맑은 고딕" w:hAnsi="맑은 고딕"/>
+                <w:b/>
+              </w:rPr>
+              <w:t>전제 조건</w:t>
             </w:r>
           </w:p>
         </w:tc>
@@ -9503,66 +9261,15 @@
           <w:p>
             <w:pPr>
               <w:spacing w:line="276" w:lineRule="auto"/>
-            </w:pPr>
-            <w:r>
-              <w:rPr>
-                <w:rFonts w:hint="eastAsia"/>
-              </w:rPr>
-              <w:t>시스템의</w:t>
-            </w:r>
-            <w:r>
-              <w:rPr>
-                <w:rFonts w:hint="eastAsia"/>
-              </w:rPr>
-              <w:t xml:space="preserve"> </w:t>
-            </w:r>
-            <w:r>
-              <w:rPr>
-                <w:rFonts w:hint="eastAsia"/>
-              </w:rPr>
-              <w:t>로그인</w:t>
-            </w:r>
-            <w:r>
-              <w:rPr>
-                <w:rFonts w:hint="eastAsia"/>
-              </w:rPr>
-              <w:t xml:space="preserve"> </w:t>
-            </w:r>
-            <w:r>
-              <w:rPr>
-                <w:rFonts w:hint="eastAsia"/>
-              </w:rPr>
-              <w:t>중인</w:t>
-            </w:r>
-            <w:r>
-              <w:rPr>
-                <w:rFonts w:hint="eastAsia"/>
-              </w:rPr>
-              <w:t xml:space="preserve"> </w:t>
-            </w:r>
-            <w:r>
-              <w:rPr>
-                <w:rFonts w:hint="eastAsia"/>
-              </w:rPr>
-              <w:t>사용자이어야</w:t>
-            </w:r>
-            <w:r>
-              <w:rPr>
-                <w:rFonts w:hint="eastAsia"/>
-              </w:rPr>
-              <w:t xml:space="preserve"> </w:t>
-            </w:r>
-            <w:r>
-              <w:rPr>
-                <w:rFonts w:hint="eastAsia"/>
-              </w:rPr>
-              <w:t>한다</w:t>
-            </w:r>
-            <w:r>
-              <w:rPr>
-                <w:rFonts w:hint="eastAsia"/>
-              </w:rPr>
-              <w:t>.</w:t>
+              <w:rPr>
+                <w:rFonts w:ascii="맑은 고딕" w:eastAsia="맑은 고딕" w:hAnsi="맑은 고딕"/>
+              </w:rPr>
+            </w:pPr>
+            <w:r>
+              <w:rPr>
+                <w:rFonts w:ascii="맑은 고딕" w:eastAsia="맑은 고딕" w:hAnsi="맑은 고딕" w:hint="eastAsia"/>
+              </w:rPr>
+              <w:t>시스템의 로그인 중인 사용자이어야 한다.</w:t>
             </w:r>
           </w:p>
         </w:tc>
@@ -9582,26 +9289,16 @@
               <w:spacing w:line="276" w:lineRule="auto"/>
               <w:jc w:val="center"/>
               <w:rPr>
-                <w:b/>
-              </w:rPr>
-            </w:pPr>
-            <w:r>
-              <w:rPr>
-                <w:b/>
-              </w:rPr>
-              <w:t>종료</w:t>
-            </w:r>
-            <w:r>
-              <w:rPr>
-                <w:b/>
-              </w:rPr>
-              <w:t xml:space="preserve"> </w:t>
-            </w:r>
-            <w:r>
-              <w:rPr>
-                <w:b/>
-              </w:rPr>
-              <w:t>조건</w:t>
+                <w:rFonts w:ascii="맑은 고딕" w:eastAsia="맑은 고딕" w:hAnsi="맑은 고딕"/>
+                <w:b/>
+              </w:rPr>
+            </w:pPr>
+            <w:r>
+              <w:rPr>
+                <w:rFonts w:ascii="맑은 고딕" w:eastAsia="맑은 고딕" w:hAnsi="맑은 고딕"/>
+                <w:b/>
+              </w:rPr>
+              <w:t>종료 조건</w:t>
             </w:r>
           </w:p>
         </w:tc>
@@ -9613,114 +9310,15 @@
           <w:p>
             <w:pPr>
               <w:spacing w:line="276" w:lineRule="auto"/>
-            </w:pPr>
-            <w:r>
-              <w:rPr>
-                <w:rFonts w:hint="eastAsia"/>
-              </w:rPr>
-              <w:t>사용자가</w:t>
-            </w:r>
-            <w:r>
-              <w:rPr>
-                <w:rFonts w:hint="eastAsia"/>
-              </w:rPr>
-              <w:t xml:space="preserve"> </w:t>
-            </w:r>
-            <w:r>
-              <w:rPr>
-                <w:rFonts w:hint="eastAsia"/>
-              </w:rPr>
-              <w:t>지도</w:t>
-            </w:r>
-            <w:r>
-              <w:rPr>
-                <w:rFonts w:hint="eastAsia"/>
-              </w:rPr>
-              <w:t xml:space="preserve"> </w:t>
-            </w:r>
-            <w:r>
-              <w:rPr>
-                <w:rFonts w:hint="eastAsia"/>
-              </w:rPr>
-              <w:t>검색</w:t>
-            </w:r>
-            <w:r>
-              <w:rPr>
-                <w:rFonts w:hint="eastAsia"/>
-              </w:rPr>
-              <w:t xml:space="preserve"> </w:t>
-            </w:r>
-            <w:r>
-              <w:rPr>
-                <w:rFonts w:hint="eastAsia"/>
-              </w:rPr>
-              <w:t>후</w:t>
-            </w:r>
-            <w:r>
-              <w:rPr>
-                <w:rFonts w:hint="eastAsia"/>
-              </w:rPr>
-              <w:t xml:space="preserve"> </w:t>
-            </w:r>
-            <w:r>
-              <w:rPr>
-                <w:rFonts w:hint="eastAsia"/>
-              </w:rPr>
-              <w:t>대화방</w:t>
-            </w:r>
-            <w:r>
-              <w:rPr>
-                <w:rFonts w:hint="eastAsia"/>
-              </w:rPr>
-              <w:t xml:space="preserve"> </w:t>
-            </w:r>
-            <w:r>
-              <w:rPr>
-                <w:rFonts w:hint="eastAsia"/>
-              </w:rPr>
-              <w:t>혹은</w:t>
-            </w:r>
-            <w:r>
-              <w:rPr>
-                <w:rFonts w:hint="eastAsia"/>
-              </w:rPr>
-              <w:t xml:space="preserve"> </w:t>
-            </w:r>
-            <w:r>
-              <w:rPr>
-                <w:rFonts w:hint="eastAsia"/>
-              </w:rPr>
-              <w:t>메인</w:t>
-            </w:r>
-            <w:r>
-              <w:rPr>
-                <w:rFonts w:hint="eastAsia"/>
-              </w:rPr>
-              <w:t xml:space="preserve"> </w:t>
-            </w:r>
-            <w:r>
-              <w:rPr>
-                <w:rFonts w:hint="eastAsia"/>
-              </w:rPr>
-              <w:t>화면으로</w:t>
-            </w:r>
-            <w:r>
-              <w:rPr>
-                <w:rFonts w:hint="eastAsia"/>
-              </w:rPr>
-              <w:t xml:space="preserve"> </w:t>
-            </w:r>
-            <w:r>
-              <w:rPr>
-                <w:rFonts w:hint="eastAsia"/>
-              </w:rPr>
-              <w:t>이동한다</w:t>
-            </w:r>
-            <w:r>
-              <w:rPr>
-                <w:rFonts w:hint="eastAsia"/>
-              </w:rPr>
-              <w:t>.</w:t>
+              <w:rPr>
+                <w:rFonts w:ascii="맑은 고딕" w:eastAsia="맑은 고딕" w:hAnsi="맑은 고딕"/>
+              </w:rPr>
+            </w:pPr>
+            <w:r>
+              <w:rPr>
+                <w:rFonts w:ascii="맑은 고딕" w:eastAsia="맑은 고딕" w:hAnsi="맑은 고딕" w:hint="eastAsia"/>
+              </w:rPr>
+              <w:t>사용자가 지도 검색 후 대화방 혹은 메인 화면으로 이동한다.</w:t>
             </w:r>
           </w:p>
         </w:tc>
@@ -9740,26 +9338,16 @@
               <w:spacing w:line="276" w:lineRule="auto"/>
               <w:jc w:val="center"/>
               <w:rPr>
-                <w:b/>
-              </w:rPr>
-            </w:pPr>
-            <w:r>
-              <w:rPr>
-                <w:b/>
-              </w:rPr>
-              <w:t>기본</w:t>
-            </w:r>
-            <w:r>
-              <w:rPr>
-                <w:b/>
-              </w:rPr>
-              <w:t xml:space="preserve"> </w:t>
-            </w:r>
-            <w:r>
-              <w:rPr>
-                <w:b/>
-              </w:rPr>
-              <w:t>흐름</w:t>
+                <w:rFonts w:ascii="맑은 고딕" w:eastAsia="맑은 고딕" w:hAnsi="맑은 고딕"/>
+                <w:b/>
+              </w:rPr>
+            </w:pPr>
+            <w:r>
+              <w:rPr>
+                <w:rFonts w:ascii="맑은 고딕" w:eastAsia="맑은 고딕" w:hAnsi="맑은 고딕"/>
+                <w:b/>
+              </w:rPr>
+              <w:t>기본 흐름</w:t>
             </w:r>
           </w:p>
         </w:tc>
@@ -9771,149 +9359,41 @@
           <w:p>
             <w:pPr>
               <w:spacing w:line="276" w:lineRule="auto"/>
-            </w:pPr>
-            <w:r>
+              <w:rPr>
+                <w:rFonts w:ascii="맑은 고딕" w:eastAsia="맑은 고딕" w:hAnsi="맑은 고딕"/>
+              </w:rPr>
+            </w:pPr>
+            <w:r>
+              <w:rPr>
+                <w:rFonts w:ascii="맑은 고딕" w:eastAsia="맑은 고딕" w:hAnsi="맑은 고딕"/>
+              </w:rPr>
               <w:t xml:space="preserve">1. </w:t>
             </w:r>
             <w:r>
               <w:rPr>
-                <w:rFonts w:hint="eastAsia"/>
-              </w:rPr>
-              <w:t>시스템의</w:t>
-            </w:r>
-            <w:r>
-              <w:rPr>
-                <w:rFonts w:hint="eastAsia"/>
-              </w:rPr>
-              <w:t xml:space="preserve"> </w:t>
-            </w:r>
-            <w:r>
-              <w:rPr>
-                <w:rFonts w:hint="eastAsia"/>
-              </w:rPr>
-              <w:t>접속하여</w:t>
-            </w:r>
-            <w:r>
-              <w:rPr>
-                <w:rFonts w:hint="eastAsia"/>
-              </w:rPr>
-              <w:t xml:space="preserve"> </w:t>
-            </w:r>
-            <w:r>
-              <w:rPr>
-                <w:rFonts w:hint="eastAsia"/>
-              </w:rPr>
-              <w:t>로그인</w:t>
-            </w:r>
-            <w:r>
-              <w:rPr>
-                <w:rFonts w:hint="eastAsia"/>
-              </w:rPr>
-              <w:t xml:space="preserve"> </w:t>
-            </w:r>
-            <w:r>
-              <w:rPr>
-                <w:rFonts w:hint="eastAsia"/>
-              </w:rPr>
-              <w:t>한다</w:t>
-            </w:r>
-            <w:r>
-              <w:rPr>
-                <w:rFonts w:hint="eastAsia"/>
-              </w:rPr>
-              <w:t>.</w:t>
-            </w:r>
-          </w:p>
-          <w:p>
-            <w:pPr>
-              <w:spacing w:line="276" w:lineRule="auto"/>
-            </w:pPr>
-            <w:r>
+                <w:rFonts w:ascii="맑은 고딕" w:eastAsia="맑은 고딕" w:hAnsi="맑은 고딕" w:hint="eastAsia"/>
+              </w:rPr>
+              <w:t>시스템의 접속하여 로그인 한다.</w:t>
+            </w:r>
+          </w:p>
+          <w:p>
+            <w:pPr>
+              <w:spacing w:line="276" w:lineRule="auto"/>
+              <w:rPr>
+                <w:rFonts w:ascii="맑은 고딕" w:eastAsia="맑은 고딕" w:hAnsi="맑은 고딕"/>
+              </w:rPr>
+            </w:pPr>
+            <w:r>
+              <w:rPr>
+                <w:rFonts w:ascii="맑은 고딕" w:eastAsia="맑은 고딕" w:hAnsi="맑은 고딕"/>
+              </w:rPr>
               <w:t xml:space="preserve">2. </w:t>
             </w:r>
             <w:r>
               <w:rPr>
-                <w:rFonts w:hint="eastAsia"/>
-              </w:rPr>
-              <w:t>지도</w:t>
-            </w:r>
-            <w:r>
-              <w:rPr>
-                <w:rFonts w:hint="eastAsia"/>
-              </w:rPr>
-              <w:t xml:space="preserve"> </w:t>
-            </w:r>
-            <w:r>
-              <w:rPr>
-                <w:rFonts w:hint="eastAsia"/>
-              </w:rPr>
-              <w:t>탭</w:t>
-            </w:r>
-            <w:r>
-              <w:rPr>
-                <w:rFonts w:hint="eastAsia"/>
-              </w:rPr>
-              <w:t>(</w:t>
-            </w:r>
-            <w:r>
-              <w:rPr>
-                <w:rFonts w:hint="eastAsia"/>
-              </w:rPr>
-              <w:t>페이지</w:t>
-            </w:r>
-            <w:r>
-              <w:rPr>
-                <w:rFonts w:hint="eastAsia"/>
-              </w:rPr>
-              <w:t>)</w:t>
-            </w:r>
-            <w:r>
-              <w:rPr>
-                <w:rFonts w:hint="eastAsia"/>
-              </w:rPr>
-              <w:t>에서</w:t>
-            </w:r>
-            <w:r>
-              <w:rPr>
-                <w:rFonts w:hint="eastAsia"/>
-              </w:rPr>
-              <w:t xml:space="preserve"> </w:t>
-            </w:r>
-            <w:r>
-              <w:rPr>
-                <w:rFonts w:hint="eastAsia"/>
-              </w:rPr>
-              <w:t>위치나</w:t>
-            </w:r>
-            <w:r>
-              <w:rPr>
-                <w:rFonts w:hint="eastAsia"/>
-              </w:rPr>
-              <w:t xml:space="preserve"> </w:t>
-            </w:r>
-            <w:r>
-              <w:rPr>
-                <w:rFonts w:hint="eastAsia"/>
-              </w:rPr>
-              <w:t>장소를</w:t>
-            </w:r>
-            <w:r>
-              <w:rPr>
-                <w:rFonts w:hint="eastAsia"/>
-              </w:rPr>
-              <w:t xml:space="preserve"> </w:t>
-            </w:r>
-            <w:r>
-              <w:rPr>
-                <w:rFonts w:hint="eastAsia"/>
-              </w:rPr>
-              <w:t>검색한다</w:t>
-            </w:r>
-            <w:r>
-              <w:rPr>
-                <w:rFonts w:hint="eastAsia"/>
-              </w:rPr>
-              <w:t>.</w:t>
+                <w:rFonts w:ascii="맑은 고딕" w:eastAsia="맑은 고딕" w:hAnsi="맑은 고딕" w:hint="eastAsia"/>
+              </w:rPr>
+              <w:t>지도 탭(페이지)에서 위치나 장소를 검색한다.</w:t>
             </w:r>
           </w:p>
         </w:tc>
@@ -9933,26 +9413,16 @@
               <w:spacing w:line="276" w:lineRule="auto"/>
               <w:jc w:val="center"/>
               <w:rPr>
-                <w:b/>
-              </w:rPr>
-            </w:pPr>
-            <w:r>
-              <w:rPr>
-                <w:b/>
-              </w:rPr>
-              <w:t>예외</w:t>
-            </w:r>
-            <w:r>
-              <w:rPr>
-                <w:b/>
-              </w:rPr>
-              <w:t xml:space="preserve"> </w:t>
-            </w:r>
-            <w:r>
-              <w:rPr>
-                <w:b/>
-              </w:rPr>
-              <w:t>흐름</w:t>
+                <w:rFonts w:ascii="맑은 고딕" w:eastAsia="맑은 고딕" w:hAnsi="맑은 고딕"/>
+                <w:b/>
+              </w:rPr>
+            </w:pPr>
+            <w:r>
+              <w:rPr>
+                <w:rFonts w:ascii="맑은 고딕" w:eastAsia="맑은 고딕" w:hAnsi="맑은 고딕"/>
+                <w:b/>
+              </w:rPr>
+              <w:t>예외 흐름</w:t>
             </w:r>
           </w:p>
         </w:tc>
@@ -9964,183 +9434,27 @@
           <w:p>
             <w:pPr>
               <w:spacing w:line="276" w:lineRule="auto"/>
-            </w:pPr>
-            <w:r>
+              <w:rPr>
+                <w:rFonts w:ascii="맑은 고딕" w:eastAsia="맑은 고딕" w:hAnsi="맑은 고딕"/>
+              </w:rPr>
+            </w:pPr>
+            <w:r>
+              <w:rPr>
+                <w:rFonts w:ascii="맑은 고딕" w:eastAsia="맑은 고딕" w:hAnsi="맑은 고딕"/>
+              </w:rPr>
               <w:t xml:space="preserve">1. </w:t>
             </w:r>
             <w:r>
               <w:rPr>
-                <w:rFonts w:hint="eastAsia"/>
-              </w:rPr>
-              <w:t>위치</w:t>
-            </w:r>
-            <w:r>
-              <w:rPr>
-                <w:rFonts w:hint="eastAsia"/>
-              </w:rPr>
-              <w:t xml:space="preserve"> </w:t>
-            </w:r>
-            <w:r>
-              <w:rPr>
-                <w:rFonts w:hint="eastAsia"/>
-              </w:rPr>
-              <w:t>정보</w:t>
-            </w:r>
-            <w:r>
-              <w:rPr>
-                <w:rFonts w:hint="eastAsia"/>
-              </w:rPr>
-              <w:t xml:space="preserve"> </w:t>
-            </w:r>
-            <w:r>
-              <w:rPr>
-                <w:rFonts w:hint="eastAsia"/>
-              </w:rPr>
-              <w:t>동의</w:t>
-            </w:r>
-            <w:r>
-              <w:rPr>
-                <w:rFonts w:hint="eastAsia"/>
-              </w:rPr>
-              <w:t xml:space="preserve">: </w:t>
-            </w:r>
-            <w:r>
-              <w:rPr>
-                <w:rFonts w:hint="eastAsia"/>
-              </w:rPr>
-              <w:t>위치</w:t>
-            </w:r>
-            <w:r>
-              <w:rPr>
-                <w:rFonts w:hint="eastAsia"/>
-              </w:rPr>
-              <w:t xml:space="preserve"> </w:t>
-            </w:r>
-            <w:r>
-              <w:rPr>
-                <w:rFonts w:hint="eastAsia"/>
-              </w:rPr>
-              <w:t>정보</w:t>
-            </w:r>
-            <w:r>
-              <w:rPr>
-                <w:rFonts w:hint="eastAsia"/>
-              </w:rPr>
-              <w:t xml:space="preserve"> </w:t>
-            </w:r>
-            <w:r>
-              <w:rPr>
-                <w:rFonts w:hint="eastAsia"/>
-              </w:rPr>
-              <w:t>동의를</w:t>
-            </w:r>
-            <w:r>
-              <w:rPr>
-                <w:rFonts w:hint="eastAsia"/>
-              </w:rPr>
-              <w:t xml:space="preserve"> </w:t>
-            </w:r>
-            <w:r>
-              <w:rPr>
-                <w:rFonts w:hint="eastAsia"/>
-              </w:rPr>
-              <w:t>하지</w:t>
-            </w:r>
-            <w:r>
-              <w:rPr>
-                <w:rFonts w:hint="eastAsia"/>
-              </w:rPr>
-              <w:t xml:space="preserve"> </w:t>
-            </w:r>
-            <w:r>
-              <w:rPr>
-                <w:rFonts w:hint="eastAsia"/>
-              </w:rPr>
-              <w:t>않은</w:t>
-            </w:r>
-            <w:r>
-              <w:rPr>
-                <w:rFonts w:hint="eastAsia"/>
-              </w:rPr>
-              <w:t xml:space="preserve"> </w:t>
-            </w:r>
-            <w:r>
-              <w:rPr>
-                <w:rFonts w:hint="eastAsia"/>
-              </w:rPr>
-              <w:t>사용자의</w:t>
-            </w:r>
-            <w:r>
-              <w:rPr>
-                <w:rFonts w:hint="eastAsia"/>
-              </w:rPr>
-              <w:t xml:space="preserve"> </w:t>
-            </w:r>
-            <w:r>
-              <w:rPr>
-                <w:rFonts w:hint="eastAsia"/>
-              </w:rPr>
-              <w:t>경우</w:t>
-            </w:r>
-            <w:r>
-              <w:rPr>
-                <w:rFonts w:hint="eastAsia"/>
-              </w:rPr>
-              <w:t xml:space="preserve">, </w:t>
-            </w:r>
-            <w:r>
-              <w:rPr>
-                <w:rFonts w:hint="eastAsia"/>
-              </w:rPr>
-              <w:t>위치</w:t>
-            </w:r>
-            <w:r>
-              <w:rPr>
-                <w:rFonts w:hint="eastAsia"/>
-              </w:rPr>
-              <w:t xml:space="preserve"> </w:t>
-            </w:r>
-            <w:r>
-              <w:rPr>
-                <w:rFonts w:hint="eastAsia"/>
-              </w:rPr>
-              <w:t>정보</w:t>
-            </w:r>
-            <w:r>
-              <w:rPr>
-                <w:rFonts w:hint="eastAsia"/>
-              </w:rPr>
-              <w:t xml:space="preserve"> </w:t>
-            </w:r>
-            <w:r>
-              <w:rPr>
-                <w:rFonts w:hint="eastAsia"/>
-              </w:rPr>
-              <w:t>동의</w:t>
-            </w:r>
-            <w:r>
-              <w:rPr>
-                <w:rFonts w:hint="eastAsia"/>
-              </w:rPr>
-              <w:t xml:space="preserve"> </w:t>
-            </w:r>
-            <w:r>
-              <w:rPr>
-                <w:rFonts w:hint="eastAsia"/>
-              </w:rPr>
-              <w:t>메시지</w:t>
-            </w:r>
-            <w:r>
-              <w:rPr>
-                <w:rFonts w:hint="eastAsia"/>
-              </w:rPr>
-              <w:t xml:space="preserve"> </w:t>
-            </w:r>
-            <w:r>
-              <w:rPr>
-                <w:rFonts w:hint="eastAsia"/>
-              </w:rPr>
-              <w:t>출력</w:t>
+                <w:rFonts w:ascii="맑은 고딕" w:eastAsia="맑은 고딕" w:hAnsi="맑은 고딕" w:hint="eastAsia"/>
+              </w:rPr>
+              <w:t xml:space="preserve">위치 정보 동의: 위치 정보 동의를 </w:t>
+            </w:r>
+            <w:r>
+              <w:rPr>
+                <w:rFonts w:ascii="맑은 고딕" w:eastAsia="맑은 고딕" w:hAnsi="맑은 고딕" w:hint="eastAsia"/>
+              </w:rPr>
+              <w:t>하지 않은 사용자의 경우, 위치 정보 동의 메시지 출력</w:t>
             </w:r>
           </w:p>
         </w:tc>
@@ -10150,6 +9464,7 @@
       <w:pPr>
         <w:spacing w:line="276" w:lineRule="auto"/>
         <w:rPr>
+          <w:rFonts w:ascii="맑은 고딕" w:eastAsia="맑은 고딕" w:hAnsi="맑은 고딕"/>
           <w:b/>
           <w:sz w:val="24"/>
           <w:szCs w:val="24"/>
@@ -10160,12 +9475,17 @@
       <w:pPr>
         <w:spacing w:line="276" w:lineRule="auto"/>
         <w:rPr>
+          <w:rFonts w:ascii="맑은 고딕" w:eastAsia="맑은 고딕" w:hAnsi="맑은 고딕"/>
           <w:b/>
           <w:sz w:val="24"/>
           <w:szCs w:val="24"/>
         </w:rPr>
       </w:pPr>
       <w:r>
+        <w:rPr>
+          <w:rFonts w:ascii="맑은 고딕" w:eastAsia="맑은 고딕" w:hAnsi="맑은 고딕"/>
+        </w:rPr>
+        <w:lastRenderedPageBreak/>
         <w:pict w14:anchorId="5C07DC07">
           <v:rect id="_x0000_i1030" style="width:0;height:1.5pt" o:hralign="center" o:hrstd="t" o:hr="t" fillcolor="#a0a0a0" stroked="f"/>
         </w:pict>
@@ -10175,6 +9495,7 @@
       <w:pPr>
         <w:spacing w:line="276" w:lineRule="auto"/>
         <w:rPr>
+          <w:rFonts w:ascii="맑은 고딕" w:eastAsia="맑은 고딕" w:hAnsi="맑은 고딕"/>
           <w:b/>
           <w:sz w:val="24"/>
           <w:szCs w:val="24"/>
@@ -10185,6 +9506,7 @@
       <w:pPr>
         <w:spacing w:line="276" w:lineRule="auto"/>
         <w:rPr>
+          <w:rFonts w:ascii="맑은 고딕" w:eastAsia="맑은 고딕" w:hAnsi="맑은 고딕"/>
           <w:b/>
           <w:sz w:val="24"/>
           <w:szCs w:val="24"/>
@@ -10192,7 +9514,7 @@
       </w:pPr>
       <w:r>
         <w:rPr>
-          <w:rFonts w:asciiTheme="minorHAnsi" w:eastAsiaTheme="minorHAnsi" w:hAnsiTheme="minorHAnsi" w:hint="eastAsia"/>
+          <w:rFonts w:ascii="맑은 고딕" w:eastAsia="맑은 고딕" w:hAnsi="맑은 고딕" w:hint="eastAsia"/>
           <w:b/>
           <w:sz w:val="24"/>
           <w:szCs w:val="24"/>
@@ -10201,7 +9523,7 @@
       </w:r>
       <w:r>
         <w:rPr>
-          <w:rFonts w:asciiTheme="minorHAnsi" w:eastAsiaTheme="minorHAnsi" w:hAnsiTheme="minorHAnsi"/>
+          <w:rFonts w:ascii="맑은 고딕" w:eastAsia="맑은 고딕" w:hAnsi="맑은 고딕"/>
           <w:b/>
           <w:sz w:val="24"/>
           <w:szCs w:val="24"/>
@@ -10210,7 +9532,7 @@
       </w:r>
       <w:r>
         <w:rPr>
-          <w:rFonts w:asciiTheme="minorHAnsi" w:eastAsiaTheme="minorHAnsi" w:hAnsiTheme="minorHAnsi" w:hint="eastAsia"/>
+          <w:rFonts w:ascii="맑은 고딕" w:eastAsia="맑은 고딕" w:hAnsi="맑은 고딕" w:hint="eastAsia"/>
           <w:b/>
           <w:sz w:val="24"/>
           <w:szCs w:val="24"/>
@@ -10219,36 +9541,21 @@
       </w:r>
       <w:r>
         <w:rPr>
-          <w:rFonts w:hint="eastAsia"/>
+          <w:rFonts w:ascii="맑은 고딕" w:eastAsia="맑은 고딕" w:hAnsi="맑은 고딕" w:hint="eastAsia"/>
           <w:b/>
           <w:sz w:val="24"/>
           <w:szCs w:val="24"/>
         </w:rPr>
-        <w:t>파일</w:t>
-      </w:r>
-      <w:r>
-        <w:rPr>
-          <w:rFonts w:hint="eastAsia"/>
-          <w:b/>
-          <w:sz w:val="24"/>
-          <w:szCs w:val="24"/>
-        </w:rPr>
-        <w:t xml:space="preserve"> </w:t>
-      </w:r>
-      <w:r>
-        <w:rPr>
-          <w:rFonts w:hint="eastAsia"/>
-          <w:b/>
-          <w:sz w:val="24"/>
-          <w:szCs w:val="24"/>
-        </w:rPr>
-        <w:t>전송</w:t>
+        <w:t>파일 전송</w:t>
       </w:r>
     </w:p>
     <w:p>
       <w:pPr>
         <w:widowControl/>
         <w:spacing w:line="276" w:lineRule="auto"/>
+        <w:rPr>
+          <w:rFonts w:ascii="맑은 고딕" w:eastAsia="맑은 고딕" w:hAnsi="맑은 고딕"/>
+        </w:rPr>
       </w:pPr>
     </w:p>
     <w:tbl>
@@ -10288,11 +9595,13 @@
               <w:spacing w:line="276" w:lineRule="auto"/>
               <w:jc w:val="center"/>
               <w:rPr>
-                <w:b/>
-              </w:rPr>
-            </w:pPr>
-            <w:r>
-              <w:rPr>
+                <w:rFonts w:ascii="맑은 고딕" w:eastAsia="맑은 고딕" w:hAnsi="맑은 고딕"/>
+                <w:b/>
+              </w:rPr>
+            </w:pPr>
+            <w:r>
+              <w:rPr>
+                <w:rFonts w:ascii="맑은 고딕" w:eastAsia="맑은 고딕" w:hAnsi="맑은 고딕"/>
                 <w:b/>
               </w:rPr>
               <w:t>항목</w:t>
@@ -10312,11 +9621,13 @@
               <w:spacing w:line="276" w:lineRule="auto"/>
               <w:jc w:val="center"/>
               <w:rPr>
-                <w:b/>
-              </w:rPr>
-            </w:pPr>
-            <w:r>
-              <w:rPr>
+                <w:rFonts w:ascii="맑은 고딕" w:eastAsia="맑은 고딕" w:hAnsi="맑은 고딕"/>
+                <w:b/>
+              </w:rPr>
+            </w:pPr>
+            <w:r>
+              <w:rPr>
+                <w:rFonts w:ascii="맑은 고딕" w:eastAsia="맑은 고딕" w:hAnsi="맑은 고딕"/>
                 <w:b/>
               </w:rPr>
               <w:t>내용</w:t>
@@ -10339,11 +9650,13 @@
               <w:spacing w:line="276" w:lineRule="auto"/>
               <w:jc w:val="center"/>
               <w:rPr>
-                <w:b/>
-              </w:rPr>
-            </w:pPr>
-            <w:r>
-              <w:rPr>
+                <w:rFonts w:ascii="맑은 고딕" w:eastAsia="맑은 고딕" w:hAnsi="맑은 고딕"/>
+                <w:b/>
+              </w:rPr>
+            </w:pPr>
+            <w:r>
+              <w:rPr>
+                <w:rFonts w:ascii="맑은 고딕" w:eastAsia="맑은 고딕" w:hAnsi="맑은 고딕"/>
                 <w:b/>
               </w:rPr>
               <w:t>설명</w:t>
@@ -10358,69 +9671,21 @@
           <w:p>
             <w:pPr>
               <w:spacing w:line="276" w:lineRule="auto"/>
-            </w:pPr>
-            <w:r>
-              <w:rPr>
-                <w:rFonts w:hint="eastAsia"/>
+              <w:rPr>
+                <w:rFonts w:ascii="맑은 고딕" w:eastAsia="맑은 고딕" w:hAnsi="맑은 고딕"/>
+              </w:rPr>
+            </w:pPr>
+            <w:r>
+              <w:rPr>
+                <w:rFonts w:ascii="맑은 고딕" w:eastAsia="맑은 고딕" w:hAnsi="맑은 고딕" w:hint="eastAsia"/>
               </w:rPr>
               <w:t>사용자가</w:t>
             </w:r>
             <w:r>
-              <w:t xml:space="preserve"> </w:t>
-            </w:r>
-            <w:r>
-              <w:t>현재</w:t>
-            </w:r>
-            <w:r>
-              <w:t xml:space="preserve"> </w:t>
-            </w:r>
-            <w:r>
-              <w:t>대화방에</w:t>
-            </w:r>
-            <w:r>
-              <w:t xml:space="preserve"> </w:t>
-            </w:r>
-            <w:r>
-              <w:t>파일을</w:t>
-            </w:r>
-            <w:r>
-              <w:t xml:space="preserve"> </w:t>
-            </w:r>
-            <w:r>
-              <w:t>전송하고</w:t>
-            </w:r>
-            <w:r>
-              <w:t xml:space="preserve">, </w:t>
-            </w:r>
-            <w:r>
-              <w:t>다른</w:t>
-            </w:r>
-            <w:r>
-              <w:t xml:space="preserve"> </w:t>
-            </w:r>
-            <w:r>
-              <w:t>사용자는</w:t>
-            </w:r>
-            <w:r>
-              <w:t xml:space="preserve"> </w:t>
-            </w:r>
-            <w:r>
-              <w:t>파일을</w:t>
-            </w:r>
-            <w:r>
-              <w:t xml:space="preserve"> </w:t>
-            </w:r>
-            <w:r>
-              <w:t>다운로드하거나</w:t>
-            </w:r>
-            <w:r>
-              <w:t xml:space="preserve"> </w:t>
-            </w:r>
-            <w:r>
-              <w:t>확인한다</w:t>
-            </w:r>
-            <w:r>
-              <w:t>.</w:t>
+              <w:rPr>
+                <w:rFonts w:ascii="맑은 고딕" w:eastAsia="맑은 고딕" w:hAnsi="맑은 고딕"/>
+              </w:rPr>
+              <w:t xml:space="preserve"> 현재 대화방에 파일을 전송하고, 다른 사용자는 파일을 다운로드하거나 확인한다.</w:t>
             </w:r>
           </w:p>
         </w:tc>
@@ -10440,26 +9705,16 @@
               <w:spacing w:line="276" w:lineRule="auto"/>
               <w:jc w:val="center"/>
               <w:rPr>
-                <w:b/>
-              </w:rPr>
-            </w:pPr>
-            <w:r>
-              <w:rPr>
-                <w:b/>
-              </w:rPr>
-              <w:t>주요</w:t>
-            </w:r>
-            <w:r>
-              <w:rPr>
-                <w:b/>
-              </w:rPr>
-              <w:t xml:space="preserve"> </w:t>
-            </w:r>
-            <w:r>
-              <w:rPr>
-                <w:b/>
-              </w:rPr>
-              <w:t>액터</w:t>
+                <w:rFonts w:ascii="맑은 고딕" w:eastAsia="맑은 고딕" w:hAnsi="맑은 고딕"/>
+                <w:b/>
+              </w:rPr>
+            </w:pPr>
+            <w:r>
+              <w:rPr>
+                <w:rFonts w:ascii="맑은 고딕" w:eastAsia="맑은 고딕" w:hAnsi="맑은 고딕"/>
+                <w:b/>
+              </w:rPr>
+              <w:t>주요 액터</w:t>
             </w:r>
           </w:p>
         </w:tc>
@@ -10471,10 +9726,13 @@
           <w:p>
             <w:pPr>
               <w:spacing w:line="276" w:lineRule="auto"/>
-            </w:pPr>
-            <w:r>
-              <w:rPr>
-                <w:rFonts w:hint="eastAsia"/>
+              <w:rPr>
+                <w:rFonts w:ascii="맑은 고딕" w:eastAsia="맑은 고딕" w:hAnsi="맑은 고딕"/>
+              </w:rPr>
+            </w:pPr>
+            <w:r>
+              <w:rPr>
+                <w:rFonts w:ascii="맑은 고딕" w:eastAsia="맑은 고딕" w:hAnsi="맑은 고딕" w:hint="eastAsia"/>
               </w:rPr>
               <w:t>사용자</w:t>
             </w:r>
@@ -10496,26 +9754,16 @@
               <w:spacing w:line="276" w:lineRule="auto"/>
               <w:jc w:val="center"/>
               <w:rPr>
-                <w:b/>
-              </w:rPr>
-            </w:pPr>
-            <w:r>
-              <w:rPr>
-                <w:b/>
-              </w:rPr>
-              <w:t>전제</w:t>
-            </w:r>
-            <w:r>
-              <w:rPr>
-                <w:b/>
-              </w:rPr>
-              <w:t xml:space="preserve"> </w:t>
-            </w:r>
-            <w:r>
-              <w:rPr>
-                <w:b/>
-              </w:rPr>
-              <w:t>조건</w:t>
+                <w:rFonts w:ascii="맑은 고딕" w:eastAsia="맑은 고딕" w:hAnsi="맑은 고딕"/>
+                <w:b/>
+              </w:rPr>
+            </w:pPr>
+            <w:r>
+              <w:rPr>
+                <w:rFonts w:ascii="맑은 고딕" w:eastAsia="맑은 고딕" w:hAnsi="맑은 고딕"/>
+                <w:b/>
+              </w:rPr>
+              <w:t>전제 조건</w:t>
             </w:r>
           </w:p>
         </w:tc>
@@ -10527,84 +9775,15 @@
           <w:p>
             <w:pPr>
               <w:spacing w:line="276" w:lineRule="auto"/>
-            </w:pPr>
-            <w:r>
-              <w:rPr>
-                <w:rFonts w:hint="eastAsia"/>
-              </w:rPr>
-              <w:t xml:space="preserve">1:1 </w:t>
-            </w:r>
-            <w:r>
-              <w:rPr>
-                <w:rFonts w:hint="eastAsia"/>
-              </w:rPr>
-              <w:t>혹은</w:t>
-            </w:r>
-            <w:r>
-              <w:rPr>
-                <w:rFonts w:hint="eastAsia"/>
-              </w:rPr>
-              <w:t xml:space="preserve"> </w:t>
-            </w:r>
-            <w:r>
-              <w:rPr>
-                <w:rFonts w:hint="eastAsia"/>
-              </w:rPr>
-              <w:t>그룹</w:t>
-            </w:r>
-            <w:r>
-              <w:rPr>
-                <w:rFonts w:hint="eastAsia"/>
-              </w:rPr>
-              <w:t xml:space="preserve"> </w:t>
-            </w:r>
-            <w:r>
-              <w:rPr>
-                <w:rFonts w:hint="eastAsia"/>
-              </w:rPr>
-              <w:t>채팅을</w:t>
-            </w:r>
-            <w:r>
-              <w:rPr>
-                <w:rFonts w:hint="eastAsia"/>
-              </w:rPr>
-              <w:t xml:space="preserve"> </w:t>
-            </w:r>
-            <w:r>
-              <w:rPr>
-                <w:rFonts w:hint="eastAsia"/>
-              </w:rPr>
-              <w:t>진행</w:t>
-            </w:r>
-            <w:r>
-              <w:rPr>
-                <w:rFonts w:hint="eastAsia"/>
-              </w:rPr>
-              <w:t xml:space="preserve"> </w:t>
-            </w:r>
-            <w:r>
-              <w:rPr>
-                <w:rFonts w:hint="eastAsia"/>
-              </w:rPr>
-              <w:t>중이어야</w:t>
-            </w:r>
-            <w:r>
-              <w:rPr>
-                <w:rFonts w:hint="eastAsia"/>
-              </w:rPr>
-              <w:t xml:space="preserve"> </w:t>
-            </w:r>
-            <w:r>
-              <w:rPr>
-                <w:rFonts w:hint="eastAsia"/>
-              </w:rPr>
-              <w:t>한다</w:t>
-            </w:r>
-            <w:r>
-              <w:rPr>
-                <w:rFonts w:hint="eastAsia"/>
-              </w:rPr>
-              <w:t>.</w:t>
+              <w:rPr>
+                <w:rFonts w:ascii="맑은 고딕" w:eastAsia="맑은 고딕" w:hAnsi="맑은 고딕"/>
+              </w:rPr>
+            </w:pPr>
+            <w:r>
+              <w:rPr>
+                <w:rFonts w:ascii="맑은 고딕" w:eastAsia="맑은 고딕" w:hAnsi="맑은 고딕" w:hint="eastAsia"/>
+              </w:rPr>
+              <w:t>1:1 혹은 그룹 채팅을 진행 중이어야 한다.</w:t>
             </w:r>
           </w:p>
         </w:tc>
@@ -10624,238 +9803,104 @@
               <w:spacing w:line="276" w:lineRule="auto"/>
               <w:jc w:val="center"/>
               <w:rPr>
-                <w:b/>
-              </w:rPr>
-            </w:pPr>
-            <w:r>
-              <w:rPr>
-                <w:b/>
-              </w:rPr>
-              <w:t>종료</w:t>
-            </w:r>
-            <w:r>
-              <w:rPr>
-                <w:b/>
+                <w:rFonts w:ascii="맑은 고딕" w:eastAsia="맑은 고딕" w:hAnsi="맑은 고딕"/>
+                <w:b/>
+              </w:rPr>
+            </w:pPr>
+            <w:r>
+              <w:rPr>
+                <w:rFonts w:ascii="맑은 고딕" w:eastAsia="맑은 고딕" w:hAnsi="맑은 고딕"/>
+                <w:b/>
+              </w:rPr>
+              <w:t>종료 조건</w:t>
+            </w:r>
+          </w:p>
+        </w:tc>
+        <w:tc>
+          <w:tcPr>
+            <w:tcW w:w="7138" w:type="dxa"/>
+            <w:vAlign w:val="center"/>
+          </w:tcPr>
+          <w:p>
+            <w:pPr>
+              <w:spacing w:line="276" w:lineRule="auto"/>
+              <w:rPr>
+                <w:rFonts w:ascii="맑은 고딕" w:eastAsia="맑은 고딕" w:hAnsi="맑은 고딕"/>
+              </w:rPr>
+            </w:pPr>
+            <w:r>
+              <w:rPr>
+                <w:rFonts w:ascii="맑은 고딕" w:eastAsia="맑은 고딕" w:hAnsi="맑은 고딕"/>
+              </w:rPr>
+              <w:t xml:space="preserve">성공: </w:t>
+            </w:r>
+            <w:r>
+              <w:rPr>
+                <w:rFonts w:ascii="맑은 고딕" w:eastAsia="맑은 고딕" w:hAnsi="맑은 고딕" w:hint="eastAsia"/>
+              </w:rPr>
+              <w:t>다른 사용자에게 파일 전송 완료</w:t>
+            </w:r>
+            <w:r>
+              <w:rPr>
+                <w:rFonts w:ascii="맑은 고딕" w:eastAsia="맑은 고딕" w:hAnsi="맑은 고딕"/>
+              </w:rPr>
+              <w:t>.</w:t>
+            </w:r>
+          </w:p>
+          <w:p>
+            <w:pPr>
+              <w:spacing w:line="276" w:lineRule="auto"/>
+              <w:rPr>
+                <w:rFonts w:ascii="맑은 고딕" w:eastAsia="맑은 고딕" w:hAnsi="맑은 고딕"/>
+              </w:rPr>
+            </w:pPr>
+            <w:r>
+              <w:rPr>
+                <w:rFonts w:ascii="맑은 고딕" w:eastAsia="맑은 고딕" w:hAnsi="맑은 고딕" w:hint="eastAsia"/>
+              </w:rPr>
+              <w:t>실패</w:t>
+            </w:r>
+            <w:r>
+              <w:rPr>
+                <w:rFonts w:ascii="맑은 고딕" w:eastAsia="맑은 고딕" w:hAnsi="맑은 고딕"/>
+              </w:rPr>
+              <w:t>:</w:t>
+            </w:r>
+            <w:r>
+              <w:rPr>
+                <w:rFonts w:ascii="맑은 고딕" w:eastAsia="맑은 고딕" w:hAnsi="맑은 고딕"/>
               </w:rPr>
               <w:t xml:space="preserve"> </w:t>
             </w:r>
             <w:r>
               <w:rPr>
-                <w:b/>
-              </w:rPr>
-              <w:t>조건</w:t>
-            </w:r>
-          </w:p>
-        </w:tc>
-        <w:tc>
-          <w:tcPr>
-            <w:tcW w:w="7138" w:type="dxa"/>
-            <w:vAlign w:val="center"/>
-          </w:tcPr>
-          <w:p>
-            <w:pPr>
-              <w:spacing w:line="276" w:lineRule="auto"/>
-            </w:pPr>
-            <w:r>
-              <w:t>성공</w:t>
-            </w:r>
-            <w:r>
-              <w:t xml:space="preserve">: </w:t>
-            </w:r>
-            <w:r>
-              <w:rPr>
-                <w:rFonts w:hint="eastAsia"/>
-              </w:rPr>
-              <w:t>다른</w:t>
-            </w:r>
-            <w:r>
-              <w:rPr>
-                <w:rFonts w:hint="eastAsia"/>
-              </w:rPr>
-              <w:t xml:space="preserve"> </w:t>
-            </w:r>
-            <w:r>
-              <w:rPr>
-                <w:rFonts w:hint="eastAsia"/>
-              </w:rPr>
-              <w:t>사용자에게</w:t>
-            </w:r>
-            <w:r>
-              <w:rPr>
-                <w:rFonts w:hint="eastAsia"/>
-              </w:rPr>
-              <w:t xml:space="preserve"> </w:t>
-            </w:r>
-            <w:r>
-              <w:rPr>
-                <w:rFonts w:hint="eastAsia"/>
-              </w:rPr>
-              <w:t>파일</w:t>
-            </w:r>
-            <w:r>
-              <w:rPr>
-                <w:rFonts w:hint="eastAsia"/>
-              </w:rPr>
-              <w:t xml:space="preserve"> </w:t>
-            </w:r>
-            <w:r>
-              <w:rPr>
-                <w:rFonts w:hint="eastAsia"/>
-              </w:rPr>
-              <w:t>전송</w:t>
-            </w:r>
-            <w:r>
-              <w:rPr>
-                <w:rFonts w:hint="eastAsia"/>
-              </w:rPr>
-              <w:t xml:space="preserve"> </w:t>
-            </w:r>
-            <w:r>
-              <w:rPr>
-                <w:rFonts w:hint="eastAsia"/>
-              </w:rPr>
-              <w:t>완료</w:t>
-            </w:r>
-            <w:r>
-              <w:t>.</w:t>
-            </w:r>
-          </w:p>
-          <w:p>
-            <w:pPr>
-              <w:spacing w:line="276" w:lineRule="auto"/>
-            </w:pPr>
-            <w:r>
-              <w:rPr>
-                <w:rFonts w:hint="eastAsia"/>
-              </w:rPr>
-              <w:t>실패</w:t>
-            </w:r>
-            <w:r>
-              <w:t>:</w:t>
-            </w:r>
-            <w:r>
-              <w:t xml:space="preserve"> </w:t>
-            </w:r>
-            <w:r>
-              <w:rPr>
-                <w:rFonts w:hint="eastAsia"/>
-              </w:rPr>
-              <w:t>파일</w:t>
-            </w:r>
-            <w:r>
-              <w:rPr>
-                <w:rFonts w:hint="eastAsia"/>
-              </w:rPr>
-              <w:t xml:space="preserve"> </w:t>
-            </w:r>
-            <w:r>
-              <w:rPr>
-                <w:rFonts w:hint="eastAsia"/>
-              </w:rPr>
-              <w:t>전송</w:t>
-            </w:r>
-            <w:r>
-              <w:rPr>
-                <w:rFonts w:hint="eastAsia"/>
-              </w:rPr>
-              <w:t xml:space="preserve"> </w:t>
-            </w:r>
-            <w:r>
-              <w:rPr>
-                <w:rFonts w:hint="eastAsia"/>
-              </w:rPr>
-              <w:t>실패</w:t>
-            </w:r>
-            <w:r>
-              <w:rPr>
-                <w:rFonts w:hint="eastAsia"/>
-              </w:rPr>
-              <w:t xml:space="preserve"> </w:t>
-            </w:r>
-            <w:r>
-              <w:rPr>
-                <w:rFonts w:hint="eastAsia"/>
-              </w:rPr>
-              <w:t>시</w:t>
-            </w:r>
-            <w:r>
-              <w:rPr>
-                <w:rFonts w:hint="eastAsia"/>
-              </w:rPr>
-              <w:t xml:space="preserve">, </w:t>
-            </w:r>
-            <w:r>
+                <w:rFonts w:ascii="맑은 고딕" w:eastAsia="맑은 고딕" w:hAnsi="맑은 고딕" w:hint="eastAsia"/>
+              </w:rPr>
+              <w:t xml:space="preserve">파일 전송 실패 시, </w:t>
+            </w:r>
+            <w:r>
+              <w:rPr>
+                <w:rFonts w:ascii="맑은 고딕" w:eastAsia="맑은 고딕" w:hAnsi="맑은 고딕"/>
+              </w:rPr>
               <w:t>“</w:t>
             </w:r>
             <w:r>
               <w:rPr>
-                <w:rFonts w:hint="eastAsia"/>
-              </w:rPr>
-              <w:t>파일을</w:t>
-            </w:r>
-            <w:r>
-              <w:rPr>
-                <w:rFonts w:hint="eastAsia"/>
-              </w:rPr>
-              <w:t xml:space="preserve"> </w:t>
-            </w:r>
-            <w:r>
-              <w:rPr>
-                <w:rFonts w:hint="eastAsia"/>
-              </w:rPr>
-              <w:t>전송할</w:t>
-            </w:r>
-            <w:r>
-              <w:rPr>
-                <w:rFonts w:hint="eastAsia"/>
-              </w:rPr>
-              <w:t xml:space="preserve"> </w:t>
-            </w:r>
-            <w:r>
-              <w:rPr>
-                <w:rFonts w:hint="eastAsia"/>
-              </w:rPr>
-              <w:t>수</w:t>
-            </w:r>
-            <w:r>
-              <w:rPr>
-                <w:rFonts w:hint="eastAsia"/>
-              </w:rPr>
-              <w:t xml:space="preserve"> </w:t>
-            </w:r>
-            <w:r>
-              <w:rPr>
-                <w:rFonts w:hint="eastAsia"/>
-              </w:rPr>
-              <w:t>없습니다</w:t>
-            </w:r>
-            <w:r>
+                <w:rFonts w:ascii="맑은 고딕" w:eastAsia="맑은 고딕" w:hAnsi="맑은 고딕" w:hint="eastAsia"/>
+              </w:rPr>
+              <w:t>파일을 전송할 수 없습니다</w:t>
+            </w:r>
+            <w:r>
+              <w:rPr>
+                <w:rFonts w:ascii="맑은 고딕" w:eastAsia="맑은 고딕" w:hAnsi="맑은 고딕"/>
+              </w:rPr>
               <w:t>”</w:t>
             </w:r>
             <w:r>
               <w:rPr>
-                <w:rFonts w:hint="eastAsia"/>
-              </w:rPr>
-              <w:t xml:space="preserve"> </w:t>
-            </w:r>
-            <w:r>
-              <w:rPr>
-                <w:rFonts w:hint="eastAsia"/>
-              </w:rPr>
-              <w:t>메시지</w:t>
-            </w:r>
-            <w:r>
-              <w:rPr>
-                <w:rFonts w:hint="eastAsia"/>
-              </w:rPr>
-              <w:t xml:space="preserve"> </w:t>
-            </w:r>
-            <w:r>
-              <w:rPr>
-                <w:rFonts w:hint="eastAsia"/>
-              </w:rPr>
-              <w:lastRenderedPageBreak/>
-              <w:t>출력</w:t>
+                <w:rFonts w:ascii="맑은 고딕" w:eastAsia="맑은 고딕" w:hAnsi="맑은 고딕" w:hint="eastAsia"/>
+              </w:rPr>
+              <w:t xml:space="preserve"> 메시지 출력</w:t>
             </w:r>
           </w:p>
         </w:tc>
@@ -10875,27 +9920,16 @@
               <w:spacing w:line="276" w:lineRule="auto"/>
               <w:jc w:val="center"/>
               <w:rPr>
-                <w:b/>
-              </w:rPr>
-            </w:pPr>
-            <w:r>
-              <w:rPr>
-                <w:b/>
-              </w:rPr>
-              <w:lastRenderedPageBreak/>
-              <w:t>기본</w:t>
-            </w:r>
-            <w:r>
-              <w:rPr>
-                <w:b/>
-              </w:rPr>
-              <w:t xml:space="preserve"> </w:t>
-            </w:r>
-            <w:r>
-              <w:rPr>
-                <w:b/>
-              </w:rPr>
-              <w:t>흐름</w:t>
+                <w:rFonts w:ascii="맑은 고딕" w:eastAsia="맑은 고딕" w:hAnsi="맑은 고딕"/>
+                <w:b/>
+              </w:rPr>
+            </w:pPr>
+            <w:r>
+              <w:rPr>
+                <w:rFonts w:ascii="맑은 고딕" w:eastAsia="맑은 고딕" w:hAnsi="맑은 고딕"/>
+                <w:b/>
+              </w:rPr>
+              <w:t>기본 흐름</w:t>
             </w:r>
           </w:p>
         </w:tc>
@@ -10907,239 +9941,71 @@
           <w:p>
             <w:pPr>
               <w:spacing w:line="276" w:lineRule="auto"/>
-            </w:pPr>
-            <w:r>
+              <w:rPr>
+                <w:rFonts w:ascii="맑은 고딕" w:eastAsia="맑은 고딕" w:hAnsi="맑은 고딕"/>
+              </w:rPr>
+            </w:pPr>
+            <w:r>
+              <w:rPr>
+                <w:rFonts w:ascii="맑은 고딕" w:eastAsia="맑은 고딕" w:hAnsi="맑은 고딕"/>
+              </w:rPr>
               <w:t xml:space="preserve">1. </w:t>
             </w:r>
             <w:r>
               <w:rPr>
-                <w:rFonts w:hint="eastAsia"/>
-              </w:rPr>
-              <w:t>대화창의</w:t>
-            </w:r>
-            <w:r>
-              <w:rPr>
-                <w:rFonts w:hint="eastAsia"/>
-              </w:rPr>
-              <w:t xml:space="preserve"> </w:t>
-            </w:r>
-            <w:r>
+                <w:rFonts w:ascii="맑은 고딕" w:eastAsia="맑은 고딕" w:hAnsi="맑은 고딕" w:hint="eastAsia"/>
+              </w:rPr>
+              <w:t xml:space="preserve">대화창의 </w:t>
+            </w:r>
+            <w:r>
+              <w:rPr>
+                <w:rFonts w:ascii="맑은 고딕" w:eastAsia="맑은 고딕" w:hAnsi="맑은 고딕"/>
+              </w:rPr>
               <w:t>“</w:t>
             </w:r>
             <w:r>
               <w:rPr>
-                <w:rFonts w:hint="eastAsia"/>
+                <w:rFonts w:ascii="맑은 고딕" w:eastAsia="맑은 고딕" w:hAnsi="맑은 고딕" w:hint="eastAsia"/>
               </w:rPr>
               <w:t>+</w:t>
             </w:r>
             <w:r>
+              <w:rPr>
+                <w:rFonts w:ascii="맑은 고딕" w:eastAsia="맑은 고딕" w:hAnsi="맑은 고딕"/>
+              </w:rPr>
               <w:t>”</w:t>
             </w:r>
             <w:r>
               <w:rPr>
-                <w:rFonts w:hint="eastAsia"/>
-              </w:rPr>
-              <w:t xml:space="preserve"> </w:t>
-            </w:r>
-            <w:r>
-              <w:rPr>
-                <w:rFonts w:hint="eastAsia"/>
-              </w:rPr>
-              <w:t>버튼을</w:t>
-            </w:r>
-            <w:r>
-              <w:rPr>
-                <w:rFonts w:hint="eastAsia"/>
-              </w:rPr>
-              <w:t xml:space="preserve"> </w:t>
-            </w:r>
-            <w:r>
-              <w:rPr>
-                <w:rFonts w:hint="eastAsia"/>
-              </w:rPr>
-              <w:t>클릭하여</w:t>
-            </w:r>
-            <w:r>
-              <w:rPr>
-                <w:rFonts w:hint="eastAsia"/>
-              </w:rPr>
-              <w:t xml:space="preserve"> </w:t>
-            </w:r>
-            <w:r>
-              <w:rPr>
-                <w:rFonts w:hint="eastAsia"/>
-              </w:rPr>
-              <w:t>파일을</w:t>
-            </w:r>
-            <w:r>
-              <w:rPr>
-                <w:rFonts w:hint="eastAsia"/>
-              </w:rPr>
-              <w:t xml:space="preserve"> </w:t>
-            </w:r>
-            <w:r>
-              <w:rPr>
-                <w:rFonts w:hint="eastAsia"/>
-              </w:rPr>
-              <w:t>선택하거나</w:t>
-            </w:r>
-            <w:r>
-              <w:rPr>
-                <w:rFonts w:hint="eastAsia"/>
-              </w:rPr>
-              <w:t xml:space="preserve">, </w:t>
-            </w:r>
-            <w:r>
-              <w:rPr>
-                <w:rFonts w:hint="eastAsia"/>
-              </w:rPr>
-              <w:t>파일을</w:t>
-            </w:r>
-            <w:r>
-              <w:rPr>
-                <w:rFonts w:hint="eastAsia"/>
-              </w:rPr>
-              <w:t xml:space="preserve"> </w:t>
-            </w:r>
-            <w:r>
-              <w:rPr>
-                <w:rFonts w:hint="eastAsia"/>
-              </w:rPr>
-              <w:t>끌어서</w:t>
-            </w:r>
-            <w:r>
-              <w:rPr>
-                <w:rFonts w:hint="eastAsia"/>
-              </w:rPr>
-              <w:t xml:space="preserve"> </w:t>
-            </w:r>
-            <w:r>
-              <w:rPr>
-                <w:rFonts w:hint="eastAsia"/>
-              </w:rPr>
-              <w:t>대화창에</w:t>
-            </w:r>
-            <w:r>
-              <w:rPr>
-                <w:rFonts w:hint="eastAsia"/>
-              </w:rPr>
-              <w:t xml:space="preserve"> </w:t>
-            </w:r>
-            <w:r>
-              <w:rPr>
-                <w:rFonts w:hint="eastAsia"/>
-              </w:rPr>
-              <w:t>첨부한다</w:t>
-            </w:r>
-            <w:r>
-              <w:rPr>
-                <w:rFonts w:hint="eastAsia"/>
-              </w:rPr>
-              <w:t>.</w:t>
-            </w:r>
-          </w:p>
-          <w:p>
-            <w:pPr>
-              <w:spacing w:line="276" w:lineRule="auto"/>
-            </w:pPr>
-            <w:r>
+                <w:rFonts w:ascii="맑은 고딕" w:eastAsia="맑은 고딕" w:hAnsi="맑은 고딕" w:hint="eastAsia"/>
+              </w:rPr>
+              <w:t xml:space="preserve"> 버튼을 클릭하여 파일을 선택하거나, </w:t>
+            </w:r>
+            <w:r>
+              <w:rPr>
+                <w:rFonts w:ascii="맑은 고딕" w:eastAsia="맑은 고딕" w:hAnsi="맑은 고딕" w:hint="eastAsia"/>
+              </w:rPr>
+              <w:t>파일을 끌어서 대화창에 첨부한다.</w:t>
+            </w:r>
+          </w:p>
+          <w:p>
+            <w:pPr>
+              <w:spacing w:line="276" w:lineRule="auto"/>
+              <w:rPr>
+                <w:rFonts w:ascii="맑은 고딕" w:eastAsia="맑은 고딕" w:hAnsi="맑은 고딕"/>
+              </w:rPr>
+            </w:pPr>
+            <w:r>
+              <w:rPr>
+                <w:rFonts w:ascii="맑은 고딕" w:eastAsia="맑은 고딕" w:hAnsi="맑은 고딕"/>
+              </w:rPr>
               <w:t xml:space="preserve">2. </w:t>
             </w:r>
             <w:r>
               <w:rPr>
-                <w:rFonts w:hint="eastAsia"/>
-              </w:rPr>
-              <w:t>첨부한</w:t>
-            </w:r>
-            <w:r>
-              <w:rPr>
-                <w:rFonts w:hint="eastAsia"/>
-              </w:rPr>
-              <w:t xml:space="preserve"> </w:t>
-            </w:r>
-            <w:r>
-              <w:rPr>
-                <w:rFonts w:hint="eastAsia"/>
-              </w:rPr>
-              <w:t>파일을</w:t>
-            </w:r>
-            <w:r>
-              <w:rPr>
-                <w:rFonts w:hint="eastAsia"/>
-              </w:rPr>
-              <w:t xml:space="preserve"> </w:t>
-            </w:r>
-            <w:r>
-              <w:rPr>
-                <w:rFonts w:hint="eastAsia"/>
-              </w:rPr>
-              <w:t>전송하거나</w:t>
-            </w:r>
-            <w:r>
-              <w:rPr>
-                <w:rFonts w:hint="eastAsia"/>
-              </w:rPr>
-              <w:t xml:space="preserve">, </w:t>
-            </w:r>
-            <w:r>
-              <w:rPr>
-                <w:rFonts w:hint="eastAsia"/>
-              </w:rPr>
-              <w:t>추가</w:t>
-            </w:r>
-            <w:r>
-              <w:rPr>
-                <w:rFonts w:hint="eastAsia"/>
-              </w:rPr>
-              <w:t xml:space="preserve"> </w:t>
-            </w:r>
-            <w:r>
-              <w:rPr>
-                <w:rFonts w:hint="eastAsia"/>
-              </w:rPr>
-              <w:t>텍스트를</w:t>
-            </w:r>
-            <w:r>
-              <w:rPr>
-                <w:rFonts w:hint="eastAsia"/>
-              </w:rPr>
-              <w:t xml:space="preserve"> </w:t>
-            </w:r>
-            <w:r>
-              <w:rPr>
-                <w:rFonts w:hint="eastAsia"/>
-              </w:rPr>
-              <w:t>입력하여</w:t>
-            </w:r>
-            <w:r>
-              <w:rPr>
-                <w:rFonts w:hint="eastAsia"/>
-              </w:rPr>
-              <w:t xml:space="preserve"> </w:t>
-            </w:r>
-            <w:r>
-              <w:rPr>
-                <w:rFonts w:hint="eastAsia"/>
-              </w:rPr>
-              <w:t>함께</w:t>
-            </w:r>
-            <w:r>
-              <w:rPr>
-                <w:rFonts w:hint="eastAsia"/>
-              </w:rPr>
-              <w:t xml:space="preserve"> </w:t>
-            </w:r>
-            <w:r>
-              <w:rPr>
-                <w:rFonts w:hint="eastAsia"/>
-              </w:rPr>
-              <w:t>전송한다</w:t>
-            </w:r>
-            <w:r>
-              <w:rPr>
-                <w:rFonts w:hint="eastAsia"/>
-              </w:rPr>
-              <w:t>.</w:t>
+                <w:rFonts w:ascii="맑은 고딕" w:eastAsia="맑은 고딕" w:hAnsi="맑은 고딕" w:hint="eastAsia"/>
+              </w:rPr>
+              <w:t>첨부한 파일을 전송하거나, 추가 텍스트를 입력하여 함께 전송한다.</w:t>
             </w:r>
           </w:p>
         </w:tc>
@@ -11159,26 +10025,16 @@
               <w:spacing w:line="276" w:lineRule="auto"/>
               <w:jc w:val="center"/>
               <w:rPr>
-                <w:b/>
-              </w:rPr>
-            </w:pPr>
-            <w:r>
-              <w:rPr>
-                <w:b/>
-              </w:rPr>
-              <w:t>예외</w:t>
-            </w:r>
-            <w:r>
-              <w:rPr>
-                <w:b/>
-              </w:rPr>
-              <w:t xml:space="preserve"> </w:t>
-            </w:r>
-            <w:r>
-              <w:rPr>
-                <w:b/>
-              </w:rPr>
-              <w:t>흐름</w:t>
+                <w:rFonts w:ascii="맑은 고딕" w:eastAsia="맑은 고딕" w:hAnsi="맑은 고딕"/>
+                <w:b/>
+              </w:rPr>
+            </w:pPr>
+            <w:r>
+              <w:rPr>
+                <w:rFonts w:ascii="맑은 고딕" w:eastAsia="맑은 고딕" w:hAnsi="맑은 고딕"/>
+                <w:b/>
+              </w:rPr>
+              <w:t>예외 흐름</w:t>
             </w:r>
           </w:p>
         </w:tc>
@@ -11190,421 +10046,136 @@
           <w:p>
             <w:pPr>
               <w:spacing w:line="276" w:lineRule="auto"/>
-            </w:pPr>
-            <w:r>
+              <w:rPr>
+                <w:rFonts w:ascii="맑은 고딕" w:eastAsia="맑은 고딕" w:hAnsi="맑은 고딕"/>
+              </w:rPr>
+            </w:pPr>
+            <w:r>
+              <w:rPr>
+                <w:rFonts w:ascii="맑은 고딕" w:eastAsia="맑은 고딕" w:hAnsi="맑은 고딕"/>
+              </w:rPr>
               <w:t xml:space="preserve">1. </w:t>
             </w:r>
             <w:r>
               <w:rPr>
-                <w:rFonts w:hint="eastAsia"/>
-              </w:rPr>
-              <w:t>미</w:t>
-            </w:r>
-            <w:r>
-              <w:rPr>
-                <w:rFonts w:hint="eastAsia"/>
-              </w:rPr>
-              <w:t xml:space="preserve"> </w:t>
-            </w:r>
-            <w:r>
-              <w:rPr>
-                <w:rFonts w:hint="eastAsia"/>
+                <w:rFonts w:ascii="맑은 고딕" w:eastAsia="맑은 고딕" w:hAnsi="맑은 고딕" w:hint="eastAsia"/>
+              </w:rPr>
+              <w:t>미 지원 파일 전송</w:t>
+            </w:r>
+            <w:r>
+              <w:rPr>
+                <w:rFonts w:ascii="맑은 고딕" w:eastAsia="맑은 고딕" w:hAnsi="맑은 고딕"/>
+              </w:rPr>
+              <w:t>:</w:t>
+            </w:r>
+            <w:r>
+              <w:rPr>
+                <w:rFonts w:ascii="맑은 고딕" w:eastAsia="맑은 고딕" w:hAnsi="맑은 고딕" w:hint="eastAsia"/>
+              </w:rPr>
+              <w:t xml:space="preserve"> 지원 파일(텍스트/문서/이미지)이외에 파일 전송 시, </w:t>
+            </w:r>
+            <w:r>
+              <w:rPr>
+                <w:rFonts w:ascii="맑은 고딕" w:eastAsia="맑은 고딕" w:hAnsi="맑은 고딕"/>
+              </w:rPr>
+              <w:t>“</w:t>
+            </w:r>
+            <w:r>
+              <w:rPr>
+                <w:rFonts w:ascii="맑은 고딕" w:eastAsia="맑은 고딕" w:hAnsi="맑은 고딕" w:hint="eastAsia"/>
               </w:rPr>
               <w:t>지원</w:t>
             </w:r>
             <w:r>
               <w:rPr>
-                <w:rFonts w:hint="eastAsia"/>
-              </w:rPr>
-              <w:t xml:space="preserve"> </w:t>
-            </w:r>
-            <w:r>
-              <w:rPr>
-                <w:rFonts w:hint="eastAsia"/>
+                <w:rFonts w:ascii="맑은 고딕" w:eastAsia="맑은 고딕" w:hAnsi="맑은 고딕"/>
+              </w:rPr>
+              <w:t>되지</w:t>
+            </w:r>
+            <w:r>
+              <w:rPr>
+                <w:rFonts w:ascii="맑은 고딕" w:eastAsia="맑은 고딕" w:hAnsi="맑은 고딕" w:hint="eastAsia"/>
+              </w:rPr>
+              <w:t xml:space="preserve"> 않는 </w:t>
+            </w:r>
+            <w:r>
+              <w:rPr>
+                <w:rFonts w:ascii="맑은 고딕" w:eastAsia="맑은 고딕" w:hAnsi="맑은 고딕" w:hint="eastAsia"/>
               </w:rPr>
               <w:t>파일</w:t>
             </w:r>
             <w:r>
               <w:rPr>
-                <w:rFonts w:hint="eastAsia"/>
-              </w:rPr>
-              <w:t xml:space="preserve"> </w:t>
-            </w:r>
-            <w:r>
-              <w:rPr>
-                <w:rFonts w:hint="eastAsia"/>
-              </w:rPr>
-              <w:t>전송</w:t>
-            </w:r>
-            <w:r>
-              <w:t>:</w:t>
-            </w:r>
-            <w:r>
-              <w:rPr>
-                <w:rFonts w:hint="eastAsia"/>
-              </w:rPr>
-              <w:t xml:space="preserve"> </w:t>
-            </w:r>
-            <w:r>
-              <w:rPr>
-                <w:rFonts w:hint="eastAsia"/>
-              </w:rPr>
-              <w:t>지원</w:t>
-            </w:r>
-            <w:r>
-              <w:rPr>
-                <w:rFonts w:hint="eastAsia"/>
-              </w:rPr>
-              <w:t xml:space="preserve"> </w:t>
-            </w:r>
-            <w:r>
-              <w:rPr>
-                <w:rFonts w:hint="eastAsia"/>
-              </w:rPr>
-              <w:t>파일</w:t>
-            </w:r>
-            <w:r>
-              <w:rPr>
-                <w:rFonts w:hint="eastAsia"/>
-              </w:rPr>
-              <w:t>(</w:t>
-            </w:r>
-            <w:r>
-              <w:rPr>
-                <w:rFonts w:hint="eastAsia"/>
-              </w:rPr>
-              <w:t>텍스트</w:t>
-            </w:r>
-            <w:r>
-              <w:rPr>
-                <w:rFonts w:hint="eastAsia"/>
-              </w:rPr>
-              <w:t>/</w:t>
-            </w:r>
-            <w:r>
-              <w:rPr>
-                <w:rFonts w:hint="eastAsia"/>
-              </w:rPr>
-              <w:t>문서</w:t>
-            </w:r>
-            <w:r>
-              <w:rPr>
-                <w:rFonts w:hint="eastAsia"/>
-              </w:rPr>
-              <w:t>/</w:t>
-            </w:r>
-            <w:r>
-              <w:rPr>
-                <w:rFonts w:hint="eastAsia"/>
-              </w:rPr>
-              <w:t>이미지</w:t>
-            </w:r>
-            <w:r>
-              <w:rPr>
-                <w:rFonts w:hint="eastAsia"/>
-              </w:rPr>
-              <w:t>)</w:t>
-            </w:r>
-            <w:r>
-              <w:rPr>
-                <w:rFonts w:hint="eastAsia"/>
-              </w:rPr>
-              <w:t>이외에</w:t>
-            </w:r>
-            <w:r>
-              <w:rPr>
-                <w:rFonts w:hint="eastAsia"/>
-              </w:rPr>
-              <w:t xml:space="preserve"> </w:t>
-            </w:r>
-            <w:r>
-              <w:rPr>
-                <w:rFonts w:hint="eastAsia"/>
-              </w:rPr>
-              <w:t>파일</w:t>
-            </w:r>
-            <w:r>
-              <w:rPr>
-                <w:rFonts w:hint="eastAsia"/>
-              </w:rPr>
-              <w:t xml:space="preserve"> </w:t>
-            </w:r>
-            <w:r>
-              <w:rPr>
-                <w:rFonts w:hint="eastAsia"/>
-              </w:rPr>
-              <w:t>전송</w:t>
-            </w:r>
-            <w:r>
-              <w:rPr>
-                <w:rFonts w:hint="eastAsia"/>
-              </w:rPr>
-              <w:t xml:space="preserve"> </w:t>
-            </w:r>
-            <w:r>
-              <w:rPr>
-                <w:rFonts w:hint="eastAsia"/>
-              </w:rPr>
-              <w:t>시</w:t>
-            </w:r>
-            <w:r>
-              <w:rPr>
-                <w:rFonts w:hint="eastAsia"/>
-              </w:rPr>
-              <w:t xml:space="preserve">, </w:t>
-            </w:r>
-            <w:r>
+                <w:rFonts w:ascii="맑은 고딕" w:eastAsia="맑은 고딕" w:hAnsi="맑은 고딕"/>
+              </w:rPr>
+              <w:t>입니다</w:t>
+            </w:r>
+            <w:r>
+              <w:rPr>
+                <w:rFonts w:ascii="맑은 고딕" w:eastAsia="맑은 고딕" w:hAnsi="맑은 고딕"/>
+              </w:rPr>
+              <w:t>”</w:t>
+            </w:r>
+            <w:r>
+              <w:rPr>
+                <w:rFonts w:ascii="맑은 고딕" w:eastAsia="맑은 고딕" w:hAnsi="맑은 고딕" w:hint="eastAsia"/>
+              </w:rPr>
+              <w:t xml:space="preserve"> 메시지 출력</w:t>
+            </w:r>
+            <w:r>
+              <w:rPr>
+                <w:rFonts w:ascii="맑은 고딕" w:eastAsia="맑은 고딕" w:hAnsi="맑은 고딕"/>
+              </w:rPr>
+              <w:t>”</w:t>
+            </w:r>
+          </w:p>
+          <w:p>
+            <w:pPr>
+              <w:spacing w:line="276" w:lineRule="auto"/>
+              <w:rPr>
+                <w:rFonts w:ascii="맑은 고딕" w:eastAsia="맑은 고딕" w:hAnsi="맑은 고딕"/>
+              </w:rPr>
+            </w:pPr>
+            <w:r>
+              <w:rPr>
+                <w:rFonts w:ascii="맑은 고딕" w:eastAsia="맑은 고딕" w:hAnsi="맑은 고딕"/>
+              </w:rPr>
+              <w:t xml:space="preserve">2. </w:t>
+            </w:r>
+            <w:r>
+              <w:rPr>
+                <w:rFonts w:ascii="맑은 고딕" w:eastAsia="맑은 고딕" w:hAnsi="맑은 고딕" w:hint="eastAsia"/>
+              </w:rPr>
+              <w:t xml:space="preserve">대용량 파일 전송: 대용량의 파일 전송 시, </w:t>
+            </w:r>
+            <w:r>
+              <w:rPr>
+                <w:rFonts w:ascii="맑은 고딕" w:eastAsia="맑은 고딕" w:hAnsi="맑은 고딕"/>
+              </w:rPr>
               <w:t>“</w:t>
             </w:r>
             <w:r>
               <w:rPr>
-                <w:rFonts w:hint="eastAsia"/>
-              </w:rPr>
-              <w:t>지원</w:t>
-            </w:r>
-            <w:r>
-              <w:t>되지</w:t>
-            </w:r>
-            <w:r>
-              <w:rPr>
-                <w:rFonts w:hint="eastAsia"/>
-              </w:rPr>
-              <w:t xml:space="preserve"> </w:t>
-            </w:r>
-            <w:r>
-              <w:rPr>
-                <w:rFonts w:hint="eastAsia"/>
-              </w:rPr>
-              <w:t>않는</w:t>
-            </w:r>
-            <w:r>
-              <w:rPr>
-                <w:rFonts w:hint="eastAsia"/>
-              </w:rPr>
-              <w:t xml:space="preserve"> </w:t>
-            </w:r>
-            <w:r>
-              <w:rPr>
-                <w:rFonts w:hint="eastAsia"/>
-              </w:rPr>
-              <w:t>파일</w:t>
-            </w:r>
-            <w:r>
-              <w:t>입니다</w:t>
-            </w:r>
-            <w:r>
+                <w:rFonts w:ascii="맑은 고딕" w:eastAsia="맑은 고딕" w:hAnsi="맑은 고딕" w:hint="eastAsia"/>
+              </w:rPr>
+              <w:t>대용량 파일을 전송할 수 없습니다.</w:t>
+            </w:r>
+            <w:r>
+              <w:rPr>
+                <w:rFonts w:ascii="맑은 고딕" w:eastAsia="맑은 고딕" w:hAnsi="맑은 고딕"/>
+              </w:rPr>
               <w:t>”</w:t>
             </w:r>
             <w:r>
               <w:rPr>
-                <w:rFonts w:hint="eastAsia"/>
-              </w:rPr>
-              <w:t xml:space="preserve"> </w:t>
-            </w:r>
-            <w:r>
-              <w:rPr>
-                <w:rFonts w:hint="eastAsia"/>
-              </w:rPr>
-              <w:t>메시지</w:t>
-            </w:r>
-            <w:r>
-              <w:rPr>
-                <w:rFonts w:hint="eastAsia"/>
-              </w:rPr>
-              <w:t xml:space="preserve"> </w:t>
-            </w:r>
-            <w:r>
-              <w:rPr>
-                <w:rFonts w:hint="eastAsia"/>
-              </w:rPr>
-              <w:t>출력</w:t>
-            </w:r>
-            <w:r>
-              <w:t>”</w:t>
-            </w:r>
-          </w:p>
-          <w:p>
-            <w:pPr>
-              <w:spacing w:line="276" w:lineRule="auto"/>
-            </w:pPr>
-            <w:r>
-              <w:t xml:space="preserve">2. </w:t>
-            </w:r>
-            <w:r>
-              <w:rPr>
-                <w:rFonts w:hint="eastAsia"/>
-              </w:rPr>
-              <w:t>대용량</w:t>
-            </w:r>
-            <w:r>
-              <w:rPr>
-                <w:rFonts w:hint="eastAsia"/>
-              </w:rPr>
-              <w:t xml:space="preserve"> </w:t>
-            </w:r>
-            <w:r>
-              <w:rPr>
-                <w:rFonts w:hint="eastAsia"/>
-              </w:rPr>
-              <w:t>파일</w:t>
-            </w:r>
-            <w:r>
-              <w:rPr>
-                <w:rFonts w:hint="eastAsia"/>
-              </w:rPr>
-              <w:t xml:space="preserve"> </w:t>
-            </w:r>
-            <w:r>
-              <w:rPr>
-                <w:rFonts w:hint="eastAsia"/>
-              </w:rPr>
-              <w:t>전송</w:t>
-            </w:r>
-            <w:r>
-              <w:rPr>
-                <w:rFonts w:hint="eastAsia"/>
-              </w:rPr>
-              <w:t xml:space="preserve">: </w:t>
-            </w:r>
-            <w:r>
-              <w:rPr>
-                <w:rFonts w:hint="eastAsia"/>
-              </w:rPr>
-              <w:t>대용량의</w:t>
-            </w:r>
-            <w:r>
-              <w:rPr>
-                <w:rFonts w:hint="eastAsia"/>
-              </w:rPr>
-              <w:t xml:space="preserve"> </w:t>
-            </w:r>
-            <w:r>
-              <w:rPr>
-                <w:rFonts w:hint="eastAsia"/>
-              </w:rPr>
-              <w:t>파일</w:t>
-            </w:r>
-            <w:r>
-              <w:rPr>
-                <w:rFonts w:hint="eastAsia"/>
-              </w:rPr>
-              <w:t xml:space="preserve"> </w:t>
-            </w:r>
-            <w:r>
-              <w:rPr>
-                <w:rFonts w:hint="eastAsia"/>
-              </w:rPr>
-              <w:t>전송</w:t>
-            </w:r>
-            <w:r>
-              <w:rPr>
-                <w:rFonts w:hint="eastAsia"/>
-              </w:rPr>
-              <w:t xml:space="preserve"> </w:t>
-            </w:r>
-            <w:r>
-              <w:rPr>
-                <w:rFonts w:hint="eastAsia"/>
-              </w:rPr>
-              <w:t>시</w:t>
-            </w:r>
-            <w:r>
-              <w:rPr>
-                <w:rFonts w:hint="eastAsia"/>
-              </w:rPr>
-              <w:t xml:space="preserve">, </w:t>
-            </w:r>
-            <w:r>
-              <w:t>“</w:t>
-            </w:r>
-            <w:r>
-              <w:rPr>
-                <w:rFonts w:hint="eastAsia"/>
-              </w:rPr>
-              <w:t>대용량</w:t>
-            </w:r>
-            <w:r>
-              <w:rPr>
-                <w:rFonts w:hint="eastAsia"/>
-              </w:rPr>
-              <w:t xml:space="preserve"> </w:t>
-            </w:r>
-            <w:r>
-              <w:rPr>
-                <w:rFonts w:hint="eastAsia"/>
-              </w:rPr>
-              <w:t>파일을</w:t>
-            </w:r>
-            <w:r>
-              <w:rPr>
-                <w:rFonts w:hint="eastAsia"/>
-              </w:rPr>
-              <w:t xml:space="preserve"> </w:t>
-            </w:r>
-            <w:r>
-              <w:rPr>
-                <w:rFonts w:hint="eastAsia"/>
-              </w:rPr>
-              <w:t>전송할</w:t>
-            </w:r>
-            <w:r>
-              <w:rPr>
-                <w:rFonts w:hint="eastAsia"/>
-              </w:rPr>
-              <w:t xml:space="preserve"> </w:t>
-            </w:r>
-            <w:r>
-              <w:rPr>
-                <w:rFonts w:hint="eastAsia"/>
-              </w:rPr>
-              <w:t>수</w:t>
-            </w:r>
-            <w:r>
-              <w:rPr>
-                <w:rFonts w:hint="eastAsia"/>
-              </w:rPr>
-              <w:t xml:space="preserve"> </w:t>
-            </w:r>
-            <w:r>
-              <w:rPr>
-                <w:rFonts w:hint="eastAsia"/>
-              </w:rPr>
-              <w:t>없습니다</w:t>
-            </w:r>
-            <w:r>
-              <w:rPr>
-                <w:rFonts w:hint="eastAsia"/>
-              </w:rPr>
-              <w:t>.</w:t>
-            </w:r>
-            <w:r>
-              <w:t>”</w:t>
-            </w:r>
-            <w:r>
-              <w:rPr>
-                <w:rFonts w:hint="eastAsia"/>
-              </w:rPr>
-              <w:t xml:space="preserve"> </w:t>
-            </w:r>
-            <w:r>
-              <w:rPr>
-                <w:rFonts w:hint="eastAsia"/>
-              </w:rPr>
-              <w:t>메시지</w:t>
-            </w:r>
-            <w:r>
-              <w:rPr>
-                <w:rFonts w:hint="eastAsia"/>
-              </w:rPr>
-              <w:t xml:space="preserve"> </w:t>
-            </w:r>
-            <w:r>
-              <w:rPr>
-                <w:rFonts w:hint="eastAsia"/>
-              </w:rPr>
-              <w:t>출력</w:t>
-            </w:r>
-            <w:r>
+                <w:rFonts w:ascii="맑은 고딕" w:eastAsia="맑은 고딕" w:hAnsi="맑은 고딕" w:hint="eastAsia"/>
+              </w:rPr>
+              <w:t xml:space="preserve"> 메시지 출력</w:t>
+            </w:r>
+            <w:r>
+              <w:rPr>
+                <w:rFonts w:ascii="맑은 고딕" w:eastAsia="맑은 고딕" w:hAnsi="맑은 고딕"/>
+              </w:rPr>
               <w:t>”</w:t>
             </w:r>
           </w:p>
@@ -11615,8 +10186,14 @@
       <w:pPr>
         <w:widowControl/>
         <w:spacing w:line="276" w:lineRule="auto"/>
+        <w:rPr>
+          <w:rFonts w:ascii="맑은 고딕" w:eastAsia="맑은 고딕" w:hAnsi="맑은 고딕"/>
+        </w:rPr>
       </w:pPr>
       <w:r>
+        <w:rPr>
+          <w:rFonts w:ascii="맑은 고딕" w:eastAsia="맑은 고딕" w:hAnsi="맑은 고딕"/>
+        </w:rPr>
         <w:pict w14:anchorId="1D2E09BE">
           <v:rect id="_x0000_i1031" style="width:0;height:1.5pt" o:hralign="center" o:hrstd="t" o:hr="t" fillcolor="#a0a0a0" stroked="f"/>
         </w:pict>
@@ -11626,6 +10203,7 @@
       <w:pPr>
         <w:spacing w:line="276" w:lineRule="auto"/>
         <w:rPr>
+          <w:rFonts w:ascii="맑은 고딕" w:eastAsia="맑은 고딕" w:hAnsi="맑은 고딕"/>
           <w:b/>
           <w:sz w:val="24"/>
           <w:szCs w:val="24"/>
@@ -11633,7 +10211,7 @@
       </w:pPr>
       <w:r>
         <w:rPr>
-          <w:rFonts w:asciiTheme="minorHAnsi" w:eastAsiaTheme="minorHAnsi" w:hAnsiTheme="minorHAnsi" w:hint="eastAsia"/>
+          <w:rFonts w:ascii="맑은 고딕" w:eastAsia="맑은 고딕" w:hAnsi="맑은 고딕" w:hint="eastAsia"/>
           <w:b/>
           <w:sz w:val="24"/>
           <w:szCs w:val="24"/>
@@ -11642,7 +10220,7 @@
       </w:r>
       <w:r>
         <w:rPr>
-          <w:rFonts w:asciiTheme="minorHAnsi" w:eastAsiaTheme="minorHAnsi" w:hAnsiTheme="minorHAnsi"/>
+          <w:rFonts w:ascii="맑은 고딕" w:eastAsia="맑은 고딕" w:hAnsi="맑은 고딕"/>
           <w:b/>
           <w:sz w:val="24"/>
           <w:szCs w:val="24"/>
@@ -11651,7 +10229,7 @@
       </w:r>
       <w:r>
         <w:rPr>
-          <w:rFonts w:asciiTheme="minorHAnsi" w:eastAsiaTheme="minorHAnsi" w:hAnsiTheme="minorHAnsi" w:hint="eastAsia"/>
+          <w:rFonts w:ascii="맑은 고딕" w:eastAsia="맑은 고딕" w:hAnsi="맑은 고딕" w:hint="eastAsia"/>
           <w:b/>
           <w:sz w:val="24"/>
           <w:szCs w:val="24"/>
@@ -11660,27 +10238,21 @@
       </w:r>
       <w:r>
         <w:rPr>
-          <w:rFonts w:asciiTheme="minorHAnsi" w:eastAsiaTheme="minorHAnsi" w:hAnsiTheme="minorHAnsi" w:hint="eastAsia"/>
+          <w:rFonts w:ascii="맑은 고딕" w:eastAsia="맑은 고딕" w:hAnsi="맑은 고딕" w:hint="eastAsia"/>
           <w:b/>
           <w:sz w:val="24"/>
           <w:szCs w:val="24"/>
         </w:rPr>
-        <w:t>AI</w:t>
-      </w:r>
-      <w:r>
-        <w:rPr>
-          <w:rFonts w:hint="eastAsia"/>
-          <w:b/>
-          <w:sz w:val="24"/>
-          <w:szCs w:val="24"/>
-        </w:rPr>
-        <w:t>챗봇</w:t>
+        <w:t>AI챗봇</w:t>
       </w:r>
     </w:p>
     <w:p>
       <w:pPr>
         <w:widowControl/>
         <w:spacing w:line="276" w:lineRule="auto"/>
+        <w:rPr>
+          <w:rFonts w:ascii="맑은 고딕" w:eastAsia="맑은 고딕" w:hAnsi="맑은 고딕"/>
+        </w:rPr>
       </w:pPr>
     </w:p>
     <w:tbl>
@@ -11720,11 +10292,13 @@
               <w:spacing w:line="276" w:lineRule="auto"/>
               <w:jc w:val="center"/>
               <w:rPr>
-                <w:b/>
-              </w:rPr>
-            </w:pPr>
-            <w:r>
-              <w:rPr>
+                <w:rFonts w:ascii="맑은 고딕" w:eastAsia="맑은 고딕" w:hAnsi="맑은 고딕"/>
+                <w:b/>
+              </w:rPr>
+            </w:pPr>
+            <w:r>
+              <w:rPr>
+                <w:rFonts w:ascii="맑은 고딕" w:eastAsia="맑은 고딕" w:hAnsi="맑은 고딕"/>
                 <w:b/>
               </w:rPr>
               <w:t>항목</w:t>
@@ -11744,11 +10318,13 @@
               <w:spacing w:line="276" w:lineRule="auto"/>
               <w:jc w:val="center"/>
               <w:rPr>
-                <w:b/>
-              </w:rPr>
-            </w:pPr>
-            <w:r>
-              <w:rPr>
+                <w:rFonts w:ascii="맑은 고딕" w:eastAsia="맑은 고딕" w:hAnsi="맑은 고딕"/>
+                <w:b/>
+              </w:rPr>
+            </w:pPr>
+            <w:r>
+              <w:rPr>
+                <w:rFonts w:ascii="맑은 고딕" w:eastAsia="맑은 고딕" w:hAnsi="맑은 고딕"/>
                 <w:b/>
               </w:rPr>
               <w:t>내용</w:t>
@@ -11771,11 +10347,13 @@
               <w:spacing w:line="276" w:lineRule="auto"/>
               <w:jc w:val="center"/>
               <w:rPr>
-                <w:b/>
-              </w:rPr>
-            </w:pPr>
-            <w:r>
-              <w:rPr>
+                <w:rFonts w:ascii="맑은 고딕" w:eastAsia="맑은 고딕" w:hAnsi="맑은 고딕"/>
+                <w:b/>
+              </w:rPr>
+            </w:pPr>
+            <w:r>
+              <w:rPr>
+                <w:rFonts w:ascii="맑은 고딕" w:eastAsia="맑은 고딕" w:hAnsi="맑은 고딕"/>
                 <w:b/>
               </w:rPr>
               <w:t>설명</w:t>
@@ -11790,51 +10368,21 @@
           <w:p>
             <w:pPr>
               <w:spacing w:line="276" w:lineRule="auto"/>
-            </w:pPr>
-            <w:r>
-              <w:rPr>
-                <w:rFonts w:hint="eastAsia"/>
+              <w:rPr>
+                <w:rFonts w:ascii="맑은 고딕" w:eastAsia="맑은 고딕" w:hAnsi="맑은 고딕"/>
+              </w:rPr>
+            </w:pPr>
+            <w:r>
+              <w:rPr>
+                <w:rFonts w:ascii="맑은 고딕" w:eastAsia="맑은 고딕" w:hAnsi="맑은 고딕" w:hint="eastAsia"/>
               </w:rPr>
               <w:t>사용자가</w:t>
             </w:r>
             <w:r>
-              <w:t xml:space="preserve"> AI </w:t>
-            </w:r>
-            <w:r>
-              <w:t>탭</w:t>
-            </w:r>
-            <w:r>
-              <w:t>(</w:t>
-            </w:r>
-            <w:r>
-              <w:t>화면</w:t>
-            </w:r>
-            <w:r>
-              <w:t>)</w:t>
-            </w:r>
-            <w:r>
-              <w:t>에서</w:t>
-            </w:r>
-            <w:r>
-              <w:t xml:space="preserve"> AI</w:t>
-            </w:r>
-            <w:r>
-              <w:t>에게</w:t>
-            </w:r>
-            <w:r>
-              <w:t xml:space="preserve"> </w:t>
-            </w:r>
-            <w:r>
-              <w:t>대화하거나</w:t>
-            </w:r>
-            <w:r>
-              <w:t xml:space="preserve"> </w:t>
-            </w:r>
-            <w:r>
-              <w:t>질문한다</w:t>
-            </w:r>
-            <w:r>
-              <w:t>.</w:t>
+              <w:rPr>
+                <w:rFonts w:ascii="맑은 고딕" w:eastAsia="맑은 고딕" w:hAnsi="맑은 고딕"/>
+              </w:rPr>
+              <w:t xml:space="preserve"> AI 탭(화면)에서 AI에게 대화하거나 질문한다.</w:t>
             </w:r>
           </w:p>
         </w:tc>
@@ -11854,26 +10402,16 @@
               <w:spacing w:line="276" w:lineRule="auto"/>
               <w:jc w:val="center"/>
               <w:rPr>
-                <w:b/>
-              </w:rPr>
-            </w:pPr>
-            <w:r>
-              <w:rPr>
-                <w:b/>
-              </w:rPr>
-              <w:t>주요</w:t>
-            </w:r>
-            <w:r>
-              <w:rPr>
-                <w:b/>
-              </w:rPr>
-              <w:t xml:space="preserve"> </w:t>
-            </w:r>
-            <w:r>
-              <w:rPr>
-                <w:b/>
-              </w:rPr>
-              <w:t>액터</w:t>
+                <w:rFonts w:ascii="맑은 고딕" w:eastAsia="맑은 고딕" w:hAnsi="맑은 고딕"/>
+                <w:b/>
+              </w:rPr>
+            </w:pPr>
+            <w:r>
+              <w:rPr>
+                <w:rFonts w:ascii="맑은 고딕" w:eastAsia="맑은 고딕" w:hAnsi="맑은 고딕"/>
+                <w:b/>
+              </w:rPr>
+              <w:t>주요 액터</w:t>
             </w:r>
           </w:p>
         </w:tc>
@@ -11885,10 +10423,13 @@
           <w:p>
             <w:pPr>
               <w:spacing w:line="276" w:lineRule="auto"/>
-            </w:pPr>
-            <w:r>
-              <w:rPr>
-                <w:rFonts w:hint="eastAsia"/>
+              <w:rPr>
+                <w:rFonts w:ascii="맑은 고딕" w:eastAsia="맑은 고딕" w:hAnsi="맑은 고딕"/>
+              </w:rPr>
+            </w:pPr>
+            <w:r>
+              <w:rPr>
+                <w:rFonts w:ascii="맑은 고딕" w:eastAsia="맑은 고딕" w:hAnsi="맑은 고딕" w:hint="eastAsia"/>
               </w:rPr>
               <w:t>사용자</w:t>
             </w:r>
@@ -11910,26 +10451,16 @@
               <w:spacing w:line="276" w:lineRule="auto"/>
               <w:jc w:val="center"/>
               <w:rPr>
-                <w:b/>
-              </w:rPr>
-            </w:pPr>
-            <w:r>
-              <w:rPr>
-                <w:b/>
-              </w:rPr>
-              <w:t>전제</w:t>
-            </w:r>
-            <w:r>
-              <w:rPr>
-                <w:b/>
-              </w:rPr>
-              <w:t xml:space="preserve"> </w:t>
-            </w:r>
-            <w:r>
-              <w:rPr>
-                <w:b/>
-              </w:rPr>
-              <w:t>조건</w:t>
+                <w:rFonts w:ascii="맑은 고딕" w:eastAsia="맑은 고딕" w:hAnsi="맑은 고딕"/>
+                <w:b/>
+              </w:rPr>
+            </w:pPr>
+            <w:r>
+              <w:rPr>
+                <w:rFonts w:ascii="맑은 고딕" w:eastAsia="맑은 고딕" w:hAnsi="맑은 고딕"/>
+                <w:b/>
+              </w:rPr>
+              <w:t>전제 조건</w:t>
             </w:r>
           </w:p>
         </w:tc>
@@ -11941,66 +10472,15 @@
           <w:p>
             <w:pPr>
               <w:spacing w:line="276" w:lineRule="auto"/>
-            </w:pPr>
-            <w:r>
-              <w:rPr>
-                <w:rFonts w:hint="eastAsia"/>
-              </w:rPr>
-              <w:t>시스템의</w:t>
-            </w:r>
-            <w:r>
-              <w:rPr>
-                <w:rFonts w:hint="eastAsia"/>
-              </w:rPr>
-              <w:t xml:space="preserve"> </w:t>
-            </w:r>
-            <w:r>
-              <w:rPr>
-                <w:rFonts w:hint="eastAsia"/>
-              </w:rPr>
-              <w:t>로그인</w:t>
-            </w:r>
-            <w:r>
-              <w:rPr>
-                <w:rFonts w:hint="eastAsia"/>
-              </w:rPr>
-              <w:t xml:space="preserve"> </w:t>
-            </w:r>
-            <w:r>
-              <w:rPr>
-                <w:rFonts w:hint="eastAsia"/>
-              </w:rPr>
-              <w:t>중인</w:t>
-            </w:r>
-            <w:r>
-              <w:rPr>
-                <w:rFonts w:hint="eastAsia"/>
-              </w:rPr>
-              <w:t xml:space="preserve"> </w:t>
-            </w:r>
-            <w:r>
-              <w:rPr>
-                <w:rFonts w:hint="eastAsia"/>
-              </w:rPr>
-              <w:t>사용자이어야</w:t>
-            </w:r>
-            <w:r>
-              <w:rPr>
-                <w:rFonts w:hint="eastAsia"/>
-              </w:rPr>
-              <w:t xml:space="preserve"> </w:t>
-            </w:r>
-            <w:r>
-              <w:rPr>
-                <w:rFonts w:hint="eastAsia"/>
-              </w:rPr>
-              <w:t>한다</w:t>
-            </w:r>
-            <w:r>
-              <w:rPr>
-                <w:rFonts w:hint="eastAsia"/>
-              </w:rPr>
-              <w:t>.</w:t>
+              <w:rPr>
+                <w:rFonts w:ascii="맑은 고딕" w:eastAsia="맑은 고딕" w:hAnsi="맑은 고딕"/>
+              </w:rPr>
+            </w:pPr>
+            <w:r>
+              <w:rPr>
+                <w:rFonts w:ascii="맑은 고딕" w:eastAsia="맑은 고딕" w:hAnsi="맑은 고딕" w:hint="eastAsia"/>
+              </w:rPr>
+              <w:t>시스템의 로그인 중인 사용자이어야 한다.</w:t>
             </w:r>
           </w:p>
         </w:tc>
@@ -12020,296 +10500,139 @@
               <w:spacing w:line="276" w:lineRule="auto"/>
               <w:jc w:val="center"/>
               <w:rPr>
-                <w:b/>
-              </w:rPr>
-            </w:pPr>
-            <w:r>
-              <w:rPr>
-                <w:b/>
-              </w:rPr>
-              <w:t>종료</w:t>
-            </w:r>
-            <w:r>
-              <w:rPr>
-                <w:b/>
+                <w:rFonts w:ascii="맑은 고딕" w:eastAsia="맑은 고딕" w:hAnsi="맑은 고딕"/>
+                <w:b/>
+              </w:rPr>
+            </w:pPr>
+            <w:r>
+              <w:rPr>
+                <w:rFonts w:ascii="맑은 고딕" w:eastAsia="맑은 고딕" w:hAnsi="맑은 고딕"/>
+                <w:b/>
+              </w:rPr>
+              <w:t>종료 조건</w:t>
+            </w:r>
+          </w:p>
+        </w:tc>
+        <w:tc>
+          <w:tcPr>
+            <w:tcW w:w="7138" w:type="dxa"/>
+            <w:vAlign w:val="center"/>
+          </w:tcPr>
+          <w:p>
+            <w:pPr>
+              <w:spacing w:line="276" w:lineRule="auto"/>
+              <w:rPr>
+                <w:rFonts w:ascii="맑은 고딕" w:eastAsia="맑은 고딕" w:hAnsi="맑은 고딕"/>
+              </w:rPr>
+            </w:pPr>
+            <w:r>
+              <w:rPr>
+                <w:rFonts w:ascii="맑은 고딕" w:eastAsia="맑은 고딕" w:hAnsi="맑은 고딕" w:hint="eastAsia"/>
+              </w:rPr>
+              <w:t>성공</w:t>
+            </w:r>
+            <w:r>
+              <w:rPr>
+                <w:rFonts w:ascii="맑은 고딕" w:eastAsia="맑은 고딕" w:hAnsi="맑은 고딕"/>
+              </w:rPr>
+              <w:t xml:space="preserve">: </w:t>
+            </w:r>
+            <w:r>
+              <w:rPr>
+                <w:rFonts w:ascii="맑은 고딕" w:eastAsia="맑은 고딕" w:hAnsi="맑은 고딕" w:hint="eastAsia"/>
+              </w:rPr>
+              <w:t>AI에게 질문 후 답변</w:t>
+            </w:r>
+            <w:r>
+              <w:rPr>
+                <w:rFonts w:ascii="맑은 고딕" w:eastAsia="맑은 고딕" w:hAnsi="맑은 고딕"/>
+              </w:rPr>
+              <w:t>.</w:t>
+            </w:r>
+          </w:p>
+          <w:p>
+            <w:pPr>
+              <w:spacing w:line="276" w:lineRule="auto"/>
+              <w:rPr>
+                <w:rFonts w:ascii="맑은 고딕" w:eastAsia="맑은 고딕" w:hAnsi="맑은 고딕"/>
+              </w:rPr>
+            </w:pPr>
+            <w:r>
+              <w:rPr>
+                <w:rFonts w:ascii="맑은 고딕" w:eastAsia="맑은 고딕" w:hAnsi="맑은 고딕" w:hint="eastAsia"/>
+              </w:rPr>
+              <w:t>실패</w:t>
+            </w:r>
+            <w:r>
+              <w:rPr>
+                <w:rFonts w:ascii="맑은 고딕" w:eastAsia="맑은 고딕" w:hAnsi="맑은 고딕"/>
+              </w:rPr>
+              <w:t xml:space="preserve">: </w:t>
+            </w:r>
+            <w:r>
+              <w:rPr>
+                <w:rFonts w:ascii="맑은 고딕" w:eastAsia="맑은 고딕" w:hAnsi="맑은 고딕" w:hint="eastAsia"/>
+              </w:rPr>
+              <w:t xml:space="preserve">일정 시간 대기 후 </w:t>
+            </w:r>
+            <w:r>
+              <w:rPr>
+                <w:rFonts w:ascii="맑은 고딕" w:eastAsia="맑은 고딕" w:hAnsi="맑은 고딕"/>
+              </w:rPr>
+              <w:t>재시도</w:t>
+            </w:r>
+            <w:r>
+              <w:rPr>
+                <w:rFonts w:ascii="맑은 고딕" w:eastAsia="맑은 고딕" w:hAnsi="맑은 고딕" w:hint="eastAsia"/>
+              </w:rPr>
+              <w:t>,</w:t>
+            </w:r>
+            <w:r>
+              <w:rPr>
+                <w:rFonts w:ascii="맑은 고딕" w:eastAsia="맑은 고딕" w:hAnsi="맑은 고딕"/>
               </w:rPr>
               <w:t xml:space="preserve"> </w:t>
             </w:r>
             <w:r>
               <w:rPr>
-                <w:b/>
-              </w:rPr>
-              <w:t>조건</w:t>
-            </w:r>
-          </w:p>
-        </w:tc>
-        <w:tc>
-          <w:tcPr>
-            <w:tcW w:w="7138" w:type="dxa"/>
-            <w:vAlign w:val="center"/>
-          </w:tcPr>
-          <w:p>
-            <w:pPr>
-              <w:spacing w:line="276" w:lineRule="auto"/>
-            </w:pPr>
-            <w:r>
-              <w:rPr>
-                <w:rFonts w:hint="eastAsia"/>
-              </w:rPr>
-              <w:t>성공</w:t>
-            </w:r>
-            <w:r>
-              <w:t xml:space="preserve">: </w:t>
-            </w:r>
-            <w:r>
-              <w:rPr>
-                <w:rFonts w:hint="eastAsia"/>
-              </w:rPr>
-              <w:t>AI</w:t>
-            </w:r>
-            <w:r>
-              <w:rPr>
-                <w:rFonts w:hint="eastAsia"/>
-              </w:rPr>
-              <w:t>에게</w:t>
-            </w:r>
-            <w:r>
-              <w:rPr>
-                <w:rFonts w:hint="eastAsia"/>
-              </w:rPr>
-              <w:t xml:space="preserve"> </w:t>
-            </w:r>
-            <w:r>
-              <w:rPr>
-                <w:rFonts w:hint="eastAsia"/>
-              </w:rPr>
-              <w:t>질문</w:t>
-            </w:r>
-            <w:r>
-              <w:rPr>
-                <w:rFonts w:hint="eastAsia"/>
-              </w:rPr>
-              <w:t xml:space="preserve"> </w:t>
-            </w:r>
-            <w:r>
-              <w:rPr>
-                <w:rFonts w:hint="eastAsia"/>
-              </w:rPr>
-              <w:t>후</w:t>
-            </w:r>
-            <w:r>
-              <w:rPr>
-                <w:rFonts w:hint="eastAsia"/>
-              </w:rPr>
-              <w:t xml:space="preserve"> </w:t>
-            </w:r>
-            <w:r>
-              <w:rPr>
-                <w:rFonts w:hint="eastAsia"/>
-              </w:rPr>
-              <w:t>답변</w:t>
-            </w:r>
-            <w:r>
-              <w:t>.</w:t>
-            </w:r>
-          </w:p>
-          <w:p>
-            <w:pPr>
-              <w:spacing w:line="276" w:lineRule="auto"/>
-            </w:pPr>
-            <w:r>
-              <w:rPr>
-                <w:rFonts w:hint="eastAsia"/>
-              </w:rPr>
-              <w:t>실패</w:t>
-            </w:r>
-            <w:r>
-              <w:t xml:space="preserve">: </w:t>
-            </w:r>
-            <w:r>
-              <w:rPr>
-                <w:rFonts w:hint="eastAsia"/>
-              </w:rPr>
-              <w:t>일정</w:t>
-            </w:r>
-            <w:r>
-              <w:rPr>
-                <w:rFonts w:hint="eastAsia"/>
-              </w:rPr>
-              <w:t xml:space="preserve"> </w:t>
-            </w:r>
-            <w:r>
-              <w:rPr>
-                <w:rFonts w:hint="eastAsia"/>
-              </w:rPr>
-              <w:t>시간</w:t>
-            </w:r>
-            <w:r>
-              <w:rPr>
-                <w:rFonts w:hint="eastAsia"/>
-              </w:rPr>
-              <w:t xml:space="preserve"> </w:t>
-            </w:r>
-            <w:r>
-              <w:rPr>
-                <w:rFonts w:hint="eastAsia"/>
-              </w:rPr>
-              <w:t>대기</w:t>
-            </w:r>
-            <w:r>
-              <w:rPr>
-                <w:rFonts w:hint="eastAsia"/>
-              </w:rPr>
-              <w:t xml:space="preserve"> </w:t>
-            </w:r>
-            <w:r>
-              <w:rPr>
-                <w:rFonts w:hint="eastAsia"/>
-              </w:rPr>
-              <w:t>후</w:t>
-            </w:r>
-            <w:r>
-              <w:rPr>
-                <w:rFonts w:hint="eastAsia"/>
-              </w:rPr>
-              <w:t xml:space="preserve"> </w:t>
-            </w:r>
-            <w:r>
-              <w:t>재시도</w:t>
-            </w:r>
-            <w:r>
-              <w:rPr>
-                <w:rFonts w:hint="eastAsia"/>
-              </w:rPr>
-              <w:t>,</w:t>
-            </w:r>
-            <w:r>
-              <w:t xml:space="preserve"> </w:t>
-            </w:r>
-            <w:r>
-              <w:rPr>
-                <w:rFonts w:hint="eastAsia"/>
-              </w:rPr>
-              <w:t>재시도</w:t>
-            </w:r>
-            <w:r>
-              <w:rPr>
-                <w:rFonts w:hint="eastAsia"/>
-              </w:rPr>
-              <w:t xml:space="preserve"> </w:t>
-            </w:r>
-            <w:r>
-              <w:rPr>
-                <w:rFonts w:hint="eastAsia"/>
-              </w:rPr>
-              <w:t>실패</w:t>
-            </w:r>
-            <w:r>
-              <w:rPr>
-                <w:rFonts w:hint="eastAsia"/>
-              </w:rPr>
-              <w:t xml:space="preserve"> </w:t>
-            </w:r>
-            <w:r>
-              <w:rPr>
-                <w:rFonts w:hint="eastAsia"/>
-              </w:rPr>
-              <w:t>시</w:t>
-            </w:r>
-            <w:r>
-              <w:rPr>
-                <w:rFonts w:hint="eastAsia"/>
-              </w:rPr>
-              <w:t xml:space="preserve"> </w:t>
-            </w:r>
-            <w:r>
+                <w:rFonts w:ascii="맑은 고딕" w:eastAsia="맑은 고딕" w:hAnsi="맑은 고딕" w:hint="eastAsia"/>
+              </w:rPr>
+              <w:t xml:space="preserve">재시도 실패 시 </w:t>
+            </w:r>
+            <w:r>
+              <w:rPr>
+                <w:rFonts w:ascii="맑은 고딕" w:eastAsia="맑은 고딕" w:hAnsi="맑은 고딕"/>
+              </w:rPr>
               <w:t>“</w:t>
             </w:r>
             <w:r>
               <w:rPr>
-                <w:rFonts w:hint="eastAsia"/>
-              </w:rPr>
-              <w:t>잠시</w:t>
-            </w:r>
-            <w:r>
-              <w:rPr>
-                <w:rFonts w:hint="eastAsia"/>
-              </w:rPr>
-              <w:t xml:space="preserve"> </w:t>
-            </w:r>
-            <w:r>
-              <w:rPr>
-                <w:rFonts w:hint="eastAsia"/>
-              </w:rPr>
-              <w:t>후</w:t>
-            </w:r>
-            <w:r>
-              <w:rPr>
-                <w:rFonts w:hint="eastAsia"/>
-              </w:rPr>
-              <w:t xml:space="preserve"> </w:t>
-            </w:r>
-            <w:r>
-              <w:rPr>
-                <w:rFonts w:hint="eastAsia"/>
-              </w:rPr>
-              <w:t>다시</w:t>
-            </w:r>
-            <w:r>
-              <w:rPr>
-                <w:rFonts w:hint="eastAsia"/>
-              </w:rPr>
-              <w:t xml:space="preserve"> </w:t>
-            </w:r>
-            <w:r>
-              <w:rPr>
-                <w:rFonts w:hint="eastAsia"/>
-              </w:rPr>
-              <w:t>시도하여</w:t>
-            </w:r>
-            <w:r>
-              <w:rPr>
-                <w:rFonts w:hint="eastAsia"/>
-              </w:rPr>
-              <w:t xml:space="preserve"> </w:t>
-            </w:r>
-            <w:r>
-              <w:rPr>
-                <w:rFonts w:hint="eastAsia"/>
-              </w:rPr>
-              <w:t>주세요</w:t>
-            </w:r>
-            <w:r>
+                <w:rFonts w:ascii="맑은 고딕" w:eastAsia="맑은 고딕" w:hAnsi="맑은 고딕" w:hint="eastAsia"/>
+              </w:rPr>
+              <w:t>잠시 후 다시 시도하여 주세요</w:t>
+            </w:r>
+            <w:r>
+              <w:rPr>
+                <w:rFonts w:ascii="맑은 고딕" w:eastAsia="맑은 고딕" w:hAnsi="맑은 고딕"/>
+              </w:rPr>
               <w:t>”</w:t>
             </w:r>
             <w:r>
               <w:rPr>
-                <w:rFonts w:hint="eastAsia"/>
-              </w:rPr>
-              <w:t xml:space="preserve"> </w:t>
-            </w:r>
-            <w:r>
-              <w:rPr>
-                <w:rFonts w:hint="eastAsia"/>
-              </w:rPr>
-              <w:t>메시지</w:t>
-            </w:r>
-            <w:r>
-              <w:rPr>
-                <w:rFonts w:hint="eastAsia"/>
-              </w:rPr>
-              <w:t xml:space="preserve"> </w:t>
-            </w:r>
-            <w:r>
-              <w:rPr>
-                <w:rFonts w:hint="eastAsia"/>
-              </w:rPr>
-              <w:t>출력</w:t>
-            </w:r>
-            <w:r>
+                <w:rFonts w:ascii="맑은 고딕" w:eastAsia="맑은 고딕" w:hAnsi="맑은 고딕" w:hint="eastAsia"/>
+              </w:rPr>
+              <w:t xml:space="preserve"> 메시지 출력</w:t>
+            </w:r>
+            <w:r>
+              <w:rPr>
+                <w:rFonts w:ascii="맑은 고딕" w:eastAsia="맑은 고딕" w:hAnsi="맑은 고딕"/>
+              </w:rPr>
               <w:t>”</w:t>
             </w:r>
             <w:r>
+              <w:rPr>
+                <w:rFonts w:ascii="맑은 고딕" w:eastAsia="맑은 고딕" w:hAnsi="맑은 고딕"/>
+              </w:rPr>
               <w:t>.</w:t>
             </w:r>
           </w:p>
@@ -12330,26 +10653,17 @@
               <w:spacing w:line="276" w:lineRule="auto"/>
               <w:jc w:val="center"/>
               <w:rPr>
-                <w:b/>
-              </w:rPr>
-            </w:pPr>
-            <w:r>
-              <w:rPr>
-                <w:b/>
-              </w:rPr>
-              <w:t>기본</w:t>
-            </w:r>
-            <w:r>
-              <w:rPr>
-                <w:b/>
-              </w:rPr>
-              <w:t xml:space="preserve"> </w:t>
-            </w:r>
-            <w:r>
-              <w:rPr>
-                <w:b/>
-              </w:rPr>
-              <w:t>흐름</w:t>
+                <w:rFonts w:ascii="맑은 고딕" w:eastAsia="맑은 고딕" w:hAnsi="맑은 고딕"/>
+                <w:b/>
+              </w:rPr>
+            </w:pPr>
+            <w:r>
+              <w:rPr>
+                <w:rFonts w:ascii="맑은 고딕" w:eastAsia="맑은 고딕" w:hAnsi="맑은 고딕"/>
+                <w:b/>
+              </w:rPr>
+              <w:lastRenderedPageBreak/>
+              <w:t>기본 흐름</w:t>
             </w:r>
           </w:p>
         </w:tc>
@@ -12361,241 +10675,73 @@
           <w:p>
             <w:pPr>
               <w:spacing w:line="276" w:lineRule="auto"/>
-            </w:pPr>
-            <w:r>
+              <w:rPr>
+                <w:rFonts w:ascii="맑은 고딕" w:eastAsia="맑은 고딕" w:hAnsi="맑은 고딕"/>
+              </w:rPr>
+            </w:pPr>
+            <w:r>
+              <w:rPr>
+                <w:rFonts w:ascii="맑은 고딕" w:eastAsia="맑은 고딕" w:hAnsi="맑은 고딕"/>
+              </w:rPr>
               <w:t xml:space="preserve">1. </w:t>
             </w:r>
             <w:r>
               <w:rPr>
-                <w:rFonts w:hint="eastAsia"/>
-              </w:rPr>
-              <w:t>시스템의</w:t>
-            </w:r>
-            <w:r>
-              <w:rPr>
-                <w:rFonts w:hint="eastAsia"/>
-              </w:rPr>
-              <w:t xml:space="preserve"> </w:t>
-            </w:r>
-            <w:r>
-              <w:rPr>
-                <w:rFonts w:hint="eastAsia"/>
-              </w:rPr>
-              <w:t>접속하여</w:t>
-            </w:r>
-            <w:r>
-              <w:rPr>
-                <w:rFonts w:hint="eastAsia"/>
-              </w:rPr>
-              <w:t xml:space="preserve"> </w:t>
-            </w:r>
-            <w:r>
-              <w:rPr>
-                <w:rFonts w:hint="eastAsia"/>
-              </w:rPr>
-              <w:t>로그인</w:t>
-            </w:r>
-            <w:r>
-              <w:rPr>
-                <w:rFonts w:hint="eastAsia"/>
-              </w:rPr>
-              <w:t xml:space="preserve"> </w:t>
-            </w:r>
-            <w:r>
-              <w:rPr>
-                <w:rFonts w:hint="eastAsia"/>
-              </w:rPr>
-              <w:t>한다</w:t>
-            </w:r>
-            <w:r>
+                <w:rFonts w:ascii="맑은 고딕" w:eastAsia="맑은 고딕" w:hAnsi="맑은 고딕" w:hint="eastAsia"/>
+              </w:rPr>
+              <w:t>시스템의 접속하여 로그인 한다</w:t>
+            </w:r>
+            <w:r>
+              <w:rPr>
+                <w:rFonts w:ascii="맑은 고딕" w:eastAsia="맑은 고딕" w:hAnsi="맑은 고딕"/>
+              </w:rPr>
               <w:t>.</w:t>
             </w:r>
           </w:p>
           <w:p>
             <w:pPr>
               <w:spacing w:line="276" w:lineRule="auto"/>
-            </w:pPr>
-            <w:r>
+              <w:rPr>
+                <w:rFonts w:ascii="맑은 고딕" w:eastAsia="맑은 고딕" w:hAnsi="맑은 고딕"/>
+              </w:rPr>
+            </w:pPr>
+            <w:r>
+              <w:rPr>
+                <w:rFonts w:ascii="맑은 고딕" w:eastAsia="맑은 고딕" w:hAnsi="맑은 고딕"/>
+              </w:rPr>
               <w:t xml:space="preserve">2. </w:t>
             </w:r>
             <w:r>
               <w:rPr>
-                <w:rFonts w:hint="eastAsia"/>
-              </w:rPr>
-              <w:t xml:space="preserve">AI </w:t>
-            </w:r>
-            <w:r>
-              <w:rPr>
-                <w:rFonts w:hint="eastAsia"/>
-              </w:rPr>
-              <w:t>탭</w:t>
-            </w:r>
-            <w:r>
-              <w:rPr>
-                <w:rFonts w:hint="eastAsia"/>
-              </w:rPr>
-              <w:t>(</w:t>
-            </w:r>
-            <w:r>
-              <w:rPr>
-                <w:rFonts w:hint="eastAsia"/>
-              </w:rPr>
-              <w:t>페이지</w:t>
-            </w:r>
-            <w:r>
-              <w:rPr>
-                <w:rFonts w:hint="eastAsia"/>
-              </w:rPr>
-              <w:t>)</w:t>
-            </w:r>
-            <w:r>
-              <w:rPr>
-                <w:rFonts w:hint="eastAsia"/>
-              </w:rPr>
-              <w:t>에서</w:t>
-            </w:r>
-            <w:r>
-              <w:rPr>
-                <w:rFonts w:hint="eastAsia"/>
-              </w:rPr>
-              <w:t xml:space="preserve"> AI</w:t>
-            </w:r>
-            <w:r>
-              <w:rPr>
-                <w:rFonts w:hint="eastAsia"/>
-              </w:rPr>
-              <w:t>에게</w:t>
-            </w:r>
-            <w:r>
-              <w:rPr>
-                <w:rFonts w:hint="eastAsia"/>
-              </w:rPr>
-              <w:t xml:space="preserve"> </w:t>
-            </w:r>
-            <w:r>
-              <w:rPr>
-                <w:rFonts w:hint="eastAsia"/>
-              </w:rPr>
-              <w:t>질문하거나</w:t>
-            </w:r>
-            <w:r>
-              <w:rPr>
-                <w:rFonts w:hint="eastAsia"/>
-              </w:rPr>
-              <w:t xml:space="preserve"> </w:t>
-            </w:r>
-            <w:r>
-              <w:rPr>
-                <w:rFonts w:hint="eastAsia"/>
-              </w:rPr>
-              <w:t>대화한다</w:t>
-            </w:r>
-            <w:r>
+                <w:rFonts w:ascii="맑은 고딕" w:eastAsia="맑은 고딕" w:hAnsi="맑은 고딕" w:hint="eastAsia"/>
+              </w:rPr>
+              <w:t>AI 탭(페이지)에서 AI에게 질문하거나 대화한다</w:t>
+            </w:r>
+            <w:r>
+              <w:rPr>
+                <w:rFonts w:ascii="맑은 고딕" w:eastAsia="맑은 고딕" w:hAnsi="맑은 고딕"/>
+              </w:rPr>
               <w:t>.</w:t>
             </w:r>
           </w:p>
           <w:p>
             <w:pPr>
               <w:spacing w:line="276" w:lineRule="auto"/>
-            </w:pPr>
-            <w:r>
+              <w:rPr>
+                <w:rFonts w:ascii="맑은 고딕" w:eastAsia="맑은 고딕" w:hAnsi="맑은 고딕"/>
+              </w:rPr>
+            </w:pPr>
+            <w:r>
+              <w:rPr>
+                <w:rFonts w:ascii="맑은 고딕" w:eastAsia="맑은 고딕" w:hAnsi="맑은 고딕"/>
+              </w:rPr>
               <w:t xml:space="preserve">3. </w:t>
             </w:r>
             <w:r>
               <w:rPr>
-                <w:rFonts w:hint="eastAsia"/>
-              </w:rPr>
-              <w:t>일정</w:t>
-            </w:r>
-            <w:r>
-              <w:rPr>
-                <w:rFonts w:hint="eastAsia"/>
-              </w:rPr>
-              <w:t xml:space="preserve"> </w:t>
-            </w:r>
-            <w:r>
-              <w:rPr>
-                <w:rFonts w:hint="eastAsia"/>
-              </w:rPr>
-              <w:t>시간</w:t>
-            </w:r>
-            <w:r>
-              <w:rPr>
-                <w:rFonts w:hint="eastAsia"/>
-              </w:rPr>
-              <w:t xml:space="preserve"> </w:t>
-            </w:r>
-            <w:r>
-              <w:rPr>
-                <w:rFonts w:hint="eastAsia"/>
-              </w:rPr>
-              <w:t>후</w:t>
-            </w:r>
-            <w:r>
-              <w:rPr>
-                <w:rFonts w:hint="eastAsia"/>
-              </w:rPr>
-              <w:t xml:space="preserve"> AI</w:t>
-            </w:r>
-            <w:r>
-              <w:rPr>
-                <w:rFonts w:hint="eastAsia"/>
-              </w:rPr>
-              <w:t>가</w:t>
-            </w:r>
-            <w:r>
-              <w:rPr>
-                <w:rFonts w:hint="eastAsia"/>
-              </w:rPr>
-              <w:t xml:space="preserve"> </w:t>
-            </w:r>
-            <w:r>
-              <w:rPr>
-                <w:rFonts w:hint="eastAsia"/>
-              </w:rPr>
-              <w:t>질문에</w:t>
-            </w:r>
-            <w:r>
-              <w:rPr>
-                <w:rFonts w:hint="eastAsia"/>
-              </w:rPr>
-              <w:t xml:space="preserve"> </w:t>
-            </w:r>
-            <w:r>
-              <w:rPr>
-                <w:rFonts w:hint="eastAsia"/>
-              </w:rPr>
-              <w:t>맞는</w:t>
-            </w:r>
-            <w:r>
-              <w:rPr>
-                <w:rFonts w:hint="eastAsia"/>
-              </w:rPr>
-              <w:t xml:space="preserve"> </w:t>
-            </w:r>
-            <w:r>
-              <w:rPr>
-                <w:rFonts w:hint="eastAsia"/>
-              </w:rPr>
-              <w:t>답변을</w:t>
-            </w:r>
-            <w:r>
-              <w:rPr>
-                <w:rFonts w:hint="eastAsia"/>
-              </w:rPr>
-              <w:t xml:space="preserve"> </w:t>
-            </w:r>
-            <w:r>
-              <w:rPr>
-                <w:rFonts w:hint="eastAsia"/>
-              </w:rPr>
-              <w:t>출력한다</w:t>
-            </w:r>
-            <w:r>
-              <w:rPr>
-                <w:rFonts w:hint="eastAsia"/>
-              </w:rPr>
-              <w:t>.</w:t>
+                <w:rFonts w:ascii="맑은 고딕" w:eastAsia="맑은 고딕" w:hAnsi="맑은 고딕" w:hint="eastAsia"/>
+              </w:rPr>
+              <w:t>일정 시간 후 AI가 질문에 맞는 답변을 출력한다.</w:t>
             </w:r>
           </w:p>
         </w:tc>
@@ -12615,26 +10761,16 @@
               <w:spacing w:line="276" w:lineRule="auto"/>
               <w:jc w:val="center"/>
               <w:rPr>
-                <w:b/>
-              </w:rPr>
-            </w:pPr>
-            <w:r>
-              <w:rPr>
-                <w:b/>
-              </w:rPr>
-              <w:t>예외</w:t>
-            </w:r>
-            <w:r>
-              <w:rPr>
-                <w:b/>
-              </w:rPr>
-              <w:t xml:space="preserve"> </w:t>
-            </w:r>
-            <w:r>
-              <w:rPr>
-                <w:b/>
-              </w:rPr>
-              <w:t>흐름</w:t>
+                <w:rFonts w:ascii="맑은 고딕" w:eastAsia="맑은 고딕" w:hAnsi="맑은 고딕"/>
+                <w:b/>
+              </w:rPr>
+            </w:pPr>
+            <w:r>
+              <w:rPr>
+                <w:rFonts w:ascii="맑은 고딕" w:eastAsia="맑은 고딕" w:hAnsi="맑은 고딕"/>
+                <w:b/>
+              </w:rPr>
+              <w:t>예외 흐름</w:t>
             </w:r>
           </w:p>
         </w:tc>
@@ -12646,189 +10782,45 @@
           <w:p>
             <w:pPr>
               <w:spacing w:line="276" w:lineRule="auto"/>
-            </w:pPr>
-            <w:r>
+              <w:rPr>
+                <w:rFonts w:ascii="맑은 고딕" w:eastAsia="맑은 고딕" w:hAnsi="맑은 고딕"/>
+              </w:rPr>
+            </w:pPr>
+            <w:r>
+              <w:rPr>
+                <w:rFonts w:ascii="맑은 고딕" w:eastAsia="맑은 고딕" w:hAnsi="맑은 고딕"/>
+              </w:rPr>
               <w:t xml:space="preserve">1. </w:t>
             </w:r>
             <w:r>
               <w:rPr>
-                <w:rFonts w:hint="eastAsia"/>
-              </w:rPr>
-              <w:t>질문</w:t>
-            </w:r>
-            <w:r>
-              <w:rPr>
-                <w:rFonts w:hint="eastAsia"/>
-              </w:rPr>
-              <w:t xml:space="preserve"> </w:t>
-            </w:r>
-            <w:r>
-              <w:rPr>
-                <w:rFonts w:hint="eastAsia"/>
-              </w:rPr>
-              <w:t>할당량</w:t>
-            </w:r>
-            <w:r>
-              <w:rPr>
-                <w:rFonts w:hint="eastAsia"/>
-              </w:rPr>
-              <w:t xml:space="preserve"> </w:t>
-            </w:r>
-            <w:r>
-              <w:rPr>
-                <w:rFonts w:hint="eastAsia"/>
-              </w:rPr>
-              <w:t>초과</w:t>
-            </w:r>
-            <w:r>
+                <w:rFonts w:ascii="맑은 고딕" w:eastAsia="맑은 고딕" w:hAnsi="맑은 고딕" w:hint="eastAsia"/>
+              </w:rPr>
+              <w:t>질문 할당량 초과</w:t>
+            </w:r>
+            <w:r>
+              <w:rPr>
+                <w:rFonts w:ascii="맑은 고딕" w:eastAsia="맑은 고딕" w:hAnsi="맑은 고딕"/>
+              </w:rPr>
               <w:t xml:space="preserve">: </w:t>
             </w:r>
             <w:r>
               <w:rPr>
-                <w:rFonts w:hint="eastAsia"/>
-              </w:rPr>
-              <w:t>하루</w:t>
-            </w:r>
-            <w:r>
-              <w:rPr>
-                <w:rFonts w:hint="eastAsia"/>
-              </w:rPr>
-              <w:t xml:space="preserve"> </w:t>
-            </w:r>
-            <w:r>
-              <w:rPr>
-                <w:rFonts w:hint="eastAsia"/>
-              </w:rPr>
-              <w:t>할당량의</w:t>
-            </w:r>
-            <w:r>
-              <w:rPr>
-                <w:rFonts w:hint="eastAsia"/>
-              </w:rPr>
-              <w:t xml:space="preserve"> API </w:t>
-            </w:r>
-            <w:r>
-              <w:rPr>
-                <w:rFonts w:hint="eastAsia"/>
-              </w:rPr>
-              <w:t>모두</w:t>
-            </w:r>
-            <w:r>
-              <w:rPr>
-                <w:rFonts w:hint="eastAsia"/>
-              </w:rPr>
-              <w:t xml:space="preserve"> </w:t>
-            </w:r>
-            <w:r>
-              <w:rPr>
-                <w:rFonts w:hint="eastAsia"/>
-              </w:rPr>
-              <w:t>소진</w:t>
-            </w:r>
-            <w:r>
-              <w:rPr>
-                <w:rFonts w:hint="eastAsia"/>
-              </w:rPr>
-              <w:t xml:space="preserve"> </w:t>
-            </w:r>
-            <w:r>
-              <w:rPr>
-                <w:rFonts w:hint="eastAsia"/>
-              </w:rPr>
-              <w:t>시</w:t>
-            </w:r>
-            <w:r>
-              <w:rPr>
-                <w:rFonts w:hint="eastAsia"/>
-              </w:rPr>
-              <w:t>, 24</w:t>
-            </w:r>
-            <w:r>
-              <w:rPr>
-                <w:rFonts w:hint="eastAsia"/>
-              </w:rPr>
-              <w:t>시간</w:t>
-            </w:r>
-            <w:r>
-              <w:rPr>
-                <w:rFonts w:hint="eastAsia"/>
-              </w:rPr>
-              <w:t xml:space="preserve"> </w:t>
-            </w:r>
-            <w:r>
-              <w:rPr>
-                <w:rFonts w:hint="eastAsia"/>
-              </w:rPr>
-              <w:t>이후</w:t>
-            </w:r>
-            <w:r>
-              <w:rPr>
-                <w:rFonts w:hint="eastAsia"/>
-              </w:rPr>
-              <w:t xml:space="preserve"> </w:t>
-            </w:r>
-            <w:r>
-              <w:rPr>
-                <w:rFonts w:hint="eastAsia"/>
-              </w:rPr>
-              <w:t>질문할</w:t>
-            </w:r>
-            <w:r>
-              <w:rPr>
-                <w:rFonts w:hint="eastAsia"/>
-              </w:rPr>
-              <w:t xml:space="preserve"> </w:t>
-            </w:r>
-            <w:r>
-              <w:rPr>
-                <w:rFonts w:hint="eastAsia"/>
-              </w:rPr>
-              <w:t>수</w:t>
-            </w:r>
-            <w:r>
-              <w:rPr>
-                <w:rFonts w:hint="eastAsia"/>
-              </w:rPr>
-              <w:t xml:space="preserve"> </w:t>
-            </w:r>
-            <w:r>
-              <w:rPr>
-                <w:rFonts w:hint="eastAsia"/>
-              </w:rPr>
-              <w:t>있습니다</w:t>
-            </w:r>
-            <w:r>
-              <w:rPr>
-                <w:rFonts w:hint="eastAsia"/>
-              </w:rPr>
-              <w:t>.</w:t>
-            </w:r>
-            <w:r>
+                <w:rFonts w:ascii="맑은 고딕" w:eastAsia="맑은 고딕" w:hAnsi="맑은 고딕" w:hint="eastAsia"/>
+              </w:rPr>
+              <w:t>하루 할당량의 API 모두 소진 시, 24시간 이후 질문할 수 있습니다.</w:t>
+            </w:r>
+            <w:r>
+              <w:rPr>
+                <w:rFonts w:ascii="맑은 고딕" w:eastAsia="맑은 고딕" w:hAnsi="맑은 고딕"/>
+              </w:rPr>
               <w:t>”</w:t>
             </w:r>
             <w:r>
               <w:rPr>
-                <w:rFonts w:hint="eastAsia"/>
-              </w:rPr>
-              <w:t xml:space="preserve"> </w:t>
-            </w:r>
-            <w:r>
-              <w:rPr>
-                <w:rFonts w:hint="eastAsia"/>
-              </w:rPr>
-              <w:t>메시지</w:t>
-            </w:r>
-            <w:r>
-              <w:rPr>
-                <w:rFonts w:hint="eastAsia"/>
-              </w:rPr>
-              <w:t xml:space="preserve"> </w:t>
-            </w:r>
-            <w:r>
-              <w:rPr>
-                <w:rFonts w:hint="eastAsia"/>
-              </w:rPr>
-              <w:t>출력</w:t>
+                <w:rFonts w:ascii="맑은 고딕" w:eastAsia="맑은 고딕" w:hAnsi="맑은 고딕" w:hint="eastAsia"/>
+              </w:rPr>
+              <w:t xml:space="preserve"> 메시지 출력</w:t>
             </w:r>
           </w:p>
         </w:tc>
@@ -12838,14 +10830,23 @@
       <w:pPr>
         <w:widowControl/>
         <w:spacing w:line="276" w:lineRule="auto"/>
+        <w:rPr>
+          <w:rFonts w:ascii="맑은 고딕" w:eastAsia="맑은 고딕" w:hAnsi="맑은 고딕"/>
+        </w:rPr>
       </w:pPr>
     </w:p>
     <w:p>
       <w:pPr>
         <w:widowControl/>
         <w:spacing w:line="276" w:lineRule="auto"/>
+        <w:rPr>
+          <w:rFonts w:ascii="맑은 고딕" w:eastAsia="맑은 고딕" w:hAnsi="맑은 고딕"/>
+        </w:rPr>
       </w:pPr>
       <w:r>
+        <w:rPr>
+          <w:rFonts w:ascii="맑은 고딕" w:eastAsia="맑은 고딕" w:hAnsi="맑은 고딕"/>
+        </w:rPr>
         <w:pict w14:anchorId="2209A72D">
           <v:rect id="_x0000_i1032" style="width:0;height:1.5pt" o:hralign="center" o:hrstd="t" o:hr="t" fillcolor="#a0a0a0" stroked="f"/>
         </w:pict>
@@ -12855,12 +10856,16 @@
       <w:pPr>
         <w:widowControl/>
         <w:spacing w:line="276" w:lineRule="auto"/>
+        <w:rPr>
+          <w:rFonts w:ascii="맑은 고딕" w:eastAsia="맑은 고딕" w:hAnsi="맑은 고딕"/>
+        </w:rPr>
       </w:pPr>
     </w:p>
     <w:p>
       <w:pPr>
         <w:spacing w:line="276" w:lineRule="auto"/>
         <w:rPr>
+          <w:rFonts w:ascii="맑은 고딕" w:eastAsia="맑은 고딕" w:hAnsi="맑은 고딕"/>
           <w:b/>
           <w:sz w:val="24"/>
           <w:szCs w:val="24"/>
@@ -12868,7 +10873,7 @@
       </w:pPr>
       <w:r>
         <w:rPr>
-          <w:rFonts w:asciiTheme="minorHAnsi" w:eastAsiaTheme="minorHAnsi" w:hAnsiTheme="minorHAnsi" w:hint="eastAsia"/>
+          <w:rFonts w:ascii="맑은 고딕" w:eastAsia="맑은 고딕" w:hAnsi="맑은 고딕" w:hint="eastAsia"/>
           <w:b/>
           <w:sz w:val="24"/>
           <w:szCs w:val="24"/>
@@ -12877,7 +10882,7 @@
       </w:r>
       <w:r>
         <w:rPr>
-          <w:rFonts w:asciiTheme="minorHAnsi" w:eastAsiaTheme="minorHAnsi" w:hAnsiTheme="minorHAnsi"/>
+          <w:rFonts w:ascii="맑은 고딕" w:eastAsia="맑은 고딕" w:hAnsi="맑은 고딕"/>
           <w:b/>
           <w:sz w:val="24"/>
           <w:szCs w:val="24"/>
@@ -12886,7 +10891,7 @@
       </w:r>
       <w:r>
         <w:rPr>
-          <w:rFonts w:asciiTheme="minorHAnsi" w:eastAsiaTheme="minorHAnsi" w:hAnsiTheme="minorHAnsi" w:hint="eastAsia"/>
+          <w:rFonts w:ascii="맑은 고딕" w:eastAsia="맑은 고딕" w:hAnsi="맑은 고딕" w:hint="eastAsia"/>
           <w:b/>
           <w:sz w:val="24"/>
           <w:szCs w:val="24"/>
@@ -12895,6 +10900,7 @@
       </w:r>
       <w:r>
         <w:rPr>
+          <w:rFonts w:ascii="맑은 고딕" w:eastAsia="맑은 고딕" w:hAnsi="맑은 고딕"/>
           <w:b/>
           <w:sz w:val="24"/>
           <w:szCs w:val="24"/>
@@ -12903,84 +10909,12 @@
       </w:r>
       <w:r>
         <w:rPr>
-          <w:rFonts w:hint="eastAsia"/>
+          <w:rFonts w:ascii="맑은 고딕" w:eastAsia="맑은 고딕" w:hAnsi="맑은 고딕" w:hint="eastAsia"/>
           <w:b/>
           <w:sz w:val="24"/>
           <w:szCs w:val="24"/>
         </w:rPr>
-        <w:t>사용자</w:t>
-      </w:r>
-      <w:r>
-        <w:rPr>
-          <w:rFonts w:hint="eastAsia"/>
-          <w:b/>
-          <w:sz w:val="24"/>
-          <w:szCs w:val="24"/>
-        </w:rPr>
-        <w:t xml:space="preserve"> </w:t>
-      </w:r>
-      <w:r>
-        <w:rPr>
-          <w:rFonts w:hint="eastAsia"/>
-          <w:b/>
-          <w:sz w:val="24"/>
-          <w:szCs w:val="24"/>
-        </w:rPr>
-        <w:t>정보</w:t>
-      </w:r>
-      <w:r>
-        <w:rPr>
-          <w:rFonts w:hint="eastAsia"/>
-          <w:b/>
-          <w:sz w:val="24"/>
-          <w:szCs w:val="24"/>
-        </w:rPr>
-        <w:t xml:space="preserve"> </w:t>
-      </w:r>
-      <w:r>
-        <w:rPr>
-          <w:rFonts w:hint="eastAsia"/>
-          <w:b/>
-          <w:sz w:val="24"/>
-          <w:szCs w:val="24"/>
-        </w:rPr>
-        <w:t>조회</w:t>
-      </w:r>
-      <w:r>
-        <w:rPr>
-          <w:rFonts w:hint="eastAsia"/>
-          <w:b/>
-          <w:sz w:val="24"/>
-          <w:szCs w:val="24"/>
-        </w:rPr>
-        <w:t xml:space="preserve"> </w:t>
-      </w:r>
-      <w:r>
-        <w:rPr>
-          <w:rFonts w:hint="eastAsia"/>
-          <w:b/>
-          <w:sz w:val="24"/>
-          <w:szCs w:val="24"/>
-        </w:rPr>
-        <w:t>및</w:t>
-      </w:r>
-      <w:r>
-        <w:rPr>
-          <w:rFonts w:hint="eastAsia"/>
-          <w:b/>
-          <w:sz w:val="24"/>
-          <w:szCs w:val="24"/>
-        </w:rPr>
-        <w:t xml:space="preserve"> </w:t>
-      </w:r>
-      <w:r>
-        <w:rPr>
-          <w:rFonts w:hint="eastAsia"/>
-          <w:b/>
-          <w:sz w:val="24"/>
-          <w:szCs w:val="24"/>
-        </w:rPr>
-        <w:t>검색</w:t>
+        <w:t>사용자 정보 조회 및 검색</w:t>
       </w:r>
     </w:p>
     <w:tbl>
@@ -13020,11 +10954,13 @@
               <w:spacing w:line="276" w:lineRule="auto"/>
               <w:jc w:val="center"/>
               <w:rPr>
-                <w:b/>
-              </w:rPr>
-            </w:pPr>
-            <w:r>
-              <w:rPr>
+                <w:rFonts w:ascii="맑은 고딕" w:eastAsia="맑은 고딕" w:hAnsi="맑은 고딕"/>
+                <w:b/>
+              </w:rPr>
+            </w:pPr>
+            <w:r>
+              <w:rPr>
+                <w:rFonts w:ascii="맑은 고딕" w:eastAsia="맑은 고딕" w:hAnsi="맑은 고딕"/>
                 <w:b/>
               </w:rPr>
               <w:t>항목</w:t>
@@ -13044,11 +10980,13 @@
               <w:spacing w:line="276" w:lineRule="auto"/>
               <w:jc w:val="center"/>
               <w:rPr>
-                <w:b/>
-              </w:rPr>
-            </w:pPr>
-            <w:r>
-              <w:rPr>
+                <w:rFonts w:ascii="맑은 고딕" w:eastAsia="맑은 고딕" w:hAnsi="맑은 고딕"/>
+                <w:b/>
+              </w:rPr>
+            </w:pPr>
+            <w:r>
+              <w:rPr>
+                <w:rFonts w:ascii="맑은 고딕" w:eastAsia="맑은 고딕" w:hAnsi="맑은 고딕"/>
                 <w:b/>
               </w:rPr>
               <w:t>내용</w:t>
@@ -13071,14 +11009,15 @@
               <w:spacing w:line="276" w:lineRule="auto"/>
               <w:jc w:val="center"/>
               <w:rPr>
-                <w:b/>
-              </w:rPr>
-            </w:pPr>
-            <w:r>
-              <w:rPr>
-                <w:b/>
-              </w:rPr>
-              <w:lastRenderedPageBreak/>
+                <w:rFonts w:ascii="맑은 고딕" w:eastAsia="맑은 고딕" w:hAnsi="맑은 고딕"/>
+                <w:b/>
+              </w:rPr>
+            </w:pPr>
+            <w:r>
+              <w:rPr>
+                <w:rFonts w:ascii="맑은 고딕" w:eastAsia="맑은 고딕" w:hAnsi="맑은 고딕"/>
+                <w:b/>
+              </w:rPr>
               <w:t>설명</w:t>
             </w:r>
           </w:p>
@@ -13092,18 +11031,18 @@
             <w:pPr>
               <w:spacing w:line="276" w:lineRule="auto"/>
               <w:rPr>
-                <w:rFonts w:asciiTheme="minorHAnsi" w:eastAsiaTheme="minorHAnsi" w:hAnsiTheme="minorHAnsi"/>
-              </w:rPr>
-            </w:pPr>
-            <w:r>
-              <w:rPr>
-                <w:rFonts w:asciiTheme="minorHAnsi" w:eastAsiaTheme="minorHAnsi" w:hAnsiTheme="minorHAnsi" w:hint="eastAsia"/>
+                <w:rFonts w:ascii="맑은 고딕" w:eastAsia="맑은 고딕" w:hAnsi="맑은 고딕"/>
+              </w:rPr>
+            </w:pPr>
+            <w:r>
+              <w:rPr>
+                <w:rFonts w:ascii="맑은 고딕" w:eastAsia="맑은 고딕" w:hAnsi="맑은 고딕" w:hint="eastAsia"/>
               </w:rPr>
               <w:t>관리자가</w:t>
             </w:r>
             <w:r>
               <w:rPr>
-                <w:rFonts w:asciiTheme="minorHAnsi" w:eastAsiaTheme="minorHAnsi" w:hAnsiTheme="minorHAnsi"/>
+                <w:rFonts w:ascii="맑은 고딕" w:eastAsia="맑은 고딕" w:hAnsi="맑은 고딕"/>
               </w:rPr>
               <w:t xml:space="preserve"> 전체 가입자 목록 확인 및 학번, 상태, 접속 여부 검색 기준에 따라 조건 검색을 한다.</w:t>
             </w:r>
@@ -13125,26 +11064,16 @@
               <w:spacing w:line="276" w:lineRule="auto"/>
               <w:jc w:val="center"/>
               <w:rPr>
-                <w:b/>
-              </w:rPr>
-            </w:pPr>
-            <w:r>
-              <w:rPr>
-                <w:b/>
-              </w:rPr>
-              <w:t>주요</w:t>
-            </w:r>
-            <w:r>
-              <w:rPr>
-                <w:b/>
-              </w:rPr>
-              <w:t xml:space="preserve"> </w:t>
-            </w:r>
-            <w:r>
-              <w:rPr>
-                <w:b/>
-              </w:rPr>
-              <w:t>액터</w:t>
+                <w:rFonts w:ascii="맑은 고딕" w:eastAsia="맑은 고딕" w:hAnsi="맑은 고딕"/>
+                <w:b/>
+              </w:rPr>
+            </w:pPr>
+            <w:r>
+              <w:rPr>
+                <w:rFonts w:ascii="맑은 고딕" w:eastAsia="맑은 고딕" w:hAnsi="맑은 고딕"/>
+                <w:b/>
+              </w:rPr>
+              <w:t>주요 액터</w:t>
             </w:r>
           </w:p>
         </w:tc>
@@ -13157,12 +11086,12 @@
             <w:pPr>
               <w:spacing w:line="276" w:lineRule="auto"/>
               <w:rPr>
-                <w:rFonts w:asciiTheme="minorHAnsi" w:eastAsiaTheme="minorHAnsi" w:hAnsiTheme="minorHAnsi"/>
-              </w:rPr>
-            </w:pPr>
-            <w:r>
-              <w:rPr>
-                <w:rFonts w:asciiTheme="minorHAnsi" w:eastAsiaTheme="minorHAnsi" w:hAnsiTheme="minorHAnsi"/>
+                <w:rFonts w:ascii="맑은 고딕" w:eastAsia="맑은 고딕" w:hAnsi="맑은 고딕"/>
+              </w:rPr>
+            </w:pPr>
+            <w:r>
+              <w:rPr>
+                <w:rFonts w:ascii="맑은 고딕" w:eastAsia="맑은 고딕" w:hAnsi="맑은 고딕"/>
               </w:rPr>
               <w:t>관리자</w:t>
             </w:r>
@@ -13184,26 +11113,16 @@
               <w:spacing w:line="276" w:lineRule="auto"/>
               <w:jc w:val="center"/>
               <w:rPr>
-                <w:b/>
-              </w:rPr>
-            </w:pPr>
-            <w:r>
-              <w:rPr>
-                <w:b/>
-              </w:rPr>
-              <w:t>전제</w:t>
-            </w:r>
-            <w:r>
-              <w:rPr>
-                <w:b/>
-              </w:rPr>
-              <w:t xml:space="preserve"> </w:t>
-            </w:r>
-            <w:r>
-              <w:rPr>
-                <w:b/>
-              </w:rPr>
-              <w:t>조건</w:t>
+                <w:rFonts w:ascii="맑은 고딕" w:eastAsia="맑은 고딕" w:hAnsi="맑은 고딕"/>
+                <w:b/>
+              </w:rPr>
+            </w:pPr>
+            <w:r>
+              <w:rPr>
+                <w:rFonts w:ascii="맑은 고딕" w:eastAsia="맑은 고딕" w:hAnsi="맑은 고딕"/>
+                <w:b/>
+              </w:rPr>
+              <w:t>전제 조건</w:t>
             </w:r>
           </w:p>
         </w:tc>
@@ -13216,12 +11135,12 @@
             <w:pPr>
               <w:spacing w:line="276" w:lineRule="auto"/>
               <w:rPr>
-                <w:rFonts w:asciiTheme="minorHAnsi" w:eastAsiaTheme="minorHAnsi" w:hAnsiTheme="minorHAnsi"/>
-              </w:rPr>
-            </w:pPr>
-            <w:r>
-              <w:rPr>
-                <w:rFonts w:asciiTheme="minorHAnsi" w:eastAsiaTheme="minorHAnsi" w:hAnsiTheme="minorHAnsi" w:hint="eastAsia"/>
+                <w:rFonts w:ascii="맑은 고딕" w:eastAsia="맑은 고딕" w:hAnsi="맑은 고딕"/>
+              </w:rPr>
+            </w:pPr>
+            <w:r>
+              <w:rPr>
+                <w:rFonts w:ascii="맑은 고딕" w:eastAsia="맑은 고딕" w:hAnsi="맑은 고딕" w:hint="eastAsia"/>
               </w:rPr>
               <w:t>없음</w:t>
             </w:r>
@@ -13243,26 +11162,16 @@
               <w:spacing w:line="276" w:lineRule="auto"/>
               <w:jc w:val="center"/>
               <w:rPr>
-                <w:b/>
-              </w:rPr>
-            </w:pPr>
-            <w:r>
-              <w:rPr>
-                <w:b/>
-              </w:rPr>
-              <w:t>종료</w:t>
-            </w:r>
-            <w:r>
-              <w:rPr>
-                <w:b/>
-              </w:rPr>
-              <w:t xml:space="preserve"> </w:t>
-            </w:r>
-            <w:r>
-              <w:rPr>
-                <w:b/>
-              </w:rPr>
-              <w:t>조건</w:t>
+                <w:rFonts w:ascii="맑은 고딕" w:eastAsia="맑은 고딕" w:hAnsi="맑은 고딕"/>
+                <w:b/>
+              </w:rPr>
+            </w:pPr>
+            <w:r>
+              <w:rPr>
+                <w:rFonts w:ascii="맑은 고딕" w:eastAsia="맑은 고딕" w:hAnsi="맑은 고딕"/>
+                <w:b/>
+              </w:rPr>
+              <w:t>종료 조건</w:t>
             </w:r>
           </w:p>
         </w:tc>
@@ -13275,18 +11184,18 @@
             <w:pPr>
               <w:spacing w:line="276" w:lineRule="auto"/>
               <w:rPr>
-                <w:rFonts w:asciiTheme="minorHAnsi" w:eastAsiaTheme="minorHAnsi" w:hAnsiTheme="minorHAnsi"/>
-              </w:rPr>
-            </w:pPr>
-            <w:r>
-              <w:rPr>
-                <w:rFonts w:asciiTheme="minorHAnsi" w:eastAsiaTheme="minorHAnsi" w:hAnsiTheme="minorHAnsi" w:hint="eastAsia"/>
+                <w:rFonts w:ascii="맑은 고딕" w:eastAsia="맑은 고딕" w:hAnsi="맑은 고딕"/>
+              </w:rPr>
+            </w:pPr>
+            <w:r>
+              <w:rPr>
+                <w:rFonts w:ascii="맑은 고딕" w:eastAsia="맑은 고딕" w:hAnsi="맑은 고딕" w:hint="eastAsia"/>
               </w:rPr>
               <w:t>가입한 사용자 목록 및 사용자 정보 조회 성공</w:t>
             </w:r>
             <w:r>
               <w:rPr>
-                <w:rFonts w:asciiTheme="minorHAnsi" w:eastAsiaTheme="minorHAnsi" w:hAnsiTheme="minorHAnsi"/>
+                <w:rFonts w:ascii="맑은 고딕" w:eastAsia="맑은 고딕" w:hAnsi="맑은 고딕"/>
               </w:rPr>
               <w:t>.</w:t>
             </w:r>
@@ -13308,26 +11217,16 @@
               <w:spacing w:line="276" w:lineRule="auto"/>
               <w:jc w:val="center"/>
               <w:rPr>
-                <w:b/>
-              </w:rPr>
-            </w:pPr>
-            <w:r>
-              <w:rPr>
-                <w:b/>
-              </w:rPr>
-              <w:t>기본</w:t>
-            </w:r>
-            <w:r>
-              <w:rPr>
-                <w:b/>
-              </w:rPr>
-              <w:t xml:space="preserve"> </w:t>
-            </w:r>
-            <w:r>
-              <w:rPr>
-                <w:b/>
-              </w:rPr>
-              <w:t>흐름</w:t>
+                <w:rFonts w:ascii="맑은 고딕" w:eastAsia="맑은 고딕" w:hAnsi="맑은 고딕"/>
+                <w:b/>
+              </w:rPr>
+            </w:pPr>
+            <w:r>
+              <w:rPr>
+                <w:rFonts w:ascii="맑은 고딕" w:eastAsia="맑은 고딕" w:hAnsi="맑은 고딕"/>
+                <w:b/>
+              </w:rPr>
+              <w:t>기본 흐름</w:t>
             </w:r>
           </w:p>
         </w:tc>
@@ -13340,30 +11239,30 @@
             <w:pPr>
               <w:spacing w:line="276" w:lineRule="auto"/>
               <w:rPr>
-                <w:rFonts w:asciiTheme="minorHAnsi" w:eastAsiaTheme="minorHAnsi" w:hAnsiTheme="minorHAnsi"/>
-              </w:rPr>
-            </w:pPr>
-            <w:r>
-              <w:rPr>
-                <w:rFonts w:asciiTheme="minorHAnsi" w:eastAsiaTheme="minorHAnsi" w:hAnsiTheme="minorHAnsi"/>
+                <w:rFonts w:ascii="맑은 고딕" w:eastAsia="맑은 고딕" w:hAnsi="맑은 고딕"/>
+              </w:rPr>
+            </w:pPr>
+            <w:r>
+              <w:rPr>
+                <w:rFonts w:ascii="맑은 고딕" w:eastAsia="맑은 고딕" w:hAnsi="맑은 고딕"/>
               </w:rPr>
               <w:t xml:space="preserve">1. </w:t>
             </w:r>
             <w:r>
               <w:rPr>
-                <w:rFonts w:asciiTheme="minorHAnsi" w:eastAsiaTheme="minorHAnsi" w:hAnsiTheme="minorHAnsi" w:hint="eastAsia"/>
+                <w:rFonts w:ascii="맑은 고딕" w:eastAsia="맑은 고딕" w:hAnsi="맑은 고딕" w:hint="eastAsia"/>
               </w:rPr>
               <w:t>학번과 이름 입력창에 관리자 ID와 비밀번호를 입력</w:t>
             </w:r>
             <w:r>
               <w:rPr>
-                <w:rFonts w:asciiTheme="minorHAnsi" w:eastAsiaTheme="minorHAnsi" w:hAnsiTheme="minorHAnsi" w:hint="eastAsia"/>
+                <w:rFonts w:ascii="맑은 고딕" w:eastAsia="맑은 고딕" w:hAnsi="맑은 고딕" w:hint="eastAsia"/>
               </w:rPr>
               <w:t>하여 관리자 화면으로 이동한다</w:t>
             </w:r>
             <w:r>
               <w:rPr>
-                <w:rFonts w:asciiTheme="minorHAnsi" w:eastAsiaTheme="minorHAnsi" w:hAnsiTheme="minorHAnsi" w:hint="eastAsia"/>
+                <w:rFonts w:ascii="맑은 고딕" w:eastAsia="맑은 고딕" w:hAnsi="맑은 고딕" w:hint="eastAsia"/>
               </w:rPr>
               <w:t>.</w:t>
             </w:r>
@@ -13372,18 +11271,18 @@
             <w:pPr>
               <w:spacing w:line="276" w:lineRule="auto"/>
               <w:rPr>
-                <w:rFonts w:asciiTheme="minorHAnsi" w:eastAsiaTheme="minorHAnsi" w:hAnsiTheme="minorHAnsi"/>
-              </w:rPr>
-            </w:pPr>
-            <w:r>
-              <w:rPr>
-                <w:rFonts w:asciiTheme="minorHAnsi" w:eastAsiaTheme="minorHAnsi" w:hAnsiTheme="minorHAnsi"/>
+                <w:rFonts w:ascii="맑은 고딕" w:eastAsia="맑은 고딕" w:hAnsi="맑은 고딕"/>
+              </w:rPr>
+            </w:pPr>
+            <w:r>
+              <w:rPr>
+                <w:rFonts w:ascii="맑은 고딕" w:eastAsia="맑은 고딕" w:hAnsi="맑은 고딕"/>
               </w:rPr>
               <w:t xml:space="preserve">2. </w:t>
             </w:r>
             <w:r>
               <w:rPr>
-                <w:rFonts w:asciiTheme="minorHAnsi" w:eastAsiaTheme="minorHAnsi" w:hAnsiTheme="minorHAnsi" w:hint="eastAsia"/>
+                <w:rFonts w:ascii="맑은 고딕" w:eastAsia="맑은 고딕" w:hAnsi="맑은 고딕" w:hint="eastAsia"/>
               </w:rPr>
               <w:t>사용자 검색 및 조회 버튼을 선택한다.</w:t>
             </w:r>
@@ -13392,18 +11291,18 @@
             <w:pPr>
               <w:spacing w:line="276" w:lineRule="auto"/>
               <w:rPr>
-                <w:rFonts w:asciiTheme="minorHAnsi" w:eastAsiaTheme="minorHAnsi" w:hAnsiTheme="minorHAnsi"/>
-              </w:rPr>
-            </w:pPr>
-            <w:r>
-              <w:rPr>
-                <w:rFonts w:asciiTheme="minorHAnsi" w:eastAsiaTheme="minorHAnsi" w:hAnsiTheme="minorHAnsi"/>
+                <w:rFonts w:ascii="맑은 고딕" w:eastAsia="맑은 고딕" w:hAnsi="맑은 고딕"/>
+              </w:rPr>
+            </w:pPr>
+            <w:r>
+              <w:rPr>
+                <w:rFonts w:ascii="맑은 고딕" w:eastAsia="맑은 고딕" w:hAnsi="맑은 고딕"/>
               </w:rPr>
               <w:t xml:space="preserve">3. </w:t>
             </w:r>
             <w:r>
               <w:rPr>
-                <w:rFonts w:asciiTheme="minorHAnsi" w:eastAsiaTheme="minorHAnsi" w:hAnsiTheme="minorHAnsi" w:hint="eastAsia"/>
+                <w:rFonts w:ascii="맑은 고딕" w:eastAsia="맑은 고딕" w:hAnsi="맑은 고딕" w:hint="eastAsia"/>
               </w:rPr>
               <w:t>사용자 조회 버튼을 선택해 사용자 목록을 조회한다.</w:t>
             </w:r>
@@ -13412,18 +11311,18 @@
             <w:pPr>
               <w:spacing w:line="276" w:lineRule="auto"/>
               <w:rPr>
-                <w:rFonts w:asciiTheme="minorHAnsi" w:eastAsiaTheme="minorHAnsi" w:hAnsiTheme="minorHAnsi"/>
-              </w:rPr>
-            </w:pPr>
-            <w:r>
-              <w:rPr>
-                <w:rFonts w:asciiTheme="minorHAnsi" w:eastAsiaTheme="minorHAnsi" w:hAnsiTheme="minorHAnsi"/>
+                <w:rFonts w:ascii="맑은 고딕" w:eastAsia="맑은 고딕" w:hAnsi="맑은 고딕"/>
+              </w:rPr>
+            </w:pPr>
+            <w:r>
+              <w:rPr>
+                <w:rFonts w:ascii="맑은 고딕" w:eastAsia="맑은 고딕" w:hAnsi="맑은 고딕"/>
               </w:rPr>
               <w:t xml:space="preserve">4. </w:t>
             </w:r>
             <w:r>
               <w:rPr>
-                <w:rFonts w:asciiTheme="minorHAnsi" w:eastAsiaTheme="minorHAnsi" w:hAnsiTheme="minorHAnsi" w:hint="eastAsia"/>
+                <w:rFonts w:ascii="맑은 고딕" w:eastAsia="맑은 고딕" w:hAnsi="맑은 고딕" w:hint="eastAsia"/>
               </w:rPr>
               <w:t>입력창에 학번 및 이름을 입력하여, 특정 사용자 정보를 조회한다.</w:t>
             </w:r>
@@ -13445,26 +11344,16 @@
               <w:spacing w:line="276" w:lineRule="auto"/>
               <w:jc w:val="center"/>
               <w:rPr>
-                <w:b/>
-              </w:rPr>
-            </w:pPr>
-            <w:r>
-              <w:rPr>
-                <w:b/>
-              </w:rPr>
-              <w:t>예외</w:t>
-            </w:r>
-            <w:r>
-              <w:rPr>
-                <w:b/>
-              </w:rPr>
-              <w:t xml:space="preserve"> </w:t>
-            </w:r>
-            <w:r>
-              <w:rPr>
-                <w:b/>
-              </w:rPr>
-              <w:t>흐름</w:t>
+                <w:rFonts w:ascii="맑은 고딕" w:eastAsia="맑은 고딕" w:hAnsi="맑은 고딕"/>
+                <w:b/>
+              </w:rPr>
+            </w:pPr>
+            <w:r>
+              <w:rPr>
+                <w:rFonts w:ascii="맑은 고딕" w:eastAsia="맑은 고딕" w:hAnsi="맑은 고딕"/>
+                <w:b/>
+              </w:rPr>
+              <w:t>예외 흐름</w:t>
             </w:r>
           </w:p>
         </w:tc>
@@ -13477,54 +11366,54 @@
             <w:pPr>
               <w:spacing w:line="276" w:lineRule="auto"/>
               <w:rPr>
-                <w:rFonts w:asciiTheme="minorHAnsi" w:eastAsiaTheme="minorHAnsi" w:hAnsiTheme="minorHAnsi"/>
-              </w:rPr>
-            </w:pPr>
-            <w:r>
-              <w:rPr>
-                <w:rFonts w:asciiTheme="minorHAnsi" w:eastAsiaTheme="minorHAnsi" w:hAnsiTheme="minorHAnsi"/>
+                <w:rFonts w:ascii="맑은 고딕" w:eastAsia="맑은 고딕" w:hAnsi="맑은 고딕"/>
+              </w:rPr>
+            </w:pPr>
+            <w:r>
+              <w:rPr>
+                <w:rFonts w:ascii="맑은 고딕" w:eastAsia="맑은 고딕" w:hAnsi="맑은 고딕"/>
               </w:rPr>
               <w:t xml:space="preserve">1. </w:t>
             </w:r>
             <w:r>
               <w:rPr>
-                <w:rFonts w:asciiTheme="minorHAnsi" w:eastAsiaTheme="minorHAnsi" w:hAnsiTheme="minorHAnsi" w:hint="eastAsia"/>
+                <w:rFonts w:ascii="맑은 고딕" w:eastAsia="맑은 고딕" w:hAnsi="맑은 고딕" w:hint="eastAsia"/>
               </w:rPr>
               <w:t>가입 사용자 부재</w:t>
             </w:r>
             <w:r>
               <w:rPr>
-                <w:rFonts w:asciiTheme="minorHAnsi" w:eastAsiaTheme="minorHAnsi" w:hAnsiTheme="minorHAnsi"/>
+                <w:rFonts w:ascii="맑은 고딕" w:eastAsia="맑은 고딕" w:hAnsi="맑은 고딕"/>
               </w:rPr>
               <w:t xml:space="preserve">: </w:t>
             </w:r>
             <w:r>
               <w:rPr>
-                <w:rFonts w:asciiTheme="minorHAnsi" w:eastAsiaTheme="minorHAnsi" w:hAnsiTheme="minorHAnsi" w:hint="eastAsia"/>
+                <w:rFonts w:ascii="맑은 고딕" w:eastAsia="맑은 고딕" w:hAnsi="맑은 고딕" w:hint="eastAsia"/>
               </w:rPr>
               <w:t xml:space="preserve">아직 가입한 사용자가 없을 경우, </w:t>
             </w:r>
             <w:r>
               <w:rPr>
-                <w:rFonts w:asciiTheme="minorHAnsi" w:eastAsiaTheme="minorHAnsi" w:hAnsiTheme="minorHAnsi"/>
+                <w:rFonts w:ascii="맑은 고딕" w:eastAsia="맑은 고딕" w:hAnsi="맑은 고딕"/>
               </w:rPr>
               <w:t>“</w:t>
             </w:r>
             <w:r>
               <w:rPr>
-                <w:rFonts w:asciiTheme="minorHAnsi" w:eastAsiaTheme="minorHAnsi" w:hAnsiTheme="minorHAnsi" w:hint="eastAsia"/>
+                <w:rFonts w:ascii="맑은 고딕" w:eastAsia="맑은 고딕" w:hAnsi="맑은 고딕" w:hint="eastAsia"/>
               </w:rPr>
               <w:t>조회 가능한 사용자가 없습니다.</w:t>
             </w:r>
             <w:r>
               <w:rPr>
-                <w:rFonts w:asciiTheme="minorHAnsi" w:eastAsiaTheme="minorHAnsi" w:hAnsiTheme="minorHAnsi"/>
+                <w:rFonts w:ascii="맑은 고딕" w:eastAsia="맑은 고딕" w:hAnsi="맑은 고딕"/>
               </w:rPr>
               <w:t>”</w:t>
             </w:r>
             <w:r>
               <w:rPr>
-                <w:rFonts w:asciiTheme="minorHAnsi" w:eastAsiaTheme="minorHAnsi" w:hAnsiTheme="minorHAnsi" w:hint="eastAsia"/>
+                <w:rFonts w:ascii="맑은 고딕" w:eastAsia="맑은 고딕" w:hAnsi="맑은 고딕" w:hint="eastAsia"/>
               </w:rPr>
               <w:t xml:space="preserve"> 메시지 출력</w:t>
             </w:r>
@@ -13536,8 +11425,14 @@
       <w:pPr>
         <w:widowControl/>
         <w:spacing w:line="276" w:lineRule="auto"/>
+        <w:rPr>
+          <w:rFonts w:ascii="맑은 고딕" w:eastAsia="맑은 고딕" w:hAnsi="맑은 고딕"/>
+        </w:rPr>
       </w:pPr>
       <w:r>
+        <w:rPr>
+          <w:rFonts w:ascii="맑은 고딕" w:eastAsia="맑은 고딕" w:hAnsi="맑은 고딕"/>
+        </w:rPr>
         <w:pict w14:anchorId="3A22CB90">
           <v:rect id="_x0000_i1033" style="width:0;height:1.5pt" o:hralign="center" o:hrstd="t" o:hr="t" fillcolor="#a0a0a0" stroked="f"/>
         </w:pict>
@@ -13547,6 +11442,7 @@
       <w:pPr>
         <w:spacing w:line="276" w:lineRule="auto"/>
         <w:rPr>
+          <w:rFonts w:ascii="맑은 고딕" w:eastAsia="맑은 고딕" w:hAnsi="맑은 고딕"/>
           <w:b/>
           <w:sz w:val="24"/>
           <w:szCs w:val="24"/>
@@ -13554,7 +11450,7 @@
       </w:pPr>
       <w:r>
         <w:rPr>
-          <w:rFonts w:asciiTheme="minorHAnsi" w:eastAsiaTheme="minorHAnsi" w:hAnsiTheme="minorHAnsi" w:hint="eastAsia"/>
+          <w:rFonts w:ascii="맑은 고딕" w:eastAsia="맑은 고딕" w:hAnsi="맑은 고딕" w:hint="eastAsia"/>
           <w:b/>
           <w:sz w:val="24"/>
           <w:szCs w:val="24"/>
@@ -13563,7 +11459,7 @@
       </w:r>
       <w:r>
         <w:rPr>
-          <w:rFonts w:asciiTheme="minorHAnsi" w:eastAsiaTheme="minorHAnsi" w:hAnsiTheme="minorHAnsi"/>
+          <w:rFonts w:ascii="맑은 고딕" w:eastAsia="맑은 고딕" w:hAnsi="맑은 고딕"/>
           <w:b/>
           <w:sz w:val="24"/>
           <w:szCs w:val="24"/>
@@ -13572,7 +11468,7 @@
       </w:r>
       <w:r>
         <w:rPr>
-          <w:rFonts w:asciiTheme="minorHAnsi" w:eastAsiaTheme="minorHAnsi" w:hAnsiTheme="minorHAnsi" w:hint="eastAsia"/>
+          <w:rFonts w:ascii="맑은 고딕" w:eastAsia="맑은 고딕" w:hAnsi="맑은 고딕" w:hint="eastAsia"/>
           <w:b/>
           <w:sz w:val="24"/>
           <w:szCs w:val="24"/>
@@ -13581,6 +11477,7 @@
       </w:r>
       <w:r>
         <w:rPr>
+          <w:rFonts w:ascii="맑은 고딕" w:eastAsia="맑은 고딕" w:hAnsi="맑은 고딕"/>
           <w:b/>
           <w:sz w:val="24"/>
           <w:szCs w:val="24"/>
@@ -13589,36 +11486,21 @@
       </w:r>
       <w:r>
         <w:rPr>
-          <w:rFonts w:hint="eastAsia"/>
+          <w:rFonts w:ascii="맑은 고딕" w:eastAsia="맑은 고딕" w:hAnsi="맑은 고딕" w:hint="eastAsia"/>
           <w:b/>
           <w:sz w:val="24"/>
           <w:szCs w:val="24"/>
         </w:rPr>
-        <w:t>회원</w:t>
-      </w:r>
-      <w:r>
-        <w:rPr>
-          <w:rFonts w:hint="eastAsia"/>
-          <w:b/>
-          <w:sz w:val="24"/>
-          <w:szCs w:val="24"/>
-        </w:rPr>
-        <w:t xml:space="preserve"> </w:t>
-      </w:r>
-      <w:r>
-        <w:rPr>
-          <w:rFonts w:hint="eastAsia"/>
-          <w:b/>
-          <w:sz w:val="24"/>
-          <w:szCs w:val="24"/>
-        </w:rPr>
-        <w:t>탈퇴</w:t>
+        <w:t>회원 탈퇴</w:t>
       </w:r>
     </w:p>
     <w:p>
       <w:pPr>
         <w:widowControl/>
         <w:spacing w:line="276" w:lineRule="auto"/>
+        <w:rPr>
+          <w:rFonts w:ascii="맑은 고딕" w:eastAsia="맑은 고딕" w:hAnsi="맑은 고딕"/>
+        </w:rPr>
       </w:pPr>
     </w:p>
     <w:tbl>
@@ -13658,11 +11540,13 @@
               <w:spacing w:line="276" w:lineRule="auto"/>
               <w:jc w:val="center"/>
               <w:rPr>
-                <w:b/>
-              </w:rPr>
-            </w:pPr>
-            <w:r>
-              <w:rPr>
+                <w:rFonts w:ascii="맑은 고딕" w:eastAsia="맑은 고딕" w:hAnsi="맑은 고딕"/>
+                <w:b/>
+              </w:rPr>
+            </w:pPr>
+            <w:r>
+              <w:rPr>
+                <w:rFonts w:ascii="맑은 고딕" w:eastAsia="맑은 고딕" w:hAnsi="맑은 고딕"/>
                 <w:b/>
               </w:rPr>
               <w:t>항목</w:t>
@@ -13682,11 +11566,13 @@
               <w:spacing w:line="276" w:lineRule="auto"/>
               <w:jc w:val="center"/>
               <w:rPr>
-                <w:b/>
-              </w:rPr>
-            </w:pPr>
-            <w:r>
-              <w:rPr>
+                <w:rFonts w:ascii="맑은 고딕" w:eastAsia="맑은 고딕" w:hAnsi="맑은 고딕"/>
+                <w:b/>
+              </w:rPr>
+            </w:pPr>
+            <w:r>
+              <w:rPr>
+                <w:rFonts w:ascii="맑은 고딕" w:eastAsia="맑은 고딕" w:hAnsi="맑은 고딕"/>
                 <w:b/>
               </w:rPr>
               <w:t>내용</w:t>
@@ -13709,11 +11595,13 @@
               <w:spacing w:line="276" w:lineRule="auto"/>
               <w:jc w:val="center"/>
               <w:rPr>
-                <w:b/>
-              </w:rPr>
-            </w:pPr>
-            <w:r>
-              <w:rPr>
+                <w:rFonts w:ascii="맑은 고딕" w:eastAsia="맑은 고딕" w:hAnsi="맑은 고딕"/>
+                <w:b/>
+              </w:rPr>
+            </w:pPr>
+            <w:r>
+              <w:rPr>
+                <w:rFonts w:ascii="맑은 고딕" w:eastAsia="맑은 고딕" w:hAnsi="맑은 고딕"/>
                 <w:b/>
               </w:rPr>
               <w:t>설명</w:t>
@@ -13729,18 +11617,18 @@
             <w:pPr>
               <w:spacing w:line="276" w:lineRule="auto"/>
               <w:rPr>
-                <w:rFonts w:asciiTheme="minorHAnsi" w:eastAsiaTheme="minorHAnsi" w:hAnsiTheme="minorHAnsi"/>
-              </w:rPr>
-            </w:pPr>
-            <w:r>
-              <w:rPr>
-                <w:rFonts w:asciiTheme="minorHAnsi" w:eastAsiaTheme="minorHAnsi" w:hAnsiTheme="minorHAnsi" w:hint="eastAsia"/>
+                <w:rFonts w:ascii="맑은 고딕" w:eastAsia="맑은 고딕" w:hAnsi="맑은 고딕"/>
+              </w:rPr>
+            </w:pPr>
+            <w:r>
+              <w:rPr>
+                <w:rFonts w:ascii="맑은 고딕" w:eastAsia="맑은 고딕" w:hAnsi="맑은 고딕" w:hint="eastAsia"/>
               </w:rPr>
               <w:t>관리자가</w:t>
             </w:r>
             <w:r>
               <w:rPr>
-                <w:rFonts w:asciiTheme="minorHAnsi" w:eastAsiaTheme="minorHAnsi" w:hAnsiTheme="minorHAnsi"/>
+                <w:rFonts w:ascii="맑은 고딕" w:eastAsia="맑은 고딕" w:hAnsi="맑은 고딕"/>
               </w:rPr>
               <w:t xml:space="preserve"> 사용자의 정보 등을 시스템에서 삭제한다.</w:t>
             </w:r>
@@ -13762,26 +11650,17 @@
               <w:spacing w:line="276" w:lineRule="auto"/>
               <w:jc w:val="center"/>
               <w:rPr>
-                <w:b/>
-              </w:rPr>
-            </w:pPr>
-            <w:r>
-              <w:rPr>
-                <w:b/>
-              </w:rPr>
-              <w:t>주요</w:t>
-            </w:r>
-            <w:r>
-              <w:rPr>
-                <w:b/>
-              </w:rPr>
-              <w:t xml:space="preserve"> </w:t>
-            </w:r>
-            <w:r>
-              <w:rPr>
-                <w:b/>
-              </w:rPr>
-              <w:t>액터</w:t>
+                <w:rFonts w:ascii="맑은 고딕" w:eastAsia="맑은 고딕" w:hAnsi="맑은 고딕"/>
+                <w:b/>
+              </w:rPr>
+            </w:pPr>
+            <w:r>
+              <w:rPr>
+                <w:rFonts w:ascii="맑은 고딕" w:eastAsia="맑은 고딕" w:hAnsi="맑은 고딕"/>
+                <w:b/>
+              </w:rPr>
+              <w:lastRenderedPageBreak/>
+              <w:t>주요 액터</w:t>
             </w:r>
           </w:p>
         </w:tc>
@@ -13794,12 +11673,12 @@
             <w:pPr>
               <w:spacing w:line="276" w:lineRule="auto"/>
               <w:rPr>
-                <w:rFonts w:asciiTheme="minorHAnsi" w:eastAsiaTheme="minorHAnsi" w:hAnsiTheme="minorHAnsi"/>
-              </w:rPr>
-            </w:pPr>
-            <w:r>
-              <w:rPr>
-                <w:rFonts w:asciiTheme="minorHAnsi" w:eastAsiaTheme="minorHAnsi" w:hAnsiTheme="minorHAnsi"/>
+                <w:rFonts w:ascii="맑은 고딕" w:eastAsia="맑은 고딕" w:hAnsi="맑은 고딕"/>
+              </w:rPr>
+            </w:pPr>
+            <w:r>
+              <w:rPr>
+                <w:rFonts w:ascii="맑은 고딕" w:eastAsia="맑은 고딕" w:hAnsi="맑은 고딕"/>
               </w:rPr>
               <w:t>관리자</w:t>
             </w:r>
@@ -13821,26 +11700,16 @@
               <w:spacing w:line="276" w:lineRule="auto"/>
               <w:jc w:val="center"/>
               <w:rPr>
-                <w:b/>
-              </w:rPr>
-            </w:pPr>
-            <w:r>
-              <w:rPr>
-                <w:b/>
-              </w:rPr>
-              <w:t>전제</w:t>
-            </w:r>
-            <w:r>
-              <w:rPr>
-                <w:b/>
-              </w:rPr>
-              <w:t xml:space="preserve"> </w:t>
-            </w:r>
-            <w:r>
-              <w:rPr>
-                <w:b/>
-              </w:rPr>
-              <w:t>조건</w:t>
+                <w:rFonts w:ascii="맑은 고딕" w:eastAsia="맑은 고딕" w:hAnsi="맑은 고딕"/>
+                <w:b/>
+              </w:rPr>
+            </w:pPr>
+            <w:r>
+              <w:rPr>
+                <w:rFonts w:ascii="맑은 고딕" w:eastAsia="맑은 고딕" w:hAnsi="맑은 고딕"/>
+                <w:b/>
+              </w:rPr>
+              <w:t>전제 조건</w:t>
             </w:r>
           </w:p>
         </w:tc>
@@ -13853,12 +11722,12 @@
             <w:pPr>
               <w:spacing w:line="276" w:lineRule="auto"/>
               <w:rPr>
-                <w:rFonts w:asciiTheme="minorHAnsi" w:eastAsiaTheme="minorHAnsi" w:hAnsiTheme="minorHAnsi"/>
-              </w:rPr>
-            </w:pPr>
-            <w:r>
-              <w:rPr>
-                <w:rFonts w:asciiTheme="minorHAnsi" w:eastAsiaTheme="minorHAnsi" w:hAnsiTheme="minorHAnsi" w:hint="eastAsia"/>
+                <w:rFonts w:ascii="맑은 고딕" w:eastAsia="맑은 고딕" w:hAnsi="맑은 고딕"/>
+              </w:rPr>
+            </w:pPr>
+            <w:r>
+              <w:rPr>
+                <w:rFonts w:ascii="맑은 고딕" w:eastAsia="맑은 고딕" w:hAnsi="맑은 고딕" w:hint="eastAsia"/>
               </w:rPr>
               <w:t>삭제하고자 하는 사용자가 가입되어 있어야 한다.</w:t>
             </w:r>
@@ -13880,106 +11749,96 @@
               <w:spacing w:line="276" w:lineRule="auto"/>
               <w:jc w:val="center"/>
               <w:rPr>
-                <w:b/>
-              </w:rPr>
-            </w:pPr>
-            <w:r>
-              <w:rPr>
-                <w:b/>
-              </w:rPr>
-              <w:t>종료</w:t>
-            </w:r>
-            <w:r>
-              <w:rPr>
-                <w:b/>
+                <w:rFonts w:ascii="맑은 고딕" w:eastAsia="맑은 고딕" w:hAnsi="맑은 고딕"/>
+                <w:b/>
+              </w:rPr>
+            </w:pPr>
+            <w:r>
+              <w:rPr>
+                <w:rFonts w:ascii="맑은 고딕" w:eastAsia="맑은 고딕" w:hAnsi="맑은 고딕"/>
+                <w:b/>
+              </w:rPr>
+              <w:t>종료 조건</w:t>
+            </w:r>
+          </w:p>
+        </w:tc>
+        <w:tc>
+          <w:tcPr>
+            <w:tcW w:w="7138" w:type="dxa"/>
+            <w:vAlign w:val="center"/>
+          </w:tcPr>
+          <w:p>
+            <w:pPr>
+              <w:spacing w:line="276" w:lineRule="auto"/>
+              <w:rPr>
+                <w:rFonts w:ascii="맑은 고딕" w:eastAsia="맑은 고딕" w:hAnsi="맑은 고딕"/>
+              </w:rPr>
+            </w:pPr>
+            <w:r>
+              <w:rPr>
+                <w:rFonts w:ascii="맑은 고딕" w:eastAsia="맑은 고딕" w:hAnsi="맑은 고딕" w:hint="eastAsia"/>
+              </w:rPr>
+              <w:t>성공</w:t>
+            </w:r>
+            <w:r>
+              <w:rPr>
+                <w:rFonts w:ascii="맑은 고딕" w:eastAsia="맑은 고딕" w:hAnsi="맑은 고딕"/>
+              </w:rPr>
+              <w:t>:</w:t>
+            </w:r>
+            <w:r>
+              <w:rPr>
+                <w:rFonts w:ascii="맑은 고딕" w:eastAsia="맑은 고딕" w:hAnsi="맑은 고딕"/>
               </w:rPr>
               <w:t xml:space="preserve"> </w:t>
             </w:r>
             <w:r>
               <w:rPr>
-                <w:b/>
-              </w:rPr>
-              <w:t>조건</w:t>
-            </w:r>
-          </w:p>
-        </w:tc>
-        <w:tc>
-          <w:tcPr>
-            <w:tcW w:w="7138" w:type="dxa"/>
-            <w:vAlign w:val="center"/>
-          </w:tcPr>
-          <w:p>
-            <w:pPr>
-              <w:spacing w:line="276" w:lineRule="auto"/>
-              <w:rPr>
-                <w:rFonts w:asciiTheme="minorHAnsi" w:eastAsiaTheme="minorHAnsi" w:hAnsiTheme="minorHAnsi"/>
-              </w:rPr>
-            </w:pPr>
-            <w:r>
-              <w:rPr>
-                <w:rFonts w:asciiTheme="minorHAnsi" w:eastAsiaTheme="minorHAnsi" w:hAnsiTheme="minorHAnsi" w:hint="eastAsia"/>
-              </w:rPr>
-              <w:t>성공</w:t>
-            </w:r>
-            <w:r>
-              <w:rPr>
-                <w:rFonts w:asciiTheme="minorHAnsi" w:eastAsiaTheme="minorHAnsi" w:hAnsiTheme="minorHAnsi"/>
+                <w:rFonts w:ascii="맑은 고딕" w:eastAsia="맑은 고딕" w:hAnsi="맑은 고딕" w:hint="eastAsia"/>
+              </w:rPr>
+              <w:t>사용자 조회 후 해당 사용자 삭제</w:t>
+            </w:r>
+            <w:r>
+              <w:rPr>
+                <w:rFonts w:ascii="맑은 고딕" w:eastAsia="맑은 고딕" w:hAnsi="맑은 고딕"/>
+              </w:rPr>
+              <w:t xml:space="preserve"> 완료.</w:t>
+            </w:r>
+          </w:p>
+          <w:p>
+            <w:pPr>
+              <w:spacing w:line="276" w:lineRule="auto"/>
+              <w:rPr>
+                <w:rFonts w:ascii="맑은 고딕" w:eastAsia="맑은 고딕" w:hAnsi="맑은 고딕"/>
+              </w:rPr>
+            </w:pPr>
+            <w:r>
+              <w:rPr>
+                <w:rFonts w:ascii="맑은 고딕" w:eastAsia="맑은 고딕" w:hAnsi="맑은 고딕" w:hint="eastAsia"/>
+              </w:rPr>
+              <w:t>실패</w:t>
+            </w:r>
+            <w:r>
+              <w:rPr>
+                <w:rFonts w:ascii="맑은 고딕" w:eastAsia="맑은 고딕" w:hAnsi="맑은 고딕"/>
               </w:rPr>
               <w:t>:</w:t>
             </w:r>
             <w:r>
               <w:rPr>
-                <w:rFonts w:asciiTheme="minorHAnsi" w:eastAsiaTheme="minorHAnsi" w:hAnsiTheme="minorHAnsi"/>
+                <w:rFonts w:ascii="맑은 고딕" w:eastAsia="맑은 고딕" w:hAnsi="맑은 고딕"/>
               </w:rPr>
               <w:t xml:space="preserve"> </w:t>
             </w:r>
             <w:r>
               <w:rPr>
-                <w:rFonts w:asciiTheme="minorHAnsi" w:eastAsiaTheme="minorHAnsi" w:hAnsiTheme="minorHAnsi" w:hint="eastAsia"/>
-              </w:rPr>
-              <w:t>사용자 조회 후 해당 사용자 삭제</w:t>
-            </w:r>
-            <w:r>
-              <w:rPr>
-                <w:rFonts w:asciiTheme="minorHAnsi" w:eastAsiaTheme="minorHAnsi" w:hAnsiTheme="minorHAnsi"/>
-              </w:rPr>
-              <w:t xml:space="preserve"> 완료.</w:t>
-            </w:r>
-          </w:p>
-          <w:p>
-            <w:pPr>
-              <w:spacing w:line="276" w:lineRule="auto"/>
-              <w:rPr>
-                <w:rFonts w:asciiTheme="minorHAnsi" w:eastAsiaTheme="minorHAnsi" w:hAnsiTheme="minorHAnsi"/>
-              </w:rPr>
-            </w:pPr>
-            <w:r>
-              <w:rPr>
-                <w:rFonts w:asciiTheme="minorHAnsi" w:eastAsiaTheme="minorHAnsi" w:hAnsiTheme="minorHAnsi" w:hint="eastAsia"/>
-              </w:rPr>
-              <w:t>실패</w:t>
-            </w:r>
-            <w:r>
-              <w:rPr>
-                <w:rFonts w:asciiTheme="minorHAnsi" w:eastAsiaTheme="minorHAnsi" w:hAnsiTheme="minorHAnsi"/>
-              </w:rPr>
-              <w:t>:</w:t>
-            </w:r>
-            <w:r>
-              <w:rPr>
-                <w:rFonts w:asciiTheme="minorHAnsi" w:eastAsiaTheme="minorHAnsi" w:hAnsiTheme="minorHAnsi"/>
-              </w:rPr>
-              <w:t xml:space="preserve"> </w:t>
-            </w:r>
-            <w:r>
-              <w:rPr>
-                <w:rFonts w:asciiTheme="minorHAnsi" w:eastAsiaTheme="minorHAnsi" w:hAnsiTheme="minorHAnsi" w:hint="eastAsia"/>
+                <w:rFonts w:ascii="맑은 고딕" w:eastAsia="맑은 고딕" w:hAnsi="맑은 고딕" w:hint="eastAsia"/>
               </w:rPr>
               <w:t>미 가입 사용자 조회로 해당 사용자 삭제 실패</w:t>
             </w:r>
             <w:r>
               <w:rPr>
-                <w:rFonts w:asciiTheme="minorHAnsi" w:eastAsiaTheme="minorHAnsi" w:hAnsiTheme="minorHAnsi"/>
+                <w:rFonts w:ascii="맑은 고딕" w:eastAsia="맑은 고딕" w:hAnsi="맑은 고딕"/>
               </w:rPr>
               <w:t>.</w:t>
             </w:r>
@@ -14001,26 +11860,16 @@
               <w:spacing w:line="276" w:lineRule="auto"/>
               <w:jc w:val="center"/>
               <w:rPr>
-                <w:b/>
-              </w:rPr>
-            </w:pPr>
-            <w:r>
-              <w:rPr>
-                <w:b/>
-              </w:rPr>
-              <w:t>기본</w:t>
-            </w:r>
-            <w:r>
-              <w:rPr>
-                <w:b/>
-              </w:rPr>
-              <w:t xml:space="preserve"> </w:t>
-            </w:r>
-            <w:r>
-              <w:rPr>
-                <w:b/>
-              </w:rPr>
-              <w:t>흐름</w:t>
+                <w:rFonts w:ascii="맑은 고딕" w:eastAsia="맑은 고딕" w:hAnsi="맑은 고딕"/>
+                <w:b/>
+              </w:rPr>
+            </w:pPr>
+            <w:r>
+              <w:rPr>
+                <w:rFonts w:ascii="맑은 고딕" w:eastAsia="맑은 고딕" w:hAnsi="맑은 고딕"/>
+                <w:b/>
+              </w:rPr>
+              <w:t>기본 흐름</w:t>
             </w:r>
           </w:p>
         </w:tc>
@@ -14033,18 +11882,18 @@
             <w:pPr>
               <w:spacing w:line="276" w:lineRule="auto"/>
               <w:rPr>
-                <w:rFonts w:asciiTheme="minorHAnsi" w:eastAsiaTheme="minorHAnsi" w:hAnsiTheme="minorHAnsi"/>
-              </w:rPr>
-            </w:pPr>
-            <w:r>
-              <w:rPr>
-                <w:rFonts w:asciiTheme="minorHAnsi" w:eastAsiaTheme="minorHAnsi" w:hAnsiTheme="minorHAnsi"/>
+                <w:rFonts w:ascii="맑은 고딕" w:eastAsia="맑은 고딕" w:hAnsi="맑은 고딕"/>
+              </w:rPr>
+            </w:pPr>
+            <w:r>
+              <w:rPr>
+                <w:rFonts w:ascii="맑은 고딕" w:eastAsia="맑은 고딕" w:hAnsi="맑은 고딕"/>
               </w:rPr>
               <w:t xml:space="preserve">1. </w:t>
             </w:r>
             <w:r>
               <w:rPr>
-                <w:rFonts w:asciiTheme="minorHAnsi" w:eastAsiaTheme="minorHAnsi" w:hAnsiTheme="minorHAnsi" w:hint="eastAsia"/>
+                <w:rFonts w:ascii="맑은 고딕" w:eastAsia="맑은 고딕" w:hAnsi="맑은 고딕" w:hint="eastAsia"/>
               </w:rPr>
               <w:t>학번과 이름 입력창에 관리자 ID와 비밀번호를 입력하여 관리자 화면으로 이동한다.</w:t>
             </w:r>
@@ -14053,18 +11902,18 @@
             <w:pPr>
               <w:spacing w:line="276" w:lineRule="auto"/>
               <w:rPr>
-                <w:rFonts w:asciiTheme="minorHAnsi" w:eastAsiaTheme="minorHAnsi" w:hAnsiTheme="minorHAnsi"/>
-              </w:rPr>
-            </w:pPr>
-            <w:r>
-              <w:rPr>
-                <w:rFonts w:asciiTheme="minorHAnsi" w:eastAsiaTheme="minorHAnsi" w:hAnsiTheme="minorHAnsi"/>
+                <w:rFonts w:ascii="맑은 고딕" w:eastAsia="맑은 고딕" w:hAnsi="맑은 고딕"/>
+              </w:rPr>
+            </w:pPr>
+            <w:r>
+              <w:rPr>
+                <w:rFonts w:ascii="맑은 고딕" w:eastAsia="맑은 고딕" w:hAnsi="맑은 고딕"/>
               </w:rPr>
               <w:t xml:space="preserve">2. </w:t>
             </w:r>
             <w:r>
               <w:rPr>
-                <w:rFonts w:asciiTheme="minorHAnsi" w:eastAsiaTheme="minorHAnsi" w:hAnsiTheme="minorHAnsi" w:hint="eastAsia"/>
+                <w:rFonts w:ascii="맑은 고딕" w:eastAsia="맑은 고딕" w:hAnsi="맑은 고딕" w:hint="eastAsia"/>
               </w:rPr>
               <w:t>사용자 검색 및 조회 버튼을 선택한다.</w:t>
             </w:r>
@@ -14073,18 +11922,18 @@
             <w:pPr>
               <w:spacing w:line="276" w:lineRule="auto"/>
               <w:rPr>
-                <w:rFonts w:asciiTheme="minorHAnsi" w:eastAsiaTheme="minorHAnsi" w:hAnsiTheme="minorHAnsi"/>
-              </w:rPr>
-            </w:pPr>
-            <w:r>
-              <w:rPr>
-                <w:rFonts w:asciiTheme="minorHAnsi" w:eastAsiaTheme="minorHAnsi" w:hAnsiTheme="minorHAnsi"/>
+                <w:rFonts w:ascii="맑은 고딕" w:eastAsia="맑은 고딕" w:hAnsi="맑은 고딕"/>
+              </w:rPr>
+            </w:pPr>
+            <w:r>
+              <w:rPr>
+                <w:rFonts w:ascii="맑은 고딕" w:eastAsia="맑은 고딕" w:hAnsi="맑은 고딕"/>
               </w:rPr>
               <w:t xml:space="preserve">3. </w:t>
             </w:r>
             <w:r>
               <w:rPr>
-                <w:rFonts w:asciiTheme="minorHAnsi" w:eastAsiaTheme="minorHAnsi" w:hAnsiTheme="minorHAnsi" w:hint="eastAsia"/>
+                <w:rFonts w:ascii="맑은 고딕" w:eastAsia="맑은 고딕" w:hAnsi="맑은 고딕" w:hint="eastAsia"/>
               </w:rPr>
               <w:t>사용자 조회 버튼을 선택해 사용자 목록을 조회한다.</w:t>
             </w:r>
@@ -14093,18 +11942,18 @@
             <w:pPr>
               <w:spacing w:line="276" w:lineRule="auto"/>
               <w:rPr>
-                <w:rFonts w:asciiTheme="minorHAnsi" w:eastAsiaTheme="minorHAnsi" w:hAnsiTheme="minorHAnsi"/>
-              </w:rPr>
-            </w:pPr>
-            <w:r>
-              <w:rPr>
-                <w:rFonts w:asciiTheme="minorHAnsi" w:eastAsiaTheme="minorHAnsi" w:hAnsiTheme="minorHAnsi"/>
+                <w:rFonts w:ascii="맑은 고딕" w:eastAsia="맑은 고딕" w:hAnsi="맑은 고딕"/>
+              </w:rPr>
+            </w:pPr>
+            <w:r>
+              <w:rPr>
+                <w:rFonts w:ascii="맑은 고딕" w:eastAsia="맑은 고딕" w:hAnsi="맑은 고딕"/>
               </w:rPr>
               <w:t xml:space="preserve">4. </w:t>
             </w:r>
             <w:r>
               <w:rPr>
-                <w:rFonts w:asciiTheme="minorHAnsi" w:eastAsiaTheme="minorHAnsi" w:hAnsiTheme="minorHAnsi" w:hint="eastAsia"/>
+                <w:rFonts w:ascii="맑은 고딕" w:eastAsia="맑은 고딕" w:hAnsi="맑은 고딕" w:hint="eastAsia"/>
               </w:rPr>
               <w:t>사용자 목록에서 회원을 선택한 후, 회원 탈퇴 버튼을 선택한다.</w:t>
             </w:r>
@@ -14113,129 +11962,122 @@
             <w:pPr>
               <w:spacing w:line="276" w:lineRule="auto"/>
               <w:rPr>
-                <w:rFonts w:asciiTheme="minorHAnsi" w:eastAsiaTheme="minorHAnsi" w:hAnsiTheme="minorHAnsi"/>
-              </w:rPr>
-            </w:pPr>
-            <w:r>
-              <w:rPr>
-                <w:rFonts w:asciiTheme="minorHAnsi" w:eastAsiaTheme="minorHAnsi" w:hAnsiTheme="minorHAnsi" w:hint="eastAsia"/>
+                <w:rFonts w:ascii="맑은 고딕" w:eastAsia="맑은 고딕" w:hAnsi="맑은 고딕"/>
+              </w:rPr>
+            </w:pPr>
+            <w:r>
+              <w:rPr>
+                <w:rFonts w:ascii="맑은 고딕" w:eastAsia="맑은 고딕" w:hAnsi="맑은 고딕" w:hint="eastAsia"/>
               </w:rPr>
               <w:t xml:space="preserve">5. 회원 탈퇴 버튼을 선택하면, </w:t>
             </w:r>
             <w:r>
               <w:rPr>
-                <w:rFonts w:asciiTheme="minorHAnsi" w:eastAsiaTheme="minorHAnsi" w:hAnsiTheme="minorHAnsi"/>
+                <w:rFonts w:ascii="맑은 고딕" w:eastAsia="맑은 고딕" w:hAnsi="맑은 고딕"/>
               </w:rPr>
               <w:t>“</w:t>
             </w:r>
             <w:r>
               <w:rPr>
-                <w:rFonts w:asciiTheme="minorHAnsi" w:eastAsiaTheme="minorHAnsi" w:hAnsiTheme="minorHAnsi" w:hint="eastAsia"/>
+                <w:rFonts w:ascii="맑은 고딕" w:eastAsia="맑은 고딕" w:hAnsi="맑은 고딕" w:hint="eastAsia"/>
               </w:rPr>
               <w:t xml:space="preserve">해당 회원을 </w:t>
             </w:r>
             <w:r>
               <w:rPr>
-                <w:rFonts w:asciiTheme="minorHAnsi" w:eastAsiaTheme="minorHAnsi" w:hAnsiTheme="minorHAnsi" w:hint="eastAsia"/>
+                <w:rFonts w:ascii="맑은 고딕" w:eastAsia="맑은 고딕" w:hAnsi="맑은 고딕" w:hint="eastAsia"/>
               </w:rPr>
               <w:t>탈퇴</w:t>
             </w:r>
             <w:r>
               <w:rPr>
-                <w:rFonts w:asciiTheme="minorHAnsi" w:eastAsiaTheme="minorHAnsi" w:hAnsiTheme="minorHAnsi"/>
+                <w:rFonts w:ascii="맑은 고딕" w:eastAsia="맑은 고딕" w:hAnsi="맑은 고딕"/>
               </w:rPr>
               <w:t>시키겠습니까</w:t>
             </w:r>
             <w:r>
               <w:rPr>
-                <w:rFonts w:asciiTheme="minorHAnsi" w:eastAsiaTheme="minorHAnsi" w:hAnsiTheme="minorHAnsi" w:hint="eastAsia"/>
+                <w:rFonts w:ascii="맑은 고딕" w:eastAsia="맑은 고딕" w:hAnsi="맑은 고딕" w:hint="eastAsia"/>
               </w:rPr>
               <w:t>?</w:t>
             </w:r>
             <w:r>
               <w:rPr>
-                <w:rFonts w:asciiTheme="minorHAnsi" w:eastAsiaTheme="minorHAnsi" w:hAnsiTheme="minorHAnsi"/>
+                <w:rFonts w:ascii="맑은 고딕" w:eastAsia="맑은 고딕" w:hAnsi="맑은 고딕"/>
               </w:rPr>
               <w:t>”</w:t>
             </w:r>
             <w:r>
               <w:rPr>
-                <w:rFonts w:asciiTheme="minorHAnsi" w:eastAsiaTheme="minorHAnsi" w:hAnsiTheme="minorHAnsi" w:hint="eastAsia"/>
+                <w:rFonts w:ascii="맑은 고딕" w:eastAsia="맑은 고딕" w:hAnsi="맑은 고딕" w:hint="eastAsia"/>
               </w:rPr>
               <w:t xml:space="preserve"> 메시지 출력 후 </w:t>
             </w:r>
             <w:r>
               <w:rPr>
-                <w:rFonts w:asciiTheme="minorHAnsi" w:eastAsiaTheme="minorHAnsi" w:hAnsiTheme="minorHAnsi"/>
+                <w:rFonts w:ascii="맑은 고딕" w:eastAsia="맑은 고딕" w:hAnsi="맑은 고딕"/>
               </w:rPr>
               <w:t>“</w:t>
             </w:r>
             <w:r>
               <w:rPr>
-                <w:rFonts w:asciiTheme="minorHAnsi" w:eastAsiaTheme="minorHAnsi" w:hAnsiTheme="minorHAnsi" w:hint="eastAsia"/>
+                <w:rFonts w:ascii="맑은 고딕" w:eastAsia="맑은 고딕" w:hAnsi="맑은 고딕" w:hint="eastAsia"/>
               </w:rPr>
               <w:t>예</w:t>
             </w:r>
             <w:r>
               <w:rPr>
-                <w:rFonts w:asciiTheme="minorHAnsi" w:eastAsiaTheme="minorHAnsi" w:hAnsiTheme="minorHAnsi"/>
+                <w:rFonts w:ascii="맑은 고딕" w:eastAsia="맑은 고딕" w:hAnsi="맑은 고딕"/>
               </w:rPr>
               <w:t>”</w:t>
             </w:r>
             <w:r>
               <w:rPr>
-                <w:rFonts w:asciiTheme="minorHAnsi" w:eastAsiaTheme="minorHAnsi" w:hAnsiTheme="minorHAnsi" w:hint="eastAsia"/>
+                <w:rFonts w:ascii="맑은 고딕" w:eastAsia="맑은 고딕" w:hAnsi="맑은 고딕" w:hint="eastAsia"/>
               </w:rPr>
               <w:t xml:space="preserve">를 눌러 회원을 </w:t>
             </w:r>
             <w:r>
               <w:rPr>
-                <w:rFonts w:asciiTheme="minorHAnsi" w:eastAsiaTheme="minorHAnsi" w:hAnsiTheme="minorHAnsi" w:hint="eastAsia"/>
+                <w:rFonts w:ascii="맑은 고딕" w:eastAsia="맑은 고딕" w:hAnsi="맑은 고딕" w:hint="eastAsia"/>
               </w:rPr>
               <w:t>탈퇴</w:t>
             </w:r>
             <w:r>
               <w:rPr>
-                <w:rFonts w:asciiTheme="minorHAnsi" w:eastAsiaTheme="minorHAnsi" w:hAnsiTheme="minorHAnsi"/>
+                <w:rFonts w:ascii="맑은 고딕" w:eastAsia="맑은 고딕" w:hAnsi="맑은 고딕"/>
               </w:rPr>
               <w:t>시키거나</w:t>
             </w:r>
             <w:r>
               <w:rPr>
-                <w:rFonts w:asciiTheme="minorHAnsi" w:eastAsiaTheme="minorHAnsi" w:hAnsiTheme="minorHAnsi" w:hint="eastAsia"/>
+                <w:rFonts w:ascii="맑은 고딕" w:eastAsia="맑은 고딕" w:hAnsi="맑은 고딕" w:hint="eastAsia"/>
               </w:rPr>
               <w:t xml:space="preserve">, </w:t>
             </w:r>
             <w:r>
               <w:rPr>
-                <w:rFonts w:asciiTheme="minorHAnsi" w:eastAsiaTheme="minorHAnsi" w:hAnsiTheme="minorHAnsi"/>
+                <w:rFonts w:ascii="맑은 고딕" w:eastAsia="맑은 고딕" w:hAnsi="맑은 고딕"/>
               </w:rPr>
               <w:t>“</w:t>
             </w:r>
             <w:r>
               <w:rPr>
-                <w:rFonts w:asciiTheme="minorHAnsi" w:eastAsiaTheme="minorHAnsi" w:hAnsiTheme="minorHAnsi" w:hint="eastAsia"/>
+                <w:rFonts w:ascii="맑은 고딕" w:eastAsia="맑은 고딕" w:hAnsi="맑은 고딕" w:hint="eastAsia"/>
               </w:rPr>
               <w:t>아니요</w:t>
             </w:r>
             <w:r>
               <w:rPr>
-                <w:rFonts w:asciiTheme="minorHAnsi" w:eastAsiaTheme="minorHAnsi" w:hAnsiTheme="minorHAnsi"/>
+                <w:rFonts w:ascii="맑은 고딕" w:eastAsia="맑은 고딕" w:hAnsi="맑은 고딕"/>
               </w:rPr>
               <w:t>”</w:t>
             </w:r>
             <w:r>
               <w:rPr>
-                <w:rFonts w:asciiTheme="minorHAnsi" w:eastAsiaTheme="minorHAnsi" w:hAnsiTheme="minorHAnsi" w:hint="eastAsia"/>
-              </w:rPr>
-              <w:t xml:space="preserve">를 눌러 </w:t>
-            </w:r>
-            <w:r>
-              <w:rPr>
-                <w:rFonts w:asciiTheme="minorHAnsi" w:eastAsiaTheme="minorHAnsi" w:hAnsiTheme="minorHAnsi" w:hint="eastAsia"/>
-              </w:rPr>
-              <w:lastRenderedPageBreak/>
-              <w:t>탈퇴를 취소한다.</w:t>
+                <w:rFonts w:ascii="맑은 고딕" w:eastAsia="맑은 고딕" w:hAnsi="맑은 고딕" w:hint="eastAsia"/>
+              </w:rPr>
+              <w:t>를 눌러 탈퇴를 취소한다.</w:t>
             </w:r>
           </w:p>
         </w:tc>
@@ -14255,93 +12097,82 @@
               <w:spacing w:line="276" w:lineRule="auto"/>
               <w:jc w:val="center"/>
               <w:rPr>
-                <w:b/>
-              </w:rPr>
-            </w:pPr>
-            <w:r>
-              <w:rPr>
-                <w:b/>
-              </w:rPr>
-              <w:lastRenderedPageBreak/>
-              <w:t>예외</w:t>
-            </w:r>
-            <w:r>
-              <w:rPr>
-                <w:b/>
+                <w:rFonts w:ascii="맑은 고딕" w:eastAsia="맑은 고딕" w:hAnsi="맑은 고딕"/>
+                <w:b/>
+              </w:rPr>
+            </w:pPr>
+            <w:r>
+              <w:rPr>
+                <w:rFonts w:ascii="맑은 고딕" w:eastAsia="맑은 고딕" w:hAnsi="맑은 고딕"/>
+                <w:b/>
+              </w:rPr>
+              <w:t>예외 흐름</w:t>
+            </w:r>
+          </w:p>
+        </w:tc>
+        <w:tc>
+          <w:tcPr>
+            <w:tcW w:w="7138" w:type="dxa"/>
+            <w:vAlign w:val="center"/>
+          </w:tcPr>
+          <w:p>
+            <w:pPr>
+              <w:spacing w:line="276" w:lineRule="auto"/>
+              <w:rPr>
+                <w:rFonts w:ascii="맑은 고딕" w:eastAsia="맑은 고딕" w:hAnsi="맑은 고딕"/>
+              </w:rPr>
+            </w:pPr>
+            <w:r>
+              <w:rPr>
+                <w:rFonts w:ascii="맑은 고딕" w:eastAsia="맑은 고딕" w:hAnsi="맑은 고딕"/>
+              </w:rPr>
+              <w:t xml:space="preserve">1. </w:t>
+            </w:r>
+            <w:r>
+              <w:rPr>
+                <w:rFonts w:ascii="맑은 고딕" w:eastAsia="맑은 고딕" w:hAnsi="맑은 고딕" w:hint="eastAsia"/>
+              </w:rPr>
+              <w:t>회원 탈퇴 실패</w:t>
+            </w:r>
+            <w:r>
+              <w:rPr>
+                <w:rFonts w:ascii="맑은 고딕" w:eastAsia="맑은 고딕" w:hAnsi="맑은 고딕"/>
+              </w:rPr>
+              <w:t>:</w:t>
+            </w:r>
+            <w:r>
+              <w:rPr>
+                <w:rFonts w:ascii="맑은 고딕" w:eastAsia="맑은 고딕" w:hAnsi="맑은 고딕"/>
               </w:rPr>
               <w:t xml:space="preserve"> </w:t>
             </w:r>
             <w:r>
               <w:rPr>
-                <w:b/>
-              </w:rPr>
-              <w:t>흐름</w:t>
-            </w:r>
-          </w:p>
-        </w:tc>
-        <w:tc>
-          <w:tcPr>
-            <w:tcW w:w="7138" w:type="dxa"/>
-            <w:vAlign w:val="center"/>
-          </w:tcPr>
-          <w:p>
-            <w:pPr>
-              <w:spacing w:line="276" w:lineRule="auto"/>
-              <w:rPr>
-                <w:rFonts w:asciiTheme="minorHAnsi" w:eastAsiaTheme="minorHAnsi" w:hAnsiTheme="minorHAnsi"/>
-              </w:rPr>
-            </w:pPr>
-            <w:r>
-              <w:rPr>
-                <w:rFonts w:asciiTheme="minorHAnsi" w:eastAsiaTheme="minorHAnsi" w:hAnsiTheme="minorHAnsi"/>
-              </w:rPr>
-              <w:t xml:space="preserve">1. </w:t>
-            </w:r>
-            <w:r>
-              <w:rPr>
-                <w:rFonts w:asciiTheme="minorHAnsi" w:eastAsiaTheme="minorHAnsi" w:hAnsiTheme="minorHAnsi" w:hint="eastAsia"/>
-              </w:rPr>
-              <w:t>회원 탈퇴 실패</w:t>
-            </w:r>
-            <w:r>
-              <w:rPr>
-                <w:rFonts w:asciiTheme="minorHAnsi" w:eastAsiaTheme="minorHAnsi" w:hAnsiTheme="minorHAnsi"/>
-              </w:rPr>
-              <w:t>:</w:t>
-            </w:r>
-            <w:r>
-              <w:rPr>
-                <w:rFonts w:asciiTheme="minorHAnsi" w:eastAsiaTheme="minorHAnsi" w:hAnsiTheme="minorHAnsi"/>
-              </w:rPr>
-              <w:t xml:space="preserve"> </w:t>
-            </w:r>
-            <w:r>
-              <w:rPr>
-                <w:rFonts w:asciiTheme="minorHAnsi" w:eastAsiaTheme="minorHAnsi" w:hAnsiTheme="minorHAnsi" w:hint="eastAsia"/>
+                <w:rFonts w:ascii="맑은 고딕" w:eastAsia="맑은 고딕" w:hAnsi="맑은 고딕" w:hint="eastAsia"/>
               </w:rPr>
               <w:t xml:space="preserve">회원 탈퇴 실패 시, </w:t>
             </w:r>
             <w:r>
               <w:rPr>
-                <w:rFonts w:asciiTheme="minorHAnsi" w:eastAsiaTheme="minorHAnsi" w:hAnsiTheme="minorHAnsi"/>
+                <w:rFonts w:ascii="맑은 고딕" w:eastAsia="맑은 고딕" w:hAnsi="맑은 고딕"/>
               </w:rPr>
               <w:t>“</w:t>
             </w:r>
             <w:r>
               <w:rPr>
-                <w:rFonts w:asciiTheme="minorHAnsi" w:eastAsiaTheme="minorHAnsi" w:hAnsiTheme="minorHAnsi" w:hint="eastAsia"/>
+                <w:rFonts w:ascii="맑은 고딕" w:eastAsia="맑은 고딕" w:hAnsi="맑은 고딕" w:hint="eastAsia"/>
               </w:rPr>
               <w:t>회원 탈퇴를 실패했습니다.</w:t>
             </w:r>
             <w:r>
               <w:rPr>
-                <w:rFonts w:asciiTheme="minorHAnsi" w:eastAsiaTheme="minorHAnsi" w:hAnsiTheme="minorHAnsi"/>
+                <w:rFonts w:ascii="맑은 고딕" w:eastAsia="맑은 고딕" w:hAnsi="맑은 고딕"/>
               </w:rPr>
               <w:t>”</w:t>
             </w:r>
             <w:r>
               <w:rPr>
-                <w:rFonts w:asciiTheme="minorHAnsi" w:eastAsiaTheme="minorHAnsi" w:hAnsiTheme="minorHAnsi" w:hint="eastAsia"/>
+                <w:rFonts w:ascii="맑은 고딕" w:eastAsia="맑은 고딕" w:hAnsi="맑은 고딕" w:hint="eastAsia"/>
               </w:rPr>
               <w:t xml:space="preserve"> 메시지 출력</w:t>
             </w:r>
@@ -14353,75 +12184,117 @@
       <w:pPr>
         <w:widowControl/>
         <w:spacing w:line="276" w:lineRule="auto"/>
+        <w:rPr>
+          <w:rFonts w:ascii="맑은 고딕" w:eastAsia="맑은 고딕" w:hAnsi="맑은 고딕"/>
+        </w:rPr>
       </w:pPr>
     </w:p>
     <w:p>
       <w:pPr>
         <w:widowControl/>
         <w:spacing w:line="276" w:lineRule="auto"/>
+        <w:rPr>
+          <w:rFonts w:ascii="맑은 고딕" w:eastAsia="맑은 고딕" w:hAnsi="맑은 고딕"/>
+        </w:rPr>
       </w:pPr>
     </w:p>
     <w:p>
       <w:pPr>
         <w:widowControl/>
         <w:spacing w:line="276" w:lineRule="auto"/>
+        <w:rPr>
+          <w:rFonts w:ascii="맑은 고딕" w:eastAsia="맑은 고딕" w:hAnsi="맑은 고딕"/>
+        </w:rPr>
       </w:pPr>
     </w:p>
     <w:p>
       <w:pPr>
         <w:widowControl/>
         <w:spacing w:line="276" w:lineRule="auto"/>
+        <w:rPr>
+          <w:rFonts w:ascii="맑은 고딕" w:eastAsia="맑은 고딕" w:hAnsi="맑은 고딕"/>
+        </w:rPr>
       </w:pPr>
     </w:p>
     <w:p>
       <w:pPr>
         <w:widowControl/>
         <w:spacing w:line="276" w:lineRule="auto"/>
+        <w:rPr>
+          <w:rFonts w:ascii="맑은 고딕" w:eastAsia="맑은 고딕" w:hAnsi="맑은 고딕"/>
+        </w:rPr>
       </w:pPr>
     </w:p>
     <w:p>
       <w:pPr>
         <w:widowControl/>
         <w:spacing w:line="276" w:lineRule="auto"/>
+        <w:rPr>
+          <w:rFonts w:ascii="맑은 고딕" w:eastAsia="맑은 고딕" w:hAnsi="맑은 고딕"/>
+        </w:rPr>
       </w:pPr>
     </w:p>
     <w:p>
       <w:pPr>
         <w:widowControl/>
         <w:spacing w:line="276" w:lineRule="auto"/>
+        <w:rPr>
+          <w:rFonts w:ascii="맑은 고딕" w:eastAsia="맑은 고딕" w:hAnsi="맑은 고딕"/>
+        </w:rPr>
       </w:pPr>
     </w:p>
     <w:p>
       <w:pPr>
         <w:widowControl/>
         <w:spacing w:line="276" w:lineRule="auto"/>
+        <w:rPr>
+          <w:rFonts w:ascii="맑은 고딕" w:eastAsia="맑은 고딕" w:hAnsi="맑은 고딕"/>
+        </w:rPr>
       </w:pPr>
     </w:p>
     <w:p>
       <w:pPr>
         <w:widowControl/>
         <w:spacing w:line="276" w:lineRule="auto"/>
+        <w:rPr>
+          <w:rFonts w:ascii="맑은 고딕" w:eastAsia="맑은 고딕" w:hAnsi="맑은 고딕"/>
+        </w:rPr>
       </w:pPr>
     </w:p>
     <w:p>
       <w:pPr>
         <w:widowControl/>
         <w:spacing w:line="276" w:lineRule="auto"/>
+        <w:rPr>
+          <w:rFonts w:ascii="맑은 고딕" w:eastAsia="맑은 고딕" w:hAnsi="맑은 고딕"/>
+        </w:rPr>
       </w:pPr>
     </w:p>
     <w:p>
       <w:pPr>
         <w:widowControl/>
         <w:spacing w:line="276" w:lineRule="auto"/>
+        <w:rPr>
+          <w:rFonts w:ascii="맑은 고딕" w:eastAsia="맑은 고딕" w:hAnsi="맑은 고딕"/>
+        </w:rPr>
       </w:pPr>
     </w:p>
     <w:p>
       <w:pPr>
         <w:widowControl/>
         <w:spacing w:line="276" w:lineRule="auto"/>
+        <w:rPr>
+          <w:rFonts w:ascii="맑은 고딕" w:eastAsia="맑은 고딕" w:hAnsi="맑은 고딕"/>
+        </w:rPr>
       </w:pPr>
     </w:p>
-    <w:p/>
+    <w:p>
+      <w:pPr>
+        <w:rPr>
+          <w:rFonts w:ascii="맑은 고딕" w:eastAsia="맑은 고딕" w:hAnsi="맑은 고딕"/>
+        </w:rPr>
+      </w:pPr>
+    </w:p>
     <w:sectPr>
       <w:pgSz w:w="11906" w:h="16838"/>
       <w:pgMar w:top="1701" w:right="1440" w:bottom="1440" w:left="1440" w:header="851" w:footer="992" w:gutter="0"/>

--- a/Document/SDLC/요구사항모델(RM).docx
+++ b/Document/SDLC/요구사항모델(RM).docx
@@ -716,6 +716,17 @@
     </w:p>
     <w:p>
       <w:pPr>
+        <w:ind w:left="17"/>
+        <w:jc w:val="center"/>
+        <w:rPr>
+          <w:rFonts w:ascii="맑은 고딕" w:eastAsia="맑은 고딕" w:hAnsi="맑은 고딕" w:cs="맑은 고딕"/>
+          <w:sz w:val="32"/>
+          <w:szCs w:val="32"/>
+        </w:rPr>
+      </w:pPr>
+    </w:p>
+    <w:p>
+      <w:pPr>
         <w:pBdr>
           <w:top w:val="nil"/>
           <w:left w:val="nil"/>
@@ -767,8 +778,8 @@
     </w:p>
     <w:tbl>
       <w:tblPr>
-        <w:tblpPr w:leftFromText="142" w:rightFromText="142" w:vertAnchor="text" w:tblpX="4588" w:tblpY="401"/>
-        <w:tblW w:w="4692" w:type="dxa"/>
+        <w:tblpPr w:leftFromText="142" w:rightFromText="142" w:vertAnchor="text" w:horzAnchor="page" w:tblpX="5413" w:tblpY="534"/>
+        <w:tblW w:w="4607" w:type="dxa"/>
         <w:tblBorders>
           <w:top w:val="single" w:sz="12" w:space="0" w:color="000000"/>
           <w:left w:val="single" w:sz="12" w:space="0" w:color="000000"/>
@@ -781,16 +792,16 @@
         <w:tblLook w:val="0000" w:firstRow="0" w:lastRow="0" w:firstColumn="0" w:lastColumn="0" w:noHBand="0" w:noVBand="0"/>
       </w:tblPr>
       <w:tblGrid>
-        <w:gridCol w:w="1108"/>
-        <w:gridCol w:w="3584"/>
+        <w:gridCol w:w="1088"/>
+        <w:gridCol w:w="3519"/>
       </w:tblGrid>
       <w:tr>
         <w:trPr>
-          <w:trHeight w:val="610"/>
+          <w:trHeight w:val="604"/>
         </w:trPr>
         <w:tc>
           <w:tcPr>
-            <w:tcW w:w="1108" w:type="dxa"/>
+            <w:tcW w:w="1088" w:type="dxa"/>
             <w:tcBorders>
               <w:bottom w:val="single" w:sz="4" w:space="0" w:color="000000"/>
               <w:right w:val="single" w:sz="4" w:space="0" w:color="000000"/>
@@ -812,18 +823,18 @@
               <w:ind w:left="30"/>
               <w:jc w:val="center"/>
               <w:rPr>
-                <w:rFonts w:ascii="맑은 고딕" w:eastAsia="맑은 고딕" w:hAnsi="맑은 고딕" w:cs="맑은 고딕"/>
-                <w:b/>
-                <w:color w:val="000000"/>
+                <w:rFonts w:asciiTheme="majorHAnsi" w:eastAsiaTheme="majorHAnsi" w:hAnsiTheme="majorHAnsi" w:cs="맑은 고딕"/>
+                <w:b/>
+                <w:bCs/>
                 <w:sz w:val="26"/>
                 <w:szCs w:val="26"/>
               </w:rPr>
             </w:pPr>
             <w:r>
               <w:rPr>
-                <w:rFonts w:ascii="맑은 고딕" w:eastAsia="맑은 고딕" w:hAnsi="맑은 고딕" w:cs="맑은 고딕"/>
-                <w:b/>
-                <w:color w:val="000000"/>
+                <w:rFonts w:asciiTheme="majorHAnsi" w:eastAsiaTheme="majorHAnsi" w:hAnsiTheme="majorHAnsi" w:cs="맑은 고딕"/>
+                <w:b/>
+                <w:bCs/>
                 <w:sz w:val="26"/>
                 <w:szCs w:val="26"/>
               </w:rPr>
@@ -831,9 +842,9 @@
             </w:r>
             <w:r>
               <w:rPr>
-                <w:rFonts w:ascii="맑은 고딕" w:eastAsia="맑은 고딕" w:hAnsi="맑은 고딕" w:cs="맑은 고딕"/>
-                <w:b/>
-                <w:color w:val="000000"/>
+                <w:rFonts w:asciiTheme="majorHAnsi" w:eastAsiaTheme="majorHAnsi" w:hAnsiTheme="majorHAnsi" w:cs="맑은 고딕"/>
+                <w:b/>
+                <w:bCs/>
                 <w:sz w:val="26"/>
                 <w:szCs w:val="26"/>
               </w:rPr>
@@ -844,7 +855,7 @@
         </w:tc>
         <w:tc>
           <w:tcPr>
-            <w:tcW w:w="3584" w:type="dxa"/>
+            <w:tcW w:w="3519" w:type="dxa"/>
             <w:tcBorders>
               <w:left w:val="single" w:sz="4" w:space="0" w:color="000000"/>
               <w:bottom w:val="single" w:sz="4" w:space="0" w:color="000000"/>
@@ -863,18 +874,18 @@
               <w:ind w:left="167"/>
               <w:jc w:val="center"/>
               <w:rPr>
-                <w:rFonts w:ascii="맑은 고딕" w:eastAsia="맑은 고딕" w:hAnsi="맑은 고딕" w:cs="맑은 고딕"/>
-                <w:b/>
-                <w:color w:val="000000"/>
+                <w:rFonts w:asciiTheme="majorHAnsi" w:eastAsiaTheme="majorHAnsi" w:hAnsiTheme="majorHAnsi" w:cs="맑은 고딕"/>
+                <w:b/>
+                <w:bCs/>
                 <w:sz w:val="26"/>
                 <w:szCs w:val="26"/>
               </w:rPr>
             </w:pPr>
             <w:r>
               <w:rPr>
-                <w:rFonts w:ascii="맑은 고딕" w:eastAsia="맑은 고딕" w:hAnsi="맑은 고딕" w:cs="맑은 고딕"/>
-                <w:b/>
-                <w:color w:val="000000"/>
+                <w:rFonts w:asciiTheme="majorHAnsi" w:eastAsiaTheme="majorHAnsi" w:hAnsiTheme="majorHAnsi" w:cs="맑은 고딕"/>
+                <w:b/>
+                <w:bCs/>
                 <w:sz w:val="26"/>
                 <w:szCs w:val="26"/>
               </w:rPr>
@@ -885,11 +896,11 @@
       </w:tr>
       <w:tr>
         <w:trPr>
-          <w:trHeight w:val="620"/>
+          <w:trHeight w:val="613"/>
         </w:trPr>
         <w:tc>
           <w:tcPr>
-            <w:tcW w:w="1108" w:type="dxa"/>
+            <w:tcW w:w="1088" w:type="dxa"/>
             <w:tcBorders>
               <w:top w:val="single" w:sz="4" w:space="0" w:color="000000"/>
               <w:bottom w:val="single" w:sz="4" w:space="0" w:color="000000"/>
@@ -913,18 +924,18 @@
               <w:ind w:left="30"/>
               <w:jc w:val="center"/>
               <w:rPr>
-                <w:rFonts w:ascii="맑은 고딕" w:eastAsia="맑은 고딕" w:hAnsi="맑은 고딕" w:cs="맑은 고딕"/>
-                <w:b/>
-                <w:color w:val="000000"/>
+                <w:rFonts w:asciiTheme="majorHAnsi" w:eastAsiaTheme="majorHAnsi" w:hAnsiTheme="majorHAnsi" w:cs="맑은 고딕"/>
+                <w:b/>
+                <w:bCs/>
                 <w:sz w:val="26"/>
                 <w:szCs w:val="26"/>
               </w:rPr>
             </w:pPr>
             <w:r>
               <w:rPr>
-                <w:rFonts w:ascii="맑은 고딕" w:eastAsia="맑은 고딕" w:hAnsi="맑은 고딕" w:cs="맑은 고딕"/>
-                <w:b/>
-                <w:color w:val="000000"/>
+                <w:rFonts w:asciiTheme="majorHAnsi" w:eastAsiaTheme="majorHAnsi" w:hAnsiTheme="majorHAnsi" w:cs="맑은 고딕"/>
+                <w:b/>
+                <w:bCs/>
                 <w:sz w:val="26"/>
                 <w:szCs w:val="26"/>
               </w:rPr>
@@ -932,9 +943,9 @@
             </w:r>
             <w:r>
               <w:rPr>
-                <w:rFonts w:ascii="맑은 고딕" w:eastAsia="맑은 고딕" w:hAnsi="맑은 고딕" w:cs="맑은 고딕"/>
-                <w:b/>
-                <w:color w:val="000000"/>
+                <w:rFonts w:asciiTheme="majorHAnsi" w:eastAsiaTheme="majorHAnsi" w:hAnsiTheme="majorHAnsi" w:cs="맑은 고딕"/>
+                <w:b/>
+                <w:bCs/>
                 <w:sz w:val="26"/>
                 <w:szCs w:val="26"/>
               </w:rPr>
@@ -945,7 +956,7 @@
         </w:tc>
         <w:tc>
           <w:tcPr>
-            <w:tcW w:w="3584" w:type="dxa"/>
+            <w:tcW w:w="3519" w:type="dxa"/>
             <w:tcBorders>
               <w:top w:val="single" w:sz="4" w:space="0" w:color="000000"/>
               <w:left w:val="single" w:sz="4" w:space="0" w:color="000000"/>
@@ -964,18 +975,18 @@
               <w:spacing w:before="114"/>
               <w:jc w:val="center"/>
               <w:rPr>
-                <w:rFonts w:ascii="맑은 고딕" w:eastAsia="맑은 고딕" w:hAnsi="맑은 고딕" w:cs="맑은 고딕"/>
-                <w:b/>
-                <w:color w:val="000000"/>
+                <w:rFonts w:asciiTheme="majorHAnsi" w:eastAsiaTheme="majorHAnsi" w:hAnsiTheme="majorHAnsi" w:cs="맑은 고딕"/>
+                <w:b/>
+                <w:bCs/>
                 <w:sz w:val="26"/>
                 <w:szCs w:val="26"/>
               </w:rPr>
             </w:pPr>
             <w:r>
               <w:rPr>
-                <w:rFonts w:ascii="맑은 고딕" w:eastAsia="맑은 고딕" w:hAnsi="맑은 고딕" w:cs="맑은 고딕" w:hint="eastAsia"/>
-                <w:b/>
-                <w:color w:val="000000"/>
+                <w:rFonts w:asciiTheme="majorHAnsi" w:eastAsiaTheme="majorHAnsi" w:hAnsiTheme="majorHAnsi" w:cs="맑은 고딕" w:hint="eastAsia"/>
+                <w:b/>
+                <w:bCs/>
                 <w:sz w:val="26"/>
                 <w:szCs w:val="26"/>
               </w:rPr>
@@ -986,11 +997,11 @@
       </w:tr>
       <w:tr>
         <w:trPr>
-          <w:trHeight w:val="2742"/>
+          <w:trHeight w:val="1211"/>
         </w:trPr>
         <w:tc>
           <w:tcPr>
-            <w:tcW w:w="1108" w:type="dxa"/>
+            <w:tcW w:w="1088" w:type="dxa"/>
             <w:tcBorders>
               <w:top w:val="single" w:sz="4" w:space="0" w:color="000000"/>
               <w:right w:val="single" w:sz="4" w:space="0" w:color="000000"/>
@@ -1013,15 +1024,16 @@
               <w:ind w:left="30"/>
               <w:jc w:val="center"/>
               <w:rPr>
-                <w:rFonts w:ascii="맑은 고딕" w:eastAsia="맑은 고딕" w:hAnsi="맑은 고딕" w:cs="맑은 고딕"/>
-                <w:color w:val="000000"/>
-              </w:rPr>
-            </w:pPr>
-            <w:r>
-              <w:rPr>
-                <w:rFonts w:ascii="맑은 고딕" w:eastAsia="맑은 고딕" w:hAnsi="맑은 고딕" w:cs="맑은 고딕"/>
-                <w:b/>
-                <w:color w:val="000000"/>
+                <w:rFonts w:asciiTheme="majorHAnsi" w:eastAsiaTheme="majorHAnsi" w:hAnsiTheme="majorHAnsi" w:cs="맑은 고딕"/>
+                <w:sz w:val="24"/>
+                <w:szCs w:val="24"/>
+              </w:rPr>
+            </w:pPr>
+            <w:r>
+              <w:rPr>
+                <w:rFonts w:asciiTheme="majorHAnsi" w:eastAsiaTheme="majorHAnsi" w:hAnsiTheme="majorHAnsi" w:cs="맑은 고딕"/>
+                <w:b/>
+                <w:bCs/>
                 <w:sz w:val="26"/>
                 <w:szCs w:val="26"/>
               </w:rPr>
@@ -1029,9 +1041,9 @@
             </w:r>
             <w:r>
               <w:rPr>
-                <w:rFonts w:ascii="맑은 고딕" w:eastAsia="맑은 고딕" w:hAnsi="맑은 고딕" w:cs="맑은 고딕"/>
-                <w:b/>
-                <w:color w:val="000000"/>
+                <w:rFonts w:asciiTheme="majorHAnsi" w:eastAsiaTheme="majorHAnsi" w:hAnsiTheme="majorHAnsi" w:cs="맑은 고딕"/>
+                <w:b/>
+                <w:bCs/>
                 <w:sz w:val="26"/>
                 <w:szCs w:val="26"/>
               </w:rPr>
@@ -1042,81 +1054,12 @@
         </w:tc>
         <w:tc>
           <w:tcPr>
-            <w:tcW w:w="3584" w:type="dxa"/>
+            <w:tcW w:w="3519" w:type="dxa"/>
             <w:tcBorders>
               <w:top w:val="single" w:sz="4" w:space="0" w:color="000000"/>
               <w:left w:val="single" w:sz="4" w:space="0" w:color="000000"/>
             </w:tcBorders>
           </w:tcPr>
-          <w:p>
-            <w:pPr>
-              <w:pBdr>
-                <w:top w:val="nil"/>
-                <w:left w:val="nil"/>
-                <w:bottom w:val="nil"/>
-                <w:right w:val="nil"/>
-                <w:between w:val="nil"/>
-              </w:pBdr>
-              <w:ind w:firstLineChars="50" w:firstLine="130"/>
-              <w:rPr>
-                <w:rFonts w:ascii="맑은 고딕" w:eastAsia="맑은 고딕" w:hAnsi="맑은 고딕" w:cs="맑은 고딕"/>
-                <w:b/>
-                <w:color w:val="000000"/>
-                <w:sz w:val="26"/>
-                <w:szCs w:val="26"/>
-              </w:rPr>
-            </w:pPr>
-            <w:r>
-              <w:rPr>
-                <w:rFonts w:ascii="맑은 고딕" w:eastAsia="맑은 고딕" w:hAnsi="맑은 고딕" w:cs="맑은 고딕"/>
-                <w:b/>
-                <w:color w:val="000000"/>
-                <w:sz w:val="26"/>
-                <w:szCs w:val="26"/>
-              </w:rPr>
-              <w:t>2</w:t>
-            </w:r>
-            <w:r>
-              <w:rPr>
-                <w:rFonts w:ascii="맑은 고딕" w:eastAsia="맑은 고딕" w:hAnsi="맑은 고딕" w:cs="맑은 고딕" w:hint="eastAsia"/>
-                <w:b/>
-                <w:color w:val="000000"/>
-                <w:sz w:val="26"/>
-                <w:szCs w:val="26"/>
-              </w:rPr>
-              <w:t>6</w:t>
-            </w:r>
-            <w:r>
-              <w:rPr>
-                <w:rFonts w:ascii="맑은 고딕" w:eastAsia="맑은 고딕" w:hAnsi="맑은 고딕" w:cs="맑은 고딕"/>
-                <w:b/>
-                <w:color w:val="000000"/>
-                <w:sz w:val="26"/>
-                <w:szCs w:val="26"/>
-              </w:rPr>
-              <w:t>33</w:t>
-            </w:r>
-            <w:r>
-              <w:rPr>
-                <w:rFonts w:ascii="맑은 고딕" w:eastAsia="맑은 고딕" w:hAnsi="맑은 고딕" w:cs="맑은 고딕" w:hint="eastAsia"/>
-                <w:b/>
-                <w:color w:val="000000"/>
-                <w:sz w:val="26"/>
-                <w:szCs w:val="26"/>
-              </w:rPr>
-              <w:t>601</w:t>
-            </w:r>
-            <w:r>
-              <w:rPr>
-                <w:rFonts w:ascii="맑은 고딕" w:eastAsia="맑은 고딕" w:hAnsi="맑은 고딕" w:cs="맑은 고딕"/>
-                <w:b/>
-                <w:color w:val="000000"/>
-                <w:sz w:val="26"/>
-                <w:szCs w:val="26"/>
-              </w:rPr>
-              <w:t xml:space="preserve"> 김민성</w:t>
-            </w:r>
-          </w:p>
           <w:p>
             <w:pPr>
               <w:pBdr>
@@ -1128,24 +1071,137 @@
               </w:pBdr>
               <w:spacing w:before="66"/>
               <w:ind w:left="203"/>
-              <w:rPr>
-                <w:rFonts w:ascii="맑은 고딕" w:eastAsia="맑은 고딕" w:hAnsi="맑은 고딕" w:cs="맑은 고딕"/>
-                <w:b/>
-                <w:color w:val="000000"/>
+              <w:jc w:val="center"/>
+              <w:rPr>
+                <w:rFonts w:asciiTheme="majorHAnsi" w:eastAsiaTheme="majorHAnsi" w:hAnsiTheme="majorHAnsi" w:cs="맑은 고딕"/>
+                <w:b/>
+                <w:bCs/>
                 <w:sz w:val="26"/>
                 <w:szCs w:val="26"/>
               </w:rPr>
             </w:pPr>
             <w:r>
               <w:rPr>
-                <w:rFonts w:ascii="맑은 고딕" w:eastAsia="맑은 고딕" w:hAnsi="맑은 고딕" w:cs="맑은 고딕" w:hint="eastAsia"/>
-                <w:b/>
-                <w:color w:val="000000"/>
+                <w:rFonts w:asciiTheme="majorHAnsi" w:eastAsiaTheme="majorHAnsi" w:hAnsiTheme="majorHAnsi" w:cs="맑은 고딕"/>
+                <w:b/>
+                <w:bCs/>
                 <w:sz w:val="26"/>
                 <w:szCs w:val="26"/>
               </w:rPr>
-              <w:t>2633610 임효진</w:t>
-            </w:r>
+              <w:t>2</w:t>
+            </w:r>
+            <w:r>
+              <w:rPr>
+                <w:rFonts w:asciiTheme="majorHAnsi" w:eastAsiaTheme="majorHAnsi" w:hAnsiTheme="majorHAnsi" w:cs="맑은 고딕" w:hint="eastAsia"/>
+                <w:b/>
+                <w:bCs/>
+                <w:sz w:val="26"/>
+                <w:szCs w:val="26"/>
+              </w:rPr>
+              <w:t>6</w:t>
+            </w:r>
+            <w:r>
+              <w:rPr>
+                <w:rFonts w:asciiTheme="majorHAnsi" w:eastAsiaTheme="majorHAnsi" w:hAnsiTheme="majorHAnsi" w:cs="맑은 고딕"/>
+                <w:b/>
+                <w:bCs/>
+                <w:sz w:val="26"/>
+                <w:szCs w:val="26"/>
+              </w:rPr>
+              <w:t>33</w:t>
+            </w:r>
+            <w:r>
+              <w:rPr>
+                <w:rFonts w:asciiTheme="majorHAnsi" w:eastAsiaTheme="majorHAnsi" w:hAnsiTheme="majorHAnsi" w:cs="맑은 고딕" w:hint="eastAsia"/>
+                <w:b/>
+                <w:bCs/>
+                <w:sz w:val="26"/>
+                <w:szCs w:val="26"/>
+              </w:rPr>
+              <w:t>608</w:t>
+            </w:r>
+            <w:r>
+              <w:rPr>
+                <w:rFonts w:asciiTheme="majorHAnsi" w:eastAsiaTheme="majorHAnsi" w:hAnsiTheme="majorHAnsi" w:cs="맑은 고딕"/>
+                <w:b/>
+                <w:bCs/>
+                <w:sz w:val="26"/>
+                <w:szCs w:val="26"/>
+              </w:rPr>
+              <w:t xml:space="preserve"> 김민성</w:t>
+            </w:r>
+          </w:p>
+          <w:p>
+            <w:pPr>
+              <w:pBdr>
+                <w:top w:val="nil"/>
+                <w:left w:val="nil"/>
+                <w:bottom w:val="nil"/>
+                <w:right w:val="nil"/>
+                <w:between w:val="nil"/>
+              </w:pBdr>
+              <w:spacing w:before="66"/>
+              <w:ind w:left="203"/>
+              <w:jc w:val="center"/>
+              <w:rPr>
+                <w:rFonts w:asciiTheme="majorHAnsi" w:eastAsiaTheme="majorHAnsi" w:hAnsiTheme="majorHAnsi" w:cs="맑은 고딕"/>
+                <w:b/>
+                <w:bCs/>
+                <w:sz w:val="26"/>
+                <w:szCs w:val="26"/>
+              </w:rPr>
+            </w:pPr>
+            <w:r>
+              <w:rPr>
+                <w:rFonts w:asciiTheme="majorHAnsi" w:eastAsiaTheme="majorHAnsi" w:hAnsiTheme="majorHAnsi" w:cs="맑은 고딕" w:hint="eastAsia"/>
+                <w:b/>
+                <w:bCs/>
+                <w:sz w:val="26"/>
+                <w:szCs w:val="26"/>
+              </w:rPr>
+              <w:t>2633610</w:t>
+            </w:r>
+            <w:r>
+              <w:rPr>
+                <w:rFonts w:asciiTheme="majorHAnsi" w:eastAsiaTheme="majorHAnsi" w:hAnsiTheme="majorHAnsi" w:cs="맑은 고딕"/>
+                <w:b/>
+                <w:bCs/>
+                <w:sz w:val="26"/>
+                <w:szCs w:val="26"/>
+              </w:rPr>
+              <w:t xml:space="preserve"> </w:t>
+            </w:r>
+            <w:r>
+              <w:rPr>
+                <w:rFonts w:asciiTheme="majorHAnsi" w:eastAsiaTheme="majorHAnsi" w:hAnsiTheme="majorHAnsi" w:cs="맑은 고딕" w:hint="eastAsia"/>
+                <w:b/>
+                <w:bCs/>
+                <w:sz w:val="26"/>
+                <w:szCs w:val="26"/>
+              </w:rPr>
+              <w:t>임효진</w:t>
+            </w:r>
+          </w:p>
+          <w:p>
+            <w:pPr>
+              <w:pBdr>
+                <w:top w:val="nil"/>
+                <w:left w:val="nil"/>
+                <w:bottom w:val="nil"/>
+                <w:right w:val="nil"/>
+                <w:between w:val="nil"/>
+              </w:pBdr>
+              <w:spacing w:before="66"/>
+              <w:ind w:left="203"/>
+              <w:jc w:val="center"/>
+              <w:rPr>
+                <w:rFonts w:asciiTheme="majorHAnsi" w:eastAsiaTheme="majorHAnsi" w:hAnsiTheme="majorHAnsi" w:cs="맑은 고딕"/>
+                <w:b/>
+                <w:bCs/>
+                <w:sz w:val="26"/>
+                <w:szCs w:val="26"/>
+              </w:rPr>
+            </w:pPr>
           </w:p>
         </w:tc>
       </w:tr>
@@ -4445,35 +4501,6 @@
     <w:p>
       <w:pPr>
         <w:rPr>
-          <w:rFonts w:ascii="맑은 고딕" w:eastAsia="맑은 고딕" w:hAnsi="맑은 고딕"/>
-        </w:rPr>
-      </w:pPr>
-    </w:p>
-    <w:p>
-      <w:pPr>
-        <w:rPr>
-          <w:rFonts w:ascii="맑은 고딕" w:eastAsia="맑은 고딕" w:hAnsi="맑은 고딕"/>
-        </w:rPr>
-      </w:pPr>
-    </w:p>
-    <w:p>
-      <w:pPr>
-        <w:rPr>
-          <w:rFonts w:ascii="맑은 고딕" w:eastAsia="맑은 고딕" w:hAnsi="맑은 고딕"/>
-        </w:rPr>
-      </w:pPr>
-    </w:p>
-    <w:p>
-      <w:pPr>
-        <w:rPr>
-          <w:rFonts w:ascii="맑은 고딕" w:eastAsia="맑은 고딕" w:hAnsi="맑은 고딕" w:cs="휴먼둥근헤드라인"/>
-          <w:color w:val="000000"/>
-        </w:rPr>
-      </w:pPr>
-    </w:p>
-    <w:p>
-      <w:pPr>
-        <w:rPr>
           <w:rFonts w:ascii="맑은 고딕" w:eastAsia="맑은 고딕" w:hAnsi="맑은 고딕" w:cs="휴먼둥근헤드라인"/>
           <w:color w:val="000000"/>
         </w:rPr>
@@ -4521,6 +4548,7 @@
           <w:rFonts w:ascii="맑은 고딕" w:eastAsia="맑은 고딕" w:hAnsi="맑은 고딕" w:cs="맑은 고딕"/>
           <w:b/>
         </w:rPr>
+        <w:lastRenderedPageBreak/>
         <w:t>유스케이스 목록</w:t>
       </w:r>
     </w:p>
@@ -6585,7 +6613,6 @@
                 <w:rFonts w:ascii="맑은 고딕" w:eastAsia="맑은 고딕" w:hAnsi="맑은 고딕"/>
                 <w:b/>
               </w:rPr>
-              <w:lastRenderedPageBreak/>
               <w:t>항목</w:t>
             </w:r>
           </w:p>
@@ -6768,6 +6795,7 @@
                 <w:rFonts w:ascii="맑은 고딕" w:eastAsia="맑은 고딕" w:hAnsi="맑은 고딕"/>
                 <w:b/>
               </w:rPr>
+              <w:lastRenderedPageBreak/>
               <w:t>전제 조건</w:t>
             </w:r>
           </w:p>
@@ -7607,7 +7635,6 @@
                 <w:rFonts w:ascii="맑은 고딕" w:eastAsia="맑은 고딕" w:hAnsi="맑은 고딕"/>
                 <w:b/>
               </w:rPr>
-              <w:lastRenderedPageBreak/>
               <w:t>기본 흐름</w:t>
             </w:r>
           </w:p>
@@ -7842,6 +7869,7 @@
               <w:rPr>
                 <w:rFonts w:ascii="맑은 고딕" w:eastAsia="맑은 고딕" w:hAnsi="맑은 고딕" w:hint="eastAsia"/>
               </w:rPr>
+              <w:lastRenderedPageBreak/>
               <w:t>2. 사용자 초대: 화면에 초대하기 버튼을 눌러 현재 대화방에 현재 접속중인 다른 사용자를 조회 후 초대한다.</w:t>
             </w:r>
           </w:p>
@@ -7859,6 +7887,7 @@
         <w:rPr>
           <w:rFonts w:ascii="맑은 고딕" w:eastAsia="맑은 고딕" w:hAnsi="맑은 고딕"/>
         </w:rPr>
+        <w:lastRenderedPageBreak/>
         <w:pict w14:anchorId="2FC95E7A">
           <v:rect id="_x0000_i1028" style="width:0;height:1.5pt" o:hralign="center" o:hrstd="t" o:hr="t" fillcolor="#a0a0a0" stroked="f"/>
         </w:pict>
@@ -8558,7 +8587,6 @@
                 <w:rFonts w:ascii="맑은 고딕" w:eastAsia="맑은 고딕" w:hAnsi="맑은 고딕"/>
                 <w:b/>
               </w:rPr>
-              <w:lastRenderedPageBreak/>
               <w:t>설명</w:t>
             </w:r>
           </w:p>
@@ -8797,6 +8825,7 @@
                 <w:rFonts w:ascii="맑은 고딕" w:eastAsia="맑은 고딕" w:hAnsi="맑은 고딕"/>
                 <w:b/>
               </w:rPr>
+              <w:lastRenderedPageBreak/>
               <w:t>기본 흐름</w:t>
             </w:r>
           </w:p>
@@ -9485,7 +9514,6 @@
         <w:rPr>
           <w:rFonts w:ascii="맑은 고딕" w:eastAsia="맑은 고딕" w:hAnsi="맑은 고딕"/>
         </w:rPr>
-        <w:lastRenderedPageBreak/>
         <w:pict w14:anchorId="5C07DC07">
           <v:rect id="_x0000_i1030" style="width:0;height:1.5pt" o:hralign="center" o:hrstd="t" o:hr="t" fillcolor="#a0a0a0" stroked="f"/>
         </w:pict>
@@ -9659,6 +9687,7 @@
                 <w:rFonts w:ascii="맑은 고딕" w:eastAsia="맑은 고딕" w:hAnsi="맑은 고딕"/>
                 <w:b/>
               </w:rPr>
+              <w:lastRenderedPageBreak/>
               <w:t>설명</w:t>
             </w:r>
           </w:p>
@@ -10662,7 +10691,6 @@
                 <w:rFonts w:ascii="맑은 고딕" w:eastAsia="맑은 고딕" w:hAnsi="맑은 고딕"/>
                 <w:b/>
               </w:rPr>
-              <w:lastRenderedPageBreak/>
               <w:t>기본 흐름</w:t>
             </w:r>
           </w:p>
@@ -10770,6 +10798,7 @@
                 <w:rFonts w:ascii="맑은 고딕" w:eastAsia="맑은 고딕" w:hAnsi="맑은 고딕"/>
                 <w:b/>
               </w:rPr>
+              <w:lastRenderedPageBreak/>
               <w:t>예외 흐름</w:t>
             </w:r>
           </w:p>
@@ -11659,7 +11688,6 @@
                 <w:rFonts w:ascii="맑은 고딕" w:eastAsia="맑은 고딕" w:hAnsi="맑은 고딕"/>
                 <w:b/>
               </w:rPr>
-              <w:lastRenderedPageBreak/>
               <w:t>주요 액터</w:t>
             </w:r>
           </w:p>
@@ -11816,6 +11844,7 @@
               <w:rPr>
                 <w:rFonts w:ascii="맑은 고딕" w:eastAsia="맑은 고딕" w:hAnsi="맑은 고딕" w:hint="eastAsia"/>
               </w:rPr>
+              <w:lastRenderedPageBreak/>
               <w:t>실패</w:t>
             </w:r>
             <w:r>
@@ -11869,6 +11898,7 @@
                 <w:rFonts w:ascii="맑은 고딕" w:eastAsia="맑은 고딕" w:hAnsi="맑은 고딕"/>
                 <w:b/>
               </w:rPr>
+              <w:lastRenderedPageBreak/>
               <w:t>기본 흐름</w:t>
             </w:r>
           </w:p>
